--- a/bookdown/Observaciones de Bernardo.docx
+++ b/bookdown/Observaciones de Bernardo.docx
@@ -190,13 +190,8 @@
         <w:t>en las aplicaciones prácticas con ayuda del software R</w:t>
       </w:r>
       <w:r>
-        <w:t xml:space="preserve"> y </w:t>
-      </w:r>
-      <w:proofErr w:type="spellStart"/>
-      <w:r>
-        <w:t>Phyton</w:t>
-      </w:r>
-      <w:proofErr w:type="spellEnd"/>
+        <w:t xml:space="preserve"> y Phyton</w:t>
+      </w:r>
       <w:r>
         <w:t xml:space="preserve">, </w:t>
       </w:r>
@@ -1194,24 +1189,16 @@
       </w:r>
       <w:ins w:id="97" w:author="Bernardo" w:date="2019-05-30T14:58:00Z">
         <w:r>
-          <w:t>E</w:t>
-        </w:r>
-        <w:r>
-          <w:t>l siguiente gráfico</w:t>
-        </w:r>
-        <w:r>
-          <w:rPr>
-            <w:rPrChange w:id="98" w:author="Bernardo" w:date="2019-05-29T17:19:00Z">
-              <w:rPr/>
-            </w:rPrChange>
-          </w:rPr>
+          <w:t>El siguiente gráfico</w:t>
+        </w:r>
+        <w:r>
           <w:t xml:space="preserve"> </w:t>
         </w:r>
       </w:ins>
-      <w:del w:id="99" w:author="Bernardo" w:date="2019-05-29T17:30:00Z">
-        <w:r>
-          <w:rPr>
-            <w:rPrChange w:id="100" w:author="Bernardo" w:date="2019-05-29T17:19:00Z">
+      <w:del w:id="98" w:author="Bernardo" w:date="2019-05-29T17:30:00Z">
+        <w:r>
+          <w:rPr>
+            <w:rPrChange w:id="99" w:author="Bernardo" w:date="2019-05-29T17:19:00Z">
               <w:rPr>
                 <w:rFonts w:ascii="Helvetica" w:hAnsi="Helvetica" w:cs="Helvetica"/>
                 <w:color w:val="333333"/>
@@ -1223,20 +1210,20 @@
           <w:delText xml:space="preserve">En </w:delText>
         </w:r>
       </w:del>
-      <w:ins w:id="101" w:author="Bernardo" w:date="2019-05-29T17:30:00Z">
+      <w:ins w:id="100" w:author="Bernardo" w:date="2019-05-29T17:30:00Z">
         <w:r>
           <w:t xml:space="preserve">del </w:t>
         </w:r>
       </w:ins>
-      <w:ins w:id="102" w:author="Bernardo" w:date="2019-05-30T14:59:00Z">
+      <w:ins w:id="101" w:author="Bernardo" w:date="2019-05-30T14:59:00Z">
         <w:r>
           <w:t xml:space="preserve">portal </w:t>
         </w:r>
       </w:ins>
-      <w:del w:id="103" w:author="Bernardo" w:date="2019-05-29T17:30:00Z">
-        <w:r>
-          <w:rPr>
-            <w:rPrChange w:id="104" w:author="Bernardo" w:date="2019-05-29T17:19:00Z">
+      <w:del w:id="102" w:author="Bernardo" w:date="2019-05-29T17:30:00Z">
+        <w:r>
+          <w:rPr>
+            <w:rPrChange w:id="103" w:author="Bernardo" w:date="2019-05-29T17:19:00Z">
               <w:rPr>
                 <w:rFonts w:ascii="Helvetica" w:hAnsi="Helvetica" w:cs="Helvetica"/>
                 <w:color w:val="333333"/>
@@ -1248,10 +1235,10 @@
           <w:delText>u</w:delText>
         </w:r>
       </w:del>
-      <w:del w:id="105" w:author="Bernardo" w:date="2019-05-30T14:58:00Z">
-        <w:r>
-          <w:rPr>
-            <w:rPrChange w:id="106" w:author="Bernardo" w:date="2019-05-29T17:19:00Z">
+      <w:del w:id="104" w:author="Bernardo" w:date="2019-05-30T14:58:00Z">
+        <w:r>
+          <w:rPr>
+            <w:rPrChange w:id="105" w:author="Bernardo" w:date="2019-05-29T17:19:00Z">
               <w:rPr>
                 <w:rFonts w:ascii="Helvetica" w:hAnsi="Helvetica" w:cs="Helvetica"/>
                 <w:color w:val="333333"/>
@@ -1265,7 +1252,7 @@
       </w:del>
       <w:r>
         <w:rPr>
-          <w:rPrChange w:id="107" w:author="Bernardo" w:date="2019-05-29T17:19:00Z">
+          <w:rPrChange w:id="106" w:author="Bernardo" w:date="2019-05-29T17:19:00Z">
             <w:rPr>
               <w:rFonts w:ascii="Helvetica" w:hAnsi="Helvetica" w:cs="Helvetica"/>
               <w:color w:val="333333"/>
@@ -1276,10 +1263,10 @@
         </w:rPr>
         <w:t xml:space="preserve"> </w:t>
       </w:r>
-      <w:del w:id="108" w:author="Bernardo" w:date="2019-05-30T14:59:00Z">
-        <w:r>
-          <w:rPr>
-            <w:rPrChange w:id="109" w:author="Bernardo" w:date="2019-05-29T17:19:00Z">
+      <w:del w:id="107" w:author="Bernardo" w:date="2019-05-30T14:59:00Z">
+        <w:r>
+          <w:rPr>
+            <w:rPrChange w:id="108" w:author="Bernardo" w:date="2019-05-29T17:19:00Z">
               <w:rPr>
                 <w:rFonts w:ascii="Helvetica" w:hAnsi="Helvetica" w:cs="Helvetica"/>
                 <w:color w:val="333333"/>
@@ -1291,10 +1278,10 @@
           <w:delText xml:space="preserve">encuesta </w:delText>
         </w:r>
       </w:del>
-      <w:del w:id="110" w:author="Bernardo" w:date="2019-05-29T17:30:00Z">
-        <w:r>
-          <w:rPr>
-            <w:rPrChange w:id="111" w:author="Bernardo" w:date="2019-05-29T17:19:00Z">
+      <w:del w:id="109" w:author="Bernardo" w:date="2019-05-29T17:30:00Z">
+        <w:r>
+          <w:rPr>
+            <w:rPrChange w:id="110" w:author="Bernardo" w:date="2019-05-29T17:19:00Z">
               <w:rPr>
                 <w:rFonts w:ascii="Helvetica" w:hAnsi="Helvetica" w:cs="Helvetica"/>
                 <w:color w:val="333333"/>
@@ -1306,10 +1293,10 @@
           <w:delText xml:space="preserve">hecha en </w:delText>
         </w:r>
       </w:del>
-      <w:del w:id="112" w:author="Bernardo" w:date="2019-05-30T14:59:00Z">
-        <w:r>
-          <w:rPr>
-            <w:rPrChange w:id="113" w:author="Bernardo" w:date="2019-05-29T17:19:00Z">
+      <w:del w:id="111" w:author="Bernardo" w:date="2019-05-30T14:59:00Z">
+        <w:r>
+          <w:rPr>
+            <w:rPrChange w:id="112" w:author="Bernardo" w:date="2019-05-29T17:19:00Z">
               <w:rPr>
                 <w:rFonts w:ascii="Helvetica" w:hAnsi="Helvetica" w:cs="Helvetica"/>
                 <w:color w:val="333333"/>
@@ -1323,7 +1310,7 @@
       </w:del>
       <w:r>
         <w:rPr>
-          <w:rPrChange w:id="114" w:author="Bernardo" w:date="2019-05-29T17:19:00Z">
+          <w:rPrChange w:id="113" w:author="Bernardo" w:date="2019-05-29T17:19:00Z">
             <w:rPr>
               <w:rFonts w:ascii="Helvetica" w:hAnsi="Helvetica" w:cs="Helvetica"/>
               <w:color w:val="333333"/>
@@ -1334,10 +1321,10 @@
         </w:rPr>
         <w:t>web</w:t>
       </w:r>
-      <w:ins w:id="115" w:author="Bernardo" w:date="2019-05-29T17:13:00Z">
-        <w:r>
-          <w:rPr>
-            <w:rPrChange w:id="116" w:author="Bernardo" w:date="2019-05-29T17:19:00Z">
+      <w:ins w:id="114" w:author="Bernardo" w:date="2019-05-29T17:13:00Z">
+        <w:r>
+          <w:rPr>
+            <w:rPrChange w:id="115" w:author="Bernardo" w:date="2019-05-29T17:19:00Z">
               <w:rPr>
                 <w:rFonts w:ascii="Helvetica" w:hAnsi="Helvetica" w:cs="Helvetica"/>
                 <w:color w:val="333333"/>
@@ -1351,7 +1338,7 @@
       </w:ins>
       <w:r>
         <w:rPr>
-          <w:rPrChange w:id="117" w:author="Bernardo" w:date="2019-05-29T17:19:00Z">
+          <w:rPrChange w:id="116" w:author="Bernardo" w:date="2019-05-29T17:19:00Z">
             <w:rPr>
               <w:rFonts w:ascii="Helvetica" w:hAnsi="Helvetica" w:cs="Helvetica"/>
               <w:color w:val="333333"/>
@@ -1362,15 +1349,15 @@
         </w:rPr>
         <w:t xml:space="preserve"> </w:t>
       </w:r>
-      <w:ins w:id="118" w:author="Bernardo" w:date="2019-05-29T17:30:00Z">
+      <w:ins w:id="117" w:author="Bernardo" w:date="2019-05-29T17:30:00Z">
         <w:r>
           <w:t xml:space="preserve">muestra </w:t>
         </w:r>
       </w:ins>
-      <w:del w:id="119" w:author="Bernardo" w:date="2019-05-29T17:30:00Z">
-        <w:r>
-          <w:rPr>
-            <w:rPrChange w:id="120" w:author="Bernardo" w:date="2019-05-29T17:19:00Z">
+      <w:del w:id="118" w:author="Bernardo" w:date="2019-05-29T17:30:00Z">
+        <w:r>
+          <w:rPr>
+            <w:rPrChange w:id="119" w:author="Bernardo" w:date="2019-05-29T17:19:00Z">
               <w:rPr>
                 <w:rFonts w:ascii="Helvetica" w:hAnsi="Helvetica" w:cs="Helvetica"/>
                 <w:color w:val="333333"/>
@@ -1382,10 +1369,10 @@
           <w:delText>sobre</w:delText>
         </w:r>
       </w:del>
-      <w:del w:id="121" w:author="Bernardo" w:date="2019-05-30T14:59:00Z">
-        <w:r>
-          <w:rPr>
-            <w:rPrChange w:id="122" w:author="Bernardo" w:date="2019-05-29T17:19:00Z">
+      <w:del w:id="120" w:author="Bernardo" w:date="2019-05-30T14:59:00Z">
+        <w:r>
+          <w:rPr>
+            <w:rPrChange w:id="121" w:author="Bernardo" w:date="2019-05-29T17:19:00Z">
               <w:rPr>
                 <w:rFonts w:ascii="Helvetica" w:hAnsi="Helvetica" w:cs="Helvetica"/>
                 <w:color w:val="333333"/>
@@ -1399,7 +1386,7 @@
       </w:del>
       <w:r>
         <w:rPr>
-          <w:rPrChange w:id="123" w:author="Bernardo" w:date="2019-05-29T17:19:00Z">
+          <w:rPrChange w:id="122" w:author="Bernardo" w:date="2019-05-29T17:19:00Z">
             <w:rPr>
               <w:rFonts w:ascii="Helvetica" w:hAnsi="Helvetica" w:cs="Helvetica"/>
               <w:color w:val="333333"/>
@@ -1410,10 +1397,10 @@
         </w:rPr>
         <w:t xml:space="preserve">los lenguajes preferidos por los </w:t>
       </w:r>
-      <w:del w:id="124" w:author="Bernardo" w:date="2019-05-29T17:19:00Z">
-        <w:r>
-          <w:rPr>
-            <w:rPrChange w:id="125" w:author="Bernardo" w:date="2019-05-29T17:19:00Z">
+      <w:del w:id="123" w:author="Bernardo" w:date="2019-05-29T17:19:00Z">
+        <w:r>
+          <w:rPr>
+            <w:rPrChange w:id="124" w:author="Bernardo" w:date="2019-05-29T17:19:00Z">
               <w:rPr>
                 <w:rFonts w:ascii="Helvetica" w:hAnsi="Helvetica" w:cs="Helvetica"/>
                 <w:color w:val="333333"/>
@@ -1425,14 +1412,14 @@
           <w:delText>cientificos</w:delText>
         </w:r>
       </w:del>
-      <w:ins w:id="126" w:author="Bernardo" w:date="2019-05-29T17:19:00Z">
+      <w:ins w:id="125" w:author="Bernardo" w:date="2019-05-29T17:19:00Z">
         <w:r>
           <w:t>científicos</w:t>
         </w:r>
       </w:ins>
       <w:r>
         <w:rPr>
-          <w:rPrChange w:id="127" w:author="Bernardo" w:date="2019-05-29T17:19:00Z">
+          <w:rPrChange w:id="126" w:author="Bernardo" w:date="2019-05-29T17:19:00Z">
             <w:rPr>
               <w:rFonts w:ascii="Helvetica" w:hAnsi="Helvetica" w:cs="Helvetica"/>
               <w:color w:val="333333"/>
@@ -1443,10 +1430,10 @@
         </w:rPr>
         <w:t xml:space="preserve"> de datos </w:t>
       </w:r>
-      <w:del w:id="128" w:author="Bernardo" w:date="2019-05-29T17:30:00Z">
-        <w:r>
-          <w:rPr>
-            <w:rPrChange w:id="129" w:author="Bernardo" w:date="2019-05-29T17:19:00Z">
+      <w:del w:id="127" w:author="Bernardo" w:date="2019-05-29T17:30:00Z">
+        <w:r>
+          <w:rPr>
+            <w:rPrChange w:id="128" w:author="Bernardo" w:date="2019-05-29T17:19:00Z">
               <w:rPr>
                 <w:rFonts w:ascii="Helvetica" w:hAnsi="Helvetica" w:cs="Helvetica"/>
                 <w:color w:val="333333"/>
@@ -1458,7 +1445,7 @@
           <w:delText>se obtuvieron los siguientes resultados.</w:delText>
         </w:r>
       </w:del>
-      <w:ins w:id="130" w:author="Bernardo" w:date="2019-05-29T17:31:00Z">
+      <w:ins w:id="129" w:author="Bernardo" w:date="2019-05-29T17:31:00Z">
         <w:r>
           <w:t>:</w:t>
         </w:r>
@@ -1468,7 +1455,257 @@
       <w:pPr>
         <w:ind w:left="360"/>
         <w:jc w:val="both"/>
-      </w:pPr>
+        <w:rPr>
+          <w:ins w:id="130" w:author="Bernardo" w:date="2019-05-30T15:44:00Z"/>
+        </w:rPr>
+      </w:pPr>
+    </w:p>
+    <w:p>
+      <w:pPr>
+        <w:ind w:left="360"/>
+        <w:jc w:val="both"/>
+      </w:pPr>
+      <w:ins w:id="131" w:author="Bernardo" w:date="2019-05-30T15:44:00Z">
+        <w:r>
+          <w:rPr>
+            <w:highlight w:val="yellow"/>
+            <w:rPrChange w:id="132" w:author="Bernardo" w:date="2019-05-30T16:26:00Z">
+              <w:rPr/>
+            </w:rPrChange>
+          </w:rPr>
+          <w:t>Todo gr</w:t>
+        </w:r>
+      </w:ins>
+      <w:ins w:id="133" w:author="Bernardo" w:date="2019-05-30T15:45:00Z">
+        <w:r>
+          <w:rPr>
+            <w:highlight w:val="yellow"/>
+            <w:rPrChange w:id="134" w:author="Bernardo" w:date="2019-05-30T16:26:00Z">
+              <w:rPr/>
+            </w:rPrChange>
+          </w:rPr>
+          <w:t>áfico debe tener el título en ESPAÑOL</w:t>
+        </w:r>
+      </w:ins>
+      <w:ins w:id="135" w:author="Bernardo" w:date="2019-05-30T15:57:00Z">
+        <w:r>
+          <w:rPr>
+            <w:highlight w:val="yellow"/>
+            <w:rPrChange w:id="136" w:author="Bernardo" w:date="2019-05-30T16:26:00Z">
+              <w:rPr/>
+            </w:rPrChange>
+          </w:rPr>
+          <w:t>, indicar si la figura es un gráfico,  una ilustración o un diagrama, indicar</w:t>
+        </w:r>
+      </w:ins>
+      <w:ins w:id="137" w:author="Bernardo" w:date="2019-05-30T15:45:00Z">
+        <w:r>
+          <w:rPr>
+            <w:highlight w:val="yellow"/>
+            <w:rPrChange w:id="138" w:author="Bernardo" w:date="2019-05-30T16:26:00Z">
+              <w:rPr/>
+            </w:rPrChange>
+          </w:rPr>
+          <w:t xml:space="preserve"> </w:t>
+        </w:r>
+        <w:r>
+          <w:rPr>
+            <w:highlight w:val="yellow"/>
+            <w:rPrChange w:id="139" w:author="Bernardo" w:date="2019-05-30T16:26:00Z">
+              <w:rPr/>
+            </w:rPrChange>
+          </w:rPr>
+          <w:t xml:space="preserve"> la fuente del mismo en la parte inferior</w:t>
+        </w:r>
+      </w:ins>
+      <w:ins w:id="140" w:author="Bernardo" w:date="2019-05-30T15:58:00Z">
+        <w:r>
+          <w:rPr>
+            <w:highlight w:val="yellow"/>
+            <w:rPrChange w:id="141" w:author="Bernardo" w:date="2019-05-30T16:26:00Z">
+              <w:rPr/>
+            </w:rPrChange>
+          </w:rPr>
+          <w:t>,</w:t>
+        </w:r>
+      </w:ins>
+      <w:ins w:id="142" w:author="Bernardo" w:date="2019-05-30T15:46:00Z">
+        <w:r>
+          <w:rPr>
+            <w:highlight w:val="yellow"/>
+            <w:rPrChange w:id="143" w:author="Bernardo" w:date="2019-05-30T16:26:00Z">
+              <w:rPr/>
+            </w:rPrChange>
+          </w:rPr>
+          <w:t xml:space="preserve"> siguiendo alguna de los sistemas comúnmente utilizados </w:t>
+        </w:r>
+      </w:ins>
+      <w:ins w:id="144" w:author="Bernardo" w:date="2019-05-30T15:48:00Z">
+        <w:r>
+          <w:rPr>
+            <w:highlight w:val="yellow"/>
+            <w:rPrChange w:id="145" w:author="Bernardo" w:date="2019-05-30T16:26:00Z">
+              <w:rPr/>
+            </w:rPrChange>
+          </w:rPr>
+          <w:t xml:space="preserve">en la divulgación científica </w:t>
+        </w:r>
+      </w:ins>
+      <w:ins w:id="146" w:author="Bernardo" w:date="2019-05-30T15:46:00Z">
+        <w:r>
+          <w:rPr>
+            <w:highlight w:val="yellow"/>
+            <w:rPrChange w:id="147" w:author="Bernardo" w:date="2019-05-30T16:26:00Z">
+              <w:rPr/>
+            </w:rPrChange>
+          </w:rPr>
+          <w:t xml:space="preserve">(APA, ISO, Chicago, </w:t>
+        </w:r>
+        <w:proofErr w:type="spellStart"/>
+        <w:r>
+          <w:rPr>
+            <w:highlight w:val="yellow"/>
+            <w:rPrChange w:id="148" w:author="Bernardo" w:date="2019-05-30T16:26:00Z">
+              <w:rPr/>
+            </w:rPrChange>
+          </w:rPr>
+          <w:t>etc</w:t>
+        </w:r>
+        <w:proofErr w:type="spellEnd"/>
+        <w:r>
+          <w:rPr>
+            <w:highlight w:val="yellow"/>
+            <w:rPrChange w:id="149" w:author="Bernardo" w:date="2019-05-30T16:26:00Z">
+              <w:rPr/>
+            </w:rPrChange>
+          </w:rPr>
+          <w:t xml:space="preserve">) </w:t>
+        </w:r>
+      </w:ins>
+      <w:ins w:id="150" w:author="Bernardo" w:date="2019-05-30T15:45:00Z">
+        <w:r>
+          <w:rPr>
+            <w:highlight w:val="yellow"/>
+            <w:rPrChange w:id="151" w:author="Bernardo" w:date="2019-05-30T16:26:00Z">
+              <w:rPr/>
+            </w:rPrChange>
+          </w:rPr>
+          <w:t xml:space="preserve"> y llevar una numeración para poder referirse al mismo.</w:t>
+        </w:r>
+      </w:ins>
+      <w:ins w:id="152" w:author="Bernardo" w:date="2019-05-30T15:48:00Z">
+        <w:r>
+          <w:rPr>
+            <w:highlight w:val="yellow"/>
+            <w:rPrChange w:id="153" w:author="Bernardo" w:date="2019-05-30T16:26:00Z">
+              <w:rPr/>
+            </w:rPrChange>
+          </w:rPr>
+          <w:t xml:space="preserve"> </w:t>
+        </w:r>
+      </w:ins>
+      <w:ins w:id="154" w:author="Bernardo" w:date="2019-05-30T15:49:00Z">
+        <w:r>
+          <w:rPr>
+            <w:highlight w:val="yellow"/>
+            <w:rPrChange w:id="155" w:author="Bernardo" w:date="2019-05-30T16:26:00Z">
+              <w:rPr/>
+            </w:rPrChange>
+          </w:rPr>
+          <w:t>Además</w:t>
+        </w:r>
+      </w:ins>
+      <w:ins w:id="156" w:author="Bernardo" w:date="2019-05-30T15:58:00Z">
+        <w:r>
+          <w:rPr>
+            <w:highlight w:val="yellow"/>
+            <w:rPrChange w:id="157" w:author="Bernardo" w:date="2019-05-30T16:26:00Z">
+              <w:rPr/>
+            </w:rPrChange>
+          </w:rPr>
+          <w:t>,</w:t>
+        </w:r>
+      </w:ins>
+      <w:ins w:id="158" w:author="Bernardo" w:date="2019-05-30T15:49:00Z">
+        <w:r>
+          <w:rPr>
+            <w:highlight w:val="yellow"/>
+            <w:rPrChange w:id="159" w:author="Bernardo" w:date="2019-05-30T16:26:00Z">
+              <w:rPr/>
+            </w:rPrChange>
+          </w:rPr>
+          <w:t xml:space="preserve"> las proporciones del mi</w:t>
+        </w:r>
+        <w:r>
+          <w:rPr>
+            <w:highlight w:val="yellow"/>
+            <w:rPrChange w:id="160" w:author="Bernardo" w:date="2019-05-30T16:26:00Z">
+              <w:rPr/>
+            </w:rPrChange>
+          </w:rPr>
+          <w:t>smo deben seguir una</w:t>
+        </w:r>
+        <w:r>
+          <w:rPr>
+            <w:highlight w:val="yellow"/>
+            <w:rPrChange w:id="161" w:author="Bernardo" w:date="2019-05-30T16:26:00Z">
+              <w:rPr/>
+            </w:rPrChange>
+          </w:rPr>
+          <w:t xml:space="preserve"> </w:t>
+        </w:r>
+      </w:ins>
+      <w:ins w:id="162" w:author="Bernardo" w:date="2019-05-30T15:56:00Z">
+        <w:r>
+          <w:rPr>
+            <w:highlight w:val="yellow"/>
+            <w:rPrChange w:id="163" w:author="Bernardo" w:date="2019-05-30T16:26:00Z">
+              <w:rPr/>
+            </w:rPrChange>
+          </w:rPr>
+          <w:t>proporción de tamaño entre título, imagen y fuente,</w:t>
+        </w:r>
+      </w:ins>
+      <w:ins w:id="164" w:author="Bernardo" w:date="2019-05-30T15:49:00Z">
+        <w:r>
+          <w:rPr>
+            <w:highlight w:val="yellow"/>
+            <w:rPrChange w:id="165" w:author="Bernardo" w:date="2019-05-30T16:26:00Z">
+              <w:rPr/>
+            </w:rPrChange>
+          </w:rPr>
+          <w:t xml:space="preserve"> sugerida</w:t>
+        </w:r>
+        <w:r>
+          <w:rPr>
+            <w:highlight w:val="yellow"/>
+            <w:rPrChange w:id="166" w:author="Bernardo" w:date="2019-05-30T16:26:00Z">
+              <w:rPr/>
+            </w:rPrChange>
+          </w:rPr>
+          <w:t xml:space="preserve"> por ejemplo por Harvard Business </w:t>
+        </w:r>
+        <w:proofErr w:type="spellStart"/>
+        <w:r>
+          <w:rPr>
+            <w:highlight w:val="yellow"/>
+            <w:rPrChange w:id="167" w:author="Bernardo" w:date="2019-05-30T16:26:00Z">
+              <w:rPr/>
+            </w:rPrChange>
+          </w:rPr>
+          <w:t>Review</w:t>
+        </w:r>
+        <w:proofErr w:type="spellEnd"/>
+        <w:r>
+          <w:rPr>
+            <w:highlight w:val="yellow"/>
+            <w:rPrChange w:id="168" w:author="Bernardo" w:date="2019-05-30T16:26:00Z">
+              <w:rPr/>
+            </w:rPrChange>
+          </w:rPr>
+          <w:t>.</w:t>
+        </w:r>
+      </w:ins>
     </w:p>
     <w:p>
       <w:pPr>
@@ -1481,14 +1718,22 @@
         <w:pStyle w:val="NormalWeb"/>
         <w:shd w:val="clear" w:color="auto" w:fill="FFFFFF"/>
         <w:spacing w:before="0" w:beforeAutospacing="0" w:after="204" w:afterAutospacing="0"/>
-        <w:rPr>
-          <w:ins w:id="131" w:author="Bernardo" w:date="2019-05-30T14:58:00Z"/>
+        <w:jc w:val="both"/>
+        <w:rPr>
+          <w:ins w:id="169" w:author="Bernardo" w:date="2019-05-30T15:31:00Z"/>
           <w:rFonts w:ascii="Helvetica" w:hAnsi="Helvetica" w:cs="Helvetica"/>
           <w:color w:val="333333"/>
           <w:spacing w:val="3"/>
         </w:rPr>
-      </w:pPr>
-      <w:ins w:id="132" w:author="Bernardo" w:date="2019-05-30T15:00:00Z">
+        <w:pPrChange w:id="170" w:author="Bernardo" w:date="2019-05-30T15:39:00Z">
+          <w:pPr>
+            <w:pStyle w:val="NormalWeb"/>
+            <w:shd w:val="clear" w:color="auto" w:fill="FFFFFF"/>
+            <w:spacing w:before="0" w:beforeAutospacing="0" w:after="204" w:afterAutospacing="0"/>
+          </w:pPr>
+        </w:pPrChange>
+      </w:pPr>
+      <w:ins w:id="171" w:author="Bernardo" w:date="2019-05-30T15:01:00Z">
         <w:r>
           <w:rPr>
             <w:rFonts w:ascii="Helvetica" w:hAnsi="Helvetica" w:cs="Helvetica"/>
@@ -1497,14 +1742,20 @@
           </w:rPr>
           <w:t xml:space="preserve">Sin duda </w:t>
         </w:r>
-      </w:ins>
-      <w:ins w:id="133" w:author="Bernardo" w:date="2019-05-30T14:58:00Z">
         <w:r>
           <w:rPr>
             <w:rStyle w:val="nfasis"/>
             <w:rFonts w:ascii="Helvetica" w:hAnsi="Helvetica" w:cs="Helvetica"/>
             <w:color w:val="333333"/>
             <w:spacing w:val="3"/>
+            <w:rPrChange w:id="172" w:author="Bernardo" w:date="2019-05-30T15:41:00Z">
+              <w:rPr>
+                <w:rStyle w:val="nfasis"/>
+                <w:rFonts w:ascii="Helvetica" w:hAnsi="Helvetica" w:cs="Helvetica"/>
+                <w:color w:val="333333"/>
+                <w:spacing w:val="3"/>
+              </w:rPr>
+            </w:rPrChange>
           </w:rPr>
           <w:t>Python</w:t>
         </w:r>
@@ -1513,6 +1764,13 @@
             <w:rFonts w:ascii="Helvetica" w:hAnsi="Helvetica" w:cs="Helvetica"/>
             <w:color w:val="333333"/>
             <w:spacing w:val="3"/>
+            <w:rPrChange w:id="173" w:author="Bernardo" w:date="2019-05-30T15:41:00Z">
+              <w:rPr>
+                <w:rFonts w:ascii="Helvetica" w:hAnsi="Helvetica" w:cs="Helvetica"/>
+                <w:color w:val="333333"/>
+                <w:spacing w:val="3"/>
+              </w:rPr>
+            </w:rPrChange>
           </w:rPr>
           <w:t> y </w:t>
         </w:r>
@@ -1522,22 +1780,37 @@
             <w:rFonts w:ascii="Helvetica" w:hAnsi="Helvetica" w:cs="Helvetica"/>
             <w:color w:val="333333"/>
             <w:spacing w:val="3"/>
+            <w:rPrChange w:id="174" w:author="Bernardo" w:date="2019-05-30T15:41:00Z">
+              <w:rPr>
+                <w:rStyle w:val="nfasis"/>
+                <w:rFonts w:ascii="Helvetica" w:hAnsi="Helvetica" w:cs="Helvetica"/>
+                <w:color w:val="333333"/>
+                <w:spacing w:val="3"/>
+              </w:rPr>
+            </w:rPrChange>
           </w:rPr>
           <w:t>R</w:t>
         </w:r>
-      </w:ins>
-      <w:ins w:id="134" w:author="Bernardo" w:date="2019-05-30T15:00:00Z">
         <w:r>
           <w:rPr>
             <w:rStyle w:val="nfasis"/>
             <w:rFonts w:ascii="Helvetica" w:hAnsi="Helvetica" w:cs="Helvetica"/>
-            <w:color w:val="333333"/>
-            <w:spacing w:val="3"/>
+            <w:i w:val="0"/>
+            <w:color w:val="333333"/>
+            <w:spacing w:val="3"/>
+            <w:rPrChange w:id="175" w:author="Bernardo" w:date="2019-05-30T15:41:00Z">
+              <w:rPr>
+                <w:rStyle w:val="nfasis"/>
+                <w:rFonts w:ascii="Helvetica" w:hAnsi="Helvetica" w:cs="Helvetica"/>
+                <w:color w:val="333333"/>
+                <w:spacing w:val="3"/>
+              </w:rPr>
+            </w:rPrChange>
           </w:rPr>
           <w:t xml:space="preserve"> son los favoritos</w:t>
         </w:r>
       </w:ins>
-      <w:ins w:id="135" w:author="Bernardo" w:date="2019-05-30T14:58:00Z">
+      <w:ins w:id="176" w:author="Bernardo" w:date="2019-05-30T15:19:00Z">
         <w:r>
           <w:rPr>
             <w:rFonts w:ascii="Helvetica" w:hAnsi="Helvetica" w:cs="Helvetica"/>
@@ -1547,7 +1820,7 @@
           <w:t>. Ambos</w:t>
         </w:r>
       </w:ins>
-      <w:ins w:id="136" w:author="Bernardo" w:date="2019-05-30T15:00:00Z">
+      <w:ins w:id="177" w:author="Bernardo" w:date="2019-05-30T15:01:00Z">
         <w:r>
           <w:rPr>
             <w:rFonts w:ascii="Helvetica" w:hAnsi="Helvetica" w:cs="Helvetica"/>
@@ -1557,33 +1830,373 @@
           <w:t xml:space="preserve"> </w:t>
         </w:r>
       </w:ins>
-      <w:ins w:id="137" w:author="Bernardo" w:date="2019-05-30T14:58:00Z">
-        <w:r>
-          <w:rPr>
-            <w:rFonts w:ascii="Helvetica" w:hAnsi="Helvetica" w:cs="Helvetica"/>
-            <w:color w:val="333333"/>
-            <w:spacing w:val="3"/>
-          </w:rPr>
-          <w:t xml:space="preserve">son </w:t>
-        </w:r>
-      </w:ins>
-      <w:ins w:id="138" w:author="Bernardo" w:date="2019-05-30T15:00:00Z">
-        <w:r>
-          <w:rPr>
-            <w:rFonts w:ascii="Helvetica" w:hAnsi="Helvetica" w:cs="Helvetica"/>
-            <w:color w:val="333333"/>
-            <w:spacing w:val="3"/>
-          </w:rPr>
-          <w:t>de c{</w:t>
+      <w:ins w:id="178" w:author="Bernardo" w:date="2019-05-30T15:19:00Z">
+        <w:r>
+          <w:rPr>
+            <w:rFonts w:ascii="Helvetica" w:hAnsi="Helvetica" w:cs="Helvetica"/>
+            <w:color w:val="333333"/>
+            <w:spacing w:val="3"/>
+          </w:rPr>
+          <w:t>son</w:t>
+        </w:r>
+      </w:ins>
+      <w:ins w:id="179" w:author="Bernardo" w:date="2019-05-30T15:01:00Z">
+        <w:r>
+          <w:rPr>
+            <w:rFonts w:ascii="Helvetica" w:hAnsi="Helvetica" w:cs="Helvetica"/>
+            <w:color w:val="333333"/>
+            <w:spacing w:val="3"/>
+          </w:rPr>
+          <w:t xml:space="preserve"> </w:t>
+        </w:r>
+        <w:r>
+          <w:rPr>
+            <w:rFonts w:ascii="Helvetica" w:hAnsi="Helvetica" w:cs="Helvetica"/>
+            <w:color w:val="333333"/>
+            <w:spacing w:val="3"/>
+          </w:rPr>
+          <w:t xml:space="preserve">de </w:t>
+        </w:r>
+      </w:ins>
+      <w:ins w:id="180" w:author="Bernardo" w:date="2019-05-30T15:02:00Z">
+        <w:r>
+          <w:rPr>
+            <w:rFonts w:ascii="Helvetica" w:hAnsi="Helvetica" w:cs="Helvetica"/>
+            <w:color w:val="333333"/>
+            <w:spacing w:val="3"/>
+          </w:rPr>
+          <w:t>códigos abiertos</w:t>
+        </w:r>
+      </w:ins>
+      <w:ins w:id="181" w:author="Bernardo" w:date="2019-05-30T15:19:00Z">
+        <w:r>
+          <w:rPr>
+            <w:rFonts w:ascii="Helvetica" w:hAnsi="Helvetica" w:cs="Helvetica"/>
+            <w:color w:val="333333"/>
+            <w:spacing w:val="3"/>
+          </w:rPr>
+          <w:t xml:space="preserve"> (open source)</w:t>
+        </w:r>
+      </w:ins>
+      <w:ins w:id="182" w:author="Bernardo" w:date="2019-05-30T15:20:00Z">
+        <w:r>
+          <w:rPr>
+            <w:rFonts w:ascii="Helvetica" w:hAnsi="Helvetica" w:cs="Helvetica"/>
+            <w:color w:val="333333"/>
+            <w:spacing w:val="3"/>
+          </w:rPr>
+          <w:t xml:space="preserve">, </w:t>
+        </w:r>
+        <w:r>
+          <w:rPr>
+            <w:rFonts w:ascii="Helvetica" w:hAnsi="Helvetica" w:cs="Helvetica"/>
+            <w:i/>
+            <w:color w:val="333333"/>
+            <w:spacing w:val="3"/>
+            <w:rPrChange w:id="183" w:author="Bernardo" w:date="2019-05-30T15:41:00Z">
+              <w:rPr>
+                <w:rFonts w:ascii="Helvetica" w:hAnsi="Helvetica" w:cs="Helvetica"/>
+                <w:color w:val="333333"/>
+                <w:spacing w:val="3"/>
+              </w:rPr>
+            </w:rPrChange>
+          </w:rPr>
+          <w:t>Phyton</w:t>
+        </w:r>
+        <w:r>
+          <w:rPr>
+            <w:rFonts w:ascii="Helvetica" w:hAnsi="Helvetica" w:cs="Helvetica"/>
+            <w:color w:val="333333"/>
+            <w:spacing w:val="3"/>
+          </w:rPr>
+          <w:t xml:space="preserve"> es un lenguaje flexible fácil de aprender y de pro</w:t>
+        </w:r>
+        <w:r>
+          <w:rPr>
+            <w:rFonts w:ascii="Helvetica" w:hAnsi="Helvetica" w:cs="Helvetica"/>
+            <w:color w:val="333333"/>
+            <w:spacing w:val="3"/>
+          </w:rPr>
+          <w:t xml:space="preserve">pósito general, adaptable a fines </w:t>
+        </w:r>
+      </w:ins>
+      <w:ins w:id="184" w:author="Bernardo" w:date="2019-05-30T15:21:00Z">
+        <w:r>
+          <w:rPr>
+            <w:rFonts w:ascii="Helvetica" w:hAnsi="Helvetica" w:cs="Helvetica"/>
+            <w:color w:val="333333"/>
+            <w:spacing w:val="3"/>
+          </w:rPr>
+          <w:t>empresariales. P</w:t>
+        </w:r>
+        <w:r>
+          <w:rPr>
+            <w:rFonts w:ascii="Helvetica" w:hAnsi="Helvetica" w:cs="Helvetica"/>
+            <w:color w:val="333333"/>
+            <w:spacing w:val="3"/>
+          </w:rPr>
+          <w:t>or su parte</w:t>
+        </w:r>
+      </w:ins>
+      <w:ins w:id="185" w:author="Bernardo" w:date="2019-05-30T16:36:00Z">
+        <w:r>
+          <w:rPr>
+            <w:rFonts w:ascii="Helvetica" w:hAnsi="Helvetica" w:cs="Helvetica"/>
+            <w:color w:val="333333"/>
+            <w:spacing w:val="3"/>
+          </w:rPr>
+          <w:t>,</w:t>
+        </w:r>
+      </w:ins>
+      <w:ins w:id="186" w:author="Bernardo" w:date="2019-05-30T15:21:00Z">
+        <w:r>
+          <w:rPr>
+            <w:rFonts w:ascii="Helvetica" w:hAnsi="Helvetica" w:cs="Helvetica"/>
+            <w:color w:val="333333"/>
+            <w:spacing w:val="3"/>
+          </w:rPr>
+          <w:t xml:space="preserve"> </w:t>
+        </w:r>
+        <w:r>
+          <w:rPr>
+            <w:rFonts w:ascii="Helvetica" w:hAnsi="Helvetica" w:cs="Helvetica"/>
+            <w:i/>
+            <w:color w:val="333333"/>
+            <w:spacing w:val="3"/>
+            <w:rPrChange w:id="187" w:author="Bernardo" w:date="2019-05-30T15:42:00Z">
+              <w:rPr>
+                <w:rFonts w:ascii="Helvetica" w:hAnsi="Helvetica" w:cs="Helvetica"/>
+                <w:color w:val="333333"/>
+                <w:spacing w:val="3"/>
+              </w:rPr>
+            </w:rPrChange>
+          </w:rPr>
+          <w:t>R</w:t>
+        </w:r>
+        <w:r>
+          <w:rPr>
+            <w:rFonts w:ascii="Helvetica" w:hAnsi="Helvetica" w:cs="Helvetica"/>
+            <w:color w:val="333333"/>
+            <w:spacing w:val="3"/>
+          </w:rPr>
+          <w:t xml:space="preserve"> es un lenguaje funcional</w:t>
+        </w:r>
+      </w:ins>
+      <w:ins w:id="188" w:author="Bernardo" w:date="2019-05-30T15:20:00Z">
+        <w:r>
+          <w:rPr>
+            <w:rFonts w:ascii="Helvetica" w:hAnsi="Helvetica" w:cs="Helvetica"/>
+            <w:color w:val="333333"/>
+            <w:spacing w:val="3"/>
+          </w:rPr>
+          <w:t xml:space="preserve"> </w:t>
+        </w:r>
+      </w:ins>
+      <w:ins w:id="189" w:author="Bernardo" w:date="2019-05-30T15:21:00Z">
+        <w:r>
+          <w:rPr>
+            <w:rFonts w:ascii="Helvetica" w:hAnsi="Helvetica" w:cs="Helvetica"/>
+            <w:color w:val="333333"/>
+            <w:spacing w:val="3"/>
+          </w:rPr>
+          <w:t>orientado a la comunidad científica que trabaja con estadística</w:t>
+        </w:r>
+        <w:r>
+          <w:rPr>
+            <w:rFonts w:ascii="Helvetica" w:hAnsi="Helvetica" w:cs="Helvetica"/>
+            <w:color w:val="333333"/>
+            <w:spacing w:val="3"/>
+          </w:rPr>
+          <w:t>s</w:t>
+        </w:r>
+      </w:ins>
+      <w:ins w:id="190" w:author="Bernardo" w:date="2019-05-30T15:40:00Z">
+        <w:r>
+          <w:rPr>
+            <w:rFonts w:ascii="Helvetica" w:hAnsi="Helvetica" w:cs="Helvetica"/>
+            <w:color w:val="333333"/>
+            <w:spacing w:val="3"/>
+          </w:rPr>
+          <w:t>,</w:t>
+        </w:r>
+      </w:ins>
+      <w:ins w:id="191" w:author="Bernardo" w:date="2019-05-30T15:27:00Z">
+        <w:r>
+          <w:rPr>
+            <w:rFonts w:ascii="Helvetica" w:hAnsi="Helvetica" w:cs="Helvetica"/>
+            <w:color w:val="333333"/>
+            <w:spacing w:val="3"/>
+          </w:rPr>
+          <w:t xml:space="preserve"> </w:t>
+        </w:r>
+      </w:ins>
+      <w:ins w:id="192" w:author="Bernardo" w:date="2019-05-30T15:39:00Z">
+        <w:r>
+          <w:rPr>
+            <w:rFonts w:ascii="Helvetica" w:hAnsi="Helvetica" w:cs="Helvetica"/>
+            <w:color w:val="333333"/>
+            <w:spacing w:val="3"/>
+          </w:rPr>
+          <w:t>disponiendo de</w:t>
+        </w:r>
+      </w:ins>
+      <w:ins w:id="193" w:author="Bernardo" w:date="2019-05-30T15:27:00Z">
+        <w:r>
+          <w:rPr>
+            <w:rFonts w:ascii="Helvetica" w:hAnsi="Helvetica" w:cs="Helvetica"/>
+            <w:color w:val="333333"/>
+            <w:spacing w:val="3"/>
+          </w:rPr>
+          <w:t xml:space="preserve"> una infinidad de librerías, siempre </w:t>
+        </w:r>
+      </w:ins>
+      <w:ins w:id="194" w:author="Bernardo" w:date="2019-05-30T15:30:00Z">
+        <w:r>
+          <w:rPr>
+            <w:rFonts w:ascii="Helvetica" w:hAnsi="Helvetica" w:cs="Helvetica"/>
+            <w:color w:val="333333"/>
+            <w:spacing w:val="3"/>
+          </w:rPr>
+          <w:t>en crecimiento</w:t>
+        </w:r>
+      </w:ins>
+      <w:ins w:id="195" w:author="Bernardo" w:date="2019-05-30T15:21:00Z">
+        <w:r>
+          <w:rPr>
+            <w:rFonts w:ascii="Helvetica" w:hAnsi="Helvetica" w:cs="Helvetica"/>
+            <w:color w:val="333333"/>
+            <w:spacing w:val="3"/>
+          </w:rPr>
+          <w:t xml:space="preserve">. </w:t>
+        </w:r>
+      </w:ins>
+      <w:ins w:id="196" w:author="Bernardo" w:date="2019-05-30T15:22:00Z">
+        <w:r>
+          <w:rPr>
+            <w:rFonts w:ascii="Helvetica" w:hAnsi="Helvetica" w:cs="Helvetica"/>
+            <w:color w:val="333333"/>
+            <w:spacing w:val="3"/>
+          </w:rPr>
+          <w:t xml:space="preserve">Entre </w:t>
+        </w:r>
+      </w:ins>
+      <w:ins w:id="197" w:author="Bernardo" w:date="2019-05-30T15:29:00Z">
+        <w:r>
+          <w:rPr>
+            <w:rFonts w:ascii="Helvetica" w:hAnsi="Helvetica" w:cs="Helvetica"/>
+            <w:color w:val="333333"/>
+            <w:spacing w:val="3"/>
+          </w:rPr>
+          <w:t xml:space="preserve">ambos lenguajes </w:t>
+        </w:r>
+      </w:ins>
+      <w:ins w:id="198" w:author="Bernardo" w:date="2019-05-30T15:22:00Z">
+        <w:r>
+          <w:rPr>
+            <w:rFonts w:ascii="Helvetica" w:hAnsi="Helvetica" w:cs="Helvetica"/>
+            <w:i/>
+            <w:color w:val="333333"/>
+            <w:spacing w:val="3"/>
+            <w:rPrChange w:id="199" w:author="Bernardo" w:date="2019-05-30T15:41:00Z">
+              <w:rPr>
+                <w:rFonts w:ascii="Helvetica" w:hAnsi="Helvetica" w:cs="Helvetica"/>
+                <w:color w:val="333333"/>
+                <w:spacing w:val="3"/>
+              </w:rPr>
+            </w:rPrChange>
+          </w:rPr>
+          <w:t>Phyton</w:t>
+        </w:r>
+        <w:r>
+          <w:rPr>
+            <w:rFonts w:ascii="Helvetica" w:hAnsi="Helvetica" w:cs="Helvetica"/>
+            <w:color w:val="333333"/>
+            <w:spacing w:val="3"/>
+          </w:rPr>
+          <w:t xml:space="preserve"> es el más utilizado, sin embargo </w:t>
+        </w:r>
+      </w:ins>
+      <w:ins w:id="200" w:author="Bernardo" w:date="2019-05-30T15:28:00Z">
+        <w:r>
+          <w:rPr>
+            <w:rFonts w:ascii="Helvetica" w:hAnsi="Helvetica" w:cs="Helvetica"/>
+            <w:i/>
+            <w:color w:val="333333"/>
+            <w:spacing w:val="3"/>
+            <w:rPrChange w:id="201" w:author="Bernardo" w:date="2019-05-30T15:41:00Z">
+              <w:rPr>
+                <w:rFonts w:ascii="Helvetica" w:hAnsi="Helvetica" w:cs="Helvetica"/>
+                <w:color w:val="333333"/>
+                <w:spacing w:val="3"/>
+              </w:rPr>
+            </w:rPrChange>
+          </w:rPr>
+          <w:t>R</w:t>
+        </w:r>
+        <w:r>
+          <w:rPr>
+            <w:rFonts w:ascii="Helvetica" w:hAnsi="Helvetica" w:cs="Helvetica"/>
+            <w:color w:val="333333"/>
+            <w:spacing w:val="3"/>
+          </w:rPr>
+          <w:t xml:space="preserve"> puede adaptarse </w:t>
+        </w:r>
+      </w:ins>
+      <w:ins w:id="202" w:author="Bernardo" w:date="2019-05-30T15:40:00Z">
+        <w:r>
+          <w:rPr>
+            <w:rFonts w:ascii="Helvetica" w:hAnsi="Helvetica" w:cs="Helvetica"/>
+            <w:color w:val="333333"/>
+            <w:spacing w:val="3"/>
+          </w:rPr>
+          <w:t>pa</w:t>
+        </w:r>
+      </w:ins>
+      <w:ins w:id="203" w:author="Bernardo" w:date="2019-05-30T15:32:00Z">
+        <w:r>
+          <w:rPr>
+            <w:rFonts w:ascii="Helvetica" w:hAnsi="Helvetica" w:cs="Helvetica"/>
+            <w:color w:val="333333"/>
+            <w:spacing w:val="3"/>
+          </w:rPr>
+          <w:t>r</w:t>
+        </w:r>
+      </w:ins>
+      <w:ins w:id="204" w:author="Bernardo" w:date="2019-05-30T15:28:00Z">
+        <w:r>
+          <w:rPr>
+            <w:rFonts w:ascii="Helvetica" w:hAnsi="Helvetica" w:cs="Helvetica"/>
+            <w:color w:val="333333"/>
+            <w:spacing w:val="3"/>
+          </w:rPr>
+          <w:t>a fines empresariales gracias a librer</w:t>
+        </w:r>
+      </w:ins>
+      <w:ins w:id="205" w:author="Bernardo" w:date="2019-05-30T15:30:00Z">
+        <w:r>
+          <w:rPr>
+            <w:rFonts w:ascii="Helvetica" w:hAnsi="Helvetica" w:cs="Helvetica"/>
+            <w:color w:val="333333"/>
+            <w:spacing w:val="3"/>
+          </w:rPr>
+          <w:t xml:space="preserve">ías como </w:t>
         </w:r>
         <w:proofErr w:type="spellStart"/>
         <w:r>
           <w:rPr>
             <w:rFonts w:ascii="Helvetica" w:hAnsi="Helvetica" w:cs="Helvetica"/>
-            <w:color w:val="333333"/>
-            <w:spacing w:val="3"/>
-          </w:rPr>
-          <w:t>odigos</w:t>
+            <w:i/>
+            <w:color w:val="333333"/>
+            <w:spacing w:val="3"/>
+            <w:rPrChange w:id="206" w:author="Bernardo" w:date="2019-05-30T15:41:00Z">
+              <w:rPr>
+                <w:rFonts w:ascii="Helvetica" w:hAnsi="Helvetica" w:cs="Helvetica"/>
+                <w:color w:val="333333"/>
+                <w:spacing w:val="3"/>
+              </w:rPr>
+            </w:rPrChange>
+          </w:rPr>
+          <w:t>Shiny</w:t>
         </w:r>
         <w:proofErr w:type="spellEnd"/>
         <w:r>
@@ -1592,47 +2205,77 @@
             <w:color w:val="333333"/>
             <w:spacing w:val="3"/>
           </w:rPr>
-          <w:t xml:space="preserve"> abiertos (</w:t>
-        </w:r>
-      </w:ins>
-      <w:ins w:id="139" w:author="Bernardo" w:date="2019-05-30T14:58:00Z">
-        <w:r>
-          <w:rPr>
-            <w:rFonts w:ascii="Helvetica" w:hAnsi="Helvetica" w:cs="Helvetica"/>
-            <w:color w:val="333333"/>
-            <w:spacing w:val="3"/>
-          </w:rPr>
-          <w:t xml:space="preserve">open </w:t>
-        </w:r>
-        <w:proofErr w:type="spellStart"/>
-        <w:r>
-          <w:rPr>
-            <w:rFonts w:ascii="Helvetica" w:hAnsi="Helvetica" w:cs="Helvetica"/>
-            <w:color w:val="333333"/>
-            <w:spacing w:val="3"/>
-          </w:rPr>
-          <w:t>source</w:t>
-        </w:r>
-      </w:ins>
-      <w:proofErr w:type="spellEnd"/>
-      <w:ins w:id="140" w:author="Bernardo" w:date="2019-05-30T15:00:00Z">
-        <w:r>
-          <w:rPr>
-            <w:rFonts w:ascii="Helvetica" w:hAnsi="Helvetica" w:cs="Helvetica"/>
-            <w:color w:val="333333"/>
-            <w:spacing w:val="3"/>
-          </w:rPr>
-          <w:t>)</w:t>
-        </w:r>
-      </w:ins>
-      <w:ins w:id="141" w:author="Bernardo" w:date="2019-05-30T14:58:00Z">
-        <w:r>
-          <w:rPr>
-            <w:rFonts w:ascii="Helvetica" w:hAnsi="Helvetica" w:cs="Helvetica"/>
-            <w:color w:val="333333"/>
-            <w:spacing w:val="3"/>
-          </w:rPr>
-          <w:t>, </w:t>
+          <w:t xml:space="preserve">, </w:t>
+        </w:r>
+      </w:ins>
+      <w:ins w:id="207" w:author="Bernardo" w:date="2019-05-30T15:31:00Z">
+        <w:r>
+          <w:rPr>
+            <w:rFonts w:ascii="Helvetica" w:hAnsi="Helvetica" w:cs="Helvetica"/>
+            <w:color w:val="333333"/>
+            <w:spacing w:val="3"/>
+          </w:rPr>
+          <w:t>las cuales</w:t>
+        </w:r>
+      </w:ins>
+      <w:ins w:id="208" w:author="Bernardo" w:date="2019-05-30T15:30:00Z">
+        <w:r>
+          <w:rPr>
+            <w:rFonts w:ascii="Helvetica" w:hAnsi="Helvetica" w:cs="Helvetica"/>
+            <w:color w:val="333333"/>
+            <w:spacing w:val="3"/>
+          </w:rPr>
+          <w:t xml:space="preserve"> </w:t>
+        </w:r>
+      </w:ins>
+      <w:ins w:id="209" w:author="Bernardo" w:date="2019-05-30T15:31:00Z">
+        <w:r>
+          <w:rPr>
+            <w:rFonts w:ascii="Helvetica" w:hAnsi="Helvetica" w:cs="Helvetica"/>
+            <w:color w:val="333333"/>
+            <w:spacing w:val="3"/>
+          </w:rPr>
+          <w:t xml:space="preserve">permiten crear páginas web </w:t>
+        </w:r>
+        <w:r>
+          <w:rPr>
+            <w:rFonts w:ascii="Helvetica" w:hAnsi="Helvetica" w:cs="Helvetica"/>
+            <w:color w:val="333333"/>
+            <w:spacing w:val="3"/>
+          </w:rPr>
+          <w:t>donde</w:t>
+        </w:r>
+        <w:r>
+          <w:rPr>
+            <w:rFonts w:ascii="Helvetica" w:hAnsi="Helvetica" w:cs="Helvetica"/>
+            <w:color w:val="333333"/>
+            <w:spacing w:val="3"/>
+          </w:rPr>
+          <w:t xml:space="preserve"> aplicar </w:t>
+        </w:r>
+        <w:r>
+          <w:rPr>
+            <w:rFonts w:ascii="Helvetica" w:hAnsi="Helvetica" w:cs="Helvetica"/>
+            <w:color w:val="333333"/>
+            <w:spacing w:val="3"/>
+          </w:rPr>
+          <w:t>prácticamente</w:t>
+        </w:r>
+        <w:r>
+          <w:rPr>
+            <w:rFonts w:ascii="Helvetica" w:hAnsi="Helvetica" w:cs="Helvetica"/>
+            <w:color w:val="333333"/>
+            <w:spacing w:val="3"/>
+          </w:rPr>
+          <w:t xml:space="preserve"> todas las herramientas </w:t>
+        </w:r>
+        <w:r>
+          <w:rPr>
+            <w:rFonts w:ascii="Helvetica" w:hAnsi="Helvetica" w:cs="Helvetica"/>
+            <w:color w:val="333333"/>
+            <w:spacing w:val="3"/>
+          </w:rPr>
+          <w:t xml:space="preserve">de </w:t>
         </w:r>
         <w:r>
           <w:rPr>
@@ -1641,293 +2284,55 @@
             <w:color w:val="333333"/>
             <w:spacing w:val="3"/>
           </w:rPr>
-          <w:t>Python</w:t>
-        </w:r>
-        <w:r>
-          <w:rPr>
-            <w:rFonts w:ascii="Helvetica" w:hAnsi="Helvetica" w:cs="Helvetica"/>
-            <w:color w:val="333333"/>
-            <w:spacing w:val="3"/>
-          </w:rPr>
-          <w:t xml:space="preserve"> por un lado es un lenguaje </w:t>
-        </w:r>
-        <w:proofErr w:type="spellStart"/>
-        <w:r>
-          <w:rPr>
-            <w:rFonts w:ascii="Helvetica" w:hAnsi="Helvetica" w:cs="Helvetica"/>
-            <w:color w:val="333333"/>
-            <w:spacing w:val="3"/>
-          </w:rPr>
-          <w:t>facil</w:t>
-        </w:r>
-        <w:proofErr w:type="spellEnd"/>
-        <w:r>
-          <w:rPr>
-            <w:rFonts w:ascii="Helvetica" w:hAnsi="Helvetica" w:cs="Helvetica"/>
-            <w:color w:val="333333"/>
-            <w:spacing w:val="3"/>
-          </w:rPr>
-          <w:t xml:space="preserve"> de aprender flexible y de </w:t>
-        </w:r>
-        <w:proofErr w:type="spellStart"/>
-        <w:r>
-          <w:rPr>
-            <w:rFonts w:ascii="Helvetica" w:hAnsi="Helvetica" w:cs="Helvetica"/>
-            <w:color w:val="333333"/>
-            <w:spacing w:val="3"/>
-          </w:rPr>
-          <w:t>proposito</w:t>
-        </w:r>
-        <w:proofErr w:type="spellEnd"/>
-        <w:r>
-          <w:rPr>
-            <w:rFonts w:ascii="Helvetica" w:hAnsi="Helvetica" w:cs="Helvetica"/>
-            <w:color w:val="333333"/>
-            <w:spacing w:val="3"/>
-          </w:rPr>
-          <w:t xml:space="preserve"> general, generalmente el </w:t>
-        </w:r>
-        <w:proofErr w:type="spellStart"/>
-        <w:r>
-          <w:rPr>
-            <w:rFonts w:ascii="Helvetica" w:hAnsi="Helvetica" w:cs="Helvetica"/>
-            <w:color w:val="333333"/>
-            <w:spacing w:val="3"/>
-          </w:rPr>
-          <w:t>mas</w:t>
-        </w:r>
-        <w:proofErr w:type="spellEnd"/>
-        <w:r>
-          <w:rPr>
-            <w:rFonts w:ascii="Helvetica" w:hAnsi="Helvetica" w:cs="Helvetica"/>
-            <w:color w:val="333333"/>
-            <w:spacing w:val="3"/>
-          </w:rPr>
-          <w:t xml:space="preserve"> usado por ser el </w:t>
-        </w:r>
-        <w:proofErr w:type="spellStart"/>
-        <w:r>
-          <w:rPr>
-            <w:rFonts w:ascii="Helvetica" w:hAnsi="Helvetica" w:cs="Helvetica"/>
-            <w:color w:val="333333"/>
-            <w:spacing w:val="3"/>
-          </w:rPr>
-          <w:t>mas</w:t>
-        </w:r>
-        <w:proofErr w:type="spellEnd"/>
-        <w:r>
-          <w:rPr>
-            <w:rFonts w:ascii="Helvetica" w:hAnsi="Helvetica" w:cs="Helvetica"/>
-            <w:color w:val="333333"/>
-            <w:spacing w:val="3"/>
-          </w:rPr>
-          <w:t xml:space="preserve"> adaptable a </w:t>
-        </w:r>
-        <w:proofErr w:type="spellStart"/>
-        <w:r>
-          <w:rPr>
-            <w:rFonts w:ascii="Helvetica" w:hAnsi="Helvetica" w:cs="Helvetica"/>
-            <w:color w:val="333333"/>
-            <w:spacing w:val="3"/>
-          </w:rPr>
-          <w:t>propositos</w:t>
-        </w:r>
-        <w:proofErr w:type="spellEnd"/>
-        <w:r>
-          <w:rPr>
-            <w:rFonts w:ascii="Helvetica" w:hAnsi="Helvetica" w:cs="Helvetica"/>
-            <w:color w:val="333333"/>
-            <w:spacing w:val="3"/>
-          </w:rPr>
-          <w:t xml:space="preserve"> industriales, por otro lado </w:t>
-        </w:r>
-        <w:r>
-          <w:rPr>
-            <w:rStyle w:val="nfasis"/>
-            <w:rFonts w:ascii="Helvetica" w:hAnsi="Helvetica" w:cs="Helvetica"/>
-            <w:color w:val="333333"/>
-            <w:spacing w:val="3"/>
-          </w:rPr>
-          <w:t>R</w:t>
-        </w:r>
-        <w:r>
-          <w:rPr>
-            <w:rFonts w:ascii="Helvetica" w:hAnsi="Helvetica" w:cs="Helvetica"/>
-            <w:color w:val="333333"/>
-            <w:spacing w:val="3"/>
-          </w:rPr>
-          <w:t xml:space="preserve"> es un </w:t>
-        </w:r>
-        <w:proofErr w:type="spellStart"/>
-        <w:r>
-          <w:rPr>
-            <w:rFonts w:ascii="Helvetica" w:hAnsi="Helvetica" w:cs="Helvetica"/>
-            <w:color w:val="333333"/>
-            <w:spacing w:val="3"/>
-          </w:rPr>
-          <w:t>lenjuega</w:t>
-        </w:r>
-        <w:proofErr w:type="spellEnd"/>
-        <w:r>
-          <w:rPr>
-            <w:rFonts w:ascii="Helvetica" w:hAnsi="Helvetica" w:cs="Helvetica"/>
-            <w:color w:val="333333"/>
-            <w:spacing w:val="3"/>
-          </w:rPr>
-          <w:t xml:space="preserve"> funcional orientado a la comunidad científica que trabaja con estadística, </w:t>
-        </w:r>
-        <w:r>
-          <w:rPr>
-            <w:rStyle w:val="nfasis"/>
-            <w:rFonts w:ascii="Helvetica" w:hAnsi="Helvetica" w:cs="Helvetica"/>
-            <w:color w:val="333333"/>
-            <w:spacing w:val="3"/>
-          </w:rPr>
-          <w:t>R</w:t>
-        </w:r>
-        <w:r>
-          <w:rPr>
-            <w:rFonts w:ascii="Helvetica" w:hAnsi="Helvetica" w:cs="Helvetica"/>
-            <w:color w:val="333333"/>
-            <w:spacing w:val="3"/>
-          </w:rPr>
-          <w:t xml:space="preserve"> a diferencia de </w:t>
-        </w:r>
-        <w:proofErr w:type="spellStart"/>
-        <w:r>
-          <w:rPr>
-            <w:rFonts w:ascii="Helvetica" w:hAnsi="Helvetica" w:cs="Helvetica"/>
-            <w:color w:val="333333"/>
-            <w:spacing w:val="3"/>
-          </w:rPr>
-          <w:t>python</w:t>
-        </w:r>
-        <w:proofErr w:type="spellEnd"/>
-        <w:r>
-          <w:rPr>
-            <w:rFonts w:ascii="Helvetica" w:hAnsi="Helvetica" w:cs="Helvetica"/>
-            <w:color w:val="333333"/>
-            <w:spacing w:val="3"/>
-          </w:rPr>
-          <w:t xml:space="preserve"> tiene infinidad de </w:t>
-        </w:r>
-        <w:proofErr w:type="spellStart"/>
-        <w:r>
-          <w:rPr>
-            <w:rFonts w:ascii="Helvetica" w:hAnsi="Helvetica" w:cs="Helvetica"/>
-            <w:color w:val="333333"/>
-            <w:spacing w:val="3"/>
-          </w:rPr>
-          <w:t>librerias</w:t>
-        </w:r>
-        <w:proofErr w:type="spellEnd"/>
-        <w:r>
-          <w:rPr>
-            <w:rFonts w:ascii="Helvetica" w:hAnsi="Helvetica" w:cs="Helvetica"/>
-            <w:color w:val="333333"/>
-            <w:spacing w:val="3"/>
-          </w:rPr>
-          <w:t xml:space="preserve"> dispuesta para los científicos de datos, pero debido a su enfoque, no es tan adaptable a </w:t>
-        </w:r>
-        <w:proofErr w:type="spellStart"/>
-        <w:r>
-          <w:rPr>
-            <w:rFonts w:ascii="Helvetica" w:hAnsi="Helvetica" w:cs="Helvetica"/>
-            <w:color w:val="333333"/>
-            <w:spacing w:val="3"/>
-          </w:rPr>
-          <w:t>propositos</w:t>
-        </w:r>
-        <w:proofErr w:type="spellEnd"/>
-        <w:r>
-          <w:rPr>
-            <w:rFonts w:ascii="Helvetica" w:hAnsi="Helvetica" w:cs="Helvetica"/>
-            <w:color w:val="333333"/>
-            <w:spacing w:val="3"/>
-          </w:rPr>
-          <w:t xml:space="preserve"> industriales, sin embargo, la comunidad ha hecho intentos por mejorar esto, </w:t>
-        </w:r>
-        <w:proofErr w:type="spellStart"/>
-        <w:r>
-          <w:rPr>
-            <w:rFonts w:ascii="Helvetica" w:hAnsi="Helvetica" w:cs="Helvetica"/>
-            <w:color w:val="333333"/>
-            <w:spacing w:val="3"/>
-          </w:rPr>
-          <w:t>librias</w:t>
-        </w:r>
-        <w:proofErr w:type="spellEnd"/>
-        <w:r>
-          <w:rPr>
-            <w:rFonts w:ascii="Helvetica" w:hAnsi="Helvetica" w:cs="Helvetica"/>
-            <w:color w:val="333333"/>
-            <w:spacing w:val="3"/>
-          </w:rPr>
-          <w:t xml:space="preserve"> como </w:t>
-        </w:r>
-        <w:proofErr w:type="spellStart"/>
-        <w:r>
-          <w:rPr>
-            <w:rStyle w:val="nfasis"/>
-            <w:rFonts w:ascii="Helvetica" w:hAnsi="Helvetica" w:cs="Helvetica"/>
-            <w:color w:val="333333"/>
-            <w:spacing w:val="3"/>
-          </w:rPr>
-          <w:t>Shiny</w:t>
-        </w:r>
-        <w:proofErr w:type="spellEnd"/>
-        <w:r>
-          <w:rPr>
-            <w:rFonts w:ascii="Helvetica" w:hAnsi="Helvetica" w:cs="Helvetica"/>
-            <w:color w:val="333333"/>
-            <w:spacing w:val="3"/>
-          </w:rPr>
-          <w:t xml:space="preserve"> permiten crear páginas web en los cuales podemos aplicar </w:t>
-        </w:r>
-        <w:proofErr w:type="spellStart"/>
-        <w:r>
-          <w:rPr>
-            <w:rFonts w:ascii="Helvetica" w:hAnsi="Helvetica" w:cs="Helvetica"/>
-            <w:color w:val="333333"/>
-            <w:spacing w:val="3"/>
-          </w:rPr>
-          <w:t>practicamente</w:t>
-        </w:r>
-        <w:proofErr w:type="spellEnd"/>
-        <w:r>
-          <w:rPr>
-            <w:rFonts w:ascii="Helvetica" w:hAnsi="Helvetica" w:cs="Helvetica"/>
-            <w:color w:val="333333"/>
-            <w:spacing w:val="3"/>
-          </w:rPr>
-          <w:t xml:space="preserve"> todas las herramientas que nos ofrece </w:t>
-        </w:r>
-        <w:proofErr w:type="spellStart"/>
-        <w:r>
-          <w:rPr>
-            <w:rStyle w:val="nfasis"/>
-            <w:rFonts w:ascii="Helvetica" w:hAnsi="Helvetica" w:cs="Helvetica"/>
-            <w:color w:val="333333"/>
-            <w:spacing w:val="3"/>
-          </w:rPr>
-          <w:t>R</w:t>
-        </w:r>
-        <w:r>
-          <w:rPr>
-            <w:rFonts w:ascii="Helvetica" w:hAnsi="Helvetica" w:cs="Helvetica"/>
-            <w:color w:val="333333"/>
-            <w:spacing w:val="3"/>
-          </w:rPr>
-          <w:t>y</w:t>
-        </w:r>
-        <w:proofErr w:type="spellEnd"/>
-        <w:r>
-          <w:rPr>
-            <w:rFonts w:ascii="Helvetica" w:hAnsi="Helvetica" w:cs="Helvetica"/>
-            <w:color w:val="333333"/>
-            <w:spacing w:val="3"/>
-          </w:rPr>
-          <w:t xml:space="preserve"> ofrecer resultados adecuados para los usuarios.</w:t>
+          <w:t xml:space="preserve">R </w:t>
+        </w:r>
+        <w:r>
+          <w:rPr>
+            <w:rFonts w:ascii="Helvetica" w:hAnsi="Helvetica" w:cs="Helvetica"/>
+            <w:color w:val="333333"/>
+            <w:spacing w:val="3"/>
+          </w:rPr>
+          <w:t>y ofrece</w:t>
+        </w:r>
+      </w:ins>
+      <w:ins w:id="210" w:author="Bernardo" w:date="2019-05-30T15:42:00Z">
+        <w:r>
+          <w:rPr>
+            <w:rFonts w:ascii="Helvetica" w:hAnsi="Helvetica" w:cs="Helvetica"/>
+            <w:color w:val="333333"/>
+            <w:spacing w:val="3"/>
+          </w:rPr>
+          <w:t>r</w:t>
+        </w:r>
+      </w:ins>
+      <w:ins w:id="211" w:author="Bernardo" w:date="2019-05-30T15:31:00Z">
+        <w:r>
+          <w:rPr>
+            <w:rFonts w:ascii="Helvetica" w:hAnsi="Helvetica" w:cs="Helvetica"/>
+            <w:color w:val="333333"/>
+            <w:spacing w:val="3"/>
+          </w:rPr>
+          <w:t xml:space="preserve"> resultados adecuados </w:t>
+        </w:r>
+      </w:ins>
+      <w:ins w:id="212" w:author="Bernardo" w:date="2019-05-30T15:32:00Z">
+        <w:r>
+          <w:rPr>
+            <w:rFonts w:ascii="Helvetica" w:hAnsi="Helvetica" w:cs="Helvetica"/>
+            <w:color w:val="333333"/>
+            <w:spacing w:val="3"/>
+          </w:rPr>
+          <w:t xml:space="preserve">a todo tipo de </w:t>
+        </w:r>
+      </w:ins>
+      <w:ins w:id="213" w:author="Bernardo" w:date="2019-05-30T15:31:00Z">
+        <w:r>
+          <w:rPr>
+            <w:rFonts w:ascii="Helvetica" w:hAnsi="Helvetica" w:cs="Helvetica"/>
+            <w:color w:val="333333"/>
+            <w:spacing w:val="3"/>
+          </w:rPr>
+          <w:t>usuarios.</w:t>
         </w:r>
       </w:ins>
     </w:p>
@@ -1936,69 +2341,165 @@
         <w:pStyle w:val="NormalWeb"/>
         <w:shd w:val="clear" w:color="auto" w:fill="FFFFFF"/>
         <w:spacing w:before="0" w:beforeAutospacing="0" w:after="204" w:afterAutospacing="0"/>
-        <w:rPr>
-          <w:ins w:id="142" w:author="Bernardo" w:date="2019-05-30T15:01:00Z"/>
+        <w:jc w:val="both"/>
+        <w:rPr>
+          <w:ins w:id="214" w:author="Bernardo" w:date="2019-05-30T15:38:00Z"/>
           <w:rFonts w:ascii="Helvetica" w:hAnsi="Helvetica" w:cs="Helvetica"/>
           <w:color w:val="333333"/>
           <w:spacing w:val="3"/>
         </w:rPr>
-      </w:pPr>
-      <w:ins w:id="143" w:author="Bernardo" w:date="2019-05-30T15:01:00Z">
-        <w:r>
-          <w:rPr>
-            <w:rFonts w:ascii="Helvetica" w:hAnsi="Helvetica" w:cs="Helvetica"/>
-            <w:color w:val="333333"/>
-            <w:spacing w:val="3"/>
-          </w:rPr>
-          <w:t xml:space="preserve">Sin duda </w:t>
-        </w:r>
-        <w:r>
-          <w:rPr>
-            <w:rStyle w:val="nfasis"/>
-            <w:rFonts w:ascii="Helvetica" w:hAnsi="Helvetica" w:cs="Helvetica"/>
-            <w:color w:val="333333"/>
-            <w:spacing w:val="3"/>
-          </w:rPr>
-          <w:t>Python</w:t>
-        </w:r>
-        <w:r>
-          <w:rPr>
-            <w:rFonts w:ascii="Helvetica" w:hAnsi="Helvetica" w:cs="Helvetica"/>
-            <w:color w:val="333333"/>
-            <w:spacing w:val="3"/>
-          </w:rPr>
-          <w:t> y </w:t>
-        </w:r>
-        <w:r>
-          <w:rPr>
-            <w:rStyle w:val="nfasis"/>
-            <w:rFonts w:ascii="Helvetica" w:hAnsi="Helvetica" w:cs="Helvetica"/>
-            <w:color w:val="333333"/>
-            <w:spacing w:val="3"/>
-          </w:rPr>
-          <w:t>R son los favoritos</w:t>
-        </w:r>
-        <w:r>
-          <w:rPr>
-            <w:rFonts w:ascii="Helvetica" w:hAnsi="Helvetica" w:cs="Helvetica"/>
-            <w:color w:val="333333"/>
-            <w:spacing w:val="3"/>
-          </w:rPr>
-          <w:t xml:space="preserve">, por ser de </w:t>
-        </w:r>
-      </w:ins>
-      <w:ins w:id="144" w:author="Bernardo" w:date="2019-05-30T15:02:00Z">
-        <w:r>
-          <w:rPr>
-            <w:rFonts w:ascii="Helvetica" w:hAnsi="Helvetica" w:cs="Helvetica"/>
-            <w:color w:val="333333"/>
-            <w:spacing w:val="3"/>
-          </w:rPr>
-          <w:t>códigos abiertos</w:t>
-        </w:r>
-      </w:ins>
-      <w:bookmarkStart w:id="145" w:name="_GoBack"/>
-      <w:bookmarkEnd w:id="145"/>
+        <w:pPrChange w:id="215" w:author="Bernardo" w:date="2019-05-30T15:39:00Z">
+          <w:pPr>
+            <w:pStyle w:val="NormalWeb"/>
+            <w:shd w:val="clear" w:color="auto" w:fill="FFFFFF"/>
+            <w:spacing w:before="0" w:beforeAutospacing="0" w:after="204" w:afterAutospacing="0"/>
+          </w:pPr>
+        </w:pPrChange>
+      </w:pPr>
+      <w:ins w:id="216" w:author="Bernardo" w:date="2019-05-30T15:33:00Z">
+        <w:r>
+          <w:rPr>
+            <w:rFonts w:ascii="Helvetica" w:hAnsi="Helvetica" w:cs="Helvetica"/>
+            <w:color w:val="333333"/>
+            <w:spacing w:val="3"/>
+          </w:rPr>
+          <w:t xml:space="preserve">En principio todo aquel que trabaje con datos debe conocer ambos lenguajes y </w:t>
+        </w:r>
+      </w:ins>
+      <w:ins w:id="217" w:author="Bernardo" w:date="2019-05-30T15:34:00Z">
+        <w:r>
+          <w:rPr>
+            <w:rFonts w:ascii="Helvetica" w:hAnsi="Helvetica" w:cs="Helvetica"/>
+            <w:color w:val="333333"/>
+            <w:spacing w:val="3"/>
+          </w:rPr>
+          <w:t xml:space="preserve">utilizarlos de </w:t>
+        </w:r>
+        <w:r>
+          <w:rPr>
+            <w:rFonts w:ascii="Helvetica" w:hAnsi="Helvetica" w:cs="Helvetica"/>
+            <w:color w:val="333333"/>
+            <w:spacing w:val="3"/>
+          </w:rPr>
+          <w:t>acuerdo a sus necesidades. E</w:t>
+        </w:r>
+        <w:r>
+          <w:rPr>
+            <w:rFonts w:ascii="Helvetica" w:hAnsi="Helvetica" w:cs="Helvetica"/>
+            <w:color w:val="333333"/>
+            <w:spacing w:val="3"/>
+          </w:rPr>
+          <w:t xml:space="preserve">n los ámbitos académicos, divulgativos </w:t>
+        </w:r>
+      </w:ins>
+      <w:ins w:id="218" w:author="Bernardo" w:date="2019-05-30T15:35:00Z">
+        <w:r>
+          <w:rPr>
+            <w:rFonts w:ascii="Helvetica" w:hAnsi="Helvetica" w:cs="Helvetica"/>
+            <w:color w:val="333333"/>
+            <w:spacing w:val="3"/>
+          </w:rPr>
+          <w:t xml:space="preserve">o de investigación, es recomendable usar </w:t>
+        </w:r>
+        <w:r>
+          <w:rPr>
+            <w:rFonts w:ascii="Helvetica" w:hAnsi="Helvetica" w:cs="Helvetica"/>
+            <w:i/>
+            <w:color w:val="333333"/>
+            <w:spacing w:val="3"/>
+            <w:rPrChange w:id="219" w:author="Bernardo" w:date="2019-05-30T15:41:00Z">
+              <w:rPr>
+                <w:rFonts w:ascii="Helvetica" w:hAnsi="Helvetica" w:cs="Helvetica"/>
+                <w:color w:val="333333"/>
+                <w:spacing w:val="3"/>
+              </w:rPr>
+            </w:rPrChange>
+          </w:rPr>
+          <w:t>R</w:t>
+        </w:r>
+        <w:r>
+          <w:rPr>
+            <w:rFonts w:ascii="Helvetica" w:hAnsi="Helvetica" w:cs="Helvetica"/>
+            <w:color w:val="333333"/>
+            <w:spacing w:val="3"/>
+          </w:rPr>
+          <w:t xml:space="preserve">. </w:t>
+        </w:r>
+      </w:ins>
+      <w:ins w:id="220" w:author="Bernardo" w:date="2019-05-30T15:37:00Z">
+        <w:r>
+          <w:rPr>
+            <w:rFonts w:ascii="Helvetica" w:hAnsi="Helvetica" w:cs="Helvetica"/>
+            <w:color w:val="333333"/>
+            <w:spacing w:val="3"/>
+          </w:rPr>
+          <w:t xml:space="preserve"> </w:t>
+        </w:r>
+        <w:r>
+          <w:rPr>
+            <w:rFonts w:ascii="Helvetica" w:hAnsi="Helvetica" w:cs="Helvetica"/>
+            <w:i/>
+            <w:color w:val="333333"/>
+            <w:spacing w:val="3"/>
+            <w:rPrChange w:id="221" w:author="Bernardo" w:date="2019-05-30T15:42:00Z">
+              <w:rPr>
+                <w:rFonts w:ascii="Helvetica" w:hAnsi="Helvetica" w:cs="Helvetica"/>
+                <w:color w:val="333333"/>
+                <w:spacing w:val="3"/>
+              </w:rPr>
+            </w:rPrChange>
+          </w:rPr>
+          <w:t>Phyton</w:t>
+        </w:r>
+        <w:r>
+          <w:rPr>
+            <w:rFonts w:ascii="Helvetica" w:hAnsi="Helvetica" w:cs="Helvetica"/>
+            <w:color w:val="333333"/>
+            <w:spacing w:val="3"/>
+          </w:rPr>
+          <w:t xml:space="preserve"> es una mejor opción s</w:t>
+        </w:r>
+      </w:ins>
+      <w:ins w:id="222" w:author="Bernardo" w:date="2019-05-30T15:35:00Z">
+        <w:r>
+          <w:rPr>
+            <w:rFonts w:ascii="Helvetica" w:hAnsi="Helvetica" w:cs="Helvetica"/>
+            <w:color w:val="333333"/>
+            <w:spacing w:val="3"/>
+          </w:rPr>
+          <w:t xml:space="preserve">i las necesidades son del campo empresarial, industrial o para el diseño de software </w:t>
+        </w:r>
+      </w:ins>
+      <w:ins w:id="223" w:author="Bernardo" w:date="2019-05-30T15:36:00Z">
+        <w:r>
+          <w:rPr>
+            <w:rFonts w:ascii="Helvetica" w:hAnsi="Helvetica" w:cs="Helvetica"/>
+            <w:color w:val="333333"/>
+            <w:spacing w:val="3"/>
+          </w:rPr>
+          <w:t>en el cual se usen m</w:t>
+        </w:r>
+      </w:ins>
+      <w:ins w:id="224" w:author="Bernardo" w:date="2019-05-30T15:37:00Z">
+        <w:r>
+          <w:rPr>
+            <w:rFonts w:ascii="Helvetica" w:hAnsi="Helvetica" w:cs="Helvetica"/>
+            <w:color w:val="333333"/>
+            <w:spacing w:val="3"/>
+          </w:rPr>
+          <w:t>étodos estadísticos. Los dos lenguajes pueden descargarse en los siguientes enlaces</w:t>
+        </w:r>
+      </w:ins>
+      <w:ins w:id="225" w:author="Bernardo" w:date="2019-05-30T15:38:00Z">
+        <w:r>
+          <w:rPr>
+            <w:rFonts w:ascii="Helvetica" w:hAnsi="Helvetica" w:cs="Helvetica"/>
+            <w:color w:val="333333"/>
+            <w:spacing w:val="3"/>
+          </w:rPr>
+          <w:t xml:space="preserve">: </w:t>
+        </w:r>
+      </w:ins>
     </w:p>
     <w:p>
       <w:pPr>
@@ -2006,12 +2507,72 @@
         <w:shd w:val="clear" w:color="auto" w:fill="FFFFFF"/>
         <w:spacing w:before="0" w:beforeAutospacing="0" w:after="204" w:afterAutospacing="0"/>
         <w:rPr>
-          <w:ins w:id="146" w:author="Bernardo" w:date="2019-05-30T15:01:00Z"/>
+          <w:ins w:id="226" w:author="Bernardo" w:date="2019-05-30T16:37:00Z"/>
           <w:rFonts w:ascii="Helvetica" w:hAnsi="Helvetica" w:cs="Helvetica"/>
           <w:color w:val="333333"/>
           <w:spacing w:val="3"/>
         </w:rPr>
       </w:pPr>
+      <w:ins w:id="227" w:author="Bernardo" w:date="2019-05-30T16:37:00Z">
+        <w:r>
+          <w:rPr>
+            <w:rFonts w:ascii="Helvetica" w:hAnsi="Helvetica" w:cs="Helvetica"/>
+            <w:i/>
+            <w:color w:val="333333"/>
+            <w:spacing w:val="3"/>
+          </w:rPr>
+          <w:t>R</w:t>
+        </w:r>
+        <w:r>
+          <w:rPr>
+            <w:rFonts w:ascii="Helvetica" w:hAnsi="Helvetica" w:cs="Helvetica"/>
+            <w:color w:val="333333"/>
+            <w:spacing w:val="3"/>
+          </w:rPr>
+          <w:t xml:space="preserve"> en </w:t>
+        </w:r>
+        <w:r>
+          <w:rPr>
+            <w:rFonts w:ascii="Helvetica" w:hAnsi="Helvetica" w:cs="Helvetica"/>
+            <w:color w:val="333333"/>
+            <w:spacing w:val="3"/>
+          </w:rPr>
+          <w:fldChar w:fldCharType="begin"/>
+        </w:r>
+        <w:r>
+          <w:rPr>
+            <w:rFonts w:ascii="Helvetica" w:hAnsi="Helvetica" w:cs="Helvetica"/>
+            <w:color w:val="333333"/>
+            <w:spacing w:val="3"/>
+          </w:rPr>
+          <w:instrText xml:space="preserve"> HYPERLINK "https://www.r-project.org" </w:instrText>
+        </w:r>
+        <w:r>
+          <w:rPr>
+            <w:rFonts w:ascii="Helvetica" w:hAnsi="Helvetica" w:cs="Helvetica"/>
+            <w:color w:val="333333"/>
+            <w:spacing w:val="3"/>
+          </w:rPr>
+          <w:fldChar w:fldCharType="separate"/>
+        </w:r>
+        <w:r>
+          <w:rPr>
+            <w:rStyle w:val="Hipervnculo"/>
+            <w:rFonts w:ascii="Helvetica" w:hAnsi="Helvetica" w:cs="Helvetica"/>
+            <w:color w:val="4183C4"/>
+            <w:spacing w:val="3"/>
+          </w:rPr>
+          <w:t>https://www.r-project.org</w:t>
+        </w:r>
+        <w:r>
+          <w:rPr>
+            <w:rFonts w:ascii="Helvetica" w:hAnsi="Helvetica" w:cs="Helvetica"/>
+            <w:color w:val="333333"/>
+            <w:spacing w:val="3"/>
+          </w:rPr>
+          <w:fldChar w:fldCharType="end"/>
+        </w:r>
+      </w:ins>
     </w:p>
     <w:p>
       <w:pPr>
@@ -2019,12 +2580,87 @@
         <w:shd w:val="clear" w:color="auto" w:fill="FFFFFF"/>
         <w:spacing w:before="0" w:beforeAutospacing="0" w:after="204" w:afterAutospacing="0"/>
         <w:rPr>
-          <w:ins w:id="147" w:author="Bernardo" w:date="2019-05-30T15:01:00Z"/>
+          <w:ins w:id="228" w:author="Bernardo" w:date="2019-05-30T15:38:00Z"/>
           <w:rFonts w:ascii="Helvetica" w:hAnsi="Helvetica" w:cs="Helvetica"/>
           <w:color w:val="333333"/>
           <w:spacing w:val="3"/>
         </w:rPr>
       </w:pPr>
+      <w:ins w:id="229" w:author="Bernardo" w:date="2019-05-30T15:38:00Z">
+        <w:r>
+          <w:rPr>
+            <w:rFonts w:ascii="Helvetica" w:hAnsi="Helvetica" w:cs="Helvetica"/>
+            <w:i/>
+            <w:color w:val="333333"/>
+            <w:spacing w:val="3"/>
+            <w:rPrChange w:id="230" w:author="Bernardo" w:date="2019-05-30T15:42:00Z">
+              <w:rPr>
+                <w:rFonts w:ascii="Helvetica" w:hAnsi="Helvetica" w:cs="Helvetica"/>
+                <w:color w:val="333333"/>
+                <w:spacing w:val="3"/>
+              </w:rPr>
+            </w:rPrChange>
+          </w:rPr>
+          <w:t>Phyton</w:t>
+        </w:r>
+        <w:r>
+          <w:rPr>
+            <w:rFonts w:ascii="Helvetica" w:hAnsi="Helvetica" w:cs="Helvetica"/>
+            <w:color w:val="333333"/>
+            <w:spacing w:val="3"/>
+          </w:rPr>
+          <w:t xml:space="preserve"> en </w:t>
+        </w:r>
+        <w:r>
+          <w:rPr>
+            <w:rFonts w:ascii="Helvetica" w:hAnsi="Helvetica" w:cs="Helvetica"/>
+            <w:color w:val="333333"/>
+            <w:spacing w:val="3"/>
+          </w:rPr>
+          <w:fldChar w:fldCharType="begin"/>
+        </w:r>
+        <w:r>
+          <w:rPr>
+            <w:rFonts w:ascii="Helvetica" w:hAnsi="Helvetica" w:cs="Helvetica"/>
+            <w:color w:val="333333"/>
+            <w:spacing w:val="3"/>
+          </w:rPr>
+          <w:instrText xml:space="preserve"> HYPERLINK "https://www.python.org" </w:instrText>
+        </w:r>
+        <w:r>
+          <w:rPr>
+            <w:rFonts w:ascii="Helvetica" w:hAnsi="Helvetica" w:cs="Helvetica"/>
+            <w:color w:val="333333"/>
+            <w:spacing w:val="3"/>
+          </w:rPr>
+          <w:fldChar w:fldCharType="separate"/>
+        </w:r>
+        <w:r>
+          <w:rPr>
+            <w:rStyle w:val="Hipervnculo"/>
+            <w:rFonts w:ascii="Helvetica" w:hAnsi="Helvetica" w:cs="Helvetica"/>
+            <w:color w:val="4183C4"/>
+            <w:spacing w:val="3"/>
+          </w:rPr>
+          <w:t>https://www.python.org</w:t>
+        </w:r>
+        <w:r>
+          <w:rPr>
+            <w:rFonts w:ascii="Helvetica" w:hAnsi="Helvetica" w:cs="Helvetica"/>
+            <w:color w:val="333333"/>
+            <w:spacing w:val="3"/>
+          </w:rPr>
+          <w:fldChar w:fldCharType="end"/>
+        </w:r>
+        <w:r>
+          <w:rPr>
+            <w:rFonts w:ascii="Helvetica" w:hAnsi="Helvetica" w:cs="Helvetica"/>
+            <w:color w:val="333333"/>
+            <w:spacing w:val="3"/>
+          </w:rPr>
+          <w:t> y </w:t>
+        </w:r>
+      </w:ins>
     </w:p>
     <w:p>
       <w:pPr>
@@ -2032,277 +2668,3989 @@
         <w:shd w:val="clear" w:color="auto" w:fill="FFFFFF"/>
         <w:spacing w:before="0" w:beforeAutospacing="0" w:after="204" w:afterAutospacing="0"/>
         <w:rPr>
-          <w:ins w:id="148" w:author="Bernardo" w:date="2019-05-30T14:58:00Z"/>
+          <w:ins w:id="231" w:author="Bernardo" w:date="2019-05-30T15:59:00Z"/>
+        </w:rPr>
+        <w:pPrChange w:id="232" w:author="Bernardo" w:date="2019-05-30T15:39:00Z">
+          <w:pPr>
+            <w:jc w:val="both"/>
+          </w:pPr>
+        </w:pPrChange>
+      </w:pPr>
+    </w:p>
+    <w:p>
+      <w:pPr>
+        <w:pStyle w:val="NormalWeb"/>
+        <w:shd w:val="clear" w:color="auto" w:fill="FFFFFF"/>
+        <w:spacing w:before="0" w:beforeAutospacing="0" w:after="204" w:afterAutospacing="0"/>
+        <w:rPr>
+          <w:ins w:id="233" w:author="Bernardo" w:date="2019-05-30T15:59:00Z"/>
+        </w:rPr>
+        <w:pPrChange w:id="234" w:author="Bernardo" w:date="2019-05-30T15:39:00Z">
+          <w:pPr>
+            <w:jc w:val="both"/>
+          </w:pPr>
+        </w:pPrChange>
+      </w:pPr>
+    </w:p>
+    <w:p>
+      <w:pPr>
+        <w:pStyle w:val="Ttulo2"/>
+        <w:keepNext/>
+        <w:shd w:val="clear" w:color="auto" w:fill="FFFFFF"/>
+        <w:spacing w:before="306" w:beforeAutospacing="0" w:after="204" w:afterAutospacing="0"/>
+        <w:rPr>
+          <w:ins w:id="235" w:author="Bernardo" w:date="2019-05-30T16:02:00Z"/>
+          <w:rFonts w:ascii="Helvetica" w:hAnsi="Helvetica" w:cs="Helvetica"/>
+          <w:b w:val="0"/>
+          <w:bCs w:val="0"/>
+          <w:color w:val="333333"/>
+          <w:spacing w:val="3"/>
+          <w:sz w:val="24"/>
+          <w:szCs w:val="24"/>
+        </w:rPr>
+      </w:pPr>
+      <w:ins w:id="236" w:author="Bernardo" w:date="2019-05-30T15:59:00Z">
+        <w:r>
+          <w:rPr>
+            <w:rFonts w:ascii="Helvetica" w:hAnsi="Helvetica" w:cs="Helvetica"/>
+            <w:b w:val="0"/>
+            <w:bCs w:val="0"/>
+            <w:color w:val="333333"/>
+            <w:spacing w:val="3"/>
+            <w:sz w:val="24"/>
+            <w:szCs w:val="24"/>
+            <w:highlight w:val="yellow"/>
+            <w:rPrChange w:id="237" w:author="Bernardo" w:date="2019-05-30T16:26:00Z">
+              <w:rPr>
+                <w:rFonts w:ascii="Helvetica" w:hAnsi="Helvetica" w:cs="Helvetica"/>
+                <w:b w:val="0"/>
+                <w:bCs w:val="0"/>
+                <w:color w:val="333333"/>
+                <w:spacing w:val="3"/>
+                <w:sz w:val="42"/>
+                <w:szCs w:val="42"/>
+              </w:rPr>
+            </w:rPrChange>
+          </w:rPr>
+          <w:lastRenderedPageBreak/>
+          <w:t xml:space="preserve">Corregir </w:t>
+        </w:r>
+        <w:r>
+          <w:rPr>
+            <w:rFonts w:ascii="Helvetica" w:hAnsi="Helvetica" w:cs="Helvetica"/>
+            <w:b w:val="0"/>
+            <w:bCs w:val="0"/>
+            <w:color w:val="333333"/>
+            <w:spacing w:val="3"/>
+            <w:sz w:val="24"/>
+            <w:szCs w:val="24"/>
+            <w:highlight w:val="yellow"/>
+            <w:rPrChange w:id="238" w:author="Bernardo" w:date="2019-05-30T16:26:00Z">
+              <w:rPr>
+                <w:rFonts w:ascii="Helvetica" w:hAnsi="Helvetica" w:cs="Helvetica"/>
+                <w:b w:val="0"/>
+                <w:bCs w:val="0"/>
+                <w:color w:val="333333"/>
+                <w:spacing w:val="3"/>
+                <w:sz w:val="42"/>
+                <w:szCs w:val="42"/>
+              </w:rPr>
+            </w:rPrChange>
+          </w:rPr>
+          <w:t xml:space="preserve">Primero </w:t>
+        </w:r>
+        <w:r>
+          <w:rPr>
+            <w:rFonts w:ascii="Helvetica" w:hAnsi="Helvetica" w:cs="Helvetica"/>
+            <w:b w:val="0"/>
+            <w:bCs w:val="0"/>
+            <w:color w:val="333333"/>
+            <w:spacing w:val="3"/>
+            <w:sz w:val="24"/>
+            <w:szCs w:val="24"/>
+            <w:highlight w:val="yellow"/>
+            <w:rPrChange w:id="239" w:author="Bernardo" w:date="2019-05-30T16:26:00Z">
+              <w:rPr>
+                <w:rFonts w:ascii="Helvetica" w:hAnsi="Helvetica" w:cs="Helvetica"/>
+                <w:b w:val="0"/>
+                <w:bCs w:val="0"/>
+                <w:color w:val="333333"/>
+                <w:spacing w:val="3"/>
+                <w:sz w:val="42"/>
+                <w:szCs w:val="42"/>
+              </w:rPr>
+            </w:rPrChange>
+          </w:rPr>
+          <w:t>por Primer</w:t>
+        </w:r>
+      </w:ins>
+    </w:p>
+    <w:p>
+      <w:pPr>
+        <w:pStyle w:val="Ttulo2"/>
+        <w:keepNext/>
+        <w:shd w:val="clear" w:color="auto" w:fill="FFFFFF"/>
+        <w:spacing w:before="306" w:beforeAutospacing="0" w:after="204" w:afterAutospacing="0"/>
+        <w:rPr>
+          <w:ins w:id="240" w:author="Bernardo" w:date="2019-05-30T16:02:00Z"/>
+          <w:rFonts w:ascii="Helvetica" w:hAnsi="Helvetica" w:cs="Helvetica"/>
+          <w:b w:val="0"/>
+          <w:bCs w:val="0"/>
+          <w:color w:val="333333"/>
+          <w:spacing w:val="3"/>
+          <w:sz w:val="24"/>
+          <w:szCs w:val="24"/>
+        </w:rPr>
+      </w:pPr>
+    </w:p>
+    <w:p>
+      <w:pPr>
+        <w:pStyle w:val="Ttulo2"/>
+        <w:keepNext/>
+        <w:shd w:val="clear" w:color="auto" w:fill="FFFFFF"/>
+        <w:spacing w:before="306" w:beforeAutospacing="0" w:after="204" w:afterAutospacing="0"/>
+        <w:jc w:val="both"/>
+        <w:rPr>
+          <w:ins w:id="241" w:author="Bernardo" w:date="2019-05-30T16:25:00Z"/>
+          <w:rFonts w:ascii="Helvetica" w:hAnsi="Helvetica" w:cs="Helvetica"/>
+          <w:b w:val="0"/>
+          <w:bCs w:val="0"/>
+          <w:color w:val="333333"/>
+          <w:spacing w:val="3"/>
+          <w:sz w:val="24"/>
+          <w:szCs w:val="24"/>
+        </w:rPr>
+        <w:pPrChange w:id="242" w:author="Bernardo" w:date="2019-05-30T16:09:00Z">
+          <w:pPr>
+            <w:pStyle w:val="Ttulo2"/>
+            <w:keepNext/>
+            <w:shd w:val="clear" w:color="auto" w:fill="FFFFFF"/>
+            <w:spacing w:before="306" w:beforeAutospacing="0" w:after="204" w:afterAutospacing="0"/>
+          </w:pPr>
+        </w:pPrChange>
+      </w:pPr>
+      <w:ins w:id="243" w:author="Bernardo" w:date="2019-05-30T16:25:00Z">
+        <w:r>
+          <w:rPr>
+            <w:rFonts w:ascii="Helvetica" w:hAnsi="Helvetica" w:cs="Helvetica"/>
+            <w:b w:val="0"/>
+            <w:bCs w:val="0"/>
+            <w:color w:val="333333"/>
+            <w:spacing w:val="3"/>
+            <w:sz w:val="24"/>
+            <w:szCs w:val="24"/>
+            <w:highlight w:val="yellow"/>
+            <w:rPrChange w:id="244" w:author="Bernardo" w:date="2019-05-30T16:26:00Z">
+              <w:rPr>
+                <w:rFonts w:ascii="Helvetica" w:hAnsi="Helvetica" w:cs="Helvetica"/>
+                <w:b w:val="0"/>
+                <w:bCs w:val="0"/>
+                <w:color w:val="333333"/>
+                <w:spacing w:val="3"/>
+                <w:sz w:val="24"/>
+                <w:szCs w:val="24"/>
+              </w:rPr>
+            </w:rPrChange>
+          </w:rPr>
+          <w:t>Sugiero mantener siempre el mismo orden de presentación de las imágenes, es decir siempre primero las de R y luego las de Phyton. Con</w:t>
+        </w:r>
+        <w:r>
+          <w:rPr>
+            <w:rFonts w:ascii="Helvetica" w:hAnsi="Helvetica" w:cs="Helvetica"/>
+            <w:b w:val="0"/>
+            <w:bCs w:val="0"/>
+            <w:color w:val="333333"/>
+            <w:spacing w:val="3"/>
+            <w:sz w:val="24"/>
+            <w:szCs w:val="24"/>
+            <w:highlight w:val="yellow"/>
+            <w:rPrChange w:id="245" w:author="Bernardo" w:date="2019-05-30T16:26:00Z">
+              <w:rPr>
+                <w:rFonts w:ascii="Helvetica" w:hAnsi="Helvetica" w:cs="Helvetica"/>
+                <w:b w:val="0"/>
+                <w:bCs w:val="0"/>
+                <w:color w:val="333333"/>
+                <w:spacing w:val="3"/>
+                <w:sz w:val="24"/>
+                <w:szCs w:val="24"/>
+                <w:highlight w:val="yellow"/>
+              </w:rPr>
+            </w:rPrChange>
+          </w:rPr>
+          <w:t xml:space="preserve"> este cambio la siguiente </w:t>
+        </w:r>
+      </w:ins>
+      <w:ins w:id="246" w:author="Bernardo" w:date="2019-05-30T16:39:00Z">
+        <w:r>
+          <w:rPr>
+            <w:rFonts w:ascii="Helvetica" w:hAnsi="Helvetica" w:cs="Helvetica"/>
+            <w:b w:val="0"/>
+            <w:bCs w:val="0"/>
+            <w:color w:val="333333"/>
+            <w:spacing w:val="3"/>
+            <w:sz w:val="24"/>
+            <w:szCs w:val="24"/>
+            <w:highlight w:val="yellow"/>
+            <w:rPrChange w:id="247" w:author="Bernardo" w:date="2019-05-30T16:26:00Z">
+              <w:rPr>
+                <w:rFonts w:ascii="Helvetica" w:hAnsi="Helvetica" w:cs="Helvetica"/>
+                <w:b w:val="0"/>
+                <w:bCs w:val="0"/>
+                <w:color w:val="333333"/>
+                <w:spacing w:val="3"/>
+                <w:sz w:val="24"/>
+                <w:szCs w:val="24"/>
+                <w:highlight w:val="yellow"/>
+              </w:rPr>
+            </w:rPrChange>
+          </w:rPr>
+          <w:t>secci</w:t>
+        </w:r>
+        <w:r>
+          <w:rPr>
+            <w:rFonts w:ascii="Helvetica" w:hAnsi="Helvetica" w:cs="Helvetica"/>
+            <w:b w:val="0"/>
+            <w:bCs w:val="0"/>
+            <w:color w:val="333333"/>
+            <w:spacing w:val="3"/>
+            <w:sz w:val="24"/>
+            <w:szCs w:val="24"/>
+            <w:highlight w:val="yellow"/>
+            <w:rPrChange w:id="248" w:author="Bernardo" w:date="2019-05-30T16:26:00Z">
+              <w:rPr>
+                <w:rFonts w:ascii="Helvetica" w:hAnsi="Helvetica" w:cs="Helvetica"/>
+                <w:b w:val="0"/>
+                <w:bCs w:val="0"/>
+                <w:color w:val="333333"/>
+                <w:spacing w:val="3"/>
+                <w:sz w:val="24"/>
+                <w:szCs w:val="24"/>
+                <w:highlight w:val="yellow"/>
+              </w:rPr>
+            </w:rPrChange>
+          </w:rPr>
+          <w:t>ón</w:t>
+        </w:r>
+      </w:ins>
+      <w:ins w:id="249" w:author="Bernardo" w:date="2019-05-30T16:25:00Z">
+        <w:r>
+          <w:rPr>
+            <w:rFonts w:ascii="Helvetica" w:hAnsi="Helvetica" w:cs="Helvetica"/>
+            <w:b w:val="0"/>
+            <w:bCs w:val="0"/>
+            <w:color w:val="333333"/>
+            <w:spacing w:val="3"/>
+            <w:sz w:val="24"/>
+            <w:szCs w:val="24"/>
+            <w:highlight w:val="yellow"/>
+            <w:rPrChange w:id="250" w:author="Bernardo" w:date="2019-05-30T16:26:00Z">
+              <w:rPr>
+                <w:rFonts w:ascii="Helvetica" w:hAnsi="Helvetica" w:cs="Helvetica"/>
+                <w:b w:val="0"/>
+                <w:bCs w:val="0"/>
+                <w:color w:val="333333"/>
+                <w:spacing w:val="3"/>
+                <w:sz w:val="24"/>
+                <w:szCs w:val="24"/>
+              </w:rPr>
+            </w:rPrChange>
+          </w:rPr>
+          <w:t xml:space="preserve"> ir</w:t>
+        </w:r>
+      </w:ins>
+      <w:ins w:id="251" w:author="Bernardo" w:date="2019-05-30T16:26:00Z">
+        <w:r>
+          <w:rPr>
+            <w:rFonts w:ascii="Helvetica" w:hAnsi="Helvetica" w:cs="Helvetica"/>
+            <w:b w:val="0"/>
+            <w:bCs w:val="0"/>
+            <w:color w:val="333333"/>
+            <w:spacing w:val="3"/>
+            <w:sz w:val="24"/>
+            <w:szCs w:val="24"/>
+            <w:highlight w:val="yellow"/>
+            <w:rPrChange w:id="252" w:author="Bernardo" w:date="2019-05-30T16:26:00Z">
+              <w:rPr>
+                <w:rFonts w:ascii="Helvetica" w:hAnsi="Helvetica" w:cs="Helvetica"/>
+                <w:b w:val="0"/>
+                <w:bCs w:val="0"/>
+                <w:color w:val="333333"/>
+                <w:spacing w:val="3"/>
+                <w:sz w:val="24"/>
+                <w:szCs w:val="24"/>
+              </w:rPr>
+            </w:rPrChange>
+          </w:rPr>
+          <w:t>ía así</w:t>
+        </w:r>
+      </w:ins>
+    </w:p>
+    <w:p>
+      <w:pPr>
+        <w:pStyle w:val="Ttulo2"/>
+        <w:keepNext/>
+        <w:shd w:val="clear" w:color="auto" w:fill="FFFFFF"/>
+        <w:spacing w:before="306" w:beforeAutospacing="0" w:after="204" w:afterAutospacing="0"/>
+        <w:jc w:val="both"/>
+        <w:rPr>
+          <w:ins w:id="253" w:author="Bernardo" w:date="2019-05-30T16:11:00Z"/>
+          <w:rFonts w:ascii="Helvetica" w:hAnsi="Helvetica" w:cs="Helvetica"/>
+          <w:b w:val="0"/>
+          <w:bCs w:val="0"/>
+          <w:color w:val="333333"/>
+          <w:spacing w:val="3"/>
+          <w:sz w:val="24"/>
+          <w:szCs w:val="24"/>
+        </w:rPr>
+        <w:pPrChange w:id="254" w:author="Bernardo" w:date="2019-05-30T16:09:00Z">
+          <w:pPr>
+            <w:pStyle w:val="Ttulo2"/>
+            <w:keepNext/>
+            <w:shd w:val="clear" w:color="auto" w:fill="FFFFFF"/>
+            <w:spacing w:before="306" w:beforeAutospacing="0" w:after="204" w:afterAutospacing="0"/>
+          </w:pPr>
+        </w:pPrChange>
+      </w:pPr>
+      <w:ins w:id="255" w:author="Bernardo" w:date="2019-05-30T16:03:00Z">
+        <w:r>
+          <w:rPr>
+            <w:rFonts w:ascii="Helvetica" w:hAnsi="Helvetica" w:cs="Helvetica"/>
+            <w:b w:val="0"/>
+            <w:bCs w:val="0"/>
+            <w:color w:val="333333"/>
+            <w:spacing w:val="3"/>
+            <w:sz w:val="24"/>
+            <w:szCs w:val="24"/>
+            <w:rPrChange w:id="256" w:author="Bernardo" w:date="2019-05-30T16:07:00Z">
+              <w:rPr>
+                <w:rFonts w:ascii="Helvetica" w:hAnsi="Helvetica" w:cs="Helvetica"/>
+                <w:color w:val="333333"/>
+                <w:spacing w:val="3"/>
+                <w:shd w:val="clear" w:color="auto" w:fill="FFFFFF"/>
+              </w:rPr>
+            </w:rPrChange>
+          </w:rPr>
+          <w:t xml:space="preserve">Aunque es posible comenzar a trabajar en estos ambientes, lo usual es elegir entornos </w:t>
+        </w:r>
+      </w:ins>
+      <w:ins w:id="257" w:author="Bernardo" w:date="2019-05-30T16:09:00Z">
+        <w:r>
+          <w:rPr>
+            <w:rFonts w:ascii="Helvetica" w:hAnsi="Helvetica" w:cs="Helvetica"/>
+            <w:b w:val="0"/>
+            <w:bCs w:val="0"/>
+            <w:color w:val="333333"/>
+            <w:spacing w:val="3"/>
+            <w:sz w:val="24"/>
+            <w:szCs w:val="24"/>
+            <w:rPrChange w:id="258" w:author="Bernardo" w:date="2019-05-30T16:07:00Z">
+              <w:rPr>
+                <w:rFonts w:ascii="Helvetica" w:hAnsi="Helvetica" w:cs="Helvetica"/>
+                <w:b w:val="0"/>
+                <w:bCs w:val="0"/>
+                <w:color w:val="333333"/>
+                <w:spacing w:val="3"/>
+                <w:sz w:val="24"/>
+                <w:szCs w:val="24"/>
+              </w:rPr>
+            </w:rPrChange>
+          </w:rPr>
+          <w:t>más</w:t>
+        </w:r>
+      </w:ins>
+      <w:ins w:id="259" w:author="Bernardo" w:date="2019-05-30T16:03:00Z">
+        <w:r>
+          <w:rPr>
+            <w:rFonts w:ascii="Helvetica" w:hAnsi="Helvetica" w:cs="Helvetica"/>
+            <w:b w:val="0"/>
+            <w:bCs w:val="0"/>
+            <w:color w:val="333333"/>
+            <w:spacing w:val="3"/>
+            <w:sz w:val="24"/>
+            <w:szCs w:val="24"/>
+            <w:rPrChange w:id="260" w:author="Bernardo" w:date="2019-05-30T16:07:00Z">
+              <w:rPr>
+                <w:rFonts w:ascii="Helvetica" w:hAnsi="Helvetica" w:cs="Helvetica"/>
+                <w:color w:val="333333"/>
+                <w:spacing w:val="3"/>
+                <w:shd w:val="clear" w:color="auto" w:fill="FFFFFF"/>
+              </w:rPr>
+            </w:rPrChange>
+          </w:rPr>
+          <w:t xml:space="preserve"> amigables. </w:t>
+        </w:r>
+      </w:ins>
+    </w:p>
+    <w:p>
+      <w:pPr>
+        <w:pStyle w:val="Ttulo2"/>
+        <w:keepNext/>
+        <w:shd w:val="clear" w:color="auto" w:fill="FFFFFF"/>
+        <w:spacing w:before="306" w:beforeAutospacing="0" w:after="204" w:afterAutospacing="0"/>
+        <w:jc w:val="both"/>
+        <w:rPr>
+          <w:ins w:id="261" w:author="Bernardo" w:date="2019-05-30T16:26:00Z"/>
+          <w:rFonts w:ascii="Helvetica" w:hAnsi="Helvetica" w:cs="Helvetica"/>
+          <w:b w:val="0"/>
+          <w:bCs w:val="0"/>
+          <w:color w:val="333333"/>
+          <w:spacing w:val="3"/>
+          <w:sz w:val="24"/>
+          <w:szCs w:val="24"/>
+        </w:rPr>
+        <w:pPrChange w:id="262" w:author="Bernardo" w:date="2019-05-30T16:11:00Z">
+          <w:pPr>
+            <w:pStyle w:val="Ttulo2"/>
+            <w:keepNext/>
+            <w:shd w:val="clear" w:color="auto" w:fill="FFFFFF"/>
+            <w:spacing w:before="306" w:beforeAutospacing="0" w:after="204" w:afterAutospacing="0"/>
+          </w:pPr>
+        </w:pPrChange>
+      </w:pPr>
+    </w:p>
+    <w:p>
+      <w:pPr>
+        <w:pStyle w:val="Ttulo2"/>
+        <w:keepNext/>
+        <w:shd w:val="clear" w:color="auto" w:fill="FFFFFF"/>
+        <w:spacing w:before="306" w:beforeAutospacing="0" w:after="204" w:afterAutospacing="0"/>
+        <w:jc w:val="both"/>
+        <w:rPr>
+          <w:ins w:id="263" w:author="Bernardo" w:date="2019-05-30T16:26:00Z"/>
+          <w:rFonts w:ascii="Helvetica" w:hAnsi="Helvetica" w:cs="Helvetica"/>
+          <w:b w:val="0"/>
+          <w:bCs w:val="0"/>
+          <w:color w:val="333333"/>
+          <w:spacing w:val="3"/>
+          <w:sz w:val="24"/>
+          <w:szCs w:val="24"/>
+        </w:rPr>
+      </w:pPr>
+      <w:ins w:id="264" w:author="Bernardo" w:date="2019-05-30T16:26:00Z">
+        <w:r>
+          <w:rPr>
+            <w:rFonts w:ascii="Helvetica" w:hAnsi="Helvetica" w:cs="Helvetica"/>
+            <w:b w:val="0"/>
+            <w:bCs w:val="0"/>
+            <w:color w:val="333333"/>
+            <w:spacing w:val="3"/>
+            <w:sz w:val="24"/>
+            <w:szCs w:val="24"/>
+          </w:rPr>
+          <w:t>Para</w:t>
+        </w:r>
+        <w:r>
+          <w:rPr>
+            <w:rFonts w:ascii="Helvetica" w:hAnsi="Helvetica" w:cs="Helvetica"/>
+            <w:b w:val="0"/>
+            <w:bCs w:val="0"/>
+            <w:color w:val="333333"/>
+            <w:spacing w:val="3"/>
+            <w:sz w:val="24"/>
+            <w:szCs w:val="24"/>
+          </w:rPr>
+          <w:t xml:space="preserve"> </w:t>
+        </w:r>
+        <w:r>
+          <w:rPr>
+            <w:rFonts w:ascii="Helvetica" w:hAnsi="Helvetica" w:cs="Helvetica"/>
+            <w:b w:val="0"/>
+            <w:bCs w:val="0"/>
+            <w:i/>
+            <w:color w:val="333333"/>
+            <w:spacing w:val="3"/>
+            <w:sz w:val="24"/>
+            <w:szCs w:val="24"/>
+          </w:rPr>
+          <w:t>R</w:t>
+        </w:r>
+        <w:r>
+          <w:rPr>
+            <w:rFonts w:ascii="Helvetica" w:hAnsi="Helvetica" w:cs="Helvetica"/>
+            <w:b w:val="0"/>
+            <w:bCs w:val="0"/>
+            <w:color w:val="333333"/>
+            <w:spacing w:val="3"/>
+            <w:sz w:val="24"/>
+            <w:szCs w:val="24"/>
+          </w:rPr>
+          <w:t xml:space="preserve">, el entorno más utilizado es </w:t>
+        </w:r>
+        <w:proofErr w:type="spellStart"/>
+        <w:r>
+          <w:rPr>
+            <w:rFonts w:ascii="Helvetica" w:hAnsi="Helvetica" w:cs="Helvetica"/>
+            <w:b w:val="0"/>
+            <w:bCs w:val="0"/>
+            <w:i/>
+            <w:color w:val="333333"/>
+            <w:spacing w:val="3"/>
+            <w:sz w:val="24"/>
+            <w:szCs w:val="24"/>
+          </w:rPr>
+          <w:t>RStudio</w:t>
+        </w:r>
+        <w:proofErr w:type="spellEnd"/>
+        <w:r>
+          <w:rPr>
+            <w:rFonts w:ascii="Helvetica" w:hAnsi="Helvetica" w:cs="Helvetica"/>
+            <w:b w:val="0"/>
+            <w:bCs w:val="0"/>
+            <w:color w:val="333333"/>
+            <w:spacing w:val="3"/>
+            <w:sz w:val="24"/>
+            <w:szCs w:val="24"/>
+          </w:rPr>
+          <w:t xml:space="preserve"> el cual tiene la siguiente presentación:</w:t>
+        </w:r>
+      </w:ins>
+    </w:p>
+    <w:p>
+      <w:pPr>
+        <w:pStyle w:val="Ttulo2"/>
+        <w:keepNext/>
+        <w:shd w:val="clear" w:color="auto" w:fill="FFFFFF"/>
+        <w:spacing w:before="306" w:beforeAutospacing="0" w:after="204" w:afterAutospacing="0"/>
+        <w:jc w:val="both"/>
+        <w:rPr>
+          <w:ins w:id="265" w:author="Bernardo" w:date="2019-05-30T16:26:00Z"/>
+          <w:rFonts w:ascii="Helvetica" w:hAnsi="Helvetica" w:cs="Helvetica"/>
+          <w:b w:val="0"/>
+          <w:bCs w:val="0"/>
+          <w:color w:val="333333"/>
+          <w:spacing w:val="3"/>
+          <w:sz w:val="24"/>
+          <w:szCs w:val="24"/>
+        </w:rPr>
+        <w:pPrChange w:id="266" w:author="Bernardo" w:date="2019-05-30T16:11:00Z">
+          <w:pPr>
+            <w:pStyle w:val="Ttulo2"/>
+            <w:keepNext/>
+            <w:shd w:val="clear" w:color="auto" w:fill="FFFFFF"/>
+            <w:spacing w:before="306" w:beforeAutospacing="0" w:after="204" w:afterAutospacing="0"/>
+          </w:pPr>
+        </w:pPrChange>
+      </w:pPr>
+    </w:p>
+    <w:p>
+      <w:pPr>
+        <w:pStyle w:val="Ttulo2"/>
+        <w:keepNext/>
+        <w:shd w:val="clear" w:color="auto" w:fill="FFFFFF"/>
+        <w:spacing w:before="306" w:beforeAutospacing="0" w:after="204" w:afterAutospacing="0"/>
+        <w:jc w:val="both"/>
+        <w:rPr>
+          <w:ins w:id="267" w:author="Bernardo" w:date="2019-05-30T16:05:00Z"/>
+          <w:rFonts w:ascii="Helvetica" w:hAnsi="Helvetica" w:cs="Helvetica"/>
+          <w:b w:val="0"/>
+          <w:bCs w:val="0"/>
+          <w:color w:val="333333"/>
+          <w:spacing w:val="3"/>
+          <w:sz w:val="24"/>
+          <w:szCs w:val="24"/>
+          <w:rPrChange w:id="268" w:author="Bernardo" w:date="2019-05-30T16:09:00Z">
+            <w:rPr>
+              <w:ins w:id="269" w:author="Bernardo" w:date="2019-05-30T16:05:00Z"/>
+              <w:rStyle w:val="nfasis"/>
+              <w:rFonts w:ascii="Helvetica" w:hAnsi="Helvetica" w:cs="Helvetica"/>
+              <w:color w:val="333333"/>
+              <w:spacing w:val="3"/>
+              <w:shd w:val="clear" w:color="auto" w:fill="FFFFFF"/>
+            </w:rPr>
+          </w:rPrChange>
+        </w:rPr>
+        <w:pPrChange w:id="270" w:author="Bernardo" w:date="2019-05-30T16:11:00Z">
+          <w:pPr>
+            <w:pStyle w:val="Ttulo2"/>
+            <w:keepNext/>
+            <w:shd w:val="clear" w:color="auto" w:fill="FFFFFF"/>
+            <w:spacing w:before="306" w:beforeAutospacing="0" w:after="204" w:afterAutospacing="0"/>
+          </w:pPr>
+        </w:pPrChange>
+      </w:pPr>
+      <w:ins w:id="271" w:author="Bernardo" w:date="2019-05-30T16:04:00Z">
+        <w:r>
+          <w:rPr>
+            <w:rFonts w:ascii="Helvetica" w:hAnsi="Helvetica" w:cs="Helvetica"/>
+            <w:b w:val="0"/>
+            <w:bCs w:val="0"/>
+            <w:color w:val="333333"/>
+            <w:spacing w:val="3"/>
+            <w:sz w:val="24"/>
+            <w:szCs w:val="24"/>
+            <w:rPrChange w:id="272" w:author="Bernardo" w:date="2019-05-30T16:07:00Z">
+              <w:rPr>
+                <w:rFonts w:ascii="Helvetica" w:hAnsi="Helvetica" w:cs="Helvetica"/>
+                <w:color w:val="333333"/>
+                <w:spacing w:val="3"/>
+                <w:shd w:val="clear" w:color="auto" w:fill="FFFFFF"/>
+              </w:rPr>
+            </w:rPrChange>
+          </w:rPr>
+          <w:t xml:space="preserve">Para </w:t>
+        </w:r>
+        <w:r>
+          <w:rPr>
+            <w:rFonts w:ascii="Helvetica" w:hAnsi="Helvetica" w:cs="Helvetica"/>
+            <w:b w:val="0"/>
+            <w:bCs w:val="0"/>
+            <w:i/>
+            <w:color w:val="333333"/>
+            <w:spacing w:val="3"/>
+            <w:sz w:val="24"/>
+            <w:szCs w:val="24"/>
+            <w:rPrChange w:id="273" w:author="Bernardo" w:date="2019-05-30T16:11:00Z">
+              <w:rPr>
+                <w:rFonts w:ascii="Helvetica" w:hAnsi="Helvetica" w:cs="Helvetica"/>
+                <w:color w:val="333333"/>
+                <w:spacing w:val="3"/>
+                <w:shd w:val="clear" w:color="auto" w:fill="FFFFFF"/>
+              </w:rPr>
+            </w:rPrChange>
+          </w:rPr>
+          <w:t>Phyton</w:t>
+        </w:r>
+        <w:r>
+          <w:rPr>
+            <w:rFonts w:ascii="Helvetica" w:hAnsi="Helvetica" w:cs="Helvetica"/>
+            <w:b w:val="0"/>
+            <w:bCs w:val="0"/>
+            <w:color w:val="333333"/>
+            <w:spacing w:val="3"/>
+            <w:sz w:val="24"/>
+            <w:szCs w:val="24"/>
+            <w:rPrChange w:id="274" w:author="Bernardo" w:date="2019-05-30T16:07:00Z">
+              <w:rPr>
+                <w:rFonts w:ascii="Helvetica" w:hAnsi="Helvetica" w:cs="Helvetica"/>
+                <w:color w:val="333333"/>
+                <w:spacing w:val="3"/>
+                <w:shd w:val="clear" w:color="auto" w:fill="FFFFFF"/>
+              </w:rPr>
+            </w:rPrChange>
+          </w:rPr>
+          <w:t xml:space="preserve"> suele utilizarse </w:t>
+        </w:r>
+      </w:ins>
+      <w:proofErr w:type="spellStart"/>
+      <w:ins w:id="275" w:author="Bernardo" w:date="2019-05-30T16:05:00Z">
+        <w:r>
+          <w:rPr>
+            <w:rFonts w:ascii="Helvetica" w:hAnsi="Helvetica" w:cs="Helvetica"/>
+            <w:b w:val="0"/>
+            <w:bCs w:val="0"/>
+            <w:i/>
+            <w:color w:val="333333"/>
+            <w:spacing w:val="3"/>
+            <w:sz w:val="24"/>
+            <w:szCs w:val="24"/>
+            <w:u w:val="single"/>
+            <w:rPrChange w:id="276" w:author="Bernardo" w:date="2019-05-30T16:09:00Z">
+              <w:rPr>
+                <w:rStyle w:val="nfasis"/>
+                <w:rFonts w:ascii="Helvetica" w:hAnsi="Helvetica" w:cs="Helvetica"/>
+                <w:color w:val="333333"/>
+                <w:spacing w:val="3"/>
+                <w:shd w:val="clear" w:color="auto" w:fill="FFFFFF"/>
+              </w:rPr>
+            </w:rPrChange>
+          </w:rPr>
+          <w:t>Spyder</w:t>
+        </w:r>
+        <w:proofErr w:type="spellEnd"/>
+        <w:r>
+          <w:rPr>
+            <w:rFonts w:ascii="Helvetica" w:hAnsi="Helvetica" w:cs="Helvetica"/>
+            <w:b w:val="0"/>
+            <w:bCs w:val="0"/>
+            <w:color w:val="333333"/>
+            <w:spacing w:val="3"/>
+            <w:sz w:val="24"/>
+            <w:szCs w:val="24"/>
+            <w:rPrChange w:id="277" w:author="Bernardo" w:date="2019-05-30T16:09:00Z">
+              <w:rPr>
+                <w:rStyle w:val="nfasis"/>
+                <w:rFonts w:ascii="Helvetica" w:hAnsi="Helvetica" w:cs="Helvetica"/>
+                <w:color w:val="333333"/>
+                <w:spacing w:val="3"/>
+                <w:shd w:val="clear" w:color="auto" w:fill="FFFFFF"/>
+              </w:rPr>
+            </w:rPrChange>
+          </w:rPr>
+          <w:t xml:space="preserve"> y </w:t>
+        </w:r>
+        <w:proofErr w:type="spellStart"/>
+        <w:r>
+          <w:rPr>
+            <w:rFonts w:ascii="Helvetica" w:hAnsi="Helvetica" w:cs="Helvetica"/>
+            <w:b w:val="0"/>
+            <w:bCs w:val="0"/>
+            <w:i/>
+            <w:color w:val="333333"/>
+            <w:spacing w:val="3"/>
+            <w:sz w:val="24"/>
+            <w:szCs w:val="24"/>
+            <w:rPrChange w:id="278" w:author="Bernardo" w:date="2019-05-30T16:09:00Z">
+              <w:rPr>
+                <w:rFonts w:ascii="Helvetica" w:hAnsi="Helvetica" w:cs="Helvetica"/>
+                <w:b w:val="0"/>
+                <w:bCs w:val="0"/>
+                <w:i/>
+                <w:color w:val="333333"/>
+                <w:spacing w:val="3"/>
+                <w:sz w:val="24"/>
+                <w:szCs w:val="24"/>
+              </w:rPr>
+            </w:rPrChange>
+          </w:rPr>
+          <w:t>Jupyter</w:t>
+        </w:r>
+        <w:proofErr w:type="spellEnd"/>
+        <w:r>
+          <w:rPr>
+            <w:rFonts w:ascii="Helvetica" w:hAnsi="Helvetica" w:cs="Helvetica"/>
+            <w:b w:val="0"/>
+            <w:bCs w:val="0"/>
+            <w:i/>
+            <w:color w:val="333333"/>
+            <w:spacing w:val="3"/>
+            <w:sz w:val="24"/>
+            <w:szCs w:val="24"/>
+            <w:rPrChange w:id="279" w:author="Bernardo" w:date="2019-05-30T16:09:00Z">
+              <w:rPr>
+                <w:rFonts w:ascii="Helvetica" w:hAnsi="Helvetica" w:cs="Helvetica"/>
+                <w:b w:val="0"/>
+                <w:bCs w:val="0"/>
+                <w:i/>
+                <w:color w:val="333333"/>
+                <w:spacing w:val="3"/>
+                <w:sz w:val="24"/>
+                <w:szCs w:val="24"/>
+              </w:rPr>
+            </w:rPrChange>
+          </w:rPr>
+          <w:t xml:space="preserve"> N</w:t>
+        </w:r>
+        <w:r>
+          <w:rPr>
+            <w:rFonts w:ascii="Helvetica" w:hAnsi="Helvetica" w:cs="Helvetica"/>
+            <w:b w:val="0"/>
+            <w:bCs w:val="0"/>
+            <w:i/>
+            <w:color w:val="333333"/>
+            <w:spacing w:val="3"/>
+            <w:sz w:val="24"/>
+            <w:szCs w:val="24"/>
+            <w:rPrChange w:id="280" w:author="Bernardo" w:date="2019-05-30T16:09:00Z">
+              <w:rPr>
+                <w:rStyle w:val="nfasis"/>
+                <w:rFonts w:ascii="Helvetica" w:hAnsi="Helvetica" w:cs="Helvetica"/>
+                <w:color w:val="333333"/>
+                <w:spacing w:val="3"/>
+                <w:shd w:val="clear" w:color="auto" w:fill="FFFFFF"/>
+              </w:rPr>
+            </w:rPrChange>
+          </w:rPr>
+          <w:t>otebook</w:t>
+        </w:r>
+        <w:r>
+          <w:rPr>
+            <w:rFonts w:ascii="Helvetica" w:hAnsi="Helvetica" w:cs="Helvetica"/>
+            <w:b w:val="0"/>
+            <w:bCs w:val="0"/>
+            <w:color w:val="333333"/>
+            <w:spacing w:val="3"/>
+            <w:sz w:val="24"/>
+            <w:szCs w:val="24"/>
+            <w:rPrChange w:id="281" w:author="Bernardo" w:date="2019-05-30T16:09:00Z">
+              <w:rPr>
+                <w:rStyle w:val="nfasis"/>
+                <w:rFonts w:ascii="Helvetica" w:hAnsi="Helvetica" w:cs="Helvetica"/>
+                <w:color w:val="333333"/>
+                <w:spacing w:val="3"/>
+                <w:shd w:val="clear" w:color="auto" w:fill="FFFFFF"/>
+              </w:rPr>
+            </w:rPrChange>
+          </w:rPr>
+          <w:t xml:space="preserve">. </w:t>
+        </w:r>
+        <w:r>
+          <w:rPr>
+            <w:rFonts w:ascii="Helvetica" w:hAnsi="Helvetica" w:cs="Helvetica"/>
+            <w:b w:val="0"/>
+            <w:bCs w:val="0"/>
+            <w:color w:val="333333"/>
+            <w:spacing w:val="3"/>
+            <w:sz w:val="24"/>
+            <w:szCs w:val="24"/>
+            <w:rPrChange w:id="282" w:author="Bernardo" w:date="2019-05-30T16:08:00Z">
+              <w:rPr>
+                <w:rStyle w:val="nfasis"/>
+                <w:rFonts w:ascii="Helvetica" w:hAnsi="Helvetica" w:cs="Helvetica"/>
+                <w:color w:val="333333"/>
+                <w:spacing w:val="3"/>
+                <w:shd w:val="clear" w:color="auto" w:fill="FFFFFF"/>
+              </w:rPr>
+            </w:rPrChange>
+          </w:rPr>
+          <w:t>Las presentaciones de estos dos entornos son los siguientes</w:t>
+        </w:r>
+        <w:r>
+          <w:rPr>
+            <w:rFonts w:ascii="Helvetica" w:hAnsi="Helvetica" w:cs="Helvetica"/>
+            <w:b w:val="0"/>
+            <w:bCs w:val="0"/>
+            <w:color w:val="333333"/>
+            <w:spacing w:val="3"/>
+            <w:sz w:val="24"/>
+            <w:szCs w:val="24"/>
+            <w:rPrChange w:id="283" w:author="Bernardo" w:date="2019-05-30T16:09:00Z">
+              <w:rPr>
+                <w:rStyle w:val="nfasis"/>
+                <w:rFonts w:ascii="Helvetica" w:hAnsi="Helvetica" w:cs="Helvetica"/>
+                <w:color w:val="333333"/>
+                <w:spacing w:val="3"/>
+                <w:shd w:val="clear" w:color="auto" w:fill="FFFFFF"/>
+              </w:rPr>
+            </w:rPrChange>
+          </w:rPr>
+          <w:t>:</w:t>
+        </w:r>
+      </w:ins>
+    </w:p>
+    <w:p>
+      <w:pPr>
+        <w:pStyle w:val="Ttulo2"/>
+        <w:keepNext/>
+        <w:shd w:val="clear" w:color="auto" w:fill="FFFFFF"/>
+        <w:spacing w:before="306" w:beforeAutospacing="0" w:after="204" w:afterAutospacing="0"/>
+        <w:jc w:val="both"/>
+        <w:rPr>
+          <w:ins w:id="284" w:author="Bernardo" w:date="2019-05-30T16:05:00Z"/>
+          <w:rFonts w:ascii="Helvetica" w:hAnsi="Helvetica" w:cs="Helvetica"/>
+          <w:b w:val="0"/>
+          <w:bCs w:val="0"/>
+          <w:color w:val="333333"/>
+          <w:spacing w:val="3"/>
+          <w:sz w:val="24"/>
+          <w:szCs w:val="24"/>
+          <w:rPrChange w:id="285" w:author="Bernardo" w:date="2019-05-30T16:08:00Z">
+            <w:rPr>
+              <w:ins w:id="286" w:author="Bernardo" w:date="2019-05-30T16:05:00Z"/>
+              <w:rStyle w:val="nfasis"/>
+              <w:rFonts w:ascii="Helvetica" w:hAnsi="Helvetica" w:cs="Helvetica"/>
+              <w:color w:val="333333"/>
+              <w:spacing w:val="3"/>
+              <w:shd w:val="clear" w:color="auto" w:fill="FFFFFF"/>
+            </w:rPr>
+          </w:rPrChange>
+        </w:rPr>
+        <w:pPrChange w:id="287" w:author="Bernardo" w:date="2019-05-30T16:11:00Z">
+          <w:pPr>
+            <w:pStyle w:val="Ttulo2"/>
+            <w:keepNext/>
+            <w:shd w:val="clear" w:color="auto" w:fill="FFFFFF"/>
+            <w:spacing w:before="306" w:beforeAutospacing="0" w:after="204" w:afterAutospacing="0"/>
+          </w:pPr>
+        </w:pPrChange>
+      </w:pPr>
+      <w:ins w:id="288" w:author="Bernardo" w:date="2019-05-30T16:05:00Z">
+        <w:r>
+          <w:rPr>
+            <w:rFonts w:ascii="Helvetica" w:hAnsi="Helvetica" w:cs="Helvetica"/>
+            <w:b w:val="0"/>
+            <w:bCs w:val="0"/>
+            <w:color w:val="333333"/>
+            <w:spacing w:val="3"/>
+            <w:sz w:val="24"/>
+            <w:szCs w:val="24"/>
+            <w:rPrChange w:id="289" w:author="Bernardo" w:date="2019-05-30T16:08:00Z">
+              <w:rPr>
+                <w:rStyle w:val="nfasis"/>
+                <w:rFonts w:ascii="Helvetica" w:hAnsi="Helvetica" w:cs="Helvetica"/>
+                <w:color w:val="333333"/>
+                <w:spacing w:val="3"/>
+                <w:shd w:val="clear" w:color="auto" w:fill="FFFFFF"/>
+              </w:rPr>
+            </w:rPrChange>
+          </w:rPr>
+          <w:t xml:space="preserve">Entorno de </w:t>
+        </w:r>
+        <w:proofErr w:type="spellStart"/>
+        <w:r>
+          <w:rPr>
+            <w:rFonts w:ascii="Helvetica" w:hAnsi="Helvetica" w:cs="Helvetica"/>
+            <w:b w:val="0"/>
+            <w:bCs w:val="0"/>
+            <w:i/>
+            <w:color w:val="333333"/>
+            <w:spacing w:val="3"/>
+            <w:sz w:val="24"/>
+            <w:szCs w:val="24"/>
+            <w:rPrChange w:id="290" w:author="Bernardo" w:date="2019-05-30T16:11:00Z">
+              <w:rPr>
+                <w:rStyle w:val="nfasis"/>
+                <w:rFonts w:ascii="Helvetica" w:hAnsi="Helvetica" w:cs="Helvetica"/>
+                <w:color w:val="333333"/>
+                <w:spacing w:val="3"/>
+                <w:shd w:val="clear" w:color="auto" w:fill="FFFFFF"/>
+              </w:rPr>
+            </w:rPrChange>
+          </w:rPr>
+          <w:t>Spyder</w:t>
+        </w:r>
+      </w:ins>
+      <w:proofErr w:type="spellEnd"/>
+      <w:ins w:id="291" w:author="Bernardo" w:date="2019-05-30T16:07:00Z">
+        <w:r>
+          <w:rPr>
+            <w:rFonts w:ascii="Helvetica" w:hAnsi="Helvetica" w:cs="Helvetica"/>
+            <w:b w:val="0"/>
+            <w:bCs w:val="0"/>
+            <w:color w:val="333333"/>
+            <w:spacing w:val="3"/>
+            <w:sz w:val="24"/>
+            <w:szCs w:val="24"/>
+            <w:rPrChange w:id="292" w:author="Bernardo" w:date="2019-05-30T16:08:00Z">
+              <w:rPr>
+                <w:rStyle w:val="nfasis"/>
+                <w:rFonts w:ascii="Helvetica" w:hAnsi="Helvetica" w:cs="Helvetica"/>
+                <w:color w:val="333333"/>
+                <w:spacing w:val="3"/>
+                <w:shd w:val="clear" w:color="auto" w:fill="FFFFFF"/>
+              </w:rPr>
+            </w:rPrChange>
+          </w:rPr>
+          <w:t>:</w:t>
+        </w:r>
+      </w:ins>
+    </w:p>
+    <w:p>
+      <w:pPr>
+        <w:pStyle w:val="Ttulo2"/>
+        <w:keepNext/>
+        <w:shd w:val="clear" w:color="auto" w:fill="FFFFFF"/>
+        <w:spacing w:before="306" w:beforeAutospacing="0" w:after="204" w:afterAutospacing="0"/>
+        <w:jc w:val="both"/>
+        <w:rPr>
+          <w:ins w:id="293" w:author="Bernardo" w:date="2019-05-30T16:05:00Z"/>
+          <w:b w:val="0"/>
+          <w:bCs w:val="0"/>
+          <w:i/>
+          <w:iCs/>
+          <w:sz w:val="24"/>
+          <w:szCs w:val="24"/>
+          <w:rPrChange w:id="294" w:author="Bernardo" w:date="2019-05-30T16:07:00Z">
+            <w:rPr>
+              <w:ins w:id="295" w:author="Bernardo" w:date="2019-05-30T16:05:00Z"/>
+              <w:rStyle w:val="nfasis"/>
+              <w:rFonts w:ascii="Helvetica" w:hAnsi="Helvetica" w:cs="Helvetica"/>
+              <w:color w:val="333333"/>
+              <w:spacing w:val="3"/>
+              <w:shd w:val="clear" w:color="auto" w:fill="FFFFFF"/>
+            </w:rPr>
+          </w:rPrChange>
+        </w:rPr>
+        <w:pPrChange w:id="296" w:author="Bernardo" w:date="2019-05-30T16:11:00Z">
+          <w:pPr>
+            <w:pStyle w:val="Ttulo2"/>
+            <w:keepNext/>
+            <w:shd w:val="clear" w:color="auto" w:fill="FFFFFF"/>
+            <w:spacing w:before="306" w:beforeAutospacing="0" w:after="204" w:afterAutospacing="0"/>
+          </w:pPr>
+        </w:pPrChange>
+      </w:pPr>
+    </w:p>
+    <w:p>
+      <w:pPr>
+        <w:pStyle w:val="Ttulo2"/>
+        <w:keepNext/>
+        <w:shd w:val="clear" w:color="auto" w:fill="FFFFFF"/>
+        <w:spacing w:before="306" w:beforeAutospacing="0" w:after="204" w:afterAutospacing="0"/>
+        <w:jc w:val="both"/>
+        <w:rPr>
+          <w:ins w:id="297" w:author="Bernardo" w:date="2019-05-30T16:06:00Z"/>
+          <w:b w:val="0"/>
+          <w:bCs w:val="0"/>
+          <w:i/>
+          <w:iCs/>
+          <w:sz w:val="24"/>
+          <w:szCs w:val="24"/>
+          <w:rPrChange w:id="298" w:author="Bernardo" w:date="2019-05-30T16:07:00Z">
+            <w:rPr>
+              <w:ins w:id="299" w:author="Bernardo" w:date="2019-05-30T16:06:00Z"/>
+              <w:rStyle w:val="nfasis"/>
+              <w:rFonts w:ascii="Helvetica" w:hAnsi="Helvetica" w:cs="Helvetica"/>
+              <w:color w:val="333333"/>
+              <w:spacing w:val="3"/>
+              <w:shd w:val="clear" w:color="auto" w:fill="FFFFFF"/>
+            </w:rPr>
+          </w:rPrChange>
+        </w:rPr>
+        <w:pPrChange w:id="300" w:author="Bernardo" w:date="2019-05-30T16:11:00Z">
+          <w:pPr>
+            <w:pStyle w:val="Ttulo2"/>
+            <w:keepNext/>
+            <w:shd w:val="clear" w:color="auto" w:fill="FFFFFF"/>
+            <w:spacing w:before="306" w:beforeAutospacing="0" w:after="204" w:afterAutospacing="0"/>
+          </w:pPr>
+        </w:pPrChange>
+      </w:pPr>
+      <w:ins w:id="301" w:author="Bernardo" w:date="2019-05-30T16:05:00Z">
+        <w:r>
+          <w:rPr>
+            <w:rFonts w:ascii="Helvetica" w:hAnsi="Helvetica" w:cs="Helvetica"/>
+            <w:b w:val="0"/>
+            <w:bCs w:val="0"/>
+            <w:color w:val="333333"/>
+            <w:spacing w:val="3"/>
+            <w:sz w:val="24"/>
+            <w:szCs w:val="24"/>
+            <w:rPrChange w:id="302" w:author="Bernardo" w:date="2019-05-30T16:08:00Z">
+              <w:rPr>
+                <w:rStyle w:val="nfasis"/>
+                <w:rFonts w:ascii="Helvetica" w:hAnsi="Helvetica" w:cs="Helvetica"/>
+                <w:color w:val="333333"/>
+                <w:spacing w:val="3"/>
+                <w:shd w:val="clear" w:color="auto" w:fill="FFFFFF"/>
+              </w:rPr>
+            </w:rPrChange>
+          </w:rPr>
+          <w:t>Entorno de  </w:t>
+        </w:r>
+      </w:ins>
+      <w:proofErr w:type="spellStart"/>
+      <w:ins w:id="303" w:author="Bernardo" w:date="2019-05-30T16:06:00Z">
+        <w:r>
+          <w:rPr>
+            <w:rFonts w:ascii="Helvetica" w:hAnsi="Helvetica" w:cs="Helvetica"/>
+            <w:b w:val="0"/>
+            <w:bCs w:val="0"/>
+            <w:i/>
+            <w:color w:val="333333"/>
+            <w:spacing w:val="3"/>
+            <w:sz w:val="24"/>
+            <w:szCs w:val="24"/>
+            <w:rPrChange w:id="304" w:author="Bernardo" w:date="2019-05-30T16:12:00Z">
+              <w:rPr>
+                <w:rStyle w:val="nfasis"/>
+                <w:rFonts w:ascii="Helvetica" w:hAnsi="Helvetica" w:cs="Helvetica"/>
+                <w:color w:val="333333"/>
+                <w:spacing w:val="3"/>
+                <w:shd w:val="clear" w:color="auto" w:fill="FFFFFF"/>
+              </w:rPr>
+            </w:rPrChange>
+          </w:rPr>
+          <w:t>Jupyter</w:t>
+        </w:r>
+        <w:proofErr w:type="spellEnd"/>
+        <w:r>
+          <w:rPr>
+            <w:rFonts w:ascii="Helvetica" w:hAnsi="Helvetica" w:cs="Helvetica"/>
+            <w:b w:val="0"/>
+            <w:bCs w:val="0"/>
+            <w:i/>
+            <w:color w:val="333333"/>
+            <w:spacing w:val="3"/>
+            <w:sz w:val="24"/>
+            <w:szCs w:val="24"/>
+            <w:rPrChange w:id="305" w:author="Bernardo" w:date="2019-05-30T16:12:00Z">
+              <w:rPr>
+                <w:rStyle w:val="nfasis"/>
+                <w:rFonts w:ascii="Helvetica" w:hAnsi="Helvetica" w:cs="Helvetica"/>
+                <w:color w:val="333333"/>
+                <w:spacing w:val="3"/>
+                <w:shd w:val="clear" w:color="auto" w:fill="FFFFFF"/>
+              </w:rPr>
+            </w:rPrChange>
+          </w:rPr>
+          <w:t xml:space="preserve"> notebook</w:t>
+        </w:r>
+      </w:ins>
+      <w:ins w:id="306" w:author="Bernardo" w:date="2019-05-30T16:07:00Z">
+        <w:r>
+          <w:rPr>
+            <w:b w:val="0"/>
+            <w:bCs w:val="0"/>
+            <w:i/>
+            <w:iCs/>
+            <w:sz w:val="24"/>
+            <w:szCs w:val="24"/>
+            <w:rPrChange w:id="307" w:author="Bernardo" w:date="2019-05-30T16:07:00Z">
+              <w:rPr>
+                <w:rStyle w:val="nfasis"/>
+                <w:rFonts w:ascii="Helvetica" w:hAnsi="Helvetica" w:cs="Helvetica"/>
+                <w:color w:val="333333"/>
+                <w:spacing w:val="3"/>
+                <w:shd w:val="clear" w:color="auto" w:fill="FFFFFF"/>
+              </w:rPr>
+            </w:rPrChange>
+          </w:rPr>
+          <w:t>:</w:t>
+        </w:r>
+      </w:ins>
+    </w:p>
+    <w:p>
+      <w:pPr>
+        <w:pStyle w:val="Ttulo2"/>
+        <w:keepNext/>
+        <w:shd w:val="clear" w:color="auto" w:fill="FFFFFF"/>
+        <w:spacing w:before="306" w:beforeAutospacing="0" w:after="204" w:afterAutospacing="0"/>
+        <w:jc w:val="both"/>
+        <w:rPr>
+          <w:ins w:id="308" w:author="Bernardo" w:date="2019-05-30T16:06:00Z"/>
+          <w:rStyle w:val="nfasis"/>
           <w:rFonts w:ascii="Helvetica" w:hAnsi="Helvetica" w:cs="Helvetica"/>
           <w:color w:val="333333"/>
           <w:spacing w:val="3"/>
-        </w:rPr>
-      </w:pPr>
-      <w:ins w:id="149" w:author="Bernardo" w:date="2019-05-30T14:58:00Z">
-        <w:r>
-          <w:rPr>
-            <w:rFonts w:ascii="Helvetica" w:hAnsi="Helvetica" w:cs="Helvetica"/>
-            <w:color w:val="333333"/>
-            <w:spacing w:val="3"/>
-          </w:rPr>
-          <w:t xml:space="preserve">Todo científico de datos debe conocer estos dos lenguajes y usar dependiendo </w:t>
-        </w:r>
-        <w:proofErr w:type="spellStart"/>
-        <w:r>
-          <w:rPr>
-            <w:rFonts w:ascii="Helvetica" w:hAnsi="Helvetica" w:cs="Helvetica"/>
-            <w:color w:val="333333"/>
-            <w:spacing w:val="3"/>
-          </w:rPr>
-          <w:t>se</w:t>
-        </w:r>
-        <w:proofErr w:type="spellEnd"/>
-        <w:r>
-          <w:rPr>
-            <w:rFonts w:ascii="Helvetica" w:hAnsi="Helvetica" w:cs="Helvetica"/>
-            <w:color w:val="333333"/>
-            <w:spacing w:val="3"/>
-          </w:rPr>
-          <w:t xml:space="preserve"> sus necesidades el que mejor se adapte, por ejemplo, si el enfoque de trabajo es </w:t>
-        </w:r>
-        <w:proofErr w:type="spellStart"/>
-        <w:r>
-          <w:rPr>
-            <w:rFonts w:ascii="Helvetica" w:hAnsi="Helvetica" w:cs="Helvetica"/>
-            <w:color w:val="333333"/>
-            <w:spacing w:val="3"/>
-          </w:rPr>
-          <w:t>mas</w:t>
-        </w:r>
-        <w:proofErr w:type="spellEnd"/>
-        <w:r>
-          <w:rPr>
-            <w:rFonts w:ascii="Helvetica" w:hAnsi="Helvetica" w:cs="Helvetica"/>
-            <w:color w:val="333333"/>
-            <w:spacing w:val="3"/>
-          </w:rPr>
-          <w:t xml:space="preserve"> investigativo, divulgativo o académico se recomienda usar el lenguaje </w:t>
-        </w:r>
-        <w:r>
-          <w:rPr>
-            <w:rStyle w:val="nfasis"/>
-            <w:rFonts w:ascii="Helvetica" w:hAnsi="Helvetica" w:cs="Helvetica"/>
-            <w:color w:val="333333"/>
-            <w:spacing w:val="3"/>
-          </w:rPr>
-          <w:t>R</w:t>
-        </w:r>
-        <w:r>
-          <w:rPr>
-            <w:rFonts w:ascii="Helvetica" w:hAnsi="Helvetica" w:cs="Helvetica"/>
-            <w:color w:val="333333"/>
-            <w:spacing w:val="3"/>
-          </w:rPr>
-          <w:t xml:space="preserve">, si el enfoque es </w:t>
-        </w:r>
-        <w:proofErr w:type="spellStart"/>
-        <w:r>
-          <w:rPr>
-            <w:rFonts w:ascii="Helvetica" w:hAnsi="Helvetica" w:cs="Helvetica"/>
-            <w:color w:val="333333"/>
-            <w:spacing w:val="3"/>
-          </w:rPr>
-          <w:t>mas</w:t>
-        </w:r>
-        <w:proofErr w:type="spellEnd"/>
-        <w:r>
-          <w:rPr>
-            <w:rFonts w:ascii="Helvetica" w:hAnsi="Helvetica" w:cs="Helvetica"/>
-            <w:color w:val="333333"/>
-            <w:spacing w:val="3"/>
-          </w:rPr>
-          <w:t xml:space="preserve"> empresarial, industrial </w:t>
-        </w:r>
-        <w:proofErr w:type="spellStart"/>
-        <w:r>
-          <w:rPr>
-            <w:rFonts w:ascii="Helvetica" w:hAnsi="Helvetica" w:cs="Helvetica"/>
-            <w:color w:val="333333"/>
-            <w:spacing w:val="3"/>
-          </w:rPr>
-          <w:t>o</w:t>
-        </w:r>
-        <w:proofErr w:type="spellEnd"/>
-        <w:r>
-          <w:rPr>
-            <w:rFonts w:ascii="Helvetica" w:hAnsi="Helvetica" w:cs="Helvetica"/>
-            <w:color w:val="333333"/>
-            <w:spacing w:val="3"/>
-          </w:rPr>
-          <w:t xml:space="preserve"> orientado a diseño de </w:t>
-        </w:r>
-        <w:proofErr w:type="gramStart"/>
-        <w:r>
-          <w:rPr>
-            <w:rFonts w:ascii="Helvetica" w:hAnsi="Helvetica" w:cs="Helvetica"/>
-            <w:color w:val="333333"/>
-            <w:spacing w:val="3"/>
-          </w:rPr>
-          <w:t>software</w:t>
-        </w:r>
-        <w:proofErr w:type="gramEnd"/>
-        <w:r>
-          <w:rPr>
-            <w:rFonts w:ascii="Helvetica" w:hAnsi="Helvetica" w:cs="Helvetica"/>
-            <w:color w:val="333333"/>
-            <w:spacing w:val="3"/>
-          </w:rPr>
-          <w:t xml:space="preserve"> que usen métodos estadísticos </w:t>
-        </w:r>
-        <w:r>
-          <w:rPr>
-            <w:rStyle w:val="nfasis"/>
-            <w:rFonts w:ascii="Helvetica" w:hAnsi="Helvetica" w:cs="Helvetica"/>
-            <w:color w:val="333333"/>
-            <w:spacing w:val="3"/>
-          </w:rPr>
-          <w:t>Python</w:t>
-        </w:r>
-        <w:r>
-          <w:rPr>
-            <w:rFonts w:ascii="Helvetica" w:hAnsi="Helvetica" w:cs="Helvetica"/>
-            <w:color w:val="333333"/>
-            <w:spacing w:val="3"/>
-          </w:rPr>
-          <w:t xml:space="preserve"> es la mejor opción. Ambos </w:t>
-        </w:r>
-        <w:proofErr w:type="spellStart"/>
-        <w:r>
-          <w:rPr>
-            <w:rFonts w:ascii="Helvetica" w:hAnsi="Helvetica" w:cs="Helvetica"/>
-            <w:color w:val="333333"/>
-            <w:spacing w:val="3"/>
-          </w:rPr>
-          <w:t>lenjuages</w:t>
-        </w:r>
-        <w:proofErr w:type="spellEnd"/>
-        <w:r>
-          <w:rPr>
-            <w:rFonts w:ascii="Helvetica" w:hAnsi="Helvetica" w:cs="Helvetica"/>
-            <w:color w:val="333333"/>
-            <w:spacing w:val="3"/>
-          </w:rPr>
-          <w:t xml:space="preserve"> se pueden conseguir en la </w:t>
-        </w:r>
-        <w:proofErr w:type="spellStart"/>
-        <w:r>
-          <w:rPr>
-            <w:rFonts w:ascii="Helvetica" w:hAnsi="Helvetica" w:cs="Helvetica"/>
-            <w:color w:val="333333"/>
-            <w:spacing w:val="3"/>
-          </w:rPr>
-          <w:t>siguietes</w:t>
-        </w:r>
-        <w:proofErr w:type="spellEnd"/>
-        <w:r>
-          <w:rPr>
-            <w:rFonts w:ascii="Helvetica" w:hAnsi="Helvetica" w:cs="Helvetica"/>
-            <w:color w:val="333333"/>
-            <w:spacing w:val="3"/>
-          </w:rPr>
-          <w:t xml:space="preserve"> enlaces: </w:t>
-        </w:r>
-        <w:r>
-          <w:rPr>
-            <w:rFonts w:ascii="Helvetica" w:hAnsi="Helvetica" w:cs="Helvetica"/>
-            <w:color w:val="333333"/>
-            <w:spacing w:val="3"/>
-          </w:rPr>
-          <w:fldChar w:fldCharType="begin"/>
-        </w:r>
-        <w:r>
-          <w:rPr>
-            <w:rFonts w:ascii="Helvetica" w:hAnsi="Helvetica" w:cs="Helvetica"/>
-            <w:color w:val="333333"/>
-            <w:spacing w:val="3"/>
-          </w:rPr>
-          <w:instrText xml:space="preserve"> HYPERLINK "https://www.python.org" </w:instrText>
-        </w:r>
-        <w:r>
-          <w:rPr>
-            <w:rFonts w:ascii="Helvetica" w:hAnsi="Helvetica" w:cs="Helvetica"/>
-            <w:color w:val="333333"/>
-            <w:spacing w:val="3"/>
-          </w:rPr>
-          <w:fldChar w:fldCharType="separate"/>
-        </w:r>
-        <w:r>
-          <w:rPr>
-            <w:rStyle w:val="Hipervnculo"/>
-            <w:rFonts w:ascii="Helvetica" w:hAnsi="Helvetica" w:cs="Helvetica"/>
-            <w:color w:val="4183C4"/>
-            <w:spacing w:val="3"/>
-          </w:rPr>
-          <w:t>https://www.python.org</w:t>
-        </w:r>
-        <w:r>
-          <w:rPr>
-            <w:rFonts w:ascii="Helvetica" w:hAnsi="Helvetica" w:cs="Helvetica"/>
-            <w:color w:val="333333"/>
-            <w:spacing w:val="3"/>
-          </w:rPr>
-          <w:fldChar w:fldCharType="end"/>
-        </w:r>
-        <w:r>
-          <w:rPr>
-            <w:rFonts w:ascii="Helvetica" w:hAnsi="Helvetica" w:cs="Helvetica"/>
-            <w:color w:val="333333"/>
-            <w:spacing w:val="3"/>
-          </w:rPr>
-          <w:t> y </w:t>
-        </w:r>
-        <w:r>
-          <w:rPr>
-            <w:rFonts w:ascii="Helvetica" w:hAnsi="Helvetica" w:cs="Helvetica"/>
-            <w:color w:val="333333"/>
-            <w:spacing w:val="3"/>
-          </w:rPr>
-          <w:fldChar w:fldCharType="begin"/>
-        </w:r>
-        <w:r>
-          <w:rPr>
-            <w:rFonts w:ascii="Helvetica" w:hAnsi="Helvetica" w:cs="Helvetica"/>
-            <w:color w:val="333333"/>
-            <w:spacing w:val="3"/>
-          </w:rPr>
-          <w:instrText xml:space="preserve"> HYPERLINK "https://www.r-project.org" </w:instrText>
-        </w:r>
-        <w:r>
-          <w:rPr>
-            <w:rFonts w:ascii="Helvetica" w:hAnsi="Helvetica" w:cs="Helvetica"/>
-            <w:color w:val="333333"/>
-            <w:spacing w:val="3"/>
-          </w:rPr>
-          <w:fldChar w:fldCharType="separate"/>
-        </w:r>
-        <w:r>
-          <w:rPr>
-            <w:rStyle w:val="Hipervnculo"/>
-            <w:rFonts w:ascii="Helvetica" w:hAnsi="Helvetica" w:cs="Helvetica"/>
-            <w:color w:val="4183C4"/>
-            <w:spacing w:val="3"/>
-          </w:rPr>
-          <w:t>https://www.r-project.org</w:t>
-        </w:r>
-        <w:r>
-          <w:rPr>
-            <w:rFonts w:ascii="Helvetica" w:hAnsi="Helvetica" w:cs="Helvetica"/>
-            <w:color w:val="333333"/>
-            <w:spacing w:val="3"/>
-          </w:rPr>
-          <w:fldChar w:fldCharType="end"/>
-        </w:r>
-      </w:ins>
+          <w:shd w:val="clear" w:color="auto" w:fill="FFFFFF"/>
+        </w:rPr>
+        <w:pPrChange w:id="309" w:author="Bernardo" w:date="2019-05-30T16:11:00Z">
+          <w:pPr>
+            <w:pStyle w:val="Ttulo2"/>
+            <w:keepNext/>
+            <w:shd w:val="clear" w:color="auto" w:fill="FFFFFF"/>
+            <w:spacing w:before="306" w:beforeAutospacing="0" w:after="204" w:afterAutospacing="0"/>
+          </w:pPr>
+        </w:pPrChange>
+      </w:pPr>
     </w:p>
     <w:p>
       <w:pPr>
+        <w:pStyle w:val="Ttulo2"/>
+        <w:keepNext/>
+        <w:shd w:val="clear" w:color="auto" w:fill="FFFFFF"/>
+        <w:spacing w:before="306" w:beforeAutospacing="0" w:after="204" w:afterAutospacing="0"/>
+        <w:rPr>
+          <w:ins w:id="310" w:author="Bernardo" w:date="2019-05-30T16:27:00Z"/>
+          <w:rFonts w:ascii="Helvetica" w:hAnsi="Helvetica" w:cs="Helvetica"/>
+          <w:b w:val="0"/>
+          <w:bCs w:val="0"/>
+          <w:color w:val="333333"/>
+          <w:spacing w:val="3"/>
+          <w:sz w:val="42"/>
+          <w:szCs w:val="42"/>
+        </w:rPr>
+      </w:pPr>
+      <w:ins w:id="311" w:author="Bernardo" w:date="2019-05-30T16:27:00Z">
+        <w:r>
+          <w:rPr>
+            <w:rStyle w:val="header-section-number"/>
+            <w:rFonts w:ascii="Helvetica" w:hAnsi="Helvetica" w:cs="Helvetica"/>
+            <w:b w:val="0"/>
+            <w:bCs w:val="0"/>
+            <w:color w:val="333333"/>
+            <w:spacing w:val="3"/>
+            <w:sz w:val="42"/>
+            <w:szCs w:val="42"/>
+          </w:rPr>
+          <w:t>2.3</w:t>
+        </w:r>
+        <w:r>
+          <w:rPr>
+            <w:rStyle w:val="apple-converted-space"/>
+            <w:rFonts w:ascii="Helvetica" w:hAnsi="Helvetica" w:cs="Helvetica"/>
+            <w:b w:val="0"/>
+            <w:bCs w:val="0"/>
+            <w:color w:val="333333"/>
+            <w:spacing w:val="3"/>
+            <w:sz w:val="42"/>
+            <w:szCs w:val="42"/>
+          </w:rPr>
+          <w:t> </w:t>
+        </w:r>
+        <w:r>
+          <w:rPr>
+            <w:rFonts w:ascii="Helvetica" w:hAnsi="Helvetica" w:cs="Helvetica"/>
+            <w:b w:val="0"/>
+            <w:bCs w:val="0"/>
+            <w:color w:val="333333"/>
+            <w:spacing w:val="3"/>
+            <w:sz w:val="42"/>
+            <w:szCs w:val="42"/>
+          </w:rPr>
+          <w:t>Librerí</w:t>
+        </w:r>
+        <w:r>
+          <w:rPr>
+            <w:rFonts w:ascii="Helvetica" w:hAnsi="Helvetica" w:cs="Helvetica"/>
+            <w:b w:val="0"/>
+            <w:bCs w:val="0"/>
+            <w:color w:val="333333"/>
+            <w:spacing w:val="3"/>
+            <w:sz w:val="42"/>
+            <w:szCs w:val="42"/>
+          </w:rPr>
+          <w:t>as</w:t>
+        </w:r>
+      </w:ins>
+    </w:p>
+    <w:p>
+      <w:pPr>
+        <w:pStyle w:val="NormalWeb"/>
+        <w:shd w:val="clear" w:color="auto" w:fill="FFFFFF"/>
+        <w:spacing w:before="0" w:beforeAutospacing="0" w:after="204" w:afterAutospacing="0" w:line="405" w:lineRule="atLeast"/>
         <w:jc w:val="both"/>
-      </w:pPr>
+        <w:rPr>
+          <w:ins w:id="312" w:author="Bernardo" w:date="2019-05-30T16:27:00Z"/>
+          <w:rFonts w:ascii="Helvetica" w:hAnsi="Helvetica" w:cs="Helvetica"/>
+          <w:color w:val="333333"/>
+          <w:spacing w:val="3"/>
+        </w:rPr>
+        <w:pPrChange w:id="313" w:author="Bernardo" w:date="2019-05-30T16:27:00Z">
+          <w:pPr>
+            <w:pStyle w:val="NormalWeb"/>
+            <w:shd w:val="clear" w:color="auto" w:fill="FFFFFF"/>
+            <w:spacing w:before="0" w:beforeAutospacing="0" w:after="204" w:afterAutospacing="0" w:line="405" w:lineRule="atLeast"/>
+          </w:pPr>
+        </w:pPrChange>
+      </w:pPr>
+      <w:ins w:id="314" w:author="Bernardo" w:date="2019-05-30T16:27:00Z">
+        <w:r>
+          <w:rPr>
+            <w:rFonts w:ascii="Helvetica" w:hAnsi="Helvetica" w:cs="Helvetica"/>
+            <w:color w:val="333333"/>
+            <w:spacing w:val="3"/>
+          </w:rPr>
+          <w:t>A pesar de que al descargar</w:t>
+        </w:r>
+        <w:r>
+          <w:rPr>
+            <w:rStyle w:val="apple-converted-space"/>
+            <w:rFonts w:ascii="Helvetica" w:hAnsi="Helvetica" w:cs="Helvetica"/>
+            <w:color w:val="333333"/>
+            <w:spacing w:val="3"/>
+          </w:rPr>
+          <w:t> </w:t>
+        </w:r>
+        <w:r>
+          <w:rPr>
+            <w:rStyle w:val="nfasis"/>
+            <w:rFonts w:ascii="Helvetica" w:eastAsiaTheme="majorEastAsia" w:hAnsi="Helvetica" w:cs="Helvetica"/>
+            <w:color w:val="333333"/>
+            <w:spacing w:val="3"/>
+          </w:rPr>
+          <w:t>Anaconda</w:t>
+        </w:r>
+        <w:r>
+          <w:rPr>
+            <w:rStyle w:val="apple-converted-space"/>
+            <w:rFonts w:ascii="Helvetica" w:hAnsi="Helvetica" w:cs="Helvetica"/>
+            <w:color w:val="333333"/>
+            <w:spacing w:val="3"/>
+          </w:rPr>
+          <w:t> </w:t>
+        </w:r>
+        <w:r>
+          <w:rPr>
+            <w:rFonts w:ascii="Helvetica" w:hAnsi="Helvetica" w:cs="Helvetica"/>
+            <w:color w:val="333333"/>
+            <w:spacing w:val="3"/>
+          </w:rPr>
+          <w:t xml:space="preserve">vienen por defecto una gran cantidad de </w:t>
+        </w:r>
+        <w:r>
+          <w:rPr>
+            <w:rFonts w:ascii="Helvetica" w:hAnsi="Helvetica" w:cs="Helvetica"/>
+            <w:color w:val="333333"/>
+            <w:spacing w:val="3"/>
+          </w:rPr>
+          <w:t>librerías o paquetes, podr</w:t>
+        </w:r>
+      </w:ins>
+      <w:ins w:id="315" w:author="Bernardo" w:date="2019-05-30T16:28:00Z">
+        <w:r>
+          <w:rPr>
+            <w:rFonts w:ascii="Helvetica" w:hAnsi="Helvetica" w:cs="Helvetica"/>
+            <w:color w:val="333333"/>
+            <w:spacing w:val="3"/>
+          </w:rPr>
+          <w:t>ía</w:t>
+        </w:r>
+      </w:ins>
+      <w:ins w:id="316" w:author="Bernardo" w:date="2019-05-30T16:27:00Z">
+        <w:r>
+          <w:rPr>
+            <w:rFonts w:ascii="Helvetica" w:hAnsi="Helvetica" w:cs="Helvetica"/>
+            <w:color w:val="333333"/>
+            <w:spacing w:val="3"/>
+          </w:rPr>
+          <w:t xml:space="preserve">mos estar interesados en instalar </w:t>
+        </w:r>
+      </w:ins>
+      <w:ins w:id="317" w:author="Bernardo" w:date="2019-05-30T16:28:00Z">
+        <w:r>
+          <w:rPr>
+            <w:rFonts w:ascii="Helvetica" w:hAnsi="Helvetica" w:cs="Helvetica"/>
+            <w:color w:val="333333"/>
+            <w:spacing w:val="3"/>
+          </w:rPr>
+          <w:t>alguno</w:t>
+        </w:r>
+      </w:ins>
+      <w:ins w:id="318" w:author="Bernardo" w:date="2019-05-30T16:27:00Z">
+        <w:r>
+          <w:rPr>
+            <w:rFonts w:ascii="Helvetica" w:hAnsi="Helvetica" w:cs="Helvetica"/>
+            <w:color w:val="333333"/>
+            <w:spacing w:val="3"/>
+          </w:rPr>
+          <w:t xml:space="preserve"> </w:t>
+        </w:r>
+      </w:ins>
+      <w:ins w:id="319" w:author="Bernardo" w:date="2019-05-30T16:29:00Z">
+        <w:r>
+          <w:rPr>
+            <w:rFonts w:ascii="Helvetica" w:hAnsi="Helvetica" w:cs="Helvetica"/>
+            <w:color w:val="333333"/>
+            <w:spacing w:val="3"/>
+          </w:rPr>
+          <w:t xml:space="preserve">que </w:t>
+        </w:r>
+      </w:ins>
+      <w:ins w:id="320" w:author="Bernardo" w:date="2019-05-30T16:28:00Z">
+        <w:r>
+          <w:rPr>
+            <w:rFonts w:ascii="Helvetica" w:hAnsi="Helvetica" w:cs="Helvetica"/>
+            <w:color w:val="333333"/>
+            <w:spacing w:val="3"/>
+          </w:rPr>
+          <w:t>tal</w:t>
+        </w:r>
+      </w:ins>
+      <w:ins w:id="321" w:author="Bernardo" w:date="2019-05-30T16:29:00Z">
+        <w:r>
+          <w:rPr>
+            <w:rFonts w:ascii="Helvetica" w:hAnsi="Helvetica" w:cs="Helvetica"/>
+            <w:color w:val="333333"/>
+            <w:spacing w:val="3"/>
+          </w:rPr>
+          <w:t xml:space="preserve"> </w:t>
+        </w:r>
+      </w:ins>
+      <w:ins w:id="322" w:author="Bernardo" w:date="2019-05-30T16:28:00Z">
+        <w:r>
+          <w:rPr>
+            <w:rFonts w:ascii="Helvetica" w:hAnsi="Helvetica" w:cs="Helvetica"/>
+            <w:color w:val="333333"/>
+            <w:spacing w:val="3"/>
+          </w:rPr>
+          <w:t>vez no lo est</w:t>
+        </w:r>
+      </w:ins>
+      <w:ins w:id="323" w:author="Bernardo" w:date="2019-05-30T16:29:00Z">
+        <w:r>
+          <w:rPr>
+            <w:rFonts w:ascii="Helvetica" w:hAnsi="Helvetica" w:cs="Helvetica"/>
+            <w:color w:val="333333"/>
+            <w:spacing w:val="3"/>
+          </w:rPr>
+          <w:t>é</w:t>
+        </w:r>
+      </w:ins>
+      <w:ins w:id="324" w:author="Bernardo" w:date="2019-05-30T16:27:00Z">
+        <w:r>
+          <w:rPr>
+            <w:rFonts w:ascii="Helvetica" w:hAnsi="Helvetica" w:cs="Helvetica"/>
+            <w:color w:val="333333"/>
+            <w:spacing w:val="3"/>
+          </w:rPr>
+          <w:t xml:space="preserve">. </w:t>
+        </w:r>
+      </w:ins>
+      <w:ins w:id="325" w:author="Bernardo" w:date="2019-05-30T16:30:00Z">
+        <w:r>
+          <w:rPr>
+            <w:rFonts w:ascii="Helvetica" w:hAnsi="Helvetica" w:cs="Helvetica"/>
+            <w:color w:val="333333"/>
+            <w:spacing w:val="3"/>
+          </w:rPr>
+          <w:t>E</w:t>
+        </w:r>
+      </w:ins>
+      <w:ins w:id="326" w:author="Bernardo" w:date="2019-05-30T16:27:00Z">
+        <w:r>
+          <w:rPr>
+            <w:rFonts w:ascii="Helvetica" w:hAnsi="Helvetica" w:cs="Helvetica"/>
+            <w:color w:val="333333"/>
+            <w:spacing w:val="3"/>
+          </w:rPr>
+          <w:t xml:space="preserve">n esta sección enseñaremos como instalar paquetes de forma </w:t>
+        </w:r>
+      </w:ins>
+      <w:ins w:id="327" w:author="Bernardo" w:date="2019-05-30T16:30:00Z">
+        <w:r>
+          <w:rPr>
+            <w:rFonts w:ascii="Helvetica" w:hAnsi="Helvetica" w:cs="Helvetica"/>
+            <w:color w:val="333333"/>
+            <w:spacing w:val="3"/>
+          </w:rPr>
+          <w:t>rápida</w:t>
+        </w:r>
+      </w:ins>
+      <w:ins w:id="328" w:author="Bernardo" w:date="2019-05-30T16:27:00Z">
+        <w:r>
+          <w:rPr>
+            <w:rFonts w:ascii="Helvetica" w:hAnsi="Helvetica" w:cs="Helvetica"/>
+            <w:color w:val="333333"/>
+            <w:spacing w:val="3"/>
+          </w:rPr>
+          <w:t xml:space="preserve"> y sencilla.</w:t>
+        </w:r>
+      </w:ins>
+    </w:p>
+    <w:p>
+      <w:pPr>
+        <w:pStyle w:val="NormalWeb"/>
+        <w:shd w:val="clear" w:color="auto" w:fill="FFFFFF"/>
+        <w:spacing w:before="0" w:beforeAutospacing="0" w:after="204" w:afterAutospacing="0"/>
+        <w:jc w:val="both"/>
+        <w:rPr>
+          <w:ins w:id="329" w:author="Bernardo" w:date="2019-05-30T16:30:00Z"/>
+        </w:rPr>
+        <w:pPrChange w:id="330" w:author="Bernardo" w:date="2019-05-30T16:11:00Z">
+          <w:pPr>
+            <w:jc w:val="both"/>
+          </w:pPr>
+        </w:pPrChange>
+      </w:pPr>
+    </w:p>
+    <w:p>
+      <w:pPr>
+        <w:pStyle w:val="Ttulo3"/>
+        <w:shd w:val="clear" w:color="auto" w:fill="FFFFFF"/>
+        <w:spacing w:before="306" w:after="204"/>
+        <w:rPr>
+          <w:ins w:id="331" w:author="Bernardo" w:date="2019-05-30T16:30:00Z"/>
+          <w:rFonts w:ascii="Helvetica" w:hAnsi="Helvetica" w:cs="Helvetica"/>
+          <w:color w:val="333333"/>
+          <w:spacing w:val="3"/>
+          <w:sz w:val="36"/>
+          <w:szCs w:val="36"/>
+        </w:rPr>
+      </w:pPr>
+      <w:ins w:id="332" w:author="Bernardo" w:date="2019-05-30T16:30:00Z">
+        <w:r>
+          <w:rPr>
+            <w:rStyle w:val="header-section-number"/>
+            <w:rFonts w:ascii="Helvetica" w:hAnsi="Helvetica" w:cs="Helvetica"/>
+            <w:b/>
+            <w:bCs/>
+            <w:color w:val="333333"/>
+            <w:spacing w:val="3"/>
+            <w:sz w:val="36"/>
+            <w:szCs w:val="36"/>
+          </w:rPr>
+          <w:lastRenderedPageBreak/>
+          <w:t>2.3.1</w:t>
+        </w:r>
+        <w:r>
+          <w:rPr>
+            <w:rStyle w:val="apple-converted-space"/>
+            <w:rFonts w:ascii="Helvetica" w:hAnsi="Helvetica" w:cs="Helvetica"/>
+            <w:b/>
+            <w:bCs/>
+            <w:color w:val="333333"/>
+            <w:spacing w:val="3"/>
+            <w:sz w:val="36"/>
+            <w:szCs w:val="36"/>
+          </w:rPr>
+          <w:t> </w:t>
+        </w:r>
+        <w:r>
+          <w:rPr>
+            <w:rFonts w:ascii="Helvetica" w:hAnsi="Helvetica" w:cs="Helvetica"/>
+            <w:b/>
+            <w:bCs/>
+            <w:color w:val="333333"/>
+            <w:spacing w:val="3"/>
+            <w:sz w:val="36"/>
+            <w:szCs w:val="36"/>
+          </w:rPr>
+          <w:t>Instalando librerí</w:t>
+        </w:r>
+        <w:r>
+          <w:rPr>
+            <w:rFonts w:ascii="Helvetica" w:hAnsi="Helvetica" w:cs="Helvetica"/>
+            <w:b/>
+            <w:bCs/>
+            <w:color w:val="333333"/>
+            <w:spacing w:val="3"/>
+            <w:sz w:val="36"/>
+            <w:szCs w:val="36"/>
+          </w:rPr>
+          <w:t>as en R</w:t>
+        </w:r>
+      </w:ins>
+    </w:p>
+    <w:p>
+      <w:pPr>
+        <w:pStyle w:val="NormalWeb"/>
+        <w:shd w:val="clear" w:color="auto" w:fill="FFFFFF"/>
+        <w:spacing w:before="0" w:beforeAutospacing="0" w:after="204" w:afterAutospacing="0" w:line="405" w:lineRule="atLeast"/>
+        <w:jc w:val="both"/>
+        <w:rPr>
+          <w:ins w:id="333" w:author="Bernardo" w:date="2019-05-30T16:47:00Z"/>
+          <w:rStyle w:val="nfasis"/>
+          <w:rFonts w:ascii="Helvetica" w:eastAsiaTheme="majorEastAsia" w:hAnsi="Helvetica" w:cs="Helvetica"/>
+          <w:color w:val="333333"/>
+          <w:spacing w:val="3"/>
+        </w:rPr>
+        <w:pPrChange w:id="334" w:author="Bernardo" w:date="2019-05-30T16:31:00Z">
+          <w:pPr>
+            <w:pStyle w:val="NormalWeb"/>
+            <w:shd w:val="clear" w:color="auto" w:fill="FFFFFF"/>
+            <w:spacing w:before="0" w:beforeAutospacing="0" w:after="204" w:afterAutospacing="0" w:line="405" w:lineRule="atLeast"/>
+          </w:pPr>
+        </w:pPrChange>
+      </w:pPr>
+      <w:ins w:id="335" w:author="Bernardo" w:date="2019-05-30T16:31:00Z">
+        <w:r>
+          <w:rPr>
+            <w:rFonts w:ascii="Helvetica" w:hAnsi="Helvetica" w:cs="Helvetica"/>
+            <w:color w:val="333333"/>
+            <w:spacing w:val="3"/>
+          </w:rPr>
+          <w:t xml:space="preserve">Las </w:t>
+        </w:r>
+      </w:ins>
+      <w:ins w:id="336" w:author="Bernardo" w:date="2019-05-30T16:30:00Z">
+        <w:r>
+          <w:rPr>
+            <w:rFonts w:ascii="Helvetica" w:hAnsi="Helvetica" w:cs="Helvetica"/>
+            <w:color w:val="333333"/>
+            <w:spacing w:val="3"/>
+          </w:rPr>
+          <w:t>descargas de</w:t>
+        </w:r>
+        <w:r>
+          <w:rPr>
+            <w:rFonts w:ascii="Helvetica" w:hAnsi="Helvetica" w:cs="Helvetica"/>
+            <w:color w:val="333333"/>
+            <w:spacing w:val="3"/>
+          </w:rPr>
+          <w:t xml:space="preserve"> </w:t>
+        </w:r>
+      </w:ins>
+      <w:ins w:id="337" w:author="Bernardo" w:date="2019-05-30T16:32:00Z">
+        <w:r>
+          <w:rPr>
+            <w:rFonts w:ascii="Helvetica" w:hAnsi="Helvetica" w:cs="Helvetica"/>
+            <w:color w:val="333333"/>
+            <w:spacing w:val="3"/>
+          </w:rPr>
+          <w:t xml:space="preserve">las </w:t>
+        </w:r>
+      </w:ins>
+      <w:ins w:id="338" w:author="Bernardo" w:date="2019-05-30T16:30:00Z">
+        <w:r>
+          <w:rPr>
+            <w:rFonts w:ascii="Helvetica" w:hAnsi="Helvetica" w:cs="Helvetica"/>
+            <w:color w:val="333333"/>
+            <w:spacing w:val="3"/>
+          </w:rPr>
+          <w:t>librerías</w:t>
+        </w:r>
+        <w:r>
+          <w:rPr>
+            <w:rFonts w:ascii="Helvetica" w:hAnsi="Helvetica" w:cs="Helvetica"/>
+            <w:color w:val="333333"/>
+            <w:spacing w:val="3"/>
+          </w:rPr>
+          <w:t xml:space="preserve"> en</w:t>
+        </w:r>
+        <w:r>
+          <w:rPr>
+            <w:rStyle w:val="apple-converted-space"/>
+            <w:rFonts w:ascii="Helvetica" w:hAnsi="Helvetica" w:cs="Helvetica"/>
+            <w:color w:val="333333"/>
+            <w:spacing w:val="3"/>
+          </w:rPr>
+          <w:t> </w:t>
+        </w:r>
+        <w:r>
+          <w:rPr>
+            <w:rStyle w:val="nfasis"/>
+            <w:rFonts w:ascii="Helvetica" w:eastAsiaTheme="majorEastAsia" w:hAnsi="Helvetica" w:cs="Helvetica"/>
+            <w:color w:val="333333"/>
+            <w:spacing w:val="3"/>
+          </w:rPr>
+          <w:t>R</w:t>
+        </w:r>
+        <w:r>
+          <w:rPr>
+            <w:rStyle w:val="apple-converted-space"/>
+            <w:rFonts w:ascii="Helvetica" w:hAnsi="Helvetica" w:cs="Helvetica"/>
+            <w:color w:val="333333"/>
+            <w:spacing w:val="3"/>
+          </w:rPr>
+          <w:t> </w:t>
+        </w:r>
+        <w:r>
+          <w:rPr>
+            <w:rFonts w:ascii="Helvetica" w:hAnsi="Helvetica" w:cs="Helvetica"/>
+            <w:color w:val="333333"/>
+            <w:spacing w:val="3"/>
+          </w:rPr>
+          <w:t>la</w:t>
+        </w:r>
+        <w:r>
+          <w:rPr>
+            <w:rFonts w:ascii="Helvetica" w:hAnsi="Helvetica" w:cs="Helvetica"/>
+            <w:color w:val="333333"/>
+            <w:spacing w:val="3"/>
+          </w:rPr>
+          <w:t xml:space="preserve"> haremos directamente desde</w:t>
+        </w:r>
+        <w:r>
+          <w:rPr>
+            <w:rStyle w:val="apple-converted-space"/>
+            <w:rFonts w:ascii="Helvetica" w:hAnsi="Helvetica" w:cs="Helvetica"/>
+            <w:color w:val="333333"/>
+            <w:spacing w:val="3"/>
+          </w:rPr>
+          <w:t> </w:t>
+        </w:r>
+        <w:proofErr w:type="spellStart"/>
+        <w:r>
+          <w:rPr>
+            <w:rStyle w:val="nfasis"/>
+            <w:rFonts w:ascii="Helvetica" w:eastAsiaTheme="majorEastAsia" w:hAnsi="Helvetica" w:cs="Helvetica"/>
+            <w:color w:val="333333"/>
+            <w:spacing w:val="3"/>
+          </w:rPr>
+          <w:t>RStudio</w:t>
+        </w:r>
+        <w:proofErr w:type="spellEnd"/>
+        <w:r>
+          <w:rPr>
+            <w:rFonts w:ascii="Helvetica" w:hAnsi="Helvetica" w:cs="Helvetica"/>
+            <w:color w:val="333333"/>
+            <w:spacing w:val="3"/>
+          </w:rPr>
+          <w:t>.</w:t>
+        </w:r>
+      </w:ins>
+      <w:ins w:id="339" w:author="Bernardo" w:date="2019-05-30T16:32:00Z">
+        <w:r>
+          <w:rPr>
+            <w:rFonts w:ascii="Helvetica" w:hAnsi="Helvetica" w:cs="Helvetica"/>
+            <w:color w:val="333333"/>
+            <w:spacing w:val="3"/>
+          </w:rPr>
+          <w:t xml:space="preserve"> Para ello</w:t>
+        </w:r>
+      </w:ins>
+      <w:ins w:id="340" w:author="Bernardo" w:date="2019-05-30T16:31:00Z">
+        <w:r>
+          <w:rPr>
+            <w:rFonts w:ascii="Helvetica" w:hAnsi="Helvetica" w:cs="Helvetica"/>
+            <w:color w:val="333333"/>
+            <w:spacing w:val="3"/>
+          </w:rPr>
+          <w:t xml:space="preserve"> hacemos</w:t>
+        </w:r>
+      </w:ins>
+      <w:ins w:id="341" w:author="Bernardo" w:date="2019-05-30T16:30:00Z">
+        <w:r>
+          <w:rPr>
+            <w:rFonts w:ascii="Helvetica" w:hAnsi="Helvetica" w:cs="Helvetica"/>
+            <w:color w:val="333333"/>
+            <w:spacing w:val="3"/>
+          </w:rPr>
+          <w:t xml:space="preserve"> </w:t>
+        </w:r>
+      </w:ins>
+      <w:ins w:id="342" w:author="Bernardo" w:date="2019-05-30T16:31:00Z">
+        <w:r>
+          <w:rPr>
+            <w:rFonts w:ascii="Helvetica" w:hAnsi="Helvetica" w:cs="Helvetica"/>
+            <w:color w:val="333333"/>
+            <w:spacing w:val="3"/>
+          </w:rPr>
+          <w:t>clic</w:t>
+        </w:r>
+      </w:ins>
+      <w:ins w:id="343" w:author="Bernardo" w:date="2019-05-30T16:30:00Z">
+        <w:r>
+          <w:rPr>
+            <w:rFonts w:ascii="Helvetica" w:hAnsi="Helvetica" w:cs="Helvetica"/>
+            <w:color w:val="333333"/>
+            <w:spacing w:val="3"/>
+          </w:rPr>
+          <w:t xml:space="preserve"> en la pestaña</w:t>
+        </w:r>
+      </w:ins>
+      <w:ins w:id="344" w:author="Bernardo" w:date="2019-05-30T16:31:00Z">
+        <w:r>
+          <w:rPr>
+            <w:rFonts w:ascii="Helvetica" w:hAnsi="Helvetica" w:cs="Helvetica"/>
+            <w:color w:val="333333"/>
+            <w:spacing w:val="3"/>
+          </w:rPr>
+          <w:t xml:space="preserve"> </w:t>
+        </w:r>
+      </w:ins>
+      <w:proofErr w:type="spellStart"/>
+      <w:ins w:id="345" w:author="Bernardo" w:date="2019-05-30T16:30:00Z">
+        <w:r>
+          <w:rPr>
+            <w:rStyle w:val="nfasis"/>
+            <w:rFonts w:ascii="Helvetica" w:eastAsiaTheme="majorEastAsia" w:hAnsi="Helvetica" w:cs="Helvetica"/>
+            <w:color w:val="333333"/>
+            <w:spacing w:val="3"/>
+          </w:rPr>
+          <w:t>Package</w:t>
+        </w:r>
+        <w:proofErr w:type="spellEnd"/>
+        <w:r>
+          <w:rPr>
+            <w:rStyle w:val="apple-converted-space"/>
+            <w:rFonts w:ascii="Helvetica" w:hAnsi="Helvetica" w:cs="Helvetica"/>
+            <w:color w:val="333333"/>
+            <w:spacing w:val="3"/>
+          </w:rPr>
+          <w:t> </w:t>
+        </w:r>
+      </w:ins>
+      <w:ins w:id="346" w:author="Bernardo" w:date="2019-05-30T16:33:00Z">
+        <w:r>
+          <w:rPr>
+            <w:rFonts w:ascii="Helvetica" w:hAnsi="Helvetica" w:cs="Helvetica"/>
+            <w:color w:val="333333"/>
+            <w:spacing w:val="3"/>
+          </w:rPr>
+          <w:t>ubicadas</w:t>
+        </w:r>
+      </w:ins>
+      <w:ins w:id="347" w:author="Bernardo" w:date="2019-05-30T16:30:00Z">
+        <w:r>
+          <w:rPr>
+            <w:rFonts w:ascii="Helvetica" w:hAnsi="Helvetica" w:cs="Helvetica"/>
+            <w:color w:val="333333"/>
+            <w:spacing w:val="3"/>
+          </w:rPr>
+          <w:t xml:space="preserve"> en la </w:t>
+        </w:r>
+      </w:ins>
+      <w:ins w:id="348" w:author="Bernardo" w:date="2019-05-30T16:32:00Z">
+        <w:r>
+          <w:rPr>
+            <w:rFonts w:ascii="Helvetica" w:hAnsi="Helvetica" w:cs="Helvetica"/>
+            <w:color w:val="333333"/>
+            <w:spacing w:val="3"/>
+          </w:rPr>
+          <w:t>sección</w:t>
+        </w:r>
+      </w:ins>
+      <w:ins w:id="349" w:author="Bernardo" w:date="2019-05-30T16:30:00Z">
+        <w:r>
+          <w:rPr>
+            <w:rFonts w:ascii="Helvetica" w:hAnsi="Helvetica" w:cs="Helvetica"/>
+            <w:color w:val="333333"/>
+            <w:spacing w:val="3"/>
+          </w:rPr>
+          <w:t xml:space="preserve"> inferior derecha </w:t>
+        </w:r>
+      </w:ins>
+      <w:ins w:id="350" w:author="Bernardo" w:date="2019-05-30T16:32:00Z">
+        <w:r>
+          <w:rPr>
+            <w:rFonts w:ascii="Helvetica" w:hAnsi="Helvetica" w:cs="Helvetica"/>
+            <w:color w:val="333333"/>
+            <w:spacing w:val="3"/>
+          </w:rPr>
+          <w:t>subrayada en rojo</w:t>
+        </w:r>
+      </w:ins>
+      <w:ins w:id="351" w:author="Bernardo" w:date="2019-05-30T16:30:00Z">
+        <w:r>
+          <w:rPr>
+            <w:rFonts w:ascii="Helvetica" w:hAnsi="Helvetica" w:cs="Helvetica"/>
+            <w:color w:val="333333"/>
+            <w:spacing w:val="3"/>
+          </w:rPr>
+          <w:t xml:space="preserve">, luego haremos </w:t>
+        </w:r>
+      </w:ins>
+      <w:ins w:id="352" w:author="Bernardo" w:date="2019-05-30T16:44:00Z">
+        <w:r>
+          <w:rPr>
+            <w:rFonts w:ascii="Helvetica" w:hAnsi="Helvetica" w:cs="Helvetica"/>
+            <w:color w:val="333333"/>
+            <w:spacing w:val="3"/>
+          </w:rPr>
+          <w:t>clic</w:t>
+        </w:r>
+      </w:ins>
+      <w:ins w:id="353" w:author="Bernardo" w:date="2019-05-30T16:30:00Z">
+        <w:r>
+          <w:rPr>
+            <w:rFonts w:ascii="Helvetica" w:hAnsi="Helvetica" w:cs="Helvetica"/>
+            <w:color w:val="333333"/>
+            <w:spacing w:val="3"/>
+          </w:rPr>
+          <w:t xml:space="preserve"> </w:t>
+        </w:r>
+      </w:ins>
+      <w:ins w:id="354" w:author="Bernardo" w:date="2019-05-30T16:44:00Z">
+        <w:r>
+          <w:rPr>
+            <w:rFonts w:ascii="Helvetica" w:hAnsi="Helvetica" w:cs="Helvetica"/>
+            <w:color w:val="333333"/>
+            <w:spacing w:val="3"/>
+          </w:rPr>
+          <w:t xml:space="preserve">en el botón </w:t>
+        </w:r>
+      </w:ins>
+      <w:proofErr w:type="spellStart"/>
+      <w:ins w:id="355" w:author="Bernardo" w:date="2019-05-30T16:30:00Z">
+        <w:r>
+          <w:rPr>
+            <w:rStyle w:val="nfasis"/>
+            <w:rFonts w:ascii="Helvetica" w:eastAsiaTheme="majorEastAsia" w:hAnsi="Helvetica" w:cs="Helvetica"/>
+            <w:color w:val="333333"/>
+            <w:spacing w:val="3"/>
+          </w:rPr>
+          <w:t>Install</w:t>
+        </w:r>
+      </w:ins>
+      <w:proofErr w:type="spellEnd"/>
+    </w:p>
+    <w:p>
+      <w:pPr>
+        <w:pStyle w:val="NormalWeb"/>
+        <w:shd w:val="clear" w:color="auto" w:fill="FFFFFF"/>
+        <w:spacing w:before="0" w:beforeAutospacing="0" w:after="204" w:afterAutospacing="0" w:line="405" w:lineRule="atLeast"/>
+        <w:jc w:val="both"/>
+        <w:rPr>
+          <w:ins w:id="356" w:author="Bernardo" w:date="2019-05-30T16:47:00Z"/>
+          <w:rStyle w:val="nfasis"/>
+          <w:rFonts w:ascii="Helvetica" w:eastAsiaTheme="majorEastAsia" w:hAnsi="Helvetica" w:cs="Helvetica"/>
+          <w:color w:val="333333"/>
+          <w:spacing w:val="3"/>
+        </w:rPr>
+        <w:pPrChange w:id="357" w:author="Bernardo" w:date="2019-05-30T16:31:00Z">
+          <w:pPr>
+            <w:pStyle w:val="NormalWeb"/>
+            <w:shd w:val="clear" w:color="auto" w:fill="FFFFFF"/>
+            <w:spacing w:before="0" w:beforeAutospacing="0" w:after="204" w:afterAutospacing="0" w:line="405" w:lineRule="atLeast"/>
+          </w:pPr>
+        </w:pPrChange>
+      </w:pPr>
+    </w:p>
+    <w:p>
+      <w:pPr>
+        <w:pStyle w:val="NormalWeb"/>
+        <w:shd w:val="clear" w:color="auto" w:fill="FFFFFF"/>
+        <w:spacing w:before="0" w:beforeAutospacing="0" w:after="204" w:afterAutospacing="0" w:line="405" w:lineRule="atLeast"/>
+        <w:jc w:val="both"/>
+        <w:rPr>
+          <w:ins w:id="358" w:author="Bernardo" w:date="2019-05-30T16:47:00Z"/>
+          <w:rStyle w:val="nfasis"/>
+          <w:rFonts w:ascii="Helvetica" w:eastAsiaTheme="majorEastAsia" w:hAnsi="Helvetica" w:cs="Helvetica"/>
+          <w:color w:val="333333"/>
+          <w:spacing w:val="3"/>
+        </w:rPr>
+        <w:pPrChange w:id="359" w:author="Bernardo" w:date="2019-05-30T16:31:00Z">
+          <w:pPr>
+            <w:pStyle w:val="NormalWeb"/>
+            <w:shd w:val="clear" w:color="auto" w:fill="FFFFFF"/>
+            <w:spacing w:before="0" w:beforeAutospacing="0" w:after="204" w:afterAutospacing="0" w:line="405" w:lineRule="atLeast"/>
+          </w:pPr>
+        </w:pPrChange>
+      </w:pPr>
+    </w:p>
+    <w:p>
+      <w:pPr>
+        <w:pStyle w:val="NormalWeb"/>
+        <w:shd w:val="clear" w:color="auto" w:fill="FFFFFF"/>
+        <w:spacing w:before="0" w:beforeAutospacing="0" w:after="204" w:afterAutospacing="0" w:line="405" w:lineRule="atLeast"/>
+        <w:jc w:val="both"/>
+        <w:rPr>
+          <w:ins w:id="360" w:author="Bernardo" w:date="2019-05-30T16:52:00Z"/>
+          <w:rFonts w:ascii="Helvetica" w:hAnsi="Helvetica" w:cs="Helvetica"/>
+          <w:color w:val="333333"/>
+          <w:spacing w:val="3"/>
+        </w:rPr>
+        <w:pPrChange w:id="361" w:author="Bernardo" w:date="2019-05-30T16:47:00Z">
+          <w:pPr>
+            <w:pStyle w:val="NormalWeb"/>
+            <w:shd w:val="clear" w:color="auto" w:fill="FFFFFF"/>
+            <w:spacing w:before="0" w:beforeAutospacing="0" w:after="204" w:afterAutospacing="0" w:line="405" w:lineRule="atLeast"/>
+          </w:pPr>
+        </w:pPrChange>
+      </w:pPr>
+      <w:ins w:id="362" w:author="Bernardo" w:date="2019-05-30T16:47:00Z">
+        <w:r>
+          <w:rPr>
+            <w:rFonts w:ascii="Helvetica" w:hAnsi="Helvetica" w:cs="Helvetica"/>
+            <w:color w:val="333333"/>
+            <w:spacing w:val="3"/>
+          </w:rPr>
+          <w:t>A continuación se desplegará</w:t>
+        </w:r>
+        <w:r>
+          <w:rPr>
+            <w:rFonts w:ascii="Helvetica" w:hAnsi="Helvetica" w:cs="Helvetica"/>
+            <w:color w:val="333333"/>
+            <w:spacing w:val="3"/>
+          </w:rPr>
+          <w:t xml:space="preserve"> un cuadro</w:t>
+        </w:r>
+      </w:ins>
+      <w:ins w:id="363" w:author="Bernardo" w:date="2019-05-30T16:52:00Z">
+        <w:r>
+          <w:rPr>
+            <w:rFonts w:ascii="Helvetica" w:hAnsi="Helvetica" w:cs="Helvetica"/>
+            <w:color w:val="333333"/>
+            <w:spacing w:val="3"/>
+          </w:rPr>
+          <w:t xml:space="preserve"> similar al siguiente:</w:t>
+        </w:r>
+      </w:ins>
+    </w:p>
+    <w:p>
+      <w:pPr>
+        <w:pStyle w:val="NormalWeb"/>
+        <w:shd w:val="clear" w:color="auto" w:fill="FFFFFF"/>
+        <w:spacing w:before="0" w:beforeAutospacing="0" w:after="204" w:afterAutospacing="0" w:line="405" w:lineRule="atLeast"/>
+        <w:jc w:val="both"/>
+        <w:rPr>
+          <w:ins w:id="364" w:author="Bernardo" w:date="2019-05-30T16:52:00Z"/>
+          <w:rFonts w:ascii="Helvetica" w:hAnsi="Helvetica" w:cs="Helvetica"/>
+          <w:color w:val="333333"/>
+          <w:spacing w:val="3"/>
+        </w:rPr>
+        <w:pPrChange w:id="365" w:author="Bernardo" w:date="2019-05-30T16:47:00Z">
+          <w:pPr>
+            <w:pStyle w:val="NormalWeb"/>
+            <w:shd w:val="clear" w:color="auto" w:fill="FFFFFF"/>
+            <w:spacing w:before="0" w:beforeAutospacing="0" w:after="204" w:afterAutospacing="0" w:line="405" w:lineRule="atLeast"/>
+          </w:pPr>
+        </w:pPrChange>
+      </w:pPr>
+    </w:p>
+    <w:p>
+      <w:pPr>
+        <w:pStyle w:val="NormalWeb"/>
+        <w:shd w:val="clear" w:color="auto" w:fill="FFFFFF"/>
+        <w:spacing w:before="0" w:beforeAutospacing="0" w:after="204" w:afterAutospacing="0" w:line="405" w:lineRule="atLeast"/>
+        <w:jc w:val="both"/>
+        <w:rPr>
+          <w:ins w:id="366" w:author="Bernardo" w:date="2019-05-30T16:52:00Z"/>
+          <w:rFonts w:ascii="Helvetica" w:hAnsi="Helvetica" w:cs="Helvetica"/>
+          <w:color w:val="333333"/>
+          <w:spacing w:val="3"/>
+        </w:rPr>
+        <w:pPrChange w:id="367" w:author="Bernardo" w:date="2019-05-30T16:47:00Z">
+          <w:pPr>
+            <w:pStyle w:val="NormalWeb"/>
+            <w:shd w:val="clear" w:color="auto" w:fill="FFFFFF"/>
+            <w:spacing w:before="0" w:beforeAutospacing="0" w:after="204" w:afterAutospacing="0" w:line="405" w:lineRule="atLeast"/>
+          </w:pPr>
+        </w:pPrChange>
+      </w:pPr>
+    </w:p>
+    <w:p>
+      <w:pPr>
+        <w:pStyle w:val="NormalWeb"/>
+        <w:shd w:val="clear" w:color="auto" w:fill="FFFFFF"/>
+        <w:spacing w:before="0" w:beforeAutospacing="0" w:after="204" w:afterAutospacing="0" w:line="405" w:lineRule="atLeast"/>
+        <w:jc w:val="both"/>
+        <w:rPr>
+          <w:ins w:id="368" w:author="Bernardo" w:date="2019-05-30T16:47:00Z"/>
+          <w:rFonts w:ascii="Helvetica" w:hAnsi="Helvetica" w:cs="Helvetica"/>
+          <w:color w:val="333333"/>
+          <w:spacing w:val="3"/>
+        </w:rPr>
+        <w:pPrChange w:id="369" w:author="Bernardo" w:date="2019-05-30T16:47:00Z">
+          <w:pPr>
+            <w:pStyle w:val="NormalWeb"/>
+            <w:shd w:val="clear" w:color="auto" w:fill="FFFFFF"/>
+            <w:spacing w:before="0" w:beforeAutospacing="0" w:after="204" w:afterAutospacing="0" w:line="405" w:lineRule="atLeast"/>
+          </w:pPr>
+        </w:pPrChange>
+      </w:pPr>
+      <w:ins w:id="370" w:author="Bernardo" w:date="2019-05-30T16:54:00Z">
+        <w:r>
+          <w:rPr>
+            <w:rFonts w:ascii="Helvetica" w:hAnsi="Helvetica" w:cs="Helvetica"/>
+            <w:color w:val="333333"/>
+            <w:spacing w:val="3"/>
+          </w:rPr>
+          <w:t>L</w:t>
+        </w:r>
+      </w:ins>
+      <w:ins w:id="371" w:author="Bernardo" w:date="2019-05-30T16:53:00Z">
+        <w:r>
+          <w:rPr>
+            <w:rFonts w:ascii="Helvetica" w:hAnsi="Helvetica" w:cs="Helvetica"/>
+            <w:color w:val="333333"/>
+            <w:spacing w:val="3"/>
+          </w:rPr>
+          <w:t>os campos de informaci</w:t>
+        </w:r>
+      </w:ins>
+      <w:ins w:id="372" w:author="Bernardo" w:date="2019-05-30T16:54:00Z">
+        <w:r>
+          <w:rPr>
+            <w:rFonts w:ascii="Helvetica" w:hAnsi="Helvetica" w:cs="Helvetica"/>
+            <w:color w:val="333333"/>
+            <w:spacing w:val="3"/>
+          </w:rPr>
+          <w:t>ón solicitada se refieren a</w:t>
+        </w:r>
+      </w:ins>
+    </w:p>
+    <w:p>
+      <w:pPr>
+        <w:pStyle w:val="NormalWeb"/>
+        <w:numPr>
+          <w:ilvl w:val="0"/>
+          <w:numId w:val="2"/>
+        </w:numPr>
+        <w:shd w:val="clear" w:color="auto" w:fill="FFFFFF"/>
+        <w:spacing w:before="0" w:beforeAutospacing="0" w:after="204" w:afterAutospacing="0" w:line="405" w:lineRule="atLeast"/>
+        <w:ind w:left="0"/>
+        <w:jc w:val="both"/>
+        <w:rPr>
+          <w:ins w:id="373" w:author="Bernardo" w:date="2019-05-30T16:47:00Z"/>
+          <w:rFonts w:ascii="Helvetica" w:hAnsi="Helvetica" w:cs="Helvetica"/>
+          <w:color w:val="333333"/>
+          <w:spacing w:val="3"/>
+        </w:rPr>
+        <w:pPrChange w:id="374" w:author="Bernardo" w:date="2019-05-30T16:47:00Z">
+          <w:pPr>
+            <w:pStyle w:val="NormalWeb"/>
+            <w:numPr>
+              <w:numId w:val="2"/>
+            </w:numPr>
+            <w:shd w:val="clear" w:color="auto" w:fill="FFFFFF"/>
+            <w:tabs>
+              <w:tab w:val="num" w:pos="720"/>
+            </w:tabs>
+            <w:spacing w:before="0" w:beforeAutospacing="0" w:after="204" w:afterAutospacing="0" w:line="405" w:lineRule="atLeast"/>
+            <w:ind w:hanging="360"/>
+          </w:pPr>
+        </w:pPrChange>
+      </w:pPr>
+      <w:proofErr w:type="spellStart"/>
+      <w:ins w:id="375" w:author="Bernardo" w:date="2019-05-30T16:47:00Z">
+        <w:r>
+          <w:rPr>
+            <w:rStyle w:val="nfasis"/>
+            <w:rFonts w:ascii="Helvetica" w:hAnsi="Helvetica" w:cs="Helvetica"/>
+            <w:color w:val="333333"/>
+            <w:spacing w:val="3"/>
+          </w:rPr>
+          <w:t>Install</w:t>
+        </w:r>
+        <w:proofErr w:type="spellEnd"/>
+        <w:r>
+          <w:rPr>
+            <w:rStyle w:val="nfasis"/>
+            <w:rFonts w:ascii="Helvetica" w:hAnsi="Helvetica" w:cs="Helvetica"/>
+            <w:color w:val="333333"/>
+            <w:spacing w:val="3"/>
+          </w:rPr>
+          <w:t xml:space="preserve"> </w:t>
+        </w:r>
+        <w:proofErr w:type="spellStart"/>
+        <w:r>
+          <w:rPr>
+            <w:rStyle w:val="nfasis"/>
+            <w:rFonts w:ascii="Helvetica" w:hAnsi="Helvetica" w:cs="Helvetica"/>
+            <w:color w:val="333333"/>
+            <w:spacing w:val="3"/>
+          </w:rPr>
+          <w:t>From</w:t>
+        </w:r>
+        <w:proofErr w:type="spellEnd"/>
+        <w:r>
+          <w:rPr>
+            <w:rFonts w:ascii="Helvetica" w:hAnsi="Helvetica" w:cs="Helvetica"/>
+            <w:color w:val="333333"/>
+            <w:spacing w:val="3"/>
+          </w:rPr>
+          <w:t xml:space="preserve">: </w:t>
+        </w:r>
+      </w:ins>
+      <w:ins w:id="376" w:author="Bernardo" w:date="2019-05-30T16:49:00Z">
+        <w:r>
+          <w:rPr>
+            <w:rFonts w:ascii="Helvetica" w:hAnsi="Helvetica" w:cs="Helvetica"/>
+            <w:color w:val="333333"/>
+            <w:spacing w:val="3"/>
+          </w:rPr>
+          <w:t xml:space="preserve">Se utiliza para </w:t>
+        </w:r>
+      </w:ins>
+      <w:ins w:id="377" w:author="Bernardo" w:date="2019-05-30T16:47:00Z">
+        <w:r>
+          <w:rPr>
+            <w:rFonts w:ascii="Helvetica" w:hAnsi="Helvetica" w:cs="Helvetica"/>
+            <w:color w:val="333333"/>
+            <w:spacing w:val="3"/>
+          </w:rPr>
+          <w:t>instalar paquetes desde la base de datos oficial de</w:t>
+        </w:r>
+        <w:r>
+          <w:rPr>
+            <w:rStyle w:val="apple-converted-space"/>
+            <w:rFonts w:ascii="Helvetica" w:hAnsi="Helvetica" w:cs="Helvetica"/>
+            <w:color w:val="333333"/>
+            <w:spacing w:val="3"/>
+          </w:rPr>
+          <w:t> </w:t>
+        </w:r>
+        <w:r>
+          <w:rPr>
+            <w:rStyle w:val="nfasis"/>
+            <w:rFonts w:ascii="Helvetica" w:hAnsi="Helvetica" w:cs="Helvetica"/>
+            <w:color w:val="333333"/>
+            <w:spacing w:val="3"/>
+          </w:rPr>
+          <w:t>R</w:t>
+        </w:r>
+        <w:r>
+          <w:rPr>
+            <w:rStyle w:val="apple-converted-space"/>
+            <w:rFonts w:ascii="Helvetica" w:hAnsi="Helvetica" w:cs="Helvetica"/>
+            <w:color w:val="333333"/>
+            <w:spacing w:val="3"/>
+          </w:rPr>
+          <w:t> </w:t>
+        </w:r>
+        <w:r>
+          <w:rPr>
+            <w:rFonts w:ascii="Helvetica" w:hAnsi="Helvetica" w:cs="Helvetica"/>
+            <w:color w:val="333333"/>
+            <w:spacing w:val="3"/>
+          </w:rPr>
+          <w:t>o de</w:t>
+        </w:r>
+      </w:ins>
+      <w:ins w:id="378" w:author="Bernardo" w:date="2019-05-30T16:49:00Z">
+        <w:r>
+          <w:rPr>
+            <w:rFonts w:ascii="Helvetica" w:hAnsi="Helvetica" w:cs="Helvetica"/>
+            <w:color w:val="333333"/>
+            <w:spacing w:val="3"/>
+          </w:rPr>
+          <w:t>sde</w:t>
+        </w:r>
+      </w:ins>
+      <w:ins w:id="379" w:author="Bernardo" w:date="2019-05-30T16:47:00Z">
+        <w:r>
+          <w:rPr>
+            <w:rFonts w:ascii="Helvetica" w:hAnsi="Helvetica" w:cs="Helvetica"/>
+            <w:color w:val="333333"/>
+            <w:spacing w:val="3"/>
+          </w:rPr>
+          <w:t xml:space="preserve"> </w:t>
+        </w:r>
+        <w:r>
+          <w:rPr>
+            <w:rFonts w:ascii="Helvetica" w:hAnsi="Helvetica" w:cs="Helvetica"/>
+            <w:color w:val="333333"/>
+            <w:spacing w:val="3"/>
+          </w:rPr>
+          <w:t>algún</w:t>
+        </w:r>
+        <w:r>
+          <w:rPr>
+            <w:rFonts w:ascii="Helvetica" w:hAnsi="Helvetica" w:cs="Helvetica"/>
+            <w:color w:val="333333"/>
+            <w:spacing w:val="3"/>
+          </w:rPr>
+          <w:t xml:space="preserve"> arc</w:t>
+        </w:r>
+        <w:r>
+          <w:rPr>
+            <w:rFonts w:ascii="Helvetica" w:hAnsi="Helvetica" w:cs="Helvetica"/>
+            <w:color w:val="333333"/>
+            <w:spacing w:val="3"/>
+          </w:rPr>
+          <w:t>hivo</w:t>
+        </w:r>
+        <w:r>
+          <w:rPr>
+            <w:rFonts w:ascii="Helvetica" w:hAnsi="Helvetica" w:cs="Helvetica"/>
+            <w:color w:val="333333"/>
+            <w:spacing w:val="3"/>
+          </w:rPr>
+          <w:t xml:space="preserve"> </w:t>
+        </w:r>
+        <w:r>
+          <w:rPr>
+            <w:rFonts w:ascii="Helvetica" w:hAnsi="Helvetica" w:cs="Helvetica"/>
+            <w:color w:val="333333"/>
+            <w:spacing w:val="3"/>
+          </w:rPr>
+          <w:t>específico</w:t>
+        </w:r>
+      </w:ins>
+      <w:ins w:id="380" w:author="Bernardo" w:date="2019-05-30T16:49:00Z">
+        <w:r>
+          <w:rPr>
+            <w:rFonts w:ascii="Helvetica" w:hAnsi="Helvetica" w:cs="Helvetica"/>
+            <w:color w:val="333333"/>
+            <w:spacing w:val="3"/>
+          </w:rPr>
+          <w:t xml:space="preserve">. En este </w:t>
+        </w:r>
+      </w:ins>
+      <w:ins w:id="381" w:author="Bernardo" w:date="2019-05-30T16:50:00Z">
+        <w:r>
+          <w:rPr>
+            <w:rFonts w:ascii="Helvetica" w:hAnsi="Helvetica" w:cs="Helvetica"/>
+            <w:color w:val="333333"/>
+            <w:spacing w:val="3"/>
+          </w:rPr>
+          <w:t>último caso</w:t>
+        </w:r>
+      </w:ins>
+      <w:ins w:id="382" w:author="Bernardo" w:date="2019-05-30T16:47:00Z">
+        <w:r>
+          <w:rPr>
+            <w:rFonts w:ascii="Helvetica" w:hAnsi="Helvetica" w:cs="Helvetica"/>
+            <w:color w:val="333333"/>
+            <w:spacing w:val="3"/>
+          </w:rPr>
+          <w:t xml:space="preserve"> </w:t>
+        </w:r>
+      </w:ins>
+      <w:ins w:id="383" w:author="Bernardo" w:date="2019-05-30T16:50:00Z">
+        <w:r>
+          <w:rPr>
+            <w:rFonts w:ascii="Helvetica" w:hAnsi="Helvetica" w:cs="Helvetica"/>
+            <w:color w:val="333333"/>
+            <w:spacing w:val="3"/>
+          </w:rPr>
+          <w:t>es necesario indicar</w:t>
+        </w:r>
+      </w:ins>
+      <w:ins w:id="384" w:author="Bernardo" w:date="2019-05-30T16:47:00Z">
+        <w:r>
+          <w:rPr>
+            <w:rFonts w:ascii="Helvetica" w:hAnsi="Helvetica" w:cs="Helvetica"/>
+            <w:color w:val="333333"/>
+            <w:spacing w:val="3"/>
+          </w:rPr>
+          <w:t xml:space="preserve"> la ruta del archivo.</w:t>
+        </w:r>
+      </w:ins>
+    </w:p>
+    <w:p>
+      <w:pPr>
+        <w:pStyle w:val="NormalWeb"/>
+        <w:numPr>
+          <w:ilvl w:val="0"/>
+          <w:numId w:val="2"/>
+        </w:numPr>
+        <w:shd w:val="clear" w:color="auto" w:fill="FFFFFF"/>
+        <w:spacing w:before="0" w:beforeAutospacing="0" w:after="204" w:afterAutospacing="0" w:line="405" w:lineRule="atLeast"/>
+        <w:ind w:left="0"/>
+        <w:jc w:val="both"/>
+        <w:rPr>
+          <w:ins w:id="385" w:author="Bernardo" w:date="2019-05-30T16:47:00Z"/>
+          <w:rFonts w:ascii="Helvetica" w:hAnsi="Helvetica" w:cs="Helvetica"/>
+          <w:color w:val="333333"/>
+          <w:spacing w:val="3"/>
+        </w:rPr>
+        <w:pPrChange w:id="386" w:author="Bernardo" w:date="2019-05-30T16:47:00Z">
+          <w:pPr>
+            <w:pStyle w:val="NormalWeb"/>
+            <w:numPr>
+              <w:numId w:val="2"/>
+            </w:numPr>
+            <w:shd w:val="clear" w:color="auto" w:fill="FFFFFF"/>
+            <w:tabs>
+              <w:tab w:val="num" w:pos="720"/>
+            </w:tabs>
+            <w:spacing w:before="0" w:beforeAutospacing="0" w:after="204" w:afterAutospacing="0" w:line="405" w:lineRule="atLeast"/>
+            <w:ind w:hanging="360"/>
+          </w:pPr>
+        </w:pPrChange>
+      </w:pPr>
+      <w:proofErr w:type="spellStart"/>
+      <w:ins w:id="387" w:author="Bernardo" w:date="2019-05-30T16:47:00Z">
+        <w:r>
+          <w:rPr>
+            <w:rStyle w:val="nfasis"/>
+            <w:rFonts w:ascii="Helvetica" w:hAnsi="Helvetica" w:cs="Helvetica"/>
+            <w:color w:val="333333"/>
+            <w:spacing w:val="3"/>
+          </w:rPr>
+          <w:t>Package</w:t>
+        </w:r>
+        <w:proofErr w:type="spellEnd"/>
+        <w:r>
+          <w:rPr>
+            <w:rFonts w:ascii="Helvetica" w:hAnsi="Helvetica" w:cs="Helvetica"/>
+            <w:color w:val="333333"/>
+            <w:spacing w:val="3"/>
+          </w:rPr>
+          <w:t>: Debemos colocar el nombre del paquete que vamos a instalar. Si deseamos instalar varios paquetes a la vez, debemos colocar sus nombres y separarlos por comas o puntos y comas.</w:t>
+        </w:r>
+      </w:ins>
+    </w:p>
+    <w:p>
+      <w:pPr>
+        <w:pStyle w:val="NormalWeb"/>
+        <w:numPr>
+          <w:ilvl w:val="0"/>
+          <w:numId w:val="2"/>
+        </w:numPr>
+        <w:shd w:val="clear" w:color="auto" w:fill="FFFFFF"/>
+        <w:spacing w:before="0" w:beforeAutospacing="0" w:after="204" w:afterAutospacing="0" w:line="405" w:lineRule="atLeast"/>
+        <w:ind w:left="0"/>
+        <w:jc w:val="both"/>
+        <w:rPr>
+          <w:ins w:id="388" w:author="Bernardo" w:date="2019-05-30T16:47:00Z"/>
+          <w:rFonts w:ascii="Helvetica" w:hAnsi="Helvetica" w:cs="Helvetica"/>
+          <w:color w:val="333333"/>
+          <w:spacing w:val="3"/>
+        </w:rPr>
+        <w:pPrChange w:id="389" w:author="Bernardo" w:date="2019-05-30T16:47:00Z">
+          <w:pPr>
+            <w:pStyle w:val="NormalWeb"/>
+            <w:numPr>
+              <w:numId w:val="2"/>
+            </w:numPr>
+            <w:shd w:val="clear" w:color="auto" w:fill="FFFFFF"/>
+            <w:tabs>
+              <w:tab w:val="num" w:pos="720"/>
+            </w:tabs>
+            <w:spacing w:before="0" w:beforeAutospacing="0" w:after="204" w:afterAutospacing="0" w:line="405" w:lineRule="atLeast"/>
+            <w:ind w:hanging="360"/>
+          </w:pPr>
+        </w:pPrChange>
+      </w:pPr>
+      <w:proofErr w:type="spellStart"/>
+      <w:ins w:id="390" w:author="Bernardo" w:date="2019-05-30T16:47:00Z">
+        <w:r>
+          <w:rPr>
+            <w:rStyle w:val="nfasis"/>
+            <w:rFonts w:ascii="Helvetica" w:hAnsi="Helvetica" w:cs="Helvetica"/>
+            <w:color w:val="333333"/>
+            <w:spacing w:val="3"/>
+          </w:rPr>
+          <w:t>Install</w:t>
+        </w:r>
+        <w:proofErr w:type="spellEnd"/>
+        <w:r>
+          <w:rPr>
+            <w:rStyle w:val="nfasis"/>
+            <w:rFonts w:ascii="Helvetica" w:hAnsi="Helvetica" w:cs="Helvetica"/>
+            <w:color w:val="333333"/>
+            <w:spacing w:val="3"/>
+          </w:rPr>
+          <w:t xml:space="preserve"> to </w:t>
+        </w:r>
+        <w:proofErr w:type="spellStart"/>
+        <w:r>
+          <w:rPr>
+            <w:rStyle w:val="nfasis"/>
+            <w:rFonts w:ascii="Helvetica" w:hAnsi="Helvetica" w:cs="Helvetica"/>
+            <w:color w:val="333333"/>
+            <w:spacing w:val="3"/>
+          </w:rPr>
+          <w:t>library</w:t>
+        </w:r>
+        <w:proofErr w:type="spellEnd"/>
+        <w:r>
+          <w:rPr>
+            <w:rFonts w:ascii="Helvetica" w:hAnsi="Helvetica" w:cs="Helvetica"/>
+            <w:color w:val="333333"/>
+            <w:spacing w:val="3"/>
+          </w:rPr>
+          <w:t xml:space="preserve">: Ruta donde </w:t>
+        </w:r>
+      </w:ins>
+      <w:ins w:id="391" w:author="Bernardo" w:date="2019-05-30T16:50:00Z">
+        <w:r>
+          <w:rPr>
+            <w:rFonts w:ascii="Helvetica" w:hAnsi="Helvetica" w:cs="Helvetica"/>
+            <w:color w:val="333333"/>
+            <w:spacing w:val="3"/>
+          </w:rPr>
+          <w:t>estará</w:t>
+        </w:r>
+      </w:ins>
+      <w:ins w:id="392" w:author="Bernardo" w:date="2019-05-30T16:47:00Z">
+        <w:r>
+          <w:rPr>
+            <w:rFonts w:ascii="Helvetica" w:hAnsi="Helvetica" w:cs="Helvetica"/>
+            <w:color w:val="333333"/>
+            <w:spacing w:val="3"/>
+          </w:rPr>
+          <w:t xml:space="preserve"> guardado el paquete una vez instalado</w:t>
+        </w:r>
+      </w:ins>
+      <w:ins w:id="393" w:author="Bernardo" w:date="2019-05-30T16:50:00Z">
+        <w:r>
+          <w:rPr>
+            <w:rFonts w:ascii="Helvetica" w:hAnsi="Helvetica" w:cs="Helvetica"/>
+            <w:color w:val="333333"/>
+            <w:spacing w:val="3"/>
+          </w:rPr>
+          <w:t>.</w:t>
+        </w:r>
+      </w:ins>
+      <w:ins w:id="394" w:author="Bernardo" w:date="2019-05-30T16:47:00Z">
+        <w:r>
+          <w:rPr>
+            <w:rFonts w:ascii="Helvetica" w:hAnsi="Helvetica" w:cs="Helvetica"/>
+            <w:color w:val="333333"/>
+            <w:spacing w:val="3"/>
+          </w:rPr>
+          <w:t xml:space="preserve"> </w:t>
+        </w:r>
+        <w:r>
+          <w:rPr>
+            <w:rFonts w:ascii="Helvetica" w:hAnsi="Helvetica" w:cs="Helvetica"/>
+            <w:color w:val="333333"/>
+            <w:spacing w:val="3"/>
+          </w:rPr>
+          <w:t>Se recomi</w:t>
+        </w:r>
+        <w:r>
+          <w:rPr>
+            <w:rFonts w:ascii="Helvetica" w:hAnsi="Helvetica" w:cs="Helvetica"/>
+            <w:color w:val="333333"/>
+            <w:spacing w:val="3"/>
+          </w:rPr>
+          <w:t>enda dejar el valor por defecto</w:t>
+        </w:r>
+        <w:r>
+          <w:rPr>
+            <w:rFonts w:ascii="Helvetica" w:hAnsi="Helvetica" w:cs="Helvetica"/>
+            <w:color w:val="333333"/>
+            <w:spacing w:val="3"/>
+          </w:rPr>
+          <w:t>.</w:t>
+        </w:r>
+      </w:ins>
+    </w:p>
+    <w:p>
+      <w:pPr>
+        <w:pStyle w:val="NormalWeb"/>
+        <w:numPr>
+          <w:ilvl w:val="0"/>
+          <w:numId w:val="2"/>
+        </w:numPr>
+        <w:shd w:val="clear" w:color="auto" w:fill="FFFFFF"/>
+        <w:spacing w:before="0" w:beforeAutospacing="0" w:after="204" w:afterAutospacing="0" w:line="405" w:lineRule="atLeast"/>
+        <w:ind w:left="0"/>
+        <w:jc w:val="both"/>
+        <w:rPr>
+          <w:ins w:id="395" w:author="Bernardo" w:date="2019-05-30T16:47:00Z"/>
+          <w:rFonts w:ascii="Helvetica" w:hAnsi="Helvetica" w:cs="Helvetica"/>
+          <w:color w:val="333333"/>
+          <w:spacing w:val="3"/>
+        </w:rPr>
+        <w:pPrChange w:id="396" w:author="Bernardo" w:date="2019-05-30T16:47:00Z">
+          <w:pPr>
+            <w:pStyle w:val="NormalWeb"/>
+            <w:numPr>
+              <w:numId w:val="2"/>
+            </w:numPr>
+            <w:shd w:val="clear" w:color="auto" w:fill="FFFFFF"/>
+            <w:tabs>
+              <w:tab w:val="num" w:pos="720"/>
+            </w:tabs>
+            <w:spacing w:before="0" w:beforeAutospacing="0" w:after="204" w:afterAutospacing="0" w:line="405" w:lineRule="atLeast"/>
+            <w:ind w:hanging="360"/>
+          </w:pPr>
+        </w:pPrChange>
+      </w:pPr>
+      <w:proofErr w:type="spellStart"/>
+      <w:ins w:id="397" w:author="Bernardo" w:date="2019-05-30T16:47:00Z">
+        <w:r>
+          <w:rPr>
+            <w:rStyle w:val="nfasis"/>
+            <w:rFonts w:ascii="Helvetica" w:hAnsi="Helvetica" w:cs="Helvetica"/>
+            <w:color w:val="333333"/>
+            <w:spacing w:val="3"/>
+          </w:rPr>
+          <w:t>Install</w:t>
+        </w:r>
+        <w:proofErr w:type="spellEnd"/>
+        <w:r>
+          <w:rPr>
+            <w:rStyle w:val="nfasis"/>
+            <w:rFonts w:ascii="Helvetica" w:hAnsi="Helvetica" w:cs="Helvetica"/>
+            <w:color w:val="333333"/>
+            <w:spacing w:val="3"/>
+          </w:rPr>
+          <w:t xml:space="preserve"> </w:t>
+        </w:r>
+        <w:proofErr w:type="spellStart"/>
+        <w:r>
+          <w:rPr>
+            <w:rStyle w:val="nfasis"/>
+            <w:rFonts w:ascii="Helvetica" w:hAnsi="Helvetica" w:cs="Helvetica"/>
+            <w:color w:val="333333"/>
+            <w:spacing w:val="3"/>
+          </w:rPr>
+          <w:t>dependencies</w:t>
+        </w:r>
+        <w:proofErr w:type="spellEnd"/>
+        <w:r>
+          <w:rPr>
+            <w:rFonts w:ascii="Helvetica" w:hAnsi="Helvetica" w:cs="Helvetica"/>
+            <w:color w:val="333333"/>
+            <w:spacing w:val="3"/>
+          </w:rPr>
+          <w:t xml:space="preserve">: Algunos paquetes necesitan del uso de otros paquetes </w:t>
+        </w:r>
+        <w:r>
+          <w:rPr>
+            <w:rFonts w:ascii="Helvetica" w:hAnsi="Helvetica" w:cs="Helvetica"/>
+            <w:color w:val="333333"/>
+            <w:spacing w:val="3"/>
+          </w:rPr>
+          <w:t>para su correcto funcionamiento. A</w:t>
+        </w:r>
+        <w:r>
+          <w:rPr>
+            <w:rFonts w:ascii="Helvetica" w:hAnsi="Helvetica" w:cs="Helvetica"/>
+            <w:color w:val="333333"/>
+            <w:spacing w:val="3"/>
+          </w:rPr>
+          <w:t>l tildar esta opción esta</w:t>
+        </w:r>
+        <w:r>
+          <w:rPr>
+            <w:rFonts w:ascii="Helvetica" w:hAnsi="Helvetica" w:cs="Helvetica"/>
+            <w:color w:val="333333"/>
+            <w:spacing w:val="3"/>
+          </w:rPr>
+          <w:t xml:space="preserve">mos </w:t>
+        </w:r>
+      </w:ins>
+      <w:ins w:id="398" w:author="Bernardo" w:date="2019-05-30T16:51:00Z">
+        <w:r>
+          <w:rPr>
+            <w:rFonts w:ascii="Helvetica" w:hAnsi="Helvetica" w:cs="Helvetica"/>
+            <w:color w:val="333333"/>
+            <w:spacing w:val="3"/>
+          </w:rPr>
+          <w:t>otorgándole</w:t>
+        </w:r>
+      </w:ins>
+      <w:ins w:id="399" w:author="Bernardo" w:date="2019-05-30T16:47:00Z">
+        <w:r>
+          <w:rPr>
+            <w:rFonts w:ascii="Helvetica" w:hAnsi="Helvetica" w:cs="Helvetica"/>
+            <w:color w:val="333333"/>
+            <w:spacing w:val="3"/>
+          </w:rPr>
+          <w:t xml:space="preserve"> permiso a</w:t>
+        </w:r>
+        <w:r>
+          <w:rPr>
+            <w:rStyle w:val="apple-converted-space"/>
+            <w:rFonts w:ascii="Helvetica" w:hAnsi="Helvetica" w:cs="Helvetica"/>
+            <w:color w:val="333333"/>
+            <w:spacing w:val="3"/>
+          </w:rPr>
+          <w:t> </w:t>
+        </w:r>
+        <w:proofErr w:type="spellStart"/>
+        <w:r>
+          <w:rPr>
+            <w:rStyle w:val="nfasis"/>
+            <w:rFonts w:ascii="Helvetica" w:hAnsi="Helvetica" w:cs="Helvetica"/>
+            <w:color w:val="333333"/>
+            <w:spacing w:val="3"/>
+          </w:rPr>
+          <w:t>RStudio</w:t>
+        </w:r>
+        <w:proofErr w:type="spellEnd"/>
+        <w:r>
+          <w:rPr>
+            <w:rStyle w:val="apple-converted-space"/>
+            <w:rFonts w:ascii="Helvetica" w:hAnsi="Helvetica" w:cs="Helvetica"/>
+            <w:color w:val="333333"/>
+            <w:spacing w:val="3"/>
+          </w:rPr>
+          <w:t> </w:t>
+        </w:r>
+        <w:r>
+          <w:rPr>
+            <w:rFonts w:ascii="Helvetica" w:hAnsi="Helvetica" w:cs="Helvetica"/>
+            <w:color w:val="333333"/>
+            <w:spacing w:val="3"/>
+          </w:rPr>
+          <w:t>para que instale las librer</w:t>
+        </w:r>
+      </w:ins>
+      <w:ins w:id="400" w:author="Bernardo" w:date="2019-05-30T16:51:00Z">
+        <w:r>
+          <w:rPr>
+            <w:rFonts w:ascii="Helvetica" w:hAnsi="Helvetica" w:cs="Helvetica"/>
+            <w:color w:val="333333"/>
+            <w:spacing w:val="3"/>
+          </w:rPr>
+          <w:t>í</w:t>
+        </w:r>
+      </w:ins>
+      <w:ins w:id="401" w:author="Bernardo" w:date="2019-05-30T16:47:00Z">
+        <w:r>
+          <w:rPr>
+            <w:rFonts w:ascii="Helvetica" w:hAnsi="Helvetica" w:cs="Helvetica"/>
+            <w:color w:val="333333"/>
+            <w:spacing w:val="3"/>
+          </w:rPr>
+          <w:t>as que nec</w:t>
+        </w:r>
+      </w:ins>
+      <w:ins w:id="402" w:author="Bernardo" w:date="2019-05-30T16:51:00Z">
+        <w:r>
+          <w:rPr>
+            <w:rFonts w:ascii="Helvetica" w:hAnsi="Helvetica" w:cs="Helvetica"/>
+            <w:color w:val="333333"/>
+            <w:spacing w:val="3"/>
+          </w:rPr>
+          <w:t>es</w:t>
+        </w:r>
+      </w:ins>
+      <w:ins w:id="403" w:author="Bernardo" w:date="2019-05-30T16:47:00Z">
+        <w:r>
+          <w:rPr>
+            <w:rFonts w:ascii="Helvetica" w:hAnsi="Helvetica" w:cs="Helvetica"/>
+            <w:color w:val="333333"/>
+            <w:spacing w:val="3"/>
+          </w:rPr>
+          <w:t>ita el paquete que deseamos instalar.</w:t>
+        </w:r>
+      </w:ins>
+    </w:p>
+    <w:p>
+      <w:pPr>
+        <w:pStyle w:val="NormalWeb"/>
+        <w:shd w:val="clear" w:color="auto" w:fill="FFFFFF"/>
+        <w:spacing w:before="0" w:beforeAutospacing="0" w:after="204" w:afterAutospacing="0" w:line="405" w:lineRule="atLeast"/>
+        <w:jc w:val="both"/>
+        <w:rPr>
+          <w:ins w:id="404" w:author="Bernardo" w:date="2019-05-30T16:30:00Z"/>
+          <w:rFonts w:ascii="Helvetica" w:hAnsi="Helvetica" w:cs="Helvetica"/>
+          <w:color w:val="333333"/>
+          <w:spacing w:val="3"/>
+        </w:rPr>
+        <w:pPrChange w:id="405" w:author="Bernardo" w:date="2019-05-30T16:31:00Z">
+          <w:pPr>
+            <w:pStyle w:val="NormalWeb"/>
+            <w:shd w:val="clear" w:color="auto" w:fill="FFFFFF"/>
+            <w:spacing w:before="0" w:beforeAutospacing="0" w:after="204" w:afterAutospacing="0" w:line="405" w:lineRule="atLeast"/>
+          </w:pPr>
+        </w:pPrChange>
+      </w:pPr>
+    </w:p>
+    <w:p>
+      <w:pPr>
+        <w:pStyle w:val="Ttulo3"/>
+        <w:shd w:val="clear" w:color="auto" w:fill="FFFFFF"/>
+        <w:spacing w:before="306" w:after="204"/>
+        <w:rPr>
+          <w:ins w:id="406" w:author="Bernardo" w:date="2019-05-30T16:58:00Z"/>
+          <w:rFonts w:ascii="Helvetica" w:hAnsi="Helvetica" w:cs="Helvetica"/>
+          <w:color w:val="333333"/>
+          <w:spacing w:val="3"/>
+          <w:sz w:val="36"/>
+          <w:szCs w:val="36"/>
+        </w:rPr>
+      </w:pPr>
+      <w:ins w:id="407" w:author="Bernardo" w:date="2019-05-30T16:58:00Z">
+        <w:r>
+          <w:rPr>
+            <w:rStyle w:val="header-section-number"/>
+            <w:rFonts w:ascii="Helvetica" w:hAnsi="Helvetica" w:cs="Helvetica"/>
+            <w:b/>
+            <w:bCs/>
+            <w:color w:val="333333"/>
+            <w:spacing w:val="3"/>
+            <w:sz w:val="36"/>
+            <w:szCs w:val="36"/>
+          </w:rPr>
+          <w:lastRenderedPageBreak/>
+          <w:t>2.3.2</w:t>
+        </w:r>
+        <w:r>
+          <w:rPr>
+            <w:rStyle w:val="apple-converted-space"/>
+            <w:rFonts w:ascii="Helvetica" w:hAnsi="Helvetica" w:cs="Helvetica"/>
+            <w:b/>
+            <w:bCs/>
+            <w:color w:val="333333"/>
+            <w:spacing w:val="3"/>
+            <w:sz w:val="36"/>
+            <w:szCs w:val="36"/>
+          </w:rPr>
+          <w:t> </w:t>
+        </w:r>
+        <w:r>
+          <w:rPr>
+            <w:rFonts w:ascii="Helvetica" w:hAnsi="Helvetica" w:cs="Helvetica"/>
+            <w:b/>
+            <w:bCs/>
+            <w:color w:val="333333"/>
+            <w:spacing w:val="3"/>
+            <w:sz w:val="36"/>
+            <w:szCs w:val="36"/>
+          </w:rPr>
+          <w:t>Instalando librerías en P</w:t>
+        </w:r>
+        <w:r>
+          <w:rPr>
+            <w:rFonts w:ascii="Helvetica" w:hAnsi="Helvetica" w:cs="Helvetica"/>
+            <w:b/>
+            <w:bCs/>
+            <w:color w:val="333333"/>
+            <w:spacing w:val="3"/>
+            <w:sz w:val="36"/>
+            <w:szCs w:val="36"/>
+          </w:rPr>
+          <w:t>ython</w:t>
+        </w:r>
+      </w:ins>
+    </w:p>
+    <w:p>
+      <w:pPr>
+        <w:pStyle w:val="NormalWeb"/>
+        <w:shd w:val="clear" w:color="auto" w:fill="FFFFFF"/>
+        <w:spacing w:before="0" w:beforeAutospacing="0" w:after="204" w:afterAutospacing="0" w:line="405" w:lineRule="atLeast"/>
+        <w:jc w:val="both"/>
+        <w:rPr>
+          <w:ins w:id="408" w:author="Bernardo" w:date="2019-05-30T16:58:00Z"/>
+          <w:rFonts w:ascii="Helvetica" w:hAnsi="Helvetica" w:cs="Helvetica"/>
+          <w:color w:val="333333"/>
+          <w:spacing w:val="3"/>
+        </w:rPr>
+        <w:pPrChange w:id="409" w:author="Bernardo" w:date="2019-05-30T16:58:00Z">
+          <w:pPr>
+            <w:pStyle w:val="NormalWeb"/>
+            <w:shd w:val="clear" w:color="auto" w:fill="FFFFFF"/>
+            <w:spacing w:before="0" w:beforeAutospacing="0" w:after="204" w:afterAutospacing="0" w:line="405" w:lineRule="atLeast"/>
+          </w:pPr>
+        </w:pPrChange>
+      </w:pPr>
+      <w:ins w:id="410" w:author="Bernardo" w:date="2019-05-30T16:58:00Z">
+        <w:r>
+          <w:rPr>
+            <w:rFonts w:ascii="Helvetica" w:hAnsi="Helvetica" w:cs="Helvetica"/>
+            <w:color w:val="333333"/>
+            <w:spacing w:val="3"/>
+          </w:rPr>
+          <w:t xml:space="preserve">Descargar </w:t>
+        </w:r>
+        <w:r>
+          <w:rPr>
+            <w:rFonts w:ascii="Helvetica" w:hAnsi="Helvetica" w:cs="Helvetica"/>
+            <w:color w:val="333333"/>
+            <w:spacing w:val="3"/>
+          </w:rPr>
+          <w:t>librerías en P</w:t>
+        </w:r>
+        <w:r>
+          <w:rPr>
+            <w:rFonts w:ascii="Helvetica" w:hAnsi="Helvetica" w:cs="Helvetica"/>
+            <w:color w:val="333333"/>
+            <w:spacing w:val="3"/>
+          </w:rPr>
+          <w:t>ython no es</w:t>
+        </w:r>
+        <w:r>
+          <w:rPr>
+            <w:rFonts w:ascii="Helvetica" w:hAnsi="Helvetica" w:cs="Helvetica"/>
+            <w:color w:val="333333"/>
+            <w:spacing w:val="3"/>
+          </w:rPr>
+          <w:t xml:space="preserve"> </w:t>
+        </w:r>
+        <w:r>
+          <w:rPr>
+            <w:rFonts w:ascii="Helvetica" w:hAnsi="Helvetica" w:cs="Helvetica"/>
+            <w:color w:val="333333"/>
+            <w:spacing w:val="3"/>
+          </w:rPr>
+          <w:t xml:space="preserve">tan </w:t>
+        </w:r>
+      </w:ins>
+      <w:ins w:id="411" w:author="Bernardo" w:date="2019-05-30T16:59:00Z">
+        <w:r>
+          <w:rPr>
+            <w:rFonts w:ascii="Helvetica" w:hAnsi="Helvetica" w:cs="Helvetica"/>
+            <w:color w:val="333333"/>
+            <w:spacing w:val="3"/>
+          </w:rPr>
+          <w:t>fácil</w:t>
+        </w:r>
+      </w:ins>
+      <w:ins w:id="412" w:author="Bernardo" w:date="2019-05-30T16:58:00Z">
+        <w:r>
+          <w:rPr>
+            <w:rFonts w:ascii="Helvetica" w:hAnsi="Helvetica" w:cs="Helvetica"/>
+            <w:color w:val="333333"/>
+            <w:spacing w:val="3"/>
+          </w:rPr>
+          <w:t xml:space="preserve"> como en</w:t>
+        </w:r>
+        <w:r>
+          <w:rPr>
+            <w:rStyle w:val="apple-converted-space"/>
+            <w:rFonts w:ascii="Helvetica" w:hAnsi="Helvetica" w:cs="Helvetica"/>
+            <w:color w:val="333333"/>
+            <w:spacing w:val="3"/>
+          </w:rPr>
+          <w:t> </w:t>
+        </w:r>
+        <w:r>
+          <w:rPr>
+            <w:rStyle w:val="nfasis"/>
+            <w:rFonts w:ascii="Helvetica" w:eastAsiaTheme="majorEastAsia" w:hAnsi="Helvetica" w:cs="Helvetica"/>
+            <w:color w:val="333333"/>
+            <w:spacing w:val="3"/>
+          </w:rPr>
+          <w:t>R</w:t>
+        </w:r>
+      </w:ins>
+      <w:ins w:id="413" w:author="Bernardo" w:date="2019-05-30T16:59:00Z">
+        <w:r>
+          <w:rPr>
+            <w:rStyle w:val="nfasis"/>
+            <w:rFonts w:ascii="Helvetica" w:eastAsiaTheme="majorEastAsia" w:hAnsi="Helvetica" w:cs="Helvetica"/>
+            <w:color w:val="333333"/>
+            <w:spacing w:val="3"/>
+          </w:rPr>
+          <w:t>,</w:t>
+        </w:r>
+      </w:ins>
+      <w:ins w:id="414" w:author="Bernardo" w:date="2019-05-30T16:58:00Z">
+        <w:r>
+          <w:rPr>
+            <w:rStyle w:val="apple-converted-space"/>
+            <w:rFonts w:ascii="Helvetica" w:hAnsi="Helvetica" w:cs="Helvetica"/>
+            <w:color w:val="333333"/>
+            <w:spacing w:val="3"/>
+          </w:rPr>
+          <w:t> </w:t>
+        </w:r>
+        <w:r>
+          <w:rPr>
+            <w:rFonts w:ascii="Helvetica" w:hAnsi="Helvetica" w:cs="Helvetica"/>
+            <w:color w:val="333333"/>
+            <w:spacing w:val="3"/>
+          </w:rPr>
+          <w:t xml:space="preserve">pero </w:t>
+        </w:r>
+        <w:r>
+          <w:rPr>
+            <w:rStyle w:val="nfasis"/>
+            <w:rFonts w:ascii="Helvetica" w:eastAsiaTheme="majorEastAsia" w:hAnsi="Helvetica" w:cs="Helvetica"/>
+            <w:color w:val="333333"/>
+            <w:spacing w:val="3"/>
+          </w:rPr>
+          <w:t>Anaconda</w:t>
+        </w:r>
+        <w:r>
+          <w:rPr>
+            <w:rStyle w:val="apple-converted-space"/>
+            <w:rFonts w:ascii="Helvetica" w:hAnsi="Helvetica" w:cs="Helvetica"/>
+            <w:color w:val="333333"/>
+            <w:spacing w:val="3"/>
+          </w:rPr>
+          <w:t> </w:t>
+        </w:r>
+        <w:r>
+          <w:rPr>
+            <w:rFonts w:ascii="Helvetica" w:hAnsi="Helvetica" w:cs="Helvetica"/>
+            <w:color w:val="333333"/>
+            <w:spacing w:val="3"/>
+          </w:rPr>
+          <w:t>facilita esta tarea. En el navegador de</w:t>
+        </w:r>
+        <w:r>
+          <w:rPr>
+            <w:rStyle w:val="apple-converted-space"/>
+            <w:rFonts w:ascii="Helvetica" w:hAnsi="Helvetica" w:cs="Helvetica"/>
+            <w:color w:val="333333"/>
+            <w:spacing w:val="3"/>
+          </w:rPr>
+          <w:t> </w:t>
+        </w:r>
+        <w:r>
+          <w:rPr>
+            <w:rStyle w:val="nfasis"/>
+            <w:rFonts w:ascii="Helvetica" w:eastAsiaTheme="majorEastAsia" w:hAnsi="Helvetica" w:cs="Helvetica"/>
+            <w:color w:val="333333"/>
+            <w:spacing w:val="3"/>
+          </w:rPr>
+          <w:t>Anaconda</w:t>
+        </w:r>
+        <w:r>
+          <w:rPr>
+            <w:rStyle w:val="apple-converted-space"/>
+            <w:rFonts w:ascii="Helvetica" w:hAnsi="Helvetica" w:cs="Helvetica"/>
+            <w:color w:val="333333"/>
+            <w:spacing w:val="3"/>
+          </w:rPr>
+          <w:t> </w:t>
+        </w:r>
+        <w:r>
+          <w:rPr>
+            <w:rFonts w:ascii="Helvetica" w:hAnsi="Helvetica" w:cs="Helvetica"/>
+            <w:color w:val="333333"/>
+            <w:spacing w:val="3"/>
+          </w:rPr>
+          <w:t>vamos a la sección</w:t>
+        </w:r>
+        <w:r>
+          <w:rPr>
+            <w:rStyle w:val="apple-converted-space"/>
+            <w:rFonts w:ascii="Helvetica" w:hAnsi="Helvetica" w:cs="Helvetica"/>
+            <w:color w:val="333333"/>
+            <w:spacing w:val="3"/>
+          </w:rPr>
+          <w:t xml:space="preserve"> </w:t>
+        </w:r>
+      </w:ins>
+      <w:ins w:id="415" w:author="Bernardo" w:date="2019-05-30T17:03:00Z">
+        <w:r>
+          <w:rPr>
+            <w:rStyle w:val="apple-converted-space"/>
+            <w:rFonts w:ascii="Helvetica" w:hAnsi="Helvetica" w:cs="Helvetica"/>
+            <w:color w:val="333333"/>
+            <w:spacing w:val="3"/>
+          </w:rPr>
+          <w:t>Ambientes</w:t>
+        </w:r>
+      </w:ins>
+      <w:ins w:id="416" w:author="Bernardo" w:date="2019-05-30T16:58:00Z">
+        <w:r>
+          <w:rPr>
+            <w:rStyle w:val="apple-converted-space"/>
+            <w:rFonts w:ascii="Helvetica" w:hAnsi="Helvetica" w:cs="Helvetica"/>
+            <w:color w:val="333333"/>
+            <w:spacing w:val="3"/>
+          </w:rPr>
+          <w:t>, en ingl</w:t>
+        </w:r>
+      </w:ins>
+      <w:ins w:id="417" w:author="Bernardo" w:date="2019-05-30T17:00:00Z">
+        <w:r>
+          <w:rPr>
+            <w:rStyle w:val="apple-converted-space"/>
+            <w:rFonts w:ascii="Helvetica" w:hAnsi="Helvetica" w:cs="Helvetica"/>
+            <w:color w:val="333333"/>
+            <w:spacing w:val="3"/>
+          </w:rPr>
+          <w:t xml:space="preserve">és </w:t>
+        </w:r>
+      </w:ins>
+      <w:proofErr w:type="spellStart"/>
+      <w:ins w:id="418" w:author="Bernardo" w:date="2019-05-30T16:58:00Z">
+        <w:r>
+          <w:rPr>
+            <w:rStyle w:val="nfasis"/>
+            <w:rFonts w:ascii="Helvetica" w:eastAsiaTheme="majorEastAsia" w:hAnsi="Helvetica" w:cs="Helvetica"/>
+            <w:color w:val="333333"/>
+            <w:spacing w:val="3"/>
+          </w:rPr>
+          <w:t>Enviro</w:t>
+        </w:r>
+      </w:ins>
+      <w:ins w:id="419" w:author="Bernardo" w:date="2019-05-30T17:03:00Z">
+        <w:r>
+          <w:rPr>
+            <w:rStyle w:val="nfasis"/>
+            <w:rFonts w:ascii="Helvetica" w:eastAsiaTheme="majorEastAsia" w:hAnsi="Helvetica" w:cs="Helvetica"/>
+            <w:color w:val="333333"/>
+            <w:spacing w:val="3"/>
+          </w:rPr>
+          <w:t>n</w:t>
+        </w:r>
+      </w:ins>
+      <w:ins w:id="420" w:author="Bernardo" w:date="2019-05-30T16:58:00Z">
+        <w:r>
+          <w:rPr>
+            <w:rStyle w:val="nfasis"/>
+            <w:rFonts w:ascii="Helvetica" w:eastAsiaTheme="majorEastAsia" w:hAnsi="Helvetica" w:cs="Helvetica"/>
+            <w:color w:val="333333"/>
+            <w:spacing w:val="3"/>
+          </w:rPr>
+          <w:t>ments</w:t>
+        </w:r>
+      </w:ins>
+      <w:proofErr w:type="spellEnd"/>
+      <w:ins w:id="421" w:author="Bernardo" w:date="2019-05-30T17:00:00Z">
+        <w:r>
+          <w:rPr>
+            <w:rStyle w:val="nfasis"/>
+            <w:rFonts w:ascii="Helvetica" w:eastAsiaTheme="majorEastAsia" w:hAnsi="Helvetica" w:cs="Helvetica"/>
+            <w:color w:val="333333"/>
+            <w:spacing w:val="3"/>
+          </w:rPr>
+          <w:t>,</w:t>
+        </w:r>
+      </w:ins>
+      <w:ins w:id="422" w:author="Bernardo" w:date="2019-05-30T16:58:00Z">
+        <w:r>
+          <w:rPr>
+            <w:rStyle w:val="apple-converted-space"/>
+            <w:rFonts w:ascii="Helvetica" w:hAnsi="Helvetica" w:cs="Helvetica"/>
+            <w:color w:val="333333"/>
+            <w:spacing w:val="3"/>
+          </w:rPr>
+          <w:t> </w:t>
+        </w:r>
+        <w:r>
+          <w:rPr>
+            <w:rFonts w:ascii="Helvetica" w:hAnsi="Helvetica" w:cs="Helvetica"/>
+            <w:color w:val="333333"/>
+            <w:spacing w:val="3"/>
+          </w:rPr>
+          <w:t xml:space="preserve">y al lado del </w:t>
+        </w:r>
+        <w:r>
+          <w:rPr>
+            <w:rFonts w:ascii="Helvetica" w:hAnsi="Helvetica" w:cs="Helvetica"/>
+            <w:i/>
+            <w:color w:val="333333"/>
+            <w:spacing w:val="3"/>
+            <w:rPrChange w:id="423" w:author="Bernardo" w:date="2019-05-30T17:01:00Z">
+              <w:rPr>
+                <w:rFonts w:ascii="Helvetica" w:hAnsi="Helvetica" w:cs="Helvetica"/>
+                <w:color w:val="333333"/>
+                <w:spacing w:val="3"/>
+              </w:rPr>
+            </w:rPrChange>
+          </w:rPr>
+          <w:t>buscador</w:t>
+        </w:r>
+        <w:r>
+          <w:rPr>
+            <w:rFonts w:ascii="Helvetica" w:hAnsi="Helvetica" w:cs="Helvetica"/>
+            <w:color w:val="333333"/>
+            <w:spacing w:val="3"/>
+          </w:rPr>
+          <w:t xml:space="preserve"> seleccionamos la a</w:t>
+        </w:r>
+      </w:ins>
+      <w:ins w:id="424" w:author="Bernardo" w:date="2019-05-30T17:00:00Z">
+        <w:r>
+          <w:rPr>
+            <w:rFonts w:ascii="Helvetica" w:hAnsi="Helvetica" w:cs="Helvetica"/>
+            <w:color w:val="333333"/>
+            <w:spacing w:val="3"/>
+          </w:rPr>
+          <w:t>c</w:t>
+        </w:r>
+      </w:ins>
+      <w:ins w:id="425" w:author="Bernardo" w:date="2019-05-30T16:58:00Z">
+        <w:r>
+          <w:rPr>
+            <w:rFonts w:ascii="Helvetica" w:hAnsi="Helvetica" w:cs="Helvetica"/>
+            <w:color w:val="333333"/>
+            <w:spacing w:val="3"/>
+          </w:rPr>
+          <w:t>ción</w:t>
+        </w:r>
+        <w:r>
+          <w:rPr>
+            <w:rStyle w:val="apple-converted-space"/>
+            <w:rFonts w:ascii="Helvetica" w:hAnsi="Helvetica" w:cs="Helvetica"/>
+            <w:color w:val="333333"/>
+            <w:spacing w:val="3"/>
+          </w:rPr>
+          <w:t> </w:t>
+        </w:r>
+      </w:ins>
+      <w:ins w:id="426" w:author="Bernardo" w:date="2019-05-30T17:03:00Z">
+        <w:r>
+          <w:rPr>
+            <w:rStyle w:val="apple-converted-space"/>
+            <w:rFonts w:ascii="Helvetica" w:hAnsi="Helvetica" w:cs="Helvetica"/>
+            <w:color w:val="333333"/>
+            <w:spacing w:val="3"/>
+          </w:rPr>
+          <w:t xml:space="preserve">Todo, </w:t>
+        </w:r>
+      </w:ins>
+      <w:proofErr w:type="spellStart"/>
+      <w:ins w:id="427" w:author="Bernardo" w:date="2019-05-30T16:58:00Z">
+        <w:r>
+          <w:rPr>
+            <w:rStyle w:val="nfasis"/>
+            <w:rFonts w:ascii="Helvetica" w:eastAsiaTheme="majorEastAsia" w:hAnsi="Helvetica" w:cs="Helvetica"/>
+            <w:color w:val="333333"/>
+            <w:spacing w:val="3"/>
+          </w:rPr>
+          <w:t>All</w:t>
+        </w:r>
+      </w:ins>
+      <w:proofErr w:type="spellEnd"/>
+      <w:ins w:id="428" w:author="Bernardo" w:date="2019-05-30T17:03:00Z">
+        <w:r>
+          <w:rPr>
+            <w:rStyle w:val="nfasis"/>
+            <w:rFonts w:ascii="Helvetica" w:eastAsiaTheme="majorEastAsia" w:hAnsi="Helvetica" w:cs="Helvetica"/>
+            <w:color w:val="333333"/>
+            <w:spacing w:val="3"/>
+          </w:rPr>
+          <w:t xml:space="preserve"> en inglés</w:t>
+        </w:r>
+      </w:ins>
+      <w:ins w:id="429" w:author="Bernardo" w:date="2019-05-30T16:58:00Z">
+        <w:r>
+          <w:rPr>
+            <w:rFonts w:ascii="Helvetica" w:hAnsi="Helvetica" w:cs="Helvetica"/>
+            <w:color w:val="333333"/>
+            <w:spacing w:val="3"/>
+          </w:rPr>
+          <w:t xml:space="preserve">, colocamos el nombre del paquete que deseamos instalar </w:t>
+        </w:r>
+      </w:ins>
+      <w:ins w:id="430" w:author="Bernardo" w:date="2019-05-30T17:01:00Z">
+        <w:r>
+          <w:rPr>
+            <w:rFonts w:ascii="Helvetica" w:hAnsi="Helvetica" w:cs="Helvetica"/>
+            <w:color w:val="333333"/>
+            <w:spacing w:val="3"/>
+          </w:rPr>
+          <w:t xml:space="preserve">y </w:t>
+        </w:r>
+      </w:ins>
+      <w:ins w:id="431" w:author="Bernardo" w:date="2019-05-30T16:58:00Z">
+        <w:r>
+          <w:rPr>
+            <w:rFonts w:ascii="Helvetica" w:hAnsi="Helvetica" w:cs="Helvetica"/>
+            <w:color w:val="333333"/>
+            <w:spacing w:val="3"/>
+          </w:rPr>
+          <w:t>se nos desplegar</w:t>
+        </w:r>
+      </w:ins>
+      <w:ins w:id="432" w:author="Bernardo" w:date="2019-05-30T17:01:00Z">
+        <w:r>
+          <w:rPr>
+            <w:rFonts w:ascii="Helvetica" w:hAnsi="Helvetica" w:cs="Helvetica"/>
+            <w:color w:val="333333"/>
+            <w:spacing w:val="3"/>
+          </w:rPr>
+          <w:t>á</w:t>
+        </w:r>
+      </w:ins>
+      <w:ins w:id="433" w:author="Bernardo" w:date="2019-05-30T16:58:00Z">
+        <w:r>
+          <w:rPr>
+            <w:rFonts w:ascii="Helvetica" w:hAnsi="Helvetica" w:cs="Helvetica"/>
+            <w:color w:val="333333"/>
+            <w:spacing w:val="3"/>
+          </w:rPr>
+          <w:t xml:space="preserve"> en la parte inferior derecha dos opciones</w:t>
+        </w:r>
+      </w:ins>
+      <w:ins w:id="434" w:author="Bernardo" w:date="2019-05-30T17:01:00Z">
+        <w:r>
+          <w:rPr>
+            <w:rFonts w:ascii="Helvetica" w:hAnsi="Helvetica" w:cs="Helvetica"/>
+            <w:color w:val="333333"/>
+            <w:spacing w:val="3"/>
+          </w:rPr>
+          <w:t>:</w:t>
+        </w:r>
+      </w:ins>
+      <w:ins w:id="435" w:author="Bernardo" w:date="2019-05-30T16:58:00Z">
+        <w:r>
+          <w:rPr>
+            <w:rStyle w:val="apple-converted-space"/>
+            <w:rFonts w:ascii="Helvetica" w:hAnsi="Helvetica" w:cs="Helvetica"/>
+            <w:color w:val="333333"/>
+            <w:spacing w:val="3"/>
+          </w:rPr>
+          <w:t> </w:t>
+        </w:r>
+      </w:ins>
+      <w:ins w:id="436" w:author="Bernardo" w:date="2019-05-30T17:03:00Z">
+        <w:r>
+          <w:rPr>
+            <w:rStyle w:val="apple-converted-space"/>
+            <w:rFonts w:ascii="Helvetica" w:hAnsi="Helvetica" w:cs="Helvetica"/>
+            <w:color w:val="333333"/>
+            <w:spacing w:val="3"/>
+          </w:rPr>
+          <w:t xml:space="preserve">Aplicar o </w:t>
+        </w:r>
+      </w:ins>
+      <w:proofErr w:type="spellStart"/>
+      <w:ins w:id="437" w:author="Bernardo" w:date="2019-05-30T16:58:00Z">
+        <w:r>
+          <w:rPr>
+            <w:rStyle w:val="nfasis"/>
+            <w:rFonts w:ascii="Helvetica" w:eastAsiaTheme="majorEastAsia" w:hAnsi="Helvetica" w:cs="Helvetica"/>
+            <w:color w:val="333333"/>
+            <w:spacing w:val="3"/>
+          </w:rPr>
+          <w:t>Apply</w:t>
+        </w:r>
+        <w:proofErr w:type="spellEnd"/>
+        <w:r>
+          <w:rPr>
+            <w:rStyle w:val="apple-converted-space"/>
+            <w:rFonts w:ascii="Helvetica" w:hAnsi="Helvetica" w:cs="Helvetica"/>
+            <w:color w:val="333333"/>
+            <w:spacing w:val="3"/>
+          </w:rPr>
+          <w:t> </w:t>
+        </w:r>
+        <w:r>
+          <w:rPr>
+            <w:rFonts w:ascii="Helvetica" w:hAnsi="Helvetica" w:cs="Helvetica"/>
+            <w:color w:val="333333"/>
+            <w:spacing w:val="3"/>
+          </w:rPr>
+          <w:t>y</w:t>
+        </w:r>
+        <w:r>
+          <w:rPr>
+            <w:rStyle w:val="apple-converted-space"/>
+            <w:rFonts w:ascii="Helvetica" w:hAnsi="Helvetica" w:cs="Helvetica"/>
+            <w:color w:val="333333"/>
+            <w:spacing w:val="3"/>
+          </w:rPr>
+          <w:t> </w:t>
+        </w:r>
+      </w:ins>
+      <w:ins w:id="438" w:author="Bernardo" w:date="2019-05-30T17:05:00Z">
+        <w:r>
+          <w:rPr>
+            <w:rStyle w:val="apple-converted-space"/>
+            <w:rFonts w:ascii="Helvetica" w:hAnsi="Helvetica" w:cs="Helvetica"/>
+            <w:color w:val="333333"/>
+            <w:spacing w:val="3"/>
+          </w:rPr>
+          <w:t xml:space="preserve">Borrar o </w:t>
+        </w:r>
+      </w:ins>
+      <w:ins w:id="439" w:author="Bernardo" w:date="2019-05-30T16:58:00Z">
+        <w:r>
+          <w:rPr>
+            <w:rStyle w:val="nfasis"/>
+            <w:rFonts w:ascii="Helvetica" w:eastAsiaTheme="majorEastAsia" w:hAnsi="Helvetica" w:cs="Helvetica"/>
+            <w:color w:val="333333"/>
+            <w:spacing w:val="3"/>
+          </w:rPr>
+          <w:t>Clear</w:t>
+        </w:r>
+        <w:r>
+          <w:rPr>
+            <w:rFonts w:ascii="Helvetica" w:hAnsi="Helvetica" w:cs="Helvetica"/>
+            <w:color w:val="333333"/>
+            <w:spacing w:val="3"/>
+          </w:rPr>
+          <w:t>. Selec</w:t>
+        </w:r>
+      </w:ins>
+      <w:ins w:id="440" w:author="Bernardo" w:date="2019-05-30T17:01:00Z">
+        <w:r>
+          <w:rPr>
+            <w:rFonts w:ascii="Helvetica" w:hAnsi="Helvetica" w:cs="Helvetica"/>
+            <w:color w:val="333333"/>
+            <w:spacing w:val="3"/>
+          </w:rPr>
+          <w:t>c</w:t>
+        </w:r>
+      </w:ins>
+      <w:ins w:id="441" w:author="Bernardo" w:date="2019-05-30T16:58:00Z">
+        <w:r>
+          <w:rPr>
+            <w:rFonts w:ascii="Helvetica" w:hAnsi="Helvetica" w:cs="Helvetica"/>
+            <w:color w:val="333333"/>
+            <w:spacing w:val="3"/>
+          </w:rPr>
+          <w:t>ionamos la opci</w:t>
+        </w:r>
+      </w:ins>
+      <w:ins w:id="442" w:author="Bernardo" w:date="2019-05-30T17:02:00Z">
+        <w:r>
+          <w:rPr>
+            <w:rFonts w:ascii="Helvetica" w:hAnsi="Helvetica" w:cs="Helvetica"/>
+            <w:color w:val="333333"/>
+            <w:spacing w:val="3"/>
+          </w:rPr>
+          <w:t>ó</w:t>
+        </w:r>
+      </w:ins>
+      <w:ins w:id="443" w:author="Bernardo" w:date="2019-05-30T16:58:00Z">
+        <w:r>
+          <w:rPr>
+            <w:rFonts w:ascii="Helvetica" w:hAnsi="Helvetica" w:cs="Helvetica"/>
+            <w:color w:val="333333"/>
+            <w:spacing w:val="3"/>
+          </w:rPr>
+          <w:t>n</w:t>
+        </w:r>
+        <w:r>
+          <w:rPr>
+            <w:rStyle w:val="apple-converted-space"/>
+            <w:rFonts w:ascii="Helvetica" w:hAnsi="Helvetica" w:cs="Helvetica"/>
+            <w:color w:val="333333"/>
+            <w:spacing w:val="3"/>
+          </w:rPr>
+          <w:t> </w:t>
+        </w:r>
+        <w:proofErr w:type="spellStart"/>
+        <w:r>
+          <w:rPr>
+            <w:rStyle w:val="nfasis"/>
+            <w:rFonts w:ascii="Helvetica" w:eastAsiaTheme="majorEastAsia" w:hAnsi="Helvetica" w:cs="Helvetica"/>
+            <w:color w:val="333333"/>
+            <w:spacing w:val="3"/>
+          </w:rPr>
+          <w:t>Apply</w:t>
+        </w:r>
+        <w:proofErr w:type="spellEnd"/>
+        <w:r>
+          <w:rPr>
+            <w:rStyle w:val="apple-converted-space"/>
+            <w:rFonts w:ascii="Helvetica" w:hAnsi="Helvetica" w:cs="Helvetica"/>
+            <w:color w:val="333333"/>
+            <w:spacing w:val="3"/>
+          </w:rPr>
+          <w:t> </w:t>
+        </w:r>
+        <w:r>
+          <w:rPr>
+            <w:rFonts w:ascii="Helvetica" w:hAnsi="Helvetica" w:cs="Helvetica"/>
+            <w:color w:val="333333"/>
+            <w:spacing w:val="3"/>
+          </w:rPr>
+          <w:t>y se instalar</w:t>
+        </w:r>
+      </w:ins>
+      <w:ins w:id="444" w:author="Bernardo" w:date="2019-05-30T17:02:00Z">
+        <w:r>
+          <w:rPr>
+            <w:rFonts w:ascii="Helvetica" w:hAnsi="Helvetica" w:cs="Helvetica"/>
+            <w:color w:val="333333"/>
+            <w:spacing w:val="3"/>
+          </w:rPr>
+          <w:t>á</w:t>
+        </w:r>
+      </w:ins>
+      <w:ins w:id="445" w:author="Bernardo" w:date="2019-05-30T16:58:00Z">
+        <w:r>
+          <w:rPr>
+            <w:rFonts w:ascii="Helvetica" w:hAnsi="Helvetica" w:cs="Helvetica"/>
+            <w:color w:val="333333"/>
+            <w:spacing w:val="3"/>
+          </w:rPr>
+          <w:t xml:space="preserve"> el paquete</w:t>
+        </w:r>
+      </w:ins>
+      <w:ins w:id="446" w:author="Bernardo" w:date="2019-05-30T17:02:00Z">
+        <w:r>
+          <w:rPr>
+            <w:rFonts w:ascii="Helvetica" w:hAnsi="Helvetica" w:cs="Helvetica"/>
+            <w:color w:val="333333"/>
+            <w:spacing w:val="3"/>
+          </w:rPr>
+          <w:t xml:space="preserve"> deseado</w:t>
+        </w:r>
+      </w:ins>
+      <w:ins w:id="447" w:author="Bernardo" w:date="2019-05-30T16:58:00Z">
+        <w:r>
+          <w:rPr>
+            <w:rFonts w:ascii="Helvetica" w:hAnsi="Helvetica" w:cs="Helvetica"/>
+            <w:color w:val="333333"/>
+            <w:spacing w:val="3"/>
+          </w:rPr>
+          <w:t>.</w:t>
+        </w:r>
+      </w:ins>
+    </w:p>
+    <w:p>
+      <w:pPr>
+        <w:pStyle w:val="NormalWeb"/>
+        <w:shd w:val="clear" w:color="auto" w:fill="FFFFFF"/>
+        <w:spacing w:before="0" w:beforeAutospacing="0" w:after="204" w:afterAutospacing="0"/>
+        <w:jc w:val="both"/>
+        <w:rPr>
+          <w:ins w:id="448" w:author="Bernardo" w:date="2019-05-30T17:06:00Z"/>
+        </w:rPr>
+        <w:pPrChange w:id="449" w:author="Bernardo" w:date="2019-05-30T16:11:00Z">
+          <w:pPr>
+            <w:jc w:val="both"/>
+          </w:pPr>
+        </w:pPrChange>
+      </w:pPr>
+    </w:p>
+    <w:p>
+      <w:pPr>
+        <w:pStyle w:val="NormalWeb"/>
+        <w:shd w:val="clear" w:color="auto" w:fill="FFFFFF"/>
+        <w:spacing w:before="0" w:beforeAutospacing="0" w:after="204" w:afterAutospacing="0"/>
+        <w:jc w:val="both"/>
+        <w:rPr>
+          <w:ins w:id="450" w:author="Bernardo" w:date="2019-05-30T17:06:00Z"/>
+        </w:rPr>
+        <w:pPrChange w:id="451" w:author="Bernardo" w:date="2019-05-30T16:11:00Z">
+          <w:pPr>
+            <w:jc w:val="both"/>
+          </w:pPr>
+        </w:pPrChange>
+      </w:pPr>
+    </w:p>
+    <w:p>
+      <w:pPr>
+        <w:pStyle w:val="NormalWeb"/>
+        <w:shd w:val="clear" w:color="auto" w:fill="FFFFFF"/>
+        <w:spacing w:before="0" w:beforeAutospacing="0" w:after="204" w:afterAutospacing="0"/>
+        <w:jc w:val="both"/>
+        <w:rPr>
+          <w:ins w:id="452" w:author="Bernardo" w:date="2019-05-30T17:10:00Z"/>
+          <w:rFonts w:ascii="Helvetica" w:hAnsi="Helvetica" w:cs="Helvetica"/>
+          <w:color w:val="333333"/>
+          <w:spacing w:val="3"/>
+          <w:shd w:val="clear" w:color="auto" w:fill="FFFFFF"/>
+        </w:rPr>
+        <w:pPrChange w:id="453" w:author="Bernardo" w:date="2019-05-30T16:11:00Z">
+          <w:pPr>
+            <w:jc w:val="both"/>
+          </w:pPr>
+        </w:pPrChange>
+      </w:pPr>
+      <w:ins w:id="454" w:author="Bernardo" w:date="2019-05-30T17:06:00Z">
+        <w:r>
+          <w:rPr>
+            <w:rFonts w:ascii="Helvetica" w:hAnsi="Helvetica" w:cs="Helvetica"/>
+            <w:color w:val="333333"/>
+            <w:spacing w:val="3"/>
+            <w:shd w:val="clear" w:color="auto" w:fill="FFFFFF"/>
+          </w:rPr>
+          <w:t>Si el paquete no está</w:t>
+        </w:r>
+        <w:r>
+          <w:rPr>
+            <w:rFonts w:ascii="Helvetica" w:hAnsi="Helvetica" w:cs="Helvetica"/>
+            <w:color w:val="333333"/>
+            <w:spacing w:val="3"/>
+            <w:shd w:val="clear" w:color="auto" w:fill="FFFFFF"/>
+          </w:rPr>
+          <w:t xml:space="preserve"> disponible en el a</w:t>
+        </w:r>
+        <w:r>
+          <w:rPr>
+            <w:rFonts w:ascii="Helvetica" w:hAnsi="Helvetica" w:cs="Helvetica"/>
+            <w:color w:val="333333"/>
+            <w:spacing w:val="3"/>
+            <w:shd w:val="clear" w:color="auto" w:fill="FFFFFF"/>
+          </w:rPr>
+          <w:t>m</w:t>
+        </w:r>
+        <w:r>
+          <w:rPr>
+            <w:rFonts w:ascii="Helvetica" w:hAnsi="Helvetica" w:cs="Helvetica"/>
+            <w:color w:val="333333"/>
+            <w:spacing w:val="3"/>
+            <w:shd w:val="clear" w:color="auto" w:fill="FFFFFF"/>
+          </w:rPr>
+          <w:t xml:space="preserve">biente tenemos la opción de instalarlo desde la terminal </w:t>
+        </w:r>
+        <w:r>
+          <w:rPr>
+            <w:rFonts w:ascii="Helvetica" w:hAnsi="Helvetica" w:cs="Helvetica"/>
+            <w:color w:val="333333"/>
+            <w:spacing w:val="3"/>
+            <w:shd w:val="clear" w:color="auto" w:fill="FFFFFF"/>
+          </w:rPr>
+          <w:t>de</w:t>
+        </w:r>
+        <w:r>
+          <w:rPr>
+            <w:rStyle w:val="apple-converted-space"/>
+            <w:rFonts w:ascii="Helvetica" w:hAnsi="Helvetica" w:cs="Helvetica"/>
+            <w:color w:val="333333"/>
+            <w:spacing w:val="3"/>
+            <w:shd w:val="clear" w:color="auto" w:fill="FFFFFF"/>
+          </w:rPr>
+          <w:t> </w:t>
+        </w:r>
+        <w:r>
+          <w:rPr>
+            <w:rStyle w:val="nfasis"/>
+            <w:rFonts w:ascii="Helvetica" w:hAnsi="Helvetica" w:cs="Helvetica"/>
+            <w:color w:val="333333"/>
+            <w:spacing w:val="3"/>
+            <w:shd w:val="clear" w:color="auto" w:fill="FFFFFF"/>
+          </w:rPr>
+          <w:t>Anaconda</w:t>
+        </w:r>
+        <w:r>
+          <w:rPr>
+            <w:rFonts w:ascii="Helvetica" w:hAnsi="Helvetica" w:cs="Helvetica"/>
+            <w:color w:val="333333"/>
+            <w:spacing w:val="3"/>
+            <w:shd w:val="clear" w:color="auto" w:fill="FFFFFF"/>
+          </w:rPr>
+          <w:t>. E</w:t>
+        </w:r>
+        <w:r>
+          <w:rPr>
+            <w:rFonts w:ascii="Helvetica" w:hAnsi="Helvetica" w:cs="Helvetica"/>
+            <w:color w:val="333333"/>
+            <w:spacing w:val="3"/>
+            <w:shd w:val="clear" w:color="auto" w:fill="FFFFFF"/>
+          </w:rPr>
+          <w:t>n la sección</w:t>
+        </w:r>
+        <w:r>
+          <w:rPr>
+            <w:rStyle w:val="apple-converted-space"/>
+            <w:rFonts w:ascii="Helvetica" w:hAnsi="Helvetica" w:cs="Helvetica"/>
+            <w:color w:val="333333"/>
+            <w:spacing w:val="3"/>
+            <w:shd w:val="clear" w:color="auto" w:fill="FFFFFF"/>
+          </w:rPr>
+          <w:t> </w:t>
+        </w:r>
+        <w:proofErr w:type="spellStart"/>
+        <w:r>
+          <w:rPr>
+            <w:rStyle w:val="nfasis"/>
+            <w:rFonts w:ascii="Helvetica" w:hAnsi="Helvetica" w:cs="Helvetica"/>
+            <w:color w:val="333333"/>
+            <w:spacing w:val="3"/>
+            <w:shd w:val="clear" w:color="auto" w:fill="FFFFFF"/>
+          </w:rPr>
+          <w:t>Enviro</w:t>
+        </w:r>
+      </w:ins>
+      <w:ins w:id="455" w:author="Bernardo" w:date="2019-05-30T17:07:00Z">
+        <w:r>
+          <w:rPr>
+            <w:rStyle w:val="nfasis"/>
+            <w:rFonts w:ascii="Helvetica" w:hAnsi="Helvetica" w:cs="Helvetica"/>
+            <w:color w:val="333333"/>
+            <w:spacing w:val="3"/>
+            <w:shd w:val="clear" w:color="auto" w:fill="FFFFFF"/>
+          </w:rPr>
+          <w:t>n</w:t>
+        </w:r>
+      </w:ins>
+      <w:ins w:id="456" w:author="Bernardo" w:date="2019-05-30T17:06:00Z">
+        <w:r>
+          <w:rPr>
+            <w:rStyle w:val="nfasis"/>
+            <w:rFonts w:ascii="Helvetica" w:hAnsi="Helvetica" w:cs="Helvetica"/>
+            <w:color w:val="333333"/>
+            <w:spacing w:val="3"/>
+            <w:shd w:val="clear" w:color="auto" w:fill="FFFFFF"/>
+          </w:rPr>
+          <w:t>ment</w:t>
+        </w:r>
+        <w:proofErr w:type="spellEnd"/>
+        <w:r>
+          <w:rPr>
+            <w:rStyle w:val="apple-converted-space"/>
+            <w:rFonts w:ascii="Helvetica" w:hAnsi="Helvetica" w:cs="Helvetica"/>
+            <w:color w:val="333333"/>
+            <w:spacing w:val="3"/>
+            <w:shd w:val="clear" w:color="auto" w:fill="FFFFFF"/>
+          </w:rPr>
+          <w:t> </w:t>
+        </w:r>
+        <w:r>
+          <w:rPr>
+            <w:rFonts w:ascii="Helvetica" w:hAnsi="Helvetica" w:cs="Helvetica"/>
+            <w:color w:val="333333"/>
+            <w:spacing w:val="3"/>
+            <w:shd w:val="clear" w:color="auto" w:fill="FFFFFF"/>
+          </w:rPr>
+          <w:t xml:space="preserve">hacemos </w:t>
+        </w:r>
+        <w:r>
+          <w:rPr>
+            <w:rFonts w:ascii="Helvetica" w:hAnsi="Helvetica" w:cs="Helvetica"/>
+            <w:color w:val="333333"/>
+            <w:spacing w:val="3"/>
+            <w:shd w:val="clear" w:color="auto" w:fill="FFFFFF"/>
+          </w:rPr>
+          <w:t>clic</w:t>
+        </w:r>
+        <w:r>
+          <w:rPr>
+            <w:rFonts w:ascii="Helvetica" w:hAnsi="Helvetica" w:cs="Helvetica"/>
+            <w:color w:val="333333"/>
+            <w:spacing w:val="3"/>
+            <w:shd w:val="clear" w:color="auto" w:fill="FFFFFF"/>
+          </w:rPr>
+          <w:t xml:space="preserve"> e</w:t>
+        </w:r>
+        <w:r>
+          <w:rPr>
+            <w:rFonts w:ascii="Helvetica" w:hAnsi="Helvetica" w:cs="Helvetica"/>
+            <w:color w:val="333333"/>
+            <w:spacing w:val="3"/>
+            <w:shd w:val="clear" w:color="auto" w:fill="FFFFFF"/>
+          </w:rPr>
+          <w:t>n la flecha al lado de la palab</w:t>
+        </w:r>
+        <w:r>
+          <w:rPr>
+            <w:rFonts w:ascii="Helvetica" w:hAnsi="Helvetica" w:cs="Helvetica"/>
+            <w:color w:val="333333"/>
+            <w:spacing w:val="3"/>
+            <w:shd w:val="clear" w:color="auto" w:fill="FFFFFF"/>
+          </w:rPr>
+          <w:t>ra</w:t>
+        </w:r>
+        <w:r>
+          <w:rPr>
+            <w:rStyle w:val="apple-converted-space"/>
+            <w:rFonts w:ascii="Helvetica" w:hAnsi="Helvetica" w:cs="Helvetica"/>
+            <w:color w:val="333333"/>
+            <w:spacing w:val="3"/>
+            <w:shd w:val="clear" w:color="auto" w:fill="FFFFFF"/>
+          </w:rPr>
+          <w:t> </w:t>
+        </w:r>
+        <w:r>
+          <w:rPr>
+            <w:rStyle w:val="nfasis"/>
+            <w:rFonts w:ascii="Helvetica" w:hAnsi="Helvetica" w:cs="Helvetica"/>
+            <w:color w:val="333333"/>
+            <w:spacing w:val="3"/>
+            <w:shd w:val="clear" w:color="auto" w:fill="FFFFFF"/>
+          </w:rPr>
+          <w:t>base</w:t>
+        </w:r>
+      </w:ins>
+      <w:ins w:id="457" w:author="Bernardo" w:date="2019-05-30T17:09:00Z">
+        <w:r>
+          <w:rPr>
+            <w:rStyle w:val="nfasis"/>
+            <w:rFonts w:ascii="Helvetica" w:hAnsi="Helvetica" w:cs="Helvetica"/>
+            <w:color w:val="333333"/>
+            <w:spacing w:val="3"/>
+            <w:shd w:val="clear" w:color="auto" w:fill="FFFFFF"/>
+          </w:rPr>
+          <w:t xml:space="preserve"> (</w:t>
+        </w:r>
+        <w:proofErr w:type="spellStart"/>
+        <w:r>
+          <w:rPr>
+            <w:rStyle w:val="nfasis"/>
+            <w:rFonts w:ascii="Helvetica" w:hAnsi="Helvetica" w:cs="Helvetica"/>
+            <w:color w:val="333333"/>
+            <w:spacing w:val="3"/>
+            <w:shd w:val="clear" w:color="auto" w:fill="FFFFFF"/>
+          </w:rPr>
+          <w:t>root</w:t>
+        </w:r>
+        <w:proofErr w:type="spellEnd"/>
+        <w:r>
+          <w:rPr>
+            <w:rStyle w:val="nfasis"/>
+            <w:rFonts w:ascii="Helvetica" w:hAnsi="Helvetica" w:cs="Helvetica"/>
+            <w:color w:val="333333"/>
+            <w:spacing w:val="3"/>
+            <w:shd w:val="clear" w:color="auto" w:fill="FFFFFF"/>
+          </w:rPr>
+          <w:t>)</w:t>
+        </w:r>
+      </w:ins>
+      <w:ins w:id="458" w:author="Bernardo" w:date="2019-05-30T17:06:00Z">
+        <w:r>
+          <w:rPr>
+            <w:rStyle w:val="apple-converted-space"/>
+            <w:rFonts w:ascii="Helvetica" w:hAnsi="Helvetica" w:cs="Helvetica"/>
+            <w:color w:val="333333"/>
+            <w:spacing w:val="3"/>
+            <w:shd w:val="clear" w:color="auto" w:fill="FFFFFF"/>
+          </w:rPr>
+          <w:t> </w:t>
+        </w:r>
+        <w:r>
+          <w:rPr>
+            <w:rFonts w:ascii="Helvetica" w:hAnsi="Helvetica" w:cs="Helvetica"/>
+            <w:color w:val="333333"/>
+            <w:spacing w:val="3"/>
+            <w:shd w:val="clear" w:color="auto" w:fill="FFFFFF"/>
+          </w:rPr>
+          <w:t>y seleccionamos</w:t>
+        </w:r>
+        <w:r>
+          <w:rPr>
+            <w:rStyle w:val="apple-converted-space"/>
+            <w:rFonts w:ascii="Helvetica" w:hAnsi="Helvetica" w:cs="Helvetica"/>
+            <w:color w:val="333333"/>
+            <w:spacing w:val="3"/>
+            <w:shd w:val="clear" w:color="auto" w:fill="FFFFFF"/>
+          </w:rPr>
+          <w:t> </w:t>
+        </w:r>
+        <w:r>
+          <w:rPr>
+            <w:rStyle w:val="nfasis"/>
+            <w:rFonts w:ascii="Helvetica" w:hAnsi="Helvetica" w:cs="Helvetica"/>
+            <w:color w:val="333333"/>
+            <w:spacing w:val="3"/>
+            <w:shd w:val="clear" w:color="auto" w:fill="FFFFFF"/>
+          </w:rPr>
+          <w:t>Open terminal</w:t>
+        </w:r>
+        <w:r>
+          <w:rPr>
+            <w:rFonts w:ascii="Helvetica" w:hAnsi="Helvetica" w:cs="Helvetica"/>
+            <w:color w:val="333333"/>
+            <w:spacing w:val="3"/>
+            <w:shd w:val="clear" w:color="auto" w:fill="FFFFFF"/>
+          </w:rPr>
+          <w:t>, tal como se muestra en la imagen</w:t>
+        </w:r>
+      </w:ins>
+    </w:p>
+    <w:p>
+      <w:pPr>
+        <w:pStyle w:val="NormalWeb"/>
+        <w:shd w:val="clear" w:color="auto" w:fill="FFFFFF"/>
+        <w:spacing w:before="0" w:beforeAutospacing="0" w:after="204" w:afterAutospacing="0"/>
+        <w:jc w:val="both"/>
+        <w:rPr>
+          <w:ins w:id="459" w:author="Bernardo" w:date="2019-05-30T17:10:00Z"/>
+          <w:rFonts w:ascii="Helvetica" w:hAnsi="Helvetica" w:cs="Helvetica"/>
+          <w:color w:val="333333"/>
+          <w:spacing w:val="3"/>
+          <w:shd w:val="clear" w:color="auto" w:fill="FFFFFF"/>
+        </w:rPr>
+        <w:pPrChange w:id="460" w:author="Bernardo" w:date="2019-05-30T16:11:00Z">
+          <w:pPr>
+            <w:jc w:val="both"/>
+          </w:pPr>
+        </w:pPrChange>
+      </w:pPr>
+    </w:p>
+    <w:p>
+      <w:pPr>
+        <w:pStyle w:val="NormalWeb"/>
+        <w:shd w:val="clear" w:color="auto" w:fill="FFFFFF"/>
+        <w:spacing w:before="0" w:beforeAutospacing="0" w:after="204" w:afterAutospacing="0"/>
+        <w:jc w:val="both"/>
+        <w:rPr>
+          <w:ins w:id="461" w:author="Bernardo" w:date="2019-05-30T17:10:00Z"/>
+          <w:rFonts w:ascii="Helvetica" w:hAnsi="Helvetica" w:cs="Helvetica"/>
+          <w:color w:val="333333"/>
+          <w:spacing w:val="3"/>
+          <w:shd w:val="clear" w:color="auto" w:fill="FFFFFF"/>
+        </w:rPr>
+        <w:pPrChange w:id="462" w:author="Bernardo" w:date="2019-05-30T16:11:00Z">
+          <w:pPr>
+            <w:jc w:val="both"/>
+          </w:pPr>
+        </w:pPrChange>
+      </w:pPr>
+    </w:p>
+    <w:p>
+      <w:pPr>
+        <w:pStyle w:val="NormalWeb"/>
+        <w:shd w:val="clear" w:color="auto" w:fill="FFFFFF"/>
+        <w:spacing w:before="0" w:beforeAutospacing="0" w:after="204" w:afterAutospacing="0"/>
+        <w:jc w:val="both"/>
+        <w:rPr>
+          <w:ins w:id="463" w:author="Bernardo" w:date="2019-05-30T17:10:00Z"/>
+          <w:rFonts w:ascii="Helvetica" w:hAnsi="Helvetica" w:cs="Helvetica"/>
+          <w:color w:val="333333"/>
+          <w:spacing w:val="3"/>
+          <w:shd w:val="clear" w:color="auto" w:fill="FFFFFF"/>
+        </w:rPr>
+        <w:pPrChange w:id="464" w:author="Bernardo" w:date="2019-05-30T16:11:00Z">
+          <w:pPr>
+            <w:jc w:val="both"/>
+          </w:pPr>
+        </w:pPrChange>
+      </w:pPr>
+    </w:p>
+    <w:p>
+      <w:pPr>
+        <w:pStyle w:val="NormalWeb"/>
+        <w:shd w:val="clear" w:color="auto" w:fill="FFFFFF"/>
+        <w:spacing w:before="0" w:beforeAutospacing="0" w:after="204" w:afterAutospacing="0"/>
+        <w:jc w:val="both"/>
+        <w:rPr>
+          <w:ins w:id="465" w:author="Bernardo" w:date="2019-05-30T17:10:00Z"/>
+          <w:rFonts w:ascii="Helvetica" w:hAnsi="Helvetica" w:cs="Helvetica"/>
+          <w:color w:val="333333"/>
+          <w:spacing w:val="3"/>
+          <w:shd w:val="clear" w:color="auto" w:fill="FFFFFF"/>
+        </w:rPr>
+        <w:pPrChange w:id="466" w:author="Bernardo" w:date="2019-05-30T16:11:00Z">
+          <w:pPr>
+            <w:jc w:val="both"/>
+          </w:pPr>
+        </w:pPrChange>
+      </w:pPr>
+    </w:p>
+    <w:p>
+      <w:pPr>
+        <w:pStyle w:val="NormalWeb"/>
+        <w:shd w:val="clear" w:color="auto" w:fill="FFFFFF"/>
+        <w:spacing w:before="0" w:beforeAutospacing="0" w:after="204" w:afterAutospacing="0"/>
+        <w:jc w:val="both"/>
+        <w:pPrChange w:id="467" w:author="Bernardo" w:date="2019-05-30T16:11:00Z">
+          <w:pPr>
+            <w:jc w:val="both"/>
+          </w:pPr>
+        </w:pPrChange>
+      </w:pPr>
+      <w:ins w:id="468" w:author="Bernardo" w:date="2019-05-30T17:09:00Z">
+        <w:r>
+          <w:rPr>
+            <w:rFonts w:ascii="Helvetica" w:hAnsi="Helvetica" w:cs="Helvetica"/>
+            <w:color w:val="333333"/>
+            <w:spacing w:val="3"/>
+            <w:shd w:val="clear" w:color="auto" w:fill="FFFFFF"/>
+          </w:rPr>
+          <w:t xml:space="preserve">Se abre la consola del terminal y allí </w:t>
+        </w:r>
+      </w:ins>
+      <w:ins w:id="469" w:author="Bernardo" w:date="2019-05-30T17:06:00Z">
+        <w:r>
+          <w:rPr>
+            <w:rFonts w:ascii="Helvetica" w:hAnsi="Helvetica" w:cs="Helvetica"/>
+            <w:color w:val="333333"/>
+            <w:spacing w:val="3"/>
+            <w:shd w:val="clear" w:color="auto" w:fill="FFFFFF"/>
+          </w:rPr>
+          <w:t>es</w:t>
+        </w:r>
+      </w:ins>
+      <w:ins w:id="470" w:author="Bernardo" w:date="2019-05-30T17:09:00Z">
+        <w:r>
+          <w:rPr>
+            <w:rFonts w:ascii="Helvetica" w:hAnsi="Helvetica" w:cs="Helvetica"/>
+            <w:color w:val="333333"/>
+            <w:spacing w:val="3"/>
+            <w:shd w:val="clear" w:color="auto" w:fill="FFFFFF"/>
+          </w:rPr>
+          <w:t>c</w:t>
+        </w:r>
+      </w:ins>
+      <w:ins w:id="471" w:author="Bernardo" w:date="2019-05-30T17:06:00Z">
+        <w:r>
+          <w:rPr>
+            <w:rFonts w:ascii="Helvetica" w:hAnsi="Helvetica" w:cs="Helvetica"/>
+            <w:color w:val="333333"/>
+            <w:spacing w:val="3"/>
+            <w:shd w:val="clear" w:color="auto" w:fill="FFFFFF"/>
+          </w:rPr>
+          <w:t>ribimos el comando</w:t>
+        </w:r>
+        <w:r>
+          <w:rPr>
+            <w:rStyle w:val="apple-converted-space"/>
+            <w:rFonts w:ascii="Helvetica" w:hAnsi="Helvetica" w:cs="Helvetica"/>
+            <w:color w:val="333333"/>
+            <w:spacing w:val="3"/>
+            <w:shd w:val="clear" w:color="auto" w:fill="FFFFFF"/>
+          </w:rPr>
+          <w:t> </w:t>
+        </w:r>
+        <w:proofErr w:type="spellStart"/>
+        <w:r>
+          <w:rPr>
+            <w:rStyle w:val="nfasis"/>
+            <w:rFonts w:ascii="Helvetica" w:hAnsi="Helvetica" w:cs="Helvetica"/>
+            <w:color w:val="333333"/>
+            <w:spacing w:val="3"/>
+            <w:shd w:val="clear" w:color="auto" w:fill="FFFFFF"/>
+          </w:rPr>
+          <w:t>conda</w:t>
+        </w:r>
+        <w:proofErr w:type="spellEnd"/>
+        <w:r>
+          <w:rPr>
+            <w:rStyle w:val="nfasis"/>
+            <w:rFonts w:ascii="Helvetica" w:hAnsi="Helvetica" w:cs="Helvetica"/>
+            <w:color w:val="333333"/>
+            <w:spacing w:val="3"/>
+            <w:shd w:val="clear" w:color="auto" w:fill="FFFFFF"/>
+          </w:rPr>
+          <w:t xml:space="preserve"> </w:t>
+        </w:r>
+        <w:proofErr w:type="spellStart"/>
+        <w:r>
+          <w:rPr>
+            <w:rStyle w:val="nfasis"/>
+            <w:rFonts w:ascii="Helvetica" w:hAnsi="Helvetica" w:cs="Helvetica"/>
+            <w:color w:val="333333"/>
+            <w:spacing w:val="3"/>
+            <w:shd w:val="clear" w:color="auto" w:fill="FFFFFF"/>
+          </w:rPr>
+          <w:t>install</w:t>
+        </w:r>
+        <w:proofErr w:type="spellEnd"/>
+        <w:r>
+          <w:rPr>
+            <w:rStyle w:val="nfasis"/>
+            <w:rFonts w:ascii="Helvetica" w:hAnsi="Helvetica" w:cs="Helvetica"/>
+            <w:color w:val="333333"/>
+            <w:spacing w:val="3"/>
+            <w:shd w:val="clear" w:color="auto" w:fill="FFFFFF"/>
+          </w:rPr>
+          <w:t xml:space="preserve"> “Nombre del paquete”</w:t>
+        </w:r>
+      </w:ins>
+      <w:ins w:id="472" w:author="Bernardo" w:date="2019-05-30T17:09:00Z">
+        <w:r>
+          <w:rPr>
+            <w:rStyle w:val="nfasis"/>
+            <w:rFonts w:ascii="Helvetica" w:hAnsi="Helvetica" w:cs="Helvetica"/>
+            <w:color w:val="333333"/>
+            <w:spacing w:val="3"/>
+            <w:shd w:val="clear" w:color="auto" w:fill="FFFFFF"/>
+          </w:rPr>
+          <w:t xml:space="preserve"> </w:t>
+        </w:r>
+        <w:r>
+          <w:rPr>
+            <w:rStyle w:val="nfasis"/>
+            <w:rFonts w:ascii="Helvetica" w:hAnsi="Helvetica" w:cs="Helvetica"/>
+            <w:i w:val="0"/>
+            <w:color w:val="333333"/>
+            <w:spacing w:val="3"/>
+            <w:shd w:val="clear" w:color="auto" w:fill="FFFFFF"/>
+            <w:rPrChange w:id="473" w:author="Bernardo" w:date="2019-05-30T17:10:00Z">
+              <w:rPr>
+                <w:rStyle w:val="nfasis"/>
+                <w:rFonts w:ascii="Helvetica" w:hAnsi="Helvetica" w:cs="Helvetica"/>
+                <w:color w:val="333333"/>
+                <w:spacing w:val="3"/>
+                <w:shd w:val="clear" w:color="auto" w:fill="FFFFFF"/>
+              </w:rPr>
+            </w:rPrChange>
+          </w:rPr>
+          <w:t>como se presenta</w:t>
+        </w:r>
+      </w:ins>
+      <w:ins w:id="474" w:author="Bernardo" w:date="2019-05-30T17:10:00Z">
+        <w:r>
+          <w:rPr>
+            <w:rStyle w:val="nfasis"/>
+            <w:rFonts w:ascii="Helvetica" w:hAnsi="Helvetica" w:cs="Helvetica"/>
+            <w:i w:val="0"/>
+            <w:color w:val="333333"/>
+            <w:spacing w:val="3"/>
+            <w:shd w:val="clear" w:color="auto" w:fill="FFFFFF"/>
+          </w:rPr>
+          <w:t xml:space="preserve"> a continuación</w:t>
+        </w:r>
+      </w:ins>
+      <w:bookmarkStart w:id="475" w:name="_GoBack"/>
+      <w:bookmarkEnd w:id="475"/>
     </w:p>
     <w:sectPr>
       <w:pgSz w:w="12240" w:h="15840"/>
@@ -2317,6 +6665,155 @@
 <file path=word/numbering.xml><?xml version="1.0" encoding="utf-8"?>
 <w:numbering xmlns:wpc="http://schemas.microsoft.com/office/word/2010/wordprocessingCanvas" xmlns:mc="http://schemas.openxmlformats.org/markup-compatibility/2006" xmlns:o="urn:schemas-microsoft-com:office:office" xmlns:r="http://schemas.openxmlformats.org/officeDocument/2006/relationships" xmlns:m="http://schemas.openxmlformats.org/officeDocument/2006/math" xmlns:v="urn:schemas-microsoft-com:vml" xmlns:wp14="http://schemas.microsoft.com/office/word/2010/wordprocessingDrawing" xmlns:wp="http://schemas.openxmlformats.org/drawingml/2006/wordprocessingDrawing" xmlns:w10="urn:schemas-microsoft-com:office:word" xmlns:w="http://schemas.openxmlformats.org/wordprocessingml/2006/main" xmlns:w14="http://schemas.microsoft.com/office/word/2010/wordml" xmlns:w15="http://schemas.microsoft.com/office/word/2012/wordml" xmlns:wpg="http://schemas.microsoft.com/office/word/2010/wordprocessingGroup" xmlns:wpi="http://schemas.microsoft.com/office/word/2010/wordprocessingInk" xmlns:wne="http://schemas.microsoft.com/office/word/2006/wordml" xmlns:wps="http://schemas.microsoft.com/office/word/2010/wordprocessingShape" mc:Ignorable="w14 w15 wp14">
   <w:abstractNum w:abstractNumId="0" w15:restartNumberingAfterBreak="0">
+    <w:nsid w:val="4CB202B1"/>
+    <w:multiLevelType w:val="multilevel"/>
+    <w:tmpl w:val="FC66638A"/>
+    <w:lvl w:ilvl="0">
+      <w:start w:val="1"/>
+      <w:numFmt w:val="bullet"/>
+      <w:lvlText w:val=""/>
+      <w:lvlJc w:val="left"/>
+      <w:pPr>
+        <w:tabs>
+          <w:tab w:val="num" w:pos="720"/>
+        </w:tabs>
+        <w:ind w:left="720" w:hanging="360"/>
+      </w:pPr>
+      <w:rPr>
+        <w:rFonts w:ascii="Symbol" w:hAnsi="Symbol" w:hint="default"/>
+        <w:sz w:val="20"/>
+      </w:rPr>
+    </w:lvl>
+    <w:lvl w:ilvl="1" w:tentative="1">
+      <w:start w:val="1"/>
+      <w:numFmt w:val="bullet"/>
+      <w:lvlText w:val="o"/>
+      <w:lvlJc w:val="left"/>
+      <w:pPr>
+        <w:tabs>
+          <w:tab w:val="num" w:pos="1440"/>
+        </w:tabs>
+        <w:ind w:left="1440" w:hanging="360"/>
+      </w:pPr>
+      <w:rPr>
+        <w:rFonts w:ascii="Courier New" w:hAnsi="Courier New" w:hint="default"/>
+        <w:sz w:val="20"/>
+      </w:rPr>
+    </w:lvl>
+    <w:lvl w:ilvl="2" w:tentative="1">
+      <w:start w:val="1"/>
+      <w:numFmt w:val="bullet"/>
+      <w:lvlText w:val=""/>
+      <w:lvlJc w:val="left"/>
+      <w:pPr>
+        <w:tabs>
+          <w:tab w:val="num" w:pos="2160"/>
+        </w:tabs>
+        <w:ind w:left="2160" w:hanging="360"/>
+      </w:pPr>
+      <w:rPr>
+        <w:rFonts w:ascii="Wingdings" w:hAnsi="Wingdings" w:hint="default"/>
+        <w:sz w:val="20"/>
+      </w:rPr>
+    </w:lvl>
+    <w:lvl w:ilvl="3" w:tentative="1">
+      <w:start w:val="1"/>
+      <w:numFmt w:val="bullet"/>
+      <w:lvlText w:val=""/>
+      <w:lvlJc w:val="left"/>
+      <w:pPr>
+        <w:tabs>
+          <w:tab w:val="num" w:pos="2880"/>
+        </w:tabs>
+        <w:ind w:left="2880" w:hanging="360"/>
+      </w:pPr>
+      <w:rPr>
+        <w:rFonts w:ascii="Wingdings" w:hAnsi="Wingdings" w:hint="default"/>
+        <w:sz w:val="20"/>
+      </w:rPr>
+    </w:lvl>
+    <w:lvl w:ilvl="4" w:tentative="1">
+      <w:start w:val="1"/>
+      <w:numFmt w:val="bullet"/>
+      <w:lvlText w:val=""/>
+      <w:lvlJc w:val="left"/>
+      <w:pPr>
+        <w:tabs>
+          <w:tab w:val="num" w:pos="3600"/>
+        </w:tabs>
+        <w:ind w:left="3600" w:hanging="360"/>
+      </w:pPr>
+      <w:rPr>
+        <w:rFonts w:ascii="Wingdings" w:hAnsi="Wingdings" w:hint="default"/>
+        <w:sz w:val="20"/>
+      </w:rPr>
+    </w:lvl>
+    <w:lvl w:ilvl="5" w:tentative="1">
+      <w:start w:val="1"/>
+      <w:numFmt w:val="bullet"/>
+      <w:lvlText w:val=""/>
+      <w:lvlJc w:val="left"/>
+      <w:pPr>
+        <w:tabs>
+          <w:tab w:val="num" w:pos="4320"/>
+        </w:tabs>
+        <w:ind w:left="4320" w:hanging="360"/>
+      </w:pPr>
+      <w:rPr>
+        <w:rFonts w:ascii="Wingdings" w:hAnsi="Wingdings" w:hint="default"/>
+        <w:sz w:val="20"/>
+      </w:rPr>
+    </w:lvl>
+    <w:lvl w:ilvl="6" w:tentative="1">
+      <w:start w:val="1"/>
+      <w:numFmt w:val="bullet"/>
+      <w:lvlText w:val=""/>
+      <w:lvlJc w:val="left"/>
+      <w:pPr>
+        <w:tabs>
+          <w:tab w:val="num" w:pos="5040"/>
+        </w:tabs>
+        <w:ind w:left="5040" w:hanging="360"/>
+      </w:pPr>
+      <w:rPr>
+        <w:rFonts w:ascii="Wingdings" w:hAnsi="Wingdings" w:hint="default"/>
+        <w:sz w:val="20"/>
+      </w:rPr>
+    </w:lvl>
+    <w:lvl w:ilvl="7" w:tentative="1">
+      <w:start w:val="1"/>
+      <w:numFmt w:val="bullet"/>
+      <w:lvlText w:val=""/>
+      <w:lvlJc w:val="left"/>
+      <w:pPr>
+        <w:tabs>
+          <w:tab w:val="num" w:pos="5760"/>
+        </w:tabs>
+        <w:ind w:left="5760" w:hanging="360"/>
+      </w:pPr>
+      <w:rPr>
+        <w:rFonts w:ascii="Wingdings" w:hAnsi="Wingdings" w:hint="default"/>
+        <w:sz w:val="20"/>
+      </w:rPr>
+    </w:lvl>
+    <w:lvl w:ilvl="8" w:tentative="1">
+      <w:start w:val="1"/>
+      <w:numFmt w:val="bullet"/>
+      <w:lvlText w:val=""/>
+      <w:lvlJc w:val="left"/>
+      <w:pPr>
+        <w:tabs>
+          <w:tab w:val="num" w:pos="6480"/>
+        </w:tabs>
+        <w:ind w:left="6480" w:hanging="360"/>
+      </w:pPr>
+      <w:rPr>
+        <w:rFonts w:ascii="Wingdings" w:hAnsi="Wingdings" w:hint="default"/>
+        <w:sz w:val="20"/>
+      </w:rPr>
+    </w:lvl>
+  </w:abstractNum>
+  <w:abstractNum w:abstractNumId="1" w15:restartNumberingAfterBreak="0">
     <w:nsid w:val="643E71F2"/>
     <w:multiLevelType w:val="hybridMultilevel"/>
     <w:tmpl w:val="38EAF2EE"/>
@@ -2403,6 +6900,9 @@
     </w:lvl>
   </w:abstractNum>
   <w:num w:numId="1">
+    <w:abstractNumId w:val="1"/>
+  </w:num>
+  <w:num w:numId="2">
     <w:abstractNumId w:val="0"/>
   </w:num>
 </w:numbering>
@@ -2851,6 +7351,29 @@
       <w:lang w:eastAsia="es-VE"/>
     </w:rPr>
   </w:style>
+  <w:style w:type="paragraph" w:styleId="Ttulo3">
+    <w:name w:val="heading 3"/>
+    <w:basedOn w:val="Normal"/>
+    <w:next w:val="Normal"/>
+    <w:link w:val="Ttulo3Car"/>
+    <w:uiPriority w:val="9"/>
+    <w:semiHidden/>
+    <w:unhideWhenUsed/>
+    <w:qFormat/>
+    <w:rsid w:val="005A7BAD"/>
+    <w:pPr>
+      <w:keepNext/>
+      <w:keepLines/>
+      <w:spacing w:before="40" w:after="0"/>
+      <w:outlineLvl w:val="2"/>
+    </w:pPr>
+    <w:rPr>
+      <w:rFonts w:asciiTheme="majorHAnsi" w:eastAsiaTheme="majorEastAsia" w:hAnsiTheme="majorHAnsi" w:cstheme="majorBidi"/>
+      <w:color w:val="1F4D78" w:themeColor="accent1" w:themeShade="7F"/>
+      <w:sz w:val="24"/>
+      <w:szCs w:val="24"/>
+    </w:rPr>
+  </w:style>
   <w:style w:type="character" w:default="1" w:styleId="Fuentedeprrafopredeter">
     <w:name w:val="Default Paragraph Font"/>
     <w:uiPriority w:val="1"/>
@@ -2939,7 +7462,6 @@
     <w:name w:val="Normal (Web)"/>
     <w:basedOn w:val="Normal"/>
     <w:uiPriority w:val="99"/>
-    <w:semiHidden/>
     <w:unhideWhenUsed/>
     <w:rsid w:val="00F24FF8"/>
     <w:pPr>
@@ -2973,6 +7495,25 @@
     <w:rPr>
       <w:color w:val="0000FF"/>
       <w:u w:val="single"/>
+    </w:rPr>
+  </w:style>
+  <w:style w:type="character" w:customStyle="1" w:styleId="header-section-number">
+    <w:name w:val="header-section-number"/>
+    <w:basedOn w:val="Fuentedeprrafopredeter"/>
+    <w:rsid w:val="00C81643"/>
+  </w:style>
+  <w:style w:type="character" w:customStyle="1" w:styleId="Ttulo3Car">
+    <w:name w:val="Título 3 Car"/>
+    <w:basedOn w:val="Fuentedeprrafopredeter"/>
+    <w:link w:val="Ttulo3"/>
+    <w:uiPriority w:val="9"/>
+    <w:semiHidden/>
+    <w:rsid w:val="005A7BAD"/>
+    <w:rPr>
+      <w:rFonts w:asciiTheme="majorHAnsi" w:eastAsiaTheme="majorEastAsia" w:hAnsiTheme="majorHAnsi" w:cstheme="majorBidi"/>
+      <w:color w:val="1F4D78" w:themeColor="accent1" w:themeShade="7F"/>
+      <w:sz w:val="24"/>
+      <w:szCs w:val="24"/>
     </w:rPr>
   </w:style>
 </w:styles>

--- a/bookdown/Observaciones de Bernardo.docx
+++ b/bookdown/Observaciones de Bernardo.docx
@@ -35,7 +35,6 @@
           <w:ilvl w:val="0"/>
           <w:numId w:val="1"/>
         </w:numPr>
-        <w:jc w:val="both"/>
         <w:rPr>
           <w:color w:val="FF0000"/>
         </w:rPr>
@@ -66,7 +65,6 @@
           <w:ilvl w:val="0"/>
           <w:numId w:val="1"/>
         </w:numPr>
-        <w:jc w:val="both"/>
         <w:rPr>
           <w:color w:val="FF0000"/>
         </w:rPr>
@@ -91,7 +89,6 @@
           <w:ilvl w:val="0"/>
           <w:numId w:val="1"/>
         </w:numPr>
-        <w:jc w:val="both"/>
         <w:rPr>
           <w:color w:val="FF0000"/>
         </w:rPr>
@@ -151,14 +148,12 @@
         <w:pStyle w:val="NormalWeb"/>
         <w:shd w:val="clear" w:color="auto" w:fill="FFFFFF"/>
         <w:spacing w:before="0" w:beforeAutospacing="0" w:after="0" w:afterAutospacing="0"/>
-        <w:jc w:val="both"/>
       </w:pPr>
     </w:p>
     <w:p>
       <w:pPr>
         <w:shd w:val="clear" w:color="auto" w:fill="FFFFFF"/>
         <w:spacing w:after="204" w:line="240" w:lineRule="auto"/>
-        <w:jc w:val="both"/>
         <w:rPr>
           <w:rFonts w:ascii="Helvetica" w:eastAsia="Times New Roman" w:hAnsi="Helvetica" w:cs="Helvetica"/>
           <w:color w:val="333333"/>
@@ -226,7 +221,6 @@
         <w:pStyle w:val="NormalWeb"/>
         <w:shd w:val="clear" w:color="auto" w:fill="FFFFFF"/>
         <w:spacing w:before="0" w:beforeAutospacing="0" w:after="204" w:afterAutospacing="0"/>
-        <w:jc w:val="both"/>
       </w:pPr>
       <w:proofErr w:type="spellStart"/>
       <w:r>
@@ -266,7 +260,6 @@
         <w:pStyle w:val="NormalWeb"/>
         <w:shd w:val="clear" w:color="auto" w:fill="FFFFFF"/>
         <w:spacing w:before="0" w:beforeAutospacing="0" w:after="204" w:afterAutospacing="0"/>
-        <w:jc w:val="both"/>
         <w:rPr>
           <w:color w:val="00B0F0"/>
         </w:rPr>
@@ -283,7 +276,6 @@
         <w:pStyle w:val="NormalWeb"/>
         <w:shd w:val="clear" w:color="auto" w:fill="FFFFFF"/>
         <w:spacing w:before="0" w:beforeAutospacing="0" w:after="204" w:afterAutospacing="0"/>
-        <w:jc w:val="both"/>
       </w:pPr>
     </w:p>
     <w:p>
@@ -291,7 +283,6 @@
         <w:pStyle w:val="NormalWeb"/>
         <w:shd w:val="clear" w:color="auto" w:fill="FFFFFF"/>
         <w:spacing w:before="0" w:beforeAutospacing="0" w:after="204" w:afterAutospacing="0"/>
-        <w:jc w:val="both"/>
       </w:pPr>
     </w:p>
     <w:p>
@@ -299,7 +290,6 @@
         <w:pStyle w:val="NormalWeb"/>
         <w:shd w:val="clear" w:color="auto" w:fill="FFFFFF"/>
         <w:spacing w:before="0" w:beforeAutospacing="0" w:after="204" w:afterAutospacing="0"/>
-        <w:jc w:val="both"/>
       </w:pPr>
       <w:hyperlink r:id="rId6" w:history="1">
         <w:r>
@@ -315,7 +305,6 @@
         <w:pStyle w:val="NormalWeb"/>
         <w:shd w:val="clear" w:color="auto" w:fill="FFFFFF"/>
         <w:spacing w:before="0" w:beforeAutospacing="0" w:after="204" w:afterAutospacing="0"/>
-        <w:jc w:val="both"/>
       </w:pPr>
     </w:p>
     <w:p>
@@ -323,149 +312,144 @@
         <w:pStyle w:val="NormalWeb"/>
         <w:shd w:val="clear" w:color="auto" w:fill="FFFFFF"/>
         <w:spacing w:after="204"/>
-        <w:jc w:val="both"/>
         <w:rPr>
           <w:color w:val="00B0F0"/>
           <w:lang w:val="en-US"/>
         </w:rPr>
       </w:pPr>
-      <w:proofErr w:type="spellStart"/>
       <w:proofErr w:type="gramStart"/>
       <w:r>
         <w:rPr>
           <w:color w:val="00B0F0"/>
           <w:lang w:val="en-US"/>
         </w:rPr>
-        <w:t>library</w:t>
-      </w:r>
-      <w:proofErr w:type="spellEnd"/>
+        <w:t>library(</w:t>
+      </w:r>
+      <w:proofErr w:type="spellStart"/>
+      <w:proofErr w:type="gramEnd"/>
       <w:r>
         <w:rPr>
           <w:color w:val="00B0F0"/>
           <w:lang w:val="en-US"/>
         </w:rPr>
-        <w:t>(</w:t>
-      </w:r>
-      <w:proofErr w:type="spellStart"/>
-      <w:proofErr w:type="gramEnd"/>
+        <w:t>readxl</w:t>
+      </w:r>
+      <w:proofErr w:type="spellEnd"/>
       <w:r>
         <w:rPr>
           <w:color w:val="00B0F0"/>
           <w:lang w:val="en-US"/>
         </w:rPr>
-        <w:t>readxl</w:t>
-      </w:r>
-      <w:proofErr w:type="spellEnd"/>
-      <w:r>
+        <w:t>)</w:t>
+      </w:r>
+    </w:p>
+    <w:p>
+      <w:pPr>
+        <w:pStyle w:val="NormalWeb"/>
+        <w:shd w:val="clear" w:color="auto" w:fill="FFFFFF"/>
+        <w:spacing w:after="204"/>
         <w:rPr>
           <w:color w:val="00B0F0"/>
           <w:lang w:val="en-US"/>
         </w:rPr>
-        <w:t>)</w:t>
-      </w:r>
-    </w:p>
-    <w:p>
-      <w:pPr>
-        <w:pStyle w:val="NormalWeb"/>
-        <w:shd w:val="clear" w:color="auto" w:fill="FFFFFF"/>
-        <w:spacing w:after="204"/>
-        <w:jc w:val="both"/>
+      </w:pPr>
+      <w:proofErr w:type="spellStart"/>
+      <w:proofErr w:type="gramStart"/>
+      <w:r>
         <w:rPr>
           <w:color w:val="00B0F0"/>
           <w:lang w:val="en-US"/>
         </w:rPr>
-      </w:pPr>
-      <w:proofErr w:type="spellStart"/>
-      <w:proofErr w:type="gramStart"/>
+        <w:t>url</w:t>
+      </w:r>
+      <w:proofErr w:type="spellEnd"/>
+      <w:proofErr w:type="gramEnd"/>
       <w:r>
         <w:rPr>
           <w:color w:val="00B0F0"/>
           <w:lang w:val="en-US"/>
         </w:rPr>
-        <w:t>url</w:t>
-      </w:r>
-      <w:proofErr w:type="spellEnd"/>
-      <w:proofErr w:type="gramEnd"/>
-      <w:r>
+        <w:t xml:space="preserve"> &lt;- "http://www.fns.usda.gov/sites/default/files/pd/slsummar.xls"</w:t>
+      </w:r>
+    </w:p>
+    <w:p>
+      <w:pPr>
+        <w:pStyle w:val="NormalWeb"/>
+        <w:shd w:val="clear" w:color="auto" w:fill="FFFFFF"/>
+        <w:spacing w:after="204"/>
         <w:rPr>
           <w:color w:val="00B0F0"/>
           <w:lang w:val="en-US"/>
         </w:rPr>
-        <w:t xml:space="preserve"> &lt;- "http://www.fns.usda.gov/sites/default/files/pd/slsummar.xls"</w:t>
-      </w:r>
-    </w:p>
-    <w:p>
-      <w:pPr>
-        <w:pStyle w:val="NormalWeb"/>
-        <w:shd w:val="clear" w:color="auto" w:fill="FFFFFF"/>
-        <w:spacing w:after="204"/>
-        <w:jc w:val="both"/>
+      </w:pPr>
+      <w:proofErr w:type="spellStart"/>
+      <w:proofErr w:type="gramStart"/>
+      <w:r>
         <w:rPr>
           <w:color w:val="00B0F0"/>
           <w:lang w:val="en-US"/>
         </w:rPr>
-      </w:pPr>
-      <w:proofErr w:type="spellStart"/>
-      <w:proofErr w:type="gramStart"/>
+        <w:t>destfile</w:t>
+      </w:r>
+      <w:proofErr w:type="spellEnd"/>
+      <w:proofErr w:type="gramEnd"/>
       <w:r>
         <w:rPr>
           <w:color w:val="00B0F0"/>
           <w:lang w:val="en-US"/>
         </w:rPr>
-        <w:t>destfile</w:t>
-      </w:r>
-      <w:proofErr w:type="spellEnd"/>
-      <w:proofErr w:type="gramEnd"/>
-      <w:r>
+        <w:t xml:space="preserve"> &lt;- "slsummar.xls"</w:t>
+      </w:r>
+    </w:p>
+    <w:p>
+      <w:pPr>
+        <w:pStyle w:val="NormalWeb"/>
+        <w:shd w:val="clear" w:color="auto" w:fill="FFFFFF"/>
+        <w:spacing w:after="204"/>
         <w:rPr>
           <w:color w:val="00B0F0"/>
           <w:lang w:val="en-US"/>
         </w:rPr>
-        <w:t xml:space="preserve"> &lt;- "slsummar.xls"</w:t>
-      </w:r>
-    </w:p>
-    <w:p>
-      <w:pPr>
-        <w:pStyle w:val="NormalWeb"/>
-        <w:shd w:val="clear" w:color="auto" w:fill="FFFFFF"/>
-        <w:spacing w:after="204"/>
-        <w:jc w:val="both"/>
+      </w:pPr>
+      <w:r>
         <w:rPr>
           <w:color w:val="00B0F0"/>
           <w:lang w:val="en-US"/>
         </w:rPr>
-      </w:pPr>
+        <w:t>curl::</w:t>
+      </w:r>
       <w:proofErr w:type="spellStart"/>
       <w:r>
         <w:rPr>
           <w:color w:val="00B0F0"/>
           <w:lang w:val="en-US"/>
         </w:rPr>
-        <w:t>curl</w:t>
-      </w:r>
-      <w:proofErr w:type="spellEnd"/>
+        <w:t>curl_</w:t>
+      </w:r>
+      <w:proofErr w:type="gramStart"/>
       <w:r>
         <w:rPr>
           <w:color w:val="00B0F0"/>
           <w:lang w:val="en-US"/>
         </w:rPr>
-        <w:t>::</w:t>
-      </w:r>
-      <w:proofErr w:type="spellStart"/>
+        <w:t>download</w:t>
+      </w:r>
+      <w:proofErr w:type="spellEnd"/>
       <w:r>
         <w:rPr>
           <w:color w:val="00B0F0"/>
           <w:lang w:val="en-US"/>
         </w:rPr>
-        <w:t>curl_</w:t>
-      </w:r>
-      <w:proofErr w:type="gramStart"/>
+        <w:t>(</w:t>
+      </w:r>
+      <w:proofErr w:type="spellStart"/>
+      <w:proofErr w:type="gramEnd"/>
       <w:r>
         <w:rPr>
           <w:color w:val="00B0F0"/>
           <w:lang w:val="en-US"/>
         </w:rPr>
-        <w:t>download</w:t>
+        <w:t>url</w:t>
       </w:r>
       <w:proofErr w:type="spellEnd"/>
       <w:r>
@@ -473,16 +457,15 @@
           <w:color w:val="00B0F0"/>
           <w:lang w:val="en-US"/>
         </w:rPr>
-        <w:t>(</w:t>
-      </w:r>
-      <w:proofErr w:type="spellStart"/>
-      <w:proofErr w:type="gramEnd"/>
+        <w:t xml:space="preserve">, </w:t>
+      </w:r>
+      <w:proofErr w:type="spellStart"/>
       <w:r>
         <w:rPr>
           <w:color w:val="00B0F0"/>
           <w:lang w:val="en-US"/>
         </w:rPr>
-        <w:t>url</w:t>
+        <w:t>destfile</w:t>
       </w:r>
       <w:proofErr w:type="spellEnd"/>
       <w:r>
@@ -490,53 +473,52 @@
           <w:color w:val="00B0F0"/>
           <w:lang w:val="en-US"/>
         </w:rPr>
-        <w:t xml:space="preserve">, </w:t>
-      </w:r>
-      <w:proofErr w:type="spellStart"/>
-      <w:r>
+        <w:t>)</w:t>
+      </w:r>
+    </w:p>
+    <w:p>
+      <w:pPr>
+        <w:pStyle w:val="NormalWeb"/>
+        <w:shd w:val="clear" w:color="auto" w:fill="FFFFFF"/>
+        <w:spacing w:after="204"/>
         <w:rPr>
           <w:color w:val="00B0F0"/>
           <w:lang w:val="en-US"/>
         </w:rPr>
-        <w:t>destfile</w:t>
-      </w:r>
-      <w:proofErr w:type="spellEnd"/>
+      </w:pPr>
+      <w:proofErr w:type="spellStart"/>
+      <w:proofErr w:type="gramStart"/>
       <w:r>
         <w:rPr>
           <w:color w:val="00B0F0"/>
           <w:lang w:val="en-US"/>
         </w:rPr>
-        <w:t>)</w:t>
-      </w:r>
-    </w:p>
-    <w:p>
-      <w:pPr>
-        <w:pStyle w:val="NormalWeb"/>
-        <w:shd w:val="clear" w:color="auto" w:fill="FFFFFF"/>
-        <w:spacing w:after="204"/>
-        <w:jc w:val="both"/>
+        <w:t>slsummar</w:t>
+      </w:r>
+      <w:proofErr w:type="spellEnd"/>
+      <w:proofErr w:type="gramEnd"/>
+      <w:r>
         <w:rPr>
           <w:color w:val="00B0F0"/>
           <w:lang w:val="en-US"/>
         </w:rPr>
-      </w:pPr>
-      <w:proofErr w:type="spellStart"/>
-      <w:proofErr w:type="gramStart"/>
+        <w:t xml:space="preserve"> &lt;- </w:t>
+      </w:r>
+      <w:proofErr w:type="spellStart"/>
       <w:r>
         <w:rPr>
           <w:color w:val="00B0F0"/>
           <w:lang w:val="en-US"/>
         </w:rPr>
-        <w:t>slsummar</w:t>
-      </w:r>
-      <w:proofErr w:type="spellEnd"/>
-      <w:proofErr w:type="gramEnd"/>
+        <w:t>read_excel</w:t>
+      </w:r>
+      <w:proofErr w:type="spellEnd"/>
       <w:r>
         <w:rPr>
           <w:color w:val="00B0F0"/>
           <w:lang w:val="en-US"/>
         </w:rPr>
-        <w:t xml:space="preserve"> &lt;- </w:t>
+        <w:t>(</w:t>
       </w:r>
       <w:proofErr w:type="spellStart"/>
       <w:r>
@@ -544,7 +526,7 @@
           <w:color w:val="00B0F0"/>
           <w:lang w:val="en-US"/>
         </w:rPr>
-        <w:t>read_excel</w:t>
+        <w:t>destfile</w:t>
       </w:r>
       <w:proofErr w:type="spellEnd"/>
       <w:r>
@@ -552,7 +534,7 @@
           <w:color w:val="00B0F0"/>
           <w:lang w:val="en-US"/>
         </w:rPr>
-        <w:t>(</w:t>
+        <w:t xml:space="preserve">, </w:t>
       </w:r>
       <w:proofErr w:type="spellStart"/>
       <w:r>
@@ -560,7 +542,7 @@
           <w:color w:val="00B0F0"/>
           <w:lang w:val="en-US"/>
         </w:rPr>
-        <w:t>destfile</w:t>
+        <w:t>col_names</w:t>
       </w:r>
       <w:proofErr w:type="spellEnd"/>
       <w:r>
@@ -568,57 +550,72 @@
           <w:color w:val="00B0F0"/>
           <w:lang w:val="en-US"/>
         </w:rPr>
-        <w:t xml:space="preserve">, </w:t>
-      </w:r>
-      <w:proofErr w:type="spellStart"/>
+        <w:t xml:space="preserve"> = FALSE, </w:t>
+      </w:r>
+    </w:p>
+    <w:p>
+      <w:pPr>
+        <w:pStyle w:val="NormalWeb"/>
+        <w:shd w:val="clear" w:color="auto" w:fill="FFFFFF"/>
+        <w:spacing w:after="204"/>
+        <w:rPr>
+          <w:color w:val="00B0F0"/>
+        </w:rPr>
+      </w:pPr>
       <w:r>
         <w:rPr>
           <w:color w:val="00B0F0"/>
           <w:lang w:val="en-US"/>
         </w:rPr>
-        <w:t>col_names</w:t>
-      </w:r>
-      <w:proofErr w:type="spellEnd"/>
+        <w:t xml:space="preserve">    </w:t>
+      </w:r>
+      <w:proofErr w:type="spellStart"/>
+      <w:proofErr w:type="gramStart"/>
       <w:r>
         <w:rPr>
           <w:color w:val="00B0F0"/>
-          <w:lang w:val="en-US"/>
-        </w:rPr>
-        <w:t xml:space="preserve"> = FALSE, </w:t>
+        </w:rPr>
+        <w:t>skip</w:t>
+      </w:r>
+      <w:proofErr w:type="spellEnd"/>
+      <w:proofErr w:type="gramEnd"/>
+      <w:r>
+        <w:rPr>
+          <w:color w:val="00B0F0"/>
+        </w:rPr>
+        <w:t xml:space="preserve"> = 6)</w:t>
       </w:r>
     </w:p>
     <w:p>
       <w:pPr>
         <w:pStyle w:val="NormalWeb"/>
         <w:shd w:val="clear" w:color="auto" w:fill="FFFFFF"/>
-        <w:spacing w:after="204"/>
-        <w:jc w:val="both"/>
+        <w:spacing w:before="0" w:beforeAutospacing="0" w:after="204" w:afterAutospacing="0"/>
         <w:rPr>
           <w:color w:val="00B0F0"/>
         </w:rPr>
       </w:pPr>
+      <w:proofErr w:type="gramStart"/>
       <w:r>
         <w:rPr>
           <w:color w:val="00B0F0"/>
-          <w:lang w:val="en-US"/>
-        </w:rPr>
-        <w:t xml:space="preserve">    </w:t>
-      </w:r>
-      <w:proofErr w:type="spellStart"/>
-      <w:proofErr w:type="gramStart"/>
+        </w:rPr>
+        <w:t>View(</w:t>
+      </w:r>
+      <w:proofErr w:type="spellStart"/>
+      <w:proofErr w:type="gramEnd"/>
       <w:r>
         <w:rPr>
           <w:color w:val="00B0F0"/>
         </w:rPr>
-        <w:t>skip</w:t>
-      </w:r>
-      <w:proofErr w:type="spellEnd"/>
-      <w:proofErr w:type="gramEnd"/>
+        <w:t>slsummar</w:t>
+      </w:r>
+      <w:proofErr w:type="spellEnd"/>
       <w:r>
         <w:rPr>
           <w:color w:val="00B0F0"/>
         </w:rPr>
-        <w:t xml:space="preserve"> = 6)</w:t>
+        <w:t>)</w:t>
       </w:r>
     </w:p>
     <w:p>
@@ -626,32 +623,21 @@
         <w:pStyle w:val="NormalWeb"/>
         <w:shd w:val="clear" w:color="auto" w:fill="FFFFFF"/>
         <w:spacing w:before="0" w:beforeAutospacing="0" w:after="204" w:afterAutospacing="0"/>
-        <w:jc w:val="both"/>
-        <w:rPr>
-          <w:color w:val="00B0F0"/>
-        </w:rPr>
-      </w:pPr>
-      <w:proofErr w:type="gramStart"/>
-      <w:r>
-        <w:rPr>
-          <w:color w:val="00B0F0"/>
-        </w:rPr>
-        <w:t>View(</w:t>
-      </w:r>
-      <w:proofErr w:type="spellStart"/>
-      <w:proofErr w:type="gramEnd"/>
-      <w:r>
-        <w:rPr>
-          <w:color w:val="00B0F0"/>
-        </w:rPr>
-        <w:t>slsummar</w:t>
-      </w:r>
-      <w:proofErr w:type="spellEnd"/>
-      <w:r>
-        <w:rPr>
-          <w:color w:val="00B0F0"/>
-        </w:rPr>
-        <w:t>)</w:t>
+        <w:rPr>
+          <w:highlight w:val="yellow"/>
+        </w:rPr>
+      </w:pPr>
+      <w:r>
+        <w:rPr>
+          <w:highlight w:val="yellow"/>
+        </w:rPr>
+        <w:t>El tipo de datos está diferente, por ejemplo los años aparecen como carácter pero en el libro aparece como numérico. Igual ocurre con las columnas X3 y X7</w:t>
+      </w:r>
+      <w:r>
+        <w:rPr>
+          <w:highlight w:val="yellow"/>
+        </w:rPr>
+        <w:t>.</w:t>
       </w:r>
     </w:p>
     <w:p>
@@ -659,22 +645,24 @@
         <w:pStyle w:val="NormalWeb"/>
         <w:shd w:val="clear" w:color="auto" w:fill="FFFFFF"/>
         <w:spacing w:before="0" w:beforeAutospacing="0" w:after="204" w:afterAutospacing="0"/>
-        <w:jc w:val="both"/>
-        <w:rPr>
-          <w:highlight w:val="yellow"/>
-        </w:rPr>
-      </w:pPr>
-      <w:r>
-        <w:rPr>
-          <w:highlight w:val="yellow"/>
-        </w:rPr>
-        <w:t>El tipo de datos está diferente, por ejemplo los años aparecen como carácter pero en el libro aparece como numérico. Igual ocurre con las columnas X3 y X7</w:t>
-      </w:r>
-      <w:r>
-        <w:rPr>
-          <w:highlight w:val="yellow"/>
-        </w:rPr>
-        <w:t>.</w:t>
+      </w:pPr>
+      <w:r>
+        <w:rPr>
+          <w:highlight w:val="yellow"/>
+        </w:rPr>
+        <w:t xml:space="preserve">SE DEBE ACTUALIZAR </w:t>
+      </w:r>
+      <w:r>
+        <w:rPr>
+          <w:highlight w:val="yellow"/>
+        </w:rPr>
+        <w:t xml:space="preserve">POR LA SIGUIENTE </w:t>
+      </w:r>
+      <w:r>
+        <w:rPr>
+          <w:highlight w:val="yellow"/>
+        </w:rPr>
+        <w:t>LA IMAGEN</w:t>
       </w:r>
     </w:p>
     <w:p>
@@ -682,33 +670,6 @@
         <w:pStyle w:val="NormalWeb"/>
         <w:shd w:val="clear" w:color="auto" w:fill="FFFFFF"/>
         <w:spacing w:before="0" w:beforeAutospacing="0" w:after="204" w:afterAutospacing="0"/>
-        <w:jc w:val="both"/>
-      </w:pPr>
-      <w:r>
-        <w:rPr>
-          <w:highlight w:val="yellow"/>
-        </w:rPr>
-        <w:t xml:space="preserve">SE DEBE ACTUALIZAR </w:t>
-      </w:r>
-      <w:r>
-        <w:rPr>
-          <w:highlight w:val="yellow"/>
-        </w:rPr>
-        <w:t xml:space="preserve">POR LA SIGUIENTE </w:t>
-      </w:r>
-      <w:r>
-        <w:rPr>
-          <w:highlight w:val="yellow"/>
-        </w:rPr>
-        <w:t>LA IMAGEN</w:t>
-      </w:r>
-    </w:p>
-    <w:p>
-      <w:pPr>
-        <w:pStyle w:val="NormalWeb"/>
-        <w:shd w:val="clear" w:color="auto" w:fill="FFFFFF"/>
-        <w:spacing w:before="0" w:beforeAutospacing="0" w:after="204" w:afterAutospacing="0"/>
-        <w:jc w:val="both"/>
       </w:pPr>
       <w:r>
         <w:rPr>
@@ -767,7 +728,6 @@
         <w:pStyle w:val="NormalWeb"/>
         <w:shd w:val="clear" w:color="auto" w:fill="FFFFFF"/>
         <w:spacing w:before="0" w:beforeAutospacing="0" w:after="204" w:afterAutospacing="0"/>
-        <w:jc w:val="both"/>
       </w:pPr>
     </w:p>
     <w:p>
@@ -775,7 +735,6 @@
         <w:pStyle w:val="NormalWeb"/>
         <w:shd w:val="clear" w:color="auto" w:fill="FFFFFF"/>
         <w:spacing w:before="0" w:beforeAutospacing="0" w:after="204" w:afterAutospacing="0"/>
-        <w:jc w:val="both"/>
       </w:pPr>
     </w:p>
     <w:p>
@@ -932,7 +891,6 @@
         <w:pStyle w:val="NormalWeb"/>
         <w:shd w:val="clear" w:color="auto" w:fill="FFFFFF"/>
         <w:spacing w:before="0" w:beforeAutospacing="0" w:after="204" w:afterAutospacing="0"/>
-        <w:jc w:val="both"/>
       </w:pPr>
     </w:p>
     <w:p>
@@ -940,7 +898,6 @@
         <w:pStyle w:val="NormalWeb"/>
         <w:shd w:val="clear" w:color="auto" w:fill="FFFFFF"/>
         <w:spacing w:before="0" w:beforeAutospacing="0" w:after="204" w:afterAutospacing="0"/>
-        <w:jc w:val="both"/>
       </w:pPr>
       <w:r>
         <w:rPr>
@@ -1001,7 +958,6 @@
         <w:pStyle w:val="NormalWeb"/>
         <w:shd w:val="clear" w:color="auto" w:fill="FFFFFF"/>
         <w:spacing w:before="0" w:beforeAutospacing="0" w:after="204" w:afterAutospacing="0"/>
-        <w:jc w:val="both"/>
         <w:rPr>
           <w:b/>
           <w:i/>
@@ -1079,7 +1035,6 @@
           <w:lang w:val="en-US"/>
         </w:rPr>
       </w:pPr>
-      <w:proofErr w:type="spellStart"/>
       <w:proofErr w:type="gramStart"/>
       <w:r>
         <w:rPr>
@@ -1091,7 +1046,6 @@
         </w:rPr>
         <w:t>train</w:t>
       </w:r>
-      <w:proofErr w:type="spellEnd"/>
       <w:proofErr w:type="gramEnd"/>
       <w:r>
         <w:rPr>
@@ -1145,29 +1099,7 @@
           <w:highlight w:val="yellow"/>
           <w:lang w:val="en-US"/>
         </w:rPr>
-        <w:t>=</w:t>
-      </w:r>
-      <w:proofErr w:type="spellStart"/>
-      <w:r>
-        <w:rPr>
-          <w:rStyle w:val="gnkrckgcmrb"/>
-          <w:rFonts w:ascii="Lucida Console" w:hAnsi="Lucida Console"/>
-          <w:color w:val="0000FF"/>
-          <w:highlight w:val="yellow"/>
-          <w:lang w:val="en-US"/>
-        </w:rPr>
-        <w:t>cols</w:t>
-      </w:r>
-      <w:proofErr w:type="spellEnd"/>
-      <w:r>
-        <w:rPr>
-          <w:rStyle w:val="gnkrckgcmrb"/>
-          <w:rFonts w:ascii="Lucida Console" w:hAnsi="Lucida Console"/>
-          <w:color w:val="0000FF"/>
-          <w:highlight w:val="yellow"/>
-          <w:lang w:val="en-US"/>
-        </w:rPr>
-        <w:t>(id=</w:t>
+        <w:t>=cols(id=</w:t>
       </w:r>
       <w:proofErr w:type="spellStart"/>
       <w:r>
@@ -1266,7 +1198,6 @@
         </w:rPr>
         <w:t>(</w:t>
       </w:r>
-      <w:proofErr w:type="spellStart"/>
       <w:proofErr w:type="gramEnd"/>
       <w:r>
         <w:rPr>
@@ -1276,84 +1207,7 @@
           <w:highlight w:val="yellow"/>
           <w:lang w:val="en-US"/>
         </w:rPr>
-        <w:t>train</w:t>
-      </w:r>
-      <w:proofErr w:type="spellEnd"/>
-      <w:r>
-        <w:rPr>
-          <w:rStyle w:val="gnkrckgcmrb"/>
-          <w:rFonts w:ascii="Lucida Console" w:hAnsi="Lucida Console"/>
-          <w:color w:val="0000FF"/>
-          <w:highlight w:val="yellow"/>
-          <w:lang w:val="en-US"/>
-        </w:rPr>
-        <w:t xml:space="preserve">, </w:t>
-      </w:r>
-      <w:proofErr w:type="spellStart"/>
-      <w:r>
-        <w:rPr>
-          <w:rStyle w:val="gnkrckgcmrb"/>
-          <w:rFonts w:ascii="Lucida Console" w:hAnsi="Lucida Console"/>
-          <w:color w:val="0000FF"/>
-          <w:highlight w:val="yellow"/>
-          <w:lang w:val="en-US"/>
-        </w:rPr>
-        <w:t>function</w:t>
-      </w:r>
-      <w:proofErr w:type="spellEnd"/>
-      <w:r>
-        <w:rPr>
-          <w:rStyle w:val="gnkrckgcmrb"/>
-          <w:rFonts w:ascii="Lucida Console" w:hAnsi="Lucida Console"/>
-          <w:color w:val="0000FF"/>
-          <w:highlight w:val="yellow"/>
-          <w:lang w:val="en-US"/>
-        </w:rPr>
-        <w:t>(</w:t>
-      </w:r>
-      <w:proofErr w:type="spellStart"/>
-      <w:r>
-        <w:rPr>
-          <w:rStyle w:val="gnkrckgcmrb"/>
-          <w:rFonts w:ascii="Lucida Console" w:hAnsi="Lucida Console"/>
-          <w:color w:val="0000FF"/>
-          <w:highlight w:val="yellow"/>
-          <w:lang w:val="en-US"/>
-        </w:rPr>
-        <w:t>train</w:t>
-      </w:r>
-      <w:proofErr w:type="spellEnd"/>
-      <w:r>
-        <w:rPr>
-          <w:rStyle w:val="gnkrckgcmrb"/>
-          <w:rFonts w:ascii="Lucida Console" w:hAnsi="Lucida Console"/>
-          <w:color w:val="0000FF"/>
-          <w:highlight w:val="yellow"/>
-          <w:lang w:val="en-US"/>
-        </w:rPr>
-        <w:t>) sum(is.na(</w:t>
-      </w:r>
-      <w:proofErr w:type="spellStart"/>
-      <w:r>
-        <w:rPr>
-          <w:rStyle w:val="gnkrckgcmrb"/>
-          <w:rFonts w:ascii="Lucida Console" w:hAnsi="Lucida Console"/>
-          <w:color w:val="0000FF"/>
-          <w:highlight w:val="yellow"/>
-          <w:lang w:val="en-US"/>
-        </w:rPr>
-        <w:t>train</w:t>
-      </w:r>
-      <w:proofErr w:type="spellEnd"/>
-      <w:r>
-        <w:rPr>
-          <w:rStyle w:val="gnkrckgcmrb"/>
-          <w:rFonts w:ascii="Lucida Console" w:hAnsi="Lucida Console"/>
-          <w:color w:val="0000FF"/>
-          <w:highlight w:val="yellow"/>
-          <w:lang w:val="en-US"/>
-        </w:rPr>
-        <w:t>)))</w:t>
+        <w:t>train, function(train) sum(is.na(train)))</w:t>
       </w:r>
     </w:p>
     <w:p>
@@ -1466,7 +1320,6 @@
         </w:rPr>
         <w:t>Total=</w:t>
       </w:r>
-      <w:proofErr w:type="spellStart"/>
       <w:proofErr w:type="gramStart"/>
       <w:r>
         <w:rPr>
@@ -1476,9 +1329,9 @@
           <w:highlight w:val="yellow"/>
           <w:lang w:val="en-US"/>
         </w:rPr>
-        <w:t>dim</w:t>
-      </w:r>
-      <w:proofErr w:type="spellEnd"/>
+        <w:t>dim(</w:t>
+      </w:r>
+      <w:proofErr w:type="gramEnd"/>
       <w:r>
         <w:rPr>
           <w:rStyle w:val="gnkrckgcmrb"/>
@@ -1487,74 +1340,7 @@
           <w:highlight w:val="yellow"/>
           <w:lang w:val="en-US"/>
         </w:rPr>
-        <w:t>(</w:t>
-      </w:r>
-      <w:proofErr w:type="spellStart"/>
-      <w:proofErr w:type="gramEnd"/>
-      <w:r>
-        <w:rPr>
-          <w:rStyle w:val="gnkrckgcmrb"/>
-          <w:rFonts w:ascii="Lucida Console" w:hAnsi="Lucida Console"/>
-          <w:color w:val="0000FF"/>
-          <w:highlight w:val="yellow"/>
-          <w:lang w:val="en-US"/>
-        </w:rPr>
-        <w:t>train</w:t>
-      </w:r>
-      <w:proofErr w:type="spellEnd"/>
-      <w:r>
-        <w:rPr>
-          <w:rStyle w:val="gnkrckgcmrb"/>
-          <w:rFonts w:ascii="Lucida Console" w:hAnsi="Lucida Console"/>
-          <w:color w:val="0000FF"/>
-          <w:highlight w:val="yellow"/>
-          <w:lang w:val="en-US"/>
-        </w:rPr>
-        <w:t>)[1]*</w:t>
-      </w:r>
-      <w:proofErr w:type="spellStart"/>
-      <w:r>
-        <w:rPr>
-          <w:rStyle w:val="gnkrckgcmrb"/>
-          <w:rFonts w:ascii="Lucida Console" w:hAnsi="Lucida Console"/>
-          <w:color w:val="0000FF"/>
-          <w:highlight w:val="yellow"/>
-          <w:lang w:val="en-US"/>
-        </w:rPr>
-        <w:t>dim</w:t>
-      </w:r>
-      <w:proofErr w:type="spellEnd"/>
-      <w:r>
-        <w:rPr>
-          <w:rStyle w:val="gnkrckgcmrb"/>
-          <w:rFonts w:ascii="Lucida Console" w:hAnsi="Lucida Console"/>
-          <w:color w:val="0000FF"/>
-          <w:highlight w:val="yellow"/>
-          <w:lang w:val="en-US"/>
-        </w:rPr>
-        <w:t>(</w:t>
-      </w:r>
-      <w:proofErr w:type="spellStart"/>
-      <w:r>
-        <w:rPr>
-          <w:rStyle w:val="gnkrckgcmrb"/>
-          <w:rFonts w:ascii="Lucida Console" w:hAnsi="Lucida Console"/>
-          <w:color w:val="0000FF"/>
-          <w:highlight w:val="yellow"/>
-          <w:lang w:val="en-US"/>
-        </w:rPr>
-        <w:t>train</w:t>
-      </w:r>
-      <w:proofErr w:type="spellEnd"/>
-      <w:r>
-        <w:rPr>
-          <w:rStyle w:val="gnkrckgcmrb"/>
-          <w:rFonts w:ascii="Lucida Console" w:hAnsi="Lucida Console"/>
-          <w:color w:val="0000FF"/>
-          <w:highlight w:val="yellow"/>
-          <w:lang w:val="en-US"/>
-        </w:rPr>
-        <w:t>) [2]</w:t>
+        <w:t>train)[1]*dim(train) [2]</w:t>
       </w:r>
     </w:p>
     <w:p>
@@ -1599,7 +1385,6 @@
         <w:pStyle w:val="NormalWeb"/>
         <w:shd w:val="clear" w:color="auto" w:fill="FFFFFF"/>
         <w:spacing w:before="0" w:beforeAutospacing="0" w:after="204" w:afterAutospacing="0"/>
-        <w:jc w:val="both"/>
         <w:rPr>
           <w:lang w:val="en-US"/>
         </w:rPr>
@@ -1610,7 +1395,6 @@
         <w:pStyle w:val="NormalWeb"/>
         <w:shd w:val="clear" w:color="auto" w:fill="FFFFFF"/>
         <w:spacing w:before="0" w:beforeAutospacing="0" w:after="204" w:afterAutospacing="0"/>
-        <w:jc w:val="both"/>
         <w:rPr>
           <w:lang w:val="en-US"/>
         </w:rPr>
@@ -1627,7 +1411,6 @@
         <w:pStyle w:val="NormalWeb"/>
         <w:shd w:val="clear" w:color="auto" w:fill="FFFFFF"/>
         <w:spacing w:before="0" w:beforeAutospacing="0" w:after="204" w:afterAutospacing="0"/>
-        <w:jc w:val="both"/>
         <w:rPr>
           <w:lang w:val="en-US"/>
         </w:rPr>
@@ -2958,7 +2741,6 @@
       <w:pPr>
         <w:shd w:val="clear" w:color="auto" w:fill="FFFFFF"/>
         <w:spacing w:after="0" w:line="240" w:lineRule="auto"/>
-        <w:jc w:val="both"/>
         <w:rPr>
           <w:rFonts w:ascii="Helvetica" w:eastAsia="Times New Roman" w:hAnsi="Helvetica" w:cs="Helvetica"/>
           <w:color w:val="333333"/>
@@ -3039,7 +2821,6 @@
         <w:shd w:val="clear" w:color="auto" w:fill="FFFFFF"/>
         <w:spacing w:beforeAutospacing="1" w:after="0" w:afterAutospacing="1" w:line="240" w:lineRule="auto"/>
         <w:ind w:left="0"/>
-        <w:jc w:val="both"/>
         <w:rPr>
           <w:rFonts w:ascii="Helvetica" w:eastAsia="Times New Roman" w:hAnsi="Helvetica" w:cs="Helvetica"/>
           <w:color w:val="333333"/>
@@ -3209,7 +2990,6 @@
       <w:pPr>
         <w:shd w:val="clear" w:color="auto" w:fill="FFFFFF"/>
         <w:spacing w:after="0" w:line="240" w:lineRule="auto"/>
-        <w:jc w:val="both"/>
         <w:rPr>
           <w:rFonts w:ascii="Helvetica" w:eastAsia="Times New Roman" w:hAnsi="Helvetica" w:cs="Helvetica"/>
           <w:color w:val="333333"/>
@@ -3485,7 +3265,6 @@
         </w:rPr>
         <w:t>. Usaremos la función </w:t>
       </w:r>
-      <w:proofErr w:type="spellStart"/>
       <w:proofErr w:type="gramStart"/>
       <w:r>
         <w:rPr>
@@ -3498,7 +3277,6 @@
         </w:rPr>
         <w:t>plot</w:t>
       </w:r>
-      <w:proofErr w:type="spellEnd"/>
       <w:r>
         <w:rPr>
           <w:rStyle w:val="mjx-char"/>
@@ -3566,51 +3344,57 @@
         <w:pStyle w:val="NormalWeb"/>
         <w:shd w:val="clear" w:color="auto" w:fill="FFFFFF"/>
         <w:spacing w:before="0" w:beforeAutospacing="0" w:after="204" w:afterAutospacing="0"/>
-        <w:jc w:val="both"/>
         <w:rPr>
           <w:color w:val="5B9BD5" w:themeColor="accent1"/>
           <w:lang w:val="en-US"/>
         </w:rPr>
       </w:pPr>
-      <w:proofErr w:type="spellStart"/>
       <w:proofErr w:type="gramStart"/>
       <w:r>
         <w:rPr>
           <w:color w:val="5B9BD5" w:themeColor="accent1"/>
           <w:lang w:val="en-US"/>
         </w:rPr>
-        <w:t>plot</w:t>
-      </w:r>
-      <w:proofErr w:type="spellEnd"/>
+        <w:t>plot(</w:t>
+      </w:r>
+      <w:proofErr w:type="gramEnd"/>
       <w:r>
         <w:rPr>
           <w:color w:val="5B9BD5" w:themeColor="accent1"/>
           <w:lang w:val="en-US"/>
         </w:rPr>
-        <w:t>(</w:t>
-      </w:r>
-      <w:proofErr w:type="gramEnd"/>
+        <w:t xml:space="preserve">data$x1, </w:t>
+      </w:r>
+      <w:proofErr w:type="spellStart"/>
       <w:r>
         <w:rPr>
           <w:color w:val="5B9BD5" w:themeColor="accent1"/>
           <w:lang w:val="en-US"/>
         </w:rPr>
-        <w:t xml:space="preserve">data$x1, </w:t>
-      </w:r>
-      <w:proofErr w:type="spellStart"/>
+        <w:t>xlab</w:t>
+      </w:r>
+      <w:proofErr w:type="spellEnd"/>
       <w:r>
         <w:rPr>
           <w:color w:val="5B9BD5" w:themeColor="accent1"/>
           <w:lang w:val="en-US"/>
         </w:rPr>
-        <w:t>xlab</w:t>
-      </w:r>
-      <w:proofErr w:type="spellEnd"/>
+        <w:t xml:space="preserve">="Variable x1", </w:t>
+      </w:r>
+      <w:proofErr w:type="spellStart"/>
       <w:r>
         <w:rPr>
           <w:color w:val="5B9BD5" w:themeColor="accent1"/>
           <w:lang w:val="en-US"/>
         </w:rPr>
+        <w:t>ylab</w:t>
+      </w:r>
+      <w:proofErr w:type="spellEnd"/>
+      <w:r>
+        <w:rPr>
+          <w:color w:val="5B9BD5" w:themeColor="accent1"/>
+          <w:lang w:val="en-US"/>
+        </w:rPr>
         <w:t>="</w:t>
       </w:r>
       <w:proofErr w:type="spellStart"/>
@@ -3619,7 +3403,7 @@
           <w:color w:val="5B9BD5" w:themeColor="accent1"/>
           <w:lang w:val="en-US"/>
         </w:rPr>
-        <w:t>Variabl</w:t>
+        <w:t>Rango</w:t>
       </w:r>
       <w:proofErr w:type="spellEnd"/>
       <w:r>
@@ -3627,7 +3411,7 @@
           <w:color w:val="5B9BD5" w:themeColor="accent1"/>
           <w:lang w:val="en-US"/>
         </w:rPr>
-        <w:t xml:space="preserve">e x1", </w:t>
+        <w:t>", main="</w:t>
       </w:r>
       <w:proofErr w:type="spellStart"/>
       <w:r>
@@ -3635,7 +3419,7 @@
           <w:color w:val="5B9BD5" w:themeColor="accent1"/>
           <w:lang w:val="en-US"/>
         </w:rPr>
-        <w:t>ylab</w:t>
+        <w:t>Única</w:t>
       </w:r>
       <w:proofErr w:type="spellEnd"/>
       <w:r>
@@ -3643,74 +3427,24 @@
           <w:color w:val="5B9BD5" w:themeColor="accent1"/>
           <w:lang w:val="en-US"/>
         </w:rPr>
-        <w:t>="</w:t>
-      </w:r>
-      <w:proofErr w:type="spellStart"/>
-      <w:r>
-        <w:rPr>
-          <w:color w:val="5B9BD5" w:themeColor="accent1"/>
+        <w:t xml:space="preserve"> variable")</w:t>
+      </w:r>
+    </w:p>
+    <w:p>
+      <w:pPr>
+        <w:pStyle w:val="NormalWeb"/>
+        <w:shd w:val="clear" w:color="auto" w:fill="FFFFFF"/>
+        <w:spacing w:before="0" w:beforeAutospacing="0" w:after="204" w:afterAutospacing="0"/>
+        <w:rPr>
           <w:lang w:val="en-US"/>
         </w:rPr>
-        <w:t>Rango</w:t>
-      </w:r>
-      <w:proofErr w:type="spellEnd"/>
-      <w:r>
-        <w:rPr>
-          <w:color w:val="5B9BD5" w:themeColor="accent1"/>
-          <w:lang w:val="en-US"/>
-        </w:rPr>
-        <w:t xml:space="preserve">", </w:t>
-      </w:r>
-      <w:proofErr w:type="spellStart"/>
-      <w:r>
-        <w:rPr>
-          <w:color w:val="5B9BD5" w:themeColor="accent1"/>
-          <w:lang w:val="en-US"/>
-        </w:rPr>
-        <w:t>main</w:t>
-      </w:r>
-      <w:proofErr w:type="spellEnd"/>
-      <w:r>
-        <w:rPr>
-          <w:color w:val="5B9BD5" w:themeColor="accent1"/>
-          <w:lang w:val="en-US"/>
-        </w:rPr>
-        <w:t>="</w:t>
-      </w:r>
-      <w:proofErr w:type="spellStart"/>
-      <w:r>
-        <w:rPr>
-          <w:color w:val="5B9BD5" w:themeColor="accent1"/>
-          <w:lang w:val="en-US"/>
-        </w:rPr>
-        <w:t>Única</w:t>
-      </w:r>
-      <w:proofErr w:type="spellEnd"/>
-      <w:r>
-        <w:rPr>
-          <w:color w:val="5B9BD5" w:themeColor="accent1"/>
-          <w:lang w:val="en-US"/>
-        </w:rPr>
-        <w:t xml:space="preserve"> variable")</w:t>
-      </w:r>
+      </w:pPr>
     </w:p>
     <w:p>
       <w:pPr>
         <w:pStyle w:val="NormalWeb"/>
         <w:shd w:val="clear" w:color="auto" w:fill="FFFFFF"/>
         <w:spacing w:before="0" w:beforeAutospacing="0" w:after="204" w:afterAutospacing="0"/>
-        <w:jc w:val="both"/>
-        <w:rPr>
-          <w:lang w:val="en-US"/>
-        </w:rPr>
-      </w:pPr>
-    </w:p>
-    <w:p>
-      <w:pPr>
-        <w:pStyle w:val="NormalWeb"/>
-        <w:shd w:val="clear" w:color="auto" w:fill="FFFFFF"/>
-        <w:spacing w:before="0" w:beforeAutospacing="0" w:after="204" w:afterAutospacing="0"/>
-        <w:jc w:val="both"/>
         <w:rPr>
           <w:rFonts w:ascii="Helvetica" w:hAnsi="Helvetica" w:cs="Helvetica"/>
           <w:color w:val="333333"/>
@@ -3798,7 +3532,6 @@
         <w:pStyle w:val="NormalWeb"/>
         <w:shd w:val="clear" w:color="auto" w:fill="FFFFFF"/>
         <w:spacing w:before="0" w:beforeAutospacing="0" w:after="204" w:afterAutospacing="0"/>
-        <w:jc w:val="both"/>
         <w:rPr>
           <w:color w:val="5B9BD5" w:themeColor="accent1"/>
           <w:lang w:val="en-US"/>
@@ -3890,7 +3623,6 @@
         <w:pStyle w:val="NormalWeb"/>
         <w:shd w:val="clear" w:color="auto" w:fill="FFFFFF"/>
         <w:spacing w:before="0" w:beforeAutospacing="0" w:after="204" w:afterAutospacing="0"/>
-        <w:jc w:val="both"/>
         <w:rPr>
           <w:rFonts w:ascii="Helvetica" w:hAnsi="Helvetica" w:cs="Helvetica"/>
           <w:color w:val="333333"/>
@@ -4049,7 +3781,6 @@
         <w:pStyle w:val="NormalWeb"/>
         <w:shd w:val="clear" w:color="auto" w:fill="FFFFFF"/>
         <w:spacing w:before="0" w:beforeAutospacing="0" w:after="204" w:afterAutospacing="0"/>
-        <w:jc w:val="both"/>
         <w:rPr>
           <w:color w:val="5B9BD5" w:themeColor="accent1"/>
           <w:lang w:val="en-US"/>
@@ -4254,7 +3985,6 @@
         <w:pStyle w:val="NormalWeb"/>
         <w:shd w:val="clear" w:color="auto" w:fill="FFFFFF"/>
         <w:spacing w:before="0" w:beforeAutospacing="0" w:after="204" w:afterAutospacing="0"/>
-        <w:jc w:val="both"/>
         <w:rPr>
           <w:color w:val="5B9BD5" w:themeColor="accent1"/>
           <w:lang w:val="en-US"/>
@@ -4328,7 +4058,6 @@
         <w:pStyle w:val="NormalWeb"/>
         <w:shd w:val="clear" w:color="auto" w:fill="FFFFFF"/>
         <w:spacing w:before="0" w:beforeAutospacing="0" w:after="204" w:afterAutospacing="0"/>
-        <w:jc w:val="both"/>
         <w:rPr>
           <w:lang w:val="en-US"/>
         </w:rPr>
@@ -4338,7 +4067,6 @@
       <w:pPr>
         <w:shd w:val="clear" w:color="auto" w:fill="FFFFFF"/>
         <w:spacing w:after="0" w:line="240" w:lineRule="auto"/>
-        <w:jc w:val="both"/>
         <w:rPr>
           <w:rFonts w:ascii="Helvetica" w:eastAsia="Times New Roman" w:hAnsi="Helvetica" w:cs="Helvetica"/>
           <w:color w:val="333333"/>
@@ -4455,7 +4183,6 @@
         <w:shd w:val="clear" w:color="auto" w:fill="FFFFFF"/>
         <w:spacing w:beforeAutospacing="1" w:after="0" w:afterAutospacing="1" w:line="240" w:lineRule="auto"/>
         <w:ind w:left="0"/>
-        <w:jc w:val="both"/>
         <w:rPr>
           <w:rFonts w:ascii="Helvetica" w:eastAsia="Times New Roman" w:hAnsi="Helvetica" w:cs="Helvetica"/>
           <w:color w:val="333333"/>
@@ -4693,7 +4420,6 @@
         </w:rPr>
         <w:t> indicándole los datos a calcular. Luego usamos la función </w:t>
       </w:r>
-      <w:proofErr w:type="spellStart"/>
       <w:proofErr w:type="gramStart"/>
       <w:r>
         <w:rPr>
@@ -4706,9 +4432,9 @@
           <w:szCs w:val="24"/>
           <w:lang w:eastAsia="es-VE"/>
         </w:rPr>
-        <w:t>plot</w:t>
-      </w:r>
-      <w:proofErr w:type="spellEnd"/>
+        <w:t>plot(</w:t>
+      </w:r>
+      <w:proofErr w:type="gramEnd"/>
       <w:r>
         <w:rPr>
           <w:rFonts w:ascii="Helvetica" w:eastAsia="Times New Roman" w:hAnsi="Helvetica" w:cs="Helvetica"/>
@@ -4720,31 +4446,17 @@
           <w:szCs w:val="24"/>
           <w:lang w:eastAsia="es-VE"/>
         </w:rPr>
-        <w:t>(</w:t>
-      </w:r>
-      <w:proofErr w:type="gramEnd"/>
+        <w:t>)</w:t>
+      </w:r>
       <w:r>
         <w:rPr>
           <w:rFonts w:ascii="Helvetica" w:eastAsia="Times New Roman" w:hAnsi="Helvetica" w:cs="Helvetica"/>
-          <w:i/>
-          <w:iCs/>
           <w:color w:val="333333"/>
           <w:spacing w:val="3"/>
           <w:sz w:val="24"/>
           <w:szCs w:val="24"/>
           <w:lang w:eastAsia="es-VE"/>
         </w:rPr>
-        <w:t>)</w:t>
-      </w:r>
-      <w:r>
-        <w:rPr>
-          <w:rFonts w:ascii="Helvetica" w:eastAsia="Times New Roman" w:hAnsi="Helvetica" w:cs="Helvetica"/>
-          <w:color w:val="333333"/>
-          <w:spacing w:val="3"/>
-          <w:sz w:val="24"/>
-          <w:szCs w:val="24"/>
-          <w:lang w:eastAsia="es-VE"/>
-        </w:rPr>
         <w:t> para ver la existencia de valores atípicos.</w:t>
       </w:r>
     </w:p>
@@ -4753,7 +4465,6 @@
         <w:pStyle w:val="NormalWeb"/>
         <w:shd w:val="clear" w:color="auto" w:fill="FFFFFF"/>
         <w:spacing w:before="0" w:beforeAutospacing="0" w:after="204" w:afterAutospacing="0"/>
-        <w:jc w:val="both"/>
         <w:rPr>
           <w:rStyle w:val="gnkrckgcmrb"/>
           <w:rFonts w:ascii="Lucida Console" w:eastAsiaTheme="minorHAnsi" w:hAnsi="Lucida Console" w:cstheme="minorBidi"/>
@@ -4822,7 +4533,6 @@
         <w:pStyle w:val="NormalWeb"/>
         <w:shd w:val="clear" w:color="auto" w:fill="FFFFFF"/>
         <w:spacing w:before="0" w:beforeAutospacing="0" w:after="204" w:afterAutospacing="0"/>
-        <w:jc w:val="both"/>
         <w:rPr>
           <w:lang w:val="en-US"/>
         </w:rPr>
@@ -4888,7 +4598,6 @@
         <w:pStyle w:val="NormalWeb"/>
         <w:shd w:val="clear" w:color="auto" w:fill="FFFFFF"/>
         <w:spacing w:before="0" w:beforeAutospacing="0" w:after="204" w:afterAutospacing="0"/>
-        <w:jc w:val="both"/>
         <w:rPr>
           <w:color w:val="5B9BD5" w:themeColor="accent1"/>
           <w:lang w:val="en-US"/>
@@ -4900,7 +4609,6 @@
         <w:pStyle w:val="NormalWeb"/>
         <w:shd w:val="clear" w:color="auto" w:fill="FFFFFF"/>
         <w:spacing w:before="0" w:beforeAutospacing="0" w:after="204" w:afterAutospacing="0"/>
-        <w:jc w:val="both"/>
         <w:rPr>
           <w:color w:val="5B9BD5" w:themeColor="accent1"/>
           <w:lang w:val="en-US"/>
@@ -4969,7 +4677,6 @@
           <w:color w:val="5B9BD5" w:themeColor="accent1"/>
         </w:rPr>
       </w:pPr>
-      <w:proofErr w:type="spellStart"/>
       <w:proofErr w:type="gramStart"/>
       <w:r>
         <w:rPr>
@@ -4977,25 +4684,52 @@
           <w:rFonts w:ascii="Lucida Console" w:hAnsi="Lucida Console"/>
           <w:color w:val="5B9BD5" w:themeColor="accent1"/>
         </w:rPr>
-        <w:t>plot</w:t>
-      </w:r>
-      <w:proofErr w:type="spellEnd"/>
+        <w:t>plot(</w:t>
+      </w:r>
+      <w:proofErr w:type="spellStart"/>
+      <w:proofErr w:type="gramEnd"/>
       <w:r>
         <w:rPr>
           <w:rStyle w:val="gnkrckgcmrb"/>
           <w:rFonts w:ascii="Lucida Console" w:hAnsi="Lucida Console"/>
           <w:color w:val="5B9BD5" w:themeColor="accent1"/>
         </w:rPr>
-        <w:t>(</w:t>
-      </w:r>
-      <w:proofErr w:type="spellStart"/>
-      <w:proofErr w:type="gramEnd"/>
+        <w:t>mahalanobis</w:t>
+      </w:r>
+      <w:proofErr w:type="spellEnd"/>
       <w:r>
         <w:rPr>
           <w:rStyle w:val="gnkrckgcmrb"/>
           <w:rFonts w:ascii="Lucida Console" w:hAnsi="Lucida Console"/>
           <w:color w:val="5B9BD5" w:themeColor="accent1"/>
         </w:rPr>
+        <w:t xml:space="preserve">, </w:t>
+      </w:r>
+      <w:proofErr w:type="spellStart"/>
+      <w:r>
+        <w:rPr>
+          <w:rStyle w:val="gnkrckgcmrb"/>
+          <w:rFonts w:ascii="Lucida Console" w:hAnsi="Lucida Console"/>
+          <w:color w:val="5B9BD5" w:themeColor="accent1"/>
+        </w:rPr>
+        <w:t>xlab</w:t>
+      </w:r>
+      <w:proofErr w:type="spellEnd"/>
+      <w:r>
+        <w:rPr>
+          <w:rStyle w:val="gnkrckgcmrb"/>
+          <w:rFonts w:ascii="Lucida Console" w:hAnsi="Lucida Console"/>
+          <w:color w:val="5B9BD5" w:themeColor="accent1"/>
+        </w:rPr>
+        <w:t>="</w:t>
+      </w:r>
+      <w:proofErr w:type="spellStart"/>
+      <w:r>
+        <w:rPr>
+          <w:rStyle w:val="gnkrckgcmrb"/>
+          <w:rFonts w:ascii="Lucida Console" w:hAnsi="Lucida Console"/>
+          <w:color w:val="5B9BD5" w:themeColor="accent1"/>
+        </w:rPr>
         <w:t>mahalanobis</w:t>
       </w:r>
       <w:proofErr w:type="spellEnd"/>
@@ -5005,7 +4739,7 @@
           <w:rFonts w:ascii="Lucida Console" w:hAnsi="Lucida Console"/>
           <w:color w:val="5B9BD5" w:themeColor="accent1"/>
         </w:rPr>
-        <w:t xml:space="preserve">, </w:t>
+        <w:t xml:space="preserve">", </w:t>
       </w:r>
       <w:proofErr w:type="spellStart"/>
       <w:r>
@@ -5014,7 +4748,7 @@
           <w:rFonts w:ascii="Lucida Console" w:hAnsi="Lucida Console"/>
           <w:color w:val="5B9BD5" w:themeColor="accent1"/>
         </w:rPr>
-        <w:t>xlab</w:t>
+        <w:t>ylab</w:t>
       </w:r>
       <w:proofErr w:type="spellEnd"/>
       <w:r>
@@ -5023,7 +4757,7 @@
           <w:rFonts w:ascii="Lucida Console" w:hAnsi="Lucida Console"/>
           <w:color w:val="5B9BD5" w:themeColor="accent1"/>
         </w:rPr>
-        <w:t>="</w:t>
+        <w:t xml:space="preserve">="Rango", </w:t>
       </w:r>
       <w:proofErr w:type="spellStart"/>
       <w:r>
@@ -5032,7 +4766,7 @@
           <w:rFonts w:ascii="Lucida Console" w:hAnsi="Lucida Console"/>
           <w:color w:val="5B9BD5" w:themeColor="accent1"/>
         </w:rPr>
-        <w:t>mahalanobis</w:t>
+        <w:t>main</w:t>
       </w:r>
       <w:proofErr w:type="spellEnd"/>
       <w:r>
@@ -5041,42 +4775,6 @@
           <w:rFonts w:ascii="Lucida Console" w:hAnsi="Lucida Console"/>
           <w:color w:val="5B9BD5" w:themeColor="accent1"/>
         </w:rPr>
-        <w:t xml:space="preserve">", </w:t>
-      </w:r>
-      <w:proofErr w:type="spellStart"/>
-      <w:r>
-        <w:rPr>
-          <w:rStyle w:val="gnkrckgcmrb"/>
-          <w:rFonts w:ascii="Lucida Console" w:hAnsi="Lucida Console"/>
-          <w:color w:val="5B9BD5" w:themeColor="accent1"/>
-        </w:rPr>
-        <w:t>ylab</w:t>
-      </w:r>
-      <w:proofErr w:type="spellEnd"/>
-      <w:r>
-        <w:rPr>
-          <w:rStyle w:val="gnkrckgcmrb"/>
-          <w:rFonts w:ascii="Lucida Console" w:hAnsi="Lucida Console"/>
-          <w:color w:val="5B9BD5" w:themeColor="accent1"/>
-        </w:rPr>
-        <w:t xml:space="preserve">="Rango", </w:t>
-      </w:r>
-      <w:proofErr w:type="spellStart"/>
-      <w:r>
-        <w:rPr>
-          <w:rStyle w:val="gnkrckgcmrb"/>
-          <w:rFonts w:ascii="Lucida Console" w:hAnsi="Lucida Console"/>
-          <w:color w:val="5B9BD5" w:themeColor="accent1"/>
-        </w:rPr>
-        <w:t>main</w:t>
-      </w:r>
-      <w:proofErr w:type="spellEnd"/>
-      <w:r>
-        <w:rPr>
-          <w:rStyle w:val="gnkrckgcmrb"/>
-          <w:rFonts w:ascii="Lucida Console" w:hAnsi="Lucida Console"/>
-          <w:color w:val="5B9BD5" w:themeColor="accent1"/>
-        </w:rPr>
         <w:t>=" ")</w:t>
       </w:r>
     </w:p>
@@ -5085,7 +4783,6 @@
         <w:pStyle w:val="NormalWeb"/>
         <w:shd w:val="clear" w:color="auto" w:fill="FFFFFF"/>
         <w:spacing w:before="0" w:beforeAutospacing="0" w:after="204" w:afterAutospacing="0"/>
-        <w:jc w:val="both"/>
       </w:pPr>
     </w:p>
     <w:p>
@@ -5158,7 +4855,6 @@
         <w:pStyle w:val="NormalWeb"/>
         <w:shd w:val="clear" w:color="auto" w:fill="FFFFFF"/>
         <w:spacing w:before="0" w:beforeAutospacing="0" w:after="204" w:afterAutospacing="0"/>
-        <w:jc w:val="both"/>
         <w:rPr>
           <w:rFonts w:ascii="Helvetica" w:hAnsi="Helvetica" w:cs="Helvetica"/>
           <w:color w:val="333333"/>
@@ -5260,7 +4956,6 @@
         <w:pStyle w:val="NormalWeb"/>
         <w:shd w:val="clear" w:color="auto" w:fill="FFFFFF"/>
         <w:spacing w:before="0" w:beforeAutospacing="0" w:after="204" w:afterAutospacing="0"/>
-        <w:jc w:val="both"/>
         <w:rPr>
           <w:rFonts w:ascii="Helvetica" w:hAnsi="Helvetica" w:cs="Helvetica"/>
           <w:color w:val="333333"/>
@@ -5274,7 +4969,6 @@
         <w:pStyle w:val="NormalWeb"/>
         <w:shd w:val="clear" w:color="auto" w:fill="FFFFFF"/>
         <w:spacing w:before="0" w:beforeAutospacing="0" w:after="204" w:afterAutospacing="0"/>
-        <w:jc w:val="both"/>
       </w:pPr>
     </w:p>
     <w:p>
@@ -5286,7 +4980,6 @@
         <w:shd w:val="clear" w:color="auto" w:fill="FFFFFF"/>
         <w:spacing w:beforeAutospacing="1" w:after="0" w:afterAutospacing="1" w:line="240" w:lineRule="auto"/>
         <w:ind w:left="0"/>
-        <w:jc w:val="both"/>
         <w:rPr>
           <w:rFonts w:ascii="Helvetica" w:eastAsia="Times New Roman" w:hAnsi="Helvetica" w:cs="Helvetica"/>
           <w:color w:val="333333"/>
@@ -6226,7 +5919,6 @@
         <w:pStyle w:val="NormalWeb"/>
         <w:shd w:val="clear" w:color="auto" w:fill="FFFFFF"/>
         <w:spacing w:before="0" w:beforeAutospacing="0" w:after="204" w:afterAutospacing="0"/>
-        <w:jc w:val="both"/>
       </w:pPr>
       <w:r>
         <w:br w:type="page"/>
@@ -6237,7 +5929,6 @@
         <w:pStyle w:val="NormalWeb"/>
         <w:shd w:val="clear" w:color="auto" w:fill="FFFFFF"/>
         <w:spacing w:before="0" w:beforeAutospacing="0" w:after="204" w:afterAutospacing="0"/>
-        <w:jc w:val="both"/>
       </w:pPr>
     </w:p>
     <w:p>
@@ -6281,7 +5972,6 @@
         <w:pStyle w:val="NormalWeb"/>
         <w:shd w:val="clear" w:color="auto" w:fill="FFFFFF"/>
         <w:spacing w:before="0" w:beforeAutospacing="0" w:after="204" w:afterAutospacing="0"/>
-        <w:jc w:val="both"/>
       </w:pPr>
     </w:p>
     <w:p>
@@ -6289,7 +5979,6 @@
         <w:pStyle w:val="NormalWeb"/>
         <w:shd w:val="clear" w:color="auto" w:fill="FFFFFF"/>
         <w:spacing w:before="0" w:beforeAutospacing="0" w:after="204" w:afterAutospacing="0"/>
-        <w:jc w:val="both"/>
       </w:pPr>
     </w:p>
     <w:p>
@@ -6297,7 +5986,6 @@
         <w:pStyle w:val="NormalWeb"/>
         <w:shd w:val="clear" w:color="auto" w:fill="FFFFFF"/>
         <w:spacing w:before="0" w:beforeAutospacing="0" w:after="204" w:afterAutospacing="0"/>
-        <w:jc w:val="both"/>
       </w:pPr>
       <w:r>
         <w:rPr>
@@ -6458,7 +6146,6 @@
         <w:pStyle w:val="NormalWeb"/>
         <w:shd w:val="clear" w:color="auto" w:fill="FFFFFF"/>
         <w:spacing w:before="0" w:beforeAutospacing="0" w:after="204" w:afterAutospacing="0"/>
-        <w:jc w:val="both"/>
       </w:pPr>
     </w:p>
     <w:p>
@@ -6466,7 +6153,6 @@
         <w:pStyle w:val="NormalWeb"/>
         <w:shd w:val="clear" w:color="auto" w:fill="FFFFFF"/>
         <w:spacing w:before="0" w:beforeAutospacing="0" w:after="204" w:afterAutospacing="0"/>
-        <w:jc w:val="both"/>
       </w:pPr>
     </w:p>
     <w:p>
@@ -6513,7 +6199,6 @@
         <w:pStyle w:val="NormalWeb"/>
         <w:shd w:val="clear" w:color="auto" w:fill="FFFFFF"/>
         <w:spacing w:before="0" w:beforeAutospacing="0" w:after="204" w:afterAutospacing="0"/>
-        <w:jc w:val="both"/>
       </w:pPr>
       <w:r>
         <w:rPr>
@@ -6574,7 +6259,6 @@
         <w:pStyle w:val="NormalWeb"/>
         <w:shd w:val="clear" w:color="auto" w:fill="FFFFFF"/>
         <w:spacing w:before="0" w:beforeAutospacing="0" w:after="204" w:afterAutospacing="0"/>
-        <w:jc w:val="both"/>
         <w:rPr>
           <w:color w:val="5B9BD5" w:themeColor="accent1"/>
           <w:lang w:val="en-US"/>
@@ -6699,7 +6383,6 @@
         <w:pStyle w:val="NormalWeb"/>
         <w:shd w:val="clear" w:color="auto" w:fill="FFFFFF"/>
         <w:spacing w:before="0" w:beforeAutospacing="0" w:after="204" w:afterAutospacing="0"/>
-        <w:jc w:val="both"/>
         <w:rPr>
           <w:color w:val="5B9BD5" w:themeColor="accent1"/>
           <w:lang w:val="en-US"/>
@@ -6711,7 +6394,6 @@
         <w:pStyle w:val="NormalWeb"/>
         <w:shd w:val="clear" w:color="auto" w:fill="FFFFFF"/>
         <w:spacing w:before="0" w:beforeAutospacing="0" w:after="204" w:afterAutospacing="0"/>
-        <w:jc w:val="both"/>
         <w:rPr>
           <w:color w:val="5B9BD5" w:themeColor="accent1"/>
           <w:lang w:val="en-US"/>
@@ -6776,7 +6458,6 @@
         <w:pStyle w:val="NormalWeb"/>
         <w:shd w:val="clear" w:color="auto" w:fill="FFFFFF"/>
         <w:spacing w:before="0" w:beforeAutospacing="0" w:after="204" w:afterAutospacing="0"/>
-        <w:jc w:val="both"/>
         <w:rPr>
           <w:color w:val="5B9BD5" w:themeColor="accent1"/>
           <w:lang w:val="en-US"/>
@@ -6813,7 +6494,6 @@
         <w:pStyle w:val="NormalWeb"/>
         <w:shd w:val="clear" w:color="auto" w:fill="FFFFFF"/>
         <w:spacing w:before="0" w:beforeAutospacing="0" w:after="204" w:afterAutospacing="0"/>
-        <w:jc w:val="both"/>
         <w:rPr>
           <w:color w:val="5B9BD5" w:themeColor="accent1"/>
           <w:lang w:val="en-US"/>
@@ -6825,7 +6505,6 @@
         <w:pStyle w:val="NormalWeb"/>
         <w:shd w:val="clear" w:color="auto" w:fill="FFFFFF"/>
         <w:spacing w:before="0" w:beforeAutospacing="0" w:after="204" w:afterAutospacing="0"/>
-        <w:jc w:val="both"/>
         <w:rPr>
           <w:color w:val="5B9BD5" w:themeColor="accent1"/>
           <w:lang w:val="en-US"/>
@@ -6890,7 +6569,6 @@
         <w:pStyle w:val="NormalWeb"/>
         <w:shd w:val="clear" w:color="auto" w:fill="FFFFFF"/>
         <w:spacing w:before="0" w:beforeAutospacing="0" w:after="204" w:afterAutospacing="0"/>
-        <w:jc w:val="both"/>
         <w:rPr>
           <w:color w:val="5B9BD5" w:themeColor="accent1"/>
           <w:lang w:val="en-US"/>
@@ -6952,7 +6630,6 @@
         <w:pStyle w:val="NormalWeb"/>
         <w:shd w:val="clear" w:color="auto" w:fill="FFFFFF"/>
         <w:spacing w:before="0" w:beforeAutospacing="0" w:after="204" w:afterAutospacing="0"/>
-        <w:jc w:val="both"/>
         <w:rPr>
           <w:color w:val="5B9BD5" w:themeColor="accent1"/>
           <w:lang w:val="en-US"/>
@@ -6964,7 +6641,6 @@
         <w:pStyle w:val="NormalWeb"/>
         <w:shd w:val="clear" w:color="auto" w:fill="FFFFFF"/>
         <w:spacing w:before="0" w:beforeAutospacing="0" w:after="204" w:afterAutospacing="0"/>
-        <w:jc w:val="both"/>
         <w:rPr>
           <w:color w:val="5B9BD5" w:themeColor="accent1"/>
           <w:lang w:val="en-US"/>
@@ -7026,7 +6702,6 @@
         <w:pStyle w:val="NormalWeb"/>
         <w:shd w:val="clear" w:color="auto" w:fill="FFFFFF"/>
         <w:spacing w:before="0" w:beforeAutospacing="0" w:after="204" w:afterAutospacing="0"/>
-        <w:jc w:val="both"/>
         <w:rPr>
           <w:color w:val="5B9BD5" w:themeColor="accent1"/>
           <w:lang w:val="en-US"/>
@@ -8549,7 +8224,6 @@
       <w:pPr>
         <w:shd w:val="clear" w:color="auto" w:fill="FFFFFF"/>
         <w:spacing w:after="204" w:line="240" w:lineRule="auto"/>
-        <w:jc w:val="both"/>
         <w:rPr>
           <w:rFonts w:ascii="Helvetica" w:eastAsia="Times New Roman" w:hAnsi="Helvetica" w:cs="Helvetica"/>
           <w:color w:val="333333"/>
@@ -8961,20 +8635,7 @@
           <w:szCs w:val="36"/>
           <w:highlight w:val="yellow"/>
         </w:rPr>
-        <w:t>regresió</w:t>
-      </w:r>
-      <w:r>
-        <w:rPr>
-          <w:rFonts w:ascii="Helvetica" w:hAnsi="Helvetica" w:cs="Helvetica"/>
-          <w:b/>
-          <w:bCs/>
-          <w:color w:val="333333"/>
-          <w:spacing w:val="3"/>
-          <w:sz w:val="36"/>
-          <w:szCs w:val="36"/>
-          <w:highlight w:val="yellow"/>
-        </w:rPr>
-        <w:t>n</w:t>
+        <w:t>regresión</w:t>
       </w:r>
       <w:r>
         <w:rPr>
@@ -9253,23 +8914,7 @@
           <w:rFonts w:ascii="Lucida Console" w:hAnsi="Lucida Console"/>
           <w:color w:val="0000FF"/>
         </w:rPr>
-        <w:t>~</w:t>
-      </w:r>
-      <w:r>
-        <w:rPr>
-          <w:rStyle w:val="gnkrckgcmrb"/>
-          <w:rFonts w:ascii="Lucida Console" w:hAnsi="Lucida Console"/>
-          <w:color w:val="0000FF"/>
-        </w:rPr>
-        <w:t>.</w:t>
-      </w:r>
-      <w:r>
-        <w:rPr>
-          <w:rStyle w:val="gnkrckgcmrb"/>
-          <w:rFonts w:ascii="Lucida Console" w:hAnsi="Lucida Console"/>
-          <w:color w:val="0000FF"/>
-        </w:rPr>
-        <w:t xml:space="preserve">, </w:t>
+        <w:t xml:space="preserve">~., </w:t>
       </w:r>
       <w:r>
         <w:rPr>
@@ -9762,7 +9407,6 @@
         <w:pStyle w:val="NormalWeb"/>
         <w:shd w:val="clear" w:color="auto" w:fill="FFFFFF"/>
         <w:spacing w:before="0" w:beforeAutospacing="0" w:after="204" w:afterAutospacing="0"/>
-        <w:jc w:val="both"/>
       </w:pPr>
       <w:r>
         <w:rPr>
@@ -9804,7 +9448,6 @@
         <w:pStyle w:val="NormalWeb"/>
         <w:shd w:val="clear" w:color="auto" w:fill="FFFFFF"/>
         <w:spacing w:before="0" w:beforeAutospacing="0" w:after="204" w:afterAutospacing="0"/>
-        <w:jc w:val="both"/>
       </w:pPr>
       <w:r>
         <w:rPr>
@@ -10940,7 +10583,6 @@
         <w:shd w:val="clear" w:color="auto" w:fill="FFFFFF"/>
         <w:spacing w:before="100" w:beforeAutospacing="1" w:after="100" w:afterAutospacing="1" w:line="240" w:lineRule="auto"/>
         <w:ind w:left="0"/>
-        <w:jc w:val="both"/>
         <w:rPr>
           <w:rFonts w:ascii="Helvetica" w:eastAsia="Times New Roman" w:hAnsi="Helvetica" w:cs="Helvetica"/>
           <w:color w:val="333333"/>
@@ -11202,7 +10844,6 @@
         <w:pStyle w:val="NormalWeb"/>
         <w:shd w:val="clear" w:color="auto" w:fill="FFFFFF"/>
         <w:spacing w:before="0" w:beforeAutospacing="0" w:after="204" w:afterAutospacing="0"/>
-        <w:jc w:val="both"/>
       </w:pPr>
       <w:r>
         <w:rPr>
@@ -11263,7 +10904,6 @@
         <w:pStyle w:val="NormalWeb"/>
         <w:shd w:val="clear" w:color="auto" w:fill="FFFFFF"/>
         <w:spacing w:before="0" w:beforeAutospacing="0" w:after="204" w:afterAutospacing="0"/>
-        <w:jc w:val="both"/>
       </w:pPr>
     </w:p>
     <w:p>
@@ -11375,7 +11015,6 @@
         <w:pStyle w:val="NormalWeb"/>
         <w:shd w:val="clear" w:color="auto" w:fill="FFFFFF"/>
         <w:spacing w:before="0" w:beforeAutospacing="0" w:after="204" w:afterAutospacing="0"/>
-        <w:jc w:val="both"/>
       </w:pPr>
     </w:p>
     <w:p>
@@ -11383,7 +11022,6 @@
         <w:pStyle w:val="NormalWeb"/>
         <w:shd w:val="clear" w:color="auto" w:fill="FFFFFF"/>
         <w:spacing w:before="0" w:beforeAutospacing="0" w:after="204" w:afterAutospacing="0"/>
-        <w:jc w:val="both"/>
       </w:pPr>
     </w:p>
     <w:p>
@@ -11391,7 +11029,6 @@
         <w:pStyle w:val="NormalWeb"/>
         <w:shd w:val="clear" w:color="auto" w:fill="FFFFFF"/>
         <w:spacing w:before="0" w:beforeAutospacing="0" w:after="204" w:afterAutospacing="0"/>
-        <w:jc w:val="both"/>
       </w:pPr>
     </w:p>
     <w:p>
@@ -11437,7 +11074,6 @@
       <w:pPr>
         <w:shd w:val="clear" w:color="auto" w:fill="FFFFFF"/>
         <w:spacing w:after="204" w:line="240" w:lineRule="auto"/>
-        <w:jc w:val="both"/>
         <w:rPr>
           <w:rFonts w:ascii="Helvetica" w:eastAsia="Times New Roman" w:hAnsi="Helvetica" w:cs="Helvetica"/>
           <w:color w:val="333333"/>
@@ -11542,7 +11178,6 @@
         <w:pStyle w:val="NormalWeb"/>
         <w:shd w:val="clear" w:color="auto" w:fill="FFFFFF"/>
         <w:spacing w:before="0" w:beforeAutospacing="0" w:after="204" w:afterAutospacing="0"/>
-        <w:jc w:val="both"/>
       </w:pPr>
     </w:p>
     <w:p>
@@ -11550,7 +11185,6 @@
         <w:pStyle w:val="NormalWeb"/>
         <w:shd w:val="clear" w:color="auto" w:fill="FFFFFF"/>
         <w:spacing w:before="0" w:beforeAutospacing="0" w:after="204" w:afterAutospacing="0"/>
-        <w:jc w:val="both"/>
       </w:pPr>
       <w:r>
         <w:rPr>
@@ -12097,7 +11731,6 @@
         <w:pStyle w:val="Ttulo3"/>
         <w:shd w:val="clear" w:color="auto" w:fill="FFFFFF"/>
         <w:spacing w:before="306" w:after="204"/>
-        <w:jc w:val="both"/>
         <w:rPr>
           <w:rStyle w:val="header-section-number"/>
           <w:rFonts w:ascii="Helvetica" w:hAnsi="Helvetica" w:cs="Helvetica"/>
@@ -12909,7 +12542,6 @@
         <w:pStyle w:val="NormalWeb"/>
         <w:shd w:val="clear" w:color="auto" w:fill="FFFFFF"/>
         <w:spacing w:before="0" w:beforeAutospacing="0" w:after="204" w:afterAutospacing="0"/>
-        <w:jc w:val="both"/>
         <w:rPr>
           <w:rFonts w:ascii="Helvetica" w:hAnsi="Helvetica" w:cs="Helvetica"/>
           <w:color w:val="333333"/>
@@ -13037,7 +12669,6 @@
         <w:pStyle w:val="NormalWeb"/>
         <w:shd w:val="clear" w:color="auto" w:fill="FFFFFF"/>
         <w:spacing w:before="0" w:beforeAutospacing="0" w:after="204" w:afterAutospacing="0"/>
-        <w:jc w:val="both"/>
         <w:rPr>
           <w:rFonts w:ascii="Helvetica" w:hAnsi="Helvetica" w:cs="Helvetica"/>
           <w:color w:val="333333"/>
@@ -13945,7 +13576,6 @@
         <w:pStyle w:val="NormalWeb"/>
         <w:shd w:val="clear" w:color="auto" w:fill="FFFFFF"/>
         <w:spacing w:before="0" w:beforeAutospacing="0" w:after="204" w:afterAutospacing="0"/>
-        <w:jc w:val="both"/>
         <w:rPr>
           <w:rFonts w:ascii="Helvetica" w:hAnsi="Helvetica" w:cs="Helvetica"/>
           <w:color w:val="333333"/>
@@ -14279,7 +13909,6 @@
         <w:pStyle w:val="NormalWeb"/>
         <w:shd w:val="clear" w:color="auto" w:fill="FFFFFF"/>
         <w:spacing w:before="0" w:beforeAutospacing="0" w:after="204" w:afterAutospacing="0"/>
-        <w:jc w:val="both"/>
         <w:rPr>
           <w:rFonts w:ascii="Helvetica" w:hAnsi="Helvetica" w:cs="Helvetica"/>
           <w:color w:val="333333"/>
@@ -14292,7 +13921,6 @@
         <w:pStyle w:val="NormalWeb"/>
         <w:shd w:val="clear" w:color="auto" w:fill="FFFFFF"/>
         <w:spacing w:before="0" w:beforeAutospacing="0" w:after="204" w:afterAutospacing="0"/>
-        <w:jc w:val="both"/>
         <w:rPr>
           <w:rFonts w:ascii="Helvetica" w:hAnsi="Helvetica" w:cs="Helvetica"/>
           <w:color w:val="333333"/>
@@ -14844,7 +14472,6 @@
         <w:pStyle w:val="NormalWeb"/>
         <w:shd w:val="clear" w:color="auto" w:fill="FFFFFF"/>
         <w:spacing w:before="0" w:beforeAutospacing="0" w:after="204" w:afterAutospacing="0"/>
-        <w:jc w:val="both"/>
         <w:rPr>
           <w:rFonts w:ascii="Helvetica" w:hAnsi="Helvetica" w:cs="Helvetica"/>
           <w:color w:val="333333"/>
@@ -14961,7 +14588,32 @@
           <w:color w:val="333333"/>
           <w:spacing w:val="3"/>
         </w:rPr>
-        <w:t> que nos proporciona el paquete </w:t>
+        <w:t> </w:t>
+      </w:r>
+      <w:r>
+        <w:rPr>
+          <w:rFonts w:ascii="Helvetica" w:hAnsi="Helvetica" w:cs="Helvetica"/>
+          <w:color w:val="333333"/>
+          <w:spacing w:val="3"/>
+          <w:highlight w:val="yellow"/>
+        </w:rPr>
+        <w:t>(incumplimiento)</w:t>
+      </w:r>
+      <w:r>
+        <w:rPr>
+          <w:rFonts w:ascii="Helvetica" w:hAnsi="Helvetica" w:cs="Helvetica"/>
+          <w:color w:val="333333"/>
+          <w:spacing w:val="3"/>
+        </w:rPr>
+        <w:t xml:space="preserve"> </w:t>
+      </w:r>
+      <w:r>
+        <w:rPr>
+          <w:rFonts w:ascii="Helvetica" w:hAnsi="Helvetica" w:cs="Helvetica"/>
+          <w:color w:val="333333"/>
+          <w:spacing w:val="3"/>
+        </w:rPr>
+        <w:t>que nos proporciona el paquete </w:t>
       </w:r>
       <w:r>
         <w:rPr>
@@ -14971,6 +14623,26 @@
           <w:spacing w:val="3"/>
         </w:rPr>
         <w:t>ISLR</w:t>
+      </w:r>
+      <w:r>
+        <w:rPr>
+          <w:rStyle w:val="nfasis"/>
+          <w:rFonts w:ascii="Helvetica" w:hAnsi="Helvetica" w:cs="Helvetica"/>
+          <w:color w:val="333333"/>
+          <w:spacing w:val="3"/>
+        </w:rPr>
+        <w:t xml:space="preserve"> </w:t>
+      </w:r>
+      <w:r>
+        <w:rPr>
+          <w:rStyle w:val="nfasis"/>
+          <w:rFonts w:ascii="Helvetica" w:hAnsi="Helvetica" w:cs="Helvetica"/>
+          <w:i w:val="0"/>
+          <w:color w:val="333333"/>
+          <w:spacing w:val="3"/>
+          <w:highlight w:val="yellow"/>
+        </w:rPr>
+        <w:t>sobre registros de clientes con incumplimiento de pagos de una empresa de tarjetas de crédito</w:t>
       </w:r>
       <w:r>
         <w:rPr>
@@ -15171,7 +14843,6 @@
         <w:shd w:val="clear" w:color="auto" w:fill="FFFFFF"/>
         <w:wordWrap w:val="0"/>
         <w:spacing w:line="240" w:lineRule="atLeast"/>
-        <w:jc w:val="both"/>
         <w:rPr>
           <w:rStyle w:val="gnkrckgcmrb"/>
           <w:rFonts w:ascii="Lucida Console" w:hAnsi="Lucida Console"/>
@@ -15185,7 +14856,56 @@
           <w:spacing w:val="3"/>
           <w:shd w:val="clear" w:color="auto" w:fill="FFFFFF"/>
         </w:rPr>
-        <w:t>Si queremos crear un modelo logístico que tenga variables independientes </w:t>
+        <w:lastRenderedPageBreak/>
+        <w:t xml:space="preserve">Si queremos crear un modelo logístico </w:t>
+      </w:r>
+      <w:r>
+        <w:rPr>
+          <w:rFonts w:ascii="Helvetica" w:hAnsi="Helvetica" w:cs="Helvetica"/>
+          <w:color w:val="333333"/>
+          <w:spacing w:val="3"/>
+          <w:highlight w:val="yellow"/>
+          <w:shd w:val="clear" w:color="auto" w:fill="FFFFFF"/>
+        </w:rPr>
+        <w:t>para predecir el incumplimiento de pago</w:t>
+      </w:r>
+      <w:r>
+        <w:rPr>
+          <w:rFonts w:ascii="Helvetica" w:hAnsi="Helvetica" w:cs="Helvetica"/>
+          <w:color w:val="333333"/>
+          <w:spacing w:val="3"/>
+          <w:highlight w:val="yellow"/>
+          <w:shd w:val="clear" w:color="auto" w:fill="FFFFFF"/>
+        </w:rPr>
+        <w:t>s</w:t>
+      </w:r>
+      <w:r>
+        <w:rPr>
+          <w:rFonts w:ascii="Helvetica" w:hAnsi="Helvetica" w:cs="Helvetica"/>
+          <w:color w:val="333333"/>
+          <w:spacing w:val="3"/>
+          <w:highlight w:val="yellow"/>
+          <w:shd w:val="clear" w:color="auto" w:fill="FFFFFF"/>
+        </w:rPr>
+        <w:t xml:space="preserve"> de los estudiantes</w:t>
+      </w:r>
+      <w:r>
+        <w:rPr>
+          <w:rFonts w:ascii="Helvetica" w:hAnsi="Helvetica" w:cs="Helvetica"/>
+          <w:color w:val="333333"/>
+          <w:spacing w:val="3"/>
+          <w:shd w:val="clear" w:color="auto" w:fill="FFFFFF"/>
+        </w:rPr>
+        <w:t xml:space="preserve"> </w:t>
+      </w:r>
+      <w:r>
+        <w:rPr>
+          <w:rFonts w:ascii="Helvetica" w:hAnsi="Helvetica" w:cs="Helvetica"/>
+          <w:color w:val="333333"/>
+          <w:spacing w:val="3"/>
+          <w:shd w:val="clear" w:color="auto" w:fill="FFFFFF"/>
+        </w:rPr>
+        <w:t>que tenga variables independientes </w:t>
       </w:r>
       <w:r>
         <w:rPr>
@@ -15295,7 +15015,6 @@
           <w:rFonts w:ascii="Lucida Console" w:hAnsi="Lucida Console"/>
           <w:color w:val="0070C0"/>
         </w:rPr>
-        <w:lastRenderedPageBreak/>
         <w:t xml:space="preserve"> </w:t>
       </w:r>
       <w:r>
@@ -16299,7 +16018,6 @@
           <w:color w:val="0070C0"/>
           <w:bdr w:val="none" w:sz="0" w:space="0" w:color="auto" w:frame="1"/>
         </w:rPr>
-        <w:lastRenderedPageBreak/>
         <w:t>balance</w:t>
       </w:r>
       <w:proofErr w:type="gramEnd"/>
@@ -17063,6 +16781,112 @@
     </w:p>
     <w:p>
       <w:pPr>
+        <w:shd w:val="clear" w:color="auto" w:fill="FFFFFF"/>
+        <w:tabs>
+          <w:tab w:val="left" w:pos="916"/>
+          <w:tab w:val="left" w:pos="1832"/>
+          <w:tab w:val="left" w:pos="2748"/>
+          <w:tab w:val="left" w:pos="3664"/>
+          <w:tab w:val="left" w:pos="4580"/>
+          <w:tab w:val="left" w:pos="5496"/>
+          <w:tab w:val="left" w:pos="6412"/>
+          <w:tab w:val="left" w:pos="7328"/>
+          <w:tab w:val="left" w:pos="8244"/>
+          <w:tab w:val="left" w:pos="9160"/>
+          <w:tab w:val="left" w:pos="10076"/>
+          <w:tab w:val="left" w:pos="10992"/>
+          <w:tab w:val="left" w:pos="11908"/>
+          <w:tab w:val="left" w:pos="12824"/>
+          <w:tab w:val="left" w:pos="13740"/>
+          <w:tab w:val="left" w:pos="14656"/>
+        </w:tabs>
+        <w:wordWrap w:val="0"/>
+        <w:spacing w:after="0" w:line="240" w:lineRule="atLeast"/>
+        <w:rPr>
+          <w:rStyle w:val="gnkrckgcmrb"/>
+          <w:rFonts w:ascii="Lucida Console" w:hAnsi="Lucida Console"/>
+          <w:highlight w:val="yellow"/>
+        </w:rPr>
+      </w:pPr>
+      <w:r>
+        <w:rPr>
+          <w:rStyle w:val="gnkrckgcmrb"/>
+          <w:rFonts w:ascii="Lucida Console" w:hAnsi="Lucida Console"/>
+          <w:highlight w:val="yellow"/>
+        </w:rPr>
+        <w:t xml:space="preserve">El código no funciona </w:t>
+      </w:r>
+      <w:r>
+        <w:rPr>
+          <w:rFonts w:ascii="Lucida Console" w:eastAsia="Times New Roman" w:hAnsi="Lucida Console" w:cs="Courier New"/>
+          <w:sz w:val="20"/>
+          <w:szCs w:val="20"/>
+          <w:highlight w:val="yellow"/>
+          <w:lang w:eastAsia="es-VE"/>
+        </w:rPr>
+        <w:t>(h</w:t>
+      </w:r>
+      <w:r>
+        <w:rPr>
+          <w:rFonts w:ascii="Lucida Console" w:eastAsia="Times New Roman" w:hAnsi="Lucida Console" w:cs="Courier New"/>
+          <w:sz w:val="20"/>
+          <w:szCs w:val="20"/>
+          <w:highlight w:val="yellow"/>
+          <w:lang w:eastAsia="es-VE"/>
+        </w:rPr>
+        <w:t>ay que definir los nuevos datos (</w:t>
+      </w:r>
+      <w:proofErr w:type="spellStart"/>
+      <w:r>
+        <w:rPr>
+          <w:rFonts w:ascii="Lucida Console" w:eastAsia="Times New Roman" w:hAnsi="Lucida Console" w:cs="Courier New"/>
+          <w:sz w:val="20"/>
+          <w:szCs w:val="20"/>
+          <w:highlight w:val="yellow"/>
+          <w:lang w:eastAsia="es-VE"/>
+        </w:rPr>
+        <w:t>newdata</w:t>
+      </w:r>
+      <w:proofErr w:type="spellEnd"/>
+      <w:r>
+        <w:rPr>
+          <w:rFonts w:ascii="Lucida Console" w:eastAsia="Times New Roman" w:hAnsi="Lucida Console" w:cs="Courier New"/>
+          <w:sz w:val="20"/>
+          <w:szCs w:val="20"/>
+          <w:highlight w:val="yellow"/>
+          <w:lang w:eastAsia="es-VE"/>
+        </w:rPr>
+        <w:t xml:space="preserve">) para los cuales se usará el modelo para </w:t>
+      </w:r>
+      <w:r>
+        <w:rPr>
+          <w:rFonts w:ascii="Lucida Console" w:eastAsia="Times New Roman" w:hAnsi="Lucida Console" w:cs="Courier New"/>
+          <w:sz w:val="20"/>
+          <w:szCs w:val="20"/>
+          <w:highlight w:val="yellow"/>
+          <w:lang w:eastAsia="es-VE"/>
+        </w:rPr>
+        <w:t xml:space="preserve">predecir) y </w:t>
+      </w:r>
+      <w:r>
+        <w:rPr>
+          <w:rStyle w:val="gnkrckgcmrb"/>
+          <w:rFonts w:ascii="Lucida Console" w:hAnsi="Lucida Console"/>
+          <w:highlight w:val="yellow"/>
+        </w:rPr>
+        <w:t xml:space="preserve">sale </w:t>
+      </w:r>
+      <w:r>
+        <w:rPr>
+          <w:rStyle w:val="gnkrckgcmrb"/>
+          <w:rFonts w:ascii="Lucida Console" w:hAnsi="Lucida Console"/>
+          <w:highlight w:val="yellow"/>
+        </w:rPr>
+        <w:t>el siguiente mensaje de error:</w:t>
+      </w:r>
+    </w:p>
+    <w:p>
+      <w:pPr>
         <w:pStyle w:val="HTMLconformatoprevio"/>
         <w:shd w:val="clear" w:color="auto" w:fill="FFFFFF"/>
         <w:wordWrap w:val="0"/>
@@ -17070,55 +16894,857 @@
         <w:rPr>
           <w:rStyle w:val="gnkrckgcmrb"/>
           <w:rFonts w:ascii="Lucida Console" w:hAnsi="Lucida Console"/>
-          <w:color w:val="0070C0"/>
-        </w:rPr>
-      </w:pPr>
+          <w:highlight w:val="yellow"/>
+        </w:rPr>
+      </w:pPr>
+      <w:r>
+        <w:rPr>
+          <w:rStyle w:val="gnkrckgcmrb"/>
+          <w:rFonts w:ascii="Lucida Console" w:hAnsi="Lucida Console"/>
+          <w:highlight w:val="yellow"/>
+        </w:rPr>
+        <w:t xml:space="preserve"> </w:t>
+      </w:r>
+    </w:p>
+    <w:p>
+      <w:pPr>
+        <w:shd w:val="clear" w:color="auto" w:fill="FFFFFF"/>
+        <w:tabs>
+          <w:tab w:val="left" w:pos="916"/>
+          <w:tab w:val="left" w:pos="1832"/>
+          <w:tab w:val="left" w:pos="2748"/>
+          <w:tab w:val="left" w:pos="3664"/>
+          <w:tab w:val="left" w:pos="4580"/>
+          <w:tab w:val="left" w:pos="5496"/>
+          <w:tab w:val="left" w:pos="6412"/>
+          <w:tab w:val="left" w:pos="7328"/>
+          <w:tab w:val="left" w:pos="8244"/>
+          <w:tab w:val="left" w:pos="9160"/>
+          <w:tab w:val="left" w:pos="10076"/>
+          <w:tab w:val="left" w:pos="10992"/>
+          <w:tab w:val="left" w:pos="11908"/>
+          <w:tab w:val="left" w:pos="12824"/>
+          <w:tab w:val="left" w:pos="13740"/>
+          <w:tab w:val="left" w:pos="14656"/>
+        </w:tabs>
+        <w:wordWrap w:val="0"/>
+        <w:spacing w:after="0" w:line="240" w:lineRule="atLeast"/>
+        <w:rPr>
+          <w:rFonts w:ascii="Lucida Console" w:eastAsia="Times New Roman" w:hAnsi="Lucida Console" w:cs="Courier New"/>
+          <w:sz w:val="20"/>
+          <w:szCs w:val="20"/>
+          <w:highlight w:val="yellow"/>
+          <w:lang w:eastAsia="es-VE"/>
+        </w:rPr>
+      </w:pPr>
+      <w:r>
+        <w:rPr>
+          <w:rFonts w:ascii="Lucida Console" w:eastAsia="Times New Roman" w:hAnsi="Lucida Console" w:cs="Courier New"/>
+          <w:sz w:val="20"/>
+          <w:szCs w:val="20"/>
+          <w:highlight w:val="yellow"/>
+          <w:lang w:eastAsia="es-VE"/>
+        </w:rPr>
+        <w:t xml:space="preserve">Error in </w:t>
+      </w:r>
       <w:proofErr w:type="spellStart"/>
       <w:proofErr w:type="gramStart"/>
       <w:r>
+        <w:rPr>
+          <w:rFonts w:ascii="Lucida Console" w:eastAsia="Times New Roman" w:hAnsi="Lucida Console" w:cs="Courier New"/>
+          <w:sz w:val="20"/>
+          <w:szCs w:val="20"/>
+          <w:highlight w:val="yellow"/>
+          <w:lang w:eastAsia="es-VE"/>
+        </w:rPr>
+        <w:t>predict.lm</w:t>
+      </w:r>
+      <w:proofErr w:type="spellEnd"/>
+      <w:r>
+        <w:rPr>
+          <w:rFonts w:ascii="Lucida Console" w:eastAsia="Times New Roman" w:hAnsi="Lucida Console" w:cs="Courier New"/>
+          <w:sz w:val="20"/>
+          <w:szCs w:val="20"/>
+          <w:highlight w:val="yellow"/>
+          <w:lang w:eastAsia="es-VE"/>
+        </w:rPr>
+        <w:t>(</w:t>
+      </w:r>
+      <w:proofErr w:type="spellStart"/>
+      <w:proofErr w:type="gramEnd"/>
+      <w:r>
+        <w:rPr>
+          <w:rFonts w:ascii="Lucida Console" w:eastAsia="Times New Roman" w:hAnsi="Lucida Console" w:cs="Courier New"/>
+          <w:sz w:val="20"/>
+          <w:szCs w:val="20"/>
+          <w:highlight w:val="yellow"/>
+          <w:lang w:eastAsia="es-VE"/>
+        </w:rPr>
+        <w:t>object</w:t>
+      </w:r>
+      <w:proofErr w:type="spellEnd"/>
+      <w:r>
+        <w:rPr>
+          <w:rFonts w:ascii="Lucida Console" w:eastAsia="Times New Roman" w:hAnsi="Lucida Console" w:cs="Courier New"/>
+          <w:sz w:val="20"/>
+          <w:szCs w:val="20"/>
+          <w:highlight w:val="yellow"/>
+          <w:lang w:eastAsia="es-VE"/>
+        </w:rPr>
+        <w:t xml:space="preserve">, </w:t>
+      </w:r>
+      <w:proofErr w:type="spellStart"/>
+      <w:r>
+        <w:rPr>
+          <w:rFonts w:ascii="Lucida Console" w:eastAsia="Times New Roman" w:hAnsi="Lucida Console" w:cs="Courier New"/>
+          <w:sz w:val="20"/>
+          <w:szCs w:val="20"/>
+          <w:highlight w:val="yellow"/>
+          <w:lang w:eastAsia="es-VE"/>
+        </w:rPr>
+        <w:t>newdata</w:t>
+      </w:r>
+      <w:proofErr w:type="spellEnd"/>
+      <w:r>
+        <w:rPr>
+          <w:rFonts w:ascii="Lucida Console" w:eastAsia="Times New Roman" w:hAnsi="Lucida Console" w:cs="Courier New"/>
+          <w:sz w:val="20"/>
+          <w:szCs w:val="20"/>
+          <w:highlight w:val="yellow"/>
+          <w:lang w:eastAsia="es-VE"/>
+        </w:rPr>
+        <w:t xml:space="preserve">, </w:t>
+      </w:r>
+      <w:proofErr w:type="spellStart"/>
+      <w:r>
+        <w:rPr>
+          <w:rFonts w:ascii="Lucida Console" w:eastAsia="Times New Roman" w:hAnsi="Lucida Console" w:cs="Courier New"/>
+          <w:sz w:val="20"/>
+          <w:szCs w:val="20"/>
+          <w:highlight w:val="yellow"/>
+          <w:lang w:eastAsia="es-VE"/>
+        </w:rPr>
+        <w:t>se.fit</w:t>
+      </w:r>
+      <w:proofErr w:type="spellEnd"/>
+      <w:r>
+        <w:rPr>
+          <w:rFonts w:ascii="Lucida Console" w:eastAsia="Times New Roman" w:hAnsi="Lucida Console" w:cs="Courier New"/>
+          <w:sz w:val="20"/>
+          <w:szCs w:val="20"/>
+          <w:highlight w:val="yellow"/>
+          <w:lang w:eastAsia="es-VE"/>
+        </w:rPr>
+        <w:t xml:space="preserve">, </w:t>
+      </w:r>
+      <w:proofErr w:type="spellStart"/>
+      <w:r>
+        <w:rPr>
+          <w:rFonts w:ascii="Lucida Console" w:eastAsia="Times New Roman" w:hAnsi="Lucida Console" w:cs="Courier New"/>
+          <w:sz w:val="20"/>
+          <w:szCs w:val="20"/>
+          <w:highlight w:val="yellow"/>
+          <w:lang w:eastAsia="es-VE"/>
+        </w:rPr>
+        <w:t>scale</w:t>
+      </w:r>
+      <w:proofErr w:type="spellEnd"/>
+      <w:r>
+        <w:rPr>
+          <w:rFonts w:ascii="Lucida Console" w:eastAsia="Times New Roman" w:hAnsi="Lucida Console" w:cs="Courier New"/>
+          <w:sz w:val="20"/>
+          <w:szCs w:val="20"/>
+          <w:highlight w:val="yellow"/>
+          <w:lang w:eastAsia="es-VE"/>
+        </w:rPr>
+        <w:t xml:space="preserve"> = 1, </w:t>
+      </w:r>
+      <w:proofErr w:type="spellStart"/>
+      <w:r>
+        <w:rPr>
+          <w:rFonts w:ascii="Lucida Console" w:eastAsia="Times New Roman" w:hAnsi="Lucida Console" w:cs="Courier New"/>
+          <w:sz w:val="20"/>
+          <w:szCs w:val="20"/>
+          <w:highlight w:val="yellow"/>
+          <w:lang w:eastAsia="es-VE"/>
+        </w:rPr>
+        <w:t>type</w:t>
+      </w:r>
+      <w:proofErr w:type="spellEnd"/>
+      <w:r>
+        <w:rPr>
+          <w:rFonts w:ascii="Lucida Console" w:eastAsia="Times New Roman" w:hAnsi="Lucida Console" w:cs="Courier New"/>
+          <w:sz w:val="20"/>
+          <w:szCs w:val="20"/>
+          <w:highlight w:val="yellow"/>
+          <w:lang w:eastAsia="es-VE"/>
+        </w:rPr>
+        <w:t xml:space="preserve"> = </w:t>
+      </w:r>
+      <w:proofErr w:type="spellStart"/>
+      <w:r>
+        <w:rPr>
+          <w:rFonts w:ascii="Lucida Console" w:eastAsia="Times New Roman" w:hAnsi="Lucida Console" w:cs="Courier New"/>
+          <w:sz w:val="20"/>
+          <w:szCs w:val="20"/>
+          <w:highlight w:val="yellow"/>
+          <w:lang w:eastAsia="es-VE"/>
+        </w:rPr>
+        <w:t>ifelse</w:t>
+      </w:r>
+      <w:proofErr w:type="spellEnd"/>
+      <w:r>
+        <w:rPr>
+          <w:rFonts w:ascii="Lucida Console" w:eastAsia="Times New Roman" w:hAnsi="Lucida Console" w:cs="Courier New"/>
+          <w:sz w:val="20"/>
+          <w:szCs w:val="20"/>
+          <w:highlight w:val="yellow"/>
+          <w:lang w:eastAsia="es-VE"/>
+        </w:rPr>
+        <w:t>(</w:t>
+      </w:r>
+      <w:proofErr w:type="spellStart"/>
+      <w:r>
+        <w:rPr>
+          <w:rFonts w:ascii="Lucida Console" w:eastAsia="Times New Roman" w:hAnsi="Lucida Console" w:cs="Courier New"/>
+          <w:sz w:val="20"/>
+          <w:szCs w:val="20"/>
+          <w:highlight w:val="yellow"/>
+          <w:lang w:eastAsia="es-VE"/>
+        </w:rPr>
+        <w:t>type</w:t>
+      </w:r>
+      <w:proofErr w:type="spellEnd"/>
+      <w:r>
+        <w:rPr>
+          <w:rFonts w:ascii="Lucida Console" w:eastAsia="Times New Roman" w:hAnsi="Lucida Console" w:cs="Courier New"/>
+          <w:sz w:val="20"/>
+          <w:szCs w:val="20"/>
+          <w:highlight w:val="yellow"/>
+          <w:lang w:eastAsia="es-VE"/>
+        </w:rPr>
+        <w:t xml:space="preserve"> ==  : </w:t>
+      </w:r>
+    </w:p>
+    <w:p>
+      <w:pPr>
+        <w:shd w:val="clear" w:color="auto" w:fill="FFFFFF"/>
+        <w:tabs>
+          <w:tab w:val="left" w:pos="916"/>
+          <w:tab w:val="left" w:pos="1832"/>
+          <w:tab w:val="left" w:pos="2748"/>
+          <w:tab w:val="left" w:pos="3664"/>
+          <w:tab w:val="left" w:pos="4580"/>
+          <w:tab w:val="left" w:pos="5496"/>
+          <w:tab w:val="left" w:pos="6412"/>
+          <w:tab w:val="left" w:pos="7328"/>
+          <w:tab w:val="left" w:pos="8244"/>
+          <w:tab w:val="left" w:pos="9160"/>
+          <w:tab w:val="left" w:pos="10076"/>
+          <w:tab w:val="left" w:pos="10992"/>
+          <w:tab w:val="left" w:pos="11908"/>
+          <w:tab w:val="left" w:pos="12824"/>
+          <w:tab w:val="left" w:pos="13740"/>
+          <w:tab w:val="left" w:pos="14656"/>
+        </w:tabs>
+        <w:wordWrap w:val="0"/>
+        <w:spacing w:after="0" w:line="240" w:lineRule="atLeast"/>
+        <w:rPr>
+          <w:rFonts w:ascii="Lucida Console" w:eastAsia="Times New Roman" w:hAnsi="Lucida Console" w:cs="Courier New"/>
+          <w:sz w:val="20"/>
+          <w:szCs w:val="20"/>
+          <w:lang w:eastAsia="es-VE"/>
+        </w:rPr>
+      </w:pPr>
+      <w:r>
+        <w:rPr>
+          <w:rFonts w:ascii="Lucida Console" w:eastAsia="Times New Roman" w:hAnsi="Lucida Console" w:cs="Courier New"/>
+          <w:sz w:val="20"/>
+          <w:szCs w:val="20"/>
+          <w:highlight w:val="yellow"/>
+          <w:lang w:eastAsia="es-VE"/>
+        </w:rPr>
+        <w:t xml:space="preserve">  </w:t>
+      </w:r>
+      <w:proofErr w:type="spellStart"/>
+      <w:proofErr w:type="gramStart"/>
+      <w:r>
+        <w:rPr>
+          <w:rFonts w:ascii="Lucida Console" w:eastAsia="Times New Roman" w:hAnsi="Lucida Console" w:cs="Courier New"/>
+          <w:sz w:val="20"/>
+          <w:szCs w:val="20"/>
+          <w:highlight w:val="yellow"/>
+          <w:lang w:eastAsia="es-VE"/>
+        </w:rPr>
+        <w:t>object</w:t>
+      </w:r>
+      <w:proofErr w:type="spellEnd"/>
+      <w:proofErr w:type="gramEnd"/>
+      <w:r>
+        <w:rPr>
+          <w:rFonts w:ascii="Lucida Console" w:eastAsia="Times New Roman" w:hAnsi="Lucida Console" w:cs="Courier New"/>
+          <w:sz w:val="20"/>
+          <w:szCs w:val="20"/>
+          <w:highlight w:val="yellow"/>
+          <w:lang w:eastAsia="es-VE"/>
+        </w:rPr>
+        <w:t xml:space="preserve"> '</w:t>
+      </w:r>
+      <w:proofErr w:type="spellStart"/>
+      <w:r>
+        <w:rPr>
+          <w:rFonts w:ascii="Lucida Console" w:eastAsia="Times New Roman" w:hAnsi="Lucida Console" w:cs="Courier New"/>
+          <w:sz w:val="20"/>
+          <w:szCs w:val="20"/>
+          <w:highlight w:val="yellow"/>
+          <w:lang w:eastAsia="es-VE"/>
+        </w:rPr>
+        <w:t>observacion</w:t>
+      </w:r>
+      <w:proofErr w:type="spellEnd"/>
+      <w:r>
+        <w:rPr>
+          <w:rFonts w:ascii="Lucida Console" w:eastAsia="Times New Roman" w:hAnsi="Lucida Console" w:cs="Courier New"/>
+          <w:sz w:val="20"/>
+          <w:szCs w:val="20"/>
+          <w:highlight w:val="yellow"/>
+          <w:lang w:eastAsia="es-VE"/>
+        </w:rPr>
+        <w:t xml:space="preserve">' </w:t>
+      </w:r>
+      <w:proofErr w:type="spellStart"/>
+      <w:r>
+        <w:rPr>
+          <w:rFonts w:ascii="Lucida Console" w:eastAsia="Times New Roman" w:hAnsi="Lucida Console" w:cs="Courier New"/>
+          <w:sz w:val="20"/>
+          <w:szCs w:val="20"/>
+          <w:highlight w:val="yellow"/>
+          <w:lang w:eastAsia="es-VE"/>
+        </w:rPr>
+        <w:t>not</w:t>
+      </w:r>
+      <w:proofErr w:type="spellEnd"/>
+      <w:r>
+        <w:rPr>
+          <w:rFonts w:ascii="Lucida Console" w:eastAsia="Times New Roman" w:hAnsi="Lucida Console" w:cs="Courier New"/>
+          <w:sz w:val="20"/>
+          <w:szCs w:val="20"/>
+          <w:highlight w:val="yellow"/>
+          <w:lang w:eastAsia="es-VE"/>
+        </w:rPr>
+        <w:t xml:space="preserve"> </w:t>
+      </w:r>
+      <w:proofErr w:type="spellStart"/>
+      <w:r>
+        <w:rPr>
+          <w:rFonts w:ascii="Lucida Console" w:eastAsia="Times New Roman" w:hAnsi="Lucida Console" w:cs="Courier New"/>
+          <w:sz w:val="20"/>
+          <w:szCs w:val="20"/>
+          <w:highlight w:val="yellow"/>
+          <w:lang w:eastAsia="es-VE"/>
+        </w:rPr>
+        <w:t>found</w:t>
+      </w:r>
+      <w:proofErr w:type="spellEnd"/>
+    </w:p>
+    <w:p>
+      <w:pPr>
+        <w:shd w:val="clear" w:color="auto" w:fill="FFFFFF"/>
+        <w:tabs>
+          <w:tab w:val="left" w:pos="916"/>
+          <w:tab w:val="left" w:pos="1832"/>
+          <w:tab w:val="left" w:pos="2748"/>
+          <w:tab w:val="left" w:pos="3664"/>
+          <w:tab w:val="left" w:pos="4580"/>
+          <w:tab w:val="left" w:pos="5496"/>
+          <w:tab w:val="left" w:pos="6412"/>
+          <w:tab w:val="left" w:pos="7328"/>
+          <w:tab w:val="left" w:pos="8244"/>
+          <w:tab w:val="left" w:pos="9160"/>
+          <w:tab w:val="left" w:pos="10076"/>
+          <w:tab w:val="left" w:pos="10992"/>
+          <w:tab w:val="left" w:pos="11908"/>
+          <w:tab w:val="left" w:pos="12824"/>
+          <w:tab w:val="left" w:pos="13740"/>
+          <w:tab w:val="left" w:pos="14656"/>
+        </w:tabs>
+        <w:wordWrap w:val="0"/>
+        <w:spacing w:after="0" w:line="240" w:lineRule="atLeast"/>
+        <w:rPr>
+          <w:rFonts w:ascii="Lucida Console" w:eastAsia="Times New Roman" w:hAnsi="Lucida Console" w:cs="Courier New"/>
+          <w:sz w:val="20"/>
+          <w:szCs w:val="20"/>
+          <w:lang w:eastAsia="es-VE"/>
+        </w:rPr>
+      </w:pPr>
+    </w:p>
+    <w:p>
+      <w:pPr>
+        <w:pStyle w:val="HTMLconformatoprevio"/>
+        <w:shd w:val="clear" w:color="auto" w:fill="FFFFFF"/>
+        <w:wordWrap w:val="0"/>
+        <w:spacing w:line="240" w:lineRule="atLeast"/>
+        <w:rPr>
+          <w:rStyle w:val="gnkrckgcmrb"/>
+          <w:rFonts w:ascii="Lucida Console" w:hAnsi="Lucida Console"/>
+        </w:rPr>
+      </w:pPr>
+    </w:p>
+    <w:p>
+      <w:pPr>
+        <w:pStyle w:val="Ttulo3"/>
+        <w:shd w:val="clear" w:color="auto" w:fill="FFFFFF"/>
+        <w:spacing w:before="306" w:after="204"/>
+        <w:rPr>
+          <w:rFonts w:ascii="Helvetica" w:hAnsi="Helvetica" w:cs="Helvetica"/>
+          <w:b/>
+          <w:bCs/>
+          <w:color w:val="333333"/>
+          <w:spacing w:val="3"/>
+          <w:sz w:val="36"/>
+          <w:szCs w:val="36"/>
+        </w:rPr>
+      </w:pPr>
+      <w:r>
+        <w:rPr>
+          <w:rStyle w:val="header-section-number"/>
+          <w:rFonts w:ascii="Helvetica" w:hAnsi="Helvetica" w:cs="Helvetica"/>
+          <w:b/>
+          <w:bCs/>
+          <w:color w:val="333333"/>
+          <w:spacing w:val="3"/>
+          <w:sz w:val="36"/>
+          <w:szCs w:val="36"/>
+        </w:rPr>
+        <w:t>6.4.1</w:t>
+      </w:r>
+      <w:r>
+        <w:rPr>
+          <w:rFonts w:ascii="Helvetica" w:hAnsi="Helvetica" w:cs="Helvetica"/>
+          <w:b/>
+          <w:bCs/>
+          <w:color w:val="333333"/>
+          <w:spacing w:val="3"/>
+          <w:sz w:val="36"/>
+          <w:szCs w:val="36"/>
+        </w:rPr>
+        <w:t> Dendograma</w:t>
+      </w:r>
+    </w:p>
+    <w:p>
+      <w:r>
+        <w:t xml:space="preserve">Corregir el título de la imagen: </w:t>
+      </w:r>
+    </w:p>
+    <w:p>
+      <w:pPr>
+        <w:spacing w:after="0" w:line="240" w:lineRule="auto"/>
+      </w:pPr>
+      <w:r>
+        <w:t>Dend</w:t>
+      </w:r>
+      <w:r>
+        <w:rPr>
+          <w:highlight w:val="yellow"/>
+        </w:rPr>
+        <w:t>ograma</w:t>
+      </w:r>
+    </w:p>
+    <w:p>
+      <w:pPr>
+        <w:spacing w:after="0" w:line="240" w:lineRule="auto"/>
+      </w:pPr>
+      <w:r>
+        <w:t xml:space="preserve">Enlace completo, distancia </w:t>
+      </w:r>
+      <w:r>
+        <w:rPr>
+          <w:highlight w:val="yellow"/>
+        </w:rPr>
+        <w:t>euclidiana</w:t>
+      </w:r>
+    </w:p>
+    <w:p>
+      <w:pPr>
+        <w:pStyle w:val="HTMLconformatoprevio"/>
+        <w:shd w:val="clear" w:color="auto" w:fill="FFFFFF"/>
+        <w:wordWrap w:val="0"/>
+        <w:spacing w:line="240" w:lineRule="atLeast"/>
+        <w:rPr>
+          <w:rStyle w:val="gnkrckgcmrb"/>
+          <w:rFonts w:ascii="Lucida Console" w:hAnsi="Lucida Console"/>
+        </w:rPr>
+      </w:pPr>
+      <w:r>
+        <w:rPr>
+          <w:noProof/>
+        </w:rPr>
+        <w:drawing>
+          <wp:inline distT="0" distB="0" distL="0" distR="0" wp14:anchorId="5F36243D" wp14:editId="696BFBF5">
+            <wp:extent cx="2740301" cy="1828515"/>
+            <wp:effectExtent l="0" t="0" r="3175" b="635"/>
+            <wp:docPr id="26" name="Imagen 26" descr="C:\Users\Bernardo\Documents\Machine-Learning-Basico\docs\images\clu.png"/>
+            <wp:cNvGraphicFramePr>
+              <a:graphicFrameLocks xmlns:a="http://schemas.openxmlformats.org/drawingml/2006/main" noChangeAspect="1"/>
+            </wp:cNvGraphicFramePr>
+            <a:graphic xmlns:a="http://schemas.openxmlformats.org/drawingml/2006/main">
+              <a:graphicData uri="http://schemas.openxmlformats.org/drawingml/2006/picture">
+                <pic:pic xmlns:pic="http://schemas.openxmlformats.org/drawingml/2006/picture">
+                  <pic:nvPicPr>
+                    <pic:cNvPr id="0" name="Picture 1" descr="C:\Users\Bernardo\Documents\Machine-Learning-Basico\docs\images\clu.png"/>
+                    <pic:cNvPicPr>
+                      <a:picLocks noChangeAspect="1" noChangeArrowheads="1"/>
+                    </pic:cNvPicPr>
+                  </pic:nvPicPr>
+                  <pic:blipFill>
+                    <a:blip r:embed="rId35" cstate="print">
+                      <a:extLst>
+                        <a:ext uri="{28A0092B-C50C-407E-A947-70E740481C1C}">
+                          <a14:useLocalDpi xmlns:a14="http://schemas.microsoft.com/office/drawing/2010/main" val="0"/>
+                        </a:ext>
+                      </a:extLst>
+                    </a:blip>
+                    <a:srcRect/>
+                    <a:stretch>
+                      <a:fillRect/>
+                    </a:stretch>
+                  </pic:blipFill>
+                  <pic:spPr bwMode="auto">
+                    <a:xfrm>
+                      <a:off x="0" y="0"/>
+                      <a:ext cx="2747706" cy="1833456"/>
+                    </a:xfrm>
+                    <a:prstGeom prst="rect">
+                      <a:avLst/>
+                    </a:prstGeom>
+                    <a:noFill/>
+                    <a:ln>
+                      <a:noFill/>
+                    </a:ln>
+                  </pic:spPr>
+                </pic:pic>
+              </a:graphicData>
+            </a:graphic>
+          </wp:inline>
+        </w:drawing>
+      </w:r>
+    </w:p>
+    <w:p>
+      <w:pPr>
+        <w:pStyle w:val="HTMLconformatoprevio"/>
+        <w:shd w:val="clear" w:color="auto" w:fill="FFFFFF"/>
+        <w:wordWrap w:val="0"/>
+        <w:spacing w:line="240" w:lineRule="atLeast"/>
         <w:rPr>
           <w:rStyle w:val="gnkrckgcmrb"/>
           <w:rFonts w:ascii="Lucida Console" w:hAnsi="Lucida Console"/>
           <w:color w:val="0070C0"/>
         </w:rPr>
-        <w:t>predict</w:t>
-      </w:r>
-      <w:proofErr w:type="spellEnd"/>
-      <w:r>
+      </w:pPr>
+    </w:p>
+    <w:p>
+      <w:pPr>
+        <w:rPr>
+          <w:shd w:val="clear" w:color="auto" w:fill="FFFFFF"/>
+        </w:rPr>
+      </w:pPr>
+      <w:r>
+        <w:rPr>
+          <w:shd w:val="clear" w:color="auto" w:fill="FFFFFF"/>
+        </w:rPr>
+        <w:lastRenderedPageBreak/>
+        <w:t>Veremos el método llamado </w:t>
+      </w:r>
+      <w:r>
+        <w:rPr>
+          <w:rStyle w:val="nfasis"/>
+          <w:rFonts w:ascii="Helvetica" w:hAnsi="Helvetica" w:cs="Helvetica"/>
+          <w:color w:val="333333"/>
+          <w:spacing w:val="3"/>
+          <w:shd w:val="clear" w:color="auto" w:fill="FFFFFF"/>
+        </w:rPr>
+        <w:t>K</w:t>
+      </w:r>
+      <w:r>
+        <w:rPr>
+          <w:shd w:val="clear" w:color="auto" w:fill="FFFFFF"/>
+        </w:rPr>
+        <w:t>-medias que en resumidas palabras agrupa un número de clústeres pre-definidos a partir de los valores medios de cada clúster. Usaremos el conjunto de datos </w:t>
+      </w:r>
+      <w:r>
+        <w:rPr>
+          <w:rStyle w:val="nfasis"/>
+          <w:rFonts w:ascii="Helvetica" w:hAnsi="Helvetica" w:cs="Helvetica"/>
+          <w:color w:val="333333"/>
+          <w:spacing w:val="3"/>
+          <w:shd w:val="clear" w:color="auto" w:fill="FFFFFF"/>
+        </w:rPr>
+        <w:t>iris</w:t>
+      </w:r>
+      <w:r>
+        <w:rPr>
+          <w:shd w:val="clear" w:color="auto" w:fill="FFFFFF"/>
+        </w:rPr>
+        <w:t xml:space="preserve"> </w:t>
+      </w:r>
+      <w:r>
+        <w:rPr>
+          <w:highlight w:val="yellow"/>
+          <w:shd w:val="clear" w:color="auto" w:fill="FFFFFF"/>
+        </w:rPr>
+        <w:t xml:space="preserve">con información sobre tres </w:t>
+      </w:r>
+      <w:r>
+        <w:rPr>
+          <w:highlight w:val="yellow"/>
+          <w:shd w:val="clear" w:color="auto" w:fill="FFFFFF"/>
+        </w:rPr>
+        <w:t>variedades morfológicas</w:t>
+      </w:r>
+      <w:r>
+        <w:rPr>
+          <w:highlight w:val="yellow"/>
+          <w:shd w:val="clear" w:color="auto" w:fill="FFFFFF"/>
+        </w:rPr>
+        <w:t xml:space="preserve"> de</w:t>
+      </w:r>
+      <w:r>
+        <w:rPr>
+          <w:highlight w:val="yellow"/>
+          <w:shd w:val="clear" w:color="auto" w:fill="FFFFFF"/>
+        </w:rPr>
+        <w:t xml:space="preserve"> la especie</w:t>
+      </w:r>
+      <w:r>
+        <w:rPr>
+          <w:highlight w:val="yellow"/>
+          <w:shd w:val="clear" w:color="auto" w:fill="FFFFFF"/>
+        </w:rPr>
+        <w:t xml:space="preserve"> iris</w:t>
+      </w:r>
+      <w:r>
+        <w:rPr>
+          <w:shd w:val="clear" w:color="auto" w:fill="FFFFFF"/>
+        </w:rPr>
+        <w:t>, el cual viene por defecto en </w:t>
+      </w:r>
+      <w:r>
+        <w:rPr>
+          <w:rStyle w:val="nfasis"/>
+          <w:rFonts w:ascii="Helvetica" w:hAnsi="Helvetica" w:cs="Helvetica"/>
+          <w:color w:val="333333"/>
+          <w:spacing w:val="3"/>
+          <w:shd w:val="clear" w:color="auto" w:fill="FFFFFF"/>
+        </w:rPr>
+        <w:t>R</w:t>
+      </w:r>
+      <w:r>
+        <w:rPr>
+          <w:shd w:val="clear" w:color="auto" w:fill="FFFFFF"/>
+        </w:rPr>
+        <w:t>, también la función </w:t>
+      </w:r>
+      <w:proofErr w:type="spellStart"/>
+      <w:proofErr w:type="gramStart"/>
+      <w:r>
+        <w:rPr>
+          <w:rStyle w:val="nfasis"/>
+          <w:rFonts w:ascii="Helvetica" w:hAnsi="Helvetica" w:cs="Helvetica"/>
+          <w:color w:val="333333"/>
+          <w:spacing w:val="3"/>
+          <w:shd w:val="clear" w:color="auto" w:fill="FFFFFF"/>
+        </w:rPr>
+        <w:t>kmeans</w:t>
+      </w:r>
+      <w:proofErr w:type="spellEnd"/>
+      <w:r>
+        <w:rPr>
+          <w:rStyle w:val="nfasis"/>
+          <w:rFonts w:ascii="Helvetica" w:hAnsi="Helvetica" w:cs="Helvetica"/>
+          <w:color w:val="333333"/>
+          <w:spacing w:val="3"/>
+          <w:shd w:val="clear" w:color="auto" w:fill="FFFFFF"/>
+        </w:rPr>
+        <w:t>(</w:t>
+      </w:r>
+      <w:proofErr w:type="gramEnd"/>
+      <w:r>
+        <w:rPr>
+          <w:rStyle w:val="nfasis"/>
+          <w:rFonts w:ascii="Helvetica" w:hAnsi="Helvetica" w:cs="Helvetica"/>
+          <w:color w:val="333333"/>
+          <w:spacing w:val="3"/>
+          <w:shd w:val="clear" w:color="auto" w:fill="FFFFFF"/>
+        </w:rPr>
+        <w:t>)</w:t>
+      </w:r>
+      <w:r>
+        <w:rPr>
+          <w:shd w:val="clear" w:color="auto" w:fill="FFFFFF"/>
+        </w:rPr>
+        <w:t> la cual requiere dos parámetros: el conjunto de datos y el número de clústeres a crear.</w:t>
+      </w:r>
+    </w:p>
+    <w:p>
+      <w:pPr>
+        <w:pStyle w:val="HTMLconformatoprevio"/>
+        <w:shd w:val="clear" w:color="auto" w:fill="FFFFFF"/>
+        <w:wordWrap w:val="0"/>
+        <w:spacing w:line="240" w:lineRule="atLeast"/>
+        <w:rPr>
+          <w:rFonts w:ascii="Helvetica" w:hAnsi="Helvetica" w:cs="Helvetica"/>
+          <w:color w:val="333333"/>
+          <w:spacing w:val="3"/>
+          <w:shd w:val="clear" w:color="auto" w:fill="FFFFFF"/>
+        </w:rPr>
+      </w:pPr>
+    </w:p>
+    <w:p>
+      <w:pPr>
+        <w:pStyle w:val="HTMLconformatoprevio"/>
+        <w:shd w:val="clear" w:color="auto" w:fill="FFFFFF"/>
+        <w:wordWrap w:val="0"/>
+        <w:spacing w:line="240" w:lineRule="atLeast"/>
         <w:rPr>
           <w:rStyle w:val="gnkrckgcmrb"/>
           <w:rFonts w:ascii="Lucida Console" w:hAnsi="Lucida Console"/>
           <w:color w:val="0070C0"/>
         </w:rPr>
-        <w:t>(</w:t>
-      </w:r>
-      <w:proofErr w:type="spellStart"/>
-      <w:proofErr w:type="gramEnd"/>
-      <w:r>
+      </w:pPr>
+    </w:p>
+    <w:p>
+      <w:pPr>
+        <w:rPr>
+          <w:shd w:val="clear" w:color="auto" w:fill="FFFFFF"/>
+        </w:rPr>
+      </w:pPr>
+      <w:r>
+        <w:rPr>
+          <w:shd w:val="clear" w:color="auto" w:fill="FFFFFF"/>
+        </w:rPr>
+        <w:t>Lo primero que haremos es calcular un diagrama de codo para poder tener una primera impresión del número de grupos a utilizar, esto lo haremos con el siguiente código:</w:t>
+      </w:r>
+    </w:p>
+    <w:p>
+      <w:pPr>
+        <w:pStyle w:val="HTMLconformatoprevio"/>
+        <w:shd w:val="clear" w:color="auto" w:fill="FFFFFF"/>
+        <w:suppressAutoHyphens/>
+        <w:wordWrap w:val="0"/>
+        <w:spacing w:line="240" w:lineRule="atLeast"/>
+        <w:rPr>
+          <w:rFonts w:ascii="Helvetica" w:hAnsi="Helvetica" w:cs="Helvetica"/>
+          <w:color w:val="333333"/>
+          <w:spacing w:val="3"/>
+          <w:shd w:val="clear" w:color="auto" w:fill="FFFFFF"/>
+        </w:rPr>
+      </w:pPr>
+    </w:p>
+    <w:p>
+      <w:pPr>
+        <w:pStyle w:val="HTMLconformatoprevio"/>
+        <w:shd w:val="clear" w:color="auto" w:fill="FFFFFF"/>
+        <w:wordWrap w:val="0"/>
+        <w:spacing w:line="240" w:lineRule="atLeast"/>
         <w:rPr>
           <w:rStyle w:val="gnkrckgcmrb"/>
           <w:rFonts w:ascii="Lucida Console" w:hAnsi="Lucida Console"/>
           <w:color w:val="0070C0"/>
         </w:rPr>
-        <w:t>modelo_logistico</w:t>
-      </w:r>
-      <w:proofErr w:type="spellEnd"/>
-      <w:r>
+      </w:pPr>
+      <w:r>
+        <w:rPr>
+          <w:noProof/>
+        </w:rPr>
+        <w:drawing>
+          <wp:inline distT="0" distB="0" distL="0" distR="0" wp14:anchorId="7B4B6558" wp14:editId="5487ABFE">
+            <wp:extent cx="5612130" cy="1690007"/>
+            <wp:effectExtent l="0" t="0" r="7620" b="5715"/>
+            <wp:docPr id="27" name="Imagen 27" descr="C:\Users\Bernardo\Documents\Machine-Learning-Basico\docs\images\clu7.png"/>
+            <wp:cNvGraphicFramePr>
+              <a:graphicFrameLocks xmlns:a="http://schemas.openxmlformats.org/drawingml/2006/main" noChangeAspect="1"/>
+            </wp:cNvGraphicFramePr>
+            <a:graphic xmlns:a="http://schemas.openxmlformats.org/drawingml/2006/main">
+              <a:graphicData uri="http://schemas.openxmlformats.org/drawingml/2006/picture">
+                <pic:pic xmlns:pic="http://schemas.openxmlformats.org/drawingml/2006/picture">
+                  <pic:nvPicPr>
+                    <pic:cNvPr id="0" name="Picture 1" descr="C:\Users\Bernardo\Documents\Machine-Learning-Basico\docs\images\clu7.png"/>
+                    <pic:cNvPicPr>
+                      <a:picLocks noChangeAspect="1" noChangeArrowheads="1"/>
+                    </pic:cNvPicPr>
+                  </pic:nvPicPr>
+                  <pic:blipFill>
+                    <a:blip r:embed="rId36" cstate="print">
+                      <a:extLst>
+                        <a:ext uri="{28A0092B-C50C-407E-A947-70E740481C1C}">
+                          <a14:useLocalDpi xmlns:a14="http://schemas.microsoft.com/office/drawing/2010/main" val="0"/>
+                        </a:ext>
+                      </a:extLst>
+                    </a:blip>
+                    <a:srcRect/>
+                    <a:stretch>
+                      <a:fillRect/>
+                    </a:stretch>
+                  </pic:blipFill>
+                  <pic:spPr bwMode="auto">
+                    <a:xfrm>
+                      <a:off x="0" y="0"/>
+                      <a:ext cx="5612130" cy="1690007"/>
+                    </a:xfrm>
+                    <a:prstGeom prst="rect">
+                      <a:avLst/>
+                    </a:prstGeom>
+                    <a:noFill/>
+                    <a:ln>
+                      <a:noFill/>
+                    </a:ln>
+                  </pic:spPr>
+                </pic:pic>
+              </a:graphicData>
+            </a:graphic>
+          </wp:inline>
+        </w:drawing>
+      </w:r>
+    </w:p>
+    <w:p>
+      <w:pPr>
+        <w:shd w:val="clear" w:color="auto" w:fill="FFFFFF"/>
+        <w:tabs>
+          <w:tab w:val="left" w:pos="916"/>
+          <w:tab w:val="left" w:pos="1832"/>
+          <w:tab w:val="left" w:pos="2748"/>
+          <w:tab w:val="left" w:pos="3664"/>
+          <w:tab w:val="left" w:pos="4580"/>
+          <w:tab w:val="left" w:pos="5496"/>
+          <w:tab w:val="left" w:pos="6412"/>
+          <w:tab w:val="left" w:pos="7328"/>
+          <w:tab w:val="left" w:pos="8244"/>
+          <w:tab w:val="left" w:pos="9160"/>
+          <w:tab w:val="left" w:pos="10076"/>
+          <w:tab w:val="left" w:pos="10992"/>
+          <w:tab w:val="left" w:pos="11908"/>
+          <w:tab w:val="left" w:pos="12824"/>
+          <w:tab w:val="left" w:pos="13740"/>
+          <w:tab w:val="left" w:pos="14656"/>
+        </w:tabs>
+        <w:wordWrap w:val="0"/>
+        <w:spacing w:after="0" w:line="240" w:lineRule="atLeast"/>
+        <w:jc w:val="left"/>
         <w:rPr>
           <w:rStyle w:val="gnkrckgcmrb"/>
           <w:rFonts w:ascii="Lucida Console" w:hAnsi="Lucida Console"/>
           <w:color w:val="0070C0"/>
         </w:rPr>
-        <w:t xml:space="preserve">, </w:t>
-      </w:r>
-      <w:proofErr w:type="spellStart"/>
+      </w:pPr>
+      <w:proofErr w:type="spellStart"/>
+      <w:proofErr w:type="gramStart"/>
       <w:r>
         <w:rPr>
           <w:rStyle w:val="gnkrckgcmrb"/>
           <w:rFonts w:ascii="Lucida Console" w:hAnsi="Lucida Console"/>
           <w:color w:val="0070C0"/>
         </w:rPr>
-        <w:t>observacion</w:t>
+        <w:t>mydata</w:t>
       </w:r>
       <w:proofErr w:type="spellEnd"/>
       <w:r>
@@ -17127,97 +17753,6835 @@
           <w:rFonts w:ascii="Lucida Console" w:hAnsi="Lucida Console"/>
           <w:color w:val="0070C0"/>
         </w:rPr>
-        <w:t xml:space="preserve">, </w:t>
-      </w:r>
-      <w:proofErr w:type="spellStart"/>
+        <w:t>=</w:t>
+      </w:r>
+      <w:proofErr w:type="gramEnd"/>
       <w:r>
         <w:rPr>
           <w:rStyle w:val="gnkrckgcmrb"/>
           <w:rFonts w:ascii="Lucida Console" w:hAnsi="Lucida Console"/>
           <w:color w:val="0070C0"/>
         </w:rPr>
-        <w:t>type</w:t>
-      </w:r>
-      <w:proofErr w:type="spellEnd"/>
-      <w:r>
+        <w:t>iris[1:3]</w:t>
+      </w:r>
+    </w:p>
+    <w:p>
+      <w:pPr>
+        <w:shd w:val="clear" w:color="auto" w:fill="FFFFFF"/>
+        <w:tabs>
+          <w:tab w:val="left" w:pos="916"/>
+          <w:tab w:val="left" w:pos="1832"/>
+          <w:tab w:val="left" w:pos="2748"/>
+          <w:tab w:val="left" w:pos="3664"/>
+          <w:tab w:val="left" w:pos="4580"/>
+          <w:tab w:val="left" w:pos="5496"/>
+          <w:tab w:val="left" w:pos="6412"/>
+          <w:tab w:val="left" w:pos="7328"/>
+          <w:tab w:val="left" w:pos="8244"/>
+          <w:tab w:val="left" w:pos="9160"/>
+          <w:tab w:val="left" w:pos="10076"/>
+          <w:tab w:val="left" w:pos="10992"/>
+          <w:tab w:val="left" w:pos="11908"/>
+          <w:tab w:val="left" w:pos="12824"/>
+          <w:tab w:val="left" w:pos="13740"/>
+          <w:tab w:val="left" w:pos="14656"/>
+        </w:tabs>
+        <w:wordWrap w:val="0"/>
+        <w:spacing w:after="0" w:line="240" w:lineRule="atLeast"/>
+        <w:jc w:val="left"/>
         <w:rPr>
           <w:rStyle w:val="gnkrckgcmrb"/>
           <w:rFonts w:ascii="Lucida Console" w:hAnsi="Lucida Console"/>
           <w:color w:val="0070C0"/>
         </w:rPr>
-        <w:t>=”response”)</w:t>
+      </w:pPr>
+      <w:proofErr w:type="spellStart"/>
+      <w:proofErr w:type="gramStart"/>
+      <w:r>
+        <w:rPr>
+          <w:rStyle w:val="gnkrckgcmrb"/>
+          <w:rFonts w:ascii="Lucida Console" w:hAnsi="Lucida Console"/>
+          <w:color w:val="0070C0"/>
+        </w:rPr>
+        <w:t>wss</w:t>
+      </w:r>
+      <w:proofErr w:type="spellEnd"/>
+      <w:proofErr w:type="gramEnd"/>
+      <w:r>
+        <w:rPr>
+          <w:rStyle w:val="gnkrckgcmrb"/>
+          <w:rFonts w:ascii="Lucida Console" w:hAnsi="Lucida Console"/>
+          <w:color w:val="0070C0"/>
+        </w:rPr>
+        <w:t>&lt;-(</w:t>
+      </w:r>
+      <w:proofErr w:type="spellStart"/>
+      <w:r>
+        <w:rPr>
+          <w:rStyle w:val="gnkrckgcmrb"/>
+          <w:rFonts w:ascii="Lucida Console" w:hAnsi="Lucida Console"/>
+          <w:color w:val="0070C0"/>
+        </w:rPr>
+        <w:t>nrow</w:t>
+      </w:r>
+      <w:proofErr w:type="spellEnd"/>
+      <w:r>
+        <w:rPr>
+          <w:rStyle w:val="gnkrckgcmrb"/>
+          <w:rFonts w:ascii="Lucida Console" w:hAnsi="Lucida Console"/>
+          <w:color w:val="0070C0"/>
+        </w:rPr>
+        <w:t>(</w:t>
+      </w:r>
+      <w:proofErr w:type="spellStart"/>
+      <w:r>
+        <w:rPr>
+          <w:rStyle w:val="gnkrckgcmrb"/>
+          <w:rFonts w:ascii="Lucida Console" w:hAnsi="Lucida Console"/>
+          <w:color w:val="0070C0"/>
+        </w:rPr>
+        <w:t>mydata</w:t>
+      </w:r>
+      <w:proofErr w:type="spellEnd"/>
+      <w:r>
+        <w:rPr>
+          <w:rStyle w:val="gnkrckgcmrb"/>
+          <w:rFonts w:ascii="Lucida Console" w:hAnsi="Lucida Console"/>
+          <w:color w:val="0070C0"/>
+        </w:rPr>
+        <w:t>)-1)*sum(</w:t>
+      </w:r>
+      <w:proofErr w:type="spellStart"/>
+      <w:r>
+        <w:rPr>
+          <w:rStyle w:val="gnkrckgcmrb"/>
+          <w:rFonts w:ascii="Lucida Console" w:hAnsi="Lucida Console"/>
+          <w:color w:val="0070C0"/>
+        </w:rPr>
+        <w:t>apply</w:t>
+      </w:r>
+      <w:proofErr w:type="spellEnd"/>
+      <w:r>
+        <w:rPr>
+          <w:rStyle w:val="gnkrckgcmrb"/>
+          <w:rFonts w:ascii="Lucida Console" w:hAnsi="Lucida Console"/>
+          <w:color w:val="0070C0"/>
+        </w:rPr>
+        <w:t>(mydata,2,var))</w:t>
+      </w:r>
+    </w:p>
+    <w:p>
+      <w:pPr>
+        <w:shd w:val="clear" w:color="auto" w:fill="FFFFFF"/>
+        <w:tabs>
+          <w:tab w:val="left" w:pos="916"/>
+          <w:tab w:val="left" w:pos="1832"/>
+          <w:tab w:val="left" w:pos="2748"/>
+          <w:tab w:val="left" w:pos="3664"/>
+          <w:tab w:val="left" w:pos="4580"/>
+          <w:tab w:val="left" w:pos="5496"/>
+          <w:tab w:val="left" w:pos="6412"/>
+          <w:tab w:val="left" w:pos="7328"/>
+          <w:tab w:val="left" w:pos="8244"/>
+          <w:tab w:val="left" w:pos="9160"/>
+          <w:tab w:val="left" w:pos="10076"/>
+          <w:tab w:val="left" w:pos="10992"/>
+          <w:tab w:val="left" w:pos="11908"/>
+          <w:tab w:val="left" w:pos="12824"/>
+          <w:tab w:val="left" w:pos="13740"/>
+          <w:tab w:val="left" w:pos="14656"/>
+        </w:tabs>
+        <w:wordWrap w:val="0"/>
+        <w:spacing w:after="0" w:line="240" w:lineRule="atLeast"/>
+        <w:jc w:val="left"/>
+        <w:rPr>
+          <w:rStyle w:val="gnkrckgcmrb"/>
+          <w:rFonts w:ascii="Lucida Console" w:hAnsi="Lucida Console"/>
+          <w:color w:val="0070C0"/>
+        </w:rPr>
+      </w:pPr>
+    </w:p>
+    <w:p>
+      <w:pPr>
+        <w:shd w:val="clear" w:color="auto" w:fill="FFFFFF"/>
+        <w:tabs>
+          <w:tab w:val="left" w:pos="916"/>
+          <w:tab w:val="left" w:pos="1832"/>
+          <w:tab w:val="left" w:pos="2748"/>
+          <w:tab w:val="left" w:pos="3664"/>
+          <w:tab w:val="left" w:pos="4580"/>
+          <w:tab w:val="left" w:pos="5496"/>
+          <w:tab w:val="left" w:pos="6412"/>
+          <w:tab w:val="left" w:pos="7328"/>
+          <w:tab w:val="left" w:pos="8244"/>
+          <w:tab w:val="left" w:pos="9160"/>
+          <w:tab w:val="left" w:pos="10076"/>
+          <w:tab w:val="left" w:pos="10992"/>
+          <w:tab w:val="left" w:pos="11908"/>
+          <w:tab w:val="left" w:pos="12824"/>
+          <w:tab w:val="left" w:pos="13740"/>
+          <w:tab w:val="left" w:pos="14656"/>
+        </w:tabs>
+        <w:wordWrap w:val="0"/>
+        <w:spacing w:after="0" w:line="240" w:lineRule="atLeast"/>
+        <w:jc w:val="left"/>
+        <w:rPr>
+          <w:rStyle w:val="gnkrckgcmrb"/>
+          <w:rFonts w:ascii="Lucida Console" w:hAnsi="Lucida Console"/>
+          <w:color w:val="0070C0"/>
+        </w:rPr>
+      </w:pPr>
+      <w:proofErr w:type="spellStart"/>
+      <w:proofErr w:type="gramStart"/>
+      <w:r>
+        <w:rPr>
+          <w:rStyle w:val="gnkrckgcmrb"/>
+          <w:rFonts w:ascii="Lucida Console" w:hAnsi="Lucida Console"/>
+          <w:color w:val="0070C0"/>
+        </w:rPr>
+        <w:t>for</w:t>
+      </w:r>
+      <w:proofErr w:type="spellEnd"/>
+      <w:proofErr w:type="gramEnd"/>
+      <w:r>
+        <w:rPr>
+          <w:rStyle w:val="gnkrckgcmrb"/>
+          <w:rFonts w:ascii="Lucida Console" w:hAnsi="Lucida Console"/>
+          <w:color w:val="0070C0"/>
+        </w:rPr>
+        <w:t xml:space="preserve"> (i in 2:15){</w:t>
+      </w:r>
+      <w:proofErr w:type="spellStart"/>
+      <w:r>
+        <w:rPr>
+          <w:rStyle w:val="gnkrckgcmrb"/>
+          <w:rFonts w:ascii="Lucida Console" w:hAnsi="Lucida Console"/>
+          <w:color w:val="0070C0"/>
+        </w:rPr>
+        <w:t>wss</w:t>
+      </w:r>
+      <w:proofErr w:type="spellEnd"/>
+      <w:r>
+        <w:rPr>
+          <w:rStyle w:val="gnkrckgcmrb"/>
+          <w:rFonts w:ascii="Lucida Console" w:hAnsi="Lucida Console"/>
+          <w:color w:val="0070C0"/>
+        </w:rPr>
+        <w:t>[i]&lt;-sum(</w:t>
+      </w:r>
+      <w:proofErr w:type="spellStart"/>
+      <w:r>
+        <w:rPr>
+          <w:rStyle w:val="gnkrckgcmrb"/>
+          <w:rFonts w:ascii="Lucida Console" w:hAnsi="Lucida Console"/>
+          <w:color w:val="0070C0"/>
+        </w:rPr>
+        <w:t>kmeans</w:t>
+      </w:r>
+      <w:proofErr w:type="spellEnd"/>
+      <w:r>
+        <w:rPr>
+          <w:rStyle w:val="gnkrckgcmrb"/>
+          <w:rFonts w:ascii="Lucida Console" w:hAnsi="Lucida Console"/>
+          <w:color w:val="0070C0"/>
+        </w:rPr>
+        <w:t>(</w:t>
+      </w:r>
+      <w:proofErr w:type="spellStart"/>
+      <w:r>
+        <w:rPr>
+          <w:rStyle w:val="gnkrckgcmrb"/>
+          <w:rFonts w:ascii="Lucida Console" w:hAnsi="Lucida Console"/>
+          <w:color w:val="0070C0"/>
+        </w:rPr>
+        <w:t>mydata</w:t>
+      </w:r>
+      <w:proofErr w:type="spellEnd"/>
+      <w:r>
+        <w:rPr>
+          <w:rStyle w:val="gnkrckgcmrb"/>
+          <w:rFonts w:ascii="Lucida Console" w:hAnsi="Lucida Console"/>
+          <w:color w:val="0070C0"/>
+        </w:rPr>
+        <w:t>, centers=i)$</w:t>
+      </w:r>
+      <w:proofErr w:type="spellStart"/>
+      <w:r>
+        <w:rPr>
+          <w:rStyle w:val="gnkrckgcmrb"/>
+          <w:rFonts w:ascii="Lucida Console" w:hAnsi="Lucida Console"/>
+          <w:color w:val="0070C0"/>
+        </w:rPr>
+        <w:t>withinss</w:t>
+      </w:r>
+      <w:proofErr w:type="spellEnd"/>
+      <w:r>
+        <w:rPr>
+          <w:rStyle w:val="gnkrckgcmrb"/>
+          <w:rFonts w:ascii="Lucida Console" w:hAnsi="Lucida Console"/>
+          <w:color w:val="0070C0"/>
+        </w:rPr>
+        <w:t>)}</w:t>
+      </w:r>
+    </w:p>
+    <w:p>
+      <w:pPr>
+        <w:shd w:val="clear" w:color="auto" w:fill="FFFFFF"/>
+        <w:tabs>
+          <w:tab w:val="left" w:pos="916"/>
+          <w:tab w:val="left" w:pos="1832"/>
+          <w:tab w:val="left" w:pos="2748"/>
+          <w:tab w:val="left" w:pos="3664"/>
+          <w:tab w:val="left" w:pos="4580"/>
+          <w:tab w:val="left" w:pos="5496"/>
+          <w:tab w:val="left" w:pos="6412"/>
+          <w:tab w:val="left" w:pos="7328"/>
+          <w:tab w:val="left" w:pos="8244"/>
+          <w:tab w:val="left" w:pos="9160"/>
+          <w:tab w:val="left" w:pos="10076"/>
+          <w:tab w:val="left" w:pos="10992"/>
+          <w:tab w:val="left" w:pos="11908"/>
+          <w:tab w:val="left" w:pos="12824"/>
+          <w:tab w:val="left" w:pos="13740"/>
+          <w:tab w:val="left" w:pos="14656"/>
+        </w:tabs>
+        <w:wordWrap w:val="0"/>
+        <w:spacing w:after="0" w:line="240" w:lineRule="atLeast"/>
+        <w:jc w:val="left"/>
+        <w:rPr>
+          <w:rStyle w:val="gnkrckgcmrb"/>
+          <w:rFonts w:ascii="Lucida Console" w:hAnsi="Lucida Console"/>
+          <w:color w:val="0070C0"/>
+        </w:rPr>
+      </w:pPr>
+    </w:p>
+    <w:p>
+      <w:pPr>
+        <w:shd w:val="clear" w:color="auto" w:fill="FFFFFF"/>
+        <w:tabs>
+          <w:tab w:val="left" w:pos="916"/>
+          <w:tab w:val="left" w:pos="1832"/>
+          <w:tab w:val="left" w:pos="2748"/>
+          <w:tab w:val="left" w:pos="3664"/>
+          <w:tab w:val="left" w:pos="4580"/>
+          <w:tab w:val="left" w:pos="5496"/>
+          <w:tab w:val="left" w:pos="6412"/>
+          <w:tab w:val="left" w:pos="7328"/>
+          <w:tab w:val="left" w:pos="8244"/>
+          <w:tab w:val="left" w:pos="9160"/>
+          <w:tab w:val="left" w:pos="10076"/>
+          <w:tab w:val="left" w:pos="10992"/>
+          <w:tab w:val="left" w:pos="11908"/>
+          <w:tab w:val="left" w:pos="12824"/>
+          <w:tab w:val="left" w:pos="13740"/>
+          <w:tab w:val="left" w:pos="14656"/>
+        </w:tabs>
+        <w:wordWrap w:val="0"/>
+        <w:spacing w:after="0" w:line="240" w:lineRule="atLeast"/>
+        <w:jc w:val="left"/>
+        <w:rPr>
+          <w:rFonts w:ascii="Lucida Console" w:eastAsia="Times New Roman" w:hAnsi="Lucida Console" w:cs="Courier New"/>
+          <w:color w:val="0000FF"/>
+          <w:sz w:val="20"/>
+          <w:szCs w:val="20"/>
+          <w:lang w:eastAsia="es-VE"/>
+        </w:rPr>
+      </w:pPr>
+      <w:proofErr w:type="gramStart"/>
+      <w:r>
+        <w:rPr>
+          <w:rStyle w:val="gnkrckgcmrb"/>
+          <w:rFonts w:ascii="Lucida Console" w:hAnsi="Lucida Console"/>
+          <w:color w:val="0070C0"/>
+          <w:highlight w:val="yellow"/>
+        </w:rPr>
+        <w:t>plot(</w:t>
+      </w:r>
+      <w:proofErr w:type="gramEnd"/>
+      <w:r>
+        <w:rPr>
+          <w:rStyle w:val="gnkrckgcmrb"/>
+          <w:rFonts w:ascii="Lucida Console" w:hAnsi="Lucida Console"/>
+          <w:color w:val="0070C0"/>
+          <w:highlight w:val="yellow"/>
+        </w:rPr>
+        <w:t xml:space="preserve">1:15,wss, </w:t>
+      </w:r>
+      <w:proofErr w:type="spellStart"/>
+      <w:r>
+        <w:rPr>
+          <w:rStyle w:val="gnkrckgcmrb"/>
+          <w:rFonts w:ascii="Lucida Console" w:hAnsi="Lucida Console"/>
+          <w:color w:val="0070C0"/>
+          <w:highlight w:val="yellow"/>
+        </w:rPr>
+        <w:t>type</w:t>
+      </w:r>
+      <w:proofErr w:type="spellEnd"/>
+      <w:r>
+        <w:rPr>
+          <w:rStyle w:val="gnkrckgcmrb"/>
+          <w:rFonts w:ascii="Lucida Console" w:hAnsi="Lucida Console"/>
+          <w:color w:val="0070C0"/>
+          <w:highlight w:val="yellow"/>
+        </w:rPr>
+        <w:t xml:space="preserve">="b", </w:t>
+      </w:r>
+      <w:proofErr w:type="spellStart"/>
+      <w:r>
+        <w:rPr>
+          <w:rStyle w:val="gnkrckgcmrb"/>
+          <w:rFonts w:ascii="Lucida Console" w:hAnsi="Lucida Console"/>
+          <w:color w:val="0070C0"/>
+          <w:highlight w:val="yellow"/>
+        </w:rPr>
+        <w:t>xlab</w:t>
+      </w:r>
+      <w:proofErr w:type="spellEnd"/>
+      <w:r>
+        <w:rPr>
+          <w:rStyle w:val="gnkrckgcmrb"/>
+          <w:rFonts w:ascii="Lucida Console" w:hAnsi="Lucida Console"/>
+          <w:color w:val="0070C0"/>
+          <w:highlight w:val="yellow"/>
+        </w:rPr>
+        <w:t xml:space="preserve">="Número de clústeres", </w:t>
+      </w:r>
+      <w:proofErr w:type="spellStart"/>
+      <w:r>
+        <w:rPr>
+          <w:rStyle w:val="gnkrckgcmrb"/>
+          <w:rFonts w:ascii="Lucida Console" w:hAnsi="Lucida Console"/>
+          <w:color w:val="0070C0"/>
+          <w:highlight w:val="yellow"/>
+        </w:rPr>
+        <w:t>ylab</w:t>
+      </w:r>
+      <w:proofErr w:type="spellEnd"/>
+      <w:r>
+        <w:rPr>
+          <w:rStyle w:val="gnkrckgcmrb"/>
+          <w:rFonts w:ascii="Lucida Console" w:hAnsi="Lucida Console"/>
+          <w:color w:val="0070C0"/>
+          <w:highlight w:val="yellow"/>
+        </w:rPr>
+        <w:t>="Suma de cuadrados entre grupos")</w:t>
+      </w:r>
+    </w:p>
+    <w:p>
+      <w:pPr>
+        <w:shd w:val="clear" w:color="auto" w:fill="FFFFFF"/>
+        <w:tabs>
+          <w:tab w:val="left" w:pos="916"/>
+          <w:tab w:val="left" w:pos="1832"/>
+          <w:tab w:val="left" w:pos="2748"/>
+          <w:tab w:val="left" w:pos="3664"/>
+          <w:tab w:val="left" w:pos="4580"/>
+          <w:tab w:val="left" w:pos="5496"/>
+          <w:tab w:val="left" w:pos="6412"/>
+          <w:tab w:val="left" w:pos="7328"/>
+          <w:tab w:val="left" w:pos="8244"/>
+          <w:tab w:val="left" w:pos="9160"/>
+          <w:tab w:val="left" w:pos="10076"/>
+          <w:tab w:val="left" w:pos="10992"/>
+          <w:tab w:val="left" w:pos="11908"/>
+          <w:tab w:val="left" w:pos="12824"/>
+          <w:tab w:val="left" w:pos="13740"/>
+          <w:tab w:val="left" w:pos="14656"/>
+        </w:tabs>
+        <w:wordWrap w:val="0"/>
+        <w:spacing w:after="0" w:line="240" w:lineRule="atLeast"/>
+        <w:jc w:val="left"/>
+        <w:rPr>
+          <w:rFonts w:ascii="Lucida Console" w:eastAsia="Times New Roman" w:hAnsi="Lucida Console" w:cs="Courier New"/>
+          <w:color w:val="0000FF"/>
+          <w:sz w:val="20"/>
+          <w:szCs w:val="20"/>
+          <w:lang w:eastAsia="es-VE"/>
+        </w:rPr>
+      </w:pPr>
+    </w:p>
+    <w:p>
+      <w:pPr>
+        <w:rPr>
+          <w:shd w:val="clear" w:color="auto" w:fill="FFFFFF"/>
+        </w:rPr>
+      </w:pPr>
+      <w:r>
+        <w:rPr>
+          <w:shd w:val="clear" w:color="auto" w:fill="FFFFFF"/>
+        </w:rPr>
+        <w:t>A partir de este gráfico podemos intuir que el número de clústeres adecuados es 3, luego para construir los grupos usaremos el siguiente código:</w:t>
+      </w:r>
+    </w:p>
+    <w:p>
+      <w:pPr>
+        <w:rPr>
+          <w:rFonts w:ascii="Lucida Console" w:eastAsia="Times New Roman" w:hAnsi="Lucida Console" w:cs="Courier New"/>
+          <w:color w:val="0000FF"/>
+          <w:sz w:val="20"/>
+          <w:szCs w:val="20"/>
+          <w:lang w:eastAsia="es-VE"/>
+        </w:rPr>
+      </w:pPr>
+      <w:r>
+        <w:rPr>
+          <w:noProof/>
+          <w:lang w:eastAsia="es-VE"/>
+        </w:rPr>
+        <w:drawing>
+          <wp:inline distT="0" distB="0" distL="0" distR="0" wp14:anchorId="717045A7" wp14:editId="41E81677">
+            <wp:extent cx="5612130" cy="1194143"/>
+            <wp:effectExtent l="0" t="0" r="7620" b="6350"/>
+            <wp:docPr id="31" name="Imagen 31" descr="C:\Users\Bernardo\Documents\Machine-Learning-Basico\docs\images\clu2.png"/>
+            <wp:cNvGraphicFramePr>
+              <a:graphicFrameLocks xmlns:a="http://schemas.openxmlformats.org/drawingml/2006/main" noChangeAspect="1"/>
+            </wp:cNvGraphicFramePr>
+            <a:graphic xmlns:a="http://schemas.openxmlformats.org/drawingml/2006/main">
+              <a:graphicData uri="http://schemas.openxmlformats.org/drawingml/2006/picture">
+                <pic:pic xmlns:pic="http://schemas.openxmlformats.org/drawingml/2006/picture">
+                  <pic:nvPicPr>
+                    <pic:cNvPr id="0" name="Picture 1" descr="C:\Users\Bernardo\Documents\Machine-Learning-Basico\docs\images\clu2.png"/>
+                    <pic:cNvPicPr>
+                      <a:picLocks noChangeAspect="1" noChangeArrowheads="1"/>
+                    </pic:cNvPicPr>
+                  </pic:nvPicPr>
+                  <pic:blipFill>
+                    <a:blip r:embed="rId37" cstate="print">
+                      <a:extLst>
+                        <a:ext uri="{28A0092B-C50C-407E-A947-70E740481C1C}">
+                          <a14:useLocalDpi xmlns:a14="http://schemas.microsoft.com/office/drawing/2010/main" val="0"/>
+                        </a:ext>
+                      </a:extLst>
+                    </a:blip>
+                    <a:srcRect/>
+                    <a:stretch>
+                      <a:fillRect/>
+                    </a:stretch>
+                  </pic:blipFill>
+                  <pic:spPr bwMode="auto">
+                    <a:xfrm>
+                      <a:off x="0" y="0"/>
+                      <a:ext cx="5612130" cy="1194143"/>
+                    </a:xfrm>
+                    <a:prstGeom prst="rect">
+                      <a:avLst/>
+                    </a:prstGeom>
+                    <a:noFill/>
+                    <a:ln>
+                      <a:noFill/>
+                    </a:ln>
+                  </pic:spPr>
+                </pic:pic>
+              </a:graphicData>
+            </a:graphic>
+          </wp:inline>
+        </w:drawing>
+      </w:r>
+    </w:p>
+    <w:p>
+      <w:pPr>
+        <w:shd w:val="clear" w:color="auto" w:fill="FFFFFF"/>
+        <w:tabs>
+          <w:tab w:val="left" w:pos="916"/>
+          <w:tab w:val="left" w:pos="1832"/>
+          <w:tab w:val="left" w:pos="2748"/>
+          <w:tab w:val="left" w:pos="3664"/>
+          <w:tab w:val="left" w:pos="4580"/>
+          <w:tab w:val="left" w:pos="5496"/>
+          <w:tab w:val="left" w:pos="6412"/>
+          <w:tab w:val="left" w:pos="7328"/>
+          <w:tab w:val="left" w:pos="8244"/>
+          <w:tab w:val="left" w:pos="9160"/>
+          <w:tab w:val="left" w:pos="10076"/>
+          <w:tab w:val="left" w:pos="10992"/>
+          <w:tab w:val="left" w:pos="11908"/>
+          <w:tab w:val="left" w:pos="12824"/>
+          <w:tab w:val="left" w:pos="13740"/>
+          <w:tab w:val="left" w:pos="14656"/>
+        </w:tabs>
+        <w:wordWrap w:val="0"/>
+        <w:spacing w:after="0" w:line="240" w:lineRule="atLeast"/>
+        <w:jc w:val="left"/>
+        <w:rPr>
+          <w:rFonts w:ascii="Lucida Console" w:eastAsia="Times New Roman" w:hAnsi="Lucida Console" w:cs="Courier New"/>
+          <w:color w:val="0000FF"/>
+          <w:sz w:val="20"/>
+          <w:szCs w:val="20"/>
+          <w:lang w:eastAsia="es-VE"/>
+        </w:rPr>
+      </w:pPr>
+      <w:proofErr w:type="gramStart"/>
+      <w:r>
+        <w:rPr>
+          <w:rFonts w:ascii="Lucida Console" w:eastAsia="Times New Roman" w:hAnsi="Lucida Console" w:cs="Courier New"/>
+          <w:color w:val="0000FF"/>
+          <w:sz w:val="20"/>
+          <w:szCs w:val="20"/>
+          <w:lang w:eastAsia="es-VE"/>
+        </w:rPr>
+        <w:t>data(</w:t>
+      </w:r>
+      <w:proofErr w:type="gramEnd"/>
+      <w:r>
+        <w:rPr>
+          <w:rFonts w:ascii="Lucida Console" w:eastAsia="Times New Roman" w:hAnsi="Lucida Console" w:cs="Courier New"/>
+          <w:color w:val="0000FF"/>
+          <w:sz w:val="20"/>
+          <w:szCs w:val="20"/>
+          <w:lang w:eastAsia="es-VE"/>
+        </w:rPr>
+        <w:t>iris)</w:t>
+      </w:r>
+    </w:p>
+    <w:p>
+      <w:pPr>
+        <w:shd w:val="clear" w:color="auto" w:fill="FFFFFF"/>
+        <w:tabs>
+          <w:tab w:val="left" w:pos="916"/>
+          <w:tab w:val="left" w:pos="1832"/>
+          <w:tab w:val="left" w:pos="2748"/>
+          <w:tab w:val="left" w:pos="3664"/>
+          <w:tab w:val="left" w:pos="4580"/>
+          <w:tab w:val="left" w:pos="5496"/>
+          <w:tab w:val="left" w:pos="6412"/>
+          <w:tab w:val="left" w:pos="7328"/>
+          <w:tab w:val="left" w:pos="8244"/>
+          <w:tab w:val="left" w:pos="9160"/>
+          <w:tab w:val="left" w:pos="10076"/>
+          <w:tab w:val="left" w:pos="10992"/>
+          <w:tab w:val="left" w:pos="11908"/>
+          <w:tab w:val="left" w:pos="12824"/>
+          <w:tab w:val="left" w:pos="13740"/>
+          <w:tab w:val="left" w:pos="14656"/>
+        </w:tabs>
+        <w:wordWrap w:val="0"/>
+        <w:spacing w:after="0" w:line="240" w:lineRule="atLeast"/>
+        <w:jc w:val="left"/>
+        <w:rPr>
+          <w:rFonts w:ascii="Lucida Console" w:eastAsia="Times New Roman" w:hAnsi="Lucida Console" w:cs="Courier New"/>
+          <w:color w:val="0000FF"/>
+          <w:sz w:val="20"/>
+          <w:szCs w:val="20"/>
+          <w:lang w:eastAsia="es-VE"/>
+        </w:rPr>
+      </w:pPr>
+      <w:r>
+        <w:rPr>
+          <w:rFonts w:ascii="Lucida Console" w:eastAsia="Times New Roman" w:hAnsi="Lucida Console" w:cs="Courier New"/>
+          <w:color w:val="0000FF"/>
+          <w:sz w:val="20"/>
+          <w:szCs w:val="20"/>
+          <w:lang w:eastAsia="es-VE"/>
+        </w:rPr>
+        <w:t>modelo5&lt;-</w:t>
+      </w:r>
+      <w:proofErr w:type="spellStart"/>
+      <w:proofErr w:type="gramStart"/>
+      <w:r>
+        <w:rPr>
+          <w:rFonts w:ascii="Lucida Console" w:eastAsia="Times New Roman" w:hAnsi="Lucida Console" w:cs="Courier New"/>
+          <w:color w:val="0000FF"/>
+          <w:sz w:val="20"/>
+          <w:szCs w:val="20"/>
+          <w:lang w:eastAsia="es-VE"/>
+        </w:rPr>
+        <w:t>kmeans</w:t>
+      </w:r>
+      <w:proofErr w:type="spellEnd"/>
+      <w:r>
+        <w:rPr>
+          <w:rFonts w:ascii="Lucida Console" w:eastAsia="Times New Roman" w:hAnsi="Lucida Console" w:cs="Courier New"/>
+          <w:color w:val="0000FF"/>
+          <w:sz w:val="20"/>
+          <w:szCs w:val="20"/>
+          <w:lang w:eastAsia="es-VE"/>
+        </w:rPr>
+        <w:t>(</w:t>
+      </w:r>
+      <w:proofErr w:type="gramEnd"/>
+      <w:r>
+        <w:rPr>
+          <w:rFonts w:ascii="Lucida Console" w:eastAsia="Times New Roman" w:hAnsi="Lucida Console" w:cs="Courier New"/>
+          <w:color w:val="0000FF"/>
+          <w:sz w:val="20"/>
+          <w:szCs w:val="20"/>
+          <w:lang w:eastAsia="es-VE"/>
+        </w:rPr>
+        <w:t>iris[1:3],centers=3)</w:t>
+      </w:r>
+    </w:p>
+    <w:p>
+      <w:pPr>
+        <w:rPr>
+          <w:lang w:eastAsia="es-VE"/>
+        </w:rPr>
+      </w:pPr>
+      <w:proofErr w:type="gramStart"/>
+      <w:r>
+        <w:rPr>
+          <w:highlight w:val="yellow"/>
+          <w:lang w:eastAsia="es-VE"/>
+        </w:rPr>
+        <w:t>plot(</w:t>
+      </w:r>
+      <w:proofErr w:type="gramEnd"/>
+      <w:r>
+        <w:rPr>
+          <w:highlight w:val="yellow"/>
+          <w:lang w:eastAsia="es-VE"/>
+        </w:rPr>
+        <w:t>iris[1:2], col=modelo5$cluster,main="Ejemplo de 3 clústeres",</w:t>
+      </w:r>
+      <w:proofErr w:type="spellStart"/>
+      <w:r>
+        <w:rPr>
+          <w:highlight w:val="yellow"/>
+          <w:lang w:eastAsia="es-VE"/>
+        </w:rPr>
+        <w:t>xlab</w:t>
+      </w:r>
+      <w:proofErr w:type="spellEnd"/>
+      <w:r>
+        <w:rPr>
+          <w:highlight w:val="yellow"/>
+          <w:lang w:eastAsia="es-VE"/>
+        </w:rPr>
+        <w:t>="longitud del sépalo",</w:t>
+      </w:r>
+      <w:proofErr w:type="spellStart"/>
+      <w:r>
+        <w:rPr>
+          <w:highlight w:val="yellow"/>
+          <w:lang w:eastAsia="es-VE"/>
+        </w:rPr>
+        <w:t>ylab</w:t>
+      </w:r>
+      <w:proofErr w:type="spellEnd"/>
+      <w:r>
+        <w:rPr>
+          <w:highlight w:val="yellow"/>
+          <w:lang w:eastAsia="es-VE"/>
+        </w:rPr>
+        <w:t>="Ancho del sépalo")</w:t>
+      </w:r>
+    </w:p>
+    <w:p>
+      <w:pPr>
+        <w:rPr>
+          <w:lang w:eastAsia="es-VE"/>
+        </w:rPr>
+      </w:pPr>
+      <w:r>
+        <w:rPr>
+          <w:rFonts w:ascii="Helvetica" w:hAnsi="Helvetica" w:cs="Helvetica"/>
+          <w:color w:val="333333"/>
+          <w:spacing w:val="3"/>
+          <w:shd w:val="clear" w:color="auto" w:fill="FFFFFF"/>
+        </w:rPr>
+        <w:t>Para tener una visión gráfica de los clústeres hacemos proyecciones en pares de variables, obteniendo el siguiente gráfico:</w:t>
+      </w:r>
+    </w:p>
+    <w:p>
+      <w:pPr>
+        <w:rPr>
+          <w:lang w:eastAsia="es-VE"/>
+        </w:rPr>
+      </w:pPr>
+    </w:p>
+    <w:p>
+      <w:pPr>
+        <w:rPr>
+          <w:color w:val="000000"/>
+          <w:lang w:eastAsia="es-VE"/>
+        </w:rPr>
+      </w:pPr>
+    </w:p>
+    <w:p>
+      <w:pPr>
+        <w:shd w:val="clear" w:color="auto" w:fill="FFFFFF"/>
+        <w:tabs>
+          <w:tab w:val="left" w:pos="916"/>
+          <w:tab w:val="left" w:pos="1832"/>
+          <w:tab w:val="left" w:pos="2748"/>
+          <w:tab w:val="left" w:pos="3664"/>
+          <w:tab w:val="left" w:pos="4580"/>
+          <w:tab w:val="left" w:pos="5496"/>
+          <w:tab w:val="left" w:pos="6412"/>
+          <w:tab w:val="left" w:pos="7328"/>
+          <w:tab w:val="left" w:pos="8244"/>
+          <w:tab w:val="left" w:pos="9160"/>
+          <w:tab w:val="left" w:pos="10076"/>
+          <w:tab w:val="left" w:pos="10992"/>
+          <w:tab w:val="left" w:pos="11908"/>
+          <w:tab w:val="left" w:pos="12824"/>
+          <w:tab w:val="left" w:pos="13740"/>
+          <w:tab w:val="left" w:pos="14656"/>
+        </w:tabs>
+        <w:wordWrap w:val="0"/>
+        <w:spacing w:after="0" w:line="240" w:lineRule="atLeast"/>
+        <w:jc w:val="left"/>
+      </w:pPr>
+      <w:r>
+        <w:rPr>
+          <w:highlight w:val="yellow"/>
+        </w:rPr>
+        <w:t xml:space="preserve">Reemplazar la imagen </w:t>
+      </w:r>
+      <w:r>
+        <w:rPr>
+          <w:highlight w:val="yellow"/>
+        </w:rPr>
+        <w:t>por esta otra</w:t>
+      </w:r>
+      <w:r>
+        <w:t xml:space="preserve"> </w:t>
+      </w:r>
+      <w:r>
+        <w:rPr>
+          <w:highlight w:val="yellow"/>
+        </w:rPr>
+        <w:t>que se ori</w:t>
+      </w:r>
+      <w:r>
+        <w:rPr>
+          <w:highlight w:val="yellow"/>
+        </w:rPr>
+        <w:t>gina del código anterior</w:t>
+      </w:r>
+    </w:p>
+    <w:p>
+      <w:pPr>
+        <w:shd w:val="clear" w:color="auto" w:fill="FFFFFF"/>
+        <w:tabs>
+          <w:tab w:val="left" w:pos="916"/>
+          <w:tab w:val="left" w:pos="1832"/>
+          <w:tab w:val="left" w:pos="2748"/>
+          <w:tab w:val="left" w:pos="3664"/>
+          <w:tab w:val="left" w:pos="4580"/>
+          <w:tab w:val="left" w:pos="5496"/>
+          <w:tab w:val="left" w:pos="6412"/>
+          <w:tab w:val="left" w:pos="7328"/>
+          <w:tab w:val="left" w:pos="8244"/>
+          <w:tab w:val="left" w:pos="9160"/>
+          <w:tab w:val="left" w:pos="10076"/>
+          <w:tab w:val="left" w:pos="10992"/>
+          <w:tab w:val="left" w:pos="11908"/>
+          <w:tab w:val="left" w:pos="12824"/>
+          <w:tab w:val="left" w:pos="13740"/>
+          <w:tab w:val="left" w:pos="14656"/>
+        </w:tabs>
+        <w:wordWrap w:val="0"/>
+        <w:spacing w:after="0" w:line="240" w:lineRule="atLeast"/>
+        <w:jc w:val="left"/>
+      </w:pPr>
+      <w:r>
+        <w:rPr>
+          <w:noProof/>
+          <w:highlight w:val="yellow"/>
+          <w:shd w:val="clear" w:color="auto" w:fill="FFFF00"/>
+          <w:lang w:eastAsia="es-VE"/>
+        </w:rPr>
+        <w:drawing>
+          <wp:inline distT="0" distB="0" distL="0" distR="0" wp14:anchorId="5A2435A1" wp14:editId="1CE4AAF3">
+            <wp:extent cx="5612130" cy="2901950"/>
+            <wp:effectExtent l="57150" t="0" r="64770" b="107950"/>
+            <wp:docPr id="33" name="Imagen 33"/>
+            <wp:cNvGraphicFramePr>
+              <a:graphicFrameLocks xmlns:a="http://schemas.openxmlformats.org/drawingml/2006/main" noChangeAspect="1"/>
+            </wp:cNvGraphicFramePr>
+            <a:graphic xmlns:a="http://schemas.openxmlformats.org/drawingml/2006/main">
+              <a:graphicData uri="http://schemas.openxmlformats.org/drawingml/2006/picture">
+                <pic:pic xmlns:pic="http://schemas.openxmlformats.org/drawingml/2006/picture">
+                  <pic:nvPicPr>
+                    <pic:cNvPr id="1" name=""/>
+                    <pic:cNvPicPr/>
+                  </pic:nvPicPr>
+                  <pic:blipFill>
+                    <a:blip r:embed="rId38"/>
+                    <a:stretch>
+                      <a:fillRect/>
+                    </a:stretch>
+                  </pic:blipFill>
+                  <pic:spPr>
+                    <a:xfrm>
+                      <a:off x="0" y="0"/>
+                      <a:ext cx="5612130" cy="2901950"/>
+                    </a:xfrm>
+                    <a:prstGeom prst="rect">
+                      <a:avLst/>
+                    </a:prstGeom>
+                    <a:solidFill>
+                      <a:srgbClr val="FFFF00"/>
+                    </a:solidFill>
+                    <a:effectLst>
+                      <a:outerShdw blurRad="50800" dist="50800" dir="5400000" algn="ctr" rotWithShape="0">
+                        <a:srgbClr val="FFFF00"/>
+                      </a:outerShdw>
+                    </a:effectLst>
+                  </pic:spPr>
+                </pic:pic>
+              </a:graphicData>
+            </a:graphic>
+          </wp:inline>
+        </w:drawing>
+      </w:r>
+    </w:p>
+    <w:p>
+      <w:pPr>
+        <w:shd w:val="clear" w:color="auto" w:fill="FFFFFF"/>
+        <w:tabs>
+          <w:tab w:val="left" w:pos="916"/>
+          <w:tab w:val="left" w:pos="1832"/>
+          <w:tab w:val="left" w:pos="2748"/>
+          <w:tab w:val="left" w:pos="3664"/>
+          <w:tab w:val="left" w:pos="4580"/>
+          <w:tab w:val="left" w:pos="5496"/>
+          <w:tab w:val="left" w:pos="6412"/>
+          <w:tab w:val="left" w:pos="7328"/>
+          <w:tab w:val="left" w:pos="8244"/>
+          <w:tab w:val="left" w:pos="9160"/>
+          <w:tab w:val="left" w:pos="10076"/>
+          <w:tab w:val="left" w:pos="10992"/>
+          <w:tab w:val="left" w:pos="11908"/>
+          <w:tab w:val="left" w:pos="12824"/>
+          <w:tab w:val="left" w:pos="13740"/>
+          <w:tab w:val="left" w:pos="14656"/>
+        </w:tabs>
+        <w:wordWrap w:val="0"/>
+        <w:spacing w:after="0" w:line="240" w:lineRule="atLeast"/>
+        <w:jc w:val="left"/>
+      </w:pPr>
+    </w:p>
+    <w:p>
+      <w:pPr>
+        <w:shd w:val="clear" w:color="auto" w:fill="FFFFFF"/>
+        <w:tabs>
+          <w:tab w:val="left" w:pos="916"/>
+          <w:tab w:val="left" w:pos="1832"/>
+          <w:tab w:val="left" w:pos="2748"/>
+          <w:tab w:val="left" w:pos="3664"/>
+          <w:tab w:val="left" w:pos="4580"/>
+          <w:tab w:val="left" w:pos="5496"/>
+          <w:tab w:val="left" w:pos="6412"/>
+          <w:tab w:val="left" w:pos="7328"/>
+          <w:tab w:val="left" w:pos="8244"/>
+          <w:tab w:val="left" w:pos="9160"/>
+          <w:tab w:val="left" w:pos="10076"/>
+          <w:tab w:val="left" w:pos="10992"/>
+          <w:tab w:val="left" w:pos="11908"/>
+          <w:tab w:val="left" w:pos="12824"/>
+          <w:tab w:val="left" w:pos="13740"/>
+          <w:tab w:val="left" w:pos="14656"/>
+        </w:tabs>
+        <w:wordWrap w:val="0"/>
+        <w:spacing w:after="0" w:line="240" w:lineRule="atLeast"/>
+        <w:jc w:val="left"/>
+      </w:pPr>
+    </w:p>
+    <w:p>
+      <w:pPr>
+        <w:shd w:val="clear" w:color="auto" w:fill="FFFFFF"/>
+        <w:spacing w:before="306" w:after="204" w:line="240" w:lineRule="auto"/>
+        <w:jc w:val="left"/>
+        <w:outlineLvl w:val="2"/>
+        <w:rPr>
+          <w:rFonts w:ascii="Helvetica" w:eastAsia="Times New Roman" w:hAnsi="Helvetica" w:cs="Helvetica"/>
+          <w:color w:val="333333"/>
+          <w:spacing w:val="3"/>
+          <w:sz w:val="36"/>
+          <w:szCs w:val="36"/>
+          <w:lang w:eastAsia="es-VE"/>
+        </w:rPr>
+      </w:pPr>
+      <w:r>
+        <w:rPr>
+          <w:rFonts w:ascii="Helvetica" w:eastAsia="Times New Roman" w:hAnsi="Helvetica" w:cs="Helvetica"/>
+          <w:color w:val="333333"/>
+          <w:spacing w:val="3"/>
+          <w:sz w:val="36"/>
+          <w:szCs w:val="36"/>
+          <w:lang w:eastAsia="es-VE"/>
+        </w:rPr>
+        <w:t>6.5.2 Método jerárquico</w:t>
+      </w:r>
+    </w:p>
+    <w:p>
+      <w:pPr>
+        <w:shd w:val="clear" w:color="auto" w:fill="FFFFFF"/>
+        <w:tabs>
+          <w:tab w:val="left" w:pos="916"/>
+          <w:tab w:val="left" w:pos="1832"/>
+          <w:tab w:val="left" w:pos="2748"/>
+          <w:tab w:val="left" w:pos="3664"/>
+          <w:tab w:val="left" w:pos="4580"/>
+          <w:tab w:val="left" w:pos="5496"/>
+          <w:tab w:val="left" w:pos="6412"/>
+          <w:tab w:val="left" w:pos="7328"/>
+          <w:tab w:val="left" w:pos="8244"/>
+          <w:tab w:val="left" w:pos="9160"/>
+          <w:tab w:val="left" w:pos="10076"/>
+          <w:tab w:val="left" w:pos="10992"/>
+          <w:tab w:val="left" w:pos="11908"/>
+          <w:tab w:val="left" w:pos="12824"/>
+          <w:tab w:val="left" w:pos="13740"/>
+          <w:tab w:val="left" w:pos="14656"/>
+        </w:tabs>
+        <w:wordWrap w:val="0"/>
+        <w:spacing w:after="0" w:line="240" w:lineRule="atLeast"/>
+        <w:jc w:val="left"/>
+      </w:pPr>
+    </w:p>
+    <w:p>
+      <w:pPr>
+        <w:shd w:val="clear" w:color="auto" w:fill="FFFFFF"/>
+        <w:tabs>
+          <w:tab w:val="left" w:pos="916"/>
+          <w:tab w:val="left" w:pos="1832"/>
+          <w:tab w:val="left" w:pos="2748"/>
+          <w:tab w:val="left" w:pos="3664"/>
+          <w:tab w:val="left" w:pos="4580"/>
+          <w:tab w:val="left" w:pos="5496"/>
+          <w:tab w:val="left" w:pos="6412"/>
+          <w:tab w:val="left" w:pos="7328"/>
+          <w:tab w:val="left" w:pos="8244"/>
+          <w:tab w:val="left" w:pos="9160"/>
+          <w:tab w:val="left" w:pos="10076"/>
+          <w:tab w:val="left" w:pos="10992"/>
+          <w:tab w:val="left" w:pos="11908"/>
+          <w:tab w:val="left" w:pos="12824"/>
+          <w:tab w:val="left" w:pos="13740"/>
+          <w:tab w:val="left" w:pos="14656"/>
+        </w:tabs>
+        <w:wordWrap w:val="0"/>
+        <w:spacing w:after="0" w:line="240" w:lineRule="atLeast"/>
+        <w:jc w:val="left"/>
+      </w:pPr>
+    </w:p>
+    <w:p>
+      <w:pPr>
+        <w:shd w:val="clear" w:color="auto" w:fill="FFFFFF"/>
+        <w:tabs>
+          <w:tab w:val="left" w:pos="916"/>
+          <w:tab w:val="left" w:pos="1832"/>
+          <w:tab w:val="left" w:pos="2748"/>
+          <w:tab w:val="left" w:pos="3664"/>
+          <w:tab w:val="left" w:pos="4580"/>
+          <w:tab w:val="left" w:pos="5496"/>
+          <w:tab w:val="left" w:pos="6412"/>
+          <w:tab w:val="left" w:pos="7328"/>
+          <w:tab w:val="left" w:pos="8244"/>
+          <w:tab w:val="left" w:pos="9160"/>
+          <w:tab w:val="left" w:pos="10076"/>
+          <w:tab w:val="left" w:pos="10992"/>
+          <w:tab w:val="left" w:pos="11908"/>
+          <w:tab w:val="left" w:pos="12824"/>
+          <w:tab w:val="left" w:pos="13740"/>
+          <w:tab w:val="left" w:pos="14656"/>
+        </w:tabs>
+        <w:wordWrap w:val="0"/>
+        <w:spacing w:after="0" w:line="240" w:lineRule="atLeast"/>
+        <w:jc w:val="left"/>
+        <w:rPr>
+          <w:noProof/>
+          <w:lang w:eastAsia="es-VE"/>
+        </w:rPr>
+      </w:pPr>
+    </w:p>
+    <w:p>
+      <w:pPr>
+        <w:shd w:val="clear" w:color="auto" w:fill="FFFFFF"/>
+        <w:tabs>
+          <w:tab w:val="left" w:pos="916"/>
+          <w:tab w:val="left" w:pos="1832"/>
+          <w:tab w:val="left" w:pos="2748"/>
+          <w:tab w:val="left" w:pos="3664"/>
+          <w:tab w:val="left" w:pos="4580"/>
+          <w:tab w:val="left" w:pos="5496"/>
+          <w:tab w:val="left" w:pos="6412"/>
+          <w:tab w:val="left" w:pos="7328"/>
+          <w:tab w:val="left" w:pos="8244"/>
+          <w:tab w:val="left" w:pos="9160"/>
+          <w:tab w:val="left" w:pos="10076"/>
+          <w:tab w:val="left" w:pos="10992"/>
+          <w:tab w:val="left" w:pos="11908"/>
+          <w:tab w:val="left" w:pos="12824"/>
+          <w:tab w:val="left" w:pos="13740"/>
+          <w:tab w:val="left" w:pos="14656"/>
+        </w:tabs>
+        <w:wordWrap w:val="0"/>
+        <w:spacing w:after="0" w:line="240" w:lineRule="atLeast"/>
+        <w:jc w:val="left"/>
+      </w:pPr>
+      <w:r>
+        <w:rPr>
+          <w:noProof/>
+          <w:lang w:eastAsia="es-VE"/>
+        </w:rPr>
+        <w:drawing>
+          <wp:inline distT="0" distB="0" distL="0" distR="0" wp14:anchorId="45AA741D" wp14:editId="07E80360">
+            <wp:extent cx="5612130" cy="1407874"/>
+            <wp:effectExtent l="0" t="0" r="7620" b="1905"/>
+            <wp:docPr id="34" name="Imagen 34" descr="C:\Users\Bernardo\Documents\Machine-Learning-Basico\docs\images\clu9.png"/>
+            <wp:cNvGraphicFramePr>
+              <a:graphicFrameLocks xmlns:a="http://schemas.openxmlformats.org/drawingml/2006/main" noChangeAspect="1"/>
+            </wp:cNvGraphicFramePr>
+            <a:graphic xmlns:a="http://schemas.openxmlformats.org/drawingml/2006/main">
+              <a:graphicData uri="http://schemas.openxmlformats.org/drawingml/2006/picture">
+                <pic:pic xmlns:pic="http://schemas.openxmlformats.org/drawingml/2006/picture">
+                  <pic:nvPicPr>
+                    <pic:cNvPr id="0" name="Picture 5" descr="C:\Users\Bernardo\Documents\Machine-Learning-Basico\docs\images\clu9.png"/>
+                    <pic:cNvPicPr>
+                      <a:picLocks noChangeAspect="1" noChangeArrowheads="1"/>
+                    </pic:cNvPicPr>
+                  </pic:nvPicPr>
+                  <pic:blipFill>
+                    <a:blip r:embed="rId39" cstate="print">
+                      <a:extLst>
+                        <a:ext uri="{28A0092B-C50C-407E-A947-70E740481C1C}">
+                          <a14:useLocalDpi xmlns:a14="http://schemas.microsoft.com/office/drawing/2010/main" val="0"/>
+                        </a:ext>
+                      </a:extLst>
+                    </a:blip>
+                    <a:srcRect/>
+                    <a:stretch>
+                      <a:fillRect/>
+                    </a:stretch>
+                  </pic:blipFill>
+                  <pic:spPr bwMode="auto">
+                    <a:xfrm>
+                      <a:off x="0" y="0"/>
+                      <a:ext cx="5612130" cy="1407874"/>
+                    </a:xfrm>
+                    <a:prstGeom prst="rect">
+                      <a:avLst/>
+                    </a:prstGeom>
+                    <a:noFill/>
+                    <a:ln>
+                      <a:noFill/>
+                    </a:ln>
+                  </pic:spPr>
+                </pic:pic>
+              </a:graphicData>
+            </a:graphic>
+          </wp:inline>
+        </w:drawing>
+      </w:r>
+    </w:p>
+    <w:p>
+      <w:pPr>
+        <w:shd w:val="clear" w:color="auto" w:fill="FFFFFF"/>
+        <w:tabs>
+          <w:tab w:val="left" w:pos="916"/>
+          <w:tab w:val="left" w:pos="1832"/>
+          <w:tab w:val="left" w:pos="2748"/>
+          <w:tab w:val="left" w:pos="3664"/>
+          <w:tab w:val="left" w:pos="4580"/>
+          <w:tab w:val="left" w:pos="5496"/>
+          <w:tab w:val="left" w:pos="6412"/>
+          <w:tab w:val="left" w:pos="7328"/>
+          <w:tab w:val="left" w:pos="8244"/>
+          <w:tab w:val="left" w:pos="9160"/>
+          <w:tab w:val="left" w:pos="10076"/>
+          <w:tab w:val="left" w:pos="10992"/>
+          <w:tab w:val="left" w:pos="11908"/>
+          <w:tab w:val="left" w:pos="12824"/>
+          <w:tab w:val="left" w:pos="13740"/>
+          <w:tab w:val="left" w:pos="14656"/>
+        </w:tabs>
+        <w:wordWrap w:val="0"/>
+        <w:spacing w:after="0" w:line="240" w:lineRule="atLeast"/>
+        <w:jc w:val="left"/>
+        <w:rPr>
+          <w:color w:val="5B9BD5" w:themeColor="accent1"/>
+        </w:rPr>
+      </w:pPr>
+    </w:p>
+    <w:p>
+      <w:pPr>
+        <w:shd w:val="clear" w:color="auto" w:fill="FFFFFF"/>
+        <w:tabs>
+          <w:tab w:val="left" w:pos="916"/>
+          <w:tab w:val="left" w:pos="1832"/>
+          <w:tab w:val="left" w:pos="2748"/>
+          <w:tab w:val="left" w:pos="3664"/>
+          <w:tab w:val="left" w:pos="4580"/>
+          <w:tab w:val="left" w:pos="5496"/>
+          <w:tab w:val="left" w:pos="6412"/>
+          <w:tab w:val="left" w:pos="7328"/>
+          <w:tab w:val="left" w:pos="8244"/>
+          <w:tab w:val="left" w:pos="9160"/>
+          <w:tab w:val="left" w:pos="10076"/>
+          <w:tab w:val="left" w:pos="10992"/>
+          <w:tab w:val="left" w:pos="11908"/>
+          <w:tab w:val="left" w:pos="12824"/>
+          <w:tab w:val="left" w:pos="13740"/>
+          <w:tab w:val="left" w:pos="14656"/>
+        </w:tabs>
+        <w:wordWrap w:val="0"/>
+        <w:spacing w:after="0" w:line="240" w:lineRule="atLeast"/>
+        <w:jc w:val="left"/>
+        <w:rPr>
+          <w:color w:val="5B9BD5" w:themeColor="accent1"/>
+        </w:rPr>
+      </w:pPr>
+      <w:r>
+        <w:rPr>
+          <w:color w:val="5B9BD5" w:themeColor="accent1"/>
+        </w:rPr>
+        <w:t>#Creando las distancias entre observaciones</w:t>
+      </w:r>
+    </w:p>
+    <w:p>
+      <w:pPr>
+        <w:shd w:val="clear" w:color="auto" w:fill="FFFFFF"/>
+        <w:tabs>
+          <w:tab w:val="left" w:pos="916"/>
+          <w:tab w:val="left" w:pos="1832"/>
+          <w:tab w:val="left" w:pos="2748"/>
+          <w:tab w:val="left" w:pos="3664"/>
+          <w:tab w:val="left" w:pos="4580"/>
+          <w:tab w:val="left" w:pos="5496"/>
+          <w:tab w:val="left" w:pos="6412"/>
+          <w:tab w:val="left" w:pos="7328"/>
+          <w:tab w:val="left" w:pos="8244"/>
+          <w:tab w:val="left" w:pos="9160"/>
+          <w:tab w:val="left" w:pos="10076"/>
+          <w:tab w:val="left" w:pos="10992"/>
+          <w:tab w:val="left" w:pos="11908"/>
+          <w:tab w:val="left" w:pos="12824"/>
+          <w:tab w:val="left" w:pos="13740"/>
+          <w:tab w:val="left" w:pos="14656"/>
+        </w:tabs>
+        <w:wordWrap w:val="0"/>
+        <w:spacing w:after="0" w:line="200" w:lineRule="atLeast"/>
+        <w:jc w:val="left"/>
+        <w:rPr>
+          <w:rFonts w:ascii="Lucida Console" w:eastAsia="Times New Roman" w:hAnsi="Lucida Console" w:cs="Courier New"/>
+          <w:color w:val="000000"/>
+          <w:sz w:val="20"/>
+          <w:szCs w:val="20"/>
+          <w:lang w:eastAsia="es-VE"/>
+        </w:rPr>
+      </w:pPr>
+      <w:r>
+        <w:rPr>
+          <w:rFonts w:ascii="Lucida Console" w:eastAsia="Times New Roman" w:hAnsi="Lucida Console" w:cs="Courier New"/>
+          <w:color w:val="0000FF"/>
+          <w:sz w:val="20"/>
+          <w:szCs w:val="20"/>
+          <w:lang w:eastAsia="es-VE"/>
+        </w:rPr>
+        <w:t>d&lt;-</w:t>
+      </w:r>
+      <w:proofErr w:type="spellStart"/>
+      <w:proofErr w:type="gramStart"/>
+      <w:r>
+        <w:rPr>
+          <w:rFonts w:ascii="Lucida Console" w:eastAsia="Times New Roman" w:hAnsi="Lucida Console" w:cs="Courier New"/>
+          <w:color w:val="0000FF"/>
+          <w:sz w:val="20"/>
+          <w:szCs w:val="20"/>
+          <w:lang w:eastAsia="es-VE"/>
+        </w:rPr>
+        <w:t>dist</w:t>
+      </w:r>
+      <w:proofErr w:type="spellEnd"/>
+      <w:r>
+        <w:rPr>
+          <w:rFonts w:ascii="Lucida Console" w:eastAsia="Times New Roman" w:hAnsi="Lucida Console" w:cs="Courier New"/>
+          <w:color w:val="0000FF"/>
+          <w:sz w:val="20"/>
+          <w:szCs w:val="20"/>
+          <w:lang w:eastAsia="es-VE"/>
+        </w:rPr>
+        <w:t>(</w:t>
+      </w:r>
+      <w:proofErr w:type="gramEnd"/>
+      <w:r>
+        <w:rPr>
+          <w:rFonts w:ascii="Lucida Console" w:eastAsia="Times New Roman" w:hAnsi="Lucida Console" w:cs="Courier New"/>
+          <w:color w:val="0000FF"/>
+          <w:sz w:val="20"/>
+          <w:szCs w:val="20"/>
+          <w:lang w:eastAsia="es-VE"/>
+        </w:rPr>
+        <w:t>iris[1:3],method="</w:t>
+      </w:r>
+      <w:proofErr w:type="spellStart"/>
+      <w:r>
+        <w:rPr>
+          <w:rFonts w:ascii="Lucida Console" w:eastAsia="Times New Roman" w:hAnsi="Lucida Console" w:cs="Courier New"/>
+          <w:color w:val="0000FF"/>
+          <w:sz w:val="20"/>
+          <w:szCs w:val="20"/>
+          <w:lang w:eastAsia="es-VE"/>
+        </w:rPr>
+        <w:t>euclidean</w:t>
+      </w:r>
+      <w:proofErr w:type="spellEnd"/>
+      <w:r>
+        <w:rPr>
+          <w:rFonts w:ascii="Lucida Console" w:eastAsia="Times New Roman" w:hAnsi="Lucida Console" w:cs="Courier New"/>
+          <w:color w:val="0000FF"/>
+          <w:sz w:val="20"/>
+          <w:szCs w:val="20"/>
+          <w:lang w:eastAsia="es-VE"/>
+        </w:rPr>
+        <w:t>")</w:t>
+      </w:r>
+    </w:p>
+    <w:p>
+      <w:pPr>
+        <w:shd w:val="clear" w:color="auto" w:fill="FFFFFF"/>
+        <w:tabs>
+          <w:tab w:val="left" w:pos="916"/>
+          <w:tab w:val="left" w:pos="1832"/>
+          <w:tab w:val="left" w:pos="2748"/>
+          <w:tab w:val="left" w:pos="3664"/>
+          <w:tab w:val="left" w:pos="4580"/>
+          <w:tab w:val="left" w:pos="5496"/>
+          <w:tab w:val="left" w:pos="6412"/>
+          <w:tab w:val="left" w:pos="7328"/>
+          <w:tab w:val="left" w:pos="8244"/>
+          <w:tab w:val="left" w:pos="9160"/>
+          <w:tab w:val="left" w:pos="10076"/>
+          <w:tab w:val="left" w:pos="10992"/>
+          <w:tab w:val="left" w:pos="11908"/>
+          <w:tab w:val="left" w:pos="12824"/>
+          <w:tab w:val="left" w:pos="13740"/>
+          <w:tab w:val="left" w:pos="14656"/>
+        </w:tabs>
+        <w:wordWrap w:val="0"/>
+        <w:spacing w:after="0" w:line="240" w:lineRule="atLeast"/>
+        <w:jc w:val="left"/>
+      </w:pPr>
+    </w:p>
+    <w:p>
+      <w:pPr>
+        <w:shd w:val="clear" w:color="auto" w:fill="FFFFFF"/>
+        <w:tabs>
+          <w:tab w:val="left" w:pos="916"/>
+          <w:tab w:val="left" w:pos="1832"/>
+          <w:tab w:val="left" w:pos="2748"/>
+          <w:tab w:val="left" w:pos="3664"/>
+          <w:tab w:val="left" w:pos="4580"/>
+          <w:tab w:val="left" w:pos="5496"/>
+          <w:tab w:val="left" w:pos="6412"/>
+          <w:tab w:val="left" w:pos="7328"/>
+          <w:tab w:val="left" w:pos="8244"/>
+          <w:tab w:val="left" w:pos="9160"/>
+          <w:tab w:val="left" w:pos="10076"/>
+          <w:tab w:val="left" w:pos="10992"/>
+          <w:tab w:val="left" w:pos="11908"/>
+          <w:tab w:val="left" w:pos="12824"/>
+          <w:tab w:val="left" w:pos="13740"/>
+          <w:tab w:val="left" w:pos="14656"/>
+        </w:tabs>
+        <w:wordWrap w:val="0"/>
+        <w:spacing w:after="0" w:line="240" w:lineRule="atLeast"/>
+        <w:jc w:val="left"/>
+        <w:rPr>
+          <w:color w:val="5B9BD5" w:themeColor="accent1"/>
+        </w:rPr>
+      </w:pPr>
+      <w:r>
+        <w:rPr>
+          <w:color w:val="5B9BD5" w:themeColor="accent1"/>
+        </w:rPr>
+        <w:t>#</w:t>
+      </w:r>
+      <w:r>
+        <w:rPr>
+          <w:color w:val="5B9BD5" w:themeColor="accent1"/>
+        </w:rPr>
+        <w:t xml:space="preserve"> Análisis jerárquico</w:t>
+      </w:r>
+    </w:p>
+    <w:p>
+      <w:pPr>
+        <w:shd w:val="clear" w:color="auto" w:fill="FFFFFF"/>
+        <w:tabs>
+          <w:tab w:val="left" w:pos="916"/>
+          <w:tab w:val="left" w:pos="1832"/>
+          <w:tab w:val="left" w:pos="2748"/>
+          <w:tab w:val="left" w:pos="3664"/>
+          <w:tab w:val="left" w:pos="4580"/>
+          <w:tab w:val="left" w:pos="5496"/>
+          <w:tab w:val="left" w:pos="6412"/>
+          <w:tab w:val="left" w:pos="7328"/>
+          <w:tab w:val="left" w:pos="8244"/>
+          <w:tab w:val="left" w:pos="9160"/>
+          <w:tab w:val="left" w:pos="10076"/>
+          <w:tab w:val="left" w:pos="10992"/>
+          <w:tab w:val="left" w:pos="11908"/>
+          <w:tab w:val="left" w:pos="12824"/>
+          <w:tab w:val="left" w:pos="13740"/>
+          <w:tab w:val="left" w:pos="14656"/>
+        </w:tabs>
+        <w:wordWrap w:val="0"/>
+        <w:spacing w:after="0" w:line="200" w:lineRule="atLeast"/>
+        <w:jc w:val="left"/>
+        <w:rPr>
+          <w:rFonts w:ascii="Lucida Console" w:eastAsia="Times New Roman" w:hAnsi="Lucida Console" w:cs="Courier New"/>
+          <w:color w:val="0000FF"/>
+          <w:sz w:val="20"/>
+          <w:szCs w:val="20"/>
+          <w:lang w:eastAsia="es-VE"/>
+        </w:rPr>
+      </w:pPr>
+      <w:r>
+        <w:rPr>
+          <w:rFonts w:ascii="Lucida Console" w:eastAsia="Times New Roman" w:hAnsi="Lucida Console" w:cs="Courier New"/>
+          <w:color w:val="0000FF"/>
+          <w:sz w:val="20"/>
+          <w:szCs w:val="20"/>
+          <w:lang w:eastAsia="es-VE"/>
+        </w:rPr>
+        <w:t>hc1&lt;-</w:t>
+      </w:r>
+      <w:proofErr w:type="spellStart"/>
+      <w:proofErr w:type="gramStart"/>
+      <w:r>
+        <w:rPr>
+          <w:rFonts w:ascii="Lucida Console" w:eastAsia="Times New Roman" w:hAnsi="Lucida Console" w:cs="Courier New"/>
+          <w:color w:val="0000FF"/>
+          <w:sz w:val="20"/>
+          <w:szCs w:val="20"/>
+          <w:lang w:eastAsia="es-VE"/>
+        </w:rPr>
+        <w:t>hclust</w:t>
+      </w:r>
+      <w:proofErr w:type="spellEnd"/>
+      <w:r>
+        <w:rPr>
+          <w:rFonts w:ascii="Lucida Console" w:eastAsia="Times New Roman" w:hAnsi="Lucida Console" w:cs="Courier New"/>
+          <w:color w:val="0000FF"/>
+          <w:sz w:val="20"/>
+          <w:szCs w:val="20"/>
+          <w:lang w:eastAsia="es-VE"/>
+        </w:rPr>
+        <w:t>(</w:t>
+      </w:r>
+      <w:proofErr w:type="spellStart"/>
+      <w:proofErr w:type="gramEnd"/>
+      <w:r>
+        <w:rPr>
+          <w:rFonts w:ascii="Lucida Console" w:eastAsia="Times New Roman" w:hAnsi="Lucida Console" w:cs="Courier New"/>
+          <w:color w:val="0000FF"/>
+          <w:sz w:val="20"/>
+          <w:szCs w:val="20"/>
+          <w:lang w:eastAsia="es-VE"/>
+        </w:rPr>
+        <w:t>d,method</w:t>
+      </w:r>
+      <w:proofErr w:type="spellEnd"/>
+      <w:r>
+        <w:rPr>
+          <w:rFonts w:ascii="Lucida Console" w:eastAsia="Times New Roman" w:hAnsi="Lucida Console" w:cs="Courier New"/>
+          <w:color w:val="0000FF"/>
+          <w:sz w:val="20"/>
+          <w:szCs w:val="20"/>
+          <w:lang w:eastAsia="es-VE"/>
+        </w:rPr>
+        <w:t>="complete")</w:t>
+      </w:r>
+    </w:p>
+    <w:p>
+      <w:pPr>
+        <w:shd w:val="clear" w:color="auto" w:fill="FFFFFF"/>
+        <w:tabs>
+          <w:tab w:val="left" w:pos="916"/>
+          <w:tab w:val="left" w:pos="1832"/>
+          <w:tab w:val="left" w:pos="2748"/>
+          <w:tab w:val="left" w:pos="3664"/>
+          <w:tab w:val="left" w:pos="4580"/>
+          <w:tab w:val="left" w:pos="5496"/>
+          <w:tab w:val="left" w:pos="6412"/>
+          <w:tab w:val="left" w:pos="7328"/>
+          <w:tab w:val="left" w:pos="8244"/>
+          <w:tab w:val="left" w:pos="9160"/>
+          <w:tab w:val="left" w:pos="10076"/>
+          <w:tab w:val="left" w:pos="10992"/>
+          <w:tab w:val="left" w:pos="11908"/>
+          <w:tab w:val="left" w:pos="12824"/>
+          <w:tab w:val="left" w:pos="13740"/>
+          <w:tab w:val="left" w:pos="14656"/>
+        </w:tabs>
+        <w:wordWrap w:val="0"/>
+        <w:spacing w:after="0" w:line="200" w:lineRule="atLeast"/>
+        <w:jc w:val="left"/>
+        <w:rPr>
+          <w:rFonts w:ascii="Lucida Console" w:eastAsia="Times New Roman" w:hAnsi="Lucida Console" w:cs="Courier New"/>
+          <w:color w:val="0000FF"/>
+          <w:sz w:val="20"/>
+          <w:szCs w:val="20"/>
+          <w:lang w:eastAsia="es-VE"/>
+        </w:rPr>
+      </w:pPr>
+    </w:p>
+    <w:p>
+      <w:pPr>
+        <w:shd w:val="clear" w:color="auto" w:fill="FFFFFF"/>
+        <w:tabs>
+          <w:tab w:val="left" w:pos="916"/>
+          <w:tab w:val="left" w:pos="1832"/>
+          <w:tab w:val="left" w:pos="2748"/>
+          <w:tab w:val="left" w:pos="3664"/>
+          <w:tab w:val="left" w:pos="4580"/>
+          <w:tab w:val="left" w:pos="5496"/>
+          <w:tab w:val="left" w:pos="6412"/>
+          <w:tab w:val="left" w:pos="7328"/>
+          <w:tab w:val="left" w:pos="8244"/>
+          <w:tab w:val="left" w:pos="9160"/>
+          <w:tab w:val="left" w:pos="10076"/>
+          <w:tab w:val="left" w:pos="10992"/>
+          <w:tab w:val="left" w:pos="11908"/>
+          <w:tab w:val="left" w:pos="12824"/>
+          <w:tab w:val="left" w:pos="13740"/>
+          <w:tab w:val="left" w:pos="14656"/>
+        </w:tabs>
+        <w:wordWrap w:val="0"/>
+        <w:spacing w:after="0" w:line="200" w:lineRule="atLeast"/>
+        <w:jc w:val="left"/>
+        <w:rPr>
+          <w:rFonts w:ascii="Lucida Console" w:eastAsia="Times New Roman" w:hAnsi="Lucida Console" w:cs="Courier New"/>
+          <w:color w:val="0000FF"/>
+          <w:sz w:val="20"/>
+          <w:szCs w:val="20"/>
+          <w:lang w:eastAsia="es-VE"/>
+        </w:rPr>
+      </w:pPr>
+      <w:r>
+        <w:rPr>
+          <w:rFonts w:ascii="Lucida Console" w:eastAsia="Times New Roman" w:hAnsi="Lucida Console" w:cs="Courier New"/>
+          <w:color w:val="0000FF"/>
+          <w:sz w:val="20"/>
+          <w:szCs w:val="20"/>
+          <w:lang w:eastAsia="es-VE"/>
+        </w:rPr>
+        <w:t>#Gráfico del dendograma</w:t>
+      </w:r>
+    </w:p>
+    <w:p>
+      <w:pPr>
+        <w:shd w:val="clear" w:color="auto" w:fill="FFFFFF"/>
+        <w:tabs>
+          <w:tab w:val="left" w:pos="916"/>
+          <w:tab w:val="left" w:pos="1832"/>
+          <w:tab w:val="left" w:pos="2748"/>
+          <w:tab w:val="left" w:pos="3664"/>
+          <w:tab w:val="left" w:pos="4580"/>
+          <w:tab w:val="left" w:pos="5496"/>
+          <w:tab w:val="left" w:pos="6412"/>
+          <w:tab w:val="left" w:pos="7328"/>
+          <w:tab w:val="left" w:pos="8244"/>
+          <w:tab w:val="left" w:pos="9160"/>
+          <w:tab w:val="left" w:pos="10076"/>
+          <w:tab w:val="left" w:pos="10992"/>
+          <w:tab w:val="left" w:pos="11908"/>
+          <w:tab w:val="left" w:pos="12824"/>
+          <w:tab w:val="left" w:pos="13740"/>
+          <w:tab w:val="left" w:pos="14656"/>
+        </w:tabs>
+        <w:wordWrap w:val="0"/>
+        <w:spacing w:after="0" w:line="200" w:lineRule="atLeast"/>
+        <w:jc w:val="left"/>
+        <w:rPr>
+          <w:rFonts w:ascii="Lucida Console" w:eastAsia="Times New Roman" w:hAnsi="Lucida Console" w:cs="Courier New"/>
+          <w:color w:val="000000"/>
+          <w:sz w:val="20"/>
+          <w:szCs w:val="20"/>
+          <w:lang w:eastAsia="es-VE"/>
+        </w:rPr>
+      </w:pPr>
+      <w:proofErr w:type="gramStart"/>
+      <w:r>
+        <w:rPr>
+          <w:rFonts w:ascii="Lucida Console" w:eastAsia="Times New Roman" w:hAnsi="Lucida Console" w:cs="Courier New"/>
+          <w:color w:val="0000FF"/>
+          <w:sz w:val="20"/>
+          <w:szCs w:val="20"/>
+          <w:lang w:eastAsia="es-VE"/>
+        </w:rPr>
+        <w:t>plot(</w:t>
+      </w:r>
+      <w:proofErr w:type="gramEnd"/>
+      <w:r>
+        <w:rPr>
+          <w:rFonts w:ascii="Lucida Console" w:eastAsia="Times New Roman" w:hAnsi="Lucida Console" w:cs="Courier New"/>
+          <w:color w:val="0000FF"/>
+          <w:sz w:val="20"/>
+          <w:szCs w:val="20"/>
+          <w:lang w:eastAsia="es-VE"/>
+        </w:rPr>
+        <w:t xml:space="preserve">hc1, </w:t>
+      </w:r>
+      <w:proofErr w:type="spellStart"/>
+      <w:r>
+        <w:rPr>
+          <w:rFonts w:ascii="Lucida Console" w:eastAsia="Times New Roman" w:hAnsi="Lucida Console" w:cs="Courier New"/>
+          <w:color w:val="0000FF"/>
+          <w:sz w:val="20"/>
+          <w:szCs w:val="20"/>
+          <w:lang w:eastAsia="es-VE"/>
+        </w:rPr>
+        <w:t>cex</w:t>
+      </w:r>
+      <w:proofErr w:type="spellEnd"/>
+      <w:r>
+        <w:rPr>
+          <w:rFonts w:ascii="Lucida Console" w:eastAsia="Times New Roman" w:hAnsi="Lucida Console" w:cs="Courier New"/>
+          <w:color w:val="0000FF"/>
+          <w:sz w:val="20"/>
+          <w:szCs w:val="20"/>
+          <w:lang w:eastAsia="es-VE"/>
+        </w:rPr>
+        <w:t xml:space="preserve">=0.6,hang=-1,main="Dendograma", </w:t>
+      </w:r>
+      <w:proofErr w:type="spellStart"/>
+      <w:r>
+        <w:rPr>
+          <w:rFonts w:ascii="Lucida Console" w:eastAsia="Times New Roman" w:hAnsi="Lucida Console" w:cs="Courier New"/>
+          <w:color w:val="0000FF"/>
+          <w:sz w:val="20"/>
+          <w:szCs w:val="20"/>
+          <w:lang w:eastAsia="es-VE"/>
+        </w:rPr>
+        <w:t>xlab</w:t>
+      </w:r>
+      <w:proofErr w:type="spellEnd"/>
+      <w:r>
+        <w:rPr>
+          <w:rFonts w:ascii="Lucida Console" w:eastAsia="Times New Roman" w:hAnsi="Lucida Console" w:cs="Courier New"/>
+          <w:color w:val="0000FF"/>
+          <w:sz w:val="20"/>
+          <w:szCs w:val="20"/>
+          <w:lang w:eastAsia="es-VE"/>
+        </w:rPr>
+        <w:t>="Observaciones",</w:t>
+      </w:r>
+      <w:proofErr w:type="spellStart"/>
+      <w:r>
+        <w:rPr>
+          <w:rFonts w:ascii="Lucida Console" w:eastAsia="Times New Roman" w:hAnsi="Lucida Console" w:cs="Courier New"/>
+          <w:color w:val="0000FF"/>
+          <w:sz w:val="20"/>
+          <w:szCs w:val="20"/>
+          <w:lang w:eastAsia="es-VE"/>
+        </w:rPr>
+        <w:t>ylab</w:t>
+      </w:r>
+      <w:proofErr w:type="spellEnd"/>
+      <w:r>
+        <w:rPr>
+          <w:rFonts w:ascii="Lucida Console" w:eastAsia="Times New Roman" w:hAnsi="Lucida Console" w:cs="Courier New"/>
+          <w:color w:val="0000FF"/>
+          <w:sz w:val="20"/>
+          <w:szCs w:val="20"/>
+          <w:lang w:eastAsia="es-VE"/>
+        </w:rPr>
+        <w:t>="Número de división")</w:t>
+      </w:r>
+    </w:p>
+    <w:p>
+      <w:pPr>
+        <w:shd w:val="clear" w:color="auto" w:fill="FFFFFF"/>
+        <w:tabs>
+          <w:tab w:val="left" w:pos="916"/>
+          <w:tab w:val="left" w:pos="1832"/>
+          <w:tab w:val="left" w:pos="2748"/>
+          <w:tab w:val="left" w:pos="3664"/>
+          <w:tab w:val="left" w:pos="4580"/>
+          <w:tab w:val="left" w:pos="5496"/>
+          <w:tab w:val="left" w:pos="6412"/>
+          <w:tab w:val="left" w:pos="7328"/>
+          <w:tab w:val="left" w:pos="8244"/>
+          <w:tab w:val="left" w:pos="9160"/>
+          <w:tab w:val="left" w:pos="10076"/>
+          <w:tab w:val="left" w:pos="10992"/>
+          <w:tab w:val="left" w:pos="11908"/>
+          <w:tab w:val="left" w:pos="12824"/>
+          <w:tab w:val="left" w:pos="13740"/>
+          <w:tab w:val="left" w:pos="14656"/>
+        </w:tabs>
+        <w:wordWrap w:val="0"/>
+        <w:spacing w:after="0" w:line="240" w:lineRule="atLeast"/>
+        <w:jc w:val="left"/>
+      </w:pPr>
+    </w:p>
+    <w:p>
+      <w:pPr>
+        <w:rPr>
+          <w:shd w:val="clear" w:color="auto" w:fill="FFFFFF"/>
+        </w:rPr>
+      </w:pPr>
+      <w:r>
+        <w:rPr>
+          <w:shd w:val="clear" w:color="auto" w:fill="FFFFFF"/>
+        </w:rPr>
+        <w:lastRenderedPageBreak/>
+        <w:t>Con este dendograma podemos apreciar una posible separación de la variable de entre 3 o 4 grupos. Para obtener estos grupos, usaremos la función </w:t>
+      </w:r>
+      <w:proofErr w:type="spellStart"/>
+      <w:proofErr w:type="gramStart"/>
+      <w:r>
+        <w:rPr>
+          <w:rStyle w:val="nfasis"/>
+          <w:rFonts w:ascii="Helvetica" w:hAnsi="Helvetica" w:cs="Helvetica"/>
+          <w:color w:val="333333"/>
+          <w:spacing w:val="3"/>
+          <w:shd w:val="clear" w:color="auto" w:fill="FFFFFF"/>
+        </w:rPr>
+        <w:t>cutree</w:t>
+      </w:r>
+      <w:proofErr w:type="spellEnd"/>
+      <w:r>
+        <w:rPr>
+          <w:rStyle w:val="nfasis"/>
+          <w:rFonts w:ascii="Helvetica" w:hAnsi="Helvetica" w:cs="Helvetica"/>
+          <w:color w:val="333333"/>
+          <w:spacing w:val="3"/>
+          <w:shd w:val="clear" w:color="auto" w:fill="FFFFFF"/>
+        </w:rPr>
+        <w:t>(</w:t>
+      </w:r>
+      <w:proofErr w:type="gramEnd"/>
+      <w:r>
+        <w:rPr>
+          <w:rStyle w:val="nfasis"/>
+          <w:rFonts w:ascii="Helvetica" w:hAnsi="Helvetica" w:cs="Helvetica"/>
+          <w:color w:val="333333"/>
+          <w:spacing w:val="3"/>
+          <w:shd w:val="clear" w:color="auto" w:fill="FFFFFF"/>
+        </w:rPr>
+        <w:t>)</w:t>
+      </w:r>
+      <w:r>
+        <w:rPr>
+          <w:shd w:val="clear" w:color="auto" w:fill="FFFFFF"/>
+        </w:rPr>
+        <w:t> la cual recibe como parámetros el modelo y el número de grupos a escoger, a continuación se muestra este procedimiento:</w:t>
+      </w:r>
+    </w:p>
+    <w:p>
+      <w:pPr>
+        <w:rPr>
+          <w:shd w:val="clear" w:color="auto" w:fill="FFFFFF"/>
+        </w:rPr>
+      </w:pPr>
+    </w:p>
+    <w:p>
+      <w:r>
+        <w:rPr>
+          <w:noProof/>
+          <w:lang w:eastAsia="es-VE"/>
+        </w:rPr>
+        <w:drawing>
+          <wp:inline distT="0" distB="0" distL="0" distR="0" wp14:anchorId="4F7E423A" wp14:editId="66E0FE56">
+            <wp:extent cx="5612130" cy="594358"/>
+            <wp:effectExtent l="0" t="0" r="0" b="0"/>
+            <wp:docPr id="35" name="Imagen 35" descr="C:\Users\Bernardo\Documents\Machine-Learning-Basico\docs\images\clu10.png"/>
+            <wp:cNvGraphicFramePr>
+              <a:graphicFrameLocks xmlns:a="http://schemas.openxmlformats.org/drawingml/2006/main" noChangeAspect="1"/>
+            </wp:cNvGraphicFramePr>
+            <a:graphic xmlns:a="http://schemas.openxmlformats.org/drawingml/2006/main">
+              <a:graphicData uri="http://schemas.openxmlformats.org/drawingml/2006/picture">
+                <pic:pic xmlns:pic="http://schemas.openxmlformats.org/drawingml/2006/picture">
+                  <pic:nvPicPr>
+                    <pic:cNvPr id="0" name="Picture 1" descr="C:\Users\Bernardo\Documents\Machine-Learning-Basico\docs\images\clu10.png"/>
+                    <pic:cNvPicPr>
+                      <a:picLocks noChangeAspect="1" noChangeArrowheads="1"/>
+                    </pic:cNvPicPr>
+                  </pic:nvPicPr>
+                  <pic:blipFill>
+                    <a:blip r:embed="rId40" cstate="print">
+                      <a:extLst>
+                        <a:ext uri="{28A0092B-C50C-407E-A947-70E740481C1C}">
+                          <a14:useLocalDpi xmlns:a14="http://schemas.microsoft.com/office/drawing/2010/main" val="0"/>
+                        </a:ext>
+                      </a:extLst>
+                    </a:blip>
+                    <a:srcRect/>
+                    <a:stretch>
+                      <a:fillRect/>
+                    </a:stretch>
+                  </pic:blipFill>
+                  <pic:spPr bwMode="auto">
+                    <a:xfrm>
+                      <a:off x="0" y="0"/>
+                      <a:ext cx="5612130" cy="594358"/>
+                    </a:xfrm>
+                    <a:prstGeom prst="rect">
+                      <a:avLst/>
+                    </a:prstGeom>
+                    <a:noFill/>
+                    <a:ln>
+                      <a:noFill/>
+                    </a:ln>
+                  </pic:spPr>
+                </pic:pic>
+              </a:graphicData>
+            </a:graphic>
+          </wp:inline>
+        </w:drawing>
+      </w:r>
+    </w:p>
+    <w:p/>
+    <w:p>
+      <w:pPr>
+        <w:rPr>
+          <w:color w:val="5B9BD5" w:themeColor="accent1"/>
+        </w:rPr>
+      </w:pPr>
+      <w:r>
+        <w:rPr>
+          <w:color w:val="5B9BD5" w:themeColor="accent1"/>
+        </w:rPr>
+        <w:t>#Escogiendo el número de clústeres</w:t>
+      </w:r>
+    </w:p>
+    <w:p>
+      <w:pPr>
+        <w:rPr>
+          <w:color w:val="5B9BD5" w:themeColor="accent1"/>
+        </w:rPr>
+      </w:pPr>
+      <w:proofErr w:type="gramStart"/>
+      <w:r>
+        <w:rPr>
+          <w:color w:val="5B9BD5" w:themeColor="accent1"/>
+        </w:rPr>
+        <w:t>grupos</w:t>
+      </w:r>
+      <w:proofErr w:type="gramEnd"/>
+      <w:r>
+        <w:rPr>
+          <w:color w:val="5B9BD5" w:themeColor="accent1"/>
+        </w:rPr>
+        <w:t>&lt;-</w:t>
+      </w:r>
+      <w:proofErr w:type="spellStart"/>
+      <w:r>
+        <w:rPr>
+          <w:color w:val="5B9BD5" w:themeColor="accent1"/>
+        </w:rPr>
+        <w:t>cutree</w:t>
+      </w:r>
+      <w:proofErr w:type="spellEnd"/>
+      <w:r>
+        <w:rPr>
+          <w:color w:val="5B9BD5" w:themeColor="accent1"/>
+        </w:rPr>
+        <w:t>(hc1,k=4)</w:t>
+      </w:r>
+      <w:r>
+        <w:rPr>
+          <w:color w:val="5B9BD5" w:themeColor="accent1"/>
+        </w:rPr>
+        <w:br w:type="page"/>
+      </w:r>
+      <w:r>
+        <w:rPr>
+          <w:color w:val="5B9BD5" w:themeColor="accent1"/>
+        </w:rPr>
+        <w:lastRenderedPageBreak/>
+        <w:br w:type="page"/>
+      </w:r>
+    </w:p>
+    <w:p>
+      <w:pPr>
+        <w:shd w:val="clear" w:color="auto" w:fill="FFFFFF"/>
+        <w:spacing w:before="306" w:after="204" w:line="240" w:lineRule="auto"/>
+        <w:jc w:val="left"/>
+        <w:outlineLvl w:val="2"/>
+        <w:rPr>
+          <w:rFonts w:ascii="Helvetica" w:eastAsia="Times New Roman" w:hAnsi="Helvetica" w:cs="Helvetica"/>
+          <w:color w:val="333333"/>
+          <w:spacing w:val="3"/>
+          <w:sz w:val="36"/>
+          <w:szCs w:val="36"/>
+          <w:lang w:eastAsia="es-VE"/>
+        </w:rPr>
+      </w:pPr>
+      <w:r>
+        <w:rPr>
+          <w:rFonts w:ascii="Helvetica" w:eastAsia="Times New Roman" w:hAnsi="Helvetica" w:cs="Helvetica"/>
+          <w:color w:val="333333"/>
+          <w:spacing w:val="3"/>
+          <w:sz w:val="36"/>
+          <w:szCs w:val="36"/>
+          <w:lang w:eastAsia="es-VE"/>
+        </w:rPr>
+        <w:lastRenderedPageBreak/>
+        <w:t>7.3.1 Librerías y datos</w:t>
+      </w:r>
+    </w:p>
+    <w:p>
+      <w:pPr>
+        <w:rPr>
+          <w:color w:val="5B9BD5" w:themeColor="accent1"/>
+        </w:rPr>
+      </w:pPr>
+    </w:p>
+    <w:p>
+      <w:pPr>
+        <w:rPr>
+          <w:shd w:val="clear" w:color="auto" w:fill="FFFFFF"/>
+        </w:rPr>
+      </w:pPr>
+      <w:r>
+        <w:rPr>
+          <w:shd w:val="clear" w:color="auto" w:fill="FFFFFF"/>
+        </w:rPr>
+        <w:t>Usaremos la base de datos </w:t>
+      </w:r>
+      <w:proofErr w:type="spellStart"/>
+      <w:r>
+        <w:rPr>
+          <w:rStyle w:val="nfasis"/>
+          <w:rFonts w:ascii="Helvetica" w:hAnsi="Helvetica" w:cs="Helvetica"/>
+          <w:color w:val="333333"/>
+          <w:spacing w:val="3"/>
+          <w:shd w:val="clear" w:color="auto" w:fill="FFFFFF"/>
+        </w:rPr>
+        <w:t>USArrests</w:t>
+      </w:r>
+      <w:proofErr w:type="spellEnd"/>
+      <w:r>
+        <w:rPr>
+          <w:shd w:val="clear" w:color="auto" w:fill="FFFFFF"/>
+        </w:rPr>
+        <w:t> </w:t>
+      </w:r>
+      <w:r>
+        <w:rPr>
+          <w:highlight w:val="yellow"/>
+          <w:shd w:val="clear" w:color="auto" w:fill="FFFFFF"/>
+        </w:rPr>
+        <w:t>la cual viene</w:t>
+      </w:r>
+      <w:r>
+        <w:rPr>
+          <w:shd w:val="clear" w:color="auto" w:fill="FFFFFF"/>
+        </w:rPr>
+        <w:t xml:space="preserve"> por defecto en </w:t>
+      </w:r>
+      <w:r>
+        <w:rPr>
+          <w:rStyle w:val="nfasis"/>
+          <w:rFonts w:ascii="Helvetica" w:hAnsi="Helvetica" w:cs="Helvetica"/>
+          <w:color w:val="333333"/>
+          <w:spacing w:val="3"/>
+          <w:shd w:val="clear" w:color="auto" w:fill="FFFFFF"/>
+        </w:rPr>
+        <w:t>R</w:t>
+      </w:r>
+      <w:r>
+        <w:rPr>
+          <w:shd w:val="clear" w:color="auto" w:fill="FFFFFF"/>
+        </w:rPr>
+        <w:t> y contiene información acerca de ciertos índices delictivos en EEUU.</w:t>
+      </w:r>
+    </w:p>
+    <w:p>
+      <w:pPr>
+        <w:rPr>
+          <w:shd w:val="clear" w:color="auto" w:fill="FFFFFF"/>
+        </w:rPr>
+      </w:pPr>
+    </w:p>
+    <w:p>
+      <w:r>
+        <w:rPr>
+          <w:noProof/>
+          <w:lang w:eastAsia="es-VE"/>
+        </w:rPr>
+        <w:drawing>
+          <wp:inline distT="0" distB="0" distL="0" distR="0" wp14:anchorId="0ED6AE46" wp14:editId="36B4B146">
+            <wp:extent cx="5612130" cy="1782454"/>
+            <wp:effectExtent l="0" t="0" r="7620" b="8255"/>
+            <wp:docPr id="36" name="Imagen 36" descr="C:\Users\Bernardo\Documents\Machine-Learning-Basico\docs\images\pca1.png"/>
+            <wp:cNvGraphicFramePr>
+              <a:graphicFrameLocks xmlns:a="http://schemas.openxmlformats.org/drawingml/2006/main" noChangeAspect="1"/>
+            </wp:cNvGraphicFramePr>
+            <a:graphic xmlns:a="http://schemas.openxmlformats.org/drawingml/2006/main">
+              <a:graphicData uri="http://schemas.openxmlformats.org/drawingml/2006/picture">
+                <pic:pic xmlns:pic="http://schemas.openxmlformats.org/drawingml/2006/picture">
+                  <pic:nvPicPr>
+                    <pic:cNvPr id="0" name="Picture 7" descr="C:\Users\Bernardo\Documents\Machine-Learning-Basico\docs\images\pca1.png"/>
+                    <pic:cNvPicPr>
+                      <a:picLocks noChangeAspect="1" noChangeArrowheads="1"/>
+                    </pic:cNvPicPr>
+                  </pic:nvPicPr>
+                  <pic:blipFill>
+                    <a:blip r:embed="rId41">
+                      <a:extLst>
+                        <a:ext uri="{28A0092B-C50C-407E-A947-70E740481C1C}">
+                          <a14:useLocalDpi xmlns:a14="http://schemas.microsoft.com/office/drawing/2010/main" val="0"/>
+                        </a:ext>
+                      </a:extLst>
+                    </a:blip>
+                    <a:srcRect/>
+                    <a:stretch>
+                      <a:fillRect/>
+                    </a:stretch>
+                  </pic:blipFill>
+                  <pic:spPr bwMode="auto">
+                    <a:xfrm>
+                      <a:off x="0" y="0"/>
+                      <a:ext cx="5612130" cy="1782454"/>
+                    </a:xfrm>
+                    <a:prstGeom prst="rect">
+                      <a:avLst/>
+                    </a:prstGeom>
+                    <a:noFill/>
+                    <a:ln>
+                      <a:noFill/>
+                    </a:ln>
+                  </pic:spPr>
+                </pic:pic>
+              </a:graphicData>
+            </a:graphic>
+          </wp:inline>
+        </w:drawing>
+      </w:r>
+    </w:p>
+    <w:p>
+      <w:pPr>
+        <w:shd w:val="clear" w:color="auto" w:fill="FFFFFF"/>
+        <w:tabs>
+          <w:tab w:val="left" w:pos="916"/>
+          <w:tab w:val="left" w:pos="1832"/>
+          <w:tab w:val="left" w:pos="2748"/>
+          <w:tab w:val="left" w:pos="3664"/>
+          <w:tab w:val="left" w:pos="4580"/>
+          <w:tab w:val="left" w:pos="5496"/>
+          <w:tab w:val="left" w:pos="6412"/>
+          <w:tab w:val="left" w:pos="7328"/>
+          <w:tab w:val="left" w:pos="8244"/>
+          <w:tab w:val="left" w:pos="9160"/>
+          <w:tab w:val="left" w:pos="10076"/>
+          <w:tab w:val="left" w:pos="10992"/>
+          <w:tab w:val="left" w:pos="11908"/>
+          <w:tab w:val="left" w:pos="12824"/>
+          <w:tab w:val="left" w:pos="13740"/>
+          <w:tab w:val="left" w:pos="14656"/>
+        </w:tabs>
+        <w:wordWrap w:val="0"/>
+        <w:spacing w:after="0" w:line="240" w:lineRule="atLeast"/>
+        <w:jc w:val="left"/>
+        <w:rPr>
+          <w:color w:val="5B9BD5" w:themeColor="accent1"/>
+        </w:rPr>
+      </w:pPr>
+      <w:r>
+        <w:rPr>
+          <w:color w:val="5B9BD5" w:themeColor="accent1"/>
+        </w:rPr>
+        <w:t>####Datos</w:t>
+      </w:r>
+    </w:p>
+    <w:p>
+      <w:pPr>
+        <w:shd w:val="clear" w:color="auto" w:fill="FFFFFF"/>
+        <w:tabs>
+          <w:tab w:val="left" w:pos="916"/>
+          <w:tab w:val="left" w:pos="1832"/>
+          <w:tab w:val="left" w:pos="2748"/>
+          <w:tab w:val="left" w:pos="3664"/>
+          <w:tab w:val="left" w:pos="4580"/>
+          <w:tab w:val="left" w:pos="5496"/>
+          <w:tab w:val="left" w:pos="6412"/>
+          <w:tab w:val="left" w:pos="7328"/>
+          <w:tab w:val="left" w:pos="8244"/>
+          <w:tab w:val="left" w:pos="9160"/>
+          <w:tab w:val="left" w:pos="10076"/>
+          <w:tab w:val="left" w:pos="10992"/>
+          <w:tab w:val="left" w:pos="11908"/>
+          <w:tab w:val="left" w:pos="12824"/>
+          <w:tab w:val="left" w:pos="13740"/>
+          <w:tab w:val="left" w:pos="14656"/>
+        </w:tabs>
+        <w:wordWrap w:val="0"/>
+        <w:spacing w:after="0" w:line="240" w:lineRule="atLeast"/>
+        <w:jc w:val="left"/>
+        <w:rPr>
+          <w:color w:val="5B9BD5" w:themeColor="accent1"/>
+        </w:rPr>
+      </w:pPr>
+      <w:r>
+        <w:rPr>
+          <w:color w:val="5B9BD5" w:themeColor="accent1"/>
+        </w:rPr>
+        <w:t>Datos=</w:t>
+      </w:r>
+      <w:proofErr w:type="gramStart"/>
+      <w:r>
+        <w:rPr>
+          <w:color w:val="5B9BD5" w:themeColor="accent1"/>
+        </w:rPr>
+        <w:t>data(</w:t>
+      </w:r>
+      <w:proofErr w:type="gramEnd"/>
+      <w:r>
+        <w:rPr>
+          <w:color w:val="5B9BD5" w:themeColor="accent1"/>
+        </w:rPr>
+        <w:t>“</w:t>
+      </w:r>
+      <w:proofErr w:type="spellStart"/>
+      <w:r>
+        <w:rPr>
+          <w:color w:val="5B9BD5" w:themeColor="accent1"/>
+        </w:rPr>
+        <w:t>USArrests</w:t>
+      </w:r>
+      <w:proofErr w:type="spellEnd"/>
+      <w:r>
+        <w:rPr>
+          <w:color w:val="5B9BD5" w:themeColor="accent1"/>
+        </w:rPr>
+        <w:t>”)</w:t>
+      </w:r>
+    </w:p>
+    <w:p>
+      <w:pPr>
+        <w:shd w:val="clear" w:color="auto" w:fill="FFFFFF"/>
+        <w:tabs>
+          <w:tab w:val="left" w:pos="916"/>
+          <w:tab w:val="left" w:pos="1832"/>
+          <w:tab w:val="left" w:pos="2748"/>
+          <w:tab w:val="left" w:pos="3664"/>
+          <w:tab w:val="left" w:pos="4580"/>
+          <w:tab w:val="left" w:pos="5496"/>
+          <w:tab w:val="left" w:pos="6412"/>
+          <w:tab w:val="left" w:pos="7328"/>
+          <w:tab w:val="left" w:pos="8244"/>
+          <w:tab w:val="left" w:pos="9160"/>
+          <w:tab w:val="left" w:pos="10076"/>
+          <w:tab w:val="left" w:pos="10992"/>
+          <w:tab w:val="left" w:pos="11908"/>
+          <w:tab w:val="left" w:pos="12824"/>
+          <w:tab w:val="left" w:pos="13740"/>
+          <w:tab w:val="left" w:pos="14656"/>
+        </w:tabs>
+        <w:wordWrap w:val="0"/>
+        <w:spacing w:after="0" w:line="240" w:lineRule="atLeast"/>
+        <w:jc w:val="left"/>
+        <w:rPr>
+          <w:color w:val="5B9BD5" w:themeColor="accent1"/>
+        </w:rPr>
+      </w:pPr>
+    </w:p>
+    <w:p>
+      <w:pPr>
+        <w:shd w:val="clear" w:color="auto" w:fill="FFFF00"/>
+        <w:tabs>
+          <w:tab w:val="left" w:pos="916"/>
+          <w:tab w:val="left" w:pos="1832"/>
+          <w:tab w:val="left" w:pos="2748"/>
+          <w:tab w:val="left" w:pos="3664"/>
+          <w:tab w:val="left" w:pos="4580"/>
+          <w:tab w:val="left" w:pos="5496"/>
+          <w:tab w:val="left" w:pos="6412"/>
+          <w:tab w:val="left" w:pos="7328"/>
+          <w:tab w:val="left" w:pos="8244"/>
+          <w:tab w:val="left" w:pos="9160"/>
+          <w:tab w:val="left" w:pos="10076"/>
+          <w:tab w:val="left" w:pos="10992"/>
+          <w:tab w:val="left" w:pos="11908"/>
+          <w:tab w:val="left" w:pos="12824"/>
+          <w:tab w:val="left" w:pos="13740"/>
+          <w:tab w:val="left" w:pos="14656"/>
+        </w:tabs>
+        <w:wordWrap w:val="0"/>
+        <w:spacing w:after="0" w:line="240" w:lineRule="atLeast"/>
+        <w:jc w:val="left"/>
+        <w:rPr>
+          <w:color w:val="5B9BD5" w:themeColor="accent1"/>
+        </w:rPr>
+      </w:pPr>
+      <w:r>
+        <w:rPr>
+          <w:color w:val="5B9BD5" w:themeColor="accent1"/>
+        </w:rPr>
+        <w:t xml:space="preserve">### </w:t>
+      </w:r>
+      <w:r>
+        <w:rPr>
+          <w:color w:val="5B9BD5" w:themeColor="accent1"/>
+        </w:rPr>
+        <w:t>Cálculos de medias</w:t>
+      </w:r>
+      <w:r>
+        <w:rPr>
+          <w:color w:val="5B9BD5" w:themeColor="accent1"/>
+        </w:rPr>
+        <w:t xml:space="preserve"> por variable</w:t>
+      </w:r>
+      <w:r>
+        <w:rPr>
+          <w:color w:val="5B9BD5" w:themeColor="accent1"/>
+        </w:rPr>
+        <w:t>s</w:t>
+      </w:r>
+    </w:p>
+    <w:p>
+      <w:pPr>
+        <w:shd w:val="clear" w:color="auto" w:fill="FFFFFF"/>
+        <w:tabs>
+          <w:tab w:val="left" w:pos="916"/>
+          <w:tab w:val="left" w:pos="1832"/>
+          <w:tab w:val="left" w:pos="2748"/>
+          <w:tab w:val="left" w:pos="3664"/>
+          <w:tab w:val="left" w:pos="4580"/>
+          <w:tab w:val="left" w:pos="5496"/>
+          <w:tab w:val="left" w:pos="6412"/>
+          <w:tab w:val="left" w:pos="7328"/>
+          <w:tab w:val="left" w:pos="8244"/>
+          <w:tab w:val="left" w:pos="9160"/>
+          <w:tab w:val="left" w:pos="10076"/>
+          <w:tab w:val="left" w:pos="10992"/>
+          <w:tab w:val="left" w:pos="11908"/>
+          <w:tab w:val="left" w:pos="12824"/>
+          <w:tab w:val="left" w:pos="13740"/>
+          <w:tab w:val="left" w:pos="14656"/>
+        </w:tabs>
+        <w:wordWrap w:val="0"/>
+        <w:spacing w:after="0" w:line="200" w:lineRule="atLeast"/>
+        <w:jc w:val="left"/>
+        <w:rPr>
+          <w:rFonts w:ascii="Lucida Console" w:eastAsia="Times New Roman" w:hAnsi="Lucida Console" w:cs="Courier New"/>
+          <w:color w:val="5B9BD5" w:themeColor="accent1"/>
+          <w:sz w:val="20"/>
+          <w:szCs w:val="20"/>
+          <w:lang w:eastAsia="es-VE"/>
+        </w:rPr>
+      </w:pPr>
+      <w:proofErr w:type="spellStart"/>
+      <w:proofErr w:type="gramStart"/>
+      <w:r>
+        <w:rPr>
+          <w:rFonts w:ascii="Lucida Console" w:eastAsia="Times New Roman" w:hAnsi="Lucida Console" w:cs="Courier New"/>
+          <w:color w:val="5B9BD5" w:themeColor="accent1"/>
+          <w:sz w:val="20"/>
+          <w:szCs w:val="20"/>
+          <w:lang w:eastAsia="es-VE"/>
+        </w:rPr>
+        <w:t>apply</w:t>
+      </w:r>
+      <w:proofErr w:type="spellEnd"/>
+      <w:r>
+        <w:rPr>
+          <w:rFonts w:ascii="Lucida Console" w:eastAsia="Times New Roman" w:hAnsi="Lucida Console" w:cs="Courier New"/>
+          <w:color w:val="5B9BD5" w:themeColor="accent1"/>
+          <w:sz w:val="20"/>
+          <w:szCs w:val="20"/>
+          <w:lang w:eastAsia="es-VE"/>
+        </w:rPr>
+        <w:t>(</w:t>
+      </w:r>
+      <w:proofErr w:type="gramEnd"/>
+      <w:r>
+        <w:rPr>
+          <w:rFonts w:ascii="Lucida Console" w:eastAsia="Times New Roman" w:hAnsi="Lucida Console" w:cs="Courier New"/>
+          <w:color w:val="5B9BD5" w:themeColor="accent1"/>
+          <w:sz w:val="20"/>
+          <w:szCs w:val="20"/>
+          <w:lang w:eastAsia="es-VE"/>
+        </w:rPr>
+        <w:t>X=</w:t>
+      </w:r>
+      <w:proofErr w:type="spellStart"/>
+      <w:r>
+        <w:rPr>
+          <w:rFonts w:ascii="Lucida Console" w:eastAsia="Times New Roman" w:hAnsi="Lucida Console" w:cs="Courier New"/>
+          <w:color w:val="5B9BD5" w:themeColor="accent1"/>
+          <w:sz w:val="20"/>
+          <w:szCs w:val="20"/>
+          <w:lang w:eastAsia="es-VE"/>
+        </w:rPr>
+        <w:t>USArrests</w:t>
+      </w:r>
+      <w:proofErr w:type="spellEnd"/>
+      <w:r>
+        <w:rPr>
+          <w:rFonts w:ascii="Lucida Console" w:eastAsia="Times New Roman" w:hAnsi="Lucida Console" w:cs="Courier New"/>
+          <w:color w:val="5B9BD5" w:themeColor="accent1"/>
+          <w:sz w:val="20"/>
+          <w:szCs w:val="20"/>
+          <w:lang w:eastAsia="es-VE"/>
+        </w:rPr>
+        <w:t>, MARGIN=2, FUN=mean)</w:t>
+      </w:r>
+    </w:p>
+    <w:p>
+      <w:pPr>
+        <w:shd w:val="clear" w:color="auto" w:fill="FFFFFF"/>
+        <w:tabs>
+          <w:tab w:val="left" w:pos="916"/>
+          <w:tab w:val="left" w:pos="1832"/>
+          <w:tab w:val="left" w:pos="2748"/>
+          <w:tab w:val="left" w:pos="3664"/>
+          <w:tab w:val="left" w:pos="4580"/>
+          <w:tab w:val="left" w:pos="5496"/>
+          <w:tab w:val="left" w:pos="6412"/>
+          <w:tab w:val="left" w:pos="7328"/>
+          <w:tab w:val="left" w:pos="8244"/>
+          <w:tab w:val="left" w:pos="9160"/>
+          <w:tab w:val="left" w:pos="10076"/>
+          <w:tab w:val="left" w:pos="10992"/>
+          <w:tab w:val="left" w:pos="11908"/>
+          <w:tab w:val="left" w:pos="12824"/>
+          <w:tab w:val="left" w:pos="13740"/>
+          <w:tab w:val="left" w:pos="14656"/>
+        </w:tabs>
+        <w:wordWrap w:val="0"/>
+        <w:spacing w:after="0" w:line="200" w:lineRule="atLeast"/>
+        <w:jc w:val="left"/>
+        <w:rPr>
+          <w:rFonts w:ascii="Lucida Console" w:eastAsia="Times New Roman" w:hAnsi="Lucida Console" w:cs="Courier New"/>
+          <w:color w:val="5B9BD5" w:themeColor="accent1"/>
+          <w:sz w:val="20"/>
+          <w:szCs w:val="20"/>
+          <w:lang w:eastAsia="es-VE"/>
+        </w:rPr>
+      </w:pPr>
+    </w:p>
+    <w:p>
+      <w:pPr>
+        <w:shd w:val="clear" w:color="auto" w:fill="FFFFFF"/>
+        <w:tabs>
+          <w:tab w:val="left" w:pos="916"/>
+          <w:tab w:val="left" w:pos="1832"/>
+          <w:tab w:val="left" w:pos="2748"/>
+          <w:tab w:val="left" w:pos="3664"/>
+          <w:tab w:val="left" w:pos="4580"/>
+          <w:tab w:val="left" w:pos="5496"/>
+          <w:tab w:val="left" w:pos="6412"/>
+          <w:tab w:val="left" w:pos="7328"/>
+          <w:tab w:val="left" w:pos="8244"/>
+          <w:tab w:val="left" w:pos="9160"/>
+          <w:tab w:val="left" w:pos="10076"/>
+          <w:tab w:val="left" w:pos="10992"/>
+          <w:tab w:val="left" w:pos="11908"/>
+          <w:tab w:val="left" w:pos="12824"/>
+          <w:tab w:val="left" w:pos="13740"/>
+          <w:tab w:val="left" w:pos="14656"/>
+        </w:tabs>
+        <w:wordWrap w:val="0"/>
+        <w:spacing w:after="0" w:line="200" w:lineRule="atLeast"/>
+        <w:jc w:val="left"/>
+        <w:rPr>
+          <w:rFonts w:ascii="Lucida Console" w:eastAsia="Times New Roman" w:hAnsi="Lucida Console" w:cs="Courier New"/>
+          <w:color w:val="5B9BD5" w:themeColor="accent1"/>
+          <w:sz w:val="20"/>
+          <w:szCs w:val="20"/>
+          <w:lang w:eastAsia="es-VE"/>
+        </w:rPr>
+      </w:pPr>
+      <w:r>
+        <w:rPr>
+          <w:rFonts w:ascii="Lucida Console" w:eastAsia="Times New Roman" w:hAnsi="Lucida Console" w:cs="Courier New"/>
+          <w:color w:val="5B9BD5" w:themeColor="accent1"/>
+          <w:sz w:val="20"/>
+          <w:szCs w:val="20"/>
+          <w:highlight w:val="yellow"/>
+          <w:lang w:eastAsia="es-VE"/>
+        </w:rPr>
+        <w:t>### Cálculos de varianza</w:t>
+      </w:r>
+      <w:r>
+        <w:rPr>
+          <w:rFonts w:ascii="Lucida Console" w:eastAsia="Times New Roman" w:hAnsi="Lucida Console" w:cs="Courier New"/>
+          <w:color w:val="5B9BD5" w:themeColor="accent1"/>
+          <w:sz w:val="20"/>
+          <w:szCs w:val="20"/>
+          <w:highlight w:val="yellow"/>
+          <w:lang w:eastAsia="es-VE"/>
+        </w:rPr>
+        <w:t>s</w:t>
+      </w:r>
+      <w:r>
+        <w:rPr>
+          <w:rFonts w:ascii="Lucida Console" w:eastAsia="Times New Roman" w:hAnsi="Lucida Console" w:cs="Courier New"/>
+          <w:color w:val="5B9BD5" w:themeColor="accent1"/>
+          <w:sz w:val="20"/>
+          <w:szCs w:val="20"/>
+          <w:highlight w:val="yellow"/>
+          <w:lang w:eastAsia="es-VE"/>
+        </w:rPr>
+        <w:t xml:space="preserve"> por variables</w:t>
+      </w:r>
+    </w:p>
+    <w:p>
+      <w:pPr>
+        <w:shd w:val="clear" w:color="auto" w:fill="FFFFFF"/>
+        <w:tabs>
+          <w:tab w:val="left" w:pos="916"/>
+          <w:tab w:val="left" w:pos="1832"/>
+          <w:tab w:val="left" w:pos="2748"/>
+          <w:tab w:val="left" w:pos="3664"/>
+          <w:tab w:val="left" w:pos="4580"/>
+          <w:tab w:val="left" w:pos="5496"/>
+          <w:tab w:val="left" w:pos="6412"/>
+          <w:tab w:val="left" w:pos="7328"/>
+          <w:tab w:val="left" w:pos="8244"/>
+          <w:tab w:val="left" w:pos="9160"/>
+          <w:tab w:val="left" w:pos="10076"/>
+          <w:tab w:val="left" w:pos="10992"/>
+          <w:tab w:val="left" w:pos="11908"/>
+          <w:tab w:val="left" w:pos="12824"/>
+          <w:tab w:val="left" w:pos="13740"/>
+          <w:tab w:val="left" w:pos="14656"/>
+        </w:tabs>
+        <w:wordWrap w:val="0"/>
+        <w:spacing w:after="0" w:line="200" w:lineRule="atLeast"/>
+        <w:jc w:val="left"/>
+        <w:rPr>
+          <w:rFonts w:ascii="Lucida Console" w:eastAsia="Times New Roman" w:hAnsi="Lucida Console" w:cs="Courier New"/>
+          <w:color w:val="5B9BD5" w:themeColor="accent1"/>
+          <w:sz w:val="20"/>
+          <w:szCs w:val="20"/>
+          <w:lang w:eastAsia="es-VE"/>
+        </w:rPr>
+      </w:pPr>
+    </w:p>
+    <w:p>
+      <w:pPr>
+        <w:shd w:val="clear" w:color="auto" w:fill="FFFFFF"/>
+        <w:tabs>
+          <w:tab w:val="left" w:pos="916"/>
+          <w:tab w:val="left" w:pos="1832"/>
+          <w:tab w:val="left" w:pos="2748"/>
+          <w:tab w:val="left" w:pos="3664"/>
+          <w:tab w:val="left" w:pos="4580"/>
+          <w:tab w:val="left" w:pos="5496"/>
+          <w:tab w:val="left" w:pos="6412"/>
+          <w:tab w:val="left" w:pos="7328"/>
+          <w:tab w:val="left" w:pos="8244"/>
+          <w:tab w:val="left" w:pos="9160"/>
+          <w:tab w:val="left" w:pos="10076"/>
+          <w:tab w:val="left" w:pos="10992"/>
+          <w:tab w:val="left" w:pos="11908"/>
+          <w:tab w:val="left" w:pos="12824"/>
+          <w:tab w:val="left" w:pos="13740"/>
+          <w:tab w:val="left" w:pos="14656"/>
+        </w:tabs>
+        <w:wordWrap w:val="0"/>
+        <w:spacing w:after="0" w:line="200" w:lineRule="atLeast"/>
+        <w:jc w:val="left"/>
+        <w:rPr>
+          <w:rFonts w:ascii="Lucida Console" w:eastAsia="Times New Roman" w:hAnsi="Lucida Console" w:cs="Courier New"/>
+          <w:color w:val="5B9BD5" w:themeColor="accent1"/>
+          <w:sz w:val="20"/>
+          <w:szCs w:val="20"/>
+          <w:lang w:eastAsia="es-VE"/>
+        </w:rPr>
+      </w:pPr>
+      <w:proofErr w:type="spellStart"/>
+      <w:proofErr w:type="gramStart"/>
+      <w:r>
+        <w:rPr>
+          <w:rFonts w:ascii="Lucida Console" w:eastAsia="Times New Roman" w:hAnsi="Lucida Console" w:cs="Courier New"/>
+          <w:color w:val="5B9BD5" w:themeColor="accent1"/>
+          <w:sz w:val="20"/>
+          <w:szCs w:val="20"/>
+          <w:lang w:eastAsia="es-VE"/>
+        </w:rPr>
+        <w:t>apply</w:t>
+      </w:r>
+      <w:proofErr w:type="spellEnd"/>
+      <w:r>
+        <w:rPr>
+          <w:rFonts w:ascii="Lucida Console" w:eastAsia="Times New Roman" w:hAnsi="Lucida Console" w:cs="Courier New"/>
+          <w:color w:val="5B9BD5" w:themeColor="accent1"/>
+          <w:sz w:val="20"/>
+          <w:szCs w:val="20"/>
+          <w:lang w:eastAsia="es-VE"/>
+        </w:rPr>
+        <w:t>(</w:t>
+      </w:r>
+      <w:proofErr w:type="gramEnd"/>
+      <w:r>
+        <w:rPr>
+          <w:rFonts w:ascii="Lucida Console" w:eastAsia="Times New Roman" w:hAnsi="Lucida Console" w:cs="Courier New"/>
+          <w:color w:val="5B9BD5" w:themeColor="accent1"/>
+          <w:sz w:val="20"/>
+          <w:szCs w:val="20"/>
+          <w:lang w:eastAsia="es-VE"/>
+        </w:rPr>
+        <w:t>X=</w:t>
+      </w:r>
+      <w:proofErr w:type="spellStart"/>
+      <w:r>
+        <w:rPr>
+          <w:rFonts w:ascii="Lucida Console" w:eastAsia="Times New Roman" w:hAnsi="Lucida Console" w:cs="Courier New"/>
+          <w:color w:val="5B9BD5" w:themeColor="accent1"/>
+          <w:sz w:val="20"/>
+          <w:szCs w:val="20"/>
+          <w:lang w:eastAsia="es-VE"/>
+        </w:rPr>
+        <w:t>USArrests</w:t>
+      </w:r>
+      <w:proofErr w:type="spellEnd"/>
+      <w:r>
+        <w:rPr>
+          <w:rFonts w:ascii="Lucida Console" w:eastAsia="Times New Roman" w:hAnsi="Lucida Console" w:cs="Courier New"/>
+          <w:color w:val="5B9BD5" w:themeColor="accent1"/>
+          <w:sz w:val="20"/>
+          <w:szCs w:val="20"/>
+          <w:lang w:eastAsia="es-VE"/>
+        </w:rPr>
+        <w:t>, MARGIN=2, FUN=</w:t>
+      </w:r>
+      <w:proofErr w:type="spellStart"/>
+      <w:r>
+        <w:rPr>
+          <w:rFonts w:ascii="Lucida Console" w:eastAsia="Times New Roman" w:hAnsi="Lucida Console" w:cs="Courier New"/>
+          <w:color w:val="5B9BD5" w:themeColor="accent1"/>
+          <w:sz w:val="20"/>
+          <w:szCs w:val="20"/>
+          <w:lang w:eastAsia="es-VE"/>
+        </w:rPr>
+        <w:t>var</w:t>
+      </w:r>
+      <w:proofErr w:type="spellEnd"/>
+      <w:r>
+        <w:rPr>
+          <w:rFonts w:ascii="Lucida Console" w:eastAsia="Times New Roman" w:hAnsi="Lucida Console" w:cs="Courier New"/>
+          <w:color w:val="5B9BD5" w:themeColor="accent1"/>
+          <w:sz w:val="20"/>
+          <w:szCs w:val="20"/>
+          <w:lang w:eastAsia="es-VE"/>
+        </w:rPr>
+        <w:t>)</w:t>
+      </w:r>
+    </w:p>
+    <w:p>
+      <w:pPr>
+        <w:shd w:val="clear" w:color="auto" w:fill="FFFFFF"/>
+        <w:tabs>
+          <w:tab w:val="left" w:pos="916"/>
+          <w:tab w:val="left" w:pos="1832"/>
+          <w:tab w:val="left" w:pos="2748"/>
+          <w:tab w:val="left" w:pos="3664"/>
+          <w:tab w:val="left" w:pos="4580"/>
+          <w:tab w:val="left" w:pos="5496"/>
+          <w:tab w:val="left" w:pos="6412"/>
+          <w:tab w:val="left" w:pos="7328"/>
+          <w:tab w:val="left" w:pos="8244"/>
+          <w:tab w:val="left" w:pos="9160"/>
+          <w:tab w:val="left" w:pos="10076"/>
+          <w:tab w:val="left" w:pos="10992"/>
+          <w:tab w:val="left" w:pos="11908"/>
+          <w:tab w:val="left" w:pos="12824"/>
+          <w:tab w:val="left" w:pos="13740"/>
+          <w:tab w:val="left" w:pos="14656"/>
+        </w:tabs>
+        <w:wordWrap w:val="0"/>
+        <w:spacing w:after="0" w:line="200" w:lineRule="atLeast"/>
+        <w:jc w:val="left"/>
+        <w:rPr>
+          <w:rFonts w:ascii="Lucida Console" w:eastAsia="Times New Roman" w:hAnsi="Lucida Console" w:cs="Courier New"/>
+          <w:color w:val="5B9BD5" w:themeColor="accent1"/>
+          <w:sz w:val="20"/>
+          <w:szCs w:val="20"/>
+          <w:lang w:eastAsia="es-VE"/>
+        </w:rPr>
+      </w:pPr>
+    </w:p>
+    <w:p>
+      <w:pPr>
+        <w:shd w:val="clear" w:color="auto" w:fill="FFFFFF"/>
+        <w:tabs>
+          <w:tab w:val="left" w:pos="916"/>
+          <w:tab w:val="left" w:pos="1832"/>
+          <w:tab w:val="left" w:pos="2748"/>
+          <w:tab w:val="left" w:pos="3664"/>
+          <w:tab w:val="left" w:pos="4580"/>
+          <w:tab w:val="left" w:pos="5496"/>
+          <w:tab w:val="left" w:pos="6412"/>
+          <w:tab w:val="left" w:pos="7328"/>
+          <w:tab w:val="left" w:pos="8244"/>
+          <w:tab w:val="left" w:pos="9160"/>
+          <w:tab w:val="left" w:pos="10076"/>
+          <w:tab w:val="left" w:pos="10992"/>
+          <w:tab w:val="left" w:pos="11908"/>
+          <w:tab w:val="left" w:pos="12824"/>
+          <w:tab w:val="left" w:pos="13740"/>
+          <w:tab w:val="left" w:pos="14656"/>
+        </w:tabs>
+        <w:wordWrap w:val="0"/>
+        <w:spacing w:after="0" w:line="200" w:lineRule="atLeast"/>
+        <w:jc w:val="left"/>
+        <w:rPr>
+          <w:rFonts w:ascii="Lucida Console" w:eastAsia="Times New Roman" w:hAnsi="Lucida Console" w:cs="Courier New"/>
+          <w:color w:val="5B9BD5" w:themeColor="accent1"/>
+          <w:sz w:val="20"/>
+          <w:szCs w:val="20"/>
+          <w:lang w:eastAsia="es-VE"/>
+        </w:rPr>
+      </w:pPr>
+    </w:p>
+    <w:p>
+      <w:pPr>
+        <w:shd w:val="clear" w:color="auto" w:fill="FFFFFF"/>
+        <w:tabs>
+          <w:tab w:val="left" w:pos="916"/>
+          <w:tab w:val="left" w:pos="1832"/>
+          <w:tab w:val="left" w:pos="2748"/>
+          <w:tab w:val="left" w:pos="3664"/>
+          <w:tab w:val="left" w:pos="4580"/>
+          <w:tab w:val="left" w:pos="5496"/>
+          <w:tab w:val="left" w:pos="6412"/>
+          <w:tab w:val="left" w:pos="7328"/>
+          <w:tab w:val="left" w:pos="8244"/>
+          <w:tab w:val="left" w:pos="9160"/>
+          <w:tab w:val="left" w:pos="10076"/>
+          <w:tab w:val="left" w:pos="10992"/>
+          <w:tab w:val="left" w:pos="11908"/>
+          <w:tab w:val="left" w:pos="12824"/>
+          <w:tab w:val="left" w:pos="13740"/>
+          <w:tab w:val="left" w:pos="14656"/>
+        </w:tabs>
+        <w:wordWrap w:val="0"/>
+        <w:spacing w:after="0" w:line="200" w:lineRule="atLeast"/>
+        <w:jc w:val="left"/>
+        <w:rPr>
+          <w:rFonts w:ascii="Lucida Console" w:eastAsia="Times New Roman" w:hAnsi="Lucida Console" w:cs="Courier New"/>
+          <w:color w:val="5B9BD5" w:themeColor="accent1"/>
+          <w:sz w:val="20"/>
+          <w:szCs w:val="20"/>
+          <w:lang w:eastAsia="es-VE"/>
+        </w:rPr>
+      </w:pPr>
+      <w:r>
+        <w:rPr>
+          <w:noProof/>
+          <w:lang w:eastAsia="es-VE"/>
+        </w:rPr>
+        <w:drawing>
+          <wp:inline distT="0" distB="0" distL="0" distR="0" wp14:anchorId="02B9E7CB" wp14:editId="35653531">
+            <wp:extent cx="5612130" cy="613018"/>
+            <wp:effectExtent l="0" t="0" r="0" b="0"/>
+            <wp:docPr id="38" name="Imagen 38" descr="C:\Users\Bernardo\Documents\Machine-Learning-Basico\docs\images\pca3.png"/>
+            <wp:cNvGraphicFramePr>
+              <a:graphicFrameLocks xmlns:a="http://schemas.openxmlformats.org/drawingml/2006/main" noChangeAspect="1"/>
+            </wp:cNvGraphicFramePr>
+            <a:graphic xmlns:a="http://schemas.openxmlformats.org/drawingml/2006/main">
+              <a:graphicData uri="http://schemas.openxmlformats.org/drawingml/2006/picture">
+                <pic:pic xmlns:pic="http://schemas.openxmlformats.org/drawingml/2006/picture">
+                  <pic:nvPicPr>
+                    <pic:cNvPr id="0" name="Picture 1" descr="C:\Users\Bernardo\Documents\Machine-Learning-Basico\docs\images\pca3.png"/>
+                    <pic:cNvPicPr>
+                      <a:picLocks noChangeAspect="1" noChangeArrowheads="1"/>
+                    </pic:cNvPicPr>
+                  </pic:nvPicPr>
+                  <pic:blipFill>
+                    <a:blip r:embed="rId42">
+                      <a:extLst>
+                        <a:ext uri="{28A0092B-C50C-407E-A947-70E740481C1C}">
+                          <a14:useLocalDpi xmlns:a14="http://schemas.microsoft.com/office/drawing/2010/main" val="0"/>
+                        </a:ext>
+                      </a:extLst>
+                    </a:blip>
+                    <a:srcRect/>
+                    <a:stretch>
+                      <a:fillRect/>
+                    </a:stretch>
+                  </pic:blipFill>
+                  <pic:spPr bwMode="auto">
+                    <a:xfrm>
+                      <a:off x="0" y="0"/>
+                      <a:ext cx="5612130" cy="613018"/>
+                    </a:xfrm>
+                    <a:prstGeom prst="rect">
+                      <a:avLst/>
+                    </a:prstGeom>
+                    <a:noFill/>
+                    <a:ln>
+                      <a:noFill/>
+                    </a:ln>
+                  </pic:spPr>
+                </pic:pic>
+              </a:graphicData>
+            </a:graphic>
+          </wp:inline>
+        </w:drawing>
+      </w:r>
+    </w:p>
+    <w:p>
+      <w:pPr>
+        <w:shd w:val="clear" w:color="auto" w:fill="FFFFFF"/>
+        <w:tabs>
+          <w:tab w:val="left" w:pos="916"/>
+          <w:tab w:val="left" w:pos="1832"/>
+          <w:tab w:val="left" w:pos="2748"/>
+          <w:tab w:val="left" w:pos="3664"/>
+          <w:tab w:val="left" w:pos="4580"/>
+          <w:tab w:val="left" w:pos="5496"/>
+          <w:tab w:val="left" w:pos="6412"/>
+          <w:tab w:val="left" w:pos="7328"/>
+          <w:tab w:val="left" w:pos="8244"/>
+          <w:tab w:val="left" w:pos="9160"/>
+          <w:tab w:val="left" w:pos="10076"/>
+          <w:tab w:val="left" w:pos="10992"/>
+          <w:tab w:val="left" w:pos="11908"/>
+          <w:tab w:val="left" w:pos="12824"/>
+          <w:tab w:val="left" w:pos="13740"/>
+          <w:tab w:val="left" w:pos="14656"/>
+        </w:tabs>
+        <w:wordWrap w:val="0"/>
+        <w:spacing w:after="0" w:line="200" w:lineRule="atLeast"/>
+        <w:jc w:val="left"/>
+        <w:rPr>
+          <w:rFonts w:ascii="Lucida Console" w:eastAsia="Times New Roman" w:hAnsi="Lucida Console" w:cs="Courier New"/>
+          <w:color w:val="5B9BD5" w:themeColor="accent1"/>
+          <w:sz w:val="20"/>
+          <w:szCs w:val="20"/>
+          <w:bdr w:val="none" w:sz="0" w:space="0" w:color="auto" w:frame="1"/>
+          <w:lang w:eastAsia="es-VE"/>
+        </w:rPr>
+      </w:pPr>
+    </w:p>
+    <w:p>
+      <w:pPr>
+        <w:shd w:val="clear" w:color="auto" w:fill="FFFFFF"/>
+        <w:tabs>
+          <w:tab w:val="left" w:pos="916"/>
+          <w:tab w:val="left" w:pos="1832"/>
+          <w:tab w:val="left" w:pos="2748"/>
+          <w:tab w:val="left" w:pos="3664"/>
+          <w:tab w:val="left" w:pos="4580"/>
+          <w:tab w:val="left" w:pos="5496"/>
+          <w:tab w:val="left" w:pos="6412"/>
+          <w:tab w:val="left" w:pos="7328"/>
+          <w:tab w:val="left" w:pos="8244"/>
+          <w:tab w:val="left" w:pos="9160"/>
+          <w:tab w:val="left" w:pos="10076"/>
+          <w:tab w:val="left" w:pos="10992"/>
+          <w:tab w:val="left" w:pos="11908"/>
+          <w:tab w:val="left" w:pos="12824"/>
+          <w:tab w:val="left" w:pos="13740"/>
+          <w:tab w:val="left" w:pos="14656"/>
+        </w:tabs>
+        <w:wordWrap w:val="0"/>
+        <w:spacing w:after="0" w:line="200" w:lineRule="atLeast"/>
+        <w:jc w:val="left"/>
+        <w:rPr>
+          <w:rFonts w:ascii="Lucida Console" w:eastAsia="Times New Roman" w:hAnsi="Lucida Console" w:cs="Courier New"/>
+          <w:color w:val="5B9BD5" w:themeColor="accent1"/>
+          <w:sz w:val="20"/>
+          <w:szCs w:val="20"/>
+          <w:bdr w:val="none" w:sz="0" w:space="0" w:color="auto" w:frame="1"/>
+          <w:lang w:eastAsia="es-VE"/>
+        </w:rPr>
+      </w:pPr>
+      <w:proofErr w:type="spellStart"/>
+      <w:r>
+        <w:rPr>
+          <w:rFonts w:ascii="Lucida Console" w:eastAsia="Times New Roman" w:hAnsi="Lucida Console" w:cs="Courier New"/>
+          <w:color w:val="5B9BD5" w:themeColor="accent1"/>
+          <w:sz w:val="20"/>
+          <w:szCs w:val="20"/>
+          <w:bdr w:val="none" w:sz="0" w:space="0" w:color="auto" w:frame="1"/>
+          <w:lang w:eastAsia="es-VE"/>
+        </w:rPr>
+        <w:t>Murder</w:t>
+      </w:r>
+      <w:proofErr w:type="spellEnd"/>
+      <w:r>
+        <w:rPr>
+          <w:rFonts w:ascii="Lucida Console" w:eastAsia="Times New Roman" w:hAnsi="Lucida Console" w:cs="Courier New"/>
+          <w:color w:val="5B9BD5" w:themeColor="accent1"/>
+          <w:sz w:val="20"/>
+          <w:szCs w:val="20"/>
+          <w:bdr w:val="none" w:sz="0" w:space="0" w:color="auto" w:frame="1"/>
+          <w:lang w:eastAsia="es-VE"/>
+        </w:rPr>
+        <w:t xml:space="preserve">  </w:t>
+      </w:r>
+      <w:proofErr w:type="spellStart"/>
+      <w:r>
+        <w:rPr>
+          <w:rFonts w:ascii="Lucida Console" w:eastAsia="Times New Roman" w:hAnsi="Lucida Console" w:cs="Courier New"/>
+          <w:color w:val="5B9BD5" w:themeColor="accent1"/>
+          <w:sz w:val="20"/>
+          <w:szCs w:val="20"/>
+          <w:bdr w:val="none" w:sz="0" w:space="0" w:color="auto" w:frame="1"/>
+          <w:lang w:eastAsia="es-VE"/>
+        </w:rPr>
+        <w:t>Assault</w:t>
+      </w:r>
+      <w:proofErr w:type="spellEnd"/>
+      <w:r>
+        <w:rPr>
+          <w:rFonts w:ascii="Lucida Console" w:eastAsia="Times New Roman" w:hAnsi="Lucida Console" w:cs="Courier New"/>
+          <w:color w:val="5B9BD5" w:themeColor="accent1"/>
+          <w:sz w:val="20"/>
+          <w:szCs w:val="20"/>
+          <w:bdr w:val="none" w:sz="0" w:space="0" w:color="auto" w:frame="1"/>
+          <w:lang w:eastAsia="es-VE"/>
+        </w:rPr>
+        <w:t xml:space="preserve"> </w:t>
+      </w:r>
+      <w:proofErr w:type="spellStart"/>
+      <w:r>
+        <w:rPr>
+          <w:rFonts w:ascii="Lucida Console" w:eastAsia="Times New Roman" w:hAnsi="Lucida Console" w:cs="Courier New"/>
+          <w:color w:val="5B9BD5" w:themeColor="accent1"/>
+          <w:sz w:val="20"/>
+          <w:szCs w:val="20"/>
+          <w:bdr w:val="none" w:sz="0" w:space="0" w:color="auto" w:frame="1"/>
+          <w:lang w:eastAsia="es-VE"/>
+        </w:rPr>
+        <w:t>UrbanPop</w:t>
+      </w:r>
+      <w:proofErr w:type="spellEnd"/>
+      <w:r>
+        <w:rPr>
+          <w:rFonts w:ascii="Lucida Console" w:eastAsia="Times New Roman" w:hAnsi="Lucida Console" w:cs="Courier New"/>
+          <w:color w:val="5B9BD5" w:themeColor="accent1"/>
+          <w:sz w:val="20"/>
+          <w:szCs w:val="20"/>
+          <w:bdr w:val="none" w:sz="0" w:space="0" w:color="auto" w:frame="1"/>
+          <w:lang w:eastAsia="es-VE"/>
+        </w:rPr>
+        <w:t xml:space="preserve">     Rape </w:t>
+      </w:r>
+    </w:p>
+    <w:p>
+      <w:pPr>
+        <w:shd w:val="clear" w:color="auto" w:fill="FFFFFF"/>
+        <w:tabs>
+          <w:tab w:val="left" w:pos="916"/>
+          <w:tab w:val="left" w:pos="1832"/>
+          <w:tab w:val="left" w:pos="2748"/>
+          <w:tab w:val="left" w:pos="3664"/>
+          <w:tab w:val="left" w:pos="4580"/>
+          <w:tab w:val="left" w:pos="5496"/>
+          <w:tab w:val="left" w:pos="6412"/>
+          <w:tab w:val="left" w:pos="7328"/>
+          <w:tab w:val="left" w:pos="8244"/>
+          <w:tab w:val="left" w:pos="9160"/>
+          <w:tab w:val="left" w:pos="10076"/>
+          <w:tab w:val="left" w:pos="10992"/>
+          <w:tab w:val="left" w:pos="11908"/>
+          <w:tab w:val="left" w:pos="12824"/>
+          <w:tab w:val="left" w:pos="13740"/>
+          <w:tab w:val="left" w:pos="14656"/>
+        </w:tabs>
+        <w:wordWrap w:val="0"/>
+        <w:spacing w:after="0" w:line="200" w:lineRule="atLeast"/>
+        <w:jc w:val="left"/>
+        <w:rPr>
+          <w:rFonts w:ascii="Lucida Console" w:eastAsia="Times New Roman" w:hAnsi="Lucida Console" w:cs="Courier New"/>
+          <w:color w:val="5B9BD5" w:themeColor="accent1"/>
+          <w:sz w:val="20"/>
+          <w:szCs w:val="20"/>
+          <w:lang w:eastAsia="es-VE"/>
+        </w:rPr>
+      </w:pPr>
+      <w:r>
+        <w:rPr>
+          <w:rFonts w:ascii="Lucida Console" w:eastAsia="Times New Roman" w:hAnsi="Lucida Console" w:cs="Courier New"/>
+          <w:color w:val="5B9BD5" w:themeColor="accent1"/>
+          <w:sz w:val="20"/>
+          <w:szCs w:val="20"/>
+          <w:bdr w:val="none" w:sz="0" w:space="0" w:color="auto" w:frame="1"/>
+          <w:lang w:eastAsia="es-VE"/>
+        </w:rPr>
+        <w:t xml:space="preserve">   7.788  170.760   65.540   21.232 </w:t>
+      </w:r>
+    </w:p>
+    <w:p>
+      <w:pPr>
+        <w:shd w:val="clear" w:color="auto" w:fill="FFFFFF"/>
+        <w:tabs>
+          <w:tab w:val="left" w:pos="916"/>
+          <w:tab w:val="left" w:pos="1832"/>
+          <w:tab w:val="left" w:pos="2748"/>
+          <w:tab w:val="left" w:pos="3664"/>
+          <w:tab w:val="left" w:pos="4580"/>
+          <w:tab w:val="left" w:pos="5496"/>
+          <w:tab w:val="left" w:pos="6412"/>
+          <w:tab w:val="left" w:pos="7328"/>
+          <w:tab w:val="left" w:pos="8244"/>
+          <w:tab w:val="left" w:pos="9160"/>
+          <w:tab w:val="left" w:pos="10076"/>
+          <w:tab w:val="left" w:pos="10992"/>
+          <w:tab w:val="left" w:pos="11908"/>
+          <w:tab w:val="left" w:pos="12824"/>
+          <w:tab w:val="left" w:pos="13740"/>
+          <w:tab w:val="left" w:pos="14656"/>
+        </w:tabs>
+        <w:wordWrap w:val="0"/>
+        <w:spacing w:after="0" w:line="200" w:lineRule="atLeast"/>
+        <w:jc w:val="left"/>
+        <w:rPr>
+          <w:rFonts w:ascii="Lucida Console" w:eastAsia="Times New Roman" w:hAnsi="Lucida Console" w:cs="Courier New"/>
+          <w:color w:val="5B9BD5" w:themeColor="accent1"/>
+          <w:sz w:val="20"/>
+          <w:szCs w:val="20"/>
+          <w:lang w:eastAsia="es-VE"/>
+        </w:rPr>
+      </w:pPr>
+    </w:p>
+    <w:p>
+      <w:pPr>
+        <w:shd w:val="clear" w:color="auto" w:fill="FFFFFF"/>
+        <w:tabs>
+          <w:tab w:val="left" w:pos="916"/>
+          <w:tab w:val="left" w:pos="1832"/>
+          <w:tab w:val="left" w:pos="2748"/>
+          <w:tab w:val="left" w:pos="3664"/>
+          <w:tab w:val="left" w:pos="4580"/>
+          <w:tab w:val="left" w:pos="5496"/>
+          <w:tab w:val="left" w:pos="6412"/>
+          <w:tab w:val="left" w:pos="7328"/>
+          <w:tab w:val="left" w:pos="8244"/>
+          <w:tab w:val="left" w:pos="9160"/>
+          <w:tab w:val="left" w:pos="10076"/>
+          <w:tab w:val="left" w:pos="10992"/>
+          <w:tab w:val="left" w:pos="11908"/>
+          <w:tab w:val="left" w:pos="12824"/>
+          <w:tab w:val="left" w:pos="13740"/>
+          <w:tab w:val="left" w:pos="14656"/>
+        </w:tabs>
+        <w:wordWrap w:val="0"/>
+        <w:spacing w:after="0" w:line="200" w:lineRule="atLeast"/>
+        <w:jc w:val="left"/>
+        <w:rPr>
+          <w:rFonts w:ascii="Lucida Console" w:eastAsia="Times New Roman" w:hAnsi="Lucida Console" w:cs="Courier New"/>
+          <w:color w:val="5B9BD5" w:themeColor="accent1"/>
+          <w:sz w:val="20"/>
+          <w:szCs w:val="20"/>
+          <w:lang w:eastAsia="es-VE"/>
+        </w:rPr>
+      </w:pPr>
+    </w:p>
+    <w:p>
+      <w:pPr>
+        <w:shd w:val="clear" w:color="auto" w:fill="FFFFFF"/>
+        <w:tabs>
+          <w:tab w:val="left" w:pos="916"/>
+          <w:tab w:val="left" w:pos="1832"/>
+          <w:tab w:val="left" w:pos="2748"/>
+          <w:tab w:val="left" w:pos="3664"/>
+          <w:tab w:val="left" w:pos="4580"/>
+          <w:tab w:val="left" w:pos="5496"/>
+          <w:tab w:val="left" w:pos="6412"/>
+          <w:tab w:val="left" w:pos="7328"/>
+          <w:tab w:val="left" w:pos="8244"/>
+          <w:tab w:val="left" w:pos="9160"/>
+          <w:tab w:val="left" w:pos="10076"/>
+          <w:tab w:val="left" w:pos="10992"/>
+          <w:tab w:val="left" w:pos="11908"/>
+          <w:tab w:val="left" w:pos="12824"/>
+          <w:tab w:val="left" w:pos="13740"/>
+          <w:tab w:val="left" w:pos="14656"/>
+        </w:tabs>
+        <w:wordWrap w:val="0"/>
+        <w:spacing w:after="0" w:line="200" w:lineRule="atLeast"/>
+        <w:jc w:val="left"/>
+        <w:rPr>
+          <w:rFonts w:ascii="Lucida Console" w:eastAsia="Times New Roman" w:hAnsi="Lucida Console" w:cs="Courier New"/>
+          <w:color w:val="000000"/>
+          <w:sz w:val="20"/>
+          <w:szCs w:val="20"/>
+          <w:bdr w:val="none" w:sz="0" w:space="0" w:color="auto" w:frame="1"/>
+          <w:lang w:eastAsia="es-VE"/>
+        </w:rPr>
+      </w:pPr>
+    </w:p>
+    <w:p>
+      <w:pPr>
+        <w:shd w:val="clear" w:color="auto" w:fill="FFFFFF"/>
+        <w:spacing w:after="204" w:line="240" w:lineRule="auto"/>
+        <w:jc w:val="left"/>
+        <w:rPr>
+          <w:rFonts w:ascii="Helvetica" w:eastAsia="Times New Roman" w:hAnsi="Helvetica" w:cs="Helvetica"/>
+          <w:color w:val="333333"/>
+          <w:spacing w:val="3"/>
+          <w:sz w:val="24"/>
+          <w:szCs w:val="24"/>
+          <w:lang w:eastAsia="es-VE"/>
+        </w:rPr>
+      </w:pPr>
+      <w:r>
+        <w:rPr>
+          <w:rFonts w:ascii="Helvetica" w:eastAsia="Times New Roman" w:hAnsi="Helvetica" w:cs="Helvetica"/>
+          <w:color w:val="333333"/>
+          <w:spacing w:val="3"/>
+          <w:sz w:val="24"/>
+          <w:szCs w:val="24"/>
+          <w:lang w:eastAsia="es-VE"/>
+        </w:rPr>
+        <w:t>De igual manera a continuación podemos observar considerables diferencias en las varianzas entre las variables:</w:t>
+      </w:r>
+    </w:p>
+    <w:p>
+      <w:pPr>
+        <w:shd w:val="clear" w:color="auto" w:fill="FFFFFF"/>
+        <w:spacing w:after="204" w:line="240" w:lineRule="auto"/>
+        <w:jc w:val="left"/>
+        <w:rPr>
+          <w:rFonts w:ascii="Helvetica" w:eastAsia="Times New Roman" w:hAnsi="Helvetica" w:cs="Helvetica"/>
+          <w:color w:val="333333"/>
+          <w:spacing w:val="3"/>
+          <w:sz w:val="24"/>
+          <w:szCs w:val="24"/>
+          <w:lang w:eastAsia="es-VE"/>
+        </w:rPr>
+      </w:pPr>
+      <w:r>
+        <w:rPr>
+          <w:noProof/>
+          <w:lang w:eastAsia="es-VE"/>
+        </w:rPr>
+        <w:drawing>
+          <wp:inline distT="0" distB="0" distL="0" distR="0" wp14:anchorId="3AB78C33" wp14:editId="5E21D423">
+            <wp:extent cx="5612130" cy="576938"/>
+            <wp:effectExtent l="0" t="0" r="0" b="0"/>
+            <wp:docPr id="37" name="Imagen 37" descr="C:\Users\Bernardo\Documents\Machine-Learning-Basico\docs\images\pca2.png"/>
+            <wp:cNvGraphicFramePr>
+              <a:graphicFrameLocks xmlns:a="http://schemas.openxmlformats.org/drawingml/2006/main" noChangeAspect="1"/>
+            </wp:cNvGraphicFramePr>
+            <a:graphic xmlns:a="http://schemas.openxmlformats.org/drawingml/2006/main">
+              <a:graphicData uri="http://schemas.openxmlformats.org/drawingml/2006/picture">
+                <pic:pic xmlns:pic="http://schemas.openxmlformats.org/drawingml/2006/picture">
+                  <pic:nvPicPr>
+                    <pic:cNvPr id="0" name="Picture 9" descr="C:\Users\Bernardo\Documents\Machine-Learning-Basico\docs\images\pca2.png"/>
+                    <pic:cNvPicPr>
+                      <a:picLocks noChangeAspect="1" noChangeArrowheads="1"/>
+                    </pic:cNvPicPr>
+                  </pic:nvPicPr>
+                  <pic:blipFill>
+                    <a:blip r:embed="rId43">
+                      <a:extLst>
+                        <a:ext uri="{28A0092B-C50C-407E-A947-70E740481C1C}">
+                          <a14:useLocalDpi xmlns:a14="http://schemas.microsoft.com/office/drawing/2010/main" val="0"/>
+                        </a:ext>
+                      </a:extLst>
+                    </a:blip>
+                    <a:srcRect/>
+                    <a:stretch>
+                      <a:fillRect/>
+                    </a:stretch>
+                  </pic:blipFill>
+                  <pic:spPr bwMode="auto">
+                    <a:xfrm>
+                      <a:off x="0" y="0"/>
+                      <a:ext cx="5612130" cy="576938"/>
+                    </a:xfrm>
+                    <a:prstGeom prst="rect">
+                      <a:avLst/>
+                    </a:prstGeom>
+                    <a:noFill/>
+                    <a:ln>
+                      <a:noFill/>
+                    </a:ln>
+                  </pic:spPr>
+                </pic:pic>
+              </a:graphicData>
+            </a:graphic>
+          </wp:inline>
+        </w:drawing>
+      </w:r>
+    </w:p>
+    <w:p>
+      <w:pPr>
+        <w:shd w:val="clear" w:color="auto" w:fill="FFFFFF"/>
+        <w:tabs>
+          <w:tab w:val="left" w:pos="916"/>
+          <w:tab w:val="left" w:pos="1832"/>
+          <w:tab w:val="left" w:pos="2748"/>
+          <w:tab w:val="left" w:pos="3664"/>
+          <w:tab w:val="left" w:pos="4580"/>
+          <w:tab w:val="left" w:pos="5496"/>
+          <w:tab w:val="left" w:pos="6412"/>
+          <w:tab w:val="left" w:pos="7328"/>
+          <w:tab w:val="left" w:pos="8244"/>
+          <w:tab w:val="left" w:pos="9160"/>
+          <w:tab w:val="left" w:pos="10076"/>
+          <w:tab w:val="left" w:pos="10992"/>
+          <w:tab w:val="left" w:pos="11908"/>
+          <w:tab w:val="left" w:pos="12824"/>
+          <w:tab w:val="left" w:pos="13740"/>
+          <w:tab w:val="left" w:pos="14656"/>
+        </w:tabs>
+        <w:wordWrap w:val="0"/>
+        <w:spacing w:after="0" w:line="200" w:lineRule="atLeast"/>
+        <w:jc w:val="left"/>
+        <w:rPr>
+          <w:rFonts w:ascii="Lucida Console" w:eastAsia="Times New Roman" w:hAnsi="Lucida Console" w:cs="Courier New"/>
+          <w:color w:val="000000"/>
+          <w:sz w:val="20"/>
+          <w:szCs w:val="20"/>
+          <w:bdr w:val="none" w:sz="0" w:space="0" w:color="auto" w:frame="1"/>
+          <w:lang w:eastAsia="es-VE"/>
+        </w:rPr>
+      </w:pPr>
+    </w:p>
+    <w:p>
+      <w:pPr>
+        <w:shd w:val="clear" w:color="auto" w:fill="FFFFFF"/>
+        <w:tabs>
+          <w:tab w:val="left" w:pos="916"/>
+          <w:tab w:val="left" w:pos="1832"/>
+          <w:tab w:val="left" w:pos="2748"/>
+          <w:tab w:val="left" w:pos="3664"/>
+          <w:tab w:val="left" w:pos="4580"/>
+          <w:tab w:val="left" w:pos="5496"/>
+          <w:tab w:val="left" w:pos="6412"/>
+          <w:tab w:val="left" w:pos="7328"/>
+          <w:tab w:val="left" w:pos="8244"/>
+          <w:tab w:val="left" w:pos="9160"/>
+          <w:tab w:val="left" w:pos="10076"/>
+          <w:tab w:val="left" w:pos="10992"/>
+          <w:tab w:val="left" w:pos="11908"/>
+          <w:tab w:val="left" w:pos="12824"/>
+          <w:tab w:val="left" w:pos="13740"/>
+          <w:tab w:val="left" w:pos="14656"/>
+        </w:tabs>
+        <w:wordWrap w:val="0"/>
+        <w:spacing w:after="0" w:line="200" w:lineRule="atLeast"/>
+        <w:jc w:val="left"/>
+        <w:rPr>
+          <w:rFonts w:ascii="Lucida Console" w:eastAsia="Times New Roman" w:hAnsi="Lucida Console" w:cs="Courier New"/>
+          <w:color w:val="000000"/>
+          <w:sz w:val="20"/>
+          <w:szCs w:val="20"/>
+          <w:bdr w:val="none" w:sz="0" w:space="0" w:color="auto" w:frame="1"/>
+          <w:lang w:eastAsia="es-VE"/>
+        </w:rPr>
+      </w:pPr>
+    </w:p>
+    <w:p>
+      <w:pPr>
+        <w:shd w:val="clear" w:color="auto" w:fill="FFFFFF"/>
+        <w:tabs>
+          <w:tab w:val="left" w:pos="916"/>
+          <w:tab w:val="left" w:pos="1832"/>
+          <w:tab w:val="left" w:pos="2748"/>
+          <w:tab w:val="left" w:pos="3664"/>
+          <w:tab w:val="left" w:pos="4580"/>
+          <w:tab w:val="left" w:pos="5496"/>
+          <w:tab w:val="left" w:pos="6412"/>
+          <w:tab w:val="left" w:pos="7328"/>
+          <w:tab w:val="left" w:pos="8244"/>
+          <w:tab w:val="left" w:pos="9160"/>
+          <w:tab w:val="left" w:pos="10076"/>
+          <w:tab w:val="left" w:pos="10992"/>
+          <w:tab w:val="left" w:pos="11908"/>
+          <w:tab w:val="left" w:pos="12824"/>
+          <w:tab w:val="left" w:pos="13740"/>
+          <w:tab w:val="left" w:pos="14656"/>
+        </w:tabs>
+        <w:wordWrap w:val="0"/>
+        <w:spacing w:after="0" w:line="200" w:lineRule="atLeast"/>
+        <w:jc w:val="left"/>
+        <w:rPr>
+          <w:rFonts w:ascii="Lucida Console" w:eastAsia="Times New Roman" w:hAnsi="Lucida Console" w:cs="Courier New"/>
+          <w:color w:val="000000"/>
+          <w:sz w:val="20"/>
+          <w:szCs w:val="20"/>
+          <w:bdr w:val="none" w:sz="0" w:space="0" w:color="auto" w:frame="1"/>
+          <w:lang w:eastAsia="es-VE"/>
+        </w:rPr>
+      </w:pPr>
+      <w:r>
+        <w:rPr>
+          <w:rFonts w:ascii="Lucida Console" w:eastAsia="Times New Roman" w:hAnsi="Lucida Console" w:cs="Courier New"/>
+          <w:color w:val="000000"/>
+          <w:sz w:val="20"/>
+          <w:szCs w:val="20"/>
+          <w:bdr w:val="none" w:sz="0" w:space="0" w:color="auto" w:frame="1"/>
+          <w:lang w:eastAsia="es-VE"/>
+        </w:rPr>
+        <w:t xml:space="preserve">  </w:t>
+      </w:r>
+      <w:proofErr w:type="spellStart"/>
+      <w:r>
+        <w:rPr>
+          <w:rFonts w:ascii="Lucida Console" w:eastAsia="Times New Roman" w:hAnsi="Lucida Console" w:cs="Courier New"/>
+          <w:color w:val="000000"/>
+          <w:sz w:val="20"/>
+          <w:szCs w:val="20"/>
+          <w:bdr w:val="none" w:sz="0" w:space="0" w:color="auto" w:frame="1"/>
+          <w:lang w:eastAsia="es-VE"/>
+        </w:rPr>
+        <w:t>Murder</w:t>
+      </w:r>
+      <w:proofErr w:type="spellEnd"/>
+      <w:r>
+        <w:rPr>
+          <w:rFonts w:ascii="Lucida Console" w:eastAsia="Times New Roman" w:hAnsi="Lucida Console" w:cs="Courier New"/>
+          <w:color w:val="000000"/>
+          <w:sz w:val="20"/>
+          <w:szCs w:val="20"/>
+          <w:bdr w:val="none" w:sz="0" w:space="0" w:color="auto" w:frame="1"/>
+          <w:lang w:eastAsia="es-VE"/>
+        </w:rPr>
+        <w:t xml:space="preserve">    </w:t>
+      </w:r>
+      <w:proofErr w:type="spellStart"/>
+      <w:r>
+        <w:rPr>
+          <w:rFonts w:ascii="Lucida Console" w:eastAsia="Times New Roman" w:hAnsi="Lucida Console" w:cs="Courier New"/>
+          <w:color w:val="000000"/>
+          <w:sz w:val="20"/>
+          <w:szCs w:val="20"/>
+          <w:bdr w:val="none" w:sz="0" w:space="0" w:color="auto" w:frame="1"/>
+          <w:lang w:eastAsia="es-VE"/>
+        </w:rPr>
+        <w:t>Assault</w:t>
+      </w:r>
+      <w:proofErr w:type="spellEnd"/>
+      <w:r>
+        <w:rPr>
+          <w:rFonts w:ascii="Lucida Console" w:eastAsia="Times New Roman" w:hAnsi="Lucida Console" w:cs="Courier New"/>
+          <w:color w:val="000000"/>
+          <w:sz w:val="20"/>
+          <w:szCs w:val="20"/>
+          <w:bdr w:val="none" w:sz="0" w:space="0" w:color="auto" w:frame="1"/>
+          <w:lang w:eastAsia="es-VE"/>
+        </w:rPr>
+        <w:t xml:space="preserve">   </w:t>
+      </w:r>
+      <w:proofErr w:type="spellStart"/>
+      <w:r>
+        <w:rPr>
+          <w:rFonts w:ascii="Lucida Console" w:eastAsia="Times New Roman" w:hAnsi="Lucida Console" w:cs="Courier New"/>
+          <w:color w:val="000000"/>
+          <w:sz w:val="20"/>
+          <w:szCs w:val="20"/>
+          <w:bdr w:val="none" w:sz="0" w:space="0" w:color="auto" w:frame="1"/>
+          <w:lang w:eastAsia="es-VE"/>
+        </w:rPr>
+        <w:t>UrbanPop</w:t>
+      </w:r>
+      <w:proofErr w:type="spellEnd"/>
+      <w:r>
+        <w:rPr>
+          <w:rFonts w:ascii="Lucida Console" w:eastAsia="Times New Roman" w:hAnsi="Lucida Console" w:cs="Courier New"/>
+          <w:color w:val="000000"/>
+          <w:sz w:val="20"/>
+          <w:szCs w:val="20"/>
+          <w:bdr w:val="none" w:sz="0" w:space="0" w:color="auto" w:frame="1"/>
+          <w:lang w:eastAsia="es-VE"/>
+        </w:rPr>
+        <w:t xml:space="preserve">       Rape </w:t>
+      </w:r>
+    </w:p>
+    <w:p>
+      <w:pPr>
+        <w:shd w:val="clear" w:color="auto" w:fill="FFFFFF"/>
+        <w:tabs>
+          <w:tab w:val="left" w:pos="916"/>
+          <w:tab w:val="left" w:pos="1832"/>
+          <w:tab w:val="left" w:pos="2748"/>
+          <w:tab w:val="left" w:pos="3664"/>
+          <w:tab w:val="left" w:pos="4580"/>
+          <w:tab w:val="left" w:pos="5496"/>
+          <w:tab w:val="left" w:pos="6412"/>
+          <w:tab w:val="left" w:pos="7328"/>
+          <w:tab w:val="left" w:pos="8244"/>
+          <w:tab w:val="left" w:pos="9160"/>
+          <w:tab w:val="left" w:pos="10076"/>
+          <w:tab w:val="left" w:pos="10992"/>
+          <w:tab w:val="left" w:pos="11908"/>
+          <w:tab w:val="left" w:pos="12824"/>
+          <w:tab w:val="left" w:pos="13740"/>
+          <w:tab w:val="left" w:pos="14656"/>
+        </w:tabs>
+        <w:wordWrap w:val="0"/>
+        <w:spacing w:after="0" w:line="200" w:lineRule="atLeast"/>
+        <w:jc w:val="left"/>
+        <w:rPr>
+          <w:rFonts w:ascii="Lucida Console" w:eastAsia="Times New Roman" w:hAnsi="Lucida Console" w:cs="Courier New"/>
+          <w:color w:val="000000"/>
+          <w:sz w:val="20"/>
+          <w:szCs w:val="20"/>
+          <w:lang w:eastAsia="es-VE"/>
+        </w:rPr>
+      </w:pPr>
+      <w:r>
+        <w:rPr>
+          <w:rFonts w:ascii="Lucida Console" w:eastAsia="Times New Roman" w:hAnsi="Lucida Console" w:cs="Courier New"/>
+          <w:color w:val="000000"/>
+          <w:sz w:val="20"/>
+          <w:szCs w:val="20"/>
+          <w:bdr w:val="none" w:sz="0" w:space="0" w:color="auto" w:frame="1"/>
+          <w:lang w:eastAsia="es-VE"/>
+        </w:rPr>
+        <w:t xml:space="preserve">  18.97047 6945.16571  209.51878   87.72916 </w:t>
+      </w:r>
+    </w:p>
+    <w:p>
+      <w:pPr>
+        <w:shd w:val="clear" w:color="auto" w:fill="FFFFFF"/>
+        <w:tabs>
+          <w:tab w:val="left" w:pos="916"/>
+          <w:tab w:val="left" w:pos="1832"/>
+          <w:tab w:val="left" w:pos="2748"/>
+          <w:tab w:val="left" w:pos="3664"/>
+          <w:tab w:val="left" w:pos="4580"/>
+          <w:tab w:val="left" w:pos="5496"/>
+          <w:tab w:val="left" w:pos="6412"/>
+          <w:tab w:val="left" w:pos="7328"/>
+          <w:tab w:val="left" w:pos="8244"/>
+          <w:tab w:val="left" w:pos="9160"/>
+          <w:tab w:val="left" w:pos="10076"/>
+          <w:tab w:val="left" w:pos="10992"/>
+          <w:tab w:val="left" w:pos="11908"/>
+          <w:tab w:val="left" w:pos="12824"/>
+          <w:tab w:val="left" w:pos="13740"/>
+          <w:tab w:val="left" w:pos="14656"/>
+        </w:tabs>
+        <w:wordWrap w:val="0"/>
+        <w:spacing w:after="0" w:line="200" w:lineRule="atLeast"/>
+        <w:jc w:val="left"/>
+        <w:rPr>
+          <w:rFonts w:ascii="Lucida Console" w:eastAsia="Times New Roman" w:hAnsi="Lucida Console" w:cs="Courier New"/>
+          <w:color w:val="5B9BD5" w:themeColor="accent1"/>
+          <w:sz w:val="20"/>
+          <w:szCs w:val="20"/>
+          <w:lang w:eastAsia="es-VE"/>
+        </w:rPr>
+      </w:pPr>
+    </w:p>
+    <w:p>
+      <w:pPr>
+        <w:shd w:val="clear" w:color="auto" w:fill="FFFFFF"/>
+        <w:tabs>
+          <w:tab w:val="left" w:pos="916"/>
+          <w:tab w:val="left" w:pos="1832"/>
+          <w:tab w:val="left" w:pos="2748"/>
+          <w:tab w:val="left" w:pos="3664"/>
+          <w:tab w:val="left" w:pos="4580"/>
+          <w:tab w:val="left" w:pos="5496"/>
+          <w:tab w:val="left" w:pos="6412"/>
+          <w:tab w:val="left" w:pos="7328"/>
+          <w:tab w:val="left" w:pos="8244"/>
+          <w:tab w:val="left" w:pos="9160"/>
+          <w:tab w:val="left" w:pos="10076"/>
+          <w:tab w:val="left" w:pos="10992"/>
+          <w:tab w:val="left" w:pos="11908"/>
+          <w:tab w:val="left" w:pos="12824"/>
+          <w:tab w:val="left" w:pos="13740"/>
+          <w:tab w:val="left" w:pos="14656"/>
+        </w:tabs>
+        <w:wordWrap w:val="0"/>
+        <w:spacing w:after="0" w:line="200" w:lineRule="atLeast"/>
+        <w:jc w:val="left"/>
+        <w:rPr>
+          <w:rFonts w:ascii="Lucida Console" w:eastAsia="Times New Roman" w:hAnsi="Lucida Console" w:cs="Courier New"/>
+          <w:color w:val="5B9BD5" w:themeColor="accent1"/>
+          <w:sz w:val="20"/>
+          <w:szCs w:val="20"/>
+          <w:lang w:eastAsia="es-VE"/>
+        </w:rPr>
+      </w:pPr>
+    </w:p>
+    <w:p>
+      <w:pPr>
+        <w:pStyle w:val="Ttulo3"/>
+        <w:shd w:val="clear" w:color="auto" w:fill="FFFFFF"/>
+        <w:spacing w:before="306" w:after="204"/>
+        <w:rPr>
+          <w:rFonts w:ascii="Helvetica" w:hAnsi="Helvetica" w:cs="Helvetica"/>
+          <w:color w:val="333333"/>
+          <w:spacing w:val="3"/>
+          <w:sz w:val="36"/>
+          <w:szCs w:val="36"/>
+        </w:rPr>
+      </w:pPr>
+      <w:r>
+        <w:rPr>
+          <w:rStyle w:val="header-section-number"/>
+          <w:rFonts w:ascii="Helvetica" w:hAnsi="Helvetica" w:cs="Helvetica"/>
+          <w:b/>
+          <w:bCs/>
+          <w:color w:val="333333"/>
+          <w:spacing w:val="3"/>
+          <w:sz w:val="36"/>
+          <w:szCs w:val="36"/>
+        </w:rPr>
+        <w:lastRenderedPageBreak/>
+        <w:t>7.3.2</w:t>
+      </w:r>
+      <w:r>
+        <w:rPr>
+          <w:rFonts w:ascii="Helvetica" w:hAnsi="Helvetica" w:cs="Helvetica"/>
+          <w:b/>
+          <w:bCs/>
+          <w:color w:val="333333"/>
+          <w:spacing w:val="3"/>
+          <w:sz w:val="36"/>
+          <w:szCs w:val="36"/>
+        </w:rPr>
+        <w:t> Cálculo de componentes</w:t>
+      </w:r>
+    </w:p>
+    <w:p>
+      <w:pPr>
+        <w:shd w:val="clear" w:color="auto" w:fill="FFFFFF"/>
+        <w:tabs>
+          <w:tab w:val="left" w:pos="916"/>
+          <w:tab w:val="left" w:pos="1832"/>
+          <w:tab w:val="left" w:pos="2748"/>
+          <w:tab w:val="left" w:pos="3664"/>
+          <w:tab w:val="left" w:pos="4580"/>
+          <w:tab w:val="left" w:pos="5496"/>
+          <w:tab w:val="left" w:pos="6412"/>
+          <w:tab w:val="left" w:pos="7328"/>
+          <w:tab w:val="left" w:pos="8244"/>
+          <w:tab w:val="left" w:pos="9160"/>
+          <w:tab w:val="left" w:pos="10076"/>
+          <w:tab w:val="left" w:pos="10992"/>
+          <w:tab w:val="left" w:pos="11908"/>
+          <w:tab w:val="left" w:pos="12824"/>
+          <w:tab w:val="left" w:pos="13740"/>
+          <w:tab w:val="left" w:pos="14656"/>
+        </w:tabs>
+        <w:wordWrap w:val="0"/>
+        <w:spacing w:after="0" w:line="240" w:lineRule="atLeast"/>
+        <w:jc w:val="left"/>
+      </w:pPr>
+      <w:r>
+        <w:rPr>
+          <w:noProof/>
+          <w:lang w:eastAsia="es-VE"/>
+        </w:rPr>
+        <w:drawing>
+          <wp:inline distT="0" distB="0" distL="0" distR="0" wp14:anchorId="18866A2A" wp14:editId="64F07B8A">
+            <wp:extent cx="5612130" cy="1309650"/>
+            <wp:effectExtent l="0" t="0" r="7620" b="5080"/>
+            <wp:docPr id="39" name="Imagen 39" descr="C:\Users\Bernardo\Documents\Machine-Learning-Basico\docs\images\pca4.png"/>
+            <wp:cNvGraphicFramePr>
+              <a:graphicFrameLocks xmlns:a="http://schemas.openxmlformats.org/drawingml/2006/main" noChangeAspect="1"/>
+            </wp:cNvGraphicFramePr>
+            <a:graphic xmlns:a="http://schemas.openxmlformats.org/drawingml/2006/main">
+              <a:graphicData uri="http://schemas.openxmlformats.org/drawingml/2006/picture">
+                <pic:pic xmlns:pic="http://schemas.openxmlformats.org/drawingml/2006/picture">
+                  <pic:nvPicPr>
+                    <pic:cNvPr id="0" name="Picture 1" descr="C:\Users\Bernardo\Documents\Machine-Learning-Basico\docs\images\pca4.png"/>
+                    <pic:cNvPicPr>
+                      <a:picLocks noChangeAspect="1" noChangeArrowheads="1"/>
+                    </pic:cNvPicPr>
+                  </pic:nvPicPr>
+                  <pic:blipFill>
+                    <a:blip r:embed="rId44">
+                      <a:extLst>
+                        <a:ext uri="{28A0092B-C50C-407E-A947-70E740481C1C}">
+                          <a14:useLocalDpi xmlns:a14="http://schemas.microsoft.com/office/drawing/2010/main" val="0"/>
+                        </a:ext>
+                      </a:extLst>
+                    </a:blip>
+                    <a:srcRect/>
+                    <a:stretch>
+                      <a:fillRect/>
+                    </a:stretch>
+                  </pic:blipFill>
+                  <pic:spPr bwMode="auto">
+                    <a:xfrm>
+                      <a:off x="0" y="0"/>
+                      <a:ext cx="5612130" cy="1309650"/>
+                    </a:xfrm>
+                    <a:prstGeom prst="rect">
+                      <a:avLst/>
+                    </a:prstGeom>
+                    <a:noFill/>
+                    <a:ln>
+                      <a:noFill/>
+                    </a:ln>
+                  </pic:spPr>
+                </pic:pic>
+              </a:graphicData>
+            </a:graphic>
+          </wp:inline>
+        </w:drawing>
+      </w:r>
+    </w:p>
+    <w:p>
+      <w:pPr>
+        <w:shd w:val="clear" w:color="auto" w:fill="FFFFFF"/>
+        <w:tabs>
+          <w:tab w:val="left" w:pos="916"/>
+          <w:tab w:val="left" w:pos="1832"/>
+          <w:tab w:val="left" w:pos="2748"/>
+          <w:tab w:val="left" w:pos="3664"/>
+          <w:tab w:val="left" w:pos="4580"/>
+          <w:tab w:val="left" w:pos="5496"/>
+          <w:tab w:val="left" w:pos="6412"/>
+          <w:tab w:val="left" w:pos="7328"/>
+          <w:tab w:val="left" w:pos="8244"/>
+          <w:tab w:val="left" w:pos="9160"/>
+          <w:tab w:val="left" w:pos="10076"/>
+          <w:tab w:val="left" w:pos="10992"/>
+          <w:tab w:val="left" w:pos="11908"/>
+          <w:tab w:val="left" w:pos="12824"/>
+          <w:tab w:val="left" w:pos="13740"/>
+          <w:tab w:val="left" w:pos="14656"/>
+        </w:tabs>
+        <w:wordWrap w:val="0"/>
+        <w:spacing w:after="0" w:line="240" w:lineRule="atLeast"/>
+        <w:jc w:val="left"/>
+      </w:pPr>
+    </w:p>
+    <w:p>
+      <w:pPr>
+        <w:shd w:val="clear" w:color="auto" w:fill="FFFFFF"/>
+        <w:tabs>
+          <w:tab w:val="left" w:pos="916"/>
+          <w:tab w:val="left" w:pos="1832"/>
+          <w:tab w:val="left" w:pos="2748"/>
+          <w:tab w:val="left" w:pos="3664"/>
+          <w:tab w:val="left" w:pos="4580"/>
+          <w:tab w:val="left" w:pos="5496"/>
+          <w:tab w:val="left" w:pos="6412"/>
+          <w:tab w:val="left" w:pos="7328"/>
+          <w:tab w:val="left" w:pos="8244"/>
+          <w:tab w:val="left" w:pos="9160"/>
+          <w:tab w:val="left" w:pos="10076"/>
+          <w:tab w:val="left" w:pos="10992"/>
+          <w:tab w:val="left" w:pos="11908"/>
+          <w:tab w:val="left" w:pos="12824"/>
+          <w:tab w:val="left" w:pos="13740"/>
+          <w:tab w:val="left" w:pos="14656"/>
+        </w:tabs>
+        <w:wordWrap w:val="0"/>
+        <w:spacing w:after="0" w:line="240" w:lineRule="atLeast"/>
+        <w:jc w:val="left"/>
+      </w:pPr>
+    </w:p>
+    <w:p>
+      <w:pPr>
+        <w:shd w:val="clear" w:color="auto" w:fill="FFFFFF"/>
+        <w:tabs>
+          <w:tab w:val="left" w:pos="916"/>
+          <w:tab w:val="left" w:pos="1832"/>
+          <w:tab w:val="left" w:pos="2748"/>
+          <w:tab w:val="left" w:pos="3664"/>
+          <w:tab w:val="left" w:pos="4580"/>
+          <w:tab w:val="left" w:pos="5496"/>
+          <w:tab w:val="left" w:pos="6412"/>
+          <w:tab w:val="left" w:pos="7328"/>
+          <w:tab w:val="left" w:pos="8244"/>
+          <w:tab w:val="left" w:pos="9160"/>
+          <w:tab w:val="left" w:pos="10076"/>
+          <w:tab w:val="left" w:pos="10992"/>
+          <w:tab w:val="left" w:pos="11908"/>
+          <w:tab w:val="left" w:pos="12824"/>
+          <w:tab w:val="left" w:pos="13740"/>
+          <w:tab w:val="left" w:pos="14656"/>
+        </w:tabs>
+        <w:wordWrap w:val="0"/>
+        <w:spacing w:after="0" w:line="240" w:lineRule="atLeast"/>
+        <w:jc w:val="left"/>
+        <w:rPr>
+          <w:color w:val="5B9BD5" w:themeColor="accent1"/>
+        </w:rPr>
+      </w:pPr>
+      <w:r>
+        <w:rPr>
+          <w:color w:val="5B9BD5" w:themeColor="accent1"/>
+        </w:rPr>
+        <w:t>###Cálculo</w:t>
+      </w:r>
+      <w:r>
+        <w:rPr>
+          <w:color w:val="5B9BD5" w:themeColor="accent1"/>
+        </w:rPr>
+        <w:t xml:space="preserve"> de las componentes principales</w:t>
+      </w:r>
+    </w:p>
+    <w:p>
+      <w:pPr>
+        <w:shd w:val="clear" w:color="auto" w:fill="FFFFFF"/>
+        <w:tabs>
+          <w:tab w:val="left" w:pos="916"/>
+          <w:tab w:val="left" w:pos="1832"/>
+          <w:tab w:val="left" w:pos="2748"/>
+          <w:tab w:val="left" w:pos="3664"/>
+          <w:tab w:val="left" w:pos="4580"/>
+          <w:tab w:val="left" w:pos="5496"/>
+          <w:tab w:val="left" w:pos="6412"/>
+          <w:tab w:val="left" w:pos="7328"/>
+          <w:tab w:val="left" w:pos="8244"/>
+          <w:tab w:val="left" w:pos="9160"/>
+          <w:tab w:val="left" w:pos="10076"/>
+          <w:tab w:val="left" w:pos="10992"/>
+          <w:tab w:val="left" w:pos="11908"/>
+          <w:tab w:val="left" w:pos="12824"/>
+          <w:tab w:val="left" w:pos="13740"/>
+          <w:tab w:val="left" w:pos="14656"/>
+        </w:tabs>
+        <w:wordWrap w:val="0"/>
+        <w:spacing w:after="0" w:line="240" w:lineRule="atLeast"/>
+        <w:jc w:val="left"/>
+        <w:rPr>
+          <w:color w:val="5B9BD5" w:themeColor="accent1"/>
+        </w:rPr>
+      </w:pPr>
+      <w:proofErr w:type="spellStart"/>
+      <w:proofErr w:type="gramStart"/>
+      <w:r>
+        <w:rPr>
+          <w:color w:val="5B9BD5" w:themeColor="accent1"/>
+        </w:rPr>
+        <w:t>pca</w:t>
+      </w:r>
+      <w:proofErr w:type="spellEnd"/>
+      <w:proofErr w:type="gramEnd"/>
+      <w:r>
+        <w:rPr>
+          <w:color w:val="5B9BD5" w:themeColor="accent1"/>
+        </w:rPr>
+        <w:t>&lt;-</w:t>
+      </w:r>
+      <w:proofErr w:type="spellStart"/>
+      <w:r>
+        <w:rPr>
+          <w:color w:val="5B9BD5" w:themeColor="accent1"/>
+        </w:rPr>
+        <w:t>prcomp</w:t>
+      </w:r>
+      <w:proofErr w:type="spellEnd"/>
+      <w:r>
+        <w:rPr>
+          <w:color w:val="5B9BD5" w:themeColor="accent1"/>
+        </w:rPr>
+        <w:t>(</w:t>
+      </w:r>
+      <w:proofErr w:type="spellStart"/>
+      <w:r>
+        <w:rPr>
+          <w:color w:val="5B9BD5" w:themeColor="accent1"/>
+        </w:rPr>
+        <w:t>USArrests,scale</w:t>
+      </w:r>
+      <w:proofErr w:type="spellEnd"/>
+      <w:r>
+        <w:rPr>
+          <w:color w:val="5B9BD5" w:themeColor="accent1"/>
+        </w:rPr>
+        <w:t>=TRUE)</w:t>
+      </w:r>
+    </w:p>
+    <w:p>
+      <w:pPr>
+        <w:shd w:val="clear" w:color="auto" w:fill="FFFFFF"/>
+        <w:tabs>
+          <w:tab w:val="left" w:pos="916"/>
+          <w:tab w:val="left" w:pos="1832"/>
+          <w:tab w:val="left" w:pos="2748"/>
+          <w:tab w:val="left" w:pos="3664"/>
+          <w:tab w:val="left" w:pos="4580"/>
+          <w:tab w:val="left" w:pos="5496"/>
+          <w:tab w:val="left" w:pos="6412"/>
+          <w:tab w:val="left" w:pos="7328"/>
+          <w:tab w:val="left" w:pos="8244"/>
+          <w:tab w:val="left" w:pos="9160"/>
+          <w:tab w:val="left" w:pos="10076"/>
+          <w:tab w:val="left" w:pos="10992"/>
+          <w:tab w:val="left" w:pos="11908"/>
+          <w:tab w:val="left" w:pos="12824"/>
+          <w:tab w:val="left" w:pos="13740"/>
+          <w:tab w:val="left" w:pos="14656"/>
+        </w:tabs>
+        <w:wordWrap w:val="0"/>
+        <w:spacing w:after="0" w:line="240" w:lineRule="atLeast"/>
+        <w:jc w:val="left"/>
+        <w:rPr>
+          <w:color w:val="5B9BD5" w:themeColor="accent1"/>
+        </w:rPr>
+      </w:pPr>
+    </w:p>
+    <w:p>
+      <w:pPr>
+        <w:shd w:val="clear" w:color="auto" w:fill="FFFFFF"/>
+        <w:tabs>
+          <w:tab w:val="left" w:pos="916"/>
+          <w:tab w:val="left" w:pos="1832"/>
+          <w:tab w:val="left" w:pos="2748"/>
+          <w:tab w:val="left" w:pos="3664"/>
+          <w:tab w:val="left" w:pos="4580"/>
+          <w:tab w:val="left" w:pos="5496"/>
+          <w:tab w:val="left" w:pos="6412"/>
+          <w:tab w:val="left" w:pos="7328"/>
+          <w:tab w:val="left" w:pos="8244"/>
+          <w:tab w:val="left" w:pos="9160"/>
+          <w:tab w:val="left" w:pos="10076"/>
+          <w:tab w:val="left" w:pos="10992"/>
+          <w:tab w:val="left" w:pos="11908"/>
+          <w:tab w:val="left" w:pos="12824"/>
+          <w:tab w:val="left" w:pos="13740"/>
+          <w:tab w:val="left" w:pos="14656"/>
+        </w:tabs>
+        <w:wordWrap w:val="0"/>
+        <w:spacing w:after="0" w:line="240" w:lineRule="atLeast"/>
+        <w:jc w:val="left"/>
+        <w:rPr>
+          <w:color w:val="5B9BD5" w:themeColor="accent1"/>
+        </w:rPr>
+      </w:pPr>
+      <w:r>
+        <w:rPr>
+          <w:color w:val="5B9BD5" w:themeColor="accent1"/>
+        </w:rPr>
+        <w:t xml:space="preserve">###Mostrando la nueva </w:t>
+      </w:r>
+      <w:r>
+        <w:rPr>
+          <w:color w:val="5B9BD5" w:themeColor="accent1"/>
+          <w:highlight w:val="yellow"/>
+        </w:rPr>
+        <w:t>matriz</w:t>
+      </w:r>
+      <w:r>
+        <w:rPr>
+          <w:color w:val="5B9BD5" w:themeColor="accent1"/>
+        </w:rPr>
+        <w:t xml:space="preserve"> de datos</w:t>
+      </w:r>
+    </w:p>
+    <w:p>
+      <w:pPr>
+        <w:shd w:val="clear" w:color="auto" w:fill="FFFFFF"/>
+        <w:tabs>
+          <w:tab w:val="left" w:pos="916"/>
+          <w:tab w:val="left" w:pos="1832"/>
+          <w:tab w:val="left" w:pos="2748"/>
+          <w:tab w:val="left" w:pos="3664"/>
+          <w:tab w:val="left" w:pos="4580"/>
+          <w:tab w:val="left" w:pos="5496"/>
+          <w:tab w:val="left" w:pos="6412"/>
+          <w:tab w:val="left" w:pos="7328"/>
+          <w:tab w:val="left" w:pos="8244"/>
+          <w:tab w:val="left" w:pos="9160"/>
+          <w:tab w:val="left" w:pos="10076"/>
+          <w:tab w:val="left" w:pos="10992"/>
+          <w:tab w:val="left" w:pos="11908"/>
+          <w:tab w:val="left" w:pos="12824"/>
+          <w:tab w:val="left" w:pos="13740"/>
+          <w:tab w:val="left" w:pos="14656"/>
+        </w:tabs>
+        <w:wordWrap w:val="0"/>
+        <w:spacing w:after="0" w:line="240" w:lineRule="atLeast"/>
+        <w:jc w:val="left"/>
+        <w:rPr>
+          <w:color w:val="5B9BD5" w:themeColor="accent1"/>
+        </w:rPr>
+      </w:pPr>
+      <w:proofErr w:type="spellStart"/>
+      <w:proofErr w:type="gramStart"/>
+      <w:r>
+        <w:rPr>
+          <w:color w:val="5B9BD5" w:themeColor="accent1"/>
+        </w:rPr>
+        <w:t>pca$</w:t>
+      </w:r>
+      <w:proofErr w:type="gramEnd"/>
+      <w:r>
+        <w:rPr>
+          <w:color w:val="5B9BD5" w:themeColor="accent1"/>
+        </w:rPr>
+        <w:t>rotation</w:t>
+      </w:r>
+      <w:proofErr w:type="spellEnd"/>
+    </w:p>
+    <w:p>
+      <w:pPr>
+        <w:shd w:val="clear" w:color="auto" w:fill="FFFFFF"/>
+        <w:tabs>
+          <w:tab w:val="left" w:pos="916"/>
+          <w:tab w:val="left" w:pos="1832"/>
+          <w:tab w:val="left" w:pos="2748"/>
+          <w:tab w:val="left" w:pos="3664"/>
+          <w:tab w:val="left" w:pos="4580"/>
+          <w:tab w:val="left" w:pos="5496"/>
+          <w:tab w:val="left" w:pos="6412"/>
+          <w:tab w:val="left" w:pos="7328"/>
+          <w:tab w:val="left" w:pos="8244"/>
+          <w:tab w:val="left" w:pos="9160"/>
+          <w:tab w:val="left" w:pos="10076"/>
+          <w:tab w:val="left" w:pos="10992"/>
+          <w:tab w:val="left" w:pos="11908"/>
+          <w:tab w:val="left" w:pos="12824"/>
+          <w:tab w:val="left" w:pos="13740"/>
+          <w:tab w:val="left" w:pos="14656"/>
+        </w:tabs>
+        <w:wordWrap w:val="0"/>
+        <w:spacing w:after="0" w:line="240" w:lineRule="atLeast"/>
+        <w:jc w:val="left"/>
+        <w:rPr>
+          <w:color w:val="5B9BD5" w:themeColor="accent1"/>
+        </w:rPr>
+      </w:pPr>
+    </w:p>
+    <w:p>
+      <w:pPr>
+        <w:pStyle w:val="Ttulo3"/>
+        <w:shd w:val="clear" w:color="auto" w:fill="FFFFFF"/>
+        <w:spacing w:before="306" w:after="204"/>
+        <w:rPr>
+          <w:rFonts w:ascii="Helvetica" w:hAnsi="Helvetica" w:cs="Helvetica"/>
+          <w:color w:val="333333"/>
+          <w:spacing w:val="3"/>
+          <w:sz w:val="36"/>
+          <w:szCs w:val="36"/>
+        </w:rPr>
+      </w:pPr>
+      <w:r>
+        <w:rPr>
+          <w:rStyle w:val="header-section-number"/>
+          <w:rFonts w:ascii="Helvetica" w:hAnsi="Helvetica" w:cs="Helvetica"/>
+          <w:b/>
+          <w:bCs/>
+          <w:color w:val="333333"/>
+          <w:spacing w:val="3"/>
+          <w:sz w:val="36"/>
+          <w:szCs w:val="36"/>
+        </w:rPr>
+        <w:t>7.3.3</w:t>
+      </w:r>
+      <w:r>
+        <w:rPr>
+          <w:rFonts w:ascii="Helvetica" w:hAnsi="Helvetica" w:cs="Helvetica"/>
+          <w:b/>
+          <w:bCs/>
+          <w:color w:val="333333"/>
+          <w:spacing w:val="3"/>
+          <w:sz w:val="36"/>
+          <w:szCs w:val="36"/>
+        </w:rPr>
+        <w:t> Funciones gráficas</w:t>
+      </w:r>
+    </w:p>
+    <w:p>
+      <w:pPr>
+        <w:shd w:val="clear" w:color="auto" w:fill="FFFFFF"/>
+        <w:tabs>
+          <w:tab w:val="left" w:pos="916"/>
+          <w:tab w:val="left" w:pos="1832"/>
+          <w:tab w:val="left" w:pos="2748"/>
+          <w:tab w:val="left" w:pos="3664"/>
+          <w:tab w:val="left" w:pos="4580"/>
+          <w:tab w:val="left" w:pos="5496"/>
+          <w:tab w:val="left" w:pos="6412"/>
+          <w:tab w:val="left" w:pos="7328"/>
+          <w:tab w:val="left" w:pos="8244"/>
+          <w:tab w:val="left" w:pos="9160"/>
+          <w:tab w:val="left" w:pos="10076"/>
+          <w:tab w:val="left" w:pos="10992"/>
+          <w:tab w:val="left" w:pos="11908"/>
+          <w:tab w:val="left" w:pos="12824"/>
+          <w:tab w:val="left" w:pos="13740"/>
+          <w:tab w:val="left" w:pos="14656"/>
+        </w:tabs>
+        <w:wordWrap w:val="0"/>
+        <w:spacing w:after="0" w:line="240" w:lineRule="atLeast"/>
+        <w:jc w:val="left"/>
+        <w:rPr>
+          <w:color w:val="5B9BD5" w:themeColor="accent1"/>
+        </w:rPr>
+      </w:pPr>
+      <w:r>
+        <w:rPr>
+          <w:noProof/>
+          <w:lang w:eastAsia="es-VE"/>
+        </w:rPr>
+        <w:drawing>
+          <wp:inline distT="0" distB="0" distL="0" distR="0" wp14:anchorId="77948E6A" wp14:editId="14A88C54">
+            <wp:extent cx="5612130" cy="3601548"/>
+            <wp:effectExtent l="0" t="0" r="7620" b="0"/>
+            <wp:docPr id="40" name="Imagen 40" descr="C:\Users\Bernardo\Documents\Machine-Learning-Basico\docs\images\pca6.png"/>
+            <wp:cNvGraphicFramePr>
+              <a:graphicFrameLocks xmlns:a="http://schemas.openxmlformats.org/drawingml/2006/main" noChangeAspect="1"/>
+            </wp:cNvGraphicFramePr>
+            <a:graphic xmlns:a="http://schemas.openxmlformats.org/drawingml/2006/main">
+              <a:graphicData uri="http://schemas.openxmlformats.org/drawingml/2006/picture">
+                <pic:pic xmlns:pic="http://schemas.openxmlformats.org/drawingml/2006/picture">
+                  <pic:nvPicPr>
+                    <pic:cNvPr id="0" name="Picture 1" descr="C:\Users\Bernardo\Documents\Machine-Learning-Basico\docs\images\pca6.png"/>
+                    <pic:cNvPicPr>
+                      <a:picLocks noChangeAspect="1" noChangeArrowheads="1"/>
+                    </pic:cNvPicPr>
+                  </pic:nvPicPr>
+                  <pic:blipFill>
+                    <a:blip r:embed="rId45">
+                      <a:extLst>
+                        <a:ext uri="{28A0092B-C50C-407E-A947-70E740481C1C}">
+                          <a14:useLocalDpi xmlns:a14="http://schemas.microsoft.com/office/drawing/2010/main" val="0"/>
+                        </a:ext>
+                      </a:extLst>
+                    </a:blip>
+                    <a:srcRect/>
+                    <a:stretch>
+                      <a:fillRect/>
+                    </a:stretch>
+                  </pic:blipFill>
+                  <pic:spPr bwMode="auto">
+                    <a:xfrm>
+                      <a:off x="0" y="0"/>
+                      <a:ext cx="5612130" cy="3601548"/>
+                    </a:xfrm>
+                    <a:prstGeom prst="rect">
+                      <a:avLst/>
+                    </a:prstGeom>
+                    <a:noFill/>
+                    <a:ln>
+                      <a:noFill/>
+                    </a:ln>
+                  </pic:spPr>
+                </pic:pic>
+              </a:graphicData>
+            </a:graphic>
+          </wp:inline>
+        </w:drawing>
+      </w:r>
+    </w:p>
+    <w:p>
+      <w:pPr>
+        <w:shd w:val="clear" w:color="auto" w:fill="FFFFFF"/>
+        <w:tabs>
+          <w:tab w:val="left" w:pos="916"/>
+          <w:tab w:val="left" w:pos="1832"/>
+          <w:tab w:val="left" w:pos="2748"/>
+          <w:tab w:val="left" w:pos="3664"/>
+          <w:tab w:val="left" w:pos="4580"/>
+          <w:tab w:val="left" w:pos="5496"/>
+          <w:tab w:val="left" w:pos="6412"/>
+          <w:tab w:val="left" w:pos="7328"/>
+          <w:tab w:val="left" w:pos="8244"/>
+          <w:tab w:val="left" w:pos="9160"/>
+          <w:tab w:val="left" w:pos="10076"/>
+          <w:tab w:val="left" w:pos="10992"/>
+          <w:tab w:val="left" w:pos="11908"/>
+          <w:tab w:val="left" w:pos="12824"/>
+          <w:tab w:val="left" w:pos="13740"/>
+          <w:tab w:val="left" w:pos="14656"/>
+        </w:tabs>
+        <w:wordWrap w:val="0"/>
+        <w:spacing w:after="0" w:line="240" w:lineRule="atLeast"/>
+        <w:jc w:val="left"/>
+        <w:rPr>
+          <w:color w:val="5B9BD5" w:themeColor="accent1"/>
+        </w:rPr>
+      </w:pPr>
+    </w:p>
+    <w:p>
+      <w:pPr>
+        <w:shd w:val="clear" w:color="auto" w:fill="FFFFFF"/>
+        <w:tabs>
+          <w:tab w:val="left" w:pos="916"/>
+          <w:tab w:val="left" w:pos="1832"/>
+          <w:tab w:val="left" w:pos="2748"/>
+          <w:tab w:val="left" w:pos="3664"/>
+          <w:tab w:val="left" w:pos="4580"/>
+          <w:tab w:val="left" w:pos="5496"/>
+          <w:tab w:val="left" w:pos="6412"/>
+          <w:tab w:val="left" w:pos="7328"/>
+          <w:tab w:val="left" w:pos="8244"/>
+          <w:tab w:val="left" w:pos="9160"/>
+          <w:tab w:val="left" w:pos="10076"/>
+          <w:tab w:val="left" w:pos="10992"/>
+          <w:tab w:val="left" w:pos="11908"/>
+          <w:tab w:val="left" w:pos="12824"/>
+          <w:tab w:val="left" w:pos="13740"/>
+          <w:tab w:val="left" w:pos="14656"/>
+        </w:tabs>
+        <w:wordWrap w:val="0"/>
+        <w:spacing w:after="0" w:line="240" w:lineRule="atLeast"/>
+        <w:jc w:val="left"/>
+        <w:rPr>
+          <w:color w:val="5B9BD5" w:themeColor="accent1"/>
+        </w:rPr>
+      </w:pPr>
+      <w:r>
+        <w:rPr>
+          <w:color w:val="5B9BD5" w:themeColor="accent1"/>
+        </w:rPr>
+        <w:t xml:space="preserve">### </w:t>
+      </w:r>
+      <w:r>
+        <w:rPr>
+          <w:color w:val="5B9BD5" w:themeColor="accent1"/>
+          <w:highlight w:val="yellow"/>
+        </w:rPr>
+        <w:t>Librería</w:t>
+      </w:r>
+      <w:r>
+        <w:rPr>
+          <w:color w:val="5B9BD5" w:themeColor="accent1"/>
+        </w:rPr>
+        <w:t xml:space="preserve"> para graficar el codo de varianzas</w:t>
+      </w:r>
+    </w:p>
+    <w:p>
+      <w:pPr>
+        <w:shd w:val="clear" w:color="auto" w:fill="FFFFFF"/>
+        <w:tabs>
+          <w:tab w:val="left" w:pos="916"/>
+          <w:tab w:val="left" w:pos="1832"/>
+          <w:tab w:val="left" w:pos="2748"/>
+          <w:tab w:val="left" w:pos="3664"/>
+          <w:tab w:val="left" w:pos="4580"/>
+          <w:tab w:val="left" w:pos="5496"/>
+          <w:tab w:val="left" w:pos="6412"/>
+          <w:tab w:val="left" w:pos="7328"/>
+          <w:tab w:val="left" w:pos="8244"/>
+          <w:tab w:val="left" w:pos="9160"/>
+          <w:tab w:val="left" w:pos="10076"/>
+          <w:tab w:val="left" w:pos="10992"/>
+          <w:tab w:val="left" w:pos="11908"/>
+          <w:tab w:val="left" w:pos="12824"/>
+          <w:tab w:val="left" w:pos="13740"/>
+          <w:tab w:val="left" w:pos="14656"/>
+        </w:tabs>
+        <w:wordWrap w:val="0"/>
+        <w:spacing w:after="0" w:line="240" w:lineRule="atLeast"/>
+        <w:jc w:val="left"/>
+        <w:rPr>
+          <w:color w:val="5B9BD5" w:themeColor="accent1"/>
+        </w:rPr>
+      </w:pPr>
+      <w:proofErr w:type="spellStart"/>
+      <w:proofErr w:type="gramStart"/>
+      <w:r>
+        <w:rPr>
+          <w:color w:val="5B9BD5" w:themeColor="accent1"/>
+        </w:rPr>
+        <w:t>library</w:t>
+      </w:r>
+      <w:proofErr w:type="spellEnd"/>
+      <w:r>
+        <w:rPr>
+          <w:color w:val="5B9BD5" w:themeColor="accent1"/>
+        </w:rPr>
+        <w:t>(</w:t>
+      </w:r>
+      <w:proofErr w:type="gramEnd"/>
+      <w:r>
+        <w:rPr>
+          <w:color w:val="5B9BD5" w:themeColor="accent1"/>
+        </w:rPr>
+        <w:t>ggplot2)</w:t>
+      </w:r>
+    </w:p>
+    <w:p>
+      <w:pPr>
+        <w:shd w:val="clear" w:color="auto" w:fill="FFFFFF"/>
+        <w:tabs>
+          <w:tab w:val="left" w:pos="916"/>
+          <w:tab w:val="left" w:pos="1832"/>
+          <w:tab w:val="left" w:pos="2748"/>
+          <w:tab w:val="left" w:pos="3664"/>
+          <w:tab w:val="left" w:pos="4580"/>
+          <w:tab w:val="left" w:pos="5496"/>
+          <w:tab w:val="left" w:pos="6412"/>
+          <w:tab w:val="left" w:pos="7328"/>
+          <w:tab w:val="left" w:pos="8244"/>
+          <w:tab w:val="left" w:pos="9160"/>
+          <w:tab w:val="left" w:pos="10076"/>
+          <w:tab w:val="left" w:pos="10992"/>
+          <w:tab w:val="left" w:pos="11908"/>
+          <w:tab w:val="left" w:pos="12824"/>
+          <w:tab w:val="left" w:pos="13740"/>
+          <w:tab w:val="left" w:pos="14656"/>
+        </w:tabs>
+        <w:wordWrap w:val="0"/>
+        <w:spacing w:after="0" w:line="240" w:lineRule="atLeast"/>
+        <w:jc w:val="left"/>
+        <w:rPr>
+          <w:color w:val="5B9BD5" w:themeColor="accent1"/>
+        </w:rPr>
+      </w:pPr>
+    </w:p>
+    <w:p>
+      <w:pPr>
+        <w:shd w:val="clear" w:color="auto" w:fill="FFFFFF"/>
+        <w:tabs>
+          <w:tab w:val="left" w:pos="916"/>
+          <w:tab w:val="left" w:pos="1832"/>
+          <w:tab w:val="left" w:pos="2748"/>
+          <w:tab w:val="left" w:pos="3664"/>
+          <w:tab w:val="left" w:pos="4580"/>
+          <w:tab w:val="left" w:pos="5496"/>
+          <w:tab w:val="left" w:pos="6412"/>
+          <w:tab w:val="left" w:pos="7328"/>
+          <w:tab w:val="left" w:pos="8244"/>
+          <w:tab w:val="left" w:pos="9160"/>
+          <w:tab w:val="left" w:pos="10076"/>
+          <w:tab w:val="left" w:pos="10992"/>
+          <w:tab w:val="left" w:pos="11908"/>
+          <w:tab w:val="left" w:pos="12824"/>
+          <w:tab w:val="left" w:pos="13740"/>
+          <w:tab w:val="left" w:pos="14656"/>
+        </w:tabs>
+        <w:wordWrap w:val="0"/>
+        <w:spacing w:after="0" w:line="240" w:lineRule="atLeast"/>
+        <w:jc w:val="left"/>
+        <w:rPr>
+          <w:color w:val="5B9BD5" w:themeColor="accent1"/>
+        </w:rPr>
+      </w:pPr>
+      <w:r>
+        <w:rPr>
+          <w:color w:val="5B9BD5" w:themeColor="accent1"/>
+        </w:rPr>
+        <w:t>##Código para la varianza</w:t>
+      </w:r>
+    </w:p>
+    <w:p>
+      <w:pPr>
+        <w:shd w:val="clear" w:color="auto" w:fill="FFFFFF"/>
+        <w:tabs>
+          <w:tab w:val="left" w:pos="916"/>
+          <w:tab w:val="left" w:pos="1832"/>
+          <w:tab w:val="left" w:pos="2748"/>
+          <w:tab w:val="left" w:pos="3664"/>
+          <w:tab w:val="left" w:pos="4580"/>
+          <w:tab w:val="left" w:pos="5496"/>
+          <w:tab w:val="left" w:pos="6412"/>
+          <w:tab w:val="left" w:pos="7328"/>
+          <w:tab w:val="left" w:pos="8244"/>
+          <w:tab w:val="left" w:pos="9160"/>
+          <w:tab w:val="left" w:pos="10076"/>
+          <w:tab w:val="left" w:pos="10992"/>
+          <w:tab w:val="left" w:pos="11908"/>
+          <w:tab w:val="left" w:pos="12824"/>
+          <w:tab w:val="left" w:pos="13740"/>
+          <w:tab w:val="left" w:pos="14656"/>
+        </w:tabs>
+        <w:wordWrap w:val="0"/>
+        <w:spacing w:after="0" w:line="240" w:lineRule="atLeast"/>
+        <w:jc w:val="left"/>
+        <w:rPr>
+          <w:color w:val="5B9BD5" w:themeColor="accent1"/>
+        </w:rPr>
+      </w:pPr>
+      <w:proofErr w:type="spellStart"/>
+      <w:r>
+        <w:rPr>
+          <w:color w:val="5B9BD5" w:themeColor="accent1"/>
+        </w:rPr>
+        <w:lastRenderedPageBreak/>
+        <w:t>prop_varianza</w:t>
+      </w:r>
+      <w:proofErr w:type="spellEnd"/>
+      <w:r>
+        <w:rPr>
+          <w:color w:val="5B9BD5" w:themeColor="accent1"/>
+        </w:rPr>
+        <w:t xml:space="preserve">&lt;-pca$sdev^2 /  </w:t>
+      </w:r>
+      <w:proofErr w:type="gramStart"/>
+      <w:r>
+        <w:rPr>
+          <w:color w:val="5B9BD5" w:themeColor="accent1"/>
+        </w:rPr>
+        <w:t>sum(</w:t>
+      </w:r>
+      <w:proofErr w:type="gramEnd"/>
+      <w:r>
+        <w:rPr>
+          <w:color w:val="5B9BD5" w:themeColor="accent1"/>
+        </w:rPr>
+        <w:t>pca$sdev^2)</w:t>
+      </w:r>
+    </w:p>
+    <w:p>
+      <w:pPr>
+        <w:shd w:val="clear" w:color="auto" w:fill="FFFFFF"/>
+        <w:tabs>
+          <w:tab w:val="left" w:pos="916"/>
+          <w:tab w:val="left" w:pos="1832"/>
+          <w:tab w:val="left" w:pos="2748"/>
+          <w:tab w:val="left" w:pos="3664"/>
+          <w:tab w:val="left" w:pos="4580"/>
+          <w:tab w:val="left" w:pos="5496"/>
+          <w:tab w:val="left" w:pos="6412"/>
+          <w:tab w:val="left" w:pos="7328"/>
+          <w:tab w:val="left" w:pos="8244"/>
+          <w:tab w:val="left" w:pos="9160"/>
+          <w:tab w:val="left" w:pos="10076"/>
+          <w:tab w:val="left" w:pos="10992"/>
+          <w:tab w:val="left" w:pos="11908"/>
+          <w:tab w:val="left" w:pos="12824"/>
+          <w:tab w:val="left" w:pos="13740"/>
+          <w:tab w:val="left" w:pos="14656"/>
+        </w:tabs>
+        <w:wordWrap w:val="0"/>
+        <w:spacing w:after="0" w:line="240" w:lineRule="atLeast"/>
+        <w:jc w:val="left"/>
+        <w:rPr>
+          <w:color w:val="5B9BD5" w:themeColor="accent1"/>
+        </w:rPr>
+      </w:pPr>
+      <w:proofErr w:type="spellStart"/>
+      <w:r>
+        <w:rPr>
+          <w:color w:val="5B9BD5" w:themeColor="accent1"/>
+        </w:rPr>
+        <w:t>prop_varianza_acum</w:t>
+      </w:r>
+      <w:proofErr w:type="spellEnd"/>
+      <w:r>
+        <w:rPr>
+          <w:color w:val="5B9BD5" w:themeColor="accent1"/>
+        </w:rPr>
+        <w:t>&lt;-</w:t>
+      </w:r>
+      <w:proofErr w:type="spellStart"/>
+      <w:proofErr w:type="gramStart"/>
+      <w:r>
+        <w:rPr>
+          <w:color w:val="5B9BD5" w:themeColor="accent1"/>
+        </w:rPr>
+        <w:t>cumsum</w:t>
+      </w:r>
+      <w:proofErr w:type="spellEnd"/>
+      <w:r>
+        <w:rPr>
+          <w:color w:val="5B9BD5" w:themeColor="accent1"/>
+        </w:rPr>
+        <w:t>(</w:t>
+      </w:r>
+      <w:proofErr w:type="spellStart"/>
+      <w:proofErr w:type="gramEnd"/>
+      <w:r>
+        <w:rPr>
+          <w:color w:val="5B9BD5" w:themeColor="accent1"/>
+        </w:rPr>
+        <w:t>prop_varianza</w:t>
+      </w:r>
+      <w:proofErr w:type="spellEnd"/>
+      <w:r>
+        <w:rPr>
+          <w:color w:val="5B9BD5" w:themeColor="accent1"/>
+        </w:rPr>
+        <w:t>)</w:t>
+      </w:r>
+    </w:p>
+    <w:p>
+      <w:pPr>
+        <w:shd w:val="clear" w:color="auto" w:fill="FFFFFF"/>
+        <w:tabs>
+          <w:tab w:val="left" w:pos="916"/>
+          <w:tab w:val="left" w:pos="1832"/>
+          <w:tab w:val="left" w:pos="2748"/>
+          <w:tab w:val="left" w:pos="3664"/>
+          <w:tab w:val="left" w:pos="4580"/>
+          <w:tab w:val="left" w:pos="5496"/>
+          <w:tab w:val="left" w:pos="6412"/>
+          <w:tab w:val="left" w:pos="7328"/>
+          <w:tab w:val="left" w:pos="8244"/>
+          <w:tab w:val="left" w:pos="9160"/>
+          <w:tab w:val="left" w:pos="10076"/>
+          <w:tab w:val="left" w:pos="10992"/>
+          <w:tab w:val="left" w:pos="11908"/>
+          <w:tab w:val="left" w:pos="12824"/>
+          <w:tab w:val="left" w:pos="13740"/>
+          <w:tab w:val="left" w:pos="14656"/>
+        </w:tabs>
+        <w:wordWrap w:val="0"/>
+        <w:spacing w:after="0" w:line="240" w:lineRule="atLeast"/>
+        <w:jc w:val="left"/>
+        <w:rPr>
+          <w:color w:val="5B9BD5" w:themeColor="accent1"/>
+        </w:rPr>
+      </w:pPr>
+    </w:p>
+    <w:p>
+      <w:pPr>
+        <w:shd w:val="clear" w:color="auto" w:fill="FFFFFF"/>
+        <w:tabs>
+          <w:tab w:val="left" w:pos="916"/>
+          <w:tab w:val="left" w:pos="1832"/>
+          <w:tab w:val="left" w:pos="2748"/>
+          <w:tab w:val="left" w:pos="3664"/>
+          <w:tab w:val="left" w:pos="4580"/>
+          <w:tab w:val="left" w:pos="5496"/>
+          <w:tab w:val="left" w:pos="6412"/>
+          <w:tab w:val="left" w:pos="7328"/>
+          <w:tab w:val="left" w:pos="8244"/>
+          <w:tab w:val="left" w:pos="9160"/>
+          <w:tab w:val="left" w:pos="10076"/>
+          <w:tab w:val="left" w:pos="10992"/>
+          <w:tab w:val="left" w:pos="11908"/>
+          <w:tab w:val="left" w:pos="12824"/>
+          <w:tab w:val="left" w:pos="13740"/>
+          <w:tab w:val="left" w:pos="14656"/>
+        </w:tabs>
+        <w:wordWrap w:val="0"/>
+        <w:spacing w:after="0" w:line="240" w:lineRule="atLeast"/>
+        <w:jc w:val="left"/>
+        <w:rPr>
+          <w:color w:val="5B9BD5" w:themeColor="accent1"/>
+        </w:rPr>
+      </w:pPr>
+      <w:proofErr w:type="spellStart"/>
+      <w:proofErr w:type="gramStart"/>
+      <w:r>
+        <w:rPr>
+          <w:color w:val="5B9BD5" w:themeColor="accent1"/>
+        </w:rPr>
+        <w:t>ggplot</w:t>
+      </w:r>
+      <w:proofErr w:type="spellEnd"/>
+      <w:r>
+        <w:rPr>
+          <w:color w:val="5B9BD5" w:themeColor="accent1"/>
+        </w:rPr>
+        <w:t>(</w:t>
+      </w:r>
+      <w:proofErr w:type="gramEnd"/>
+      <w:r>
+        <w:rPr>
+          <w:color w:val="5B9BD5" w:themeColor="accent1"/>
+        </w:rPr>
+        <w:t>data=</w:t>
+      </w:r>
+      <w:proofErr w:type="spellStart"/>
+      <w:r>
+        <w:rPr>
+          <w:color w:val="5B9BD5" w:themeColor="accent1"/>
+        </w:rPr>
+        <w:t>data.frame</w:t>
+      </w:r>
+      <w:proofErr w:type="spellEnd"/>
+      <w:r>
+        <w:rPr>
+          <w:color w:val="5B9BD5" w:themeColor="accent1"/>
+        </w:rPr>
+        <w:t>(</w:t>
+      </w:r>
+      <w:proofErr w:type="spellStart"/>
+      <w:r>
+        <w:rPr>
+          <w:color w:val="5B9BD5" w:themeColor="accent1"/>
+        </w:rPr>
+        <w:t>prop_varianza_acum</w:t>
+      </w:r>
+      <w:proofErr w:type="spellEnd"/>
+      <w:r>
+        <w:rPr>
+          <w:color w:val="5B9BD5" w:themeColor="accent1"/>
+        </w:rPr>
+        <w:t xml:space="preserve">, pc = 1:4), </w:t>
+      </w:r>
+    </w:p>
+    <w:p>
+      <w:pPr>
+        <w:shd w:val="clear" w:color="auto" w:fill="FFFFFF"/>
+        <w:tabs>
+          <w:tab w:val="left" w:pos="916"/>
+          <w:tab w:val="left" w:pos="1832"/>
+          <w:tab w:val="left" w:pos="2748"/>
+          <w:tab w:val="left" w:pos="3664"/>
+          <w:tab w:val="left" w:pos="4580"/>
+          <w:tab w:val="left" w:pos="5496"/>
+          <w:tab w:val="left" w:pos="6412"/>
+          <w:tab w:val="left" w:pos="7328"/>
+          <w:tab w:val="left" w:pos="8244"/>
+          <w:tab w:val="left" w:pos="9160"/>
+          <w:tab w:val="left" w:pos="10076"/>
+          <w:tab w:val="left" w:pos="10992"/>
+          <w:tab w:val="left" w:pos="11908"/>
+          <w:tab w:val="left" w:pos="12824"/>
+          <w:tab w:val="left" w:pos="13740"/>
+          <w:tab w:val="left" w:pos="14656"/>
+        </w:tabs>
+        <w:wordWrap w:val="0"/>
+        <w:spacing w:after="0" w:line="240" w:lineRule="atLeast"/>
+        <w:jc w:val="left"/>
+        <w:rPr>
+          <w:color w:val="5B9BD5" w:themeColor="accent1"/>
+        </w:rPr>
+      </w:pPr>
+      <w:r>
+        <w:rPr>
+          <w:color w:val="5B9BD5" w:themeColor="accent1"/>
+        </w:rPr>
+        <w:t xml:space="preserve">+        </w:t>
+      </w:r>
+      <w:proofErr w:type="gramStart"/>
+      <w:r>
+        <w:rPr>
+          <w:color w:val="5B9BD5" w:themeColor="accent1"/>
+        </w:rPr>
+        <w:t>aes(</w:t>
+      </w:r>
+      <w:proofErr w:type="gramEnd"/>
+      <w:r>
+        <w:rPr>
+          <w:color w:val="5B9BD5" w:themeColor="accent1"/>
+        </w:rPr>
+        <w:t xml:space="preserve">x = pc, y = </w:t>
+      </w:r>
+      <w:proofErr w:type="spellStart"/>
+      <w:r>
+        <w:rPr>
+          <w:color w:val="5B9BD5" w:themeColor="accent1"/>
+        </w:rPr>
+        <w:t>prop_varianza_acum</w:t>
+      </w:r>
+      <w:proofErr w:type="spellEnd"/>
+      <w:r>
+        <w:rPr>
+          <w:color w:val="5B9BD5" w:themeColor="accent1"/>
+        </w:rPr>
+        <w:t xml:space="preserve">, </w:t>
+      </w:r>
+      <w:proofErr w:type="spellStart"/>
+      <w:r>
+        <w:rPr>
+          <w:color w:val="5B9BD5" w:themeColor="accent1"/>
+        </w:rPr>
+        <w:t>group</w:t>
+      </w:r>
+      <w:proofErr w:type="spellEnd"/>
+      <w:r>
+        <w:rPr>
+          <w:color w:val="5B9BD5" w:themeColor="accent1"/>
+        </w:rPr>
+        <w:t xml:space="preserve"> = 1))+ </w:t>
+      </w:r>
+      <w:proofErr w:type="spellStart"/>
+      <w:r>
+        <w:rPr>
+          <w:color w:val="5B9BD5" w:themeColor="accent1"/>
+        </w:rPr>
+        <w:t>geom_point</w:t>
+      </w:r>
+      <w:proofErr w:type="spellEnd"/>
+      <w:r>
+        <w:rPr>
+          <w:color w:val="5B9BD5" w:themeColor="accent1"/>
+        </w:rPr>
+        <w:t>()+</w:t>
+      </w:r>
+    </w:p>
+    <w:p>
+      <w:pPr>
+        <w:shd w:val="clear" w:color="auto" w:fill="FFFFFF"/>
+        <w:tabs>
+          <w:tab w:val="left" w:pos="916"/>
+          <w:tab w:val="left" w:pos="1832"/>
+          <w:tab w:val="left" w:pos="2748"/>
+          <w:tab w:val="left" w:pos="3664"/>
+          <w:tab w:val="left" w:pos="4580"/>
+          <w:tab w:val="left" w:pos="5496"/>
+          <w:tab w:val="left" w:pos="6412"/>
+          <w:tab w:val="left" w:pos="7328"/>
+          <w:tab w:val="left" w:pos="8244"/>
+          <w:tab w:val="left" w:pos="9160"/>
+          <w:tab w:val="left" w:pos="10076"/>
+          <w:tab w:val="left" w:pos="10992"/>
+          <w:tab w:val="left" w:pos="11908"/>
+          <w:tab w:val="left" w:pos="12824"/>
+          <w:tab w:val="left" w:pos="13740"/>
+          <w:tab w:val="left" w:pos="14656"/>
+        </w:tabs>
+        <w:wordWrap w:val="0"/>
+        <w:spacing w:after="0" w:line="240" w:lineRule="atLeast"/>
+        <w:jc w:val="left"/>
+        <w:rPr>
+          <w:color w:val="5B9BD5" w:themeColor="accent1"/>
+        </w:rPr>
+      </w:pPr>
+      <w:r>
+        <w:rPr>
+          <w:color w:val="5B9BD5" w:themeColor="accent1"/>
+        </w:rPr>
+        <w:t xml:space="preserve">+     </w:t>
+      </w:r>
+      <w:proofErr w:type="spellStart"/>
+      <w:r>
+        <w:rPr>
+          <w:color w:val="5B9BD5" w:themeColor="accent1"/>
+        </w:rPr>
+        <w:t>geom_</w:t>
+      </w:r>
+      <w:proofErr w:type="gramStart"/>
+      <w:r>
+        <w:rPr>
+          <w:color w:val="5B9BD5" w:themeColor="accent1"/>
+        </w:rPr>
+        <w:t>point</w:t>
+      </w:r>
+      <w:proofErr w:type="spellEnd"/>
+      <w:r>
+        <w:rPr>
+          <w:color w:val="5B9BD5" w:themeColor="accent1"/>
+        </w:rPr>
+        <w:t>(</w:t>
+      </w:r>
+      <w:proofErr w:type="gramEnd"/>
+      <w:r>
+        <w:rPr>
+          <w:color w:val="5B9BD5" w:themeColor="accent1"/>
+        </w:rPr>
+        <w:t>)+</w:t>
+      </w:r>
+    </w:p>
+    <w:p>
+      <w:pPr>
+        <w:shd w:val="clear" w:color="auto" w:fill="FFFFFF"/>
+        <w:tabs>
+          <w:tab w:val="left" w:pos="916"/>
+          <w:tab w:val="left" w:pos="1832"/>
+          <w:tab w:val="left" w:pos="2748"/>
+          <w:tab w:val="left" w:pos="3664"/>
+          <w:tab w:val="left" w:pos="4580"/>
+          <w:tab w:val="left" w:pos="5496"/>
+          <w:tab w:val="left" w:pos="6412"/>
+          <w:tab w:val="left" w:pos="7328"/>
+          <w:tab w:val="left" w:pos="8244"/>
+          <w:tab w:val="left" w:pos="9160"/>
+          <w:tab w:val="left" w:pos="10076"/>
+          <w:tab w:val="left" w:pos="10992"/>
+          <w:tab w:val="left" w:pos="11908"/>
+          <w:tab w:val="left" w:pos="12824"/>
+          <w:tab w:val="left" w:pos="13740"/>
+          <w:tab w:val="left" w:pos="14656"/>
+        </w:tabs>
+        <w:wordWrap w:val="0"/>
+        <w:spacing w:after="0" w:line="240" w:lineRule="atLeast"/>
+        <w:jc w:val="left"/>
+        <w:rPr>
+          <w:color w:val="5B9BD5" w:themeColor="accent1"/>
+        </w:rPr>
+      </w:pPr>
+      <w:r>
+        <w:rPr>
+          <w:color w:val="5B9BD5" w:themeColor="accent1"/>
+        </w:rPr>
+        <w:t xml:space="preserve">+     </w:t>
+      </w:r>
+      <w:proofErr w:type="spellStart"/>
+      <w:r>
+        <w:rPr>
+          <w:color w:val="5B9BD5" w:themeColor="accent1"/>
+        </w:rPr>
+        <w:t>geom_</w:t>
+      </w:r>
+      <w:proofErr w:type="gramStart"/>
+      <w:r>
+        <w:rPr>
+          <w:color w:val="5B9BD5" w:themeColor="accent1"/>
+        </w:rPr>
+        <w:t>line</w:t>
+      </w:r>
+      <w:proofErr w:type="spellEnd"/>
+      <w:r>
+        <w:rPr>
+          <w:color w:val="5B9BD5" w:themeColor="accent1"/>
+        </w:rPr>
+        <w:t>(</w:t>
+      </w:r>
+      <w:proofErr w:type="gramEnd"/>
+      <w:r>
+        <w:rPr>
+          <w:color w:val="5B9BD5" w:themeColor="accent1"/>
+        </w:rPr>
+        <w:t>)+</w:t>
+      </w:r>
+    </w:p>
+    <w:p>
+      <w:pPr>
+        <w:shd w:val="clear" w:color="auto" w:fill="FFFFFF"/>
+        <w:tabs>
+          <w:tab w:val="left" w:pos="916"/>
+          <w:tab w:val="left" w:pos="1832"/>
+          <w:tab w:val="left" w:pos="2748"/>
+          <w:tab w:val="left" w:pos="3664"/>
+          <w:tab w:val="left" w:pos="4580"/>
+          <w:tab w:val="left" w:pos="5496"/>
+          <w:tab w:val="left" w:pos="6412"/>
+          <w:tab w:val="left" w:pos="7328"/>
+          <w:tab w:val="left" w:pos="8244"/>
+          <w:tab w:val="left" w:pos="9160"/>
+          <w:tab w:val="left" w:pos="10076"/>
+          <w:tab w:val="left" w:pos="10992"/>
+          <w:tab w:val="left" w:pos="11908"/>
+          <w:tab w:val="left" w:pos="12824"/>
+          <w:tab w:val="left" w:pos="13740"/>
+          <w:tab w:val="left" w:pos="14656"/>
+        </w:tabs>
+        <w:wordWrap w:val="0"/>
+        <w:spacing w:after="0" w:line="240" w:lineRule="atLeast"/>
+        <w:jc w:val="left"/>
+        <w:rPr>
+          <w:color w:val="5B9BD5" w:themeColor="accent1"/>
+        </w:rPr>
+      </w:pPr>
+      <w:r>
+        <w:rPr>
+          <w:color w:val="5B9BD5" w:themeColor="accent1"/>
+        </w:rPr>
+        <w:t xml:space="preserve">+     </w:t>
+      </w:r>
+      <w:proofErr w:type="spellStart"/>
+      <w:r>
+        <w:rPr>
+          <w:color w:val="5B9BD5" w:themeColor="accent1"/>
+        </w:rPr>
+        <w:t>theme_</w:t>
+      </w:r>
+      <w:proofErr w:type="gramStart"/>
+      <w:r>
+        <w:rPr>
+          <w:color w:val="5B9BD5" w:themeColor="accent1"/>
+        </w:rPr>
+        <w:t>bw</w:t>
+      </w:r>
+      <w:proofErr w:type="spellEnd"/>
+      <w:r>
+        <w:rPr>
+          <w:color w:val="5B9BD5" w:themeColor="accent1"/>
+        </w:rPr>
+        <w:t>(</w:t>
+      </w:r>
+      <w:proofErr w:type="gramEnd"/>
+      <w:r>
+        <w:rPr>
+          <w:color w:val="5B9BD5" w:themeColor="accent1"/>
+        </w:rPr>
+        <w:t>)+</w:t>
+      </w:r>
+    </w:p>
+    <w:p>
+      <w:pPr>
+        <w:shd w:val="clear" w:color="auto" w:fill="FFFFFF"/>
+        <w:tabs>
+          <w:tab w:val="left" w:pos="916"/>
+          <w:tab w:val="left" w:pos="1832"/>
+          <w:tab w:val="left" w:pos="2748"/>
+          <w:tab w:val="left" w:pos="3664"/>
+          <w:tab w:val="left" w:pos="4580"/>
+          <w:tab w:val="left" w:pos="5496"/>
+          <w:tab w:val="left" w:pos="6412"/>
+          <w:tab w:val="left" w:pos="7328"/>
+          <w:tab w:val="left" w:pos="8244"/>
+          <w:tab w:val="left" w:pos="9160"/>
+          <w:tab w:val="left" w:pos="10076"/>
+          <w:tab w:val="left" w:pos="10992"/>
+          <w:tab w:val="left" w:pos="11908"/>
+          <w:tab w:val="left" w:pos="12824"/>
+          <w:tab w:val="left" w:pos="13740"/>
+          <w:tab w:val="left" w:pos="14656"/>
+        </w:tabs>
+        <w:wordWrap w:val="0"/>
+        <w:spacing w:after="0" w:line="240" w:lineRule="atLeast"/>
+        <w:jc w:val="left"/>
+        <w:rPr>
+          <w:color w:val="5B9BD5" w:themeColor="accent1"/>
+        </w:rPr>
+      </w:pPr>
+      <w:r>
+        <w:rPr>
+          <w:color w:val="5B9BD5" w:themeColor="accent1"/>
+        </w:rPr>
+        <w:t xml:space="preserve">+     </w:t>
+      </w:r>
+      <w:proofErr w:type="spellStart"/>
+      <w:proofErr w:type="gramStart"/>
+      <w:r>
+        <w:rPr>
+          <w:color w:val="5B9BD5" w:themeColor="accent1"/>
+        </w:rPr>
+        <w:t>labs</w:t>
+      </w:r>
+      <w:proofErr w:type="spellEnd"/>
+      <w:r>
+        <w:rPr>
+          <w:color w:val="5B9BD5" w:themeColor="accent1"/>
+        </w:rPr>
+        <w:t>(</w:t>
+      </w:r>
+      <w:proofErr w:type="gramEnd"/>
+      <w:r>
+        <w:rPr>
+          <w:color w:val="5B9BD5" w:themeColor="accent1"/>
+        </w:rPr>
+        <w:t>x = "Componente principal", y = "</w:t>
+      </w:r>
+      <w:proofErr w:type="spellStart"/>
+      <w:r>
+        <w:rPr>
+          <w:color w:val="5B9BD5" w:themeColor="accent1"/>
+        </w:rPr>
+        <w:t>Prop</w:t>
+      </w:r>
+      <w:proofErr w:type="spellEnd"/>
+      <w:r>
+        <w:rPr>
+          <w:color w:val="5B9BD5" w:themeColor="accent1"/>
+        </w:rPr>
+        <w:t>. Varianza explicada acumulada")</w:t>
+      </w:r>
+    </w:p>
+    <w:p>
+      <w:pPr>
+        <w:shd w:val="clear" w:color="auto" w:fill="FFFFFF"/>
+        <w:tabs>
+          <w:tab w:val="left" w:pos="916"/>
+          <w:tab w:val="left" w:pos="1832"/>
+          <w:tab w:val="left" w:pos="2748"/>
+          <w:tab w:val="left" w:pos="3664"/>
+          <w:tab w:val="left" w:pos="4580"/>
+          <w:tab w:val="left" w:pos="5496"/>
+          <w:tab w:val="left" w:pos="6412"/>
+          <w:tab w:val="left" w:pos="7328"/>
+          <w:tab w:val="left" w:pos="8244"/>
+          <w:tab w:val="left" w:pos="9160"/>
+          <w:tab w:val="left" w:pos="10076"/>
+          <w:tab w:val="left" w:pos="10992"/>
+          <w:tab w:val="left" w:pos="11908"/>
+          <w:tab w:val="left" w:pos="12824"/>
+          <w:tab w:val="left" w:pos="13740"/>
+          <w:tab w:val="left" w:pos="14656"/>
+        </w:tabs>
+        <w:wordWrap w:val="0"/>
+        <w:spacing w:after="0" w:line="240" w:lineRule="atLeast"/>
+        <w:jc w:val="left"/>
+        <w:rPr>
+          <w:color w:val="5B9BD5" w:themeColor="accent1"/>
+        </w:rPr>
+      </w:pPr>
+    </w:p>
+    <w:p>
+      <w:pPr>
+        <w:shd w:val="clear" w:color="auto" w:fill="FFFFFF"/>
+        <w:tabs>
+          <w:tab w:val="left" w:pos="916"/>
+          <w:tab w:val="left" w:pos="1832"/>
+          <w:tab w:val="left" w:pos="2748"/>
+          <w:tab w:val="left" w:pos="3664"/>
+          <w:tab w:val="left" w:pos="4580"/>
+          <w:tab w:val="left" w:pos="5496"/>
+          <w:tab w:val="left" w:pos="6412"/>
+          <w:tab w:val="left" w:pos="7328"/>
+          <w:tab w:val="left" w:pos="8244"/>
+          <w:tab w:val="left" w:pos="9160"/>
+          <w:tab w:val="left" w:pos="10076"/>
+          <w:tab w:val="left" w:pos="10992"/>
+          <w:tab w:val="left" w:pos="11908"/>
+          <w:tab w:val="left" w:pos="12824"/>
+          <w:tab w:val="left" w:pos="13740"/>
+          <w:tab w:val="left" w:pos="14656"/>
+        </w:tabs>
+        <w:wordWrap w:val="0"/>
+        <w:spacing w:after="0" w:line="240" w:lineRule="atLeast"/>
+        <w:jc w:val="left"/>
+        <w:rPr>
+          <w:color w:val="5B9BD5" w:themeColor="accent1"/>
+        </w:rPr>
+      </w:pPr>
+    </w:p>
+    <w:p>
+      <w:pPr>
+        <w:pStyle w:val="Ttulo3"/>
+        <w:shd w:val="clear" w:color="auto" w:fill="FFFFFF"/>
+        <w:spacing w:before="306" w:after="204"/>
+        <w:rPr>
+          <w:rFonts w:ascii="Helvetica" w:hAnsi="Helvetica" w:cs="Helvetica"/>
+          <w:color w:val="333333"/>
+          <w:spacing w:val="3"/>
+          <w:sz w:val="36"/>
+          <w:szCs w:val="36"/>
+        </w:rPr>
+      </w:pPr>
+      <w:r>
+        <w:rPr>
+          <w:rStyle w:val="header-section-number"/>
+          <w:rFonts w:ascii="Helvetica" w:hAnsi="Helvetica" w:cs="Helvetica"/>
+          <w:b/>
+          <w:bCs/>
+          <w:color w:val="333333"/>
+          <w:spacing w:val="3"/>
+          <w:sz w:val="36"/>
+          <w:szCs w:val="36"/>
+        </w:rPr>
+        <w:t>7.4.3</w:t>
+      </w:r>
+      <w:r>
+        <w:rPr>
+          <w:rFonts w:ascii="Helvetica" w:hAnsi="Helvetica" w:cs="Helvetica"/>
+          <w:b/>
+          <w:bCs/>
+          <w:color w:val="333333"/>
+          <w:spacing w:val="3"/>
+          <w:sz w:val="36"/>
+          <w:szCs w:val="36"/>
+        </w:rPr>
+        <w:t> Funciones Gráficas</w:t>
+      </w:r>
+    </w:p>
+    <w:p>
+      <w:pPr>
+        <w:rPr>
+          <w:lang w:eastAsia="es-VE"/>
+        </w:rPr>
+      </w:pPr>
+    </w:p>
+    <w:p>
+      <w:pPr>
+        <w:rPr>
+          <w:lang w:eastAsia="es-VE"/>
+        </w:rPr>
+      </w:pPr>
+    </w:p>
+    <w:p>
+      <w:pPr>
+        <w:rPr>
+          <w:lang w:eastAsia="es-VE"/>
+        </w:rPr>
+      </w:pPr>
+      <w:r>
+        <w:rPr>
+          <w:highlight w:val="yellow"/>
+          <w:lang w:eastAsia="es-VE"/>
+        </w:rPr>
+        <w:t xml:space="preserve">La </w:t>
+      </w:r>
+      <w:r>
+        <w:rPr>
+          <w:highlight w:val="yellow"/>
+          <w:lang w:eastAsia="es-VE"/>
+        </w:rPr>
+        <w:t>gráfica</w:t>
+      </w:r>
+      <w:r>
+        <w:rPr>
+          <w:highlight w:val="yellow"/>
+          <w:lang w:eastAsia="es-VE"/>
+        </w:rPr>
+        <w:t xml:space="preserve"> </w:t>
+      </w:r>
+      <w:r>
+        <w:rPr>
+          <w:highlight w:val="yellow"/>
+          <w:lang w:eastAsia="es-VE"/>
+        </w:rPr>
+        <w:t>que sigue no tiene un análoga</w:t>
+      </w:r>
+      <w:r>
+        <w:rPr>
+          <w:highlight w:val="yellow"/>
+          <w:lang w:eastAsia="es-VE"/>
+        </w:rPr>
+        <w:t xml:space="preserve"> en R. Sugiero incorporarla en R o eliminarla en Pytho</w:t>
+      </w:r>
+      <w:r>
+        <w:rPr>
+          <w:highlight w:val="yellow"/>
+          <w:lang w:eastAsia="es-VE"/>
+        </w:rPr>
+        <w:t>n</w:t>
+      </w:r>
+      <w:r>
+        <w:rPr>
+          <w:highlight w:val="yellow"/>
+          <w:lang w:eastAsia="es-VE"/>
+        </w:rPr>
+        <w:t>.</w:t>
+      </w:r>
+    </w:p>
+    <w:p>
+      <w:pPr>
+        <w:rPr>
+          <w:lang w:eastAsia="es-VE"/>
+        </w:rPr>
+      </w:pPr>
+      <w:r>
+        <w:rPr>
+          <w:lang w:eastAsia="es-VE"/>
+        </w:rPr>
+        <w:t>A continuación anexamos dos gráficas, la primera con los coeficientes por componentes y la segunda con el gráfico de codo:</w:t>
+      </w:r>
+    </w:p>
+    <w:p>
+      <w:pPr>
+        <w:rPr>
+          <w:lang w:eastAsia="es-VE"/>
+        </w:rPr>
+      </w:pPr>
+    </w:p>
+    <w:p>
+      <w:pPr>
+        <w:rPr>
+          <w:lang w:eastAsia="es-VE"/>
+        </w:rPr>
+      </w:pPr>
+      <w:r>
+        <w:rPr>
+          <w:noProof/>
+          <w:lang w:eastAsia="es-VE"/>
+        </w:rPr>
+        <w:drawing>
+          <wp:inline distT="0" distB="0" distL="0" distR="0" wp14:anchorId="1F0C8DBE" wp14:editId="34A3781A">
+            <wp:extent cx="5612130" cy="2848367"/>
+            <wp:effectExtent l="0" t="0" r="7620" b="9525"/>
+            <wp:docPr id="41" name="Imagen 41" descr="C:\Users\Bernardo\Documents\Machine-Learning-Basico\docs\images\pca12.png"/>
+            <wp:cNvGraphicFramePr>
+              <a:graphicFrameLocks xmlns:a="http://schemas.openxmlformats.org/drawingml/2006/main" noChangeAspect="1"/>
+            </wp:cNvGraphicFramePr>
+            <a:graphic xmlns:a="http://schemas.openxmlformats.org/drawingml/2006/main">
+              <a:graphicData uri="http://schemas.openxmlformats.org/drawingml/2006/picture">
+                <pic:pic xmlns:pic="http://schemas.openxmlformats.org/drawingml/2006/picture">
+                  <pic:nvPicPr>
+                    <pic:cNvPr id="0" name="Picture 11" descr="C:\Users\Bernardo\Documents\Machine-Learning-Basico\docs\images\pca12.png"/>
+                    <pic:cNvPicPr>
+                      <a:picLocks noChangeAspect="1" noChangeArrowheads="1"/>
+                    </pic:cNvPicPr>
+                  </pic:nvPicPr>
+                  <pic:blipFill>
+                    <a:blip r:embed="rId46">
+                      <a:extLst>
+                        <a:ext uri="{28A0092B-C50C-407E-A947-70E740481C1C}">
+                          <a14:useLocalDpi xmlns:a14="http://schemas.microsoft.com/office/drawing/2010/main" val="0"/>
+                        </a:ext>
+                      </a:extLst>
+                    </a:blip>
+                    <a:srcRect/>
+                    <a:stretch>
+                      <a:fillRect/>
+                    </a:stretch>
+                  </pic:blipFill>
+                  <pic:spPr bwMode="auto">
+                    <a:xfrm>
+                      <a:off x="0" y="0"/>
+                      <a:ext cx="5612130" cy="2848367"/>
+                    </a:xfrm>
+                    <a:prstGeom prst="rect">
+                      <a:avLst/>
+                    </a:prstGeom>
+                    <a:noFill/>
+                    <a:ln>
+                      <a:noFill/>
+                    </a:ln>
+                  </pic:spPr>
+                </pic:pic>
+              </a:graphicData>
+            </a:graphic>
+          </wp:inline>
+        </w:drawing>
+      </w:r>
+    </w:p>
+    <w:p>
+      <w:pPr>
+        <w:shd w:val="clear" w:color="auto" w:fill="FFFFFF"/>
+        <w:tabs>
+          <w:tab w:val="left" w:pos="916"/>
+          <w:tab w:val="left" w:pos="1832"/>
+          <w:tab w:val="left" w:pos="2748"/>
+          <w:tab w:val="left" w:pos="3664"/>
+          <w:tab w:val="left" w:pos="4580"/>
+          <w:tab w:val="left" w:pos="5496"/>
+          <w:tab w:val="left" w:pos="6412"/>
+          <w:tab w:val="left" w:pos="7328"/>
+          <w:tab w:val="left" w:pos="8244"/>
+          <w:tab w:val="left" w:pos="9160"/>
+          <w:tab w:val="left" w:pos="10076"/>
+          <w:tab w:val="left" w:pos="10992"/>
+          <w:tab w:val="left" w:pos="11908"/>
+          <w:tab w:val="left" w:pos="12824"/>
+          <w:tab w:val="left" w:pos="13740"/>
+          <w:tab w:val="left" w:pos="14656"/>
+        </w:tabs>
+        <w:wordWrap w:val="0"/>
+        <w:spacing w:after="0" w:line="240" w:lineRule="atLeast"/>
+        <w:jc w:val="left"/>
+        <w:rPr>
+          <w:color w:val="5B9BD5" w:themeColor="accent1"/>
+        </w:rPr>
+      </w:pPr>
+    </w:p>
+    <w:p>
+      <w:pPr>
+        <w:shd w:val="clear" w:color="auto" w:fill="FFFFFF"/>
+        <w:tabs>
+          <w:tab w:val="left" w:pos="916"/>
+          <w:tab w:val="left" w:pos="1832"/>
+          <w:tab w:val="left" w:pos="2748"/>
+          <w:tab w:val="left" w:pos="3664"/>
+          <w:tab w:val="left" w:pos="4580"/>
+          <w:tab w:val="left" w:pos="5496"/>
+          <w:tab w:val="left" w:pos="6412"/>
+          <w:tab w:val="left" w:pos="7328"/>
+          <w:tab w:val="left" w:pos="8244"/>
+          <w:tab w:val="left" w:pos="9160"/>
+          <w:tab w:val="left" w:pos="10076"/>
+          <w:tab w:val="left" w:pos="10992"/>
+          <w:tab w:val="left" w:pos="11908"/>
+          <w:tab w:val="left" w:pos="12824"/>
+          <w:tab w:val="left" w:pos="13740"/>
+          <w:tab w:val="left" w:pos="14656"/>
+        </w:tabs>
+        <w:wordWrap w:val="0"/>
+        <w:spacing w:after="0" w:line="240" w:lineRule="atLeast"/>
+        <w:jc w:val="left"/>
+        <w:rPr>
+          <w:color w:val="5B9BD5" w:themeColor="accent1"/>
+        </w:rPr>
+      </w:pPr>
+    </w:p>
+    <w:p>
+      <w:pPr>
+        <w:rPr>
+          <w:shd w:val="clear" w:color="auto" w:fill="FFFFFF"/>
+        </w:rPr>
+      </w:pPr>
+      <w:r>
+        <w:rPr>
+          <w:shd w:val="clear" w:color="auto" w:fill="FFFFFF"/>
+        </w:rPr>
+        <w:t>Con el gráfico de codo podemos apreciar que con </w:t>
+      </w:r>
+      <w:r>
+        <w:rPr>
+          <w:rStyle w:val="mjx-char"/>
+          <w:rFonts w:ascii="MJXc-TeX-main-Rw" w:hAnsi="MJXc-TeX-main-Rw" w:cs="Helvetica"/>
+          <w:color w:val="333333"/>
+          <w:sz w:val="28"/>
+          <w:szCs w:val="28"/>
+          <w:bdr w:val="none" w:sz="0" w:space="0" w:color="auto" w:frame="1"/>
+          <w:shd w:val="clear" w:color="auto" w:fill="FFFFFF"/>
+        </w:rPr>
+        <w:t>2</w:t>
+      </w:r>
+      <w:r>
+        <w:rPr>
+          <w:rStyle w:val="mjxassistivemathml"/>
+          <w:rFonts w:ascii="Helvetica" w:hAnsi="Helvetica" w:cs="Helvetica"/>
+          <w:color w:val="333333"/>
+          <w:sz w:val="28"/>
+          <w:szCs w:val="28"/>
+          <w:bdr w:val="none" w:sz="0" w:space="0" w:color="auto" w:frame="1"/>
+          <w:shd w:val="clear" w:color="auto" w:fill="FFFFFF"/>
+        </w:rPr>
+        <w:t xml:space="preserve"> </w:t>
+      </w:r>
+      <w:r>
+        <w:rPr>
+          <w:shd w:val="clear" w:color="auto" w:fill="FFFFFF"/>
+        </w:rPr>
+        <w:t>o </w:t>
+      </w:r>
+      <w:r>
+        <w:rPr>
+          <w:rStyle w:val="mjx-char"/>
+          <w:rFonts w:ascii="MJXc-TeX-main-Rw" w:hAnsi="MJXc-TeX-main-Rw" w:cs="Helvetica"/>
+          <w:color w:val="333333"/>
+          <w:sz w:val="28"/>
+          <w:szCs w:val="28"/>
+          <w:bdr w:val="none" w:sz="0" w:space="0" w:color="auto" w:frame="1"/>
+          <w:shd w:val="clear" w:color="auto" w:fill="FFFFFF"/>
+        </w:rPr>
+        <w:t>3</w:t>
+      </w:r>
+      <w:r>
+        <w:rPr>
+          <w:shd w:val="clear" w:color="auto" w:fill="FFFFFF"/>
+        </w:rPr>
+        <w:t xml:space="preserve"> componentes tenemos una gran </w:t>
+      </w:r>
+      <w:r>
+        <w:rPr>
+          <w:highlight w:val="yellow"/>
+          <w:shd w:val="clear" w:color="auto" w:fill="FFFFFF"/>
+        </w:rPr>
+        <w:t>cantidad</w:t>
+      </w:r>
+      <w:r>
+        <w:rPr>
+          <w:shd w:val="clear" w:color="auto" w:fill="FFFFFF"/>
+        </w:rPr>
+        <w:t xml:space="preserve"> de varianza explicada.</w:t>
+      </w:r>
+    </w:p>
+    <w:p>
+      <w:pPr>
+        <w:rPr>
+          <w:shd w:val="clear" w:color="auto" w:fill="FFFFFF"/>
+        </w:rPr>
+      </w:pPr>
+      <w:r>
+        <w:rPr>
+          <w:shd w:val="clear" w:color="auto" w:fill="FFFFFF"/>
+        </w:rPr>
+        <w:br w:type="page"/>
+      </w:r>
+    </w:p>
+    <w:p>
+      <w:pPr>
+        <w:pBdr>
+          <w:bottom w:val="single" w:sz="6" w:space="0" w:color="auto"/>
+        </w:pBdr>
+        <w:shd w:val="clear" w:color="auto" w:fill="FFFFFF"/>
+        <w:spacing w:before="306" w:after="204" w:line="240" w:lineRule="auto"/>
+        <w:jc w:val="left"/>
+        <w:outlineLvl w:val="0"/>
+        <w:rPr>
+          <w:rFonts w:ascii="Helvetica" w:eastAsia="Times New Roman" w:hAnsi="Helvetica" w:cs="Helvetica"/>
+          <w:color w:val="333333"/>
+          <w:spacing w:val="3"/>
+          <w:kern w:val="36"/>
+          <w:sz w:val="48"/>
+          <w:szCs w:val="48"/>
+          <w:lang w:eastAsia="es-VE"/>
+        </w:rPr>
+      </w:pPr>
+      <w:r>
+        <w:rPr>
+          <w:rFonts w:ascii="Helvetica" w:eastAsia="Times New Roman" w:hAnsi="Helvetica" w:cs="Helvetica"/>
+          <w:color w:val="333333"/>
+          <w:spacing w:val="3"/>
+          <w:kern w:val="36"/>
+          <w:sz w:val="48"/>
+          <w:szCs w:val="48"/>
+          <w:lang w:eastAsia="es-VE"/>
+        </w:rPr>
+        <w:lastRenderedPageBreak/>
+        <w:t>Capítulo 8 Árboles de decisión y bosques aleatorios</w:t>
+      </w:r>
+      <w:r>
+        <w:rPr>
+          <w:rFonts w:ascii="Helvetica" w:eastAsia="Times New Roman" w:hAnsi="Helvetica" w:cs="Helvetica"/>
+          <w:color w:val="333333"/>
+          <w:spacing w:val="3"/>
+          <w:kern w:val="36"/>
+          <w:sz w:val="48"/>
+          <w:szCs w:val="48"/>
+          <w:highlight w:val="yellow"/>
+          <w:lang w:eastAsia="es-VE"/>
+        </w:rPr>
+        <w:t>.</w:t>
+      </w:r>
+    </w:p>
+    <w:p>
+      <w:pPr>
+        <w:shd w:val="clear" w:color="auto" w:fill="FFFFFF"/>
+        <w:spacing w:before="306" w:after="204" w:line="240" w:lineRule="auto"/>
+        <w:jc w:val="left"/>
+        <w:outlineLvl w:val="1"/>
+        <w:rPr>
+          <w:rFonts w:ascii="Helvetica" w:eastAsia="Times New Roman" w:hAnsi="Helvetica" w:cs="Helvetica"/>
+          <w:color w:val="333333"/>
+          <w:spacing w:val="3"/>
+          <w:sz w:val="42"/>
+          <w:szCs w:val="42"/>
+          <w:lang w:eastAsia="es-VE"/>
+        </w:rPr>
+      </w:pPr>
+      <w:r>
+        <w:rPr>
+          <w:rFonts w:ascii="Helvetica" w:eastAsia="Times New Roman" w:hAnsi="Helvetica" w:cs="Helvetica"/>
+          <w:color w:val="333333"/>
+          <w:spacing w:val="3"/>
+          <w:sz w:val="42"/>
+          <w:szCs w:val="42"/>
+          <w:lang w:eastAsia="es-VE"/>
+        </w:rPr>
+        <w:t>8.1</w:t>
+      </w:r>
+      <w:r>
+        <w:rPr>
+          <w:rFonts w:ascii="Helvetica" w:eastAsia="Times New Roman" w:hAnsi="Helvetica" w:cs="Helvetica"/>
+          <w:color w:val="333333"/>
+          <w:spacing w:val="3"/>
+          <w:sz w:val="42"/>
+          <w:szCs w:val="42"/>
+          <w:lang w:eastAsia="es-VE"/>
+        </w:rPr>
+        <w:t> </w:t>
+      </w:r>
+      <w:r>
+        <w:rPr>
+          <w:rFonts w:ascii="Helvetica" w:eastAsia="Times New Roman" w:hAnsi="Helvetica" w:cs="Helvetica"/>
+          <w:color w:val="333333"/>
+          <w:spacing w:val="3"/>
+          <w:sz w:val="42"/>
+          <w:szCs w:val="42"/>
+          <w:highlight w:val="yellow"/>
+          <w:lang w:eastAsia="es-VE"/>
+        </w:rPr>
+        <w:t>Árboles</w:t>
+      </w:r>
+      <w:r>
+        <w:rPr>
+          <w:rFonts w:ascii="Helvetica" w:eastAsia="Times New Roman" w:hAnsi="Helvetica" w:cs="Helvetica"/>
+          <w:color w:val="333333"/>
+          <w:spacing w:val="3"/>
+          <w:sz w:val="42"/>
+          <w:szCs w:val="42"/>
+          <w:lang w:eastAsia="es-VE"/>
+        </w:rPr>
+        <w:t xml:space="preserve"> de decisión</w:t>
+      </w:r>
+      <w:r>
+        <w:rPr>
+          <w:rFonts w:ascii="Helvetica" w:eastAsia="Times New Roman" w:hAnsi="Helvetica" w:cs="Helvetica"/>
+          <w:color w:val="333333"/>
+          <w:spacing w:val="3"/>
+          <w:sz w:val="42"/>
+          <w:szCs w:val="42"/>
+          <w:highlight w:val="yellow"/>
+          <w:lang w:eastAsia="es-VE"/>
+        </w:rPr>
+        <w:t>.</w:t>
+      </w:r>
+    </w:p>
+    <w:p>
+      <w:pPr>
+        <w:rPr>
+          <w:rFonts w:ascii="Helvetica" w:hAnsi="Helvetica" w:cs="Helvetica"/>
+          <w:color w:val="333333"/>
+          <w:spacing w:val="3"/>
+          <w:shd w:val="clear" w:color="auto" w:fill="FFFFFF"/>
+        </w:rPr>
+      </w:pPr>
+      <w:r>
+        <w:rPr>
+          <w:rFonts w:ascii="Helvetica" w:hAnsi="Helvetica" w:cs="Helvetica"/>
+          <w:color w:val="333333"/>
+          <w:spacing w:val="3"/>
+          <w:shd w:val="clear" w:color="auto" w:fill="FFFFFF"/>
+        </w:rPr>
+        <w:t xml:space="preserve">Los árboles de decisión son una herramienta muy útil a la hora de elegir entre varias alternativas, cuando estas son escalonadas, es decir, que los resultados (positivos o negativos) dependen de una decisión tomada anteriormente. </w:t>
+      </w:r>
+      <w:r>
+        <w:rPr>
+          <w:rFonts w:ascii="Helvetica" w:hAnsi="Helvetica" w:cs="Helvetica"/>
+          <w:color w:val="333333"/>
+          <w:spacing w:val="3"/>
+          <w:highlight w:val="yellow"/>
+          <w:shd w:val="clear" w:color="auto" w:fill="FFFFFF"/>
+        </w:rPr>
+        <w:t>Independiente</w:t>
+      </w:r>
+      <w:r>
+        <w:rPr>
+          <w:rFonts w:ascii="Helvetica" w:hAnsi="Helvetica" w:cs="Helvetica"/>
+          <w:color w:val="333333"/>
+          <w:spacing w:val="3"/>
+          <w:highlight w:val="yellow"/>
+          <w:shd w:val="clear" w:color="auto" w:fill="FFFFFF"/>
+        </w:rPr>
+        <w:t>mente</w:t>
+      </w:r>
+      <w:r>
+        <w:rPr>
+          <w:rFonts w:ascii="Helvetica" w:hAnsi="Helvetica" w:cs="Helvetica"/>
+          <w:color w:val="333333"/>
+          <w:spacing w:val="3"/>
+          <w:highlight w:val="yellow"/>
+          <w:shd w:val="clear" w:color="auto" w:fill="FFFFFF"/>
+        </w:rPr>
+        <w:t xml:space="preserve"> del área en que se</w:t>
+      </w:r>
+      <w:r>
+        <w:rPr>
+          <w:rFonts w:ascii="Helvetica" w:hAnsi="Helvetica" w:cs="Helvetica"/>
+          <w:color w:val="333333"/>
+          <w:spacing w:val="3"/>
+          <w:highlight w:val="yellow"/>
+          <w:shd w:val="clear" w:color="auto" w:fill="FFFFFF"/>
+        </w:rPr>
+        <w:t>an utilizados</w:t>
+      </w:r>
+      <w:r>
+        <w:rPr>
+          <w:rFonts w:ascii="Helvetica" w:hAnsi="Helvetica" w:cs="Helvetica"/>
+          <w:color w:val="333333"/>
+          <w:spacing w:val="3"/>
+          <w:highlight w:val="yellow"/>
+          <w:shd w:val="clear" w:color="auto" w:fill="FFFFFF"/>
+        </w:rPr>
+        <w:t xml:space="preserve">, </w:t>
+      </w:r>
+      <w:r>
+        <w:rPr>
+          <w:rFonts w:ascii="Helvetica" w:hAnsi="Helvetica" w:cs="Helvetica"/>
+          <w:color w:val="333333"/>
+          <w:spacing w:val="3"/>
+          <w:highlight w:val="yellow"/>
+          <w:shd w:val="clear" w:color="auto" w:fill="FFFFFF"/>
+        </w:rPr>
+        <w:t xml:space="preserve">los árboles de decisión </w:t>
+      </w:r>
+      <w:r>
+        <w:rPr>
+          <w:rFonts w:ascii="Helvetica" w:hAnsi="Helvetica" w:cs="Helvetica"/>
+          <w:color w:val="333333"/>
+          <w:spacing w:val="3"/>
+          <w:highlight w:val="yellow"/>
+          <w:shd w:val="clear" w:color="auto" w:fill="FFFFFF"/>
+        </w:rPr>
+        <w:t>facilita</w:t>
+      </w:r>
+      <w:r>
+        <w:rPr>
+          <w:rFonts w:ascii="Helvetica" w:hAnsi="Helvetica" w:cs="Helvetica"/>
+          <w:color w:val="333333"/>
+          <w:spacing w:val="3"/>
+          <w:highlight w:val="yellow"/>
+          <w:shd w:val="clear" w:color="auto" w:fill="FFFFFF"/>
+        </w:rPr>
+        <w:t>n</w:t>
+      </w:r>
+      <w:r>
+        <w:rPr>
+          <w:rFonts w:ascii="Helvetica" w:hAnsi="Helvetica" w:cs="Helvetica"/>
+          <w:color w:val="333333"/>
+          <w:spacing w:val="3"/>
+          <w:highlight w:val="yellow"/>
+          <w:shd w:val="clear" w:color="auto" w:fill="FFFFFF"/>
+        </w:rPr>
+        <w:t xml:space="preserve"> la visualización </w:t>
+      </w:r>
+      <w:r>
+        <w:rPr>
+          <w:rFonts w:ascii="Helvetica" w:hAnsi="Helvetica" w:cs="Helvetica"/>
+          <w:color w:val="333333"/>
+          <w:spacing w:val="3"/>
+          <w:highlight w:val="yellow"/>
+          <w:shd w:val="clear" w:color="auto" w:fill="FFFFFF"/>
+        </w:rPr>
+        <w:t xml:space="preserve">y el análisis de las probabilidades de los resultados entre diferentes opciones, </w:t>
+      </w:r>
+      <w:r>
+        <w:rPr>
+          <w:rFonts w:ascii="Helvetica" w:hAnsi="Helvetica" w:cs="Helvetica"/>
+          <w:color w:val="333333"/>
+          <w:spacing w:val="3"/>
+          <w:highlight w:val="yellow"/>
+          <w:shd w:val="clear" w:color="auto" w:fill="FFFFFF"/>
+        </w:rPr>
+        <w:t>mejor</w:t>
+      </w:r>
+      <w:r>
+        <w:rPr>
+          <w:rFonts w:ascii="Helvetica" w:hAnsi="Helvetica" w:cs="Helvetica"/>
+          <w:color w:val="333333"/>
+          <w:spacing w:val="3"/>
+          <w:highlight w:val="yellow"/>
+          <w:shd w:val="clear" w:color="auto" w:fill="FFFFFF"/>
+        </w:rPr>
+        <w:t>ando la capacidad de las empresas e individuos para realizar una mejor elección</w:t>
+      </w:r>
+      <w:r>
+        <w:rPr>
+          <w:rFonts w:ascii="Helvetica" w:hAnsi="Helvetica" w:cs="Helvetica"/>
+          <w:color w:val="333333"/>
+          <w:spacing w:val="3"/>
+          <w:highlight w:val="yellow"/>
+          <w:shd w:val="clear" w:color="auto" w:fill="FFFFFF"/>
+        </w:rPr>
+        <w:t>.</w:t>
+      </w:r>
+    </w:p>
+    <w:p>
+      <w:pPr>
+        <w:rPr>
+          <w:rFonts w:ascii="Helvetica" w:hAnsi="Helvetica" w:cs="Helvetica"/>
+          <w:color w:val="333333"/>
+          <w:spacing w:val="3"/>
+          <w:shd w:val="clear" w:color="auto" w:fill="FFFFFF"/>
+        </w:rPr>
+      </w:pPr>
+    </w:p>
+    <w:p>
+      <w:pPr>
+        <w:rPr>
+          <w:color w:val="5B9BD5" w:themeColor="accent1"/>
+        </w:rPr>
+      </w:pPr>
+      <w:r>
+        <w:rPr>
+          <w:rFonts w:ascii="Helvetica" w:hAnsi="Helvetica" w:cs="Helvetica"/>
+          <w:color w:val="333333"/>
+          <w:spacing w:val="3"/>
+          <w:shd w:val="clear" w:color="auto" w:fill="FFFFFF"/>
+        </w:rPr>
+        <w:t xml:space="preserve">Un árbol de decisión es, para quien va a tomar la decisión, un modelo esquemático de las alternativas disponibles y de las posibles consecuencias de cada una. </w:t>
+      </w:r>
+      <w:r>
+        <w:rPr>
+          <w:rFonts w:ascii="Helvetica" w:hAnsi="Helvetica" w:cs="Helvetica"/>
+          <w:color w:val="333333"/>
+          <w:spacing w:val="3"/>
+          <w:highlight w:val="yellow"/>
+          <w:shd w:val="clear" w:color="auto" w:fill="FFFFFF"/>
+        </w:rPr>
+        <w:t>El nombre de la herramienta proviene de la forma que adopta el modelo</w:t>
+      </w:r>
+      <w:r>
+        <w:rPr>
+          <w:rFonts w:ascii="Helvetica" w:hAnsi="Helvetica" w:cs="Helvetica"/>
+          <w:color w:val="333333"/>
+          <w:spacing w:val="3"/>
+          <w:highlight w:val="yellow"/>
+          <w:shd w:val="clear" w:color="auto" w:fill="FFFFFF"/>
+        </w:rPr>
+        <w:t>,</w:t>
+      </w:r>
+      <w:r>
+        <w:rPr>
+          <w:rFonts w:ascii="Helvetica" w:hAnsi="Helvetica" w:cs="Helvetica"/>
+          <w:color w:val="333333"/>
+          <w:spacing w:val="3"/>
+          <w:highlight w:val="yellow"/>
+          <w:shd w:val="clear" w:color="auto" w:fill="FFFFFF"/>
+        </w:rPr>
+        <w:t xml:space="preserve"> el cual semeja un árbol. El modelo está conformado por múltiples nodos cuadrados que representan puntos de decisión. De estos puntos surgen ramas  (que deben leerse de izquierda a derecha), las cuales representan las distintas alternativas. Las ramas que provienen de los nodos circulares o causales representan los eventos. A continuación presentamos un ejemplo gráfico de un árbol de decisión:</w:t>
+      </w:r>
+      <w:r>
+        <w:rPr>
+          <w:color w:val="5B9BD5" w:themeColor="accent1"/>
+        </w:rPr>
+        <w:t xml:space="preserve"> </w:t>
+      </w:r>
+    </w:p>
+    <w:p>
+      <w:pPr>
+        <w:rPr>
+          <w:color w:val="5B9BD5" w:themeColor="accent1"/>
+        </w:rPr>
+      </w:pPr>
+    </w:p>
+    <w:p>
+      <w:pPr>
+        <w:pStyle w:val="Ttulo3"/>
+        <w:shd w:val="clear" w:color="auto" w:fill="FFFFFF"/>
+        <w:spacing w:before="306" w:after="204"/>
+        <w:rPr>
+          <w:rFonts w:ascii="Helvetica" w:hAnsi="Helvetica" w:cs="Helvetica"/>
+          <w:color w:val="333333"/>
+          <w:spacing w:val="3"/>
+          <w:sz w:val="36"/>
+          <w:szCs w:val="36"/>
+        </w:rPr>
+      </w:pPr>
+      <w:r>
+        <w:rPr>
+          <w:rStyle w:val="header-section-number"/>
+          <w:rFonts w:ascii="Helvetica" w:hAnsi="Helvetica" w:cs="Helvetica"/>
+          <w:b/>
+          <w:bCs/>
+          <w:color w:val="333333"/>
+          <w:spacing w:val="3"/>
+          <w:sz w:val="36"/>
+          <w:szCs w:val="36"/>
+        </w:rPr>
+        <w:t>8.1.1</w:t>
+      </w:r>
+      <w:r>
+        <w:rPr>
+          <w:rFonts w:ascii="Helvetica" w:hAnsi="Helvetica" w:cs="Helvetica"/>
+          <w:b/>
+          <w:bCs/>
+          <w:color w:val="333333"/>
+          <w:spacing w:val="3"/>
+          <w:sz w:val="36"/>
+          <w:szCs w:val="36"/>
+        </w:rPr>
+        <w:t> Arboles de decisión en </w:t>
+      </w:r>
+      <w:r>
+        <w:rPr>
+          <w:rStyle w:val="nfasis"/>
+          <w:rFonts w:ascii="Helvetica" w:hAnsi="Helvetica" w:cs="Helvetica"/>
+          <w:b/>
+          <w:bCs/>
+          <w:color w:val="333333"/>
+          <w:spacing w:val="3"/>
+          <w:sz w:val="36"/>
+          <w:szCs w:val="36"/>
+        </w:rPr>
+        <w:t>R</w:t>
+      </w:r>
+    </w:p>
+    <w:p>
+      <w:pPr>
+        <w:pStyle w:val="NormalWeb"/>
+        <w:shd w:val="clear" w:color="auto" w:fill="FFFFFF"/>
+        <w:spacing w:before="0" w:beforeAutospacing="0" w:after="204" w:afterAutospacing="0"/>
+        <w:rPr>
+          <w:rFonts w:ascii="Helvetica" w:hAnsi="Helvetica" w:cs="Helvetica"/>
+          <w:color w:val="333333"/>
+          <w:spacing w:val="3"/>
+        </w:rPr>
+      </w:pPr>
+      <w:r>
+        <w:rPr>
+          <w:rFonts w:ascii="Helvetica" w:hAnsi="Helvetica" w:cs="Helvetica"/>
+          <w:color w:val="333333"/>
+          <w:spacing w:val="3"/>
+        </w:rPr>
+        <w:t xml:space="preserve">Para realizar la </w:t>
+      </w:r>
+      <w:r>
+        <w:rPr>
+          <w:rFonts w:ascii="Helvetica" w:hAnsi="Helvetica" w:cs="Helvetica"/>
+          <w:color w:val="333333"/>
+          <w:spacing w:val="3"/>
+          <w:highlight w:val="yellow"/>
+        </w:rPr>
+        <w:t>co</w:t>
+      </w:r>
+      <w:r>
+        <w:rPr>
+          <w:rFonts w:ascii="Helvetica" w:hAnsi="Helvetica" w:cs="Helvetica"/>
+          <w:color w:val="333333"/>
+          <w:spacing w:val="3"/>
+          <w:highlight w:val="yellow"/>
+        </w:rPr>
+        <w:t>n</w:t>
+      </w:r>
+      <w:r>
+        <w:rPr>
+          <w:rFonts w:ascii="Helvetica" w:hAnsi="Helvetica" w:cs="Helvetica"/>
+          <w:color w:val="333333"/>
+          <w:spacing w:val="3"/>
+          <w:highlight w:val="yellow"/>
+        </w:rPr>
+        <w:t>strucción</w:t>
+      </w:r>
+      <w:r>
+        <w:rPr>
+          <w:rFonts w:ascii="Helvetica" w:hAnsi="Helvetica" w:cs="Helvetica"/>
+          <w:color w:val="333333"/>
+          <w:spacing w:val="3"/>
+        </w:rPr>
+        <w:t xml:space="preserve"> de </w:t>
+      </w:r>
+      <w:r>
+        <w:rPr>
+          <w:rFonts w:ascii="Helvetica" w:hAnsi="Helvetica" w:cs="Helvetica"/>
+          <w:color w:val="333333"/>
+          <w:spacing w:val="3"/>
+          <w:highlight w:val="yellow"/>
+        </w:rPr>
+        <w:t>á</w:t>
+      </w:r>
+      <w:r>
+        <w:rPr>
+          <w:rFonts w:ascii="Helvetica" w:hAnsi="Helvetica" w:cs="Helvetica"/>
+          <w:color w:val="333333"/>
+          <w:spacing w:val="3"/>
+          <w:highlight w:val="yellow"/>
+        </w:rPr>
+        <w:t>rboles</w:t>
+      </w:r>
+      <w:r>
+        <w:rPr>
+          <w:rFonts w:ascii="Helvetica" w:hAnsi="Helvetica" w:cs="Helvetica"/>
+          <w:color w:val="333333"/>
+          <w:spacing w:val="3"/>
+        </w:rPr>
+        <w:t xml:space="preserve"> de decisión usaremos la librería </w:t>
+      </w:r>
+      <w:r>
+        <w:rPr>
+          <w:rStyle w:val="nfasis"/>
+          <w:rFonts w:ascii="Helvetica" w:hAnsi="Helvetica" w:cs="Helvetica"/>
+          <w:color w:val="333333"/>
+          <w:spacing w:val="3"/>
+        </w:rPr>
+        <w:t>C50</w:t>
+      </w:r>
+      <w:r>
+        <w:rPr>
+          <w:rFonts w:ascii="Helvetica" w:hAnsi="Helvetica" w:cs="Helvetica"/>
+          <w:color w:val="333333"/>
+          <w:spacing w:val="3"/>
+        </w:rPr>
+        <w:t>, junto con la función </w:t>
+      </w:r>
+      <w:proofErr w:type="gramStart"/>
+      <w:r>
+        <w:rPr>
+          <w:rStyle w:val="nfasis"/>
+          <w:rFonts w:ascii="Helvetica" w:hAnsi="Helvetica" w:cs="Helvetica"/>
+          <w:color w:val="333333"/>
+          <w:spacing w:val="3"/>
+        </w:rPr>
+        <w:t>C5.0(</w:t>
+      </w:r>
+      <w:proofErr w:type="gramEnd"/>
+      <w:r>
+        <w:rPr>
+          <w:rStyle w:val="nfasis"/>
+          <w:rFonts w:ascii="Helvetica" w:hAnsi="Helvetica" w:cs="Helvetica"/>
+          <w:color w:val="333333"/>
+          <w:spacing w:val="3"/>
+        </w:rPr>
+        <w:t>)</w:t>
+      </w:r>
+      <w:r>
+        <w:rPr>
+          <w:rStyle w:val="nfasis"/>
+          <w:rFonts w:ascii="Helvetica" w:hAnsi="Helvetica" w:cs="Helvetica"/>
+          <w:color w:val="333333"/>
+          <w:spacing w:val="3"/>
+        </w:rPr>
+        <w:t xml:space="preserve"> </w:t>
+      </w:r>
+      <w:r>
+        <w:rPr>
+          <w:rFonts w:ascii="Helvetica" w:hAnsi="Helvetica" w:cs="Helvetica"/>
+          <w:color w:val="333333"/>
+          <w:spacing w:val="3"/>
+          <w:highlight w:val="yellow"/>
+        </w:rPr>
+        <w:t>con</w:t>
+      </w:r>
+      <w:r>
+        <w:rPr>
+          <w:rFonts w:ascii="Helvetica" w:hAnsi="Helvetica" w:cs="Helvetica"/>
+          <w:color w:val="333333"/>
+          <w:spacing w:val="3"/>
+        </w:rPr>
+        <w:t xml:space="preserve"> </w:t>
+      </w:r>
+      <w:r>
+        <w:rPr>
+          <w:rFonts w:ascii="Helvetica" w:hAnsi="Helvetica" w:cs="Helvetica"/>
+          <w:color w:val="333333"/>
+          <w:spacing w:val="3"/>
+          <w:highlight w:val="yellow"/>
+        </w:rPr>
+        <w:t>una</w:t>
+      </w:r>
+      <w:r>
+        <w:rPr>
+          <w:rFonts w:ascii="Helvetica" w:hAnsi="Helvetica" w:cs="Helvetica"/>
+          <w:color w:val="333333"/>
+          <w:spacing w:val="3"/>
+        </w:rPr>
+        <w:t xml:space="preserve"> </w:t>
+      </w:r>
+      <w:r>
+        <w:rPr>
+          <w:rFonts w:ascii="Helvetica" w:hAnsi="Helvetica" w:cs="Helvetica"/>
+          <w:color w:val="333333"/>
+          <w:spacing w:val="3"/>
+          <w:highlight w:val="yellow"/>
+        </w:rPr>
+        <w:t>s</w:t>
+      </w:r>
+      <w:r>
+        <w:rPr>
+          <w:rFonts w:ascii="Helvetica" w:hAnsi="Helvetica" w:cs="Helvetica"/>
+          <w:color w:val="333333"/>
+          <w:spacing w:val="3"/>
+          <w:highlight w:val="yellow"/>
+        </w:rPr>
+        <w:t>i</w:t>
+      </w:r>
+      <w:r>
+        <w:rPr>
+          <w:rFonts w:ascii="Helvetica" w:hAnsi="Helvetica" w:cs="Helvetica"/>
+          <w:color w:val="333333"/>
+          <w:spacing w:val="3"/>
+          <w:highlight w:val="yellow"/>
+        </w:rPr>
+        <w:t>ntaxis</w:t>
+      </w:r>
+      <w:r>
+        <w:rPr>
+          <w:rFonts w:ascii="Helvetica" w:hAnsi="Helvetica" w:cs="Helvetica"/>
+          <w:color w:val="333333"/>
+          <w:spacing w:val="3"/>
+        </w:rPr>
+        <w:t xml:space="preserve"> </w:t>
+      </w:r>
+      <w:r>
+        <w:rPr>
+          <w:rFonts w:ascii="Helvetica" w:hAnsi="Helvetica" w:cs="Helvetica"/>
+          <w:color w:val="333333"/>
+          <w:spacing w:val="3"/>
+        </w:rPr>
+        <w:t xml:space="preserve"> similar a la de la regresión lineal, es decir, ingresamo</w:t>
+      </w:r>
+      <w:r>
+        <w:rPr>
+          <w:rFonts w:ascii="Helvetica" w:hAnsi="Helvetica" w:cs="Helvetica"/>
+          <w:color w:val="333333"/>
+          <w:spacing w:val="3"/>
+        </w:rPr>
+        <w:t xml:space="preserve">s la variable a predecir </w:t>
+      </w:r>
+      <w:r>
+        <w:rPr>
+          <w:rFonts w:ascii="Helvetica" w:hAnsi="Helvetica" w:cs="Helvetica"/>
+          <w:color w:val="333333"/>
+          <w:spacing w:val="3"/>
+          <w:highlight w:val="yellow"/>
+        </w:rPr>
+        <w:t>seguida</w:t>
+      </w:r>
+      <w:r>
+        <w:rPr>
+          <w:rFonts w:ascii="Helvetica" w:hAnsi="Helvetica" w:cs="Helvetica"/>
+          <w:color w:val="333333"/>
+          <w:spacing w:val="3"/>
+        </w:rPr>
+        <w:t xml:space="preserve"> </w:t>
+      </w:r>
+      <w:r>
+        <w:rPr>
+          <w:rFonts w:ascii="Helvetica" w:hAnsi="Helvetica" w:cs="Helvetica"/>
+          <w:color w:val="333333"/>
+          <w:spacing w:val="3"/>
+        </w:rPr>
+        <w:t>de las variables independientes</w:t>
+      </w:r>
+      <w:r>
+        <w:rPr>
+          <w:rFonts w:ascii="Helvetica" w:hAnsi="Helvetica" w:cs="Helvetica"/>
+          <w:color w:val="333333"/>
+          <w:spacing w:val="3"/>
+          <w:highlight w:val="yellow"/>
+        </w:rPr>
+        <w:t>. E</w:t>
+      </w:r>
+      <w:r>
+        <w:rPr>
+          <w:rFonts w:ascii="Helvetica" w:hAnsi="Helvetica" w:cs="Helvetica"/>
+          <w:color w:val="333333"/>
+          <w:spacing w:val="3"/>
+          <w:highlight w:val="yellow"/>
+        </w:rPr>
+        <w:t>l</w:t>
+      </w:r>
+      <w:r>
+        <w:rPr>
+          <w:rFonts w:ascii="Helvetica" w:hAnsi="Helvetica" w:cs="Helvetica"/>
+          <w:color w:val="333333"/>
+          <w:spacing w:val="3"/>
+        </w:rPr>
+        <w:t xml:space="preserve"> segundo </w:t>
+      </w:r>
+      <w:r>
+        <w:rPr>
+          <w:rFonts w:ascii="Helvetica" w:hAnsi="Helvetica" w:cs="Helvetica"/>
+          <w:color w:val="333333"/>
+          <w:spacing w:val="3"/>
+          <w:highlight w:val="yellow"/>
+        </w:rPr>
+        <w:t>parámetro</w:t>
+      </w:r>
+      <w:r>
+        <w:rPr>
+          <w:rFonts w:ascii="Helvetica" w:hAnsi="Helvetica" w:cs="Helvetica"/>
+          <w:color w:val="333333"/>
+          <w:spacing w:val="3"/>
+        </w:rPr>
+        <w:t xml:space="preserve"> son los datos que se </w:t>
+      </w:r>
+      <w:r>
+        <w:rPr>
+          <w:rFonts w:ascii="Helvetica" w:hAnsi="Helvetica" w:cs="Helvetica"/>
+          <w:color w:val="333333"/>
+          <w:spacing w:val="3"/>
+          <w:highlight w:val="yellow"/>
+        </w:rPr>
+        <w:t>usará</w:t>
+      </w:r>
+      <w:r>
+        <w:rPr>
+          <w:rFonts w:ascii="Helvetica" w:hAnsi="Helvetica" w:cs="Helvetica"/>
+          <w:color w:val="333333"/>
+          <w:spacing w:val="3"/>
+          <w:highlight w:val="yellow"/>
+        </w:rPr>
+        <w:t>n</w:t>
+      </w:r>
+      <w:r>
+        <w:rPr>
+          <w:rFonts w:ascii="Helvetica" w:hAnsi="Helvetica" w:cs="Helvetica"/>
+          <w:color w:val="333333"/>
+          <w:spacing w:val="3"/>
+          <w:highlight w:val="yellow"/>
+        </w:rPr>
+        <w:t>. A</w:t>
+      </w:r>
+      <w:r>
+        <w:rPr>
+          <w:rFonts w:ascii="Helvetica" w:hAnsi="Helvetica" w:cs="Helvetica"/>
+          <w:color w:val="333333"/>
+          <w:spacing w:val="3"/>
+        </w:rPr>
+        <w:t xml:space="preserve"> </w:t>
+      </w:r>
+      <w:r>
+        <w:rPr>
+          <w:rFonts w:ascii="Helvetica" w:hAnsi="Helvetica" w:cs="Helvetica"/>
+          <w:color w:val="333333"/>
+          <w:spacing w:val="3"/>
+          <w:highlight w:val="yellow"/>
+        </w:rPr>
+        <w:t>continuación</w:t>
+      </w:r>
+      <w:r>
+        <w:rPr>
+          <w:rFonts w:ascii="Helvetica" w:hAnsi="Helvetica" w:cs="Helvetica"/>
+          <w:color w:val="333333"/>
+          <w:spacing w:val="3"/>
+        </w:rPr>
+        <w:t xml:space="preserve"> se muestra este proceso:</w:t>
+      </w:r>
+    </w:p>
+    <w:p>
+      <w:pPr>
+        <w:rPr>
+          <w:color w:val="5B9BD5" w:themeColor="accent1"/>
+        </w:rPr>
+      </w:pPr>
+      <w:r>
+        <w:rPr>
+          <w:color w:val="5B9BD5" w:themeColor="accent1"/>
+        </w:rPr>
+        <w:t xml:space="preserve"> </w:t>
+      </w:r>
+      <w:r>
+        <w:rPr>
+          <w:noProof/>
+          <w:lang w:eastAsia="es-VE"/>
+        </w:rPr>
+        <w:drawing>
+          <wp:inline distT="0" distB="0" distL="0" distR="0" wp14:anchorId="520A2370" wp14:editId="7036A78B">
+            <wp:extent cx="5162550" cy="1533525"/>
+            <wp:effectExtent l="0" t="0" r="0" b="9525"/>
+            <wp:docPr id="42" name="Imagen 42" descr="C:\Users\Bernardo\Documents\Machine-Learning-Basico\docs\images\arb3.png"/>
+            <wp:cNvGraphicFramePr>
+              <a:graphicFrameLocks xmlns:a="http://schemas.openxmlformats.org/drawingml/2006/main" noChangeAspect="1"/>
+            </wp:cNvGraphicFramePr>
+            <a:graphic xmlns:a="http://schemas.openxmlformats.org/drawingml/2006/main">
+              <a:graphicData uri="http://schemas.openxmlformats.org/drawingml/2006/picture">
+                <pic:pic xmlns:pic="http://schemas.openxmlformats.org/drawingml/2006/picture">
+                  <pic:nvPicPr>
+                    <pic:cNvPr id="0" name="Picture 1" descr="C:\Users\Bernardo\Documents\Machine-Learning-Basico\docs\images\arb3.png"/>
+                    <pic:cNvPicPr>
+                      <a:picLocks noChangeAspect="1" noChangeArrowheads="1"/>
+                    </pic:cNvPicPr>
+                  </pic:nvPicPr>
+                  <pic:blipFill>
+                    <a:blip r:embed="rId47" cstate="print">
+                      <a:extLst>
+                        <a:ext uri="{28A0092B-C50C-407E-A947-70E740481C1C}">
+                          <a14:useLocalDpi xmlns:a14="http://schemas.microsoft.com/office/drawing/2010/main" val="0"/>
+                        </a:ext>
+                      </a:extLst>
+                    </a:blip>
+                    <a:srcRect/>
+                    <a:stretch>
+                      <a:fillRect/>
+                    </a:stretch>
+                  </pic:blipFill>
+                  <pic:spPr bwMode="auto">
+                    <a:xfrm>
+                      <a:off x="0" y="0"/>
+                      <a:ext cx="5166920" cy="1534823"/>
+                    </a:xfrm>
+                    <a:prstGeom prst="rect">
+                      <a:avLst/>
+                    </a:prstGeom>
+                    <a:noFill/>
+                    <a:ln>
+                      <a:noFill/>
+                    </a:ln>
+                  </pic:spPr>
+                </pic:pic>
+              </a:graphicData>
+            </a:graphic>
+          </wp:inline>
+        </w:drawing>
+      </w:r>
+      <w:r>
+        <w:rPr>
+          <w:color w:val="5B9BD5" w:themeColor="accent1"/>
+        </w:rPr>
+        <w:t xml:space="preserve"> </w:t>
+      </w:r>
+    </w:p>
+    <w:p>
+      <w:pPr>
+        <w:rPr>
+          <w:color w:val="5B9BD5" w:themeColor="accent1"/>
+        </w:rPr>
+      </w:pPr>
+    </w:p>
+    <w:p>
+      <w:pPr>
+        <w:rPr>
+          <w:color w:val="5B9BD5" w:themeColor="accent1"/>
+        </w:rPr>
+      </w:pPr>
+      <w:proofErr w:type="spellStart"/>
+      <w:proofErr w:type="gramStart"/>
+      <w:r>
+        <w:rPr>
+          <w:color w:val="5B9BD5" w:themeColor="accent1"/>
+        </w:rPr>
+        <w:t>library</w:t>
+      </w:r>
+      <w:proofErr w:type="spellEnd"/>
+      <w:r>
+        <w:rPr>
+          <w:color w:val="5B9BD5" w:themeColor="accent1"/>
+        </w:rPr>
+        <w:t>(</w:t>
+      </w:r>
+      <w:proofErr w:type="gramEnd"/>
+      <w:r>
+        <w:rPr>
+          <w:color w:val="5B9BD5" w:themeColor="accent1"/>
+        </w:rPr>
+        <w:t>C50)</w:t>
+      </w:r>
+    </w:p>
+    <w:p>
+      <w:pPr>
+        <w:rPr>
+          <w:color w:val="5B9BD5" w:themeColor="accent1"/>
+        </w:rPr>
+      </w:pPr>
+    </w:p>
+    <w:p>
+      <w:pPr>
+        <w:rPr>
+          <w:color w:val="5B9BD5" w:themeColor="accent1"/>
+        </w:rPr>
+      </w:pPr>
+      <w:r>
+        <w:rPr>
+          <w:color w:val="5B9BD5" w:themeColor="accent1"/>
+          <w:highlight w:val="yellow"/>
+        </w:rPr>
+        <w:t>Data=iris</w:t>
+      </w:r>
+    </w:p>
+    <w:p>
+      <w:pPr>
+        <w:rPr>
+          <w:color w:val="5B9BD5" w:themeColor="accent1"/>
+        </w:rPr>
+      </w:pPr>
+      <w:proofErr w:type="spellStart"/>
+      <w:r>
+        <w:rPr>
+          <w:color w:val="5B9BD5" w:themeColor="accent1"/>
+        </w:rPr>
+        <w:t>Arbol</w:t>
+      </w:r>
+      <w:proofErr w:type="spellEnd"/>
+      <w:r>
+        <w:rPr>
+          <w:color w:val="5B9BD5" w:themeColor="accent1"/>
+        </w:rPr>
+        <w:t>=C5.0(</w:t>
+      </w:r>
+      <w:proofErr w:type="spellStart"/>
+      <w:r>
+        <w:rPr>
+          <w:color w:val="5B9BD5" w:themeColor="accent1"/>
+        </w:rPr>
+        <w:t>Species</w:t>
+      </w:r>
+      <w:proofErr w:type="spellEnd"/>
+      <w:r>
+        <w:rPr>
+          <w:color w:val="5B9BD5" w:themeColor="accent1"/>
+        </w:rPr>
+        <w:t>~</w:t>
+      </w:r>
+      <w:proofErr w:type="gramStart"/>
+      <w:r>
+        <w:rPr>
+          <w:color w:val="5B9BD5" w:themeColor="accent1"/>
+        </w:rPr>
+        <w:t>.,</w:t>
+      </w:r>
+      <w:proofErr w:type="gramEnd"/>
+      <w:r>
+        <w:rPr>
+          <w:color w:val="5B9BD5" w:themeColor="accent1"/>
+        </w:rPr>
+        <w:t>Data)</w:t>
+      </w:r>
+    </w:p>
+    <w:p>
+      <w:pPr>
+        <w:rPr>
+          <w:color w:val="5B9BD5" w:themeColor="accent1"/>
+        </w:rPr>
+      </w:pPr>
+      <w:proofErr w:type="gramStart"/>
+      <w:r>
+        <w:rPr>
+          <w:color w:val="5B9BD5" w:themeColor="accent1"/>
+        </w:rPr>
+        <w:t>plot(</w:t>
+      </w:r>
+      <w:proofErr w:type="spellStart"/>
+      <w:proofErr w:type="gramEnd"/>
+      <w:r>
+        <w:rPr>
+          <w:color w:val="5B9BD5" w:themeColor="accent1"/>
+        </w:rPr>
+        <w:t>Arbol</w:t>
+      </w:r>
+      <w:proofErr w:type="spellEnd"/>
+      <w:r>
+        <w:rPr>
+          <w:color w:val="5B9BD5" w:themeColor="accent1"/>
+        </w:rPr>
+        <w:t>)</w:t>
+      </w:r>
+    </w:p>
+    <w:p>
+      <w:pPr>
+        <w:rPr>
+          <w:color w:val="5B9BD5" w:themeColor="accent1"/>
+        </w:rPr>
+      </w:pPr>
+    </w:p>
+    <w:p>
+      <w:pPr>
+        <w:rPr>
+          <w:shd w:val="clear" w:color="auto" w:fill="FFFFFF"/>
+        </w:rPr>
+      </w:pPr>
+      <w:r>
+        <w:rPr>
+          <w:shd w:val="clear" w:color="auto" w:fill="FFFFFF"/>
+        </w:rPr>
+        <w:t>Para hacer predicciones, usaremos la función </w:t>
+      </w:r>
+      <w:proofErr w:type="spellStart"/>
+      <w:proofErr w:type="gramStart"/>
+      <w:r>
+        <w:rPr>
+          <w:rStyle w:val="nfasis"/>
+          <w:rFonts w:ascii="Helvetica" w:hAnsi="Helvetica" w:cs="Helvetica"/>
+          <w:color w:val="333333"/>
+          <w:spacing w:val="3"/>
+          <w:shd w:val="clear" w:color="auto" w:fill="FFFFFF"/>
+        </w:rPr>
+        <w:t>predict</w:t>
+      </w:r>
+      <w:proofErr w:type="spellEnd"/>
+      <w:r>
+        <w:rPr>
+          <w:rStyle w:val="nfasis"/>
+          <w:rFonts w:ascii="Helvetica" w:hAnsi="Helvetica" w:cs="Helvetica"/>
+          <w:color w:val="333333"/>
+          <w:spacing w:val="3"/>
+          <w:shd w:val="clear" w:color="auto" w:fill="FFFFFF"/>
+        </w:rPr>
+        <w:t>(</w:t>
+      </w:r>
+      <w:proofErr w:type="gramEnd"/>
+      <w:r>
+        <w:rPr>
+          <w:rStyle w:val="nfasis"/>
+          <w:rFonts w:ascii="Helvetica" w:hAnsi="Helvetica" w:cs="Helvetica"/>
+          <w:color w:val="333333"/>
+          <w:spacing w:val="3"/>
+          <w:shd w:val="clear" w:color="auto" w:fill="FFFFFF"/>
+        </w:rPr>
+        <w:t>)</w:t>
+      </w:r>
+      <w:r>
+        <w:rPr>
+          <w:shd w:val="clear" w:color="auto" w:fill="FFFFFF"/>
+        </w:rPr>
+        <w:t xml:space="preserve"> la cual necesita como argumentos el nombre del modelo y </w:t>
+      </w:r>
+      <w:r>
+        <w:rPr>
+          <w:highlight w:val="yellow"/>
+          <w:shd w:val="clear" w:color="auto" w:fill="FFFFFF"/>
+        </w:rPr>
+        <w:t>los datos</w:t>
+      </w:r>
+      <w:r>
+        <w:rPr>
+          <w:shd w:val="clear" w:color="auto" w:fill="FFFFFF"/>
+        </w:rPr>
+        <w:t xml:space="preserve"> a predecir, como en el siguiente ejemplo</w:t>
+      </w:r>
+      <w:r>
+        <w:rPr>
+          <w:shd w:val="clear" w:color="auto" w:fill="FFFFFF"/>
+        </w:rPr>
+        <w:t>:</w:t>
+      </w:r>
+    </w:p>
+    <w:p>
+      <w:pPr>
+        <w:rPr>
+          <w:shd w:val="clear" w:color="auto" w:fill="FFFFFF"/>
+        </w:rPr>
+      </w:pPr>
+    </w:p>
+    <w:p>
+      <w:pPr>
+        <w:rPr>
+          <w:shd w:val="clear" w:color="auto" w:fill="FFFFFF"/>
+        </w:rPr>
+      </w:pPr>
+    </w:p>
+    <w:p>
+      <w:pPr>
+        <w:rPr>
+          <w:color w:val="5B9BD5" w:themeColor="accent1"/>
+        </w:rPr>
+      </w:pPr>
+      <w:r>
+        <w:rPr>
+          <w:noProof/>
+          <w:lang w:eastAsia="es-VE"/>
+        </w:rPr>
+        <w:drawing>
+          <wp:inline distT="0" distB="0" distL="0" distR="0" wp14:anchorId="59151F17" wp14:editId="3B5C6BE1">
+            <wp:extent cx="5162550" cy="898525"/>
+            <wp:effectExtent l="0" t="0" r="0" b="0"/>
+            <wp:docPr id="43" name="Imagen 43" descr="C:\Users\Bernardo\Documents\Machine-Learning-Basico\docs\images\arb4.png"/>
+            <wp:cNvGraphicFramePr>
+              <a:graphicFrameLocks xmlns:a="http://schemas.openxmlformats.org/drawingml/2006/main" noChangeAspect="1"/>
+            </wp:cNvGraphicFramePr>
+            <a:graphic xmlns:a="http://schemas.openxmlformats.org/drawingml/2006/main">
+              <a:graphicData uri="http://schemas.openxmlformats.org/drawingml/2006/picture">
+                <pic:pic xmlns:pic="http://schemas.openxmlformats.org/drawingml/2006/picture">
+                  <pic:nvPicPr>
+                    <pic:cNvPr id="0" name="Picture 1" descr="C:\Users\Bernardo\Documents\Machine-Learning-Basico\docs\images\arb4.png"/>
+                    <pic:cNvPicPr>
+                      <a:picLocks noChangeAspect="1" noChangeArrowheads="1"/>
+                    </pic:cNvPicPr>
+                  </pic:nvPicPr>
+                  <pic:blipFill>
+                    <a:blip r:embed="rId48">
+                      <a:extLst>
+                        <a:ext uri="{28A0092B-C50C-407E-A947-70E740481C1C}">
+                          <a14:useLocalDpi xmlns:a14="http://schemas.microsoft.com/office/drawing/2010/main" val="0"/>
+                        </a:ext>
+                      </a:extLst>
+                    </a:blip>
+                    <a:srcRect/>
+                    <a:stretch>
+                      <a:fillRect/>
+                    </a:stretch>
+                  </pic:blipFill>
+                  <pic:spPr bwMode="auto">
+                    <a:xfrm>
+                      <a:off x="0" y="0"/>
+                      <a:ext cx="5162580" cy="898530"/>
+                    </a:xfrm>
+                    <a:prstGeom prst="rect">
+                      <a:avLst/>
+                    </a:prstGeom>
+                    <a:noFill/>
+                    <a:ln>
+                      <a:noFill/>
+                    </a:ln>
+                  </pic:spPr>
+                </pic:pic>
+              </a:graphicData>
+            </a:graphic>
+          </wp:inline>
+        </w:drawing>
+      </w:r>
+    </w:p>
+    <w:p>
+      <w:pPr>
+        <w:rPr>
+          <w:highlight w:val="yellow"/>
+          <w:shd w:val="clear" w:color="auto" w:fill="FFFFFF"/>
+        </w:rPr>
+      </w:pPr>
+      <w:r>
+        <w:rPr>
+          <w:highlight w:val="yellow"/>
+          <w:shd w:val="clear" w:color="auto" w:fill="FFFFFF"/>
+        </w:rPr>
+        <w:t xml:space="preserve">### </w:t>
+      </w:r>
+      <w:r>
+        <w:rPr>
+          <w:highlight w:val="yellow"/>
+          <w:shd w:val="clear" w:color="auto" w:fill="FFFFFF"/>
+        </w:rPr>
+        <w:t>Construimos unos posibles</w:t>
+      </w:r>
+      <w:r>
+        <w:rPr>
+          <w:highlight w:val="yellow"/>
+          <w:shd w:val="clear" w:color="auto" w:fill="FFFFFF"/>
+        </w:rPr>
+        <w:t xml:space="preserve"> datos </w:t>
+      </w:r>
+      <w:r>
+        <w:rPr>
+          <w:highlight w:val="yellow"/>
+          <w:shd w:val="clear" w:color="auto" w:fill="FFFFFF"/>
+        </w:rPr>
+        <w:t xml:space="preserve">para predecir los resultados del modelo </w:t>
+      </w:r>
+      <w:proofErr w:type="spellStart"/>
+      <w:r>
+        <w:rPr>
+          <w:highlight w:val="yellow"/>
+          <w:shd w:val="clear" w:color="auto" w:fill="FFFFFF"/>
+        </w:rPr>
+        <w:t>Arbol</w:t>
+      </w:r>
+      <w:proofErr w:type="spellEnd"/>
+      <w:r>
+        <w:rPr>
+          <w:highlight w:val="yellow"/>
+          <w:shd w:val="clear" w:color="auto" w:fill="FFFFFF"/>
+        </w:rPr>
+        <w:t xml:space="preserve"> </w:t>
+      </w:r>
+    </w:p>
+    <w:p>
+      <w:pPr>
+        <w:rPr>
+          <w:highlight w:val="yellow"/>
+          <w:shd w:val="clear" w:color="auto" w:fill="FFFFFF"/>
+        </w:rPr>
+      </w:pPr>
+      <w:r>
+        <w:rPr>
+          <w:highlight w:val="yellow"/>
+          <w:shd w:val="clear" w:color="auto" w:fill="FFFFFF"/>
+        </w:rPr>
+        <w:t xml:space="preserve">data1 = </w:t>
+      </w:r>
+      <w:proofErr w:type="gramStart"/>
+      <w:r>
+        <w:rPr>
+          <w:highlight w:val="yellow"/>
+          <w:shd w:val="clear" w:color="auto" w:fill="FFFFFF"/>
+        </w:rPr>
+        <w:t>c(</w:t>
+      </w:r>
+      <w:proofErr w:type="gramEnd"/>
+      <w:r>
+        <w:rPr>
+          <w:highlight w:val="yellow"/>
+          <w:shd w:val="clear" w:color="auto" w:fill="FFFFFF"/>
+        </w:rPr>
+        <w:t>6.7, 3.1, 5.4, 2.1)</w:t>
+      </w:r>
+    </w:p>
+    <w:p>
+      <w:pPr>
+        <w:rPr>
+          <w:highlight w:val="yellow"/>
+          <w:shd w:val="clear" w:color="auto" w:fill="FFFFFF"/>
+        </w:rPr>
+      </w:pPr>
+      <w:r>
+        <w:rPr>
+          <w:highlight w:val="yellow"/>
+          <w:shd w:val="clear" w:color="auto" w:fill="FFFFFF"/>
+        </w:rPr>
+        <w:t xml:space="preserve">data1 </w:t>
+      </w:r>
+      <w:proofErr w:type="gramStart"/>
+      <w:r>
+        <w:rPr>
+          <w:highlight w:val="yellow"/>
+          <w:shd w:val="clear" w:color="auto" w:fill="FFFFFF"/>
+        </w:rPr>
+        <w:t>=(</w:t>
+      </w:r>
+      <w:proofErr w:type="spellStart"/>
+      <w:proofErr w:type="gramEnd"/>
+      <w:r>
+        <w:rPr>
+          <w:highlight w:val="yellow"/>
+          <w:shd w:val="clear" w:color="auto" w:fill="FFFFFF"/>
+        </w:rPr>
+        <w:t>as.data.frame</w:t>
+      </w:r>
+      <w:proofErr w:type="spellEnd"/>
+      <w:r>
+        <w:rPr>
+          <w:highlight w:val="yellow"/>
+          <w:shd w:val="clear" w:color="auto" w:fill="FFFFFF"/>
+        </w:rPr>
+        <w:t>(data1))</w:t>
+      </w:r>
+    </w:p>
+    <w:p>
+      <w:pPr>
+        <w:rPr>
+          <w:highlight w:val="yellow"/>
+          <w:shd w:val="clear" w:color="auto" w:fill="FFFFFF"/>
+        </w:rPr>
+      </w:pPr>
+      <w:r>
+        <w:rPr>
+          <w:highlight w:val="yellow"/>
+          <w:shd w:val="clear" w:color="auto" w:fill="FFFFFF"/>
+        </w:rPr>
+        <w:t xml:space="preserve">data1 = </w:t>
+      </w:r>
+      <w:proofErr w:type="gramStart"/>
+      <w:r>
+        <w:rPr>
+          <w:highlight w:val="yellow"/>
+          <w:shd w:val="clear" w:color="auto" w:fill="FFFFFF"/>
+        </w:rPr>
+        <w:t>t(</w:t>
+      </w:r>
+      <w:proofErr w:type="gramEnd"/>
+      <w:r>
+        <w:rPr>
+          <w:highlight w:val="yellow"/>
+          <w:shd w:val="clear" w:color="auto" w:fill="FFFFFF"/>
+        </w:rPr>
+        <w:t>data1)</w:t>
+      </w:r>
+    </w:p>
+    <w:p>
+      <w:pPr>
+        <w:rPr>
+          <w:highlight w:val="yellow"/>
+          <w:shd w:val="clear" w:color="auto" w:fill="FFFFFF"/>
+        </w:rPr>
+      </w:pPr>
+      <w:proofErr w:type="spellStart"/>
+      <w:proofErr w:type="gramStart"/>
+      <w:r>
+        <w:rPr>
+          <w:highlight w:val="yellow"/>
+          <w:shd w:val="clear" w:color="auto" w:fill="FFFFFF"/>
+        </w:rPr>
+        <w:t>colnames</w:t>
+      </w:r>
+      <w:proofErr w:type="spellEnd"/>
+      <w:r>
+        <w:rPr>
+          <w:highlight w:val="yellow"/>
+          <w:shd w:val="clear" w:color="auto" w:fill="FFFFFF"/>
+        </w:rPr>
+        <w:t>(</w:t>
+      </w:r>
+      <w:proofErr w:type="gramEnd"/>
+      <w:r>
+        <w:rPr>
+          <w:highlight w:val="yellow"/>
+          <w:shd w:val="clear" w:color="auto" w:fill="FFFFFF"/>
+        </w:rPr>
+        <w:t xml:space="preserve">data1) = </w:t>
+      </w:r>
+      <w:proofErr w:type="spellStart"/>
+      <w:r>
+        <w:rPr>
+          <w:highlight w:val="yellow"/>
+          <w:shd w:val="clear" w:color="auto" w:fill="FFFFFF"/>
+        </w:rPr>
+        <w:t>colnames</w:t>
+      </w:r>
+      <w:proofErr w:type="spellEnd"/>
+      <w:r>
+        <w:rPr>
+          <w:highlight w:val="yellow"/>
+          <w:shd w:val="clear" w:color="auto" w:fill="FFFFFF"/>
+        </w:rPr>
+        <w:t>(iris[,-c(5)])</w:t>
+      </w:r>
+    </w:p>
+    <w:p>
+      <w:pPr>
+        <w:rPr>
+          <w:highlight w:val="yellow"/>
+          <w:shd w:val="clear" w:color="auto" w:fill="FFFFFF"/>
+        </w:rPr>
+      </w:pPr>
+      <w:r>
+        <w:rPr>
+          <w:highlight w:val="yellow"/>
+          <w:shd w:val="clear" w:color="auto" w:fill="FFFFFF"/>
+        </w:rPr>
+        <w:t xml:space="preserve">data1 &lt;- </w:t>
+      </w:r>
+      <w:proofErr w:type="spellStart"/>
+      <w:proofErr w:type="gramStart"/>
+      <w:r>
+        <w:rPr>
+          <w:highlight w:val="yellow"/>
+          <w:shd w:val="clear" w:color="auto" w:fill="FFFFFF"/>
+        </w:rPr>
+        <w:t>as.data.frame</w:t>
+      </w:r>
+      <w:proofErr w:type="spellEnd"/>
+      <w:r>
+        <w:rPr>
+          <w:highlight w:val="yellow"/>
+          <w:shd w:val="clear" w:color="auto" w:fill="FFFFFF"/>
+        </w:rPr>
+        <w:t>(</w:t>
+      </w:r>
+      <w:proofErr w:type="gramEnd"/>
+      <w:r>
+        <w:rPr>
+          <w:highlight w:val="yellow"/>
+          <w:shd w:val="clear" w:color="auto" w:fill="FFFFFF"/>
+        </w:rPr>
+        <w:t>data1)</w:t>
+      </w:r>
+    </w:p>
+    <w:p>
+      <w:pPr>
+        <w:rPr>
+          <w:shd w:val="clear" w:color="auto" w:fill="FFFFFF"/>
+        </w:rPr>
+      </w:pPr>
+      <w:r>
+        <w:rPr>
+          <w:highlight w:val="yellow"/>
+          <w:shd w:val="clear" w:color="auto" w:fill="FFFFFF"/>
+        </w:rPr>
+        <w:t>### Hacemos la predicción para data1:</w:t>
       </w:r>
       <w:bookmarkStart w:id="0" w:name="_GoBack"/>
       <w:bookmarkEnd w:id="0"/>
     </w:p>
     <w:p>
       <w:pPr>
-        <w:pStyle w:val="HTMLconformatoprevio"/>
-        <w:shd w:val="clear" w:color="auto" w:fill="FFFFFF"/>
+        <w:shd w:val="clear" w:color="auto" w:fill="FFFFFF"/>
+        <w:tabs>
+          <w:tab w:val="left" w:pos="916"/>
+          <w:tab w:val="left" w:pos="1832"/>
+          <w:tab w:val="left" w:pos="2748"/>
+          <w:tab w:val="left" w:pos="3664"/>
+          <w:tab w:val="left" w:pos="4580"/>
+          <w:tab w:val="left" w:pos="5496"/>
+          <w:tab w:val="left" w:pos="6412"/>
+          <w:tab w:val="left" w:pos="7328"/>
+          <w:tab w:val="left" w:pos="8244"/>
+          <w:tab w:val="left" w:pos="9160"/>
+          <w:tab w:val="left" w:pos="10076"/>
+          <w:tab w:val="left" w:pos="10992"/>
+          <w:tab w:val="left" w:pos="11908"/>
+          <w:tab w:val="left" w:pos="12824"/>
+          <w:tab w:val="left" w:pos="13740"/>
+          <w:tab w:val="left" w:pos="14656"/>
+        </w:tabs>
         <w:wordWrap w:val="0"/>
-        <w:spacing w:line="240" w:lineRule="atLeast"/>
-        <w:rPr>
-          <w:rStyle w:val="gnkrckgcmrb"/>
-          <w:rFonts w:ascii="Lucida Console" w:hAnsi="Lucida Console"/>
+        <w:spacing w:after="0" w:line="240" w:lineRule="atLeast"/>
+        <w:jc w:val="left"/>
+        <w:rPr>
           <w:color w:val="0070C0"/>
         </w:rPr>
       </w:pPr>
-      <w:r>
-        <w:rPr>
-          <w:rStyle w:val="gnkrckgcmrb"/>
-          <w:rFonts w:ascii="Lucida Console" w:hAnsi="Lucida Console"/>
+      <w:proofErr w:type="spellStart"/>
+      <w:proofErr w:type="gramStart"/>
+      <w:r>
+        <w:rPr>
           <w:color w:val="0070C0"/>
         </w:rPr>
+        <w:t>p</w:t>
+      </w:r>
+      <w:r>
+        <w:rPr>
+          <w:color w:val="0070C0"/>
+        </w:rPr>
+        <w:t>rediccio</w:t>
+      </w:r>
+      <w:r>
+        <w:rPr>
+          <w:color w:val="0070C0"/>
+        </w:rPr>
+        <w:t>n</w:t>
+      </w:r>
+      <w:proofErr w:type="spellEnd"/>
+      <w:proofErr w:type="gramEnd"/>
+      <w:r>
+        <w:rPr>
+          <w:color w:val="0070C0"/>
+        </w:rPr>
+        <w:t>&lt;-</w:t>
+      </w:r>
+      <w:proofErr w:type="spellStart"/>
+      <w:r>
+        <w:rPr>
+          <w:color w:val="0070C0"/>
+        </w:rPr>
+        <w:t>predict</w:t>
+      </w:r>
+      <w:proofErr w:type="spellEnd"/>
+      <w:r>
+        <w:rPr>
+          <w:color w:val="0070C0"/>
+        </w:rPr>
+        <w:t>(Arbol,data1)</w:t>
+      </w:r>
+    </w:p>
+    <w:p>
+      <w:pPr>
+        <w:shd w:val="clear" w:color="auto" w:fill="FFFFFF"/>
+        <w:tabs>
+          <w:tab w:val="left" w:pos="916"/>
+          <w:tab w:val="left" w:pos="1832"/>
+          <w:tab w:val="left" w:pos="2748"/>
+          <w:tab w:val="left" w:pos="3664"/>
+          <w:tab w:val="left" w:pos="4580"/>
+          <w:tab w:val="left" w:pos="5496"/>
+          <w:tab w:val="left" w:pos="6412"/>
+          <w:tab w:val="left" w:pos="7328"/>
+          <w:tab w:val="left" w:pos="8244"/>
+          <w:tab w:val="left" w:pos="9160"/>
+          <w:tab w:val="left" w:pos="10076"/>
+          <w:tab w:val="left" w:pos="10992"/>
+          <w:tab w:val="left" w:pos="11908"/>
+          <w:tab w:val="left" w:pos="12824"/>
+          <w:tab w:val="left" w:pos="13740"/>
+          <w:tab w:val="left" w:pos="14656"/>
+        </w:tabs>
+        <w:wordWrap w:val="0"/>
+        <w:spacing w:after="0" w:line="240" w:lineRule="atLeast"/>
+        <w:jc w:val="left"/>
+        <w:rPr>
+          <w:color w:val="0070C0"/>
+        </w:rPr>
+      </w:pPr>
+    </w:p>
+    <w:p>
+      <w:pPr>
+        <w:shd w:val="clear" w:color="auto" w:fill="FFFFFF"/>
+        <w:tabs>
+          <w:tab w:val="left" w:pos="916"/>
+          <w:tab w:val="left" w:pos="1832"/>
+          <w:tab w:val="left" w:pos="2748"/>
+          <w:tab w:val="left" w:pos="3664"/>
+          <w:tab w:val="left" w:pos="4580"/>
+          <w:tab w:val="left" w:pos="5496"/>
+          <w:tab w:val="left" w:pos="6412"/>
+          <w:tab w:val="left" w:pos="7328"/>
+          <w:tab w:val="left" w:pos="8244"/>
+          <w:tab w:val="left" w:pos="9160"/>
+          <w:tab w:val="left" w:pos="10076"/>
+          <w:tab w:val="left" w:pos="10992"/>
+          <w:tab w:val="left" w:pos="11908"/>
+          <w:tab w:val="left" w:pos="12824"/>
+          <w:tab w:val="left" w:pos="13740"/>
+          <w:tab w:val="left" w:pos="14656"/>
+        </w:tabs>
+        <w:wordWrap w:val="0"/>
+        <w:spacing w:after="0" w:line="200" w:lineRule="atLeast"/>
+        <w:jc w:val="left"/>
+        <w:rPr>
+          <w:rFonts w:ascii="Lucida Console" w:eastAsia="Times New Roman" w:hAnsi="Lucida Console" w:cs="Courier New"/>
+          <w:color w:val="0070C0"/>
+          <w:sz w:val="20"/>
+          <w:szCs w:val="20"/>
+          <w:bdr w:val="none" w:sz="0" w:space="0" w:color="auto" w:frame="1"/>
+          <w:lang w:eastAsia="es-VE"/>
+        </w:rPr>
+      </w:pPr>
+      <w:r>
+        <w:rPr>
+          <w:rFonts w:ascii="Lucida Console" w:eastAsia="Times New Roman" w:hAnsi="Lucida Console" w:cs="Courier New"/>
+          <w:color w:val="0070C0"/>
+          <w:sz w:val="20"/>
+          <w:szCs w:val="20"/>
+          <w:bdr w:val="none" w:sz="0" w:space="0" w:color="auto" w:frame="1"/>
+          <w:lang w:eastAsia="es-VE"/>
+        </w:rPr>
+        <w:t xml:space="preserve">[1] </w:t>
+      </w:r>
+      <w:proofErr w:type="spellStart"/>
+      <w:r>
+        <w:rPr>
+          <w:rFonts w:ascii="Lucida Console" w:eastAsia="Times New Roman" w:hAnsi="Lucida Console" w:cs="Courier New"/>
+          <w:color w:val="0070C0"/>
+          <w:sz w:val="20"/>
+          <w:szCs w:val="20"/>
+          <w:bdr w:val="none" w:sz="0" w:space="0" w:color="auto" w:frame="1"/>
+          <w:lang w:eastAsia="es-VE"/>
+        </w:rPr>
+        <w:t>virginica</w:t>
+      </w:r>
+      <w:proofErr w:type="spellEnd"/>
+    </w:p>
+    <w:p>
+      <w:pPr>
+        <w:shd w:val="clear" w:color="auto" w:fill="FFFFFF"/>
+        <w:tabs>
+          <w:tab w:val="left" w:pos="916"/>
+          <w:tab w:val="left" w:pos="1832"/>
+          <w:tab w:val="left" w:pos="2748"/>
+          <w:tab w:val="left" w:pos="3664"/>
+          <w:tab w:val="left" w:pos="4580"/>
+          <w:tab w:val="left" w:pos="5496"/>
+          <w:tab w:val="left" w:pos="6412"/>
+          <w:tab w:val="left" w:pos="7328"/>
+          <w:tab w:val="left" w:pos="8244"/>
+          <w:tab w:val="left" w:pos="9160"/>
+          <w:tab w:val="left" w:pos="10076"/>
+          <w:tab w:val="left" w:pos="10992"/>
+          <w:tab w:val="left" w:pos="11908"/>
+          <w:tab w:val="left" w:pos="12824"/>
+          <w:tab w:val="left" w:pos="13740"/>
+          <w:tab w:val="left" w:pos="14656"/>
+        </w:tabs>
+        <w:wordWrap w:val="0"/>
+        <w:spacing w:after="0" w:line="200" w:lineRule="atLeast"/>
+        <w:jc w:val="left"/>
+        <w:rPr>
+          <w:rFonts w:ascii="Lucida Console" w:eastAsia="Times New Roman" w:hAnsi="Lucida Console" w:cs="Courier New"/>
+          <w:color w:val="0070C0"/>
+          <w:sz w:val="20"/>
+          <w:szCs w:val="20"/>
+          <w:lang w:eastAsia="es-VE"/>
+        </w:rPr>
+      </w:pPr>
+      <w:proofErr w:type="spellStart"/>
+      <w:r>
+        <w:rPr>
+          <w:rFonts w:ascii="Lucida Console" w:eastAsia="Times New Roman" w:hAnsi="Lucida Console" w:cs="Courier New"/>
+          <w:color w:val="0070C0"/>
+          <w:sz w:val="20"/>
+          <w:szCs w:val="20"/>
+          <w:highlight w:val="yellow"/>
+          <w:bdr w:val="none" w:sz="0" w:space="0" w:color="auto" w:frame="1"/>
+          <w:lang w:eastAsia="es-VE"/>
+        </w:rPr>
+        <w:t>Levels</w:t>
+      </w:r>
+      <w:proofErr w:type="spellEnd"/>
+      <w:r>
+        <w:rPr>
+          <w:rFonts w:ascii="Lucida Console" w:eastAsia="Times New Roman" w:hAnsi="Lucida Console" w:cs="Courier New"/>
+          <w:color w:val="0070C0"/>
+          <w:sz w:val="20"/>
+          <w:szCs w:val="20"/>
+          <w:highlight w:val="yellow"/>
+          <w:bdr w:val="none" w:sz="0" w:space="0" w:color="auto" w:frame="1"/>
+          <w:lang w:eastAsia="es-VE"/>
+        </w:rPr>
+        <w:t xml:space="preserve">: </w:t>
+      </w:r>
+      <w:proofErr w:type="spellStart"/>
+      <w:r>
+        <w:rPr>
+          <w:rFonts w:ascii="Lucida Console" w:eastAsia="Times New Roman" w:hAnsi="Lucida Console" w:cs="Courier New"/>
+          <w:color w:val="0070C0"/>
+          <w:sz w:val="20"/>
+          <w:szCs w:val="20"/>
+          <w:highlight w:val="yellow"/>
+          <w:bdr w:val="none" w:sz="0" w:space="0" w:color="auto" w:frame="1"/>
+          <w:lang w:eastAsia="es-VE"/>
+        </w:rPr>
+        <w:t>setosa</w:t>
+      </w:r>
+      <w:proofErr w:type="spellEnd"/>
+      <w:r>
+        <w:rPr>
+          <w:rFonts w:ascii="Lucida Console" w:eastAsia="Times New Roman" w:hAnsi="Lucida Console" w:cs="Courier New"/>
+          <w:color w:val="0070C0"/>
+          <w:sz w:val="20"/>
+          <w:szCs w:val="20"/>
+          <w:highlight w:val="yellow"/>
+          <w:bdr w:val="none" w:sz="0" w:space="0" w:color="auto" w:frame="1"/>
+          <w:lang w:eastAsia="es-VE"/>
+        </w:rPr>
+        <w:t xml:space="preserve"> </w:t>
+      </w:r>
+      <w:proofErr w:type="spellStart"/>
+      <w:r>
+        <w:rPr>
+          <w:rFonts w:ascii="Lucida Console" w:eastAsia="Times New Roman" w:hAnsi="Lucida Console" w:cs="Courier New"/>
+          <w:color w:val="0070C0"/>
+          <w:sz w:val="20"/>
+          <w:szCs w:val="20"/>
+          <w:highlight w:val="yellow"/>
+          <w:bdr w:val="none" w:sz="0" w:space="0" w:color="auto" w:frame="1"/>
+          <w:lang w:eastAsia="es-VE"/>
+        </w:rPr>
+        <w:t>versicolor</w:t>
+      </w:r>
+      <w:proofErr w:type="spellEnd"/>
+      <w:r>
+        <w:rPr>
+          <w:rFonts w:ascii="Lucida Console" w:eastAsia="Times New Roman" w:hAnsi="Lucida Console" w:cs="Courier New"/>
+          <w:color w:val="0070C0"/>
+          <w:sz w:val="20"/>
+          <w:szCs w:val="20"/>
+          <w:highlight w:val="yellow"/>
+          <w:bdr w:val="none" w:sz="0" w:space="0" w:color="auto" w:frame="1"/>
+          <w:lang w:eastAsia="es-VE"/>
+        </w:rPr>
+        <w:t xml:space="preserve"> </w:t>
+      </w:r>
+      <w:proofErr w:type="spellStart"/>
+      <w:r>
+        <w:rPr>
+          <w:rFonts w:ascii="Lucida Console" w:eastAsia="Times New Roman" w:hAnsi="Lucida Console" w:cs="Courier New"/>
+          <w:color w:val="0070C0"/>
+          <w:sz w:val="20"/>
+          <w:szCs w:val="20"/>
+          <w:highlight w:val="yellow"/>
+          <w:bdr w:val="none" w:sz="0" w:space="0" w:color="auto" w:frame="1"/>
+          <w:lang w:eastAsia="es-VE"/>
+        </w:rPr>
+        <w:t>virginica</w:t>
+      </w:r>
+      <w:proofErr w:type="spellEnd"/>
+    </w:p>
+    <w:p>
+      <w:pPr>
+        <w:shd w:val="clear" w:color="auto" w:fill="FFFFFF"/>
+        <w:tabs>
+          <w:tab w:val="left" w:pos="916"/>
+          <w:tab w:val="left" w:pos="1832"/>
+          <w:tab w:val="left" w:pos="2748"/>
+          <w:tab w:val="left" w:pos="3664"/>
+          <w:tab w:val="left" w:pos="4580"/>
+          <w:tab w:val="left" w:pos="5496"/>
+          <w:tab w:val="left" w:pos="6412"/>
+          <w:tab w:val="left" w:pos="7328"/>
+          <w:tab w:val="left" w:pos="8244"/>
+          <w:tab w:val="left" w:pos="9160"/>
+          <w:tab w:val="left" w:pos="10076"/>
+          <w:tab w:val="left" w:pos="10992"/>
+          <w:tab w:val="left" w:pos="11908"/>
+          <w:tab w:val="left" w:pos="12824"/>
+          <w:tab w:val="left" w:pos="13740"/>
+          <w:tab w:val="left" w:pos="14656"/>
+        </w:tabs>
+        <w:wordWrap w:val="0"/>
+        <w:spacing w:after="0" w:line="240" w:lineRule="atLeast"/>
+        <w:jc w:val="left"/>
+        <w:rPr>
+          <w:color w:val="0070C0"/>
+        </w:rPr>
+      </w:pPr>
+    </w:p>
+    <w:p>
+      <w:pPr>
+        <w:shd w:val="clear" w:color="auto" w:fill="FFFFFF"/>
+        <w:tabs>
+          <w:tab w:val="left" w:pos="916"/>
+          <w:tab w:val="left" w:pos="1832"/>
+          <w:tab w:val="left" w:pos="2748"/>
+          <w:tab w:val="left" w:pos="3664"/>
+          <w:tab w:val="left" w:pos="4580"/>
+          <w:tab w:val="left" w:pos="5496"/>
+          <w:tab w:val="left" w:pos="6412"/>
+          <w:tab w:val="left" w:pos="7328"/>
+          <w:tab w:val="left" w:pos="8244"/>
+          <w:tab w:val="left" w:pos="9160"/>
+          <w:tab w:val="left" w:pos="10076"/>
+          <w:tab w:val="left" w:pos="10992"/>
+          <w:tab w:val="left" w:pos="11908"/>
+          <w:tab w:val="left" w:pos="12824"/>
+          <w:tab w:val="left" w:pos="13740"/>
+          <w:tab w:val="left" w:pos="14656"/>
+        </w:tabs>
+        <w:wordWrap w:val="0"/>
+        <w:spacing w:after="0" w:line="240" w:lineRule="atLeast"/>
+        <w:jc w:val="left"/>
+      </w:pPr>
+    </w:p>
+    <w:p>
+      <w:pPr>
+        <w:shd w:val="clear" w:color="auto" w:fill="FFFFFF"/>
+        <w:tabs>
+          <w:tab w:val="left" w:pos="916"/>
+          <w:tab w:val="left" w:pos="1832"/>
+          <w:tab w:val="left" w:pos="2748"/>
+          <w:tab w:val="left" w:pos="3664"/>
+          <w:tab w:val="left" w:pos="4580"/>
+          <w:tab w:val="left" w:pos="5496"/>
+          <w:tab w:val="left" w:pos="6412"/>
+          <w:tab w:val="left" w:pos="7328"/>
+          <w:tab w:val="left" w:pos="8244"/>
+          <w:tab w:val="left" w:pos="9160"/>
+          <w:tab w:val="left" w:pos="10076"/>
+          <w:tab w:val="left" w:pos="10992"/>
+          <w:tab w:val="left" w:pos="11908"/>
+          <w:tab w:val="left" w:pos="12824"/>
+          <w:tab w:val="left" w:pos="13740"/>
+          <w:tab w:val="left" w:pos="14656"/>
+        </w:tabs>
+        <w:wordWrap w:val="0"/>
+        <w:spacing w:after="0" w:line="240" w:lineRule="atLeast"/>
+        <w:jc w:val="left"/>
+      </w:pPr>
+    </w:p>
+    <w:p>
+      <w:pPr>
+        <w:shd w:val="clear" w:color="auto" w:fill="FFFFFF"/>
+        <w:tabs>
+          <w:tab w:val="left" w:pos="916"/>
+          <w:tab w:val="left" w:pos="1832"/>
+          <w:tab w:val="left" w:pos="2748"/>
+          <w:tab w:val="left" w:pos="3664"/>
+          <w:tab w:val="left" w:pos="4580"/>
+          <w:tab w:val="left" w:pos="5496"/>
+          <w:tab w:val="left" w:pos="6412"/>
+          <w:tab w:val="left" w:pos="7328"/>
+          <w:tab w:val="left" w:pos="8244"/>
+          <w:tab w:val="left" w:pos="9160"/>
+          <w:tab w:val="left" w:pos="10076"/>
+          <w:tab w:val="left" w:pos="10992"/>
+          <w:tab w:val="left" w:pos="11908"/>
+          <w:tab w:val="left" w:pos="12824"/>
+          <w:tab w:val="left" w:pos="13740"/>
+          <w:tab w:val="left" w:pos="14656"/>
+        </w:tabs>
+        <w:wordWrap w:val="0"/>
+        <w:spacing w:after="0" w:line="240" w:lineRule="atLeast"/>
+        <w:jc w:val="left"/>
+      </w:pPr>
+      <w:r>
         <w:br w:type="page"/>
       </w:r>
     </w:p>
     <w:p>
       <w:pPr>
-        <w:pStyle w:val="HTMLconformatoprevio"/>
-        <w:shd w:val="clear" w:color="auto" w:fill="FFFFFF"/>
+        <w:shd w:val="clear" w:color="auto" w:fill="FFFFFF"/>
+        <w:tabs>
+          <w:tab w:val="left" w:pos="916"/>
+          <w:tab w:val="left" w:pos="1832"/>
+          <w:tab w:val="left" w:pos="2748"/>
+          <w:tab w:val="left" w:pos="3664"/>
+          <w:tab w:val="left" w:pos="4580"/>
+          <w:tab w:val="left" w:pos="5496"/>
+          <w:tab w:val="left" w:pos="6412"/>
+          <w:tab w:val="left" w:pos="7328"/>
+          <w:tab w:val="left" w:pos="8244"/>
+          <w:tab w:val="left" w:pos="9160"/>
+          <w:tab w:val="left" w:pos="10076"/>
+          <w:tab w:val="left" w:pos="10992"/>
+          <w:tab w:val="left" w:pos="11908"/>
+          <w:tab w:val="left" w:pos="12824"/>
+          <w:tab w:val="left" w:pos="13740"/>
+          <w:tab w:val="left" w:pos="14656"/>
+        </w:tabs>
         <w:wordWrap w:val="0"/>
-        <w:spacing w:line="240" w:lineRule="atLeast"/>
-        <w:rPr>
-          <w:rStyle w:val="gnkrckgcmrb"/>
-          <w:rFonts w:ascii="Lucida Console" w:hAnsi="Lucida Console"/>
-          <w:color w:val="0070C0"/>
-        </w:rPr>
-      </w:pPr>
-    </w:p>
-    <w:p>
-      <w:pPr>
-        <w:pStyle w:val="HTMLconformatoprevio"/>
-        <w:shd w:val="clear" w:color="auto" w:fill="FFFFFF"/>
-        <w:wordWrap w:val="0"/>
-        <w:spacing w:line="240" w:lineRule="atLeast"/>
-        <w:rPr>
-          <w:rStyle w:val="gnkrckgcmrb"/>
-          <w:rFonts w:ascii="Lucida Console" w:hAnsi="Lucida Console"/>
-          <w:color w:val="0070C0"/>
-        </w:rPr>
-      </w:pPr>
-    </w:p>
-    <w:p>
-      <w:pPr>
-        <w:pStyle w:val="HTMLconformatoprevio"/>
-        <w:shd w:val="clear" w:color="auto" w:fill="FFFFFF"/>
-        <w:wordWrap w:val="0"/>
-        <w:spacing w:line="240" w:lineRule="atLeast"/>
-        <w:rPr>
-          <w:rStyle w:val="gnkrckgcmrb"/>
-          <w:rFonts w:ascii="Lucida Console" w:hAnsi="Lucida Console"/>
-          <w:color w:val="0070C0"/>
-        </w:rPr>
-      </w:pPr>
-    </w:p>
-    <w:p>
-      <w:pPr>
-        <w:pStyle w:val="NormalWeb"/>
-        <w:shd w:val="clear" w:color="auto" w:fill="FFFFFF"/>
-        <w:spacing w:before="0" w:beforeAutospacing="0" w:after="204" w:afterAutospacing="0"/>
-        <w:jc w:val="both"/>
-      </w:pPr>
-      <w:r>
+        <w:spacing w:after="0" w:line="240" w:lineRule="atLeast"/>
+        <w:jc w:val="left"/>
+      </w:pPr>
+      <w:r>
+        <w:lastRenderedPageBreak/>
         <w:t>HACE FAL</w:t>
       </w:r>
       <w:r>
@@ -24277,6 +31641,10 @@
   <w:style w:type="paragraph" w:default="1" w:styleId="Normal">
     <w:name w:val="Normal"/>
     <w:qFormat/>
+    <w:rsid w:val="00974B08"/>
+    <w:pPr>
+      <w:jc w:val="both"/>
+    </w:pPr>
   </w:style>
   <w:style w:type="paragraph" w:styleId="Ttulo1">
     <w:name w:val="heading 1"/>
@@ -24708,6 +32076,11 @@
     <w:basedOn w:val="Fuentedeprrafopredeter"/>
     <w:rsid w:val="00367521"/>
   </w:style>
+  <w:style w:type="character" w:customStyle="1" w:styleId="gnkrckgcasb">
+    <w:name w:val="gnkrckgcasb"/>
+    <w:basedOn w:val="Fuentedeprrafopredeter"/>
+    <w:rsid w:val="008825D9"/>
+  </w:style>
 </w:styles>
 </file>
 
@@ -24977,7 +32350,7 @@
 </file>
 
 <file path=customXml/itemProps1.xml><?xml version="1.0" encoding="utf-8"?>
-<ds:datastoreItem xmlns:ds="http://schemas.openxmlformats.org/officeDocument/2006/customXml" ds:itemID="{FB119449-3C4F-4324-A931-4C60C6288216}">
+<ds:datastoreItem xmlns:ds="http://schemas.openxmlformats.org/officeDocument/2006/customXml" ds:itemID="{165E01BB-D179-4948-93B5-4324B730D93B}">
   <ds:schemaRefs>
     <ds:schemaRef ds:uri="http://schemas.openxmlformats.org/officeDocument/2006/bibliography"/>
   </ds:schemaRefs>

--- a/bookdown/Observaciones de Bernardo.docx
+++ b/bookdown/Observaciones de Bernardo.docx
@@ -3121,33 +3121,7 @@
           <w:sz w:val="36"/>
           <w:szCs w:val="36"/>
         </w:rPr>
-        <w:t xml:space="preserve"> Detección de </w:t>
-      </w:r>
-      <w:proofErr w:type="spellStart"/>
-      <w:r>
-        <w:rPr>
-          <w:rFonts w:ascii="Helvetica" w:hAnsi="Helvetica" w:cs="Helvetica"/>
-          <w:b/>
-          <w:bCs/>
-          <w:color w:val="333333"/>
-          <w:spacing w:val="3"/>
-          <w:sz w:val="36"/>
-          <w:szCs w:val="36"/>
-        </w:rPr>
-        <w:t>outliers</w:t>
-      </w:r>
-      <w:proofErr w:type="spellEnd"/>
-      <w:r>
-        <w:rPr>
-          <w:rFonts w:ascii="Helvetica" w:hAnsi="Helvetica" w:cs="Helvetica"/>
-          <w:b/>
-          <w:bCs/>
-          <w:color w:val="333333"/>
-          <w:spacing w:val="3"/>
-          <w:sz w:val="36"/>
-          <w:szCs w:val="36"/>
-        </w:rPr>
-        <w:t xml:space="preserve"> en R</w:t>
+        <w:t> Detección de outliers en R</w:t>
       </w:r>
     </w:p>
     <w:p>
@@ -4677,6 +4651,7 @@
           <w:color w:val="5B9BD5" w:themeColor="accent1"/>
         </w:rPr>
       </w:pPr>
+      <w:proofErr w:type="spellStart"/>
       <w:proofErr w:type="gramStart"/>
       <w:r>
         <w:rPr>
@@ -4684,7 +4659,16 @@
           <w:rFonts w:ascii="Lucida Console" w:hAnsi="Lucida Console"/>
           <w:color w:val="5B9BD5" w:themeColor="accent1"/>
         </w:rPr>
-        <w:t>plot(</w:t>
+        <w:t>plot</w:t>
+      </w:r>
+      <w:proofErr w:type="spellEnd"/>
+      <w:r>
+        <w:rPr>
+          <w:rStyle w:val="gnkrckgcmrb"/>
+          <w:rFonts w:ascii="Lucida Console" w:hAnsi="Lucida Console"/>
+          <w:color w:val="5B9BD5" w:themeColor="accent1"/>
+        </w:rPr>
+        <w:t>(</w:t>
       </w:r>
       <w:proofErr w:type="spellStart"/>
       <w:proofErr w:type="gramEnd"/>
@@ -4821,75 +4805,29 @@
           <w:sz w:val="36"/>
           <w:szCs w:val="36"/>
         </w:rPr>
-        <w:t xml:space="preserve"> Detección de </w:t>
-      </w:r>
-      <w:proofErr w:type="spellStart"/>
-      <w:r>
+        <w:t> Detección de outliers en Python</w:t>
+      </w:r>
+    </w:p>
+    <w:p>
+      <w:pPr>
+        <w:pStyle w:val="NormalWeb"/>
+        <w:shd w:val="clear" w:color="auto" w:fill="FFFFFF"/>
+        <w:spacing w:before="0" w:beforeAutospacing="0" w:after="204" w:afterAutospacing="0"/>
         <w:rPr>
           <w:rFonts w:ascii="Helvetica" w:hAnsi="Helvetica" w:cs="Helvetica"/>
-          <w:b/>
-          <w:bCs/>
-          <w:color w:val="333333"/>
-          <w:spacing w:val="3"/>
-          <w:sz w:val="36"/>
-          <w:szCs w:val="36"/>
-        </w:rPr>
-        <w:t>outliers</w:t>
-      </w:r>
-      <w:proofErr w:type="spellEnd"/>
+          <w:color w:val="333333"/>
+          <w:spacing w:val="3"/>
+          <w:shd w:val="clear" w:color="auto" w:fill="FFFFFF"/>
+        </w:rPr>
+      </w:pPr>
       <w:r>
         <w:rPr>
           <w:rFonts w:ascii="Helvetica" w:hAnsi="Helvetica" w:cs="Helvetica"/>
-          <w:b/>
-          <w:bCs/>
-          <w:color w:val="333333"/>
-          <w:spacing w:val="3"/>
-          <w:sz w:val="36"/>
-          <w:szCs w:val="36"/>
-        </w:rPr>
-        <w:t xml:space="preserve"> en Python</w:t>
-      </w:r>
-    </w:p>
-    <w:p>
-      <w:pPr>
-        <w:pStyle w:val="NormalWeb"/>
-        <w:shd w:val="clear" w:color="auto" w:fill="FFFFFF"/>
-        <w:spacing w:before="0" w:beforeAutospacing="0" w:after="204" w:afterAutospacing="0"/>
-        <w:rPr>
-          <w:rFonts w:ascii="Helvetica" w:hAnsi="Helvetica" w:cs="Helvetica"/>
           <w:color w:val="333333"/>
           <w:spacing w:val="3"/>
           <w:shd w:val="clear" w:color="auto" w:fill="FFFFFF"/>
         </w:rPr>
-      </w:pPr>
-      <w:r>
-        <w:rPr>
-          <w:rFonts w:ascii="Helvetica" w:hAnsi="Helvetica" w:cs="Helvetica"/>
-          <w:color w:val="333333"/>
-          <w:spacing w:val="3"/>
-          <w:shd w:val="clear" w:color="auto" w:fill="FFFFFF"/>
-        </w:rPr>
-        <w:t xml:space="preserve">Visual: Para identificar </w:t>
-      </w:r>
-      <w:proofErr w:type="spellStart"/>
-      <w:r>
-        <w:rPr>
-          <w:rFonts w:ascii="Helvetica" w:hAnsi="Helvetica" w:cs="Helvetica"/>
-          <w:color w:val="333333"/>
-          <w:spacing w:val="3"/>
-          <w:shd w:val="clear" w:color="auto" w:fill="FFFFFF"/>
-        </w:rPr>
-        <w:t>outliers</w:t>
-      </w:r>
-      <w:proofErr w:type="spellEnd"/>
-      <w:r>
-        <w:rPr>
-          <w:rFonts w:ascii="Helvetica" w:hAnsi="Helvetica" w:cs="Helvetica"/>
-          <w:color w:val="333333"/>
-          <w:spacing w:val="3"/>
-          <w:shd w:val="clear" w:color="auto" w:fill="FFFFFF"/>
-        </w:rPr>
-        <w:t xml:space="preserve"> de manera visual en </w:t>
+        <w:t>Visual: Para identificar outliers de manera visual en </w:t>
       </w:r>
       <w:r>
         <w:rPr>
@@ -18087,6 +18025,7 @@
           <w:lang w:eastAsia="es-VE"/>
         </w:rPr>
       </w:pPr>
+      <w:proofErr w:type="spellStart"/>
       <w:proofErr w:type="gramStart"/>
       <w:r>
         <w:rPr>
@@ -18095,7 +18034,17 @@
           <w:color w:val="0070C0"/>
           <w:highlight w:val="yellow"/>
         </w:rPr>
-        <w:t>plot(</w:t>
+        <w:t>plot</w:t>
+      </w:r>
+      <w:proofErr w:type="spellEnd"/>
+      <w:r>
+        <w:rPr>
+          <w:rStyle w:val="gnkrckgcmrb"/>
+          <w:rFonts w:ascii="Lucida Console" w:hAnsi="Lucida Console"/>
+          <w:color w:val="0070C0"/>
+          <w:highlight w:val="yellow"/>
+        </w:rPr>
+        <w:t>(</w:t>
       </w:r>
       <w:proofErr w:type="gramEnd"/>
       <w:r>
@@ -19295,6 +19244,7 @@
           <w:lang w:eastAsia="es-VE"/>
         </w:rPr>
       </w:pPr>
+      <w:proofErr w:type="spellStart"/>
       <w:proofErr w:type="gramStart"/>
       <w:r>
         <w:rPr>
@@ -19304,7 +19254,18 @@
           <w:szCs w:val="20"/>
           <w:lang w:eastAsia="es-VE"/>
         </w:rPr>
-        <w:t>plot(</w:t>
+        <w:t>plot</w:t>
+      </w:r>
+      <w:proofErr w:type="spellEnd"/>
+      <w:r>
+        <w:rPr>
+          <w:rFonts w:ascii="Lucida Console" w:eastAsia="Times New Roman" w:hAnsi="Lucida Console" w:cs="Courier New"/>
+          <w:color w:val="0000FF"/>
+          <w:sz w:val="20"/>
+          <w:szCs w:val="20"/>
+          <w:lang w:eastAsia="es-VE"/>
+        </w:rPr>
+        <w:t>(</w:t>
       </w:r>
       <w:proofErr w:type="gramEnd"/>
       <w:r>
@@ -23235,16 +23196,15 @@
           <w:spacing w:val="3"/>
           <w:highlight w:val="yellow"/>
         </w:rPr>
-        <w:t>co</w:t>
+        <w:t>construcción</w:t>
       </w:r>
       <w:r>
         <w:rPr>
           <w:rFonts w:ascii="Helvetica" w:hAnsi="Helvetica" w:cs="Helvetica"/>
           <w:color w:val="333333"/>
           <w:spacing w:val="3"/>
-          <w:highlight w:val="yellow"/>
-        </w:rPr>
-        <w:t>n</w:t>
+        </w:rPr>
+        <w:t xml:space="preserve"> de </w:t>
       </w:r>
       <w:r>
         <w:rPr>
@@ -23253,33 +23213,7 @@
           <w:spacing w:val="3"/>
           <w:highlight w:val="yellow"/>
         </w:rPr>
-        <w:t>strucción</w:t>
-      </w:r>
-      <w:r>
-        <w:rPr>
-          <w:rFonts w:ascii="Helvetica" w:hAnsi="Helvetica" w:cs="Helvetica"/>
-          <w:color w:val="333333"/>
-          <w:spacing w:val="3"/>
-        </w:rPr>
-        <w:t xml:space="preserve"> de </w:t>
-      </w:r>
-      <w:r>
-        <w:rPr>
-          <w:rFonts w:ascii="Helvetica" w:hAnsi="Helvetica" w:cs="Helvetica"/>
-          <w:color w:val="333333"/>
-          <w:spacing w:val="3"/>
-          <w:highlight w:val="yellow"/>
-        </w:rPr>
-        <w:t>á</w:t>
-      </w:r>
-      <w:r>
-        <w:rPr>
-          <w:rFonts w:ascii="Helvetica" w:hAnsi="Helvetica" w:cs="Helvetica"/>
-          <w:color w:val="333333"/>
-          <w:spacing w:val="3"/>
-          <w:highlight w:val="yellow"/>
-        </w:rPr>
-        <w:t>rboles</w:t>
+        <w:t>árboles</w:t>
       </w:r>
       <w:r>
         <w:rPr>
@@ -23324,14 +23258,22 @@
           <w:color w:val="333333"/>
           <w:spacing w:val="3"/>
         </w:rPr>
-        <w:t>)</w:t>
-      </w:r>
-      <w:r>
-        <w:rPr>
-          <w:rStyle w:val="nfasis"/>
+        <w:t xml:space="preserve">) </w:t>
+      </w:r>
+      <w:r>
+        <w:rPr>
           <w:rFonts w:ascii="Helvetica" w:hAnsi="Helvetica" w:cs="Helvetica"/>
           <w:color w:val="333333"/>
           <w:spacing w:val="3"/>
+          <w:highlight w:val="yellow"/>
+        </w:rPr>
+        <w:t>con</w:t>
+      </w:r>
+      <w:r>
+        <w:rPr>
+          <w:rFonts w:ascii="Helvetica" w:hAnsi="Helvetica" w:cs="Helvetica"/>
+          <w:color w:val="333333"/>
+          <w:spacing w:val="3"/>
         </w:rPr>
         <w:t xml:space="preserve"> </w:t>
       </w:r>
@@ -23342,7 +23284,7 @@
           <w:spacing w:val="3"/>
           <w:highlight w:val="yellow"/>
         </w:rPr>
-        <w:t>con</w:t>
+        <w:t>una</w:t>
       </w:r>
       <w:r>
         <w:rPr>
@@ -23359,42 +23301,7 @@
           <w:spacing w:val="3"/>
           <w:highlight w:val="yellow"/>
         </w:rPr>
-        <w:t>una</w:t>
-      </w:r>
-      <w:r>
-        <w:rPr>
-          <w:rFonts w:ascii="Helvetica" w:hAnsi="Helvetica" w:cs="Helvetica"/>
-          <w:color w:val="333333"/>
-          <w:spacing w:val="3"/>
-        </w:rPr>
-        <w:t xml:space="preserve"> </w:t>
-      </w:r>
-      <w:r>
-        <w:rPr>
-          <w:rFonts w:ascii="Helvetica" w:hAnsi="Helvetica" w:cs="Helvetica"/>
-          <w:color w:val="333333"/>
-          <w:spacing w:val="3"/>
-          <w:highlight w:val="yellow"/>
-        </w:rPr>
-        <w:t>s</w:t>
-      </w:r>
-      <w:r>
-        <w:rPr>
-          <w:rFonts w:ascii="Helvetica" w:hAnsi="Helvetica" w:cs="Helvetica"/>
-          <w:color w:val="333333"/>
-          <w:spacing w:val="3"/>
-          <w:highlight w:val="yellow"/>
-        </w:rPr>
-        <w:t>i</w:t>
-      </w:r>
-      <w:r>
-        <w:rPr>
-          <w:rFonts w:ascii="Helvetica" w:hAnsi="Helvetica" w:cs="Helvetica"/>
-          <w:color w:val="333333"/>
-          <w:spacing w:val="3"/>
-          <w:highlight w:val="yellow"/>
-        </w:rPr>
-        <w:t>ntaxis</w:t>
+        <w:t>sintaxis</w:t>
       </w:r>
       <w:r>
         <w:rPr>
@@ -23656,18 +23563,11 @@
           <w:color w:val="5B9BD5" w:themeColor="accent1"/>
         </w:rPr>
       </w:pPr>
-    </w:p>
-    <w:p>
-      <w:pPr>
-        <w:rPr>
-          <w:color w:val="5B9BD5" w:themeColor="accent1"/>
-        </w:rPr>
-      </w:pPr>
-      <w:r>
-        <w:rPr>
-          <w:color w:val="5B9BD5" w:themeColor="accent1"/>
-          <w:highlight w:val="yellow"/>
-        </w:rPr>
+      <w:r>
+        <w:rPr>
+          <w:color w:val="5B9BD5" w:themeColor="accent1"/>
+        </w:rPr>
+        <w:lastRenderedPageBreak/>
         <w:t>Data=iris</w:t>
       </w:r>
     </w:p>
@@ -23682,6 +23582,83 @@
         <w:rPr>
           <w:color w:val="5B9BD5" w:themeColor="accent1"/>
         </w:rPr>
+        <w:t>A</w:t>
+      </w:r>
+      <w:r>
+        <w:rPr>
+          <w:color w:val="5B9BD5" w:themeColor="accent1"/>
+        </w:rPr>
+        <w:t>rbol</w:t>
+      </w:r>
+      <w:proofErr w:type="spellEnd"/>
+      <w:r>
+        <w:rPr>
+          <w:color w:val="5B9BD5" w:themeColor="accent1"/>
+        </w:rPr>
+        <w:t>=C5.0(</w:t>
+      </w:r>
+      <w:proofErr w:type="spellStart"/>
+      <w:r>
+        <w:rPr>
+          <w:color w:val="5B9BD5" w:themeColor="accent1"/>
+        </w:rPr>
+        <w:t>Species</w:t>
+      </w:r>
+      <w:proofErr w:type="spellEnd"/>
+      <w:r>
+        <w:rPr>
+          <w:color w:val="5B9BD5" w:themeColor="accent1"/>
+        </w:rPr>
+        <w:t>~</w:t>
+      </w:r>
+      <w:proofErr w:type="gramStart"/>
+      <w:r>
+        <w:rPr>
+          <w:color w:val="5B9BD5" w:themeColor="accent1"/>
+        </w:rPr>
+        <w:t>.,</w:t>
+      </w:r>
+      <w:proofErr w:type="gramEnd"/>
+      <w:r>
+        <w:rPr>
+          <w:color w:val="5B9BD5" w:themeColor="accent1"/>
+        </w:rPr>
+        <w:t>Data)</w:t>
+      </w:r>
+    </w:p>
+    <w:p>
+      <w:pPr>
+        <w:rPr>
+          <w:color w:val="5B9BD5" w:themeColor="accent1"/>
+        </w:rPr>
+      </w:pPr>
+      <w:proofErr w:type="spellStart"/>
+      <w:proofErr w:type="gramStart"/>
+      <w:r>
+        <w:rPr>
+          <w:color w:val="5B9BD5" w:themeColor="accent1"/>
+        </w:rPr>
+        <w:t>p</w:t>
+      </w:r>
+      <w:r>
+        <w:rPr>
+          <w:color w:val="5B9BD5" w:themeColor="accent1"/>
+        </w:rPr>
+        <w:t>lot</w:t>
+      </w:r>
+      <w:proofErr w:type="spellEnd"/>
+      <w:r>
+        <w:rPr>
+          <w:color w:val="5B9BD5" w:themeColor="accent1"/>
+        </w:rPr>
+        <w:t>(</w:t>
+      </w:r>
+      <w:proofErr w:type="spellStart"/>
+      <w:proofErr w:type="gramEnd"/>
+      <w:r>
+        <w:rPr>
+          <w:color w:val="5B9BD5" w:themeColor="accent1"/>
+        </w:rPr>
         <w:t>Arbol</w:t>
       </w:r>
       <w:proofErr w:type="spellEnd"/>
@@ -23689,65 +23666,15 @@
         <w:rPr>
           <w:color w:val="5B9BD5" w:themeColor="accent1"/>
         </w:rPr>
-        <w:t>=C5.0(</w:t>
-      </w:r>
-      <w:proofErr w:type="spellStart"/>
-      <w:r>
-        <w:rPr>
-          <w:color w:val="5B9BD5" w:themeColor="accent1"/>
-        </w:rPr>
-        <w:t>Species</w:t>
-      </w:r>
-      <w:proofErr w:type="spellEnd"/>
-      <w:r>
-        <w:rPr>
-          <w:color w:val="5B9BD5" w:themeColor="accent1"/>
-        </w:rPr>
-        <w:t>~</w:t>
-      </w:r>
-      <w:proofErr w:type="gramStart"/>
-      <w:r>
-        <w:rPr>
-          <w:color w:val="5B9BD5" w:themeColor="accent1"/>
-        </w:rPr>
-        <w:t>.,</w:t>
-      </w:r>
-      <w:proofErr w:type="gramEnd"/>
-      <w:r>
-        <w:rPr>
-          <w:color w:val="5B9BD5" w:themeColor="accent1"/>
-        </w:rPr>
-        <w:t>Data)</w:t>
-      </w:r>
-    </w:p>
-    <w:p>
-      <w:pPr>
-        <w:rPr>
-          <w:color w:val="5B9BD5" w:themeColor="accent1"/>
-        </w:rPr>
-      </w:pPr>
-      <w:proofErr w:type="gramStart"/>
-      <w:r>
-        <w:rPr>
-          <w:color w:val="5B9BD5" w:themeColor="accent1"/>
-        </w:rPr>
-        <w:t>plot(</w:t>
-      </w:r>
-      <w:proofErr w:type="spellStart"/>
-      <w:proofErr w:type="gramEnd"/>
-      <w:r>
-        <w:rPr>
-          <w:color w:val="5B9BD5" w:themeColor="accent1"/>
-        </w:rPr>
-        <w:t>Arbol</w:t>
-      </w:r>
-      <w:proofErr w:type="spellEnd"/>
-      <w:r>
-        <w:rPr>
-          <w:color w:val="5B9BD5" w:themeColor="accent1"/>
-        </w:rPr>
         <w:t>)</w:t>
       </w:r>
+    </w:p>
+    <w:p>
+      <w:pPr>
+        <w:rPr>
+          <w:color w:val="5B9BD5" w:themeColor="accent1"/>
+        </w:rPr>
+      </w:pPr>
     </w:p>
     <w:p>
       <w:pPr>
@@ -24159,8 +24086,6 @@
         </w:rPr>
         <w:t>### Hacemos la predicción para data1:</w:t>
       </w:r>
-      <w:bookmarkStart w:id="0" w:name="_GoBack"/>
-      <w:bookmarkEnd w:id="0"/>
     </w:p>
     <w:p>
       <w:pPr>
@@ -24349,6 +24274,7 @@
           <w:color w:val="0070C0"/>
           <w:sz w:val="20"/>
           <w:szCs w:val="20"/>
+          <w:bdr w:val="none" w:sz="0" w:space="0" w:color="auto" w:frame="1"/>
           <w:lang w:eastAsia="es-VE"/>
         </w:rPr>
       </w:pPr>
@@ -24467,12 +24393,670 @@
           <w:tab w:val="left" w:pos="14656"/>
         </w:tabs>
         <w:wordWrap w:val="0"/>
-        <w:spacing w:after="0" w:line="240" w:lineRule="atLeast"/>
+        <w:spacing w:after="0" w:line="200" w:lineRule="atLeast"/>
         <w:jc w:val="left"/>
         <w:rPr>
+          <w:rFonts w:ascii="Lucida Console" w:eastAsia="Times New Roman" w:hAnsi="Lucida Console" w:cs="Courier New"/>
           <w:color w:val="0070C0"/>
-        </w:rPr>
-      </w:pPr>
+          <w:sz w:val="20"/>
+          <w:szCs w:val="20"/>
+          <w:bdr w:val="none" w:sz="0" w:space="0" w:color="auto" w:frame="1"/>
+          <w:lang w:eastAsia="es-VE"/>
+        </w:rPr>
+      </w:pPr>
+    </w:p>
+    <w:p>
+      <w:pPr>
+        <w:pStyle w:val="Ttulo3"/>
+        <w:shd w:val="clear" w:color="auto" w:fill="FFFFFF"/>
+        <w:spacing w:before="306" w:after="204"/>
+        <w:rPr>
+          <w:rFonts w:ascii="Helvetica Neue" w:hAnsi="Helvetica Neue"/>
+          <w:color w:val="333333"/>
+          <w:spacing w:val="3"/>
+          <w:sz w:val="36"/>
+          <w:szCs w:val="36"/>
+        </w:rPr>
+      </w:pPr>
+      <w:r>
+        <w:rPr>
+          <w:rStyle w:val="header-section-number"/>
+          <w:rFonts w:ascii="Helvetica Neue" w:hAnsi="Helvetica Neue"/>
+          <w:b/>
+          <w:bCs/>
+          <w:color w:val="333333"/>
+          <w:spacing w:val="3"/>
+          <w:sz w:val="36"/>
+          <w:szCs w:val="36"/>
+        </w:rPr>
+        <w:t>8.1.2</w:t>
+      </w:r>
+      <w:r>
+        <w:rPr>
+          <w:rFonts w:ascii="Helvetica Neue" w:hAnsi="Helvetica Neue"/>
+          <w:b/>
+          <w:bCs/>
+          <w:color w:val="333333"/>
+          <w:spacing w:val="3"/>
+          <w:sz w:val="36"/>
+          <w:szCs w:val="36"/>
+        </w:rPr>
+        <w:t> Arboles de decisión en </w:t>
+      </w:r>
+      <w:r>
+        <w:rPr>
+          <w:rStyle w:val="nfasis"/>
+          <w:rFonts w:ascii="Helvetica Neue" w:hAnsi="Helvetica Neue"/>
+          <w:b/>
+          <w:bCs/>
+          <w:color w:val="333333"/>
+          <w:spacing w:val="3"/>
+          <w:sz w:val="36"/>
+          <w:szCs w:val="36"/>
+        </w:rPr>
+        <w:t>Python</w:t>
+      </w:r>
+    </w:p>
+    <w:p>
+      <w:r>
+        <w:t>Usaremos la librería </w:t>
+      </w:r>
+      <w:proofErr w:type="spellStart"/>
+      <w:r>
+        <w:rPr>
+          <w:rStyle w:val="nfasis"/>
+          <w:rFonts w:ascii="Helvetica Neue" w:hAnsi="Helvetica Neue"/>
+          <w:color w:val="333333"/>
+          <w:spacing w:val="3"/>
+        </w:rPr>
+        <w:t>sklearn</w:t>
+      </w:r>
+      <w:proofErr w:type="spellEnd"/>
+      <w:r>
+        <w:t> y los daros </w:t>
+      </w:r>
+      <w:r>
+        <w:rPr>
+          <w:rStyle w:val="nfasis"/>
+          <w:rFonts w:ascii="Helvetica Neue" w:hAnsi="Helvetica Neue"/>
+          <w:color w:val="333333"/>
+          <w:spacing w:val="3"/>
+        </w:rPr>
+        <w:t>iris</w:t>
+      </w:r>
+      <w:r>
+        <w:t xml:space="preserve">. Se debe separar la variable a predecir de la variable </w:t>
+      </w:r>
+      <w:r>
+        <w:rPr>
+          <w:highlight w:val="yellow"/>
+        </w:rPr>
+        <w:t>independiente</w:t>
+      </w:r>
+      <w:r>
+        <w:t xml:space="preserve"> antes de realizar la construcción del modelo.</w:t>
+      </w:r>
+    </w:p>
+    <w:p/>
+    <w:p>
+      <w:pPr>
+        <w:pStyle w:val="Ttulo2"/>
+        <w:shd w:val="clear" w:color="auto" w:fill="FFFFFF"/>
+        <w:spacing w:before="306" w:beforeAutospacing="0" w:after="204" w:afterAutospacing="0"/>
+        <w:rPr>
+          <w:rFonts w:ascii="Helvetica Neue" w:hAnsi="Helvetica Neue"/>
+          <w:b w:val="0"/>
+          <w:bCs w:val="0"/>
+          <w:color w:val="333333"/>
+          <w:spacing w:val="3"/>
+          <w:sz w:val="42"/>
+          <w:szCs w:val="42"/>
+        </w:rPr>
+      </w:pPr>
+      <w:r>
+        <w:rPr>
+          <w:rStyle w:val="header-section-number"/>
+          <w:rFonts w:ascii="Helvetica Neue" w:hAnsi="Helvetica Neue"/>
+          <w:b w:val="0"/>
+          <w:bCs w:val="0"/>
+          <w:color w:val="333333"/>
+          <w:spacing w:val="3"/>
+          <w:sz w:val="42"/>
+          <w:szCs w:val="42"/>
+        </w:rPr>
+        <w:t>8.2</w:t>
+      </w:r>
+      <w:r>
+        <w:rPr>
+          <w:rFonts w:ascii="Helvetica Neue" w:hAnsi="Helvetica Neue"/>
+          <w:b w:val="0"/>
+          <w:bCs w:val="0"/>
+          <w:color w:val="333333"/>
+          <w:spacing w:val="3"/>
+          <w:sz w:val="42"/>
+          <w:szCs w:val="42"/>
+        </w:rPr>
+        <w:t> Bosques aleatorios</w:t>
+      </w:r>
+      <w:r>
+        <w:rPr>
+          <w:rFonts w:ascii="Helvetica Neue" w:hAnsi="Helvetica Neue"/>
+          <w:b w:val="0"/>
+          <w:bCs w:val="0"/>
+          <w:color w:val="333333"/>
+          <w:spacing w:val="3"/>
+          <w:sz w:val="42"/>
+          <w:szCs w:val="42"/>
+          <w:highlight w:val="yellow"/>
+        </w:rPr>
+        <w:t>.</w:t>
+      </w:r>
+    </w:p>
+    <w:p>
+      <w:pPr>
+        <w:rPr>
+          <w:rFonts w:ascii="Helvetica Neue" w:hAnsi="Helvetica Neue"/>
+          <w:color w:val="333333"/>
+          <w:spacing w:val="3"/>
+          <w:sz w:val="24"/>
+          <w:szCs w:val="24"/>
+          <w:shd w:val="clear" w:color="auto" w:fill="FFFFFF"/>
+        </w:rPr>
+      </w:pPr>
+      <w:r>
+        <w:rPr>
+          <w:rStyle w:val="nfasis"/>
+          <w:rFonts w:ascii="Helvetica Neue" w:hAnsi="Helvetica Neue"/>
+          <w:color w:val="333333"/>
+          <w:spacing w:val="3"/>
+          <w:sz w:val="24"/>
+          <w:szCs w:val="24"/>
+          <w:highlight w:val="yellow"/>
+          <w:shd w:val="clear" w:color="auto" w:fill="FFFFFF"/>
+        </w:rPr>
+        <w:lastRenderedPageBreak/>
+        <w:t>Bosques aleatorios</w:t>
+      </w:r>
+      <w:r>
+        <w:rPr>
+          <w:rFonts w:ascii="Helvetica Neue" w:hAnsi="Helvetica Neue"/>
+          <w:color w:val="333333"/>
+          <w:spacing w:val="3"/>
+          <w:sz w:val="24"/>
+          <w:szCs w:val="24"/>
+          <w:highlight w:val="yellow"/>
+          <w:shd w:val="clear" w:color="auto" w:fill="FFFFFF"/>
+        </w:rPr>
+        <w:t xml:space="preserve"> es una </w:t>
+      </w:r>
+      <w:r>
+        <w:rPr>
+          <w:rFonts w:ascii="Helvetica Neue" w:hAnsi="Helvetica Neue"/>
+          <w:color w:val="333333"/>
+          <w:spacing w:val="3"/>
+          <w:sz w:val="24"/>
+          <w:szCs w:val="24"/>
+          <w:highlight w:val="yellow"/>
+          <w:shd w:val="clear" w:color="auto" w:fill="FFFFFF"/>
+        </w:rPr>
+        <w:t xml:space="preserve">herramienta que combina </w:t>
+      </w:r>
+      <w:r>
+        <w:rPr>
+          <w:rFonts w:ascii="Helvetica Neue" w:hAnsi="Helvetica Neue"/>
+          <w:color w:val="333333"/>
+          <w:spacing w:val="3"/>
+          <w:sz w:val="24"/>
+          <w:szCs w:val="24"/>
+          <w:highlight w:val="yellow"/>
+          <w:shd w:val="clear" w:color="auto" w:fill="FFFFFF"/>
+        </w:rPr>
+        <w:t>árboles de decisión</w:t>
+      </w:r>
+      <w:r>
+        <w:rPr>
+          <w:rFonts w:ascii="Helvetica Neue" w:hAnsi="Helvetica Neue"/>
+          <w:color w:val="333333"/>
+          <w:spacing w:val="3"/>
+          <w:sz w:val="24"/>
+          <w:szCs w:val="24"/>
+          <w:highlight w:val="yellow"/>
+          <w:shd w:val="clear" w:color="auto" w:fill="FFFFFF"/>
+        </w:rPr>
+        <w:t>,</w:t>
+      </w:r>
+      <w:r>
+        <w:rPr>
+          <w:rFonts w:cs="Myriad Pro"/>
+          <w:color w:val="000000"/>
+          <w:sz w:val="24"/>
+          <w:szCs w:val="24"/>
+          <w:highlight w:val="yellow"/>
+        </w:rPr>
+        <w:t xml:space="preserve"> </w:t>
+      </w:r>
+      <w:r>
+        <w:rPr>
+          <w:rFonts w:cs="Myriad Pro"/>
+          <w:color w:val="000000"/>
+          <w:sz w:val="24"/>
+          <w:szCs w:val="24"/>
+          <w:highlight w:val="yellow"/>
+        </w:rPr>
+        <w:t>selecciona</w:t>
+      </w:r>
+      <w:r>
+        <w:rPr>
+          <w:rFonts w:cs="Myriad Pro"/>
+          <w:color w:val="000000"/>
+          <w:sz w:val="24"/>
+          <w:szCs w:val="24"/>
+          <w:highlight w:val="yellow"/>
+        </w:rPr>
+        <w:t>ndo</w:t>
+      </w:r>
+      <w:r>
+        <w:rPr>
+          <w:rFonts w:cs="Myriad Pro"/>
+          <w:color w:val="000000"/>
+          <w:sz w:val="24"/>
+          <w:szCs w:val="24"/>
+          <w:highlight w:val="yellow"/>
+        </w:rPr>
+        <w:t xml:space="preserve"> de manera aleatoria una cantidad de variables con las cuales se construye cada uno de los árboles individuales, y se realizan predicciones con estas variables que posteriormente serán ponderadas a través del cálculo de la clase más votada de los árboles que se generaron, para finalmente hacer la predicción</w:t>
+      </w:r>
+      <w:r>
+        <w:rPr>
+          <w:rFonts w:cs="Myriad Pro"/>
+          <w:color w:val="000000"/>
+          <w:sz w:val="24"/>
+          <w:szCs w:val="24"/>
+          <w:highlight w:val="yellow"/>
+        </w:rPr>
+        <w:t xml:space="preserve">. El método promedia una colección de árboles no correlacionados, o </w:t>
+      </w:r>
+      <w:proofErr w:type="spellStart"/>
+      <w:r>
+        <w:rPr>
+          <w:rFonts w:cs="Myriad Pro"/>
+          <w:i/>
+          <w:color w:val="000000"/>
+          <w:sz w:val="24"/>
+          <w:szCs w:val="24"/>
+          <w:highlight w:val="yellow"/>
+        </w:rPr>
+        <w:t>decorrrelacionados</w:t>
+      </w:r>
+      <w:proofErr w:type="spellEnd"/>
+      <w:r>
+        <w:rPr>
+          <w:rFonts w:cs="Myriad Pro"/>
+          <w:color w:val="000000"/>
+          <w:sz w:val="24"/>
+          <w:szCs w:val="24"/>
+          <w:highlight w:val="yellow"/>
+        </w:rPr>
+        <w:t>, y dónde cada árbol</w:t>
+      </w:r>
+      <w:r>
+        <w:rPr>
+          <w:rFonts w:ascii="Helvetica Neue" w:hAnsi="Helvetica Neue"/>
+          <w:color w:val="333333"/>
+          <w:spacing w:val="3"/>
+          <w:highlight w:val="yellow"/>
+          <w:shd w:val="clear" w:color="auto" w:fill="FFFFFF"/>
+        </w:rPr>
+        <w:t xml:space="preserve"> depende de los valores de un vector aleatorio de la muestra de manera independiente y con la misma distribución de todos los árboles en el bosque</w:t>
+      </w:r>
+      <w:r>
+        <w:rPr>
+          <w:rFonts w:ascii="Helvetica Neue" w:hAnsi="Helvetica Neue"/>
+          <w:color w:val="333333"/>
+          <w:spacing w:val="3"/>
+          <w:highlight w:val="yellow"/>
+          <w:shd w:val="clear" w:color="auto" w:fill="FFFFFF"/>
+        </w:rPr>
+        <w:t xml:space="preserve">. </w:t>
+      </w:r>
+      <w:r>
+        <w:rPr>
+          <w:rFonts w:ascii="Helvetica Neue" w:hAnsi="Helvetica Neue"/>
+          <w:color w:val="333333"/>
+          <w:spacing w:val="3"/>
+          <w:highlight w:val="yellow"/>
+          <w:shd w:val="clear" w:color="auto" w:fill="FFFFFF"/>
+        </w:rPr>
+        <w:t>La generalización del error para los bosques converge a un límite en cuanto el número de árboles en el bosque sea grande. El error de generalización de un bosque de árboles de clasificación depende de la fuerza de los árboles individuales en el bosque y la correlación entre ellos.</w:t>
+      </w:r>
+    </w:p>
+    <w:p>
+      <w:pPr>
+        <w:rPr>
+          <w:rFonts w:ascii="Helvetica Neue" w:hAnsi="Helvetica Neue"/>
+          <w:color w:val="333333"/>
+          <w:spacing w:val="3"/>
+          <w:shd w:val="clear" w:color="auto" w:fill="FFFFFF"/>
+        </w:rPr>
+      </w:pPr>
+    </w:p>
+    <w:p>
+      <w:pPr>
+        <w:pStyle w:val="Ttulo2"/>
+        <w:shd w:val="clear" w:color="auto" w:fill="FFFFFF"/>
+        <w:spacing w:before="306" w:beforeAutospacing="0" w:after="204" w:afterAutospacing="0"/>
+        <w:rPr>
+          <w:rFonts w:ascii="Helvetica Neue" w:hAnsi="Helvetica Neue"/>
+          <w:b w:val="0"/>
+          <w:bCs w:val="0"/>
+          <w:color w:val="333333"/>
+          <w:spacing w:val="3"/>
+          <w:sz w:val="42"/>
+          <w:szCs w:val="42"/>
+        </w:rPr>
+      </w:pPr>
+      <w:r>
+        <w:rPr>
+          <w:rStyle w:val="header-section-number"/>
+          <w:rFonts w:ascii="Helvetica Neue" w:hAnsi="Helvetica Neue"/>
+          <w:b w:val="0"/>
+          <w:bCs w:val="0"/>
+          <w:color w:val="333333"/>
+          <w:spacing w:val="3"/>
+          <w:sz w:val="42"/>
+          <w:szCs w:val="42"/>
+        </w:rPr>
+        <w:t>8.3</w:t>
+      </w:r>
+      <w:r>
+        <w:rPr>
+          <w:rFonts w:ascii="Helvetica Neue" w:hAnsi="Helvetica Neue"/>
+          <w:b w:val="0"/>
+          <w:bCs w:val="0"/>
+          <w:color w:val="333333"/>
+          <w:spacing w:val="3"/>
+          <w:sz w:val="42"/>
+          <w:szCs w:val="42"/>
+        </w:rPr>
+        <w:t> Bosques aleatorios en </w:t>
+      </w:r>
+      <w:r>
+        <w:rPr>
+          <w:rStyle w:val="nfasis"/>
+          <w:rFonts w:ascii="Helvetica Neue" w:hAnsi="Helvetica Neue"/>
+          <w:b w:val="0"/>
+          <w:bCs w:val="0"/>
+          <w:color w:val="333333"/>
+          <w:spacing w:val="3"/>
+          <w:sz w:val="42"/>
+          <w:szCs w:val="42"/>
+        </w:rPr>
+        <w:t>R</w:t>
+      </w:r>
+    </w:p>
+    <w:p>
+      <w:r>
+        <w:t>Para realizar bosques aleatorios en </w:t>
+      </w:r>
+      <w:r>
+        <w:rPr>
+          <w:rStyle w:val="nfasis"/>
+          <w:rFonts w:ascii="Helvetica Neue" w:hAnsi="Helvetica Neue"/>
+          <w:color w:val="333333"/>
+          <w:spacing w:val="3"/>
+        </w:rPr>
+        <w:t>R</w:t>
+      </w:r>
+      <w:r>
+        <w:t> usaremos la librería </w:t>
+      </w:r>
+      <w:proofErr w:type="spellStart"/>
+      <w:r>
+        <w:rPr>
+          <w:rStyle w:val="nfasis"/>
+          <w:rFonts w:ascii="Helvetica Neue" w:hAnsi="Helvetica Neue"/>
+          <w:color w:val="333333"/>
+          <w:spacing w:val="3"/>
+        </w:rPr>
+        <w:t>randomForest</w:t>
+      </w:r>
+      <w:proofErr w:type="spellEnd"/>
+      <w:r>
+        <w:t> la cual facilita la sintaxis necesaria para construir el modelo</w:t>
+      </w:r>
+      <w:r>
+        <w:rPr>
+          <w:highlight w:val="yellow"/>
+        </w:rPr>
+        <w:t>. Los datos corresponden a la base de</w:t>
+      </w:r>
+      <w:r>
+        <w:t xml:space="preserve"> </w:t>
+      </w:r>
+      <w:r>
+        <w:t>datos </w:t>
+      </w:r>
+      <w:r>
+        <w:rPr>
+          <w:rStyle w:val="nfasis"/>
+          <w:rFonts w:ascii="Helvetica Neue" w:hAnsi="Helvetica Neue"/>
+          <w:color w:val="333333"/>
+          <w:spacing w:val="3"/>
+        </w:rPr>
+        <w:t>iris</w:t>
+      </w:r>
+      <w:r>
+        <w:t xml:space="preserve"> </w:t>
+      </w:r>
+      <w:r>
+        <w:rPr>
+          <w:highlight w:val="yellow"/>
+        </w:rPr>
+        <w:t>y</w:t>
+      </w:r>
+      <w:r>
+        <w:t xml:space="preserve"> se debe separar la variable independiente de las dependientes para luego usar la función </w:t>
+      </w:r>
+      <w:proofErr w:type="spellStart"/>
+      <w:proofErr w:type="gramStart"/>
+      <w:r>
+        <w:rPr>
+          <w:rStyle w:val="nfasis"/>
+          <w:rFonts w:ascii="Helvetica Neue" w:hAnsi="Helvetica Neue"/>
+          <w:color w:val="333333"/>
+          <w:spacing w:val="3"/>
+        </w:rPr>
+        <w:t>randomForest</w:t>
+      </w:r>
+      <w:proofErr w:type="spellEnd"/>
+      <w:r>
+        <w:rPr>
+          <w:rStyle w:val="nfasis"/>
+          <w:rFonts w:ascii="Helvetica Neue" w:hAnsi="Helvetica Neue"/>
+          <w:color w:val="333333"/>
+          <w:spacing w:val="3"/>
+        </w:rPr>
+        <w:t>(</w:t>
+      </w:r>
+      <w:proofErr w:type="gramEnd"/>
+      <w:r>
+        <w:rPr>
+          <w:rStyle w:val="nfasis"/>
+          <w:rFonts w:ascii="Helvetica Neue" w:hAnsi="Helvetica Neue"/>
+          <w:color w:val="333333"/>
+          <w:spacing w:val="3"/>
+        </w:rPr>
+        <w:t>)</w:t>
+      </w:r>
+      <w:r>
+        <w:t> para construir el modelo</w:t>
+      </w:r>
+      <w:r>
+        <w:rPr>
+          <w:highlight w:val="yellow"/>
+        </w:rPr>
+        <w:t>. É</w:t>
+      </w:r>
+      <w:r>
+        <w:t>sta función necesita como parámetros las variables independientes y la variable dependiente junto a</w:t>
+      </w:r>
+      <w:r>
+        <w:t xml:space="preserve">l número de </w:t>
+      </w:r>
+      <w:r>
+        <w:rPr>
+          <w:highlight w:val="yellow"/>
+        </w:rPr>
+        <w:t>á</w:t>
+      </w:r>
+      <w:r>
+        <w:rPr>
+          <w:highlight w:val="yellow"/>
+        </w:rPr>
+        <w:t>rboles a pro</w:t>
+      </w:r>
+      <w:r>
+        <w:rPr>
+          <w:highlight w:val="yellow"/>
+        </w:rPr>
+        <w:t>mediar</w:t>
+      </w:r>
+      <w:r>
+        <w:t>. Anexamos el código para este proceso:</w:t>
+      </w:r>
+    </w:p>
+    <w:p>
+      <w:pPr>
+        <w:pStyle w:val="Default"/>
+      </w:pPr>
+    </w:p>
+    <w:p>
+      <w:r>
+        <w:t xml:space="preserve"> </w:t>
+      </w:r>
+    </w:p>
+    <w:p/>
+    <w:p>
+      <w:pPr>
+        <w:rPr>
+          <w:sz w:val="24"/>
+          <w:szCs w:val="24"/>
+        </w:rPr>
+      </w:pPr>
+      <w:r>
+        <w:rPr>
+          <w:noProof/>
+          <w:lang w:eastAsia="es-VE"/>
+        </w:rPr>
+        <w:drawing>
+          <wp:inline distT="0" distB="0" distL="0" distR="0" wp14:anchorId="1BBA9055" wp14:editId="6F661176">
+            <wp:extent cx="5612130" cy="1364158"/>
+            <wp:effectExtent l="0" t="0" r="7620" b="7620"/>
+            <wp:docPr id="32" name="Imagen 32" descr="C:\Users\Bernardo\Documents\Machine-Learning-Basico\docs\images\arb8.png"/>
+            <wp:cNvGraphicFramePr>
+              <a:graphicFrameLocks xmlns:a="http://schemas.openxmlformats.org/drawingml/2006/main" noChangeAspect="1"/>
+            </wp:cNvGraphicFramePr>
+            <a:graphic xmlns:a="http://schemas.openxmlformats.org/drawingml/2006/main">
+              <a:graphicData uri="http://schemas.openxmlformats.org/drawingml/2006/picture">
+                <pic:pic xmlns:pic="http://schemas.openxmlformats.org/drawingml/2006/picture">
+                  <pic:nvPicPr>
+                    <pic:cNvPr id="0" name="Picture 1" descr="C:\Users\Bernardo\Documents\Machine-Learning-Basico\docs\images\arb8.png"/>
+                    <pic:cNvPicPr>
+                      <a:picLocks noChangeAspect="1" noChangeArrowheads="1"/>
+                    </pic:cNvPicPr>
+                  </pic:nvPicPr>
+                  <pic:blipFill>
+                    <a:blip r:embed="rId49" cstate="print">
+                      <a:extLst>
+                        <a:ext uri="{28A0092B-C50C-407E-A947-70E740481C1C}">
+                          <a14:useLocalDpi xmlns:a14="http://schemas.microsoft.com/office/drawing/2010/main" val="0"/>
+                        </a:ext>
+                      </a:extLst>
+                    </a:blip>
+                    <a:srcRect/>
+                    <a:stretch>
+                      <a:fillRect/>
+                    </a:stretch>
+                  </pic:blipFill>
+                  <pic:spPr bwMode="auto">
+                    <a:xfrm>
+                      <a:off x="0" y="0"/>
+                      <a:ext cx="5612130" cy="1364158"/>
+                    </a:xfrm>
+                    <a:prstGeom prst="rect">
+                      <a:avLst/>
+                    </a:prstGeom>
+                    <a:noFill/>
+                    <a:ln>
+                      <a:noFill/>
+                    </a:ln>
+                  </pic:spPr>
+                </pic:pic>
+              </a:graphicData>
+            </a:graphic>
+          </wp:inline>
+        </w:drawing>
+      </w:r>
+    </w:p>
+    <w:p>
+      <w:pPr>
+        <w:rPr>
+          <w:rFonts w:ascii="Helvetica Neue" w:hAnsi="Helvetica Neue"/>
+          <w:color w:val="0070C0"/>
+          <w:spacing w:val="3"/>
+          <w:shd w:val="clear" w:color="auto" w:fill="FFFFFF"/>
+        </w:rPr>
+      </w:pPr>
+      <w:proofErr w:type="spellStart"/>
+      <w:proofErr w:type="gramStart"/>
+      <w:r>
+        <w:rPr>
+          <w:rFonts w:ascii="Helvetica Neue" w:hAnsi="Helvetica Neue"/>
+          <w:color w:val="0070C0"/>
+          <w:spacing w:val="3"/>
+          <w:shd w:val="clear" w:color="auto" w:fill="FFFFFF"/>
+        </w:rPr>
+        <w:t>l</w:t>
+      </w:r>
+      <w:r>
+        <w:rPr>
+          <w:rFonts w:ascii="Helvetica Neue" w:hAnsi="Helvetica Neue"/>
+          <w:color w:val="0070C0"/>
+          <w:spacing w:val="3"/>
+          <w:shd w:val="clear" w:color="auto" w:fill="FFFFFF"/>
+        </w:rPr>
+        <w:t>ibrary</w:t>
+      </w:r>
+      <w:proofErr w:type="spellEnd"/>
+      <w:r>
+        <w:rPr>
+          <w:rFonts w:ascii="Helvetica Neue" w:hAnsi="Helvetica Neue"/>
+          <w:color w:val="0070C0"/>
+          <w:spacing w:val="3"/>
+          <w:shd w:val="clear" w:color="auto" w:fill="FFFFFF"/>
+        </w:rPr>
+        <w:t>(</w:t>
+      </w:r>
+      <w:proofErr w:type="spellStart"/>
+      <w:proofErr w:type="gramEnd"/>
+      <w:r>
+        <w:rPr>
+          <w:rFonts w:ascii="Helvetica Neue" w:hAnsi="Helvetica Neue"/>
+          <w:color w:val="0070C0"/>
+          <w:spacing w:val="3"/>
+          <w:shd w:val="clear" w:color="auto" w:fill="FFFFFF"/>
+        </w:rPr>
+        <w:t>randomForest</w:t>
+      </w:r>
+      <w:proofErr w:type="spellEnd"/>
+      <w:r>
+        <w:rPr>
+          <w:rFonts w:ascii="Helvetica Neue" w:hAnsi="Helvetica Neue"/>
+          <w:color w:val="0070C0"/>
+          <w:spacing w:val="3"/>
+          <w:shd w:val="clear" w:color="auto" w:fill="FFFFFF"/>
+        </w:rPr>
+        <w:t>)</w:t>
+      </w:r>
     </w:p>
     <w:p>
       <w:pPr>
@@ -24496,9 +25080,60 @@
           <w:tab w:val="left" w:pos="14656"/>
         </w:tabs>
         <w:wordWrap w:val="0"/>
-        <w:spacing w:after="0" w:line="240" w:lineRule="atLeast"/>
+        <w:spacing w:after="0" w:line="200" w:lineRule="atLeast"/>
         <w:jc w:val="left"/>
-      </w:pPr>
+        <w:rPr>
+          <w:rFonts w:ascii="Lucida Console" w:eastAsia="Times New Roman" w:hAnsi="Lucida Console" w:cs="Courier New"/>
+          <w:color w:val="0000FF"/>
+          <w:sz w:val="20"/>
+          <w:szCs w:val="20"/>
+          <w:lang w:eastAsia="es-VE"/>
+        </w:rPr>
+      </w:pPr>
+      <w:proofErr w:type="spellStart"/>
+      <w:r>
+        <w:rPr>
+          <w:rFonts w:ascii="Lucida Console" w:eastAsia="Times New Roman" w:hAnsi="Lucida Console" w:cs="Courier New"/>
+          <w:color w:val="0000FF"/>
+          <w:sz w:val="20"/>
+          <w:szCs w:val="20"/>
+          <w:lang w:eastAsia="es-VE"/>
+        </w:rPr>
+        <w:t>Predictoras</w:t>
+      </w:r>
+      <w:proofErr w:type="spellEnd"/>
+      <w:r>
+        <w:rPr>
+          <w:rFonts w:ascii="Lucida Console" w:eastAsia="Times New Roman" w:hAnsi="Lucida Console" w:cs="Courier New"/>
+          <w:color w:val="0000FF"/>
+          <w:sz w:val="20"/>
+          <w:szCs w:val="20"/>
+          <w:lang w:eastAsia="es-VE"/>
+        </w:rPr>
+        <w:t>=</w:t>
+      </w:r>
+      <w:proofErr w:type="gramStart"/>
+      <w:r>
+        <w:rPr>
+          <w:rFonts w:ascii="Lucida Console" w:eastAsia="Times New Roman" w:hAnsi="Lucida Console" w:cs="Courier New"/>
+          <w:color w:val="0000FF"/>
+          <w:sz w:val="20"/>
+          <w:szCs w:val="20"/>
+          <w:lang w:eastAsia="es-VE"/>
+        </w:rPr>
+        <w:t>iris[</w:t>
+      </w:r>
+      <w:proofErr w:type="gramEnd"/>
+      <w:r>
+        <w:rPr>
+          <w:rFonts w:ascii="Lucida Console" w:eastAsia="Times New Roman" w:hAnsi="Lucida Console" w:cs="Courier New"/>
+          <w:color w:val="0000FF"/>
+          <w:sz w:val="20"/>
+          <w:szCs w:val="20"/>
+          <w:lang w:eastAsia="es-VE"/>
+        </w:rPr>
+        <w:t>,1:4]</w:t>
+      </w:r>
     </w:p>
     <w:p>
       <w:pPr>
@@ -24522,9 +25157,48 @@
           <w:tab w:val="left" w:pos="14656"/>
         </w:tabs>
         <w:wordWrap w:val="0"/>
-        <w:spacing w:after="0" w:line="240" w:lineRule="atLeast"/>
+        <w:spacing w:after="0" w:line="200" w:lineRule="atLeast"/>
         <w:jc w:val="left"/>
-      </w:pPr>
+        <w:rPr>
+          <w:rFonts w:ascii="Lucida Console" w:eastAsia="Times New Roman" w:hAnsi="Lucida Console" w:cs="Courier New"/>
+          <w:color w:val="0000FF"/>
+          <w:sz w:val="20"/>
+          <w:szCs w:val="20"/>
+          <w:lang w:eastAsia="es-VE"/>
+        </w:rPr>
+      </w:pPr>
+      <w:r>
+        <w:rPr>
+          <w:rFonts w:ascii="Lucida Console" w:eastAsia="Times New Roman" w:hAnsi="Lucida Console" w:cs="Courier New"/>
+          <w:color w:val="0000FF"/>
+          <w:sz w:val="20"/>
+          <w:szCs w:val="20"/>
+          <w:lang w:eastAsia="es-VE"/>
+        </w:rPr>
+        <w:t xml:space="preserve">Objetivo = </w:t>
+      </w:r>
+      <w:proofErr w:type="gramStart"/>
+      <w:r>
+        <w:rPr>
+          <w:rFonts w:ascii="Lucida Console" w:eastAsia="Times New Roman" w:hAnsi="Lucida Console" w:cs="Courier New"/>
+          <w:color w:val="0000FF"/>
+          <w:sz w:val="20"/>
+          <w:szCs w:val="20"/>
+          <w:lang w:eastAsia="es-VE"/>
+        </w:rPr>
+        <w:t>iris[</w:t>
+      </w:r>
+      <w:proofErr w:type="gramEnd"/>
+      <w:r>
+        <w:rPr>
+          <w:rFonts w:ascii="Lucida Console" w:eastAsia="Times New Roman" w:hAnsi="Lucida Console" w:cs="Courier New"/>
+          <w:color w:val="0000FF"/>
+          <w:sz w:val="20"/>
+          <w:szCs w:val="20"/>
+          <w:lang w:eastAsia="es-VE"/>
+        </w:rPr>
+        <w:t>,5]</w:t>
+      </w:r>
     </w:p>
     <w:p>
       <w:pPr>
@@ -24548,9 +25222,2240 @@
           <w:tab w:val="left" w:pos="14656"/>
         </w:tabs>
         <w:wordWrap w:val="0"/>
+        <w:spacing w:after="0" w:line="200" w:lineRule="atLeast"/>
+        <w:jc w:val="left"/>
+        <w:rPr>
+          <w:rFonts w:ascii="Lucida Console" w:eastAsia="Times New Roman" w:hAnsi="Lucida Console" w:cs="Courier New"/>
+          <w:color w:val="000000"/>
+          <w:sz w:val="20"/>
+          <w:szCs w:val="20"/>
+          <w:lang w:eastAsia="es-VE"/>
+        </w:rPr>
+      </w:pPr>
+      <w:proofErr w:type="spellStart"/>
+      <w:proofErr w:type="gramStart"/>
+      <w:r>
+        <w:rPr>
+          <w:rFonts w:ascii="Lucida Console" w:eastAsia="Times New Roman" w:hAnsi="Lucida Console" w:cs="Courier New"/>
+          <w:color w:val="0000FF"/>
+          <w:sz w:val="20"/>
+          <w:szCs w:val="20"/>
+          <w:lang w:eastAsia="es-VE"/>
+        </w:rPr>
+        <w:t>rf</w:t>
+      </w:r>
+      <w:proofErr w:type="spellEnd"/>
+      <w:proofErr w:type="gramEnd"/>
+      <w:r>
+        <w:rPr>
+          <w:rFonts w:ascii="Lucida Console" w:eastAsia="Times New Roman" w:hAnsi="Lucida Console" w:cs="Courier New"/>
+          <w:color w:val="0000FF"/>
+          <w:sz w:val="20"/>
+          <w:szCs w:val="20"/>
+          <w:lang w:eastAsia="es-VE"/>
+        </w:rPr>
+        <w:t>&lt;-</w:t>
+      </w:r>
+      <w:proofErr w:type="spellStart"/>
+      <w:r>
+        <w:rPr>
+          <w:rFonts w:ascii="Lucida Console" w:eastAsia="Times New Roman" w:hAnsi="Lucida Console" w:cs="Courier New"/>
+          <w:color w:val="0000FF"/>
+          <w:sz w:val="20"/>
+          <w:szCs w:val="20"/>
+          <w:lang w:eastAsia="es-VE"/>
+        </w:rPr>
+        <w:t>randomForest</w:t>
+      </w:r>
+      <w:proofErr w:type="spellEnd"/>
+      <w:r>
+        <w:rPr>
+          <w:rFonts w:ascii="Lucida Console" w:eastAsia="Times New Roman" w:hAnsi="Lucida Console" w:cs="Courier New"/>
+          <w:color w:val="0000FF"/>
+          <w:sz w:val="20"/>
+          <w:szCs w:val="20"/>
+          <w:lang w:eastAsia="es-VE"/>
+        </w:rPr>
+        <w:t xml:space="preserve">(x= </w:t>
+      </w:r>
+      <w:proofErr w:type="spellStart"/>
+      <w:r>
+        <w:rPr>
+          <w:rFonts w:ascii="Lucida Console" w:eastAsia="Times New Roman" w:hAnsi="Lucida Console" w:cs="Courier New"/>
+          <w:color w:val="0000FF"/>
+          <w:sz w:val="20"/>
+          <w:szCs w:val="20"/>
+          <w:lang w:eastAsia="es-VE"/>
+        </w:rPr>
+        <w:t>Predictoras</w:t>
+      </w:r>
+      <w:proofErr w:type="spellEnd"/>
+      <w:r>
+        <w:rPr>
+          <w:rFonts w:ascii="Lucida Console" w:eastAsia="Times New Roman" w:hAnsi="Lucida Console" w:cs="Courier New"/>
+          <w:color w:val="0000FF"/>
+          <w:sz w:val="20"/>
+          <w:szCs w:val="20"/>
+          <w:lang w:eastAsia="es-VE"/>
+        </w:rPr>
+        <w:t xml:space="preserve">, y = Objetivo, </w:t>
+      </w:r>
+      <w:proofErr w:type="spellStart"/>
+      <w:r>
+        <w:rPr>
+          <w:rFonts w:ascii="Lucida Console" w:eastAsia="Times New Roman" w:hAnsi="Lucida Console" w:cs="Courier New"/>
+          <w:color w:val="0000FF"/>
+          <w:sz w:val="20"/>
+          <w:szCs w:val="20"/>
+          <w:lang w:eastAsia="es-VE"/>
+        </w:rPr>
+        <w:t>ntree</w:t>
+      </w:r>
+      <w:proofErr w:type="spellEnd"/>
+      <w:r>
+        <w:rPr>
+          <w:rFonts w:ascii="Lucida Console" w:eastAsia="Times New Roman" w:hAnsi="Lucida Console" w:cs="Courier New"/>
+          <w:color w:val="0000FF"/>
+          <w:sz w:val="20"/>
+          <w:szCs w:val="20"/>
+          <w:lang w:eastAsia="es-VE"/>
+        </w:rPr>
+        <w:t xml:space="preserve"> =500)</w:t>
+      </w:r>
+    </w:p>
+    <w:p>
+      <w:pPr>
+        <w:shd w:val="clear" w:color="auto" w:fill="FFFFFF"/>
+        <w:tabs>
+          <w:tab w:val="left" w:pos="916"/>
+          <w:tab w:val="left" w:pos="1832"/>
+          <w:tab w:val="left" w:pos="2748"/>
+          <w:tab w:val="left" w:pos="3664"/>
+          <w:tab w:val="left" w:pos="4580"/>
+          <w:tab w:val="left" w:pos="5496"/>
+          <w:tab w:val="left" w:pos="6412"/>
+          <w:tab w:val="left" w:pos="7328"/>
+          <w:tab w:val="left" w:pos="8244"/>
+          <w:tab w:val="left" w:pos="9160"/>
+          <w:tab w:val="left" w:pos="10076"/>
+          <w:tab w:val="left" w:pos="10992"/>
+          <w:tab w:val="left" w:pos="11908"/>
+          <w:tab w:val="left" w:pos="12824"/>
+          <w:tab w:val="left" w:pos="13740"/>
+          <w:tab w:val="left" w:pos="14656"/>
+        </w:tabs>
+        <w:wordWrap w:val="0"/>
         <w:spacing w:after="0" w:line="240" w:lineRule="atLeast"/>
         <w:jc w:val="left"/>
       </w:pPr>
+    </w:p>
+    <w:p>
+      <w:pPr>
+        <w:shd w:val="clear" w:color="auto" w:fill="FFFFFF"/>
+        <w:tabs>
+          <w:tab w:val="left" w:pos="916"/>
+          <w:tab w:val="left" w:pos="1832"/>
+          <w:tab w:val="left" w:pos="2748"/>
+          <w:tab w:val="left" w:pos="3664"/>
+          <w:tab w:val="left" w:pos="4580"/>
+          <w:tab w:val="left" w:pos="5496"/>
+          <w:tab w:val="left" w:pos="6412"/>
+          <w:tab w:val="left" w:pos="7328"/>
+          <w:tab w:val="left" w:pos="8244"/>
+          <w:tab w:val="left" w:pos="9160"/>
+          <w:tab w:val="left" w:pos="10076"/>
+          <w:tab w:val="left" w:pos="10992"/>
+          <w:tab w:val="left" w:pos="11908"/>
+          <w:tab w:val="left" w:pos="12824"/>
+          <w:tab w:val="left" w:pos="13740"/>
+          <w:tab w:val="left" w:pos="14656"/>
+        </w:tabs>
+        <w:wordWrap w:val="0"/>
+        <w:spacing w:after="0" w:line="240" w:lineRule="atLeast"/>
+        <w:jc w:val="left"/>
+        <w:rPr>
+          <w:rFonts w:ascii="Helvetica Neue" w:hAnsi="Helvetica Neue"/>
+          <w:color w:val="333333"/>
+          <w:spacing w:val="3"/>
+          <w:shd w:val="clear" w:color="auto" w:fill="FFFFFF"/>
+        </w:rPr>
+      </w:pPr>
+      <w:r>
+        <w:rPr>
+          <w:rFonts w:ascii="Helvetica Neue" w:hAnsi="Helvetica Neue"/>
+          <w:color w:val="333333"/>
+          <w:spacing w:val="3"/>
+          <w:shd w:val="clear" w:color="auto" w:fill="FFFFFF"/>
+        </w:rPr>
+        <w:t>Al realizar el </w:t>
+      </w:r>
+      <w:proofErr w:type="spellStart"/>
+      <w:r>
+        <w:rPr>
+          <w:rStyle w:val="nfasis"/>
+          <w:rFonts w:ascii="Helvetica Neue" w:hAnsi="Helvetica Neue"/>
+          <w:color w:val="333333"/>
+          <w:spacing w:val="3"/>
+          <w:shd w:val="clear" w:color="auto" w:fill="FFFFFF"/>
+        </w:rPr>
+        <w:t>print</w:t>
+      </w:r>
+      <w:proofErr w:type="spellEnd"/>
+      <w:r>
+        <w:rPr>
+          <w:rFonts w:ascii="Helvetica Neue" w:hAnsi="Helvetica Neue"/>
+          <w:color w:val="333333"/>
+          <w:spacing w:val="3"/>
+          <w:shd w:val="clear" w:color="auto" w:fill="FFFFFF"/>
+        </w:rPr>
+        <w:t> modelo obtenemos:</w:t>
+      </w:r>
+    </w:p>
+    <w:p>
+      <w:pPr>
+        <w:shd w:val="clear" w:color="auto" w:fill="FFFFFF"/>
+        <w:tabs>
+          <w:tab w:val="left" w:pos="916"/>
+          <w:tab w:val="left" w:pos="1832"/>
+          <w:tab w:val="left" w:pos="2748"/>
+          <w:tab w:val="left" w:pos="3664"/>
+          <w:tab w:val="left" w:pos="4580"/>
+          <w:tab w:val="left" w:pos="5496"/>
+          <w:tab w:val="left" w:pos="6412"/>
+          <w:tab w:val="left" w:pos="7328"/>
+          <w:tab w:val="left" w:pos="8244"/>
+          <w:tab w:val="left" w:pos="9160"/>
+          <w:tab w:val="left" w:pos="10076"/>
+          <w:tab w:val="left" w:pos="10992"/>
+          <w:tab w:val="left" w:pos="11908"/>
+          <w:tab w:val="left" w:pos="12824"/>
+          <w:tab w:val="left" w:pos="13740"/>
+          <w:tab w:val="left" w:pos="14656"/>
+        </w:tabs>
+        <w:wordWrap w:val="0"/>
+        <w:spacing w:after="0" w:line="200" w:lineRule="atLeast"/>
+        <w:jc w:val="left"/>
+        <w:rPr>
+          <w:rFonts w:ascii="Lucida Console" w:eastAsia="Times New Roman" w:hAnsi="Lucida Console" w:cs="Courier New"/>
+          <w:sz w:val="20"/>
+          <w:szCs w:val="20"/>
+          <w:lang w:eastAsia="es-VE"/>
+        </w:rPr>
+      </w:pPr>
+      <w:proofErr w:type="spellStart"/>
+      <w:proofErr w:type="gramStart"/>
+      <w:r>
+        <w:rPr>
+          <w:rFonts w:ascii="Lucida Console" w:eastAsia="Times New Roman" w:hAnsi="Lucida Console" w:cs="Courier New"/>
+          <w:sz w:val="20"/>
+          <w:szCs w:val="20"/>
+          <w:highlight w:val="yellow"/>
+          <w:lang w:eastAsia="es-VE"/>
+        </w:rPr>
+        <w:t>print</w:t>
+      </w:r>
+      <w:proofErr w:type="spellEnd"/>
+      <w:r>
+        <w:rPr>
+          <w:rFonts w:ascii="Lucida Console" w:eastAsia="Times New Roman" w:hAnsi="Lucida Console" w:cs="Courier New"/>
+          <w:sz w:val="20"/>
+          <w:szCs w:val="20"/>
+          <w:highlight w:val="yellow"/>
+          <w:lang w:eastAsia="es-VE"/>
+        </w:rPr>
+        <w:t>(</w:t>
+      </w:r>
+      <w:proofErr w:type="spellStart"/>
+      <w:proofErr w:type="gramEnd"/>
+      <w:r>
+        <w:rPr>
+          <w:rFonts w:ascii="Lucida Console" w:eastAsia="Times New Roman" w:hAnsi="Lucida Console" w:cs="Courier New"/>
+          <w:sz w:val="20"/>
+          <w:szCs w:val="20"/>
+          <w:highlight w:val="yellow"/>
+          <w:lang w:eastAsia="es-VE"/>
+        </w:rPr>
+        <w:t>rf</w:t>
+      </w:r>
+      <w:proofErr w:type="spellEnd"/>
+      <w:r>
+        <w:rPr>
+          <w:rFonts w:ascii="Lucida Console" w:eastAsia="Times New Roman" w:hAnsi="Lucida Console" w:cs="Courier New"/>
+          <w:sz w:val="20"/>
+          <w:szCs w:val="20"/>
+          <w:highlight w:val="yellow"/>
+          <w:lang w:eastAsia="es-VE"/>
+        </w:rPr>
+        <w:t>)</w:t>
+      </w:r>
+    </w:p>
+    <w:p>
+      <w:pPr>
+        <w:shd w:val="clear" w:color="auto" w:fill="FFFFFF"/>
+        <w:tabs>
+          <w:tab w:val="left" w:pos="916"/>
+          <w:tab w:val="left" w:pos="1832"/>
+          <w:tab w:val="left" w:pos="2748"/>
+          <w:tab w:val="left" w:pos="3664"/>
+          <w:tab w:val="left" w:pos="4580"/>
+          <w:tab w:val="left" w:pos="5496"/>
+          <w:tab w:val="left" w:pos="6412"/>
+          <w:tab w:val="left" w:pos="7328"/>
+          <w:tab w:val="left" w:pos="8244"/>
+          <w:tab w:val="left" w:pos="9160"/>
+          <w:tab w:val="left" w:pos="10076"/>
+          <w:tab w:val="left" w:pos="10992"/>
+          <w:tab w:val="left" w:pos="11908"/>
+          <w:tab w:val="left" w:pos="12824"/>
+          <w:tab w:val="left" w:pos="13740"/>
+          <w:tab w:val="left" w:pos="14656"/>
+        </w:tabs>
+        <w:wordWrap w:val="0"/>
+        <w:spacing w:after="0" w:line="240" w:lineRule="atLeast"/>
+        <w:jc w:val="left"/>
+        <w:rPr>
+          <w:rFonts w:ascii="Helvetica Neue" w:hAnsi="Helvetica Neue"/>
+          <w:color w:val="333333"/>
+          <w:spacing w:val="3"/>
+          <w:shd w:val="clear" w:color="auto" w:fill="FFFFFF"/>
+        </w:rPr>
+      </w:pPr>
+    </w:p>
+    <w:p>
+      <w:pPr>
+        <w:shd w:val="clear" w:color="auto" w:fill="FFFFFF"/>
+        <w:tabs>
+          <w:tab w:val="left" w:pos="916"/>
+          <w:tab w:val="left" w:pos="1832"/>
+          <w:tab w:val="left" w:pos="2748"/>
+          <w:tab w:val="left" w:pos="3664"/>
+          <w:tab w:val="left" w:pos="4580"/>
+          <w:tab w:val="left" w:pos="5496"/>
+          <w:tab w:val="left" w:pos="6412"/>
+          <w:tab w:val="left" w:pos="7328"/>
+          <w:tab w:val="left" w:pos="8244"/>
+          <w:tab w:val="left" w:pos="9160"/>
+          <w:tab w:val="left" w:pos="10076"/>
+          <w:tab w:val="left" w:pos="10992"/>
+          <w:tab w:val="left" w:pos="11908"/>
+          <w:tab w:val="left" w:pos="12824"/>
+          <w:tab w:val="left" w:pos="13740"/>
+          <w:tab w:val="left" w:pos="14656"/>
+        </w:tabs>
+        <w:wordWrap w:val="0"/>
+        <w:spacing w:after="0" w:line="240" w:lineRule="atLeast"/>
+        <w:jc w:val="left"/>
+        <w:rPr>
+          <w:rFonts w:ascii="Helvetica Neue" w:hAnsi="Helvetica Neue"/>
+          <w:color w:val="333333"/>
+          <w:spacing w:val="3"/>
+          <w:shd w:val="clear" w:color="auto" w:fill="FFFFFF"/>
+        </w:rPr>
+      </w:pPr>
+    </w:p>
+    <w:p>
+      <w:pPr>
+        <w:shd w:val="clear" w:color="auto" w:fill="FFFFFF"/>
+        <w:tabs>
+          <w:tab w:val="left" w:pos="916"/>
+          <w:tab w:val="left" w:pos="1832"/>
+          <w:tab w:val="left" w:pos="2748"/>
+          <w:tab w:val="left" w:pos="3664"/>
+          <w:tab w:val="left" w:pos="4580"/>
+          <w:tab w:val="left" w:pos="5496"/>
+          <w:tab w:val="left" w:pos="6412"/>
+          <w:tab w:val="left" w:pos="7328"/>
+          <w:tab w:val="left" w:pos="8244"/>
+          <w:tab w:val="left" w:pos="9160"/>
+          <w:tab w:val="left" w:pos="10076"/>
+          <w:tab w:val="left" w:pos="10992"/>
+          <w:tab w:val="left" w:pos="11908"/>
+          <w:tab w:val="left" w:pos="12824"/>
+          <w:tab w:val="left" w:pos="13740"/>
+          <w:tab w:val="left" w:pos="14656"/>
+        </w:tabs>
+        <w:wordWrap w:val="0"/>
+        <w:spacing w:after="0" w:line="240" w:lineRule="atLeast"/>
+        <w:jc w:val="left"/>
+      </w:pPr>
+      <w:r>
+        <w:rPr>
+          <w:noProof/>
+          <w:lang w:eastAsia="es-VE"/>
+        </w:rPr>
+        <w:lastRenderedPageBreak/>
+        <w:drawing>
+          <wp:inline distT="0" distB="0" distL="0" distR="0" wp14:anchorId="79AE4650" wp14:editId="106062C7">
+            <wp:extent cx="5612130" cy="2973161"/>
+            <wp:effectExtent l="0" t="0" r="7620" b="0"/>
+            <wp:docPr id="44" name="Imagen 44" descr="C:\Users\Bernardo\Documents\Machine-Learning-Basico\docs\images\arb9.png"/>
+            <wp:cNvGraphicFramePr>
+              <a:graphicFrameLocks xmlns:a="http://schemas.openxmlformats.org/drawingml/2006/main" noChangeAspect="1"/>
+            </wp:cNvGraphicFramePr>
+            <a:graphic xmlns:a="http://schemas.openxmlformats.org/drawingml/2006/main">
+              <a:graphicData uri="http://schemas.openxmlformats.org/drawingml/2006/picture">
+                <pic:pic xmlns:pic="http://schemas.openxmlformats.org/drawingml/2006/picture">
+                  <pic:nvPicPr>
+                    <pic:cNvPr id="0" name="Picture 3" descr="C:\Users\Bernardo\Documents\Machine-Learning-Basico\docs\images\arb9.png"/>
+                    <pic:cNvPicPr>
+                      <a:picLocks noChangeAspect="1" noChangeArrowheads="1"/>
+                    </pic:cNvPicPr>
+                  </pic:nvPicPr>
+                  <pic:blipFill>
+                    <a:blip r:embed="rId50">
+                      <a:extLst>
+                        <a:ext uri="{28A0092B-C50C-407E-A947-70E740481C1C}">
+                          <a14:useLocalDpi xmlns:a14="http://schemas.microsoft.com/office/drawing/2010/main" val="0"/>
+                        </a:ext>
+                      </a:extLst>
+                    </a:blip>
+                    <a:srcRect/>
+                    <a:stretch>
+                      <a:fillRect/>
+                    </a:stretch>
+                  </pic:blipFill>
+                  <pic:spPr bwMode="auto">
+                    <a:xfrm>
+                      <a:off x="0" y="0"/>
+                      <a:ext cx="5612130" cy="2973161"/>
+                    </a:xfrm>
+                    <a:prstGeom prst="rect">
+                      <a:avLst/>
+                    </a:prstGeom>
+                    <a:noFill/>
+                    <a:ln>
+                      <a:noFill/>
+                    </a:ln>
+                  </pic:spPr>
+                </pic:pic>
+              </a:graphicData>
+            </a:graphic>
+          </wp:inline>
+        </w:drawing>
+      </w:r>
+    </w:p>
+    <w:p>
+      <w:pPr>
+        <w:shd w:val="clear" w:color="auto" w:fill="FFFFFF"/>
+        <w:tabs>
+          <w:tab w:val="left" w:pos="916"/>
+          <w:tab w:val="left" w:pos="1832"/>
+          <w:tab w:val="left" w:pos="2748"/>
+          <w:tab w:val="left" w:pos="3664"/>
+          <w:tab w:val="left" w:pos="4580"/>
+          <w:tab w:val="left" w:pos="5496"/>
+          <w:tab w:val="left" w:pos="6412"/>
+          <w:tab w:val="left" w:pos="7328"/>
+          <w:tab w:val="left" w:pos="8244"/>
+          <w:tab w:val="left" w:pos="9160"/>
+          <w:tab w:val="left" w:pos="10076"/>
+          <w:tab w:val="left" w:pos="10992"/>
+          <w:tab w:val="left" w:pos="11908"/>
+          <w:tab w:val="left" w:pos="12824"/>
+          <w:tab w:val="left" w:pos="13740"/>
+          <w:tab w:val="left" w:pos="14656"/>
+        </w:tabs>
+        <w:wordWrap w:val="0"/>
+        <w:spacing w:after="0" w:line="240" w:lineRule="atLeast"/>
+        <w:jc w:val="left"/>
+      </w:pPr>
+    </w:p>
+    <w:p>
+      <w:pPr>
+        <w:shd w:val="clear" w:color="auto" w:fill="FFFFFF"/>
+        <w:tabs>
+          <w:tab w:val="left" w:pos="916"/>
+          <w:tab w:val="left" w:pos="1832"/>
+          <w:tab w:val="left" w:pos="2748"/>
+          <w:tab w:val="left" w:pos="3664"/>
+          <w:tab w:val="left" w:pos="4580"/>
+          <w:tab w:val="left" w:pos="5496"/>
+          <w:tab w:val="left" w:pos="6412"/>
+          <w:tab w:val="left" w:pos="7328"/>
+          <w:tab w:val="left" w:pos="8244"/>
+          <w:tab w:val="left" w:pos="9160"/>
+          <w:tab w:val="left" w:pos="10076"/>
+          <w:tab w:val="left" w:pos="10992"/>
+          <w:tab w:val="left" w:pos="11908"/>
+          <w:tab w:val="left" w:pos="12824"/>
+          <w:tab w:val="left" w:pos="13740"/>
+          <w:tab w:val="left" w:pos="14656"/>
+        </w:tabs>
+        <w:wordWrap w:val="0"/>
+        <w:spacing w:after="0" w:line="200" w:lineRule="atLeast"/>
+        <w:jc w:val="left"/>
+        <w:rPr>
+          <w:rFonts w:ascii="Lucida Console" w:eastAsia="Times New Roman" w:hAnsi="Lucida Console" w:cs="Courier New"/>
+          <w:color w:val="0070C0"/>
+          <w:sz w:val="20"/>
+          <w:szCs w:val="20"/>
+          <w:bdr w:val="none" w:sz="0" w:space="0" w:color="auto" w:frame="1"/>
+          <w:lang w:eastAsia="es-VE"/>
+        </w:rPr>
+      </w:pPr>
+      <w:proofErr w:type="spellStart"/>
+      <w:r>
+        <w:rPr>
+          <w:rFonts w:ascii="Lucida Console" w:eastAsia="Times New Roman" w:hAnsi="Lucida Console" w:cs="Courier New"/>
+          <w:color w:val="0070C0"/>
+          <w:sz w:val="20"/>
+          <w:szCs w:val="20"/>
+          <w:bdr w:val="none" w:sz="0" w:space="0" w:color="auto" w:frame="1"/>
+          <w:lang w:eastAsia="es-VE"/>
+        </w:rPr>
+        <w:t>Call</w:t>
+      </w:r>
+      <w:proofErr w:type="spellEnd"/>
+      <w:r>
+        <w:rPr>
+          <w:rFonts w:ascii="Lucida Console" w:eastAsia="Times New Roman" w:hAnsi="Lucida Console" w:cs="Courier New"/>
+          <w:color w:val="0070C0"/>
+          <w:sz w:val="20"/>
+          <w:szCs w:val="20"/>
+          <w:bdr w:val="none" w:sz="0" w:space="0" w:color="auto" w:frame="1"/>
+          <w:lang w:eastAsia="es-VE"/>
+        </w:rPr>
+        <w:t>:</w:t>
+      </w:r>
+    </w:p>
+    <w:p>
+      <w:pPr>
+        <w:shd w:val="clear" w:color="auto" w:fill="FFFFFF"/>
+        <w:tabs>
+          <w:tab w:val="left" w:pos="916"/>
+          <w:tab w:val="left" w:pos="1832"/>
+          <w:tab w:val="left" w:pos="2748"/>
+          <w:tab w:val="left" w:pos="3664"/>
+          <w:tab w:val="left" w:pos="4580"/>
+          <w:tab w:val="left" w:pos="5496"/>
+          <w:tab w:val="left" w:pos="6412"/>
+          <w:tab w:val="left" w:pos="7328"/>
+          <w:tab w:val="left" w:pos="8244"/>
+          <w:tab w:val="left" w:pos="9160"/>
+          <w:tab w:val="left" w:pos="10076"/>
+          <w:tab w:val="left" w:pos="10992"/>
+          <w:tab w:val="left" w:pos="11908"/>
+          <w:tab w:val="left" w:pos="12824"/>
+          <w:tab w:val="left" w:pos="13740"/>
+          <w:tab w:val="left" w:pos="14656"/>
+        </w:tabs>
+        <w:wordWrap w:val="0"/>
+        <w:spacing w:after="0" w:line="200" w:lineRule="atLeast"/>
+        <w:jc w:val="left"/>
+        <w:rPr>
+          <w:rFonts w:ascii="Lucida Console" w:eastAsia="Times New Roman" w:hAnsi="Lucida Console" w:cs="Courier New"/>
+          <w:color w:val="0070C0"/>
+          <w:sz w:val="20"/>
+          <w:szCs w:val="20"/>
+          <w:bdr w:val="none" w:sz="0" w:space="0" w:color="auto" w:frame="1"/>
+          <w:lang w:eastAsia="es-VE"/>
+        </w:rPr>
+      </w:pPr>
+      <w:r>
+        <w:rPr>
+          <w:rFonts w:ascii="Lucida Console" w:eastAsia="Times New Roman" w:hAnsi="Lucida Console" w:cs="Courier New"/>
+          <w:color w:val="0070C0"/>
+          <w:sz w:val="20"/>
+          <w:szCs w:val="20"/>
+          <w:bdr w:val="none" w:sz="0" w:space="0" w:color="auto" w:frame="1"/>
+          <w:lang w:eastAsia="es-VE"/>
+        </w:rPr>
+        <w:t xml:space="preserve"> </w:t>
+      </w:r>
+      <w:proofErr w:type="spellStart"/>
+      <w:proofErr w:type="gramStart"/>
+      <w:r>
+        <w:rPr>
+          <w:rFonts w:ascii="Lucida Console" w:eastAsia="Times New Roman" w:hAnsi="Lucida Console" w:cs="Courier New"/>
+          <w:color w:val="0070C0"/>
+          <w:sz w:val="20"/>
+          <w:szCs w:val="20"/>
+          <w:bdr w:val="none" w:sz="0" w:space="0" w:color="auto" w:frame="1"/>
+          <w:lang w:eastAsia="es-VE"/>
+        </w:rPr>
+        <w:t>randomForest</w:t>
+      </w:r>
+      <w:proofErr w:type="spellEnd"/>
+      <w:r>
+        <w:rPr>
+          <w:rFonts w:ascii="Lucida Console" w:eastAsia="Times New Roman" w:hAnsi="Lucida Console" w:cs="Courier New"/>
+          <w:color w:val="0070C0"/>
+          <w:sz w:val="20"/>
+          <w:szCs w:val="20"/>
+          <w:bdr w:val="none" w:sz="0" w:space="0" w:color="auto" w:frame="1"/>
+          <w:lang w:eastAsia="es-VE"/>
+        </w:rPr>
+        <w:t>(</w:t>
+      </w:r>
+      <w:proofErr w:type="gramEnd"/>
+      <w:r>
+        <w:rPr>
+          <w:rFonts w:ascii="Lucida Console" w:eastAsia="Times New Roman" w:hAnsi="Lucida Console" w:cs="Courier New"/>
+          <w:color w:val="0070C0"/>
+          <w:sz w:val="20"/>
+          <w:szCs w:val="20"/>
+          <w:bdr w:val="none" w:sz="0" w:space="0" w:color="auto" w:frame="1"/>
+          <w:lang w:eastAsia="es-VE"/>
+        </w:rPr>
+        <w:t xml:space="preserve">x = </w:t>
+      </w:r>
+      <w:proofErr w:type="spellStart"/>
+      <w:r>
+        <w:rPr>
+          <w:rFonts w:ascii="Lucida Console" w:eastAsia="Times New Roman" w:hAnsi="Lucida Console" w:cs="Courier New"/>
+          <w:color w:val="0070C0"/>
+          <w:sz w:val="20"/>
+          <w:szCs w:val="20"/>
+          <w:bdr w:val="none" w:sz="0" w:space="0" w:color="auto" w:frame="1"/>
+          <w:lang w:eastAsia="es-VE"/>
+        </w:rPr>
+        <w:t>Predictoras</w:t>
+      </w:r>
+      <w:proofErr w:type="spellEnd"/>
+      <w:r>
+        <w:rPr>
+          <w:rFonts w:ascii="Lucida Console" w:eastAsia="Times New Roman" w:hAnsi="Lucida Console" w:cs="Courier New"/>
+          <w:color w:val="0070C0"/>
+          <w:sz w:val="20"/>
+          <w:szCs w:val="20"/>
+          <w:bdr w:val="none" w:sz="0" w:space="0" w:color="auto" w:frame="1"/>
+          <w:lang w:eastAsia="es-VE"/>
+        </w:rPr>
+        <w:t xml:space="preserve">, y = Objetivo, </w:t>
+      </w:r>
+      <w:proofErr w:type="spellStart"/>
+      <w:r>
+        <w:rPr>
+          <w:rFonts w:ascii="Lucida Console" w:eastAsia="Times New Roman" w:hAnsi="Lucida Console" w:cs="Courier New"/>
+          <w:color w:val="0070C0"/>
+          <w:sz w:val="20"/>
+          <w:szCs w:val="20"/>
+          <w:bdr w:val="none" w:sz="0" w:space="0" w:color="auto" w:frame="1"/>
+          <w:lang w:eastAsia="es-VE"/>
+        </w:rPr>
+        <w:t>ntree</w:t>
+      </w:r>
+      <w:proofErr w:type="spellEnd"/>
+      <w:r>
+        <w:rPr>
+          <w:rFonts w:ascii="Lucida Console" w:eastAsia="Times New Roman" w:hAnsi="Lucida Console" w:cs="Courier New"/>
+          <w:color w:val="0070C0"/>
+          <w:sz w:val="20"/>
+          <w:szCs w:val="20"/>
+          <w:bdr w:val="none" w:sz="0" w:space="0" w:color="auto" w:frame="1"/>
+          <w:lang w:eastAsia="es-VE"/>
+        </w:rPr>
+        <w:t xml:space="preserve"> = 500) </w:t>
+      </w:r>
+    </w:p>
+    <w:p>
+      <w:pPr>
+        <w:shd w:val="clear" w:color="auto" w:fill="FFFFFF"/>
+        <w:tabs>
+          <w:tab w:val="left" w:pos="916"/>
+          <w:tab w:val="left" w:pos="1832"/>
+          <w:tab w:val="left" w:pos="2748"/>
+          <w:tab w:val="left" w:pos="3664"/>
+          <w:tab w:val="left" w:pos="4580"/>
+          <w:tab w:val="left" w:pos="5496"/>
+          <w:tab w:val="left" w:pos="6412"/>
+          <w:tab w:val="left" w:pos="7328"/>
+          <w:tab w:val="left" w:pos="8244"/>
+          <w:tab w:val="left" w:pos="9160"/>
+          <w:tab w:val="left" w:pos="10076"/>
+          <w:tab w:val="left" w:pos="10992"/>
+          <w:tab w:val="left" w:pos="11908"/>
+          <w:tab w:val="left" w:pos="12824"/>
+          <w:tab w:val="left" w:pos="13740"/>
+          <w:tab w:val="left" w:pos="14656"/>
+        </w:tabs>
+        <w:wordWrap w:val="0"/>
+        <w:spacing w:after="0" w:line="200" w:lineRule="atLeast"/>
+        <w:jc w:val="left"/>
+        <w:rPr>
+          <w:rFonts w:ascii="Lucida Console" w:eastAsia="Times New Roman" w:hAnsi="Lucida Console" w:cs="Courier New"/>
+          <w:color w:val="0070C0"/>
+          <w:sz w:val="20"/>
+          <w:szCs w:val="20"/>
+          <w:bdr w:val="none" w:sz="0" w:space="0" w:color="auto" w:frame="1"/>
+          <w:lang w:eastAsia="es-VE"/>
+        </w:rPr>
+      </w:pPr>
+      <w:r>
+        <w:rPr>
+          <w:rFonts w:ascii="Lucida Console" w:eastAsia="Times New Roman" w:hAnsi="Lucida Console" w:cs="Courier New"/>
+          <w:color w:val="0070C0"/>
+          <w:sz w:val="20"/>
+          <w:szCs w:val="20"/>
+          <w:bdr w:val="none" w:sz="0" w:space="0" w:color="auto" w:frame="1"/>
+          <w:lang w:eastAsia="es-VE"/>
+        </w:rPr>
+        <w:t xml:space="preserve">               </w:t>
+      </w:r>
+      <w:proofErr w:type="spellStart"/>
+      <w:r>
+        <w:rPr>
+          <w:rFonts w:ascii="Lucida Console" w:eastAsia="Times New Roman" w:hAnsi="Lucida Console" w:cs="Courier New"/>
+          <w:color w:val="0070C0"/>
+          <w:sz w:val="20"/>
+          <w:szCs w:val="20"/>
+          <w:bdr w:val="none" w:sz="0" w:space="0" w:color="auto" w:frame="1"/>
+          <w:lang w:eastAsia="es-VE"/>
+        </w:rPr>
+        <w:t>Type</w:t>
+      </w:r>
+      <w:proofErr w:type="spellEnd"/>
+      <w:r>
+        <w:rPr>
+          <w:rFonts w:ascii="Lucida Console" w:eastAsia="Times New Roman" w:hAnsi="Lucida Console" w:cs="Courier New"/>
+          <w:color w:val="0070C0"/>
+          <w:sz w:val="20"/>
+          <w:szCs w:val="20"/>
+          <w:bdr w:val="none" w:sz="0" w:space="0" w:color="auto" w:frame="1"/>
+          <w:lang w:eastAsia="es-VE"/>
+        </w:rPr>
+        <w:t xml:space="preserve"> of </w:t>
+      </w:r>
+      <w:proofErr w:type="spellStart"/>
+      <w:r>
+        <w:rPr>
+          <w:rFonts w:ascii="Lucida Console" w:eastAsia="Times New Roman" w:hAnsi="Lucida Console" w:cs="Courier New"/>
+          <w:color w:val="0070C0"/>
+          <w:sz w:val="20"/>
+          <w:szCs w:val="20"/>
+          <w:bdr w:val="none" w:sz="0" w:space="0" w:color="auto" w:frame="1"/>
+          <w:lang w:eastAsia="es-VE"/>
+        </w:rPr>
+        <w:t>random</w:t>
+      </w:r>
+      <w:proofErr w:type="spellEnd"/>
+      <w:r>
+        <w:rPr>
+          <w:rFonts w:ascii="Lucida Console" w:eastAsia="Times New Roman" w:hAnsi="Lucida Console" w:cs="Courier New"/>
+          <w:color w:val="0070C0"/>
+          <w:sz w:val="20"/>
+          <w:szCs w:val="20"/>
+          <w:bdr w:val="none" w:sz="0" w:space="0" w:color="auto" w:frame="1"/>
+          <w:lang w:eastAsia="es-VE"/>
+        </w:rPr>
+        <w:t xml:space="preserve"> </w:t>
+      </w:r>
+      <w:proofErr w:type="spellStart"/>
+      <w:r>
+        <w:rPr>
+          <w:rFonts w:ascii="Lucida Console" w:eastAsia="Times New Roman" w:hAnsi="Lucida Console" w:cs="Courier New"/>
+          <w:color w:val="0070C0"/>
+          <w:sz w:val="20"/>
+          <w:szCs w:val="20"/>
+          <w:bdr w:val="none" w:sz="0" w:space="0" w:color="auto" w:frame="1"/>
+          <w:lang w:eastAsia="es-VE"/>
+        </w:rPr>
+        <w:t>forest</w:t>
+      </w:r>
+      <w:proofErr w:type="spellEnd"/>
+      <w:r>
+        <w:rPr>
+          <w:rFonts w:ascii="Lucida Console" w:eastAsia="Times New Roman" w:hAnsi="Lucida Console" w:cs="Courier New"/>
+          <w:color w:val="0070C0"/>
+          <w:sz w:val="20"/>
+          <w:szCs w:val="20"/>
+          <w:bdr w:val="none" w:sz="0" w:space="0" w:color="auto" w:frame="1"/>
+          <w:lang w:eastAsia="es-VE"/>
+        </w:rPr>
+        <w:t xml:space="preserve">: </w:t>
+      </w:r>
+      <w:proofErr w:type="spellStart"/>
+      <w:r>
+        <w:rPr>
+          <w:rFonts w:ascii="Lucida Console" w:eastAsia="Times New Roman" w:hAnsi="Lucida Console" w:cs="Courier New"/>
+          <w:color w:val="0070C0"/>
+          <w:sz w:val="20"/>
+          <w:szCs w:val="20"/>
+          <w:bdr w:val="none" w:sz="0" w:space="0" w:color="auto" w:frame="1"/>
+          <w:lang w:eastAsia="es-VE"/>
+        </w:rPr>
+        <w:t>classification</w:t>
+      </w:r>
+      <w:proofErr w:type="spellEnd"/>
+    </w:p>
+    <w:p>
+      <w:pPr>
+        <w:shd w:val="clear" w:color="auto" w:fill="FFFFFF"/>
+        <w:tabs>
+          <w:tab w:val="left" w:pos="916"/>
+          <w:tab w:val="left" w:pos="1832"/>
+          <w:tab w:val="left" w:pos="2748"/>
+          <w:tab w:val="left" w:pos="3664"/>
+          <w:tab w:val="left" w:pos="4580"/>
+          <w:tab w:val="left" w:pos="5496"/>
+          <w:tab w:val="left" w:pos="6412"/>
+          <w:tab w:val="left" w:pos="7328"/>
+          <w:tab w:val="left" w:pos="8244"/>
+          <w:tab w:val="left" w:pos="9160"/>
+          <w:tab w:val="left" w:pos="10076"/>
+          <w:tab w:val="left" w:pos="10992"/>
+          <w:tab w:val="left" w:pos="11908"/>
+          <w:tab w:val="left" w:pos="12824"/>
+          <w:tab w:val="left" w:pos="13740"/>
+          <w:tab w:val="left" w:pos="14656"/>
+        </w:tabs>
+        <w:wordWrap w:val="0"/>
+        <w:spacing w:after="0" w:line="200" w:lineRule="atLeast"/>
+        <w:jc w:val="left"/>
+        <w:rPr>
+          <w:rFonts w:ascii="Lucida Console" w:eastAsia="Times New Roman" w:hAnsi="Lucida Console" w:cs="Courier New"/>
+          <w:color w:val="0070C0"/>
+          <w:sz w:val="20"/>
+          <w:szCs w:val="20"/>
+          <w:bdr w:val="none" w:sz="0" w:space="0" w:color="auto" w:frame="1"/>
+          <w:lang w:eastAsia="es-VE"/>
+        </w:rPr>
+      </w:pPr>
+      <w:r>
+        <w:rPr>
+          <w:rFonts w:ascii="Lucida Console" w:eastAsia="Times New Roman" w:hAnsi="Lucida Console" w:cs="Courier New"/>
+          <w:color w:val="0070C0"/>
+          <w:sz w:val="20"/>
+          <w:szCs w:val="20"/>
+          <w:bdr w:val="none" w:sz="0" w:space="0" w:color="auto" w:frame="1"/>
+          <w:lang w:eastAsia="es-VE"/>
+        </w:rPr>
+        <w:t xml:space="preserve">                     </w:t>
+      </w:r>
+      <w:proofErr w:type="spellStart"/>
+      <w:r>
+        <w:rPr>
+          <w:rFonts w:ascii="Lucida Console" w:eastAsia="Times New Roman" w:hAnsi="Lucida Console" w:cs="Courier New"/>
+          <w:color w:val="0070C0"/>
+          <w:sz w:val="20"/>
+          <w:szCs w:val="20"/>
+          <w:bdr w:val="none" w:sz="0" w:space="0" w:color="auto" w:frame="1"/>
+          <w:lang w:eastAsia="es-VE"/>
+        </w:rPr>
+        <w:t>Number</w:t>
+      </w:r>
+      <w:proofErr w:type="spellEnd"/>
+      <w:r>
+        <w:rPr>
+          <w:rFonts w:ascii="Lucida Console" w:eastAsia="Times New Roman" w:hAnsi="Lucida Console" w:cs="Courier New"/>
+          <w:color w:val="0070C0"/>
+          <w:sz w:val="20"/>
+          <w:szCs w:val="20"/>
+          <w:bdr w:val="none" w:sz="0" w:space="0" w:color="auto" w:frame="1"/>
+          <w:lang w:eastAsia="es-VE"/>
+        </w:rPr>
+        <w:t xml:space="preserve"> of </w:t>
+      </w:r>
+      <w:proofErr w:type="spellStart"/>
+      <w:r>
+        <w:rPr>
+          <w:rFonts w:ascii="Lucida Console" w:eastAsia="Times New Roman" w:hAnsi="Lucida Console" w:cs="Courier New"/>
+          <w:color w:val="0070C0"/>
+          <w:sz w:val="20"/>
+          <w:szCs w:val="20"/>
+          <w:bdr w:val="none" w:sz="0" w:space="0" w:color="auto" w:frame="1"/>
+          <w:lang w:eastAsia="es-VE"/>
+        </w:rPr>
+        <w:t>trees</w:t>
+      </w:r>
+      <w:proofErr w:type="spellEnd"/>
+      <w:r>
+        <w:rPr>
+          <w:rFonts w:ascii="Lucida Console" w:eastAsia="Times New Roman" w:hAnsi="Lucida Console" w:cs="Courier New"/>
+          <w:color w:val="0070C0"/>
+          <w:sz w:val="20"/>
+          <w:szCs w:val="20"/>
+          <w:bdr w:val="none" w:sz="0" w:space="0" w:color="auto" w:frame="1"/>
+          <w:lang w:eastAsia="es-VE"/>
+        </w:rPr>
+        <w:t>: 500</w:t>
+      </w:r>
+    </w:p>
+    <w:p>
+      <w:pPr>
+        <w:shd w:val="clear" w:color="auto" w:fill="FFFFFF"/>
+        <w:tabs>
+          <w:tab w:val="left" w:pos="916"/>
+          <w:tab w:val="left" w:pos="1832"/>
+          <w:tab w:val="left" w:pos="2748"/>
+          <w:tab w:val="left" w:pos="3664"/>
+          <w:tab w:val="left" w:pos="4580"/>
+          <w:tab w:val="left" w:pos="5496"/>
+          <w:tab w:val="left" w:pos="6412"/>
+          <w:tab w:val="left" w:pos="7328"/>
+          <w:tab w:val="left" w:pos="8244"/>
+          <w:tab w:val="left" w:pos="9160"/>
+          <w:tab w:val="left" w:pos="10076"/>
+          <w:tab w:val="left" w:pos="10992"/>
+          <w:tab w:val="left" w:pos="11908"/>
+          <w:tab w:val="left" w:pos="12824"/>
+          <w:tab w:val="left" w:pos="13740"/>
+          <w:tab w:val="left" w:pos="14656"/>
+        </w:tabs>
+        <w:wordWrap w:val="0"/>
+        <w:spacing w:after="0" w:line="200" w:lineRule="atLeast"/>
+        <w:jc w:val="left"/>
+        <w:rPr>
+          <w:rFonts w:ascii="Lucida Console" w:eastAsia="Times New Roman" w:hAnsi="Lucida Console" w:cs="Courier New"/>
+          <w:color w:val="0070C0"/>
+          <w:sz w:val="20"/>
+          <w:szCs w:val="20"/>
+          <w:bdr w:val="none" w:sz="0" w:space="0" w:color="auto" w:frame="1"/>
+          <w:lang w:eastAsia="es-VE"/>
+        </w:rPr>
+      </w:pPr>
+      <w:r>
+        <w:rPr>
+          <w:rFonts w:ascii="Lucida Console" w:eastAsia="Times New Roman" w:hAnsi="Lucida Console" w:cs="Courier New"/>
+          <w:color w:val="0070C0"/>
+          <w:sz w:val="20"/>
+          <w:szCs w:val="20"/>
+          <w:bdr w:val="none" w:sz="0" w:space="0" w:color="auto" w:frame="1"/>
+          <w:lang w:eastAsia="es-VE"/>
+        </w:rPr>
+        <w:t xml:space="preserve">No. of variables </w:t>
+      </w:r>
+      <w:proofErr w:type="spellStart"/>
+      <w:r>
+        <w:rPr>
+          <w:rFonts w:ascii="Lucida Console" w:eastAsia="Times New Roman" w:hAnsi="Lucida Console" w:cs="Courier New"/>
+          <w:color w:val="0070C0"/>
+          <w:sz w:val="20"/>
+          <w:szCs w:val="20"/>
+          <w:bdr w:val="none" w:sz="0" w:space="0" w:color="auto" w:frame="1"/>
+          <w:lang w:eastAsia="es-VE"/>
+        </w:rPr>
+        <w:t>tried</w:t>
+      </w:r>
+      <w:proofErr w:type="spellEnd"/>
+      <w:r>
+        <w:rPr>
+          <w:rFonts w:ascii="Lucida Console" w:eastAsia="Times New Roman" w:hAnsi="Lucida Console" w:cs="Courier New"/>
+          <w:color w:val="0070C0"/>
+          <w:sz w:val="20"/>
+          <w:szCs w:val="20"/>
+          <w:bdr w:val="none" w:sz="0" w:space="0" w:color="auto" w:frame="1"/>
+          <w:lang w:eastAsia="es-VE"/>
+        </w:rPr>
+        <w:t xml:space="preserve"> at </w:t>
+      </w:r>
+      <w:proofErr w:type="spellStart"/>
+      <w:r>
+        <w:rPr>
+          <w:rFonts w:ascii="Lucida Console" w:eastAsia="Times New Roman" w:hAnsi="Lucida Console" w:cs="Courier New"/>
+          <w:color w:val="0070C0"/>
+          <w:sz w:val="20"/>
+          <w:szCs w:val="20"/>
+          <w:bdr w:val="none" w:sz="0" w:space="0" w:color="auto" w:frame="1"/>
+          <w:lang w:eastAsia="es-VE"/>
+        </w:rPr>
+        <w:t>each</w:t>
+      </w:r>
+      <w:proofErr w:type="spellEnd"/>
+      <w:r>
+        <w:rPr>
+          <w:rFonts w:ascii="Lucida Console" w:eastAsia="Times New Roman" w:hAnsi="Lucida Console" w:cs="Courier New"/>
+          <w:color w:val="0070C0"/>
+          <w:sz w:val="20"/>
+          <w:szCs w:val="20"/>
+          <w:bdr w:val="none" w:sz="0" w:space="0" w:color="auto" w:frame="1"/>
+          <w:lang w:eastAsia="es-VE"/>
+        </w:rPr>
+        <w:t xml:space="preserve"> </w:t>
+      </w:r>
+      <w:proofErr w:type="spellStart"/>
+      <w:r>
+        <w:rPr>
+          <w:rFonts w:ascii="Lucida Console" w:eastAsia="Times New Roman" w:hAnsi="Lucida Console" w:cs="Courier New"/>
+          <w:color w:val="0070C0"/>
+          <w:sz w:val="20"/>
+          <w:szCs w:val="20"/>
+          <w:bdr w:val="none" w:sz="0" w:space="0" w:color="auto" w:frame="1"/>
+          <w:lang w:eastAsia="es-VE"/>
+        </w:rPr>
+        <w:t>split</w:t>
+      </w:r>
+      <w:proofErr w:type="spellEnd"/>
+      <w:r>
+        <w:rPr>
+          <w:rFonts w:ascii="Lucida Console" w:eastAsia="Times New Roman" w:hAnsi="Lucida Console" w:cs="Courier New"/>
+          <w:color w:val="0070C0"/>
+          <w:sz w:val="20"/>
+          <w:szCs w:val="20"/>
+          <w:bdr w:val="none" w:sz="0" w:space="0" w:color="auto" w:frame="1"/>
+          <w:lang w:eastAsia="es-VE"/>
+        </w:rPr>
+        <w:t>: 2</w:t>
+      </w:r>
+    </w:p>
+    <w:p>
+      <w:pPr>
+        <w:shd w:val="clear" w:color="auto" w:fill="FFFFFF"/>
+        <w:tabs>
+          <w:tab w:val="left" w:pos="916"/>
+          <w:tab w:val="left" w:pos="1832"/>
+          <w:tab w:val="left" w:pos="2748"/>
+          <w:tab w:val="left" w:pos="3664"/>
+          <w:tab w:val="left" w:pos="4580"/>
+          <w:tab w:val="left" w:pos="5496"/>
+          <w:tab w:val="left" w:pos="6412"/>
+          <w:tab w:val="left" w:pos="7328"/>
+          <w:tab w:val="left" w:pos="8244"/>
+          <w:tab w:val="left" w:pos="9160"/>
+          <w:tab w:val="left" w:pos="10076"/>
+          <w:tab w:val="left" w:pos="10992"/>
+          <w:tab w:val="left" w:pos="11908"/>
+          <w:tab w:val="left" w:pos="12824"/>
+          <w:tab w:val="left" w:pos="13740"/>
+          <w:tab w:val="left" w:pos="14656"/>
+        </w:tabs>
+        <w:wordWrap w:val="0"/>
+        <w:spacing w:after="0" w:line="200" w:lineRule="atLeast"/>
+        <w:jc w:val="left"/>
+        <w:rPr>
+          <w:rFonts w:ascii="Lucida Console" w:eastAsia="Times New Roman" w:hAnsi="Lucida Console" w:cs="Courier New"/>
+          <w:color w:val="0070C0"/>
+          <w:sz w:val="20"/>
+          <w:szCs w:val="20"/>
+          <w:bdr w:val="none" w:sz="0" w:space="0" w:color="auto" w:frame="1"/>
+          <w:lang w:eastAsia="es-VE"/>
+        </w:rPr>
+      </w:pPr>
+    </w:p>
+    <w:p>
+      <w:pPr>
+        <w:shd w:val="clear" w:color="auto" w:fill="FFFFFF"/>
+        <w:tabs>
+          <w:tab w:val="left" w:pos="916"/>
+          <w:tab w:val="left" w:pos="1832"/>
+          <w:tab w:val="left" w:pos="2748"/>
+          <w:tab w:val="left" w:pos="3664"/>
+          <w:tab w:val="left" w:pos="4580"/>
+          <w:tab w:val="left" w:pos="5496"/>
+          <w:tab w:val="left" w:pos="6412"/>
+          <w:tab w:val="left" w:pos="7328"/>
+          <w:tab w:val="left" w:pos="8244"/>
+          <w:tab w:val="left" w:pos="9160"/>
+          <w:tab w:val="left" w:pos="10076"/>
+          <w:tab w:val="left" w:pos="10992"/>
+          <w:tab w:val="left" w:pos="11908"/>
+          <w:tab w:val="left" w:pos="12824"/>
+          <w:tab w:val="left" w:pos="13740"/>
+          <w:tab w:val="left" w:pos="14656"/>
+        </w:tabs>
+        <w:wordWrap w:val="0"/>
+        <w:spacing w:after="0" w:line="200" w:lineRule="atLeast"/>
+        <w:jc w:val="left"/>
+        <w:rPr>
+          <w:rFonts w:ascii="Lucida Console" w:eastAsia="Times New Roman" w:hAnsi="Lucida Console" w:cs="Courier New"/>
+          <w:color w:val="0070C0"/>
+          <w:sz w:val="20"/>
+          <w:szCs w:val="20"/>
+          <w:bdr w:val="none" w:sz="0" w:space="0" w:color="auto" w:frame="1"/>
+          <w:lang w:eastAsia="es-VE"/>
+        </w:rPr>
+      </w:pPr>
+      <w:r>
+        <w:rPr>
+          <w:rFonts w:ascii="Lucida Console" w:eastAsia="Times New Roman" w:hAnsi="Lucida Console" w:cs="Courier New"/>
+          <w:color w:val="0070C0"/>
+          <w:sz w:val="20"/>
+          <w:szCs w:val="20"/>
+          <w:bdr w:val="none" w:sz="0" w:space="0" w:color="auto" w:frame="1"/>
+          <w:lang w:eastAsia="es-VE"/>
+        </w:rPr>
+        <w:t xml:space="preserve">        OOB </w:t>
+      </w:r>
+      <w:proofErr w:type="spellStart"/>
+      <w:r>
+        <w:rPr>
+          <w:rFonts w:ascii="Lucida Console" w:eastAsia="Times New Roman" w:hAnsi="Lucida Console" w:cs="Courier New"/>
+          <w:color w:val="0070C0"/>
+          <w:sz w:val="20"/>
+          <w:szCs w:val="20"/>
+          <w:bdr w:val="none" w:sz="0" w:space="0" w:color="auto" w:frame="1"/>
+          <w:lang w:eastAsia="es-VE"/>
+        </w:rPr>
+        <w:t>estimate</w:t>
+      </w:r>
+      <w:proofErr w:type="spellEnd"/>
+      <w:r>
+        <w:rPr>
+          <w:rFonts w:ascii="Lucida Console" w:eastAsia="Times New Roman" w:hAnsi="Lucida Console" w:cs="Courier New"/>
+          <w:color w:val="0070C0"/>
+          <w:sz w:val="20"/>
+          <w:szCs w:val="20"/>
+          <w:bdr w:val="none" w:sz="0" w:space="0" w:color="auto" w:frame="1"/>
+          <w:lang w:eastAsia="es-VE"/>
+        </w:rPr>
+        <w:t xml:space="preserve"> of  error </w:t>
+      </w:r>
+      <w:proofErr w:type="spellStart"/>
+      <w:r>
+        <w:rPr>
+          <w:rFonts w:ascii="Lucida Console" w:eastAsia="Times New Roman" w:hAnsi="Lucida Console" w:cs="Courier New"/>
+          <w:color w:val="0070C0"/>
+          <w:sz w:val="20"/>
+          <w:szCs w:val="20"/>
+          <w:bdr w:val="none" w:sz="0" w:space="0" w:color="auto" w:frame="1"/>
+          <w:lang w:eastAsia="es-VE"/>
+        </w:rPr>
+        <w:t>rate</w:t>
+      </w:r>
+      <w:proofErr w:type="spellEnd"/>
+      <w:r>
+        <w:rPr>
+          <w:rFonts w:ascii="Lucida Console" w:eastAsia="Times New Roman" w:hAnsi="Lucida Console" w:cs="Courier New"/>
+          <w:color w:val="0070C0"/>
+          <w:sz w:val="20"/>
+          <w:szCs w:val="20"/>
+          <w:bdr w:val="none" w:sz="0" w:space="0" w:color="auto" w:frame="1"/>
+          <w:lang w:eastAsia="es-VE"/>
+        </w:rPr>
+        <w:t>: 4%</w:t>
+      </w:r>
+    </w:p>
+    <w:p>
+      <w:pPr>
+        <w:shd w:val="clear" w:color="auto" w:fill="FFFFFF"/>
+        <w:tabs>
+          <w:tab w:val="left" w:pos="916"/>
+          <w:tab w:val="left" w:pos="1832"/>
+          <w:tab w:val="left" w:pos="2748"/>
+          <w:tab w:val="left" w:pos="3664"/>
+          <w:tab w:val="left" w:pos="4580"/>
+          <w:tab w:val="left" w:pos="5496"/>
+          <w:tab w:val="left" w:pos="6412"/>
+          <w:tab w:val="left" w:pos="7328"/>
+          <w:tab w:val="left" w:pos="8244"/>
+          <w:tab w:val="left" w:pos="9160"/>
+          <w:tab w:val="left" w:pos="10076"/>
+          <w:tab w:val="left" w:pos="10992"/>
+          <w:tab w:val="left" w:pos="11908"/>
+          <w:tab w:val="left" w:pos="12824"/>
+          <w:tab w:val="left" w:pos="13740"/>
+          <w:tab w:val="left" w:pos="14656"/>
+        </w:tabs>
+        <w:wordWrap w:val="0"/>
+        <w:spacing w:after="0" w:line="200" w:lineRule="atLeast"/>
+        <w:jc w:val="left"/>
+        <w:rPr>
+          <w:rFonts w:ascii="Lucida Console" w:eastAsia="Times New Roman" w:hAnsi="Lucida Console" w:cs="Courier New"/>
+          <w:color w:val="0070C0"/>
+          <w:sz w:val="20"/>
+          <w:szCs w:val="20"/>
+          <w:bdr w:val="none" w:sz="0" w:space="0" w:color="auto" w:frame="1"/>
+          <w:lang w:eastAsia="es-VE"/>
+        </w:rPr>
+      </w:pPr>
+      <w:proofErr w:type="spellStart"/>
+      <w:r>
+        <w:rPr>
+          <w:rFonts w:ascii="Lucida Console" w:eastAsia="Times New Roman" w:hAnsi="Lucida Console" w:cs="Courier New"/>
+          <w:color w:val="0070C0"/>
+          <w:sz w:val="20"/>
+          <w:szCs w:val="20"/>
+          <w:bdr w:val="none" w:sz="0" w:space="0" w:color="auto" w:frame="1"/>
+          <w:lang w:eastAsia="es-VE"/>
+        </w:rPr>
+        <w:t>Confusion</w:t>
+      </w:r>
+      <w:proofErr w:type="spellEnd"/>
+      <w:r>
+        <w:rPr>
+          <w:rFonts w:ascii="Lucida Console" w:eastAsia="Times New Roman" w:hAnsi="Lucida Console" w:cs="Courier New"/>
+          <w:color w:val="0070C0"/>
+          <w:sz w:val="20"/>
+          <w:szCs w:val="20"/>
+          <w:bdr w:val="none" w:sz="0" w:space="0" w:color="auto" w:frame="1"/>
+          <w:lang w:eastAsia="es-VE"/>
+        </w:rPr>
+        <w:t xml:space="preserve"> </w:t>
+      </w:r>
+      <w:proofErr w:type="spellStart"/>
+      <w:r>
+        <w:rPr>
+          <w:rFonts w:ascii="Lucida Console" w:eastAsia="Times New Roman" w:hAnsi="Lucida Console" w:cs="Courier New"/>
+          <w:color w:val="0070C0"/>
+          <w:sz w:val="20"/>
+          <w:szCs w:val="20"/>
+          <w:bdr w:val="none" w:sz="0" w:space="0" w:color="auto" w:frame="1"/>
+          <w:lang w:eastAsia="es-VE"/>
+        </w:rPr>
+        <w:t>matrix</w:t>
+      </w:r>
+      <w:proofErr w:type="spellEnd"/>
+      <w:r>
+        <w:rPr>
+          <w:rFonts w:ascii="Lucida Console" w:eastAsia="Times New Roman" w:hAnsi="Lucida Console" w:cs="Courier New"/>
+          <w:color w:val="0070C0"/>
+          <w:sz w:val="20"/>
+          <w:szCs w:val="20"/>
+          <w:bdr w:val="none" w:sz="0" w:space="0" w:color="auto" w:frame="1"/>
+          <w:lang w:eastAsia="es-VE"/>
+        </w:rPr>
+        <w:t>:</w:t>
+      </w:r>
+    </w:p>
+    <w:p>
+      <w:pPr>
+        <w:shd w:val="clear" w:color="auto" w:fill="FFFFFF"/>
+        <w:tabs>
+          <w:tab w:val="left" w:pos="916"/>
+          <w:tab w:val="left" w:pos="1832"/>
+          <w:tab w:val="left" w:pos="2748"/>
+          <w:tab w:val="left" w:pos="3664"/>
+          <w:tab w:val="left" w:pos="4580"/>
+          <w:tab w:val="left" w:pos="5496"/>
+          <w:tab w:val="left" w:pos="6412"/>
+          <w:tab w:val="left" w:pos="7328"/>
+          <w:tab w:val="left" w:pos="8244"/>
+          <w:tab w:val="left" w:pos="9160"/>
+          <w:tab w:val="left" w:pos="10076"/>
+          <w:tab w:val="left" w:pos="10992"/>
+          <w:tab w:val="left" w:pos="11908"/>
+          <w:tab w:val="left" w:pos="12824"/>
+          <w:tab w:val="left" w:pos="13740"/>
+          <w:tab w:val="left" w:pos="14656"/>
+        </w:tabs>
+        <w:wordWrap w:val="0"/>
+        <w:spacing w:after="0" w:line="200" w:lineRule="atLeast"/>
+        <w:jc w:val="left"/>
+        <w:rPr>
+          <w:rFonts w:ascii="Lucida Console" w:eastAsia="Times New Roman" w:hAnsi="Lucida Console" w:cs="Courier New"/>
+          <w:color w:val="0070C0"/>
+          <w:sz w:val="20"/>
+          <w:szCs w:val="20"/>
+          <w:bdr w:val="none" w:sz="0" w:space="0" w:color="auto" w:frame="1"/>
+          <w:lang w:eastAsia="es-VE"/>
+        </w:rPr>
+      </w:pPr>
+      <w:r>
+        <w:rPr>
+          <w:rFonts w:ascii="Lucida Console" w:eastAsia="Times New Roman" w:hAnsi="Lucida Console" w:cs="Courier New"/>
+          <w:color w:val="0070C0"/>
+          <w:sz w:val="20"/>
+          <w:szCs w:val="20"/>
+          <w:bdr w:val="none" w:sz="0" w:space="0" w:color="auto" w:frame="1"/>
+          <w:lang w:eastAsia="es-VE"/>
+        </w:rPr>
+        <w:t xml:space="preserve">           </w:t>
+      </w:r>
+      <w:proofErr w:type="spellStart"/>
+      <w:proofErr w:type="gramStart"/>
+      <w:r>
+        <w:rPr>
+          <w:rFonts w:ascii="Lucida Console" w:eastAsia="Times New Roman" w:hAnsi="Lucida Console" w:cs="Courier New"/>
+          <w:color w:val="0070C0"/>
+          <w:sz w:val="20"/>
+          <w:szCs w:val="20"/>
+          <w:bdr w:val="none" w:sz="0" w:space="0" w:color="auto" w:frame="1"/>
+          <w:lang w:eastAsia="es-VE"/>
+        </w:rPr>
+        <w:t>setosa</w:t>
+      </w:r>
+      <w:proofErr w:type="spellEnd"/>
+      <w:proofErr w:type="gramEnd"/>
+      <w:r>
+        <w:rPr>
+          <w:rFonts w:ascii="Lucida Console" w:eastAsia="Times New Roman" w:hAnsi="Lucida Console" w:cs="Courier New"/>
+          <w:color w:val="0070C0"/>
+          <w:sz w:val="20"/>
+          <w:szCs w:val="20"/>
+          <w:bdr w:val="none" w:sz="0" w:space="0" w:color="auto" w:frame="1"/>
+          <w:lang w:eastAsia="es-VE"/>
+        </w:rPr>
+        <w:t xml:space="preserve"> </w:t>
+      </w:r>
+      <w:proofErr w:type="spellStart"/>
+      <w:r>
+        <w:rPr>
+          <w:rFonts w:ascii="Lucida Console" w:eastAsia="Times New Roman" w:hAnsi="Lucida Console" w:cs="Courier New"/>
+          <w:color w:val="0070C0"/>
+          <w:sz w:val="20"/>
+          <w:szCs w:val="20"/>
+          <w:bdr w:val="none" w:sz="0" w:space="0" w:color="auto" w:frame="1"/>
+          <w:lang w:eastAsia="es-VE"/>
+        </w:rPr>
+        <w:t>versicolor</w:t>
+      </w:r>
+      <w:proofErr w:type="spellEnd"/>
+      <w:r>
+        <w:rPr>
+          <w:rFonts w:ascii="Lucida Console" w:eastAsia="Times New Roman" w:hAnsi="Lucida Console" w:cs="Courier New"/>
+          <w:color w:val="0070C0"/>
+          <w:sz w:val="20"/>
+          <w:szCs w:val="20"/>
+          <w:bdr w:val="none" w:sz="0" w:space="0" w:color="auto" w:frame="1"/>
+          <w:lang w:eastAsia="es-VE"/>
+        </w:rPr>
+        <w:t xml:space="preserve"> </w:t>
+      </w:r>
+      <w:proofErr w:type="spellStart"/>
+      <w:r>
+        <w:rPr>
+          <w:rFonts w:ascii="Lucida Console" w:eastAsia="Times New Roman" w:hAnsi="Lucida Console" w:cs="Courier New"/>
+          <w:color w:val="0070C0"/>
+          <w:sz w:val="20"/>
+          <w:szCs w:val="20"/>
+          <w:bdr w:val="none" w:sz="0" w:space="0" w:color="auto" w:frame="1"/>
+          <w:lang w:eastAsia="es-VE"/>
+        </w:rPr>
+        <w:t>virginica</w:t>
+      </w:r>
+      <w:proofErr w:type="spellEnd"/>
+      <w:r>
+        <w:rPr>
+          <w:rFonts w:ascii="Lucida Console" w:eastAsia="Times New Roman" w:hAnsi="Lucida Console" w:cs="Courier New"/>
+          <w:color w:val="0070C0"/>
+          <w:sz w:val="20"/>
+          <w:szCs w:val="20"/>
+          <w:bdr w:val="none" w:sz="0" w:space="0" w:color="auto" w:frame="1"/>
+          <w:lang w:eastAsia="es-VE"/>
+        </w:rPr>
+        <w:t xml:space="preserve"> </w:t>
+      </w:r>
+      <w:proofErr w:type="spellStart"/>
+      <w:r>
+        <w:rPr>
+          <w:rFonts w:ascii="Lucida Console" w:eastAsia="Times New Roman" w:hAnsi="Lucida Console" w:cs="Courier New"/>
+          <w:color w:val="0070C0"/>
+          <w:sz w:val="20"/>
+          <w:szCs w:val="20"/>
+          <w:bdr w:val="none" w:sz="0" w:space="0" w:color="auto" w:frame="1"/>
+          <w:lang w:eastAsia="es-VE"/>
+        </w:rPr>
+        <w:t>class.error</w:t>
+      </w:r>
+      <w:proofErr w:type="spellEnd"/>
+    </w:p>
+    <w:p>
+      <w:pPr>
+        <w:shd w:val="clear" w:color="auto" w:fill="FFFFFF"/>
+        <w:tabs>
+          <w:tab w:val="left" w:pos="916"/>
+          <w:tab w:val="left" w:pos="1832"/>
+          <w:tab w:val="left" w:pos="2748"/>
+          <w:tab w:val="left" w:pos="3664"/>
+          <w:tab w:val="left" w:pos="4580"/>
+          <w:tab w:val="left" w:pos="5496"/>
+          <w:tab w:val="left" w:pos="6412"/>
+          <w:tab w:val="left" w:pos="7328"/>
+          <w:tab w:val="left" w:pos="8244"/>
+          <w:tab w:val="left" w:pos="9160"/>
+          <w:tab w:val="left" w:pos="10076"/>
+          <w:tab w:val="left" w:pos="10992"/>
+          <w:tab w:val="left" w:pos="11908"/>
+          <w:tab w:val="left" w:pos="12824"/>
+          <w:tab w:val="left" w:pos="13740"/>
+          <w:tab w:val="left" w:pos="14656"/>
+        </w:tabs>
+        <w:wordWrap w:val="0"/>
+        <w:spacing w:after="0" w:line="200" w:lineRule="atLeast"/>
+        <w:jc w:val="left"/>
+        <w:rPr>
+          <w:rFonts w:ascii="Lucida Console" w:eastAsia="Times New Roman" w:hAnsi="Lucida Console" w:cs="Courier New"/>
+          <w:color w:val="0070C0"/>
+          <w:sz w:val="20"/>
+          <w:szCs w:val="20"/>
+          <w:bdr w:val="none" w:sz="0" w:space="0" w:color="auto" w:frame="1"/>
+          <w:lang w:eastAsia="es-VE"/>
+        </w:rPr>
+      </w:pPr>
+      <w:proofErr w:type="spellStart"/>
+      <w:proofErr w:type="gramStart"/>
+      <w:r>
+        <w:rPr>
+          <w:rFonts w:ascii="Lucida Console" w:eastAsia="Times New Roman" w:hAnsi="Lucida Console" w:cs="Courier New"/>
+          <w:color w:val="0070C0"/>
+          <w:sz w:val="20"/>
+          <w:szCs w:val="20"/>
+          <w:bdr w:val="none" w:sz="0" w:space="0" w:color="auto" w:frame="1"/>
+          <w:lang w:eastAsia="es-VE"/>
+        </w:rPr>
+        <w:t>setosa</w:t>
+      </w:r>
+      <w:proofErr w:type="spellEnd"/>
+      <w:proofErr w:type="gramEnd"/>
+      <w:r>
+        <w:rPr>
+          <w:rFonts w:ascii="Lucida Console" w:eastAsia="Times New Roman" w:hAnsi="Lucida Console" w:cs="Courier New"/>
+          <w:color w:val="0070C0"/>
+          <w:sz w:val="20"/>
+          <w:szCs w:val="20"/>
+          <w:bdr w:val="none" w:sz="0" w:space="0" w:color="auto" w:frame="1"/>
+          <w:lang w:eastAsia="es-VE"/>
+        </w:rPr>
+        <w:t xml:space="preserve">         50          0         0        0.00</w:t>
+      </w:r>
+    </w:p>
+    <w:p>
+      <w:pPr>
+        <w:shd w:val="clear" w:color="auto" w:fill="FFFFFF"/>
+        <w:tabs>
+          <w:tab w:val="left" w:pos="916"/>
+          <w:tab w:val="left" w:pos="1832"/>
+          <w:tab w:val="left" w:pos="2748"/>
+          <w:tab w:val="left" w:pos="3664"/>
+          <w:tab w:val="left" w:pos="4580"/>
+          <w:tab w:val="left" w:pos="5496"/>
+          <w:tab w:val="left" w:pos="6412"/>
+          <w:tab w:val="left" w:pos="7328"/>
+          <w:tab w:val="left" w:pos="8244"/>
+          <w:tab w:val="left" w:pos="9160"/>
+          <w:tab w:val="left" w:pos="10076"/>
+          <w:tab w:val="left" w:pos="10992"/>
+          <w:tab w:val="left" w:pos="11908"/>
+          <w:tab w:val="left" w:pos="12824"/>
+          <w:tab w:val="left" w:pos="13740"/>
+          <w:tab w:val="left" w:pos="14656"/>
+        </w:tabs>
+        <w:wordWrap w:val="0"/>
+        <w:spacing w:after="0" w:line="200" w:lineRule="atLeast"/>
+        <w:jc w:val="left"/>
+        <w:rPr>
+          <w:rFonts w:ascii="Lucida Console" w:eastAsia="Times New Roman" w:hAnsi="Lucida Console" w:cs="Courier New"/>
+          <w:color w:val="0070C0"/>
+          <w:sz w:val="20"/>
+          <w:szCs w:val="20"/>
+          <w:bdr w:val="none" w:sz="0" w:space="0" w:color="auto" w:frame="1"/>
+          <w:lang w:eastAsia="es-VE"/>
+        </w:rPr>
+      </w:pPr>
+      <w:proofErr w:type="spellStart"/>
+      <w:proofErr w:type="gramStart"/>
+      <w:r>
+        <w:rPr>
+          <w:rFonts w:ascii="Lucida Console" w:eastAsia="Times New Roman" w:hAnsi="Lucida Console" w:cs="Courier New"/>
+          <w:color w:val="0070C0"/>
+          <w:sz w:val="20"/>
+          <w:szCs w:val="20"/>
+          <w:bdr w:val="none" w:sz="0" w:space="0" w:color="auto" w:frame="1"/>
+          <w:lang w:eastAsia="es-VE"/>
+        </w:rPr>
+        <w:t>versicolor</w:t>
+      </w:r>
+      <w:proofErr w:type="spellEnd"/>
+      <w:proofErr w:type="gramEnd"/>
+      <w:r>
+        <w:rPr>
+          <w:rFonts w:ascii="Lucida Console" w:eastAsia="Times New Roman" w:hAnsi="Lucida Console" w:cs="Courier New"/>
+          <w:color w:val="0070C0"/>
+          <w:sz w:val="20"/>
+          <w:szCs w:val="20"/>
+          <w:bdr w:val="none" w:sz="0" w:space="0" w:color="auto" w:frame="1"/>
+          <w:lang w:eastAsia="es-VE"/>
+        </w:rPr>
+        <w:t xml:space="preserve">      0         47         3        0.06</w:t>
+      </w:r>
+    </w:p>
+    <w:p>
+      <w:pPr>
+        <w:shd w:val="clear" w:color="auto" w:fill="FFFFFF"/>
+        <w:tabs>
+          <w:tab w:val="left" w:pos="916"/>
+          <w:tab w:val="left" w:pos="1832"/>
+          <w:tab w:val="left" w:pos="2748"/>
+          <w:tab w:val="left" w:pos="3664"/>
+          <w:tab w:val="left" w:pos="4580"/>
+          <w:tab w:val="left" w:pos="5496"/>
+          <w:tab w:val="left" w:pos="6412"/>
+          <w:tab w:val="left" w:pos="7328"/>
+          <w:tab w:val="left" w:pos="8244"/>
+          <w:tab w:val="left" w:pos="9160"/>
+          <w:tab w:val="left" w:pos="10076"/>
+          <w:tab w:val="left" w:pos="10992"/>
+          <w:tab w:val="left" w:pos="11908"/>
+          <w:tab w:val="left" w:pos="12824"/>
+          <w:tab w:val="left" w:pos="13740"/>
+          <w:tab w:val="left" w:pos="14656"/>
+        </w:tabs>
+        <w:wordWrap w:val="0"/>
+        <w:spacing w:after="0" w:line="200" w:lineRule="atLeast"/>
+        <w:jc w:val="left"/>
+        <w:rPr>
+          <w:rFonts w:ascii="Lucida Console" w:eastAsia="Times New Roman" w:hAnsi="Lucida Console" w:cs="Courier New"/>
+          <w:color w:val="0070C0"/>
+          <w:sz w:val="20"/>
+          <w:szCs w:val="20"/>
+          <w:lang w:eastAsia="es-VE"/>
+        </w:rPr>
+      </w:pPr>
+      <w:proofErr w:type="spellStart"/>
+      <w:proofErr w:type="gramStart"/>
+      <w:r>
+        <w:rPr>
+          <w:rFonts w:ascii="Lucida Console" w:eastAsia="Times New Roman" w:hAnsi="Lucida Console" w:cs="Courier New"/>
+          <w:color w:val="0070C0"/>
+          <w:sz w:val="20"/>
+          <w:szCs w:val="20"/>
+          <w:bdr w:val="none" w:sz="0" w:space="0" w:color="auto" w:frame="1"/>
+          <w:lang w:eastAsia="es-VE"/>
+        </w:rPr>
+        <w:t>virginica</w:t>
+      </w:r>
+      <w:proofErr w:type="spellEnd"/>
+      <w:proofErr w:type="gramEnd"/>
+      <w:r>
+        <w:rPr>
+          <w:rFonts w:ascii="Lucida Console" w:eastAsia="Times New Roman" w:hAnsi="Lucida Console" w:cs="Courier New"/>
+          <w:color w:val="0070C0"/>
+          <w:sz w:val="20"/>
+          <w:szCs w:val="20"/>
+          <w:bdr w:val="none" w:sz="0" w:space="0" w:color="auto" w:frame="1"/>
+          <w:lang w:eastAsia="es-VE"/>
+        </w:rPr>
+        <w:t xml:space="preserve">       0          3        47        0.06</w:t>
+      </w:r>
+    </w:p>
+    <w:p>
+      <w:pPr>
+        <w:shd w:val="clear" w:color="auto" w:fill="FFFFFF"/>
+        <w:tabs>
+          <w:tab w:val="left" w:pos="916"/>
+          <w:tab w:val="left" w:pos="1832"/>
+          <w:tab w:val="left" w:pos="2748"/>
+          <w:tab w:val="left" w:pos="3664"/>
+          <w:tab w:val="left" w:pos="4580"/>
+          <w:tab w:val="left" w:pos="5496"/>
+          <w:tab w:val="left" w:pos="6412"/>
+          <w:tab w:val="left" w:pos="7328"/>
+          <w:tab w:val="left" w:pos="8244"/>
+          <w:tab w:val="left" w:pos="9160"/>
+          <w:tab w:val="left" w:pos="10076"/>
+          <w:tab w:val="left" w:pos="10992"/>
+          <w:tab w:val="left" w:pos="11908"/>
+          <w:tab w:val="left" w:pos="12824"/>
+          <w:tab w:val="left" w:pos="13740"/>
+          <w:tab w:val="left" w:pos="14656"/>
+        </w:tabs>
+        <w:wordWrap w:val="0"/>
+        <w:spacing w:after="0" w:line="240" w:lineRule="atLeast"/>
+        <w:jc w:val="left"/>
+      </w:pPr>
+    </w:p>
+    <w:p>
+      <w:pPr>
+        <w:rPr>
+          <w:shd w:val="clear" w:color="auto" w:fill="FFFFFF"/>
+        </w:rPr>
+      </w:pPr>
+      <w:r>
+        <w:rPr>
+          <w:highlight w:val="yellow"/>
+          <w:shd w:val="clear" w:color="auto" w:fill="FFFFFF"/>
+        </w:rPr>
+        <w:t>Aquí</w:t>
+      </w:r>
+      <w:r>
+        <w:rPr>
+          <w:shd w:val="clear" w:color="auto" w:fill="FFFFFF"/>
+        </w:rPr>
+        <w:t xml:space="preserve"> obtenemos la información sobre </w:t>
+      </w:r>
+      <w:r>
+        <w:rPr>
+          <w:highlight w:val="yellow"/>
+          <w:shd w:val="clear" w:color="auto" w:fill="FFFFFF"/>
+        </w:rPr>
+        <w:t>cómo</w:t>
+      </w:r>
+      <w:r>
+        <w:rPr>
+          <w:shd w:val="clear" w:color="auto" w:fill="FFFFFF"/>
+        </w:rPr>
+        <w:t xml:space="preserve"> se </w:t>
+      </w:r>
+      <w:r>
+        <w:rPr>
+          <w:highlight w:val="yellow"/>
+          <w:shd w:val="clear" w:color="auto" w:fill="FFFFFF"/>
+        </w:rPr>
+        <w:t>construyó</w:t>
+      </w:r>
+      <w:r>
+        <w:rPr>
+          <w:shd w:val="clear" w:color="auto" w:fill="FFFFFF"/>
+        </w:rPr>
+        <w:t xml:space="preserve"> el modelo y </w:t>
+      </w:r>
+      <w:r>
+        <w:rPr>
+          <w:highlight w:val="yellow"/>
+          <w:shd w:val="clear" w:color="auto" w:fill="FFFFFF"/>
+        </w:rPr>
+        <w:t>la</w:t>
+      </w:r>
+      <w:r>
+        <w:rPr>
+          <w:shd w:val="clear" w:color="auto" w:fill="FFFFFF"/>
+        </w:rPr>
+        <w:t xml:space="preserve"> clasificación de los datos. </w:t>
+      </w:r>
+      <w:r>
+        <w:rPr>
+          <w:highlight w:val="yellow"/>
+          <w:shd w:val="clear" w:color="auto" w:fill="FFFFFF"/>
+        </w:rPr>
+        <w:t>En el</w:t>
+      </w:r>
+      <w:r>
+        <w:rPr>
+          <w:shd w:val="clear" w:color="auto" w:fill="FFFFFF"/>
+        </w:rPr>
+        <w:t xml:space="preserve"> </w:t>
+      </w:r>
+      <w:r>
+        <w:rPr>
+          <w:shd w:val="clear" w:color="auto" w:fill="FFFFFF"/>
+        </w:rPr>
+        <w:t xml:space="preserve">ejemplo </w:t>
+      </w:r>
+      <w:r>
+        <w:rPr>
+          <w:highlight w:val="yellow"/>
+          <w:shd w:val="clear" w:color="auto" w:fill="FFFFFF"/>
+        </w:rPr>
+        <w:t>notamos</w:t>
+      </w:r>
+      <w:r>
+        <w:rPr>
+          <w:shd w:val="clear" w:color="auto" w:fill="FFFFFF"/>
+        </w:rPr>
+        <w:t xml:space="preserve"> que el modelo es muy preciso. </w:t>
+      </w:r>
+      <w:r>
+        <w:rPr>
+          <w:highlight w:val="yellow"/>
+          <w:shd w:val="clear" w:color="auto" w:fill="FFFFFF"/>
+        </w:rPr>
+        <w:t>Las</w:t>
+      </w:r>
+      <w:r>
+        <w:rPr>
+          <w:shd w:val="clear" w:color="auto" w:fill="FFFFFF"/>
+        </w:rPr>
+        <w:t xml:space="preserve"> </w:t>
+      </w:r>
+      <w:r>
+        <w:rPr>
+          <w:highlight w:val="yellow"/>
+          <w:shd w:val="clear" w:color="auto" w:fill="FFFFFF"/>
+        </w:rPr>
+        <w:t>predicciones</w:t>
+      </w:r>
+      <w:r>
+        <w:rPr>
+          <w:highlight w:val="yellow"/>
+          <w:shd w:val="clear" w:color="auto" w:fill="FFFFFF"/>
+        </w:rPr>
+        <w:t xml:space="preserve"> </w:t>
+      </w:r>
+      <w:r>
+        <w:rPr>
+          <w:highlight w:val="yellow"/>
+          <w:shd w:val="clear" w:color="auto" w:fill="FFFFFF"/>
+        </w:rPr>
+        <w:t>la</w:t>
+      </w:r>
+      <w:r>
+        <w:rPr>
+          <w:highlight w:val="yellow"/>
+          <w:shd w:val="clear" w:color="auto" w:fill="FFFFFF"/>
+        </w:rPr>
+        <w:t xml:space="preserve"> hacemos</w:t>
+      </w:r>
+      <w:r>
+        <w:rPr>
+          <w:shd w:val="clear" w:color="auto" w:fill="FFFFFF"/>
+        </w:rPr>
+        <w:t xml:space="preserve"> de la manera habitual, usando la función </w:t>
+      </w:r>
+      <w:proofErr w:type="spellStart"/>
+      <w:proofErr w:type="gramStart"/>
+      <w:r>
+        <w:rPr>
+          <w:rStyle w:val="nfasis"/>
+          <w:rFonts w:ascii="Helvetica Neue" w:hAnsi="Helvetica Neue"/>
+          <w:color w:val="333333"/>
+          <w:spacing w:val="3"/>
+          <w:shd w:val="clear" w:color="auto" w:fill="FFFFFF"/>
+        </w:rPr>
+        <w:t>predict</w:t>
+      </w:r>
+      <w:proofErr w:type="spellEnd"/>
+      <w:r>
+        <w:rPr>
+          <w:rStyle w:val="nfasis"/>
+          <w:rFonts w:ascii="Helvetica Neue" w:hAnsi="Helvetica Neue"/>
+          <w:color w:val="333333"/>
+          <w:spacing w:val="3"/>
+          <w:shd w:val="clear" w:color="auto" w:fill="FFFFFF"/>
+        </w:rPr>
+        <w:t>(</w:t>
+      </w:r>
+      <w:proofErr w:type="gramEnd"/>
+      <w:r>
+        <w:rPr>
+          <w:rStyle w:val="nfasis"/>
+          <w:rFonts w:ascii="Helvetica Neue" w:hAnsi="Helvetica Neue"/>
+          <w:color w:val="333333"/>
+          <w:spacing w:val="3"/>
+          <w:shd w:val="clear" w:color="auto" w:fill="FFFFFF"/>
+        </w:rPr>
+        <w:t>)</w:t>
+      </w:r>
+      <w:r>
+        <w:rPr>
+          <w:rStyle w:val="nfasis"/>
+          <w:rFonts w:ascii="Helvetica Neue" w:hAnsi="Helvetica Neue"/>
+          <w:color w:val="333333"/>
+          <w:spacing w:val="3"/>
+          <w:shd w:val="clear" w:color="auto" w:fill="FFFFFF"/>
+        </w:rPr>
+        <w:t xml:space="preserve"> </w:t>
+      </w:r>
+      <w:r>
+        <w:rPr>
+          <w:highlight w:val="yellow"/>
+          <w:shd w:val="clear" w:color="auto" w:fill="FFFFFF"/>
+        </w:rPr>
+        <w:t>incorporando</w:t>
+      </w:r>
+      <w:r>
+        <w:rPr>
+          <w:shd w:val="clear" w:color="auto" w:fill="FFFFFF"/>
+        </w:rPr>
+        <w:t xml:space="preserve"> los </w:t>
+      </w:r>
+      <w:r>
+        <w:rPr>
+          <w:highlight w:val="yellow"/>
+          <w:shd w:val="clear" w:color="auto" w:fill="FFFFFF"/>
+        </w:rPr>
+        <w:t>parámetro</w:t>
+      </w:r>
+      <w:r>
+        <w:rPr>
+          <w:highlight w:val="yellow"/>
+          <w:shd w:val="clear" w:color="auto" w:fill="FFFFFF"/>
+        </w:rPr>
+        <w:t>s</w:t>
+      </w:r>
+      <w:r>
+        <w:rPr>
+          <w:shd w:val="clear" w:color="auto" w:fill="FFFFFF"/>
+        </w:rPr>
+        <w:t xml:space="preserve"> </w:t>
+      </w:r>
+      <w:r>
+        <w:rPr>
+          <w:highlight w:val="yellow"/>
+          <w:shd w:val="clear" w:color="auto" w:fill="FFFFFF"/>
+        </w:rPr>
+        <w:t>correspondientes</w:t>
+      </w:r>
+      <w:r>
+        <w:rPr>
+          <w:shd w:val="clear" w:color="auto" w:fill="FFFFFF"/>
+        </w:rPr>
+        <w:t xml:space="preserve"> al nombre del modelo y </w:t>
+      </w:r>
+      <w:r>
+        <w:rPr>
+          <w:highlight w:val="yellow"/>
+          <w:shd w:val="clear" w:color="auto" w:fill="FFFFFF"/>
+        </w:rPr>
+        <w:t>a</w:t>
+      </w:r>
+      <w:r>
+        <w:rPr>
+          <w:highlight w:val="yellow"/>
+          <w:shd w:val="clear" w:color="auto" w:fill="FFFFFF"/>
+        </w:rPr>
+        <w:t>l</w:t>
+      </w:r>
+      <w:r>
+        <w:rPr>
+          <w:shd w:val="clear" w:color="auto" w:fill="FFFFFF"/>
+        </w:rPr>
+        <w:t xml:space="preserve"> </w:t>
+      </w:r>
+      <w:r>
+        <w:rPr>
+          <w:highlight w:val="yellow"/>
+          <w:shd w:val="clear" w:color="auto" w:fill="FFFFFF"/>
+        </w:rPr>
+        <w:t xml:space="preserve">conjunto de </w:t>
+      </w:r>
+      <w:r>
+        <w:rPr>
+          <w:highlight w:val="yellow"/>
+          <w:shd w:val="clear" w:color="auto" w:fill="FFFFFF"/>
+        </w:rPr>
+        <w:t xml:space="preserve">nuevos </w:t>
+      </w:r>
+      <w:r>
+        <w:rPr>
+          <w:highlight w:val="yellow"/>
+          <w:shd w:val="clear" w:color="auto" w:fill="FFFFFF"/>
+        </w:rPr>
+        <w:t>datos</w:t>
+      </w:r>
+      <w:r>
+        <w:rPr>
+          <w:shd w:val="clear" w:color="auto" w:fill="FFFFFF"/>
+        </w:rPr>
+        <w:t>:</w:t>
+      </w:r>
+    </w:p>
+    <w:p>
+      <w:pPr>
+        <w:rPr>
+          <w:shd w:val="clear" w:color="auto" w:fill="FFFFFF"/>
+        </w:rPr>
+      </w:pPr>
+    </w:p>
+    <w:p>
+      <w:r>
+        <w:rPr>
+          <w:noProof/>
+          <w:lang w:eastAsia="es-VE"/>
+        </w:rPr>
+        <w:drawing>
+          <wp:inline distT="0" distB="0" distL="0" distR="0" wp14:anchorId="68568A3C" wp14:editId="30FAADAA">
+            <wp:extent cx="5612130" cy="1085593"/>
+            <wp:effectExtent l="0" t="0" r="0" b="635"/>
+            <wp:docPr id="45" name="Imagen 45" descr="C:\Users\Bernardo\Documents\Machine-Learning-Basico\docs\images\arb10.png"/>
+            <wp:cNvGraphicFramePr>
+              <a:graphicFrameLocks xmlns:a="http://schemas.openxmlformats.org/drawingml/2006/main" noChangeAspect="1"/>
+            </wp:cNvGraphicFramePr>
+            <a:graphic xmlns:a="http://schemas.openxmlformats.org/drawingml/2006/main">
+              <a:graphicData uri="http://schemas.openxmlformats.org/drawingml/2006/picture">
+                <pic:pic xmlns:pic="http://schemas.openxmlformats.org/drawingml/2006/picture">
+                  <pic:nvPicPr>
+                    <pic:cNvPr id="0" name="Picture 5" descr="C:\Users\Bernardo\Documents\Machine-Learning-Basico\docs\images\arb10.png"/>
+                    <pic:cNvPicPr>
+                      <a:picLocks noChangeAspect="1" noChangeArrowheads="1"/>
+                    </pic:cNvPicPr>
+                  </pic:nvPicPr>
+                  <pic:blipFill>
+                    <a:blip r:embed="rId51">
+                      <a:extLst>
+                        <a:ext uri="{28A0092B-C50C-407E-A947-70E740481C1C}">
+                          <a14:useLocalDpi xmlns:a14="http://schemas.microsoft.com/office/drawing/2010/main" val="0"/>
+                        </a:ext>
+                      </a:extLst>
+                    </a:blip>
+                    <a:srcRect/>
+                    <a:stretch>
+                      <a:fillRect/>
+                    </a:stretch>
+                  </pic:blipFill>
+                  <pic:spPr bwMode="auto">
+                    <a:xfrm>
+                      <a:off x="0" y="0"/>
+                      <a:ext cx="5612130" cy="1085593"/>
+                    </a:xfrm>
+                    <a:prstGeom prst="rect">
+                      <a:avLst/>
+                    </a:prstGeom>
+                    <a:noFill/>
+                    <a:ln>
+                      <a:noFill/>
+                    </a:ln>
+                  </pic:spPr>
+                </pic:pic>
+              </a:graphicData>
+            </a:graphic>
+          </wp:inline>
+        </w:drawing>
+      </w:r>
+    </w:p>
+    <w:p>
+      <w:pPr>
+        <w:shd w:val="clear" w:color="auto" w:fill="FFFFFF"/>
+        <w:tabs>
+          <w:tab w:val="left" w:pos="916"/>
+          <w:tab w:val="left" w:pos="1832"/>
+          <w:tab w:val="left" w:pos="2748"/>
+          <w:tab w:val="left" w:pos="3664"/>
+          <w:tab w:val="left" w:pos="4580"/>
+          <w:tab w:val="left" w:pos="5496"/>
+          <w:tab w:val="left" w:pos="6412"/>
+          <w:tab w:val="left" w:pos="7328"/>
+          <w:tab w:val="left" w:pos="8244"/>
+          <w:tab w:val="left" w:pos="9160"/>
+          <w:tab w:val="left" w:pos="10076"/>
+          <w:tab w:val="left" w:pos="10992"/>
+          <w:tab w:val="left" w:pos="11908"/>
+          <w:tab w:val="left" w:pos="12824"/>
+          <w:tab w:val="left" w:pos="13740"/>
+          <w:tab w:val="left" w:pos="14656"/>
+        </w:tabs>
+        <w:wordWrap w:val="0"/>
+        <w:spacing w:after="0" w:line="200" w:lineRule="atLeast"/>
+        <w:jc w:val="left"/>
+        <w:rPr>
+          <w:rFonts w:ascii="Lucida Console" w:eastAsia="Times New Roman" w:hAnsi="Lucida Console" w:cs="Courier New"/>
+          <w:color w:val="000000"/>
+          <w:sz w:val="20"/>
+          <w:szCs w:val="20"/>
+          <w:lang w:eastAsia="es-VE"/>
+        </w:rPr>
+      </w:pPr>
+      <w:proofErr w:type="spellStart"/>
+      <w:proofErr w:type="gramStart"/>
+      <w:r>
+        <w:rPr>
+          <w:rFonts w:ascii="Lucida Console" w:eastAsia="Times New Roman" w:hAnsi="Lucida Console" w:cs="Courier New"/>
+          <w:color w:val="0000FF"/>
+          <w:sz w:val="20"/>
+          <w:szCs w:val="20"/>
+          <w:lang w:eastAsia="es-VE"/>
+        </w:rPr>
+        <w:t>predict</w:t>
+      </w:r>
+      <w:proofErr w:type="spellEnd"/>
+      <w:r>
+        <w:rPr>
+          <w:rFonts w:ascii="Lucida Console" w:eastAsia="Times New Roman" w:hAnsi="Lucida Console" w:cs="Courier New"/>
+          <w:color w:val="0000FF"/>
+          <w:sz w:val="20"/>
+          <w:szCs w:val="20"/>
+          <w:lang w:eastAsia="es-VE"/>
+        </w:rPr>
+        <w:t>(</w:t>
+      </w:r>
+      <w:proofErr w:type="spellStart"/>
+      <w:proofErr w:type="gramEnd"/>
+      <w:r>
+        <w:rPr>
+          <w:rFonts w:ascii="Lucida Console" w:eastAsia="Times New Roman" w:hAnsi="Lucida Console" w:cs="Courier New"/>
+          <w:color w:val="0000FF"/>
+          <w:sz w:val="20"/>
+          <w:szCs w:val="20"/>
+          <w:lang w:eastAsia="es-VE"/>
+        </w:rPr>
+        <w:t>rf</w:t>
+      </w:r>
+      <w:proofErr w:type="spellEnd"/>
+      <w:r>
+        <w:rPr>
+          <w:rFonts w:ascii="Lucida Console" w:eastAsia="Times New Roman" w:hAnsi="Lucida Console" w:cs="Courier New"/>
+          <w:color w:val="0000FF"/>
+          <w:sz w:val="20"/>
+          <w:szCs w:val="20"/>
+          <w:lang w:eastAsia="es-VE"/>
+        </w:rPr>
+        <w:t>, iris[, 1:4])</w:t>
+      </w:r>
+    </w:p>
+    <w:p/>
+    <w:p/>
+    <w:p>
+      <w:pPr>
+        <w:shd w:val="clear" w:color="auto" w:fill="FFFFFF"/>
+        <w:spacing w:before="306" w:after="204" w:line="240" w:lineRule="auto"/>
+        <w:jc w:val="left"/>
+        <w:outlineLvl w:val="1"/>
+        <w:rPr>
+          <w:rFonts w:ascii="Helvetica Neue" w:eastAsia="Times New Roman" w:hAnsi="Helvetica Neue" w:cs="Times New Roman"/>
+          <w:color w:val="333333"/>
+          <w:spacing w:val="3"/>
+          <w:sz w:val="42"/>
+          <w:szCs w:val="42"/>
+          <w:lang w:eastAsia="es-VE"/>
+        </w:rPr>
+      </w:pPr>
+      <w:r>
+        <w:rPr>
+          <w:rFonts w:ascii="Helvetica Neue" w:eastAsia="Times New Roman" w:hAnsi="Helvetica Neue" w:cs="Times New Roman"/>
+          <w:color w:val="333333"/>
+          <w:spacing w:val="3"/>
+          <w:sz w:val="42"/>
+          <w:szCs w:val="42"/>
+          <w:lang w:eastAsia="es-VE"/>
+        </w:rPr>
+        <w:lastRenderedPageBreak/>
+        <w:t>8.4 Bosques aleatorios en </w:t>
+      </w:r>
+      <w:r>
+        <w:rPr>
+          <w:rFonts w:ascii="Helvetica Neue" w:eastAsia="Times New Roman" w:hAnsi="Helvetica Neue" w:cs="Times New Roman"/>
+          <w:i/>
+          <w:iCs/>
+          <w:color w:val="333333"/>
+          <w:spacing w:val="3"/>
+          <w:sz w:val="42"/>
+          <w:szCs w:val="42"/>
+          <w:lang w:eastAsia="es-VE"/>
+        </w:rPr>
+        <w:t>Python</w:t>
+      </w:r>
+    </w:p>
+    <w:p>
+      <w:pPr>
+        <w:rPr>
+          <w:rFonts w:ascii="Helvetica Neue" w:hAnsi="Helvetica Neue"/>
+          <w:color w:val="333333"/>
+          <w:spacing w:val="3"/>
+          <w:shd w:val="clear" w:color="auto" w:fill="FFFFFF"/>
+        </w:rPr>
+      </w:pPr>
+    </w:p>
+    <w:p>
+      <w:pPr>
+        <w:rPr>
+          <w:rFonts w:ascii="Helvetica Neue" w:hAnsi="Helvetica Neue"/>
+          <w:color w:val="333333"/>
+          <w:spacing w:val="3"/>
+          <w:shd w:val="clear" w:color="auto" w:fill="FFFFFF"/>
+        </w:rPr>
+      </w:pPr>
+      <w:r>
+        <w:rPr>
+          <w:rFonts w:ascii="Helvetica Neue" w:hAnsi="Helvetica Neue"/>
+          <w:color w:val="333333"/>
+          <w:spacing w:val="3"/>
+          <w:shd w:val="clear" w:color="auto" w:fill="FFFFFF"/>
+        </w:rPr>
+        <w:t>Debemos separar las variables independientes, en otra variable que llamaremos </w:t>
+      </w:r>
+      <w:r>
+        <w:rPr>
+          <w:rStyle w:val="nfasis"/>
+          <w:rFonts w:ascii="Helvetica Neue" w:hAnsi="Helvetica Neue"/>
+          <w:color w:val="333333"/>
+          <w:spacing w:val="3"/>
+          <w:shd w:val="clear" w:color="auto" w:fill="FFFFFF"/>
+        </w:rPr>
+        <w:t>predictores</w:t>
+      </w:r>
+      <w:r>
+        <w:rPr>
+          <w:rFonts w:ascii="Helvetica Neue" w:hAnsi="Helvetica Neue"/>
+          <w:color w:val="333333"/>
+          <w:spacing w:val="3"/>
+          <w:shd w:val="clear" w:color="auto" w:fill="FFFFFF"/>
+        </w:rPr>
+        <w:t xml:space="preserve">. </w:t>
+      </w:r>
+      <w:r>
+        <w:rPr>
+          <w:rFonts w:ascii="Helvetica Neue" w:hAnsi="Helvetica Neue"/>
+          <w:color w:val="333333"/>
+          <w:spacing w:val="3"/>
+          <w:highlight w:val="yellow"/>
+          <w:shd w:val="clear" w:color="auto" w:fill="FFFFFF"/>
+        </w:rPr>
+        <w:t xml:space="preserve">Como los </w:t>
+      </w:r>
+      <w:r>
+        <w:rPr>
+          <w:rFonts w:ascii="Helvetica Neue" w:hAnsi="Helvetica Neue"/>
+          <w:color w:val="333333"/>
+          <w:spacing w:val="3"/>
+          <w:highlight w:val="yellow"/>
+          <w:shd w:val="clear" w:color="auto" w:fill="FFFFFF"/>
+        </w:rPr>
+        <w:t xml:space="preserve">datos </w:t>
+      </w:r>
+      <w:r>
+        <w:rPr>
+          <w:rFonts w:ascii="Helvetica Neue" w:hAnsi="Helvetica Neue"/>
+          <w:color w:val="333333"/>
+          <w:spacing w:val="3"/>
+          <w:highlight w:val="yellow"/>
+          <w:shd w:val="clear" w:color="auto" w:fill="FFFFFF"/>
+        </w:rPr>
+        <w:t>carecen de</w:t>
+      </w:r>
+      <w:r>
+        <w:rPr>
+          <w:rFonts w:ascii="Helvetica Neue" w:hAnsi="Helvetica Neue"/>
+          <w:color w:val="333333"/>
+          <w:spacing w:val="3"/>
+          <w:highlight w:val="yellow"/>
+          <w:shd w:val="clear" w:color="auto" w:fill="FFFFFF"/>
+        </w:rPr>
+        <w:t xml:space="preserve"> la variable </w:t>
+      </w:r>
+      <w:proofErr w:type="spellStart"/>
+      <w:r>
+        <w:rPr>
+          <w:rStyle w:val="nfasis"/>
+          <w:rFonts w:ascii="Helvetica Neue" w:hAnsi="Helvetica Neue"/>
+          <w:color w:val="333333"/>
+          <w:spacing w:val="3"/>
+          <w:highlight w:val="yellow"/>
+          <w:shd w:val="clear" w:color="auto" w:fill="FFFFFF"/>
+        </w:rPr>
+        <w:t>species</w:t>
+      </w:r>
+      <w:proofErr w:type="spellEnd"/>
+      <w:r>
+        <w:rPr>
+          <w:rFonts w:ascii="Helvetica Neue" w:hAnsi="Helvetica Neue"/>
+          <w:color w:val="333333"/>
+          <w:spacing w:val="3"/>
+          <w:highlight w:val="yellow"/>
+          <w:shd w:val="clear" w:color="auto" w:fill="FFFFFF"/>
+        </w:rPr>
+        <w:t> </w:t>
+      </w:r>
+      <w:r>
+        <w:rPr>
+          <w:rFonts w:ascii="Helvetica Neue" w:hAnsi="Helvetica Neue"/>
+          <w:color w:val="333333"/>
+          <w:spacing w:val="3"/>
+          <w:highlight w:val="yellow"/>
+          <w:shd w:val="clear" w:color="auto" w:fill="FFFFFF"/>
+        </w:rPr>
+        <w:t xml:space="preserve">la </w:t>
+      </w:r>
+      <w:r>
+        <w:rPr>
+          <w:rFonts w:ascii="Helvetica Neue" w:hAnsi="Helvetica Neue"/>
+          <w:color w:val="333333"/>
+          <w:spacing w:val="3"/>
+          <w:highlight w:val="yellow"/>
+          <w:shd w:val="clear" w:color="auto" w:fill="FFFFFF"/>
+        </w:rPr>
+        <w:t>agregar</w:t>
+      </w:r>
+      <w:r>
+        <w:rPr>
+          <w:rFonts w:ascii="Helvetica Neue" w:hAnsi="Helvetica Neue"/>
+          <w:color w:val="333333"/>
+          <w:spacing w:val="3"/>
+          <w:highlight w:val="yellow"/>
+          <w:shd w:val="clear" w:color="auto" w:fill="FFFFFF"/>
+        </w:rPr>
+        <w:t>emos</w:t>
+      </w:r>
+      <w:r>
+        <w:rPr>
+          <w:rFonts w:ascii="Helvetica Neue" w:hAnsi="Helvetica Neue"/>
+          <w:color w:val="333333"/>
+          <w:spacing w:val="3"/>
+          <w:highlight w:val="yellow"/>
+          <w:shd w:val="clear" w:color="auto" w:fill="FFFFFF"/>
+        </w:rPr>
+        <w:t xml:space="preserve"> de la siguiente forma:</w:t>
+      </w:r>
+    </w:p>
+    <w:p>
+      <w:pPr>
+        <w:rPr>
+          <w:rFonts w:ascii="Helvetica Neue" w:hAnsi="Helvetica Neue"/>
+          <w:color w:val="333333"/>
+          <w:spacing w:val="3"/>
+          <w:shd w:val="clear" w:color="auto" w:fill="FFFFFF"/>
+        </w:rPr>
+      </w:pPr>
+    </w:p>
+    <w:p>
+      <w:r>
+        <w:rPr>
+          <w:rFonts w:ascii="Helvetica Neue" w:hAnsi="Helvetica Neue"/>
+          <w:color w:val="333333"/>
+          <w:spacing w:val="3"/>
+          <w:highlight w:val="yellow"/>
+          <w:shd w:val="clear" w:color="auto" w:fill="FFFFFF"/>
+        </w:rPr>
+        <w:t xml:space="preserve">Antes de construir el modelo, </w:t>
+      </w:r>
+      <w:r>
+        <w:rPr>
+          <w:rFonts w:ascii="Helvetica Neue" w:hAnsi="Helvetica Neue"/>
+          <w:color w:val="333333"/>
+          <w:spacing w:val="3"/>
+          <w:highlight w:val="yellow"/>
+          <w:shd w:val="clear" w:color="auto" w:fill="FFFFFF"/>
+        </w:rPr>
+        <w:t>asegura</w:t>
+      </w:r>
+      <w:r>
+        <w:rPr>
+          <w:rFonts w:ascii="Helvetica Neue" w:hAnsi="Helvetica Neue"/>
+          <w:color w:val="333333"/>
+          <w:spacing w:val="3"/>
+          <w:highlight w:val="yellow"/>
+          <w:shd w:val="clear" w:color="auto" w:fill="FFFFFF"/>
+        </w:rPr>
+        <w:t>m</w:t>
+      </w:r>
+      <w:r>
+        <w:rPr>
+          <w:rFonts w:ascii="Helvetica Neue" w:hAnsi="Helvetica Neue"/>
+          <w:color w:val="333333"/>
+          <w:spacing w:val="3"/>
+          <w:highlight w:val="yellow"/>
+          <w:shd w:val="clear" w:color="auto" w:fill="FFFFFF"/>
+        </w:rPr>
+        <w:t>os que la</w:t>
+      </w:r>
+      <w:r>
+        <w:rPr>
+          <w:rFonts w:ascii="Helvetica Neue" w:hAnsi="Helvetica Neue"/>
+          <w:color w:val="333333"/>
+          <w:spacing w:val="3"/>
+          <w:highlight w:val="yellow"/>
+          <w:shd w:val="clear" w:color="auto" w:fill="FFFFFF"/>
+        </w:rPr>
+        <w:t xml:space="preserve"> variable sea del tipo numérico c</w:t>
+      </w:r>
+      <w:r>
+        <w:rPr>
+          <w:rFonts w:ascii="Helvetica Neue" w:hAnsi="Helvetica Neue"/>
+          <w:color w:val="333333"/>
+          <w:spacing w:val="3"/>
+          <w:highlight w:val="yellow"/>
+          <w:shd w:val="clear" w:color="auto" w:fill="FFFFFF"/>
+        </w:rPr>
+        <w:t>on la función </w:t>
+      </w:r>
+      <w:proofErr w:type="spellStart"/>
+      <w:proofErr w:type="gramStart"/>
+      <w:r>
+        <w:rPr>
+          <w:rStyle w:val="nfasis"/>
+          <w:rFonts w:ascii="Helvetica Neue" w:hAnsi="Helvetica Neue"/>
+          <w:color w:val="333333"/>
+          <w:spacing w:val="3"/>
+          <w:highlight w:val="yellow"/>
+          <w:shd w:val="clear" w:color="auto" w:fill="FFFFFF"/>
+        </w:rPr>
+        <w:t>factorize</w:t>
+      </w:r>
+      <w:proofErr w:type="spellEnd"/>
+      <w:r>
+        <w:rPr>
+          <w:rFonts w:ascii="Helvetica Neue" w:hAnsi="Helvetica Neue"/>
+          <w:color w:val="333333"/>
+          <w:spacing w:val="3"/>
+          <w:highlight w:val="yellow"/>
+          <w:shd w:val="clear" w:color="auto" w:fill="FFFFFF"/>
+        </w:rPr>
+        <w:t> </w:t>
+      </w:r>
+      <w:r>
+        <w:rPr>
+          <w:rFonts w:ascii="Helvetica Neue" w:hAnsi="Helvetica Neue"/>
+          <w:color w:val="333333"/>
+          <w:spacing w:val="3"/>
+          <w:highlight w:val="yellow"/>
+          <w:shd w:val="clear" w:color="auto" w:fill="FFFFFF"/>
+        </w:rPr>
+        <w:t>:</w:t>
+      </w:r>
+      <w:bookmarkStart w:id="0" w:name="_GoBack"/>
+      <w:bookmarkEnd w:id="0"/>
+      <w:proofErr w:type="gramEnd"/>
+      <w:r>
+        <w:t xml:space="preserve"> </w:t>
+      </w:r>
       <w:r>
         <w:br w:type="page"/>
       </w:r>
@@ -32081,6 +34986,22 @@
     <w:basedOn w:val="Fuentedeprrafopredeter"/>
     <w:rsid w:val="008825D9"/>
   </w:style>
+  <w:style w:type="paragraph" w:customStyle="1" w:styleId="Default">
+    <w:name w:val="Default"/>
+    <w:rsid w:val="00D15761"/>
+    <w:pPr>
+      <w:autoSpaceDE w:val="0"/>
+      <w:autoSpaceDN w:val="0"/>
+      <w:adjustRightInd w:val="0"/>
+      <w:spacing w:after="0" w:line="240" w:lineRule="auto"/>
+    </w:pPr>
+    <w:rPr>
+      <w:rFonts w:ascii="Myriad Pro" w:hAnsi="Myriad Pro" w:cs="Myriad Pro"/>
+      <w:color w:val="000000"/>
+      <w:sz w:val="24"/>
+      <w:szCs w:val="24"/>
+    </w:rPr>
+  </w:style>
 </w:styles>
 </file>
 
@@ -32350,7 +35271,7 @@
 </file>
 
 <file path=customXml/itemProps1.xml><?xml version="1.0" encoding="utf-8"?>
-<ds:datastoreItem xmlns:ds="http://schemas.openxmlformats.org/officeDocument/2006/customXml" ds:itemID="{165E01BB-D179-4948-93B5-4324B730D93B}">
+<ds:datastoreItem xmlns:ds="http://schemas.openxmlformats.org/officeDocument/2006/customXml" ds:itemID="{EAC4FF8F-7DF0-404F-A610-99FD44CC10E1}">
   <ds:schemaRefs>
     <ds:schemaRef ds:uri="http://schemas.openxmlformats.org/officeDocument/2006/bibliography"/>
   </ds:schemaRefs>
